--- a/doc/概要设计文档.docx
+++ b/doc/概要设计文档.docx
@@ -13,8 +13,8 @@
           <w:szCs w:val="52"/>
         </w:rPr>
       </w:pPr>
-      <w:bookmarkStart w:id="0" w:name="_Toc246399168"/>
-      <w:bookmarkStart w:id="1" w:name="_Toc246399499"/>
+      <w:bookmarkStart w:id="0" w:name="_Toc246399499"/>
+      <w:bookmarkStart w:id="1" w:name="_Toc246399168"/>
       <w:bookmarkStart w:id="2" w:name="_Toc24950"/>
       <w:r>
         <w:rPr>
@@ -77,8 +77,8 @@
       <w:bookmarkEnd w:id="4"/>
       <w:bookmarkEnd w:id="5"/>
       <w:bookmarkStart w:id="6" w:name="_Toc246399170"/>
-      <w:bookmarkStart w:id="7" w:name="_Toc246399501"/>
-      <w:bookmarkStart w:id="8" w:name="_Toc19531"/>
+      <w:bookmarkStart w:id="7" w:name="_Toc19531"/>
+      <w:bookmarkStart w:id="8" w:name="_Toc246399501"/>
     </w:p>
     <w:p>
       <w:pPr>
@@ -1295,8 +1295,6 @@
       <w:r>
         <w:fldChar w:fldCharType="end"/>
       </w:r>
-      <w:bookmarkStart w:id="72" w:name="_GoBack"/>
-      <w:bookmarkEnd w:id="72"/>
     </w:p>
     <w:p>
       <w:pPr>
@@ -2476,8 +2474,8 @@
           <w:lang w:val="en-US" w:eastAsia="zh-CN" w:bidi="ar-SA"/>
         </w:rPr>
       </w:pPr>
-      <w:bookmarkStart w:id="17" w:name="_Toc23945"/>
-      <w:bookmarkStart w:id="18" w:name="_Toc116049861"/>
+      <w:bookmarkStart w:id="17" w:name="_Toc116049861"/>
+      <w:bookmarkStart w:id="18" w:name="_Toc23945"/>
       <w:r>
         <w:rPr>
           <w:rFonts w:hint="eastAsia" w:cs="Times New Roman" w:asciiTheme="minorEastAsia" w:hAnsiTheme="minorEastAsia" w:eastAsiaTheme="minorEastAsia"/>
@@ -2589,6 +2587,7 @@
     </w:p>
     <w:tbl>
       <w:tblPr>
+        <w:tblStyle w:val="10"/>
         <w:tblW w:w="9589" w:type="dxa"/>
         <w:tblInd w:w="0" w:type="dxa"/>
         <w:tblBorders>
@@ -2599,7 +2598,7 @@
           <w:insideH w:val="none" w:color="auto" w:sz="0" w:space="0"/>
           <w:insideV w:val="none" w:color="auto" w:sz="0" w:space="0"/>
         </w:tblBorders>
-        <w:shd w:val="clear"/>
+        <w:shd w:val="clear" w:color="auto" w:fill="auto"/>
         <w:tblLayout w:type="autofit"/>
         <w:tblCellMar>
           <w:top w:w="0" w:type="dxa"/>
@@ -2623,7 +2622,7 @@
             <w:insideH w:val="none" w:color="auto" w:sz="0" w:space="0"/>
             <w:insideV w:val="none" w:color="auto" w:sz="0" w:space="0"/>
           </w:tblBorders>
-          <w:shd w:val="clear"/>
+          <w:shd w:val="clear" w:color="auto" w:fill="auto"/>
           <w:tblCellMar>
             <w:top w:w="0" w:type="dxa"/>
             <w:left w:w="0" w:type="dxa"/>
@@ -2800,7 +2799,6 @@
             <w:insideH w:val="none" w:color="auto" w:sz="0" w:space="0"/>
             <w:insideV w:val="none" w:color="auto" w:sz="0" w:space="0"/>
           </w:tblBorders>
-          <w:shd w:val="clear"/>
           <w:tblCellMar>
             <w:top w:w="0" w:type="dxa"/>
             <w:left w:w="0" w:type="dxa"/>
@@ -2817,7 +2815,7 @@
               <w:bottom w:val="nil"/>
               <w:right w:val="single" w:color="auto" w:sz="2" w:space="0"/>
             </w:tcBorders>
-            <w:shd w:val="clear"/>
+            <w:shd w:val="clear" w:color="auto" w:fill="auto"/>
             <w:tcMar>
               <w:top w:w="120" w:type="dxa"/>
               <w:left w:w="180" w:type="dxa"/>
@@ -2868,7 +2866,7 @@
               <w:bottom w:val="nil"/>
               <w:right w:val="single" w:color="auto" w:sz="2" w:space="0"/>
             </w:tcBorders>
-            <w:shd w:val="clear"/>
+            <w:shd w:val="clear" w:color="auto" w:fill="auto"/>
             <w:tcMar>
               <w:top w:w="120" w:type="dxa"/>
               <w:left w:w="180" w:type="dxa"/>
@@ -2919,7 +2917,7 @@
               <w:bottom w:val="nil"/>
               <w:right w:val="nil"/>
             </w:tcBorders>
-            <w:shd w:val="clear"/>
+            <w:shd w:val="clear" w:color="auto" w:fill="auto"/>
             <w:tcMar>
               <w:top w:w="120" w:type="dxa"/>
               <w:left w:w="180" w:type="dxa"/>
@@ -2972,7 +2970,6 @@
             <w:insideH w:val="none" w:color="auto" w:sz="0" w:space="0"/>
             <w:insideV w:val="none" w:color="auto" w:sz="0" w:space="0"/>
           </w:tblBorders>
-          <w:shd w:val="clear"/>
           <w:tblCellMar>
             <w:top w:w="0" w:type="dxa"/>
             <w:left w:w="0" w:type="dxa"/>
@@ -2989,7 +2986,7 @@
               <w:bottom w:val="nil"/>
               <w:right w:val="single" w:color="auto" w:sz="2" w:space="0"/>
             </w:tcBorders>
-            <w:shd w:val="clear"/>
+            <w:shd w:val="clear" w:color="auto" w:fill="auto"/>
             <w:tcMar>
               <w:top w:w="120" w:type="dxa"/>
               <w:left w:w="180" w:type="dxa"/>
@@ -3040,7 +3037,7 @@
               <w:bottom w:val="nil"/>
               <w:right w:val="single" w:color="auto" w:sz="2" w:space="0"/>
             </w:tcBorders>
-            <w:shd w:val="clear"/>
+            <w:shd w:val="clear" w:color="auto" w:fill="auto"/>
             <w:tcMar>
               <w:top w:w="120" w:type="dxa"/>
               <w:left w:w="180" w:type="dxa"/>
@@ -3091,7 +3088,7 @@
               <w:bottom w:val="nil"/>
               <w:right w:val="nil"/>
             </w:tcBorders>
-            <w:shd w:val="clear"/>
+            <w:shd w:val="clear" w:color="auto" w:fill="auto"/>
             <w:tcMar>
               <w:top w:w="120" w:type="dxa"/>
               <w:left w:w="180" w:type="dxa"/>
@@ -3144,7 +3141,7 @@
             <w:insideH w:val="none" w:color="auto" w:sz="0" w:space="0"/>
             <w:insideV w:val="none" w:color="auto" w:sz="0" w:space="0"/>
           </w:tblBorders>
-          <w:shd w:val="clear"/>
+          <w:shd w:val="clear" w:color="auto" w:fill="auto"/>
           <w:tblCellMar>
             <w:top w:w="0" w:type="dxa"/>
             <w:left w:w="0" w:type="dxa"/>
@@ -3161,7 +3158,7 @@
               <w:bottom w:val="nil"/>
               <w:right w:val="single" w:color="auto" w:sz="2" w:space="0"/>
             </w:tcBorders>
-            <w:shd w:val="clear"/>
+            <w:shd w:val="clear" w:color="auto" w:fill="auto"/>
             <w:tcMar>
               <w:top w:w="120" w:type="dxa"/>
               <w:left w:w="180" w:type="dxa"/>
@@ -3212,7 +3209,7 @@
               <w:bottom w:val="nil"/>
               <w:right w:val="single" w:color="auto" w:sz="2" w:space="0"/>
             </w:tcBorders>
-            <w:shd w:val="clear"/>
+            <w:shd w:val="clear" w:color="auto" w:fill="auto"/>
             <w:tcMar>
               <w:top w:w="120" w:type="dxa"/>
               <w:left w:w="180" w:type="dxa"/>
@@ -3263,7 +3260,7 @@
               <w:bottom w:val="nil"/>
               <w:right w:val="nil"/>
             </w:tcBorders>
-            <w:shd w:val="clear"/>
+            <w:shd w:val="clear" w:color="auto" w:fill="auto"/>
             <w:tcMar>
               <w:top w:w="120" w:type="dxa"/>
               <w:left w:w="180" w:type="dxa"/>
@@ -3316,7 +3313,7 @@
             <w:insideH w:val="none" w:color="auto" w:sz="0" w:space="0"/>
             <w:insideV w:val="none" w:color="auto" w:sz="0" w:space="0"/>
           </w:tblBorders>
-          <w:shd w:val="clear"/>
+          <w:shd w:val="clear" w:color="auto" w:fill="auto"/>
           <w:tblCellMar>
             <w:top w:w="0" w:type="dxa"/>
             <w:left w:w="0" w:type="dxa"/>
@@ -3333,7 +3330,7 @@
               <w:bottom w:val="nil"/>
               <w:right w:val="single" w:color="auto" w:sz="2" w:space="0"/>
             </w:tcBorders>
-            <w:shd w:val="clear"/>
+            <w:shd w:val="clear" w:color="auto" w:fill="auto"/>
             <w:tcMar>
               <w:top w:w="120" w:type="dxa"/>
               <w:left w:w="180" w:type="dxa"/>
@@ -3384,7 +3381,7 @@
               <w:bottom w:val="nil"/>
               <w:right w:val="single" w:color="auto" w:sz="2" w:space="0"/>
             </w:tcBorders>
-            <w:shd w:val="clear"/>
+            <w:shd w:val="clear" w:color="auto" w:fill="auto"/>
             <w:tcMar>
               <w:top w:w="120" w:type="dxa"/>
               <w:left w:w="180" w:type="dxa"/>
@@ -3435,7 +3432,7 @@
               <w:bottom w:val="nil"/>
               <w:right w:val="nil"/>
             </w:tcBorders>
-            <w:shd w:val="clear"/>
+            <w:shd w:val="clear" w:color="auto" w:fill="auto"/>
             <w:tcMar>
               <w:top w:w="120" w:type="dxa"/>
               <w:left w:w="180" w:type="dxa"/>
@@ -3488,7 +3485,7 @@
             <w:insideH w:val="none" w:color="auto" w:sz="0" w:space="0"/>
             <w:insideV w:val="none" w:color="auto" w:sz="0" w:space="0"/>
           </w:tblBorders>
-          <w:shd w:val="clear"/>
+          <w:shd w:val="clear" w:color="auto" w:fill="auto"/>
           <w:tblCellMar>
             <w:top w:w="0" w:type="dxa"/>
             <w:left w:w="0" w:type="dxa"/>
@@ -3505,7 +3502,7 @@
               <w:bottom w:val="nil"/>
               <w:right w:val="single" w:color="auto" w:sz="2" w:space="0"/>
             </w:tcBorders>
-            <w:shd w:val="clear"/>
+            <w:shd w:val="clear" w:color="auto" w:fill="auto"/>
             <w:tcMar>
               <w:top w:w="120" w:type="dxa"/>
               <w:left w:w="180" w:type="dxa"/>
@@ -3556,7 +3553,7 @@
               <w:bottom w:val="nil"/>
               <w:right w:val="single" w:color="auto" w:sz="2" w:space="0"/>
             </w:tcBorders>
-            <w:shd w:val="clear"/>
+            <w:shd w:val="clear" w:color="auto" w:fill="auto"/>
             <w:tcMar>
               <w:top w:w="120" w:type="dxa"/>
               <w:left w:w="180" w:type="dxa"/>
@@ -3607,7 +3604,7 @@
               <w:bottom w:val="nil"/>
               <w:right w:val="nil"/>
             </w:tcBorders>
-            <w:shd w:val="clear"/>
+            <w:shd w:val="clear" w:color="auto" w:fill="auto"/>
             <w:tcMar>
               <w:top w:w="120" w:type="dxa"/>
               <w:left w:w="180" w:type="dxa"/>
@@ -3660,7 +3657,6 @@
             <w:insideH w:val="none" w:color="auto" w:sz="0" w:space="0"/>
             <w:insideV w:val="none" w:color="auto" w:sz="0" w:space="0"/>
           </w:tblBorders>
-          <w:shd w:val="clear"/>
           <w:tblCellMar>
             <w:top w:w="0" w:type="dxa"/>
             <w:left w:w="0" w:type="dxa"/>
@@ -3677,7 +3673,7 @@
               <w:bottom w:val="nil"/>
               <w:right w:val="single" w:color="auto" w:sz="2" w:space="0"/>
             </w:tcBorders>
-            <w:shd w:val="clear"/>
+            <w:shd w:val="clear" w:color="auto" w:fill="auto"/>
             <w:tcMar>
               <w:top w:w="120" w:type="dxa"/>
               <w:left w:w="180" w:type="dxa"/>
@@ -3728,7 +3724,7 @@
               <w:bottom w:val="nil"/>
               <w:right w:val="single" w:color="auto" w:sz="2" w:space="0"/>
             </w:tcBorders>
-            <w:shd w:val="clear"/>
+            <w:shd w:val="clear" w:color="auto" w:fill="auto"/>
             <w:tcMar>
               <w:top w:w="120" w:type="dxa"/>
               <w:left w:w="180" w:type="dxa"/>
@@ -3779,7 +3775,7 @@
               <w:bottom w:val="nil"/>
               <w:right w:val="nil"/>
             </w:tcBorders>
-            <w:shd w:val="clear"/>
+            <w:shd w:val="clear" w:color="auto" w:fill="auto"/>
             <w:tcMar>
               <w:top w:w="120" w:type="dxa"/>
               <w:left w:w="180" w:type="dxa"/>
@@ -3832,7 +3828,7 @@
             <w:insideH w:val="none" w:color="auto" w:sz="0" w:space="0"/>
             <w:insideV w:val="none" w:color="auto" w:sz="0" w:space="0"/>
           </w:tblBorders>
-          <w:shd w:val="clear"/>
+          <w:shd w:val="clear" w:color="auto" w:fill="auto"/>
           <w:tblCellMar>
             <w:top w:w="0" w:type="dxa"/>
             <w:left w:w="0" w:type="dxa"/>
@@ -3849,7 +3845,7 @@
               <w:bottom w:val="nil"/>
               <w:right w:val="single" w:color="auto" w:sz="2" w:space="0"/>
             </w:tcBorders>
-            <w:shd w:val="clear"/>
+            <w:shd w:val="clear" w:color="auto" w:fill="auto"/>
             <w:tcMar>
               <w:top w:w="120" w:type="dxa"/>
               <w:left w:w="180" w:type="dxa"/>
@@ -3900,7 +3896,7 @@
               <w:bottom w:val="nil"/>
               <w:right w:val="single" w:color="auto" w:sz="2" w:space="0"/>
             </w:tcBorders>
-            <w:shd w:val="clear"/>
+            <w:shd w:val="clear" w:color="auto" w:fill="auto"/>
             <w:tcMar>
               <w:top w:w="120" w:type="dxa"/>
               <w:left w:w="180" w:type="dxa"/>
@@ -3951,7 +3947,7 @@
               <w:bottom w:val="nil"/>
               <w:right w:val="nil"/>
             </w:tcBorders>
-            <w:shd w:val="clear"/>
+            <w:shd w:val="clear" w:color="auto" w:fill="auto"/>
             <w:tcMar>
               <w:top w:w="120" w:type="dxa"/>
               <w:left w:w="180" w:type="dxa"/>
@@ -4013,6 +4009,7 @@
     </w:p>
     <w:tbl>
       <w:tblPr>
+        <w:tblStyle w:val="10"/>
         <w:tblW w:w="9611" w:type="dxa"/>
         <w:tblInd w:w="0" w:type="dxa"/>
         <w:tblBorders>
@@ -4023,7 +4020,7 @@
           <w:insideH w:val="none" w:color="auto" w:sz="0" w:space="0"/>
           <w:insideV w:val="none" w:color="auto" w:sz="0" w:space="0"/>
         </w:tblBorders>
-        <w:shd w:val="clear"/>
+        <w:shd w:val="clear" w:color="auto" w:fill="auto"/>
         <w:tblLayout w:type="autofit"/>
         <w:tblCellMar>
           <w:top w:w="0" w:type="dxa"/>
@@ -4050,7 +4047,7 @@
             <w:insideH w:val="none" w:color="auto" w:sz="0" w:space="0"/>
             <w:insideV w:val="none" w:color="auto" w:sz="0" w:space="0"/>
           </w:tblBorders>
-          <w:shd w:val="clear"/>
+          <w:shd w:val="clear" w:color="auto" w:fill="auto"/>
           <w:tblCellMar>
             <w:top w:w="0" w:type="dxa"/>
             <w:left w:w="0" w:type="dxa"/>
@@ -4366,981 +4363,6 @@
                 <w:lang w:val="en-US" w:eastAsia="zh-CN" w:bidi="ar-SA"/>
               </w:rPr>
               <w:t>参考范围</w:t>
-            </w:r>
-          </w:p>
-        </w:tc>
-      </w:tr>
-      <w:tr>
-        <w:tblPrEx>
-          <w:tblBorders>
-            <w:top w:val="single" w:color="auto" w:sz="2" w:space="0"/>
-            <w:left w:val="single" w:color="auto" w:sz="2" w:space="0"/>
-            <w:bottom w:val="single" w:color="auto" w:sz="2" w:space="0"/>
-            <w:right w:val="single" w:color="auto" w:sz="2" w:space="0"/>
-            <w:insideH w:val="none" w:color="auto" w:sz="0" w:space="0"/>
-            <w:insideV w:val="none" w:color="auto" w:sz="0" w:space="0"/>
-          </w:tblBorders>
-          <w:shd w:val="clear"/>
-          <w:tblCellMar>
-            <w:top w:w="0" w:type="dxa"/>
-            <w:left w:w="0" w:type="dxa"/>
-            <w:bottom w:w="0" w:type="dxa"/>
-            <w:right w:w="0" w:type="dxa"/>
-          </w:tblCellMar>
-        </w:tblPrEx>
-        <w:tc>
-          <w:tcPr>
-            <w:tcW w:w="0" w:type="auto"/>
-            <w:tcBorders>
-              <w:top w:val="nil"/>
-              <w:left w:val="nil"/>
-              <w:bottom w:val="nil"/>
-              <w:right w:val="single" w:color="auto" w:sz="2" w:space="0"/>
-            </w:tcBorders>
-            <w:shd w:val="clear"/>
-            <w:tcMar>
-              <w:top w:w="120" w:type="dxa"/>
-              <w:left w:w="180" w:type="dxa"/>
-              <w:bottom w:w="120" w:type="dxa"/>
-              <w:right w:w="180" w:type="dxa"/>
-            </w:tcMar>
-            <w:vAlign w:val="center"/>
-          </w:tcPr>
-          <w:p>
-            <w:pPr>
-              <w:keepNext w:val="0"/>
-              <w:keepLines w:val="0"/>
-              <w:widowControl/>
-              <w:suppressLineNumbers w:val="0"/>
-              <w:spacing w:before="0" w:beforeAutospacing="0" w:after="0" w:afterAutospacing="0" w:line="280" w:lineRule="atLeast"/>
-              <w:ind w:left="0" w:right="0" w:firstLine="0"/>
-              <w:jc w:val="left"/>
-              <w:rPr>
-                <w:rFonts w:hint="default" w:cs="Times New Roman" w:asciiTheme="minorEastAsia" w:hAnsiTheme="minorEastAsia" w:eastAsiaTheme="minorEastAsia"/>
-                <w:b w:val="0"/>
-                <w:bCs w:val="0"/>
-                <w:kern w:val="2"/>
-                <w:sz w:val="24"/>
-                <w:szCs w:val="24"/>
-                <w:lang w:val="en-US" w:eastAsia="zh-CN" w:bidi="ar-SA"/>
-              </w:rPr>
-            </w:pPr>
-            <w:r>
-              <w:rPr>
-                <w:rFonts w:hint="default" w:cs="Times New Roman" w:asciiTheme="minorEastAsia" w:hAnsiTheme="minorEastAsia" w:eastAsiaTheme="minorEastAsia"/>
-                <w:b w:val="0"/>
-                <w:bCs w:val="0"/>
-                <w:kern w:val="2"/>
-                <w:sz w:val="24"/>
-                <w:szCs w:val="24"/>
-                <w:lang w:val="en-US" w:eastAsia="zh-CN" w:bidi="ar-SA"/>
-              </w:rPr>
-              <w:t>1</w:t>
-            </w:r>
-          </w:p>
-        </w:tc>
-        <w:tc>
-          <w:tcPr>
-            <w:tcW w:w="0" w:type="auto"/>
-            <w:tcBorders>
-              <w:top w:val="nil"/>
-              <w:left w:val="nil"/>
-              <w:bottom w:val="nil"/>
-              <w:right w:val="single" w:color="auto" w:sz="2" w:space="0"/>
-            </w:tcBorders>
-            <w:shd w:val="clear"/>
-            <w:tcMar>
-              <w:top w:w="120" w:type="dxa"/>
-              <w:left w:w="180" w:type="dxa"/>
-              <w:bottom w:w="120" w:type="dxa"/>
-              <w:right w:w="180" w:type="dxa"/>
-            </w:tcMar>
-            <w:vAlign w:val="center"/>
-          </w:tcPr>
-          <w:p>
-            <w:pPr>
-              <w:keepNext w:val="0"/>
-              <w:keepLines w:val="0"/>
-              <w:widowControl/>
-              <w:suppressLineNumbers w:val="0"/>
-              <w:spacing w:before="0" w:beforeAutospacing="0" w:after="0" w:afterAutospacing="0" w:line="280" w:lineRule="atLeast"/>
-              <w:ind w:left="0" w:right="0" w:firstLine="0"/>
-              <w:jc w:val="left"/>
-              <w:rPr>
-                <w:rFonts w:hint="default" w:cs="Times New Roman" w:asciiTheme="minorEastAsia" w:hAnsiTheme="minorEastAsia" w:eastAsiaTheme="minorEastAsia"/>
-                <w:b w:val="0"/>
-                <w:bCs w:val="0"/>
-                <w:kern w:val="2"/>
-                <w:sz w:val="24"/>
-                <w:szCs w:val="24"/>
-                <w:lang w:val="en-US" w:eastAsia="zh-CN" w:bidi="ar-SA"/>
-              </w:rPr>
-            </w:pPr>
-            <w:r>
-              <w:rPr>
-                <w:rFonts w:hint="default" w:cs="Times New Roman" w:asciiTheme="minorEastAsia" w:hAnsiTheme="minorEastAsia" w:eastAsiaTheme="minorEastAsia"/>
-                <w:b w:val="0"/>
-                <w:bCs w:val="0"/>
-                <w:kern w:val="2"/>
-                <w:sz w:val="24"/>
-                <w:szCs w:val="24"/>
-                <w:lang w:val="en-US" w:eastAsia="zh-CN" w:bidi="ar-SA"/>
-              </w:rPr>
-              <w:t>企业招聘平台项目开发计划</w:t>
-            </w:r>
-          </w:p>
-        </w:tc>
-        <w:tc>
-          <w:tcPr>
-            <w:tcW w:w="0" w:type="auto"/>
-            <w:tcBorders>
-              <w:top w:val="nil"/>
-              <w:left w:val="nil"/>
-              <w:bottom w:val="nil"/>
-              <w:right w:val="single" w:color="auto" w:sz="2" w:space="0"/>
-            </w:tcBorders>
-            <w:shd w:val="clear"/>
-            <w:tcMar>
-              <w:top w:w="120" w:type="dxa"/>
-              <w:left w:w="180" w:type="dxa"/>
-              <w:bottom w:w="120" w:type="dxa"/>
-              <w:right w:w="180" w:type="dxa"/>
-            </w:tcMar>
-            <w:vAlign w:val="center"/>
-          </w:tcPr>
-          <w:p>
-            <w:pPr>
-              <w:keepNext w:val="0"/>
-              <w:keepLines w:val="0"/>
-              <w:widowControl/>
-              <w:suppressLineNumbers w:val="0"/>
-              <w:spacing w:before="0" w:beforeAutospacing="0" w:after="0" w:afterAutospacing="0" w:line="280" w:lineRule="atLeast"/>
-              <w:ind w:left="0" w:right="0" w:firstLine="0"/>
-              <w:jc w:val="left"/>
-              <w:rPr>
-                <w:rFonts w:hint="default" w:cs="Times New Roman" w:asciiTheme="minorEastAsia" w:hAnsiTheme="minorEastAsia" w:eastAsiaTheme="minorEastAsia"/>
-                <w:b w:val="0"/>
-                <w:bCs w:val="0"/>
-                <w:kern w:val="2"/>
-                <w:sz w:val="24"/>
-                <w:szCs w:val="24"/>
-                <w:lang w:val="en-US" w:eastAsia="zh-CN" w:bidi="ar-SA"/>
-              </w:rPr>
-            </w:pPr>
-            <w:r>
-              <w:rPr>
-                <w:rFonts w:hint="default" w:cs="Times New Roman" w:asciiTheme="minorEastAsia" w:hAnsiTheme="minorEastAsia" w:eastAsiaTheme="minorEastAsia"/>
-                <w:b w:val="0"/>
-                <w:bCs w:val="0"/>
-                <w:kern w:val="2"/>
-                <w:sz w:val="24"/>
-                <w:szCs w:val="24"/>
-                <w:lang w:val="en-US" w:eastAsia="zh-CN" w:bidi="ar-SA"/>
-              </w:rPr>
-              <w:t>项目开发小组</w:t>
-            </w:r>
-          </w:p>
-        </w:tc>
-        <w:tc>
-          <w:tcPr>
-            <w:tcW w:w="0" w:type="auto"/>
-            <w:tcBorders>
-              <w:top w:val="nil"/>
-              <w:left w:val="nil"/>
-              <w:bottom w:val="nil"/>
-              <w:right w:val="single" w:color="auto" w:sz="2" w:space="0"/>
-            </w:tcBorders>
-            <w:shd w:val="clear"/>
-            <w:tcMar>
-              <w:top w:w="120" w:type="dxa"/>
-              <w:left w:w="180" w:type="dxa"/>
-              <w:bottom w:w="120" w:type="dxa"/>
-              <w:right w:w="180" w:type="dxa"/>
-            </w:tcMar>
-            <w:vAlign w:val="center"/>
-          </w:tcPr>
-          <w:p>
-            <w:pPr>
-              <w:keepNext w:val="0"/>
-              <w:keepLines w:val="0"/>
-              <w:widowControl/>
-              <w:suppressLineNumbers w:val="0"/>
-              <w:spacing w:before="0" w:beforeAutospacing="0" w:after="0" w:afterAutospacing="0" w:line="280" w:lineRule="atLeast"/>
-              <w:ind w:left="0" w:right="0" w:firstLine="0"/>
-              <w:jc w:val="left"/>
-              <w:rPr>
-                <w:rFonts w:hint="default" w:cs="Times New Roman" w:asciiTheme="minorEastAsia" w:hAnsiTheme="minorEastAsia" w:eastAsiaTheme="minorEastAsia"/>
-                <w:b w:val="0"/>
-                <w:bCs w:val="0"/>
-                <w:kern w:val="2"/>
-                <w:sz w:val="24"/>
-                <w:szCs w:val="24"/>
-                <w:lang w:val="en-US" w:eastAsia="zh-CN" w:bidi="ar-SA"/>
-              </w:rPr>
-            </w:pPr>
-            <w:r>
-              <w:rPr>
-                <w:rFonts w:hint="default" w:cs="Times New Roman" w:asciiTheme="minorEastAsia" w:hAnsiTheme="minorEastAsia" w:eastAsiaTheme="minorEastAsia"/>
-                <w:b w:val="0"/>
-                <w:bCs w:val="0"/>
-                <w:kern w:val="2"/>
-                <w:sz w:val="24"/>
-                <w:szCs w:val="24"/>
-                <w:lang w:val="en-US" w:eastAsia="zh-CN" w:bidi="ar-SA"/>
-              </w:rPr>
-              <w:t>V1.0</w:t>
-            </w:r>
-          </w:p>
-        </w:tc>
-        <w:tc>
-          <w:tcPr>
-            <w:tcW w:w="0" w:type="auto"/>
-            <w:tcBorders>
-              <w:top w:val="nil"/>
-              <w:left w:val="nil"/>
-              <w:bottom w:val="nil"/>
-              <w:right w:val="single" w:color="auto" w:sz="2" w:space="0"/>
-            </w:tcBorders>
-            <w:shd w:val="clear"/>
-            <w:tcMar>
-              <w:top w:w="120" w:type="dxa"/>
-              <w:left w:w="180" w:type="dxa"/>
-              <w:bottom w:w="120" w:type="dxa"/>
-              <w:right w:w="180" w:type="dxa"/>
-            </w:tcMar>
-            <w:vAlign w:val="center"/>
-          </w:tcPr>
-          <w:p>
-            <w:pPr>
-              <w:keepNext w:val="0"/>
-              <w:keepLines w:val="0"/>
-              <w:widowControl/>
-              <w:suppressLineNumbers w:val="0"/>
-              <w:spacing w:before="0" w:beforeAutospacing="0" w:after="0" w:afterAutospacing="0" w:line="280" w:lineRule="atLeast"/>
-              <w:ind w:left="0" w:right="0" w:firstLine="0"/>
-              <w:jc w:val="left"/>
-              <w:rPr>
-                <w:rFonts w:hint="default" w:cs="Times New Roman" w:asciiTheme="minorEastAsia" w:hAnsiTheme="minorEastAsia" w:eastAsiaTheme="minorEastAsia"/>
-                <w:b w:val="0"/>
-                <w:bCs w:val="0"/>
-                <w:kern w:val="2"/>
-                <w:sz w:val="24"/>
-                <w:szCs w:val="24"/>
-                <w:lang w:val="en-US" w:eastAsia="zh-CN" w:bidi="ar-SA"/>
-              </w:rPr>
-            </w:pPr>
-            <w:r>
-              <w:rPr>
-                <w:rFonts w:hint="default" w:cs="Times New Roman" w:asciiTheme="minorEastAsia" w:hAnsiTheme="minorEastAsia" w:eastAsiaTheme="minorEastAsia"/>
-                <w:b w:val="0"/>
-                <w:bCs w:val="0"/>
-                <w:kern w:val="2"/>
-                <w:sz w:val="24"/>
-                <w:szCs w:val="24"/>
-                <w:lang w:val="en-US" w:eastAsia="zh-CN" w:bidi="ar-SA"/>
-              </w:rPr>
-              <w:t>2025 年 11 月 14 日</w:t>
-            </w:r>
-          </w:p>
-        </w:tc>
-        <w:tc>
-          <w:tcPr>
-            <w:tcW w:w="2531" w:type="dxa"/>
-            <w:tcBorders>
-              <w:top w:val="nil"/>
-              <w:left w:val="nil"/>
-              <w:bottom w:val="nil"/>
-              <w:right w:val="nil"/>
-            </w:tcBorders>
-            <w:shd w:val="clear"/>
-            <w:tcMar>
-              <w:top w:w="120" w:type="dxa"/>
-              <w:left w:w="180" w:type="dxa"/>
-              <w:bottom w:w="120" w:type="dxa"/>
-              <w:right w:w="180" w:type="dxa"/>
-            </w:tcMar>
-            <w:vAlign w:val="center"/>
-          </w:tcPr>
-          <w:p>
-            <w:pPr>
-              <w:keepNext w:val="0"/>
-              <w:keepLines w:val="0"/>
-              <w:widowControl/>
-              <w:suppressLineNumbers w:val="0"/>
-              <w:spacing w:before="0" w:beforeAutospacing="0" w:after="0" w:afterAutospacing="0" w:line="280" w:lineRule="atLeast"/>
-              <w:ind w:left="0" w:right="0" w:firstLine="0"/>
-              <w:jc w:val="left"/>
-              <w:rPr>
-                <w:rFonts w:hint="default" w:cs="Times New Roman" w:asciiTheme="minorEastAsia" w:hAnsiTheme="minorEastAsia" w:eastAsiaTheme="minorEastAsia"/>
-                <w:b w:val="0"/>
-                <w:bCs w:val="0"/>
-                <w:kern w:val="2"/>
-                <w:sz w:val="24"/>
-                <w:szCs w:val="24"/>
-                <w:lang w:val="en-US" w:eastAsia="zh-CN" w:bidi="ar-SA"/>
-              </w:rPr>
-            </w:pPr>
-            <w:r>
-              <w:rPr>
-                <w:rFonts w:hint="default" w:cs="Times New Roman" w:asciiTheme="minorEastAsia" w:hAnsiTheme="minorEastAsia" w:eastAsiaTheme="minorEastAsia"/>
-                <w:b w:val="0"/>
-                <w:bCs w:val="0"/>
-                <w:kern w:val="2"/>
-                <w:sz w:val="24"/>
-                <w:szCs w:val="24"/>
-                <w:lang w:val="en-US" w:eastAsia="zh-CN" w:bidi="ar-SA"/>
-              </w:rPr>
-              <w:t>项目范围、进度、人员分工</w:t>
-            </w:r>
-          </w:p>
-        </w:tc>
-      </w:tr>
-      <w:tr>
-        <w:tblPrEx>
-          <w:tblBorders>
-            <w:top w:val="single" w:color="auto" w:sz="2" w:space="0"/>
-            <w:left w:val="single" w:color="auto" w:sz="2" w:space="0"/>
-            <w:bottom w:val="single" w:color="auto" w:sz="2" w:space="0"/>
-            <w:right w:val="single" w:color="auto" w:sz="2" w:space="0"/>
-            <w:insideH w:val="none" w:color="auto" w:sz="0" w:space="0"/>
-            <w:insideV w:val="none" w:color="auto" w:sz="0" w:space="0"/>
-          </w:tblBorders>
-          <w:shd w:val="clear"/>
-          <w:tblCellMar>
-            <w:top w:w="0" w:type="dxa"/>
-            <w:left w:w="0" w:type="dxa"/>
-            <w:bottom w:w="0" w:type="dxa"/>
-            <w:right w:w="0" w:type="dxa"/>
-          </w:tblCellMar>
-        </w:tblPrEx>
-        <w:tc>
-          <w:tcPr>
-            <w:tcW w:w="0" w:type="auto"/>
-            <w:tcBorders>
-              <w:top w:val="nil"/>
-              <w:left w:val="nil"/>
-              <w:bottom w:val="nil"/>
-              <w:right w:val="single" w:color="auto" w:sz="2" w:space="0"/>
-            </w:tcBorders>
-            <w:shd w:val="clear"/>
-            <w:tcMar>
-              <w:top w:w="120" w:type="dxa"/>
-              <w:left w:w="180" w:type="dxa"/>
-              <w:bottom w:w="120" w:type="dxa"/>
-              <w:right w:w="180" w:type="dxa"/>
-            </w:tcMar>
-            <w:vAlign w:val="center"/>
-          </w:tcPr>
-          <w:p>
-            <w:pPr>
-              <w:keepNext w:val="0"/>
-              <w:keepLines w:val="0"/>
-              <w:widowControl/>
-              <w:suppressLineNumbers w:val="0"/>
-              <w:spacing w:before="0" w:beforeAutospacing="0" w:after="0" w:afterAutospacing="0" w:line="280" w:lineRule="atLeast"/>
-              <w:ind w:left="0" w:right="0" w:firstLine="0"/>
-              <w:jc w:val="left"/>
-              <w:rPr>
-                <w:rFonts w:hint="default" w:cs="Times New Roman" w:asciiTheme="minorEastAsia" w:hAnsiTheme="minorEastAsia" w:eastAsiaTheme="minorEastAsia"/>
-                <w:b w:val="0"/>
-                <w:bCs w:val="0"/>
-                <w:kern w:val="2"/>
-                <w:sz w:val="24"/>
-                <w:szCs w:val="24"/>
-                <w:lang w:val="en-US" w:eastAsia="zh-CN" w:bidi="ar-SA"/>
-              </w:rPr>
-            </w:pPr>
-            <w:r>
-              <w:rPr>
-                <w:rFonts w:hint="default" w:cs="Times New Roman" w:asciiTheme="minorEastAsia" w:hAnsiTheme="minorEastAsia" w:eastAsiaTheme="minorEastAsia"/>
-                <w:b w:val="0"/>
-                <w:bCs w:val="0"/>
-                <w:kern w:val="2"/>
-                <w:sz w:val="24"/>
-                <w:szCs w:val="24"/>
-                <w:lang w:val="en-US" w:eastAsia="zh-CN" w:bidi="ar-SA"/>
-              </w:rPr>
-              <w:t>2</w:t>
-            </w:r>
-          </w:p>
-        </w:tc>
-        <w:tc>
-          <w:tcPr>
-            <w:tcW w:w="0" w:type="auto"/>
-            <w:tcBorders>
-              <w:top w:val="nil"/>
-              <w:left w:val="nil"/>
-              <w:bottom w:val="nil"/>
-              <w:right w:val="single" w:color="auto" w:sz="2" w:space="0"/>
-            </w:tcBorders>
-            <w:shd w:val="clear"/>
-            <w:tcMar>
-              <w:top w:w="120" w:type="dxa"/>
-              <w:left w:w="180" w:type="dxa"/>
-              <w:bottom w:w="120" w:type="dxa"/>
-              <w:right w:w="180" w:type="dxa"/>
-            </w:tcMar>
-            <w:vAlign w:val="center"/>
-          </w:tcPr>
-          <w:p>
-            <w:pPr>
-              <w:keepNext w:val="0"/>
-              <w:keepLines w:val="0"/>
-              <w:widowControl/>
-              <w:suppressLineNumbers w:val="0"/>
-              <w:spacing w:before="0" w:beforeAutospacing="0" w:after="0" w:afterAutospacing="0" w:line="280" w:lineRule="atLeast"/>
-              <w:ind w:left="0" w:right="0" w:firstLine="0"/>
-              <w:jc w:val="left"/>
-              <w:rPr>
-                <w:rFonts w:hint="default" w:cs="Times New Roman" w:asciiTheme="minorEastAsia" w:hAnsiTheme="minorEastAsia" w:eastAsiaTheme="minorEastAsia"/>
-                <w:b w:val="0"/>
-                <w:bCs w:val="0"/>
-                <w:kern w:val="2"/>
-                <w:sz w:val="24"/>
-                <w:szCs w:val="24"/>
-                <w:lang w:val="en-US" w:eastAsia="zh-CN" w:bidi="ar-SA"/>
-              </w:rPr>
-            </w:pPr>
-            <w:r>
-              <w:rPr>
-                <w:rFonts w:hint="default" w:cs="Times New Roman" w:asciiTheme="minorEastAsia" w:hAnsiTheme="minorEastAsia" w:eastAsiaTheme="minorEastAsia"/>
-                <w:b w:val="0"/>
-                <w:bCs w:val="0"/>
-                <w:kern w:val="2"/>
-                <w:sz w:val="24"/>
-                <w:szCs w:val="24"/>
-                <w:lang w:val="en-US" w:eastAsia="zh-CN" w:bidi="ar-SA"/>
-              </w:rPr>
-              <w:t>企业招聘平台需求规格文档</w:t>
-            </w:r>
-          </w:p>
-        </w:tc>
-        <w:tc>
-          <w:tcPr>
-            <w:tcW w:w="0" w:type="auto"/>
-            <w:tcBorders>
-              <w:top w:val="nil"/>
-              <w:left w:val="nil"/>
-              <w:bottom w:val="nil"/>
-              <w:right w:val="single" w:color="auto" w:sz="2" w:space="0"/>
-            </w:tcBorders>
-            <w:shd w:val="clear"/>
-            <w:tcMar>
-              <w:top w:w="120" w:type="dxa"/>
-              <w:left w:w="180" w:type="dxa"/>
-              <w:bottom w:w="120" w:type="dxa"/>
-              <w:right w:w="180" w:type="dxa"/>
-            </w:tcMar>
-            <w:vAlign w:val="center"/>
-          </w:tcPr>
-          <w:p>
-            <w:pPr>
-              <w:keepNext w:val="0"/>
-              <w:keepLines w:val="0"/>
-              <w:widowControl/>
-              <w:suppressLineNumbers w:val="0"/>
-              <w:spacing w:before="0" w:beforeAutospacing="0" w:after="0" w:afterAutospacing="0" w:line="280" w:lineRule="atLeast"/>
-              <w:ind w:left="0" w:right="0" w:firstLine="0"/>
-              <w:jc w:val="left"/>
-              <w:rPr>
-                <w:rFonts w:hint="default" w:cs="Times New Roman" w:asciiTheme="minorEastAsia" w:hAnsiTheme="minorEastAsia" w:eastAsiaTheme="minorEastAsia"/>
-                <w:b w:val="0"/>
-                <w:bCs w:val="0"/>
-                <w:kern w:val="2"/>
-                <w:sz w:val="24"/>
-                <w:szCs w:val="24"/>
-                <w:lang w:val="en-US" w:eastAsia="zh-CN" w:bidi="ar-SA"/>
-              </w:rPr>
-            </w:pPr>
-            <w:r>
-              <w:rPr>
-                <w:rFonts w:hint="default" w:cs="Times New Roman" w:asciiTheme="minorEastAsia" w:hAnsiTheme="minorEastAsia" w:eastAsiaTheme="minorEastAsia"/>
-                <w:b w:val="0"/>
-                <w:bCs w:val="0"/>
-                <w:kern w:val="2"/>
-                <w:sz w:val="24"/>
-                <w:szCs w:val="24"/>
-                <w:lang w:val="en-US" w:eastAsia="zh-CN" w:bidi="ar-SA"/>
-              </w:rPr>
-              <w:t>项目开发小组</w:t>
-            </w:r>
-          </w:p>
-        </w:tc>
-        <w:tc>
-          <w:tcPr>
-            <w:tcW w:w="0" w:type="auto"/>
-            <w:tcBorders>
-              <w:top w:val="nil"/>
-              <w:left w:val="nil"/>
-              <w:bottom w:val="nil"/>
-              <w:right w:val="single" w:color="auto" w:sz="2" w:space="0"/>
-            </w:tcBorders>
-            <w:shd w:val="clear"/>
-            <w:tcMar>
-              <w:top w:w="120" w:type="dxa"/>
-              <w:left w:w="180" w:type="dxa"/>
-              <w:bottom w:w="120" w:type="dxa"/>
-              <w:right w:w="180" w:type="dxa"/>
-            </w:tcMar>
-            <w:vAlign w:val="center"/>
-          </w:tcPr>
-          <w:p>
-            <w:pPr>
-              <w:keepNext w:val="0"/>
-              <w:keepLines w:val="0"/>
-              <w:widowControl/>
-              <w:suppressLineNumbers w:val="0"/>
-              <w:spacing w:before="0" w:beforeAutospacing="0" w:after="0" w:afterAutospacing="0" w:line="280" w:lineRule="atLeast"/>
-              <w:ind w:left="0" w:right="0" w:firstLine="0"/>
-              <w:jc w:val="left"/>
-              <w:rPr>
-                <w:rFonts w:hint="default" w:cs="Times New Roman" w:asciiTheme="minorEastAsia" w:hAnsiTheme="minorEastAsia" w:eastAsiaTheme="minorEastAsia"/>
-                <w:b w:val="0"/>
-                <w:bCs w:val="0"/>
-                <w:kern w:val="2"/>
-                <w:sz w:val="24"/>
-                <w:szCs w:val="24"/>
-                <w:lang w:val="en-US" w:eastAsia="zh-CN" w:bidi="ar-SA"/>
-              </w:rPr>
-            </w:pPr>
-            <w:r>
-              <w:rPr>
-                <w:rFonts w:hint="default" w:cs="Times New Roman" w:asciiTheme="minorEastAsia" w:hAnsiTheme="minorEastAsia" w:eastAsiaTheme="minorEastAsia"/>
-                <w:b w:val="0"/>
-                <w:bCs w:val="0"/>
-                <w:kern w:val="2"/>
-                <w:sz w:val="24"/>
-                <w:szCs w:val="24"/>
-                <w:lang w:val="en-US" w:eastAsia="zh-CN" w:bidi="ar-SA"/>
-              </w:rPr>
-              <w:t>V1.0</w:t>
-            </w:r>
-          </w:p>
-        </w:tc>
-        <w:tc>
-          <w:tcPr>
-            <w:tcW w:w="0" w:type="auto"/>
-            <w:tcBorders>
-              <w:top w:val="nil"/>
-              <w:left w:val="nil"/>
-              <w:bottom w:val="nil"/>
-              <w:right w:val="single" w:color="auto" w:sz="2" w:space="0"/>
-            </w:tcBorders>
-            <w:shd w:val="clear"/>
-            <w:tcMar>
-              <w:top w:w="120" w:type="dxa"/>
-              <w:left w:w="180" w:type="dxa"/>
-              <w:bottom w:w="120" w:type="dxa"/>
-              <w:right w:w="180" w:type="dxa"/>
-            </w:tcMar>
-            <w:vAlign w:val="center"/>
-          </w:tcPr>
-          <w:p>
-            <w:pPr>
-              <w:keepNext w:val="0"/>
-              <w:keepLines w:val="0"/>
-              <w:widowControl/>
-              <w:suppressLineNumbers w:val="0"/>
-              <w:spacing w:before="0" w:beforeAutospacing="0" w:after="0" w:afterAutospacing="0" w:line="280" w:lineRule="atLeast"/>
-              <w:ind w:left="0" w:right="0" w:firstLine="0"/>
-              <w:jc w:val="left"/>
-              <w:rPr>
-                <w:rFonts w:hint="default" w:cs="Times New Roman" w:asciiTheme="minorEastAsia" w:hAnsiTheme="minorEastAsia" w:eastAsiaTheme="minorEastAsia"/>
-                <w:b w:val="0"/>
-                <w:bCs w:val="0"/>
-                <w:kern w:val="2"/>
-                <w:sz w:val="24"/>
-                <w:szCs w:val="24"/>
-                <w:lang w:val="en-US" w:eastAsia="zh-CN" w:bidi="ar-SA"/>
-              </w:rPr>
-            </w:pPr>
-            <w:r>
-              <w:rPr>
-                <w:rFonts w:hint="default" w:cs="Times New Roman" w:asciiTheme="minorEastAsia" w:hAnsiTheme="minorEastAsia" w:eastAsiaTheme="minorEastAsia"/>
-                <w:b w:val="0"/>
-                <w:bCs w:val="0"/>
-                <w:kern w:val="2"/>
-                <w:sz w:val="24"/>
-                <w:szCs w:val="24"/>
-                <w:lang w:val="en-US" w:eastAsia="zh-CN" w:bidi="ar-SA"/>
-              </w:rPr>
-              <w:t>2025 年 11 月 27 日</w:t>
-            </w:r>
-          </w:p>
-        </w:tc>
-        <w:tc>
-          <w:tcPr>
-            <w:tcW w:w="2531" w:type="dxa"/>
-            <w:tcBorders>
-              <w:top w:val="nil"/>
-              <w:left w:val="nil"/>
-              <w:bottom w:val="nil"/>
-              <w:right w:val="nil"/>
-            </w:tcBorders>
-            <w:shd w:val="clear"/>
-            <w:tcMar>
-              <w:top w:w="120" w:type="dxa"/>
-              <w:left w:w="180" w:type="dxa"/>
-              <w:bottom w:w="120" w:type="dxa"/>
-              <w:right w:w="180" w:type="dxa"/>
-            </w:tcMar>
-            <w:vAlign w:val="center"/>
-          </w:tcPr>
-          <w:p>
-            <w:pPr>
-              <w:keepNext w:val="0"/>
-              <w:keepLines w:val="0"/>
-              <w:widowControl/>
-              <w:suppressLineNumbers w:val="0"/>
-              <w:spacing w:before="0" w:beforeAutospacing="0" w:after="0" w:afterAutospacing="0" w:line="280" w:lineRule="atLeast"/>
-              <w:ind w:left="0" w:right="0" w:firstLine="0"/>
-              <w:jc w:val="left"/>
-              <w:rPr>
-                <w:rFonts w:hint="default" w:cs="Times New Roman" w:asciiTheme="minorEastAsia" w:hAnsiTheme="minorEastAsia" w:eastAsiaTheme="minorEastAsia"/>
-                <w:b w:val="0"/>
-                <w:bCs w:val="0"/>
-                <w:kern w:val="2"/>
-                <w:sz w:val="24"/>
-                <w:szCs w:val="24"/>
-                <w:lang w:val="en-US" w:eastAsia="zh-CN" w:bidi="ar-SA"/>
-              </w:rPr>
-            </w:pPr>
-            <w:r>
-              <w:rPr>
-                <w:rFonts w:hint="default" w:cs="Times New Roman" w:asciiTheme="minorEastAsia" w:hAnsiTheme="minorEastAsia" w:eastAsiaTheme="minorEastAsia"/>
-                <w:b w:val="0"/>
-                <w:bCs w:val="0"/>
-                <w:kern w:val="2"/>
-                <w:sz w:val="24"/>
-                <w:szCs w:val="24"/>
-                <w:lang w:val="en-US" w:eastAsia="zh-CN" w:bidi="ar-SA"/>
-              </w:rPr>
-              <w:t>功能需求、性能需求、数据需求</w:t>
-            </w:r>
-          </w:p>
-        </w:tc>
-      </w:tr>
-      <w:tr>
-        <w:tblPrEx>
-          <w:tblBorders>
-            <w:top w:val="single" w:color="auto" w:sz="2" w:space="0"/>
-            <w:left w:val="single" w:color="auto" w:sz="2" w:space="0"/>
-            <w:bottom w:val="single" w:color="auto" w:sz="2" w:space="0"/>
-            <w:right w:val="single" w:color="auto" w:sz="2" w:space="0"/>
-            <w:insideH w:val="none" w:color="auto" w:sz="0" w:space="0"/>
-            <w:insideV w:val="none" w:color="auto" w:sz="0" w:space="0"/>
-          </w:tblBorders>
-          <w:shd w:val="clear"/>
-          <w:tblCellMar>
-            <w:top w:w="0" w:type="dxa"/>
-            <w:left w:w="0" w:type="dxa"/>
-            <w:bottom w:w="0" w:type="dxa"/>
-            <w:right w:w="0" w:type="dxa"/>
-          </w:tblCellMar>
-        </w:tblPrEx>
-        <w:tc>
-          <w:tcPr>
-            <w:tcW w:w="0" w:type="auto"/>
-            <w:tcBorders>
-              <w:top w:val="nil"/>
-              <w:left w:val="nil"/>
-              <w:bottom w:val="nil"/>
-              <w:right w:val="single" w:color="auto" w:sz="2" w:space="0"/>
-            </w:tcBorders>
-            <w:shd w:val="clear"/>
-            <w:tcMar>
-              <w:top w:w="120" w:type="dxa"/>
-              <w:left w:w="180" w:type="dxa"/>
-              <w:bottom w:w="120" w:type="dxa"/>
-              <w:right w:w="180" w:type="dxa"/>
-            </w:tcMar>
-            <w:vAlign w:val="center"/>
-          </w:tcPr>
-          <w:p>
-            <w:pPr>
-              <w:keepNext w:val="0"/>
-              <w:keepLines w:val="0"/>
-              <w:widowControl/>
-              <w:suppressLineNumbers w:val="0"/>
-              <w:spacing w:before="0" w:beforeAutospacing="0" w:after="0" w:afterAutospacing="0" w:line="280" w:lineRule="atLeast"/>
-              <w:ind w:left="0" w:right="0" w:firstLine="0"/>
-              <w:jc w:val="left"/>
-              <w:rPr>
-                <w:rFonts w:hint="default" w:cs="Times New Roman" w:asciiTheme="minorEastAsia" w:hAnsiTheme="minorEastAsia" w:eastAsiaTheme="minorEastAsia"/>
-                <w:b w:val="0"/>
-                <w:bCs w:val="0"/>
-                <w:kern w:val="2"/>
-                <w:sz w:val="24"/>
-                <w:szCs w:val="24"/>
-                <w:lang w:val="en-US" w:eastAsia="zh-CN" w:bidi="ar-SA"/>
-              </w:rPr>
-            </w:pPr>
-            <w:r>
-              <w:rPr>
-                <w:rFonts w:hint="default" w:cs="Times New Roman" w:asciiTheme="minorEastAsia" w:hAnsiTheme="minorEastAsia" w:eastAsiaTheme="minorEastAsia"/>
-                <w:b w:val="0"/>
-                <w:bCs w:val="0"/>
-                <w:kern w:val="2"/>
-                <w:sz w:val="24"/>
-                <w:szCs w:val="24"/>
-                <w:lang w:val="en-US" w:eastAsia="zh-CN" w:bidi="ar-SA"/>
-              </w:rPr>
-              <w:t>3</w:t>
-            </w:r>
-          </w:p>
-        </w:tc>
-        <w:tc>
-          <w:tcPr>
-            <w:tcW w:w="0" w:type="auto"/>
-            <w:tcBorders>
-              <w:top w:val="nil"/>
-              <w:left w:val="nil"/>
-              <w:bottom w:val="nil"/>
-              <w:right w:val="single" w:color="auto" w:sz="2" w:space="0"/>
-            </w:tcBorders>
-            <w:shd w:val="clear"/>
-            <w:tcMar>
-              <w:top w:w="120" w:type="dxa"/>
-              <w:left w:w="180" w:type="dxa"/>
-              <w:bottom w:w="120" w:type="dxa"/>
-              <w:right w:w="180" w:type="dxa"/>
-            </w:tcMar>
-            <w:vAlign w:val="center"/>
-          </w:tcPr>
-          <w:p>
-            <w:pPr>
-              <w:keepNext w:val="0"/>
-              <w:keepLines w:val="0"/>
-              <w:widowControl/>
-              <w:suppressLineNumbers w:val="0"/>
-              <w:spacing w:before="0" w:beforeAutospacing="0" w:after="0" w:afterAutospacing="0" w:line="280" w:lineRule="atLeast"/>
-              <w:ind w:left="0" w:right="0" w:firstLine="0"/>
-              <w:jc w:val="left"/>
-              <w:rPr>
-                <w:rFonts w:hint="default" w:cs="Times New Roman" w:asciiTheme="minorEastAsia" w:hAnsiTheme="minorEastAsia" w:eastAsiaTheme="minorEastAsia"/>
-                <w:b w:val="0"/>
-                <w:bCs w:val="0"/>
-                <w:kern w:val="2"/>
-                <w:sz w:val="24"/>
-                <w:szCs w:val="24"/>
-                <w:lang w:val="en-US" w:eastAsia="zh-CN" w:bidi="ar-SA"/>
-              </w:rPr>
-            </w:pPr>
-            <w:r>
-              <w:rPr>
-                <w:rFonts w:hint="default" w:cs="Times New Roman" w:asciiTheme="minorEastAsia" w:hAnsiTheme="minorEastAsia" w:eastAsiaTheme="minorEastAsia"/>
-                <w:b w:val="0"/>
-                <w:bCs w:val="0"/>
-                <w:kern w:val="2"/>
-                <w:sz w:val="24"/>
-                <w:szCs w:val="24"/>
-                <w:lang w:val="en-US" w:eastAsia="zh-CN" w:bidi="ar-SA"/>
-              </w:rPr>
-              <w:t>企业招聘平台详细设计文档</w:t>
-            </w:r>
-          </w:p>
-        </w:tc>
-        <w:tc>
-          <w:tcPr>
-            <w:tcW w:w="0" w:type="auto"/>
-            <w:tcBorders>
-              <w:top w:val="nil"/>
-              <w:left w:val="nil"/>
-              <w:bottom w:val="nil"/>
-              <w:right w:val="single" w:color="auto" w:sz="2" w:space="0"/>
-            </w:tcBorders>
-            <w:shd w:val="clear"/>
-            <w:tcMar>
-              <w:top w:w="120" w:type="dxa"/>
-              <w:left w:w="180" w:type="dxa"/>
-              <w:bottom w:w="120" w:type="dxa"/>
-              <w:right w:w="180" w:type="dxa"/>
-            </w:tcMar>
-            <w:vAlign w:val="center"/>
-          </w:tcPr>
-          <w:p>
-            <w:pPr>
-              <w:keepNext w:val="0"/>
-              <w:keepLines w:val="0"/>
-              <w:widowControl/>
-              <w:suppressLineNumbers w:val="0"/>
-              <w:spacing w:before="0" w:beforeAutospacing="0" w:after="0" w:afterAutospacing="0" w:line="280" w:lineRule="atLeast"/>
-              <w:ind w:left="0" w:right="0" w:firstLine="0"/>
-              <w:jc w:val="left"/>
-              <w:rPr>
-                <w:rFonts w:hint="default" w:cs="Times New Roman" w:asciiTheme="minorEastAsia" w:hAnsiTheme="minorEastAsia" w:eastAsiaTheme="minorEastAsia"/>
-                <w:b w:val="0"/>
-                <w:bCs w:val="0"/>
-                <w:kern w:val="2"/>
-                <w:sz w:val="24"/>
-                <w:szCs w:val="24"/>
-                <w:lang w:val="en-US" w:eastAsia="zh-CN" w:bidi="ar-SA"/>
-              </w:rPr>
-            </w:pPr>
-            <w:r>
-              <w:rPr>
-                <w:rFonts w:hint="default" w:cs="Times New Roman" w:asciiTheme="minorEastAsia" w:hAnsiTheme="minorEastAsia" w:eastAsiaTheme="minorEastAsia"/>
-                <w:b w:val="0"/>
-                <w:bCs w:val="0"/>
-                <w:kern w:val="2"/>
-                <w:sz w:val="24"/>
-                <w:szCs w:val="24"/>
-                <w:lang w:val="en-US" w:eastAsia="zh-CN" w:bidi="ar-SA"/>
-              </w:rPr>
-              <w:t>项目开发小组</w:t>
-            </w:r>
-          </w:p>
-        </w:tc>
-        <w:tc>
-          <w:tcPr>
-            <w:tcW w:w="0" w:type="auto"/>
-            <w:tcBorders>
-              <w:top w:val="nil"/>
-              <w:left w:val="nil"/>
-              <w:bottom w:val="nil"/>
-              <w:right w:val="single" w:color="auto" w:sz="2" w:space="0"/>
-            </w:tcBorders>
-            <w:shd w:val="clear"/>
-            <w:tcMar>
-              <w:top w:w="120" w:type="dxa"/>
-              <w:left w:w="180" w:type="dxa"/>
-              <w:bottom w:w="120" w:type="dxa"/>
-              <w:right w:w="180" w:type="dxa"/>
-            </w:tcMar>
-            <w:vAlign w:val="center"/>
-          </w:tcPr>
-          <w:p>
-            <w:pPr>
-              <w:keepNext w:val="0"/>
-              <w:keepLines w:val="0"/>
-              <w:widowControl/>
-              <w:suppressLineNumbers w:val="0"/>
-              <w:spacing w:before="0" w:beforeAutospacing="0" w:after="0" w:afterAutospacing="0" w:line="280" w:lineRule="atLeast"/>
-              <w:ind w:left="0" w:right="0" w:firstLine="0"/>
-              <w:jc w:val="left"/>
-              <w:rPr>
-                <w:rFonts w:hint="default" w:cs="Times New Roman" w:asciiTheme="minorEastAsia" w:hAnsiTheme="minorEastAsia" w:eastAsiaTheme="minorEastAsia"/>
-                <w:b w:val="0"/>
-                <w:bCs w:val="0"/>
-                <w:kern w:val="2"/>
-                <w:sz w:val="24"/>
-                <w:szCs w:val="24"/>
-                <w:lang w:val="en-US" w:eastAsia="zh-CN" w:bidi="ar-SA"/>
-              </w:rPr>
-            </w:pPr>
-            <w:r>
-              <w:rPr>
-                <w:rFonts w:hint="default" w:cs="Times New Roman" w:asciiTheme="minorEastAsia" w:hAnsiTheme="minorEastAsia" w:eastAsiaTheme="minorEastAsia"/>
-                <w:b w:val="0"/>
-                <w:bCs w:val="0"/>
-                <w:kern w:val="2"/>
-                <w:sz w:val="24"/>
-                <w:szCs w:val="24"/>
-                <w:lang w:val="en-US" w:eastAsia="zh-CN" w:bidi="ar-SA"/>
-              </w:rPr>
-              <w:t>V1.0</w:t>
-            </w:r>
-          </w:p>
-        </w:tc>
-        <w:tc>
-          <w:tcPr>
-            <w:tcW w:w="0" w:type="auto"/>
-            <w:tcBorders>
-              <w:top w:val="nil"/>
-              <w:left w:val="nil"/>
-              <w:bottom w:val="nil"/>
-              <w:right w:val="single" w:color="auto" w:sz="2" w:space="0"/>
-            </w:tcBorders>
-            <w:shd w:val="clear"/>
-            <w:tcMar>
-              <w:top w:w="120" w:type="dxa"/>
-              <w:left w:w="180" w:type="dxa"/>
-              <w:bottom w:w="120" w:type="dxa"/>
-              <w:right w:w="180" w:type="dxa"/>
-            </w:tcMar>
-            <w:vAlign w:val="center"/>
-          </w:tcPr>
-          <w:p>
-            <w:pPr>
-              <w:keepNext w:val="0"/>
-              <w:keepLines w:val="0"/>
-              <w:widowControl/>
-              <w:suppressLineNumbers w:val="0"/>
-              <w:spacing w:before="0" w:beforeAutospacing="0" w:after="0" w:afterAutospacing="0" w:line="280" w:lineRule="atLeast"/>
-              <w:ind w:left="0" w:right="0" w:firstLine="0"/>
-              <w:jc w:val="left"/>
-              <w:rPr>
-                <w:rFonts w:hint="default" w:cs="Times New Roman" w:asciiTheme="minorEastAsia" w:hAnsiTheme="minorEastAsia" w:eastAsiaTheme="minorEastAsia"/>
-                <w:b w:val="0"/>
-                <w:bCs w:val="0"/>
-                <w:kern w:val="2"/>
-                <w:sz w:val="24"/>
-                <w:szCs w:val="24"/>
-                <w:lang w:val="en-US" w:eastAsia="zh-CN" w:bidi="ar-SA"/>
-              </w:rPr>
-            </w:pPr>
-            <w:r>
-              <w:rPr>
-                <w:rFonts w:hint="default" w:cs="Times New Roman" w:asciiTheme="minorEastAsia" w:hAnsiTheme="minorEastAsia" w:eastAsiaTheme="minorEastAsia"/>
-                <w:b w:val="0"/>
-                <w:bCs w:val="0"/>
-                <w:kern w:val="2"/>
-                <w:sz w:val="24"/>
-                <w:szCs w:val="24"/>
-                <w:lang w:val="en-US" w:eastAsia="zh-CN" w:bidi="ar-SA"/>
-              </w:rPr>
-              <w:t>2025 年 12 月 05 日</w:t>
-            </w:r>
-          </w:p>
-        </w:tc>
-        <w:tc>
-          <w:tcPr>
-            <w:tcW w:w="2531" w:type="dxa"/>
-            <w:tcBorders>
-              <w:top w:val="nil"/>
-              <w:left w:val="nil"/>
-              <w:bottom w:val="nil"/>
-              <w:right w:val="nil"/>
-            </w:tcBorders>
-            <w:shd w:val="clear"/>
-            <w:tcMar>
-              <w:top w:w="120" w:type="dxa"/>
-              <w:left w:w="180" w:type="dxa"/>
-              <w:bottom w:w="120" w:type="dxa"/>
-              <w:right w:w="180" w:type="dxa"/>
-            </w:tcMar>
-            <w:vAlign w:val="center"/>
-          </w:tcPr>
-          <w:p>
-            <w:pPr>
-              <w:keepNext w:val="0"/>
-              <w:keepLines w:val="0"/>
-              <w:widowControl/>
-              <w:suppressLineNumbers w:val="0"/>
-              <w:spacing w:before="0" w:beforeAutospacing="0" w:after="0" w:afterAutospacing="0" w:line="280" w:lineRule="atLeast"/>
-              <w:ind w:left="0" w:right="0" w:firstLine="0"/>
-              <w:jc w:val="left"/>
-              <w:rPr>
-                <w:rFonts w:hint="default" w:cs="Times New Roman" w:asciiTheme="minorEastAsia" w:hAnsiTheme="minorEastAsia" w:eastAsiaTheme="minorEastAsia"/>
-                <w:b w:val="0"/>
-                <w:bCs w:val="0"/>
-                <w:kern w:val="2"/>
-                <w:sz w:val="24"/>
-                <w:szCs w:val="24"/>
-                <w:lang w:val="en-US" w:eastAsia="zh-CN" w:bidi="ar-SA"/>
-              </w:rPr>
-            </w:pPr>
-            <w:r>
-              <w:rPr>
-                <w:rFonts w:hint="default" w:cs="Times New Roman" w:asciiTheme="minorEastAsia" w:hAnsiTheme="minorEastAsia" w:eastAsiaTheme="minorEastAsia"/>
-                <w:b w:val="0"/>
-                <w:bCs w:val="0"/>
-                <w:kern w:val="2"/>
-                <w:sz w:val="24"/>
-                <w:szCs w:val="24"/>
-                <w:lang w:val="en-US" w:eastAsia="zh-CN" w:bidi="ar-SA"/>
-              </w:rPr>
-              <w:t>模块细节、接口定义、数据库设计</w:t>
             </w:r>
           </w:p>
         </w:tc>
@@ -5371,7 +4393,7 @@
               <w:bottom w:val="nil"/>
               <w:right w:val="single" w:color="auto" w:sz="2" w:space="0"/>
             </w:tcBorders>
-            <w:shd w:val="clear"/>
+            <w:shd w:val="clear" w:color="auto" w:fill="auto"/>
             <w:tcMar>
               <w:top w:w="120" w:type="dxa"/>
               <w:left w:w="180" w:type="dxa"/>
@@ -5409,7 +4431,7 @@
                 <w:szCs w:val="24"/>
                 <w:lang w:val="en-US" w:eastAsia="zh-CN" w:bidi="ar-SA"/>
               </w:rPr>
-              <w:t>4</w:t>
+              <w:t>1</w:t>
             </w:r>
           </w:p>
         </w:tc>
@@ -5422,7 +4444,7 @@
               <w:bottom w:val="nil"/>
               <w:right w:val="single" w:color="auto" w:sz="2" w:space="0"/>
             </w:tcBorders>
-            <w:shd w:val="clear"/>
+            <w:shd w:val="clear" w:color="auto" w:fill="auto"/>
             <w:tcMar>
               <w:top w:w="120" w:type="dxa"/>
               <w:left w:w="180" w:type="dxa"/>
@@ -5460,7 +4482,7 @@
                 <w:szCs w:val="24"/>
                 <w:lang w:val="en-US" w:eastAsia="zh-CN" w:bidi="ar-SA"/>
               </w:rPr>
-              <w:t>GB/T 8567-2006《计算机软件文档编制规范》</w:t>
+              <w:t>企业招聘平台项目开发计划</w:t>
             </w:r>
           </w:p>
         </w:tc>
@@ -5473,7 +4495,7 @@
               <w:bottom w:val="nil"/>
               <w:right w:val="single" w:color="auto" w:sz="2" w:space="0"/>
             </w:tcBorders>
-            <w:shd w:val="clear"/>
+            <w:shd w:val="clear" w:color="auto" w:fill="auto"/>
             <w:tcMar>
               <w:top w:w="120" w:type="dxa"/>
               <w:left w:w="180" w:type="dxa"/>
@@ -5511,7 +4533,7 @@
                 <w:szCs w:val="24"/>
                 <w:lang w:val="en-US" w:eastAsia="zh-CN" w:bidi="ar-SA"/>
               </w:rPr>
-              <w:t>国家标准化管理委员会</w:t>
+              <w:t>项目开发小组</w:t>
             </w:r>
           </w:p>
         </w:tc>
@@ -5524,7 +4546,7 @@
               <w:bottom w:val="nil"/>
               <w:right w:val="single" w:color="auto" w:sz="2" w:space="0"/>
             </w:tcBorders>
-            <w:shd w:val="clear"/>
+            <w:shd w:val="clear" w:color="auto" w:fill="auto"/>
             <w:tcMar>
               <w:top w:w="120" w:type="dxa"/>
               <w:left w:w="180" w:type="dxa"/>
@@ -5562,7 +4584,7 @@
                 <w:szCs w:val="24"/>
                 <w:lang w:val="en-US" w:eastAsia="zh-CN" w:bidi="ar-SA"/>
               </w:rPr>
-              <w:t>GB/T 8567-2006</w:t>
+              <w:t>V1.0</w:t>
             </w:r>
           </w:p>
         </w:tc>
@@ -5575,7 +4597,7 @@
               <w:bottom w:val="nil"/>
               <w:right w:val="single" w:color="auto" w:sz="2" w:space="0"/>
             </w:tcBorders>
-            <w:shd w:val="clear"/>
+            <w:shd w:val="clear" w:color="auto" w:fill="auto"/>
             <w:tcMar>
               <w:top w:w="120" w:type="dxa"/>
               <w:left w:w="180" w:type="dxa"/>
@@ -5613,7 +4635,7 @@
                 <w:szCs w:val="24"/>
                 <w:lang w:val="en-US" w:eastAsia="zh-CN" w:bidi="ar-SA"/>
               </w:rPr>
-              <w:t>2006 年</w:t>
+              <w:t>2025 年 11 月 14 日</w:t>
             </w:r>
           </w:p>
         </w:tc>
@@ -5626,7 +4648,7 @@
               <w:bottom w:val="nil"/>
               <w:right w:val="nil"/>
             </w:tcBorders>
-            <w:shd w:val="clear"/>
+            <w:shd w:val="clear" w:color="auto" w:fill="auto"/>
             <w:tcMar>
               <w:top w:w="120" w:type="dxa"/>
               <w:left w:w="180" w:type="dxa"/>
@@ -5664,7 +4686,332 @@
                 <w:szCs w:val="24"/>
                 <w:lang w:val="en-US" w:eastAsia="zh-CN" w:bidi="ar-SA"/>
               </w:rPr>
-              <w:t>文档结构、编写规范</w:t>
+              <w:t>项目范围、进度、人员分工</w:t>
+            </w:r>
+          </w:p>
+        </w:tc>
+      </w:tr>
+      <w:tr>
+        <w:tblPrEx>
+          <w:tblBorders>
+            <w:top w:val="single" w:color="auto" w:sz="2" w:space="0"/>
+            <w:left w:val="single" w:color="auto" w:sz="2" w:space="0"/>
+            <w:bottom w:val="single" w:color="auto" w:sz="2" w:space="0"/>
+            <w:right w:val="single" w:color="auto" w:sz="2" w:space="0"/>
+            <w:insideH w:val="none" w:color="auto" w:sz="0" w:space="0"/>
+            <w:insideV w:val="none" w:color="auto" w:sz="0" w:space="0"/>
+          </w:tblBorders>
+          <w:shd w:val="clear" w:color="auto" w:fill="auto"/>
+          <w:tblCellMar>
+            <w:top w:w="0" w:type="dxa"/>
+            <w:left w:w="0" w:type="dxa"/>
+            <w:bottom w:w="0" w:type="dxa"/>
+            <w:right w:w="0" w:type="dxa"/>
+          </w:tblCellMar>
+        </w:tblPrEx>
+        <w:tc>
+          <w:tcPr>
+            <w:tcW w:w="0" w:type="auto"/>
+            <w:tcBorders>
+              <w:top w:val="nil"/>
+              <w:left w:val="nil"/>
+              <w:bottom w:val="nil"/>
+              <w:right w:val="single" w:color="auto" w:sz="2" w:space="0"/>
+            </w:tcBorders>
+            <w:shd w:val="clear" w:color="auto" w:fill="auto"/>
+            <w:tcMar>
+              <w:top w:w="120" w:type="dxa"/>
+              <w:left w:w="180" w:type="dxa"/>
+              <w:bottom w:w="120" w:type="dxa"/>
+              <w:right w:w="180" w:type="dxa"/>
+            </w:tcMar>
+            <w:vAlign w:val="center"/>
+          </w:tcPr>
+          <w:p>
+            <w:pPr>
+              <w:keepNext w:val="0"/>
+              <w:keepLines w:val="0"/>
+              <w:widowControl/>
+              <w:suppressLineNumbers w:val="0"/>
+              <w:spacing w:before="0" w:beforeAutospacing="0" w:after="0" w:afterAutospacing="0" w:line="280" w:lineRule="atLeast"/>
+              <w:ind w:left="0" w:right="0" w:firstLine="0"/>
+              <w:jc w:val="left"/>
+              <w:rPr>
+                <w:rFonts w:hint="default" w:cs="Times New Roman" w:asciiTheme="minorEastAsia" w:hAnsiTheme="minorEastAsia" w:eastAsiaTheme="minorEastAsia"/>
+                <w:b w:val="0"/>
+                <w:bCs w:val="0"/>
+                <w:kern w:val="2"/>
+                <w:sz w:val="24"/>
+                <w:szCs w:val="24"/>
+                <w:lang w:val="en-US" w:eastAsia="zh-CN" w:bidi="ar-SA"/>
+              </w:rPr>
+            </w:pPr>
+            <w:r>
+              <w:rPr>
+                <w:rFonts w:hint="default" w:cs="Times New Roman" w:asciiTheme="minorEastAsia" w:hAnsiTheme="minorEastAsia" w:eastAsiaTheme="minorEastAsia"/>
+                <w:b w:val="0"/>
+                <w:bCs w:val="0"/>
+                <w:kern w:val="2"/>
+                <w:sz w:val="24"/>
+                <w:szCs w:val="24"/>
+                <w:lang w:val="en-US" w:eastAsia="zh-CN" w:bidi="ar-SA"/>
+              </w:rPr>
+              <w:t>2</w:t>
+            </w:r>
+          </w:p>
+        </w:tc>
+        <w:tc>
+          <w:tcPr>
+            <w:tcW w:w="0" w:type="auto"/>
+            <w:tcBorders>
+              <w:top w:val="nil"/>
+              <w:left w:val="nil"/>
+              <w:bottom w:val="nil"/>
+              <w:right w:val="single" w:color="auto" w:sz="2" w:space="0"/>
+            </w:tcBorders>
+            <w:shd w:val="clear" w:color="auto" w:fill="auto"/>
+            <w:tcMar>
+              <w:top w:w="120" w:type="dxa"/>
+              <w:left w:w="180" w:type="dxa"/>
+              <w:bottom w:w="120" w:type="dxa"/>
+              <w:right w:w="180" w:type="dxa"/>
+            </w:tcMar>
+            <w:vAlign w:val="center"/>
+          </w:tcPr>
+          <w:p>
+            <w:pPr>
+              <w:keepNext w:val="0"/>
+              <w:keepLines w:val="0"/>
+              <w:widowControl/>
+              <w:suppressLineNumbers w:val="0"/>
+              <w:spacing w:before="0" w:beforeAutospacing="0" w:after="0" w:afterAutospacing="0" w:line="280" w:lineRule="atLeast"/>
+              <w:ind w:left="0" w:right="0" w:firstLine="0"/>
+              <w:jc w:val="left"/>
+              <w:rPr>
+                <w:rFonts w:hint="default" w:cs="Times New Roman" w:asciiTheme="minorEastAsia" w:hAnsiTheme="minorEastAsia" w:eastAsiaTheme="minorEastAsia"/>
+                <w:b w:val="0"/>
+                <w:bCs w:val="0"/>
+                <w:kern w:val="2"/>
+                <w:sz w:val="24"/>
+                <w:szCs w:val="24"/>
+                <w:lang w:val="en-US" w:eastAsia="zh-CN" w:bidi="ar-SA"/>
+              </w:rPr>
+            </w:pPr>
+            <w:r>
+              <w:rPr>
+                <w:rFonts w:hint="default" w:cs="Times New Roman" w:asciiTheme="minorEastAsia" w:hAnsiTheme="minorEastAsia" w:eastAsiaTheme="minorEastAsia"/>
+                <w:b w:val="0"/>
+                <w:bCs w:val="0"/>
+                <w:kern w:val="2"/>
+                <w:sz w:val="24"/>
+                <w:szCs w:val="24"/>
+                <w:lang w:val="en-US" w:eastAsia="zh-CN" w:bidi="ar-SA"/>
+              </w:rPr>
+              <w:t>企业招聘平台需求规格文档</w:t>
+            </w:r>
+          </w:p>
+        </w:tc>
+        <w:tc>
+          <w:tcPr>
+            <w:tcW w:w="0" w:type="auto"/>
+            <w:tcBorders>
+              <w:top w:val="nil"/>
+              <w:left w:val="nil"/>
+              <w:bottom w:val="nil"/>
+              <w:right w:val="single" w:color="auto" w:sz="2" w:space="0"/>
+            </w:tcBorders>
+            <w:shd w:val="clear" w:color="auto" w:fill="auto"/>
+            <w:tcMar>
+              <w:top w:w="120" w:type="dxa"/>
+              <w:left w:w="180" w:type="dxa"/>
+              <w:bottom w:w="120" w:type="dxa"/>
+              <w:right w:w="180" w:type="dxa"/>
+            </w:tcMar>
+            <w:vAlign w:val="center"/>
+          </w:tcPr>
+          <w:p>
+            <w:pPr>
+              <w:keepNext w:val="0"/>
+              <w:keepLines w:val="0"/>
+              <w:widowControl/>
+              <w:suppressLineNumbers w:val="0"/>
+              <w:spacing w:before="0" w:beforeAutospacing="0" w:after="0" w:afterAutospacing="0" w:line="280" w:lineRule="atLeast"/>
+              <w:ind w:left="0" w:right="0" w:firstLine="0"/>
+              <w:jc w:val="left"/>
+              <w:rPr>
+                <w:rFonts w:hint="default" w:cs="Times New Roman" w:asciiTheme="minorEastAsia" w:hAnsiTheme="minorEastAsia" w:eastAsiaTheme="minorEastAsia"/>
+                <w:b w:val="0"/>
+                <w:bCs w:val="0"/>
+                <w:kern w:val="2"/>
+                <w:sz w:val="24"/>
+                <w:szCs w:val="24"/>
+                <w:lang w:val="en-US" w:eastAsia="zh-CN" w:bidi="ar-SA"/>
+              </w:rPr>
+            </w:pPr>
+            <w:r>
+              <w:rPr>
+                <w:rFonts w:hint="default" w:cs="Times New Roman" w:asciiTheme="minorEastAsia" w:hAnsiTheme="minorEastAsia" w:eastAsiaTheme="minorEastAsia"/>
+                <w:b w:val="0"/>
+                <w:bCs w:val="0"/>
+                <w:kern w:val="2"/>
+                <w:sz w:val="24"/>
+                <w:szCs w:val="24"/>
+                <w:lang w:val="en-US" w:eastAsia="zh-CN" w:bidi="ar-SA"/>
+              </w:rPr>
+              <w:t>项目开发小组</w:t>
+            </w:r>
+          </w:p>
+        </w:tc>
+        <w:tc>
+          <w:tcPr>
+            <w:tcW w:w="0" w:type="auto"/>
+            <w:tcBorders>
+              <w:top w:val="nil"/>
+              <w:left w:val="nil"/>
+              <w:bottom w:val="nil"/>
+              <w:right w:val="single" w:color="auto" w:sz="2" w:space="0"/>
+            </w:tcBorders>
+            <w:shd w:val="clear" w:color="auto" w:fill="auto"/>
+            <w:tcMar>
+              <w:top w:w="120" w:type="dxa"/>
+              <w:left w:w="180" w:type="dxa"/>
+              <w:bottom w:w="120" w:type="dxa"/>
+              <w:right w:w="180" w:type="dxa"/>
+            </w:tcMar>
+            <w:vAlign w:val="center"/>
+          </w:tcPr>
+          <w:p>
+            <w:pPr>
+              <w:keepNext w:val="0"/>
+              <w:keepLines w:val="0"/>
+              <w:widowControl/>
+              <w:suppressLineNumbers w:val="0"/>
+              <w:spacing w:before="0" w:beforeAutospacing="0" w:after="0" w:afterAutospacing="0" w:line="280" w:lineRule="atLeast"/>
+              <w:ind w:left="0" w:right="0" w:firstLine="0"/>
+              <w:jc w:val="left"/>
+              <w:rPr>
+                <w:rFonts w:hint="default" w:cs="Times New Roman" w:asciiTheme="minorEastAsia" w:hAnsiTheme="minorEastAsia" w:eastAsiaTheme="minorEastAsia"/>
+                <w:b w:val="0"/>
+                <w:bCs w:val="0"/>
+                <w:kern w:val="2"/>
+                <w:sz w:val="24"/>
+                <w:szCs w:val="24"/>
+                <w:lang w:val="en-US" w:eastAsia="zh-CN" w:bidi="ar-SA"/>
+              </w:rPr>
+            </w:pPr>
+            <w:r>
+              <w:rPr>
+                <w:rFonts w:hint="default" w:cs="Times New Roman" w:asciiTheme="minorEastAsia" w:hAnsiTheme="minorEastAsia" w:eastAsiaTheme="minorEastAsia"/>
+                <w:b w:val="0"/>
+                <w:bCs w:val="0"/>
+                <w:kern w:val="2"/>
+                <w:sz w:val="24"/>
+                <w:szCs w:val="24"/>
+                <w:lang w:val="en-US" w:eastAsia="zh-CN" w:bidi="ar-SA"/>
+              </w:rPr>
+              <w:t>V1.0</w:t>
+            </w:r>
+          </w:p>
+        </w:tc>
+        <w:tc>
+          <w:tcPr>
+            <w:tcW w:w="0" w:type="auto"/>
+            <w:tcBorders>
+              <w:top w:val="nil"/>
+              <w:left w:val="nil"/>
+              <w:bottom w:val="nil"/>
+              <w:right w:val="single" w:color="auto" w:sz="2" w:space="0"/>
+            </w:tcBorders>
+            <w:shd w:val="clear" w:color="auto" w:fill="auto"/>
+            <w:tcMar>
+              <w:top w:w="120" w:type="dxa"/>
+              <w:left w:w="180" w:type="dxa"/>
+              <w:bottom w:w="120" w:type="dxa"/>
+              <w:right w:w="180" w:type="dxa"/>
+            </w:tcMar>
+            <w:vAlign w:val="center"/>
+          </w:tcPr>
+          <w:p>
+            <w:pPr>
+              <w:keepNext w:val="0"/>
+              <w:keepLines w:val="0"/>
+              <w:widowControl/>
+              <w:suppressLineNumbers w:val="0"/>
+              <w:spacing w:before="0" w:beforeAutospacing="0" w:after="0" w:afterAutospacing="0" w:line="280" w:lineRule="atLeast"/>
+              <w:ind w:left="0" w:right="0" w:firstLine="0"/>
+              <w:jc w:val="left"/>
+              <w:rPr>
+                <w:rFonts w:hint="default" w:cs="Times New Roman" w:asciiTheme="minorEastAsia" w:hAnsiTheme="minorEastAsia" w:eastAsiaTheme="minorEastAsia"/>
+                <w:b w:val="0"/>
+                <w:bCs w:val="0"/>
+                <w:kern w:val="2"/>
+                <w:sz w:val="24"/>
+                <w:szCs w:val="24"/>
+                <w:lang w:val="en-US" w:eastAsia="zh-CN" w:bidi="ar-SA"/>
+              </w:rPr>
+            </w:pPr>
+            <w:r>
+              <w:rPr>
+                <w:rFonts w:hint="default" w:cs="Times New Roman" w:asciiTheme="minorEastAsia" w:hAnsiTheme="minorEastAsia" w:eastAsiaTheme="minorEastAsia"/>
+                <w:b w:val="0"/>
+                <w:bCs w:val="0"/>
+                <w:kern w:val="2"/>
+                <w:sz w:val="24"/>
+                <w:szCs w:val="24"/>
+                <w:lang w:val="en-US" w:eastAsia="zh-CN" w:bidi="ar-SA"/>
+              </w:rPr>
+              <w:t>2025 年 11 月 27 日</w:t>
+            </w:r>
+          </w:p>
+        </w:tc>
+        <w:tc>
+          <w:tcPr>
+            <w:tcW w:w="2531" w:type="dxa"/>
+            <w:tcBorders>
+              <w:top w:val="nil"/>
+              <w:left w:val="nil"/>
+              <w:bottom w:val="nil"/>
+              <w:right w:val="nil"/>
+            </w:tcBorders>
+            <w:shd w:val="clear" w:color="auto" w:fill="auto"/>
+            <w:tcMar>
+              <w:top w:w="120" w:type="dxa"/>
+              <w:left w:w="180" w:type="dxa"/>
+              <w:bottom w:w="120" w:type="dxa"/>
+              <w:right w:w="180" w:type="dxa"/>
+            </w:tcMar>
+            <w:vAlign w:val="center"/>
+          </w:tcPr>
+          <w:p>
+            <w:pPr>
+              <w:keepNext w:val="0"/>
+              <w:keepLines w:val="0"/>
+              <w:widowControl/>
+              <w:suppressLineNumbers w:val="0"/>
+              <w:spacing w:before="0" w:beforeAutospacing="0" w:after="0" w:afterAutospacing="0" w:line="280" w:lineRule="atLeast"/>
+              <w:ind w:left="0" w:right="0" w:firstLine="0"/>
+              <w:jc w:val="left"/>
+              <w:rPr>
+                <w:rFonts w:hint="default" w:cs="Times New Roman" w:asciiTheme="minorEastAsia" w:hAnsiTheme="minorEastAsia" w:eastAsiaTheme="minorEastAsia"/>
+                <w:b w:val="0"/>
+                <w:bCs w:val="0"/>
+                <w:kern w:val="2"/>
+                <w:sz w:val="24"/>
+                <w:szCs w:val="24"/>
+                <w:lang w:val="en-US" w:eastAsia="zh-CN" w:bidi="ar-SA"/>
+              </w:rPr>
+            </w:pPr>
+            <w:r>
+              <w:rPr>
+                <w:rFonts w:hint="default" w:cs="Times New Roman" w:asciiTheme="minorEastAsia" w:hAnsiTheme="minorEastAsia" w:eastAsiaTheme="minorEastAsia"/>
+                <w:b w:val="0"/>
+                <w:bCs w:val="0"/>
+                <w:kern w:val="2"/>
+                <w:sz w:val="24"/>
+                <w:szCs w:val="24"/>
+                <w:lang w:val="en-US" w:eastAsia="zh-CN" w:bidi="ar-SA"/>
+              </w:rPr>
+              <w:t>功能需求、性能需求、数据需求</w:t>
             </w:r>
           </w:p>
         </w:tc>
@@ -5695,7 +5042,7 @@
               <w:bottom w:val="nil"/>
               <w:right w:val="single" w:color="auto" w:sz="2" w:space="0"/>
             </w:tcBorders>
-            <w:shd w:val="clear"/>
+            <w:shd w:val="clear" w:color="auto" w:fill="auto"/>
             <w:tcMar>
               <w:top w:w="120" w:type="dxa"/>
               <w:left w:w="180" w:type="dxa"/>
@@ -5733,7 +5080,7 @@
                 <w:szCs w:val="24"/>
                 <w:lang w:val="en-US" w:eastAsia="zh-CN" w:bidi="ar-SA"/>
               </w:rPr>
-              <w:t>5</w:t>
+              <w:t>3</w:t>
             </w:r>
           </w:p>
         </w:tc>
@@ -5746,7 +5093,7 @@
               <w:bottom w:val="nil"/>
               <w:right w:val="single" w:color="auto" w:sz="2" w:space="0"/>
             </w:tcBorders>
-            <w:shd w:val="clear"/>
+            <w:shd w:val="clear" w:color="auto" w:fill="auto"/>
             <w:tcMar>
               <w:top w:w="120" w:type="dxa"/>
               <w:left w:w="180" w:type="dxa"/>
@@ -5784,7 +5131,7 @@
                 <w:szCs w:val="24"/>
                 <w:lang w:val="en-US" w:eastAsia="zh-CN" w:bidi="ar-SA"/>
               </w:rPr>
-              <w:t>《阿里巴巴 Java 开发手册》</w:t>
+              <w:t>企业招聘平台详细设计文档</w:t>
             </w:r>
           </w:p>
         </w:tc>
@@ -5797,7 +5144,7 @@
               <w:bottom w:val="nil"/>
               <w:right w:val="single" w:color="auto" w:sz="2" w:space="0"/>
             </w:tcBorders>
-            <w:shd w:val="clear"/>
+            <w:shd w:val="clear" w:color="auto" w:fill="auto"/>
             <w:tcMar>
               <w:top w:w="120" w:type="dxa"/>
               <w:left w:w="180" w:type="dxa"/>
@@ -5835,7 +5182,7 @@
                 <w:szCs w:val="24"/>
                 <w:lang w:val="en-US" w:eastAsia="zh-CN" w:bidi="ar-SA"/>
               </w:rPr>
-              <w:t>阿里巴巴集团</w:t>
+              <w:t>项目开发小组</w:t>
             </w:r>
           </w:p>
         </w:tc>
@@ -5848,7 +5195,7 @@
               <w:bottom w:val="nil"/>
               <w:right w:val="single" w:color="auto" w:sz="2" w:space="0"/>
             </w:tcBorders>
-            <w:shd w:val="clear"/>
+            <w:shd w:val="clear" w:color="auto" w:fill="auto"/>
             <w:tcMar>
               <w:top w:w="120" w:type="dxa"/>
               <w:left w:w="180" w:type="dxa"/>
@@ -5886,7 +5233,7 @@
                 <w:szCs w:val="24"/>
                 <w:lang w:val="en-US" w:eastAsia="zh-CN" w:bidi="ar-SA"/>
               </w:rPr>
-              <w:t>泰山版</w:t>
+              <w:t>V1.0</w:t>
             </w:r>
           </w:p>
         </w:tc>
@@ -5899,7 +5246,7 @@
               <w:bottom w:val="nil"/>
               <w:right w:val="single" w:color="auto" w:sz="2" w:space="0"/>
             </w:tcBorders>
-            <w:shd w:val="clear"/>
+            <w:shd w:val="clear" w:color="auto" w:fill="auto"/>
             <w:tcMar>
               <w:top w:w="120" w:type="dxa"/>
               <w:left w:w="180" w:type="dxa"/>
@@ -5937,7 +5284,7 @@
                 <w:szCs w:val="24"/>
                 <w:lang w:val="en-US" w:eastAsia="zh-CN" w:bidi="ar-SA"/>
               </w:rPr>
-              <w:t>2023 年</w:t>
+              <w:t>2025 年 12 月 05 日</w:t>
             </w:r>
           </w:p>
         </w:tc>
@@ -5950,7 +5297,7 @@
               <w:bottom w:val="nil"/>
               <w:right w:val="nil"/>
             </w:tcBorders>
-            <w:shd w:val="clear"/>
+            <w:shd w:val="clear" w:color="auto" w:fill="auto"/>
             <w:tcMar>
               <w:top w:w="120" w:type="dxa"/>
               <w:left w:w="180" w:type="dxa"/>
@@ -5988,6 +5335,654 @@
                 <w:szCs w:val="24"/>
                 <w:lang w:val="en-US" w:eastAsia="zh-CN" w:bidi="ar-SA"/>
               </w:rPr>
+              <w:t>模块细节、接口定义、数据库设计</w:t>
+            </w:r>
+          </w:p>
+        </w:tc>
+      </w:tr>
+      <w:tr>
+        <w:tblPrEx>
+          <w:tblBorders>
+            <w:top w:val="single" w:color="auto" w:sz="2" w:space="0"/>
+            <w:left w:val="single" w:color="auto" w:sz="2" w:space="0"/>
+            <w:bottom w:val="single" w:color="auto" w:sz="2" w:space="0"/>
+            <w:right w:val="single" w:color="auto" w:sz="2" w:space="0"/>
+            <w:insideH w:val="none" w:color="auto" w:sz="0" w:space="0"/>
+            <w:insideV w:val="none" w:color="auto" w:sz="0" w:space="0"/>
+          </w:tblBorders>
+          <w:tblCellMar>
+            <w:top w:w="0" w:type="dxa"/>
+            <w:left w:w="0" w:type="dxa"/>
+            <w:bottom w:w="0" w:type="dxa"/>
+            <w:right w:w="0" w:type="dxa"/>
+          </w:tblCellMar>
+        </w:tblPrEx>
+        <w:tc>
+          <w:tcPr>
+            <w:tcW w:w="0" w:type="auto"/>
+            <w:tcBorders>
+              <w:top w:val="nil"/>
+              <w:left w:val="nil"/>
+              <w:bottom w:val="nil"/>
+              <w:right w:val="single" w:color="auto" w:sz="2" w:space="0"/>
+            </w:tcBorders>
+            <w:shd w:val="clear" w:color="auto" w:fill="auto"/>
+            <w:tcMar>
+              <w:top w:w="120" w:type="dxa"/>
+              <w:left w:w="180" w:type="dxa"/>
+              <w:bottom w:w="120" w:type="dxa"/>
+              <w:right w:w="180" w:type="dxa"/>
+            </w:tcMar>
+            <w:vAlign w:val="center"/>
+          </w:tcPr>
+          <w:p>
+            <w:pPr>
+              <w:keepNext w:val="0"/>
+              <w:keepLines w:val="0"/>
+              <w:widowControl/>
+              <w:suppressLineNumbers w:val="0"/>
+              <w:spacing w:before="0" w:beforeAutospacing="0" w:after="0" w:afterAutospacing="0" w:line="280" w:lineRule="atLeast"/>
+              <w:ind w:left="0" w:right="0" w:firstLine="0"/>
+              <w:jc w:val="left"/>
+              <w:rPr>
+                <w:rFonts w:hint="default" w:cs="Times New Roman" w:asciiTheme="minorEastAsia" w:hAnsiTheme="minorEastAsia" w:eastAsiaTheme="minorEastAsia"/>
+                <w:b w:val="0"/>
+                <w:bCs w:val="0"/>
+                <w:kern w:val="2"/>
+                <w:sz w:val="24"/>
+                <w:szCs w:val="24"/>
+                <w:lang w:val="en-US" w:eastAsia="zh-CN" w:bidi="ar-SA"/>
+              </w:rPr>
+            </w:pPr>
+            <w:r>
+              <w:rPr>
+                <w:rFonts w:hint="default" w:cs="Times New Roman" w:asciiTheme="minorEastAsia" w:hAnsiTheme="minorEastAsia" w:eastAsiaTheme="minorEastAsia"/>
+                <w:b w:val="0"/>
+                <w:bCs w:val="0"/>
+                <w:kern w:val="2"/>
+                <w:sz w:val="24"/>
+                <w:szCs w:val="24"/>
+                <w:lang w:val="en-US" w:eastAsia="zh-CN" w:bidi="ar-SA"/>
+              </w:rPr>
+              <w:t>4</w:t>
+            </w:r>
+          </w:p>
+        </w:tc>
+        <w:tc>
+          <w:tcPr>
+            <w:tcW w:w="0" w:type="auto"/>
+            <w:tcBorders>
+              <w:top w:val="nil"/>
+              <w:left w:val="nil"/>
+              <w:bottom w:val="nil"/>
+              <w:right w:val="single" w:color="auto" w:sz="2" w:space="0"/>
+            </w:tcBorders>
+            <w:shd w:val="clear" w:color="auto" w:fill="auto"/>
+            <w:tcMar>
+              <w:top w:w="120" w:type="dxa"/>
+              <w:left w:w="180" w:type="dxa"/>
+              <w:bottom w:w="120" w:type="dxa"/>
+              <w:right w:w="180" w:type="dxa"/>
+            </w:tcMar>
+            <w:vAlign w:val="center"/>
+          </w:tcPr>
+          <w:p>
+            <w:pPr>
+              <w:keepNext w:val="0"/>
+              <w:keepLines w:val="0"/>
+              <w:widowControl/>
+              <w:suppressLineNumbers w:val="0"/>
+              <w:spacing w:before="0" w:beforeAutospacing="0" w:after="0" w:afterAutospacing="0" w:line="280" w:lineRule="atLeast"/>
+              <w:ind w:left="0" w:right="0" w:firstLine="0"/>
+              <w:jc w:val="left"/>
+              <w:rPr>
+                <w:rFonts w:hint="default" w:cs="Times New Roman" w:asciiTheme="minorEastAsia" w:hAnsiTheme="minorEastAsia" w:eastAsiaTheme="minorEastAsia"/>
+                <w:b w:val="0"/>
+                <w:bCs w:val="0"/>
+                <w:kern w:val="2"/>
+                <w:sz w:val="24"/>
+                <w:szCs w:val="24"/>
+                <w:lang w:val="en-US" w:eastAsia="zh-CN" w:bidi="ar-SA"/>
+              </w:rPr>
+            </w:pPr>
+            <w:r>
+              <w:rPr>
+                <w:rFonts w:hint="default" w:cs="Times New Roman" w:asciiTheme="minorEastAsia" w:hAnsiTheme="minorEastAsia" w:eastAsiaTheme="minorEastAsia"/>
+                <w:b w:val="0"/>
+                <w:bCs w:val="0"/>
+                <w:kern w:val="2"/>
+                <w:sz w:val="24"/>
+                <w:szCs w:val="24"/>
+                <w:lang w:val="en-US" w:eastAsia="zh-CN" w:bidi="ar-SA"/>
+              </w:rPr>
+              <w:t>GB/T 8567-2006《计算机软件文档编制规范》</w:t>
+            </w:r>
+          </w:p>
+        </w:tc>
+        <w:tc>
+          <w:tcPr>
+            <w:tcW w:w="0" w:type="auto"/>
+            <w:tcBorders>
+              <w:top w:val="nil"/>
+              <w:left w:val="nil"/>
+              <w:bottom w:val="nil"/>
+              <w:right w:val="single" w:color="auto" w:sz="2" w:space="0"/>
+            </w:tcBorders>
+            <w:shd w:val="clear" w:color="auto" w:fill="auto"/>
+            <w:tcMar>
+              <w:top w:w="120" w:type="dxa"/>
+              <w:left w:w="180" w:type="dxa"/>
+              <w:bottom w:w="120" w:type="dxa"/>
+              <w:right w:w="180" w:type="dxa"/>
+            </w:tcMar>
+            <w:vAlign w:val="center"/>
+          </w:tcPr>
+          <w:p>
+            <w:pPr>
+              <w:keepNext w:val="0"/>
+              <w:keepLines w:val="0"/>
+              <w:widowControl/>
+              <w:suppressLineNumbers w:val="0"/>
+              <w:spacing w:before="0" w:beforeAutospacing="0" w:after="0" w:afterAutospacing="0" w:line="280" w:lineRule="atLeast"/>
+              <w:ind w:left="0" w:right="0" w:firstLine="0"/>
+              <w:jc w:val="left"/>
+              <w:rPr>
+                <w:rFonts w:hint="default" w:cs="Times New Roman" w:asciiTheme="minorEastAsia" w:hAnsiTheme="minorEastAsia" w:eastAsiaTheme="minorEastAsia"/>
+                <w:b w:val="0"/>
+                <w:bCs w:val="0"/>
+                <w:kern w:val="2"/>
+                <w:sz w:val="24"/>
+                <w:szCs w:val="24"/>
+                <w:lang w:val="en-US" w:eastAsia="zh-CN" w:bidi="ar-SA"/>
+              </w:rPr>
+            </w:pPr>
+            <w:r>
+              <w:rPr>
+                <w:rFonts w:hint="default" w:cs="Times New Roman" w:asciiTheme="minorEastAsia" w:hAnsiTheme="minorEastAsia" w:eastAsiaTheme="minorEastAsia"/>
+                <w:b w:val="0"/>
+                <w:bCs w:val="0"/>
+                <w:kern w:val="2"/>
+                <w:sz w:val="24"/>
+                <w:szCs w:val="24"/>
+                <w:lang w:val="en-US" w:eastAsia="zh-CN" w:bidi="ar-SA"/>
+              </w:rPr>
+              <w:t>国家标准化管理委员会</w:t>
+            </w:r>
+          </w:p>
+        </w:tc>
+        <w:tc>
+          <w:tcPr>
+            <w:tcW w:w="0" w:type="auto"/>
+            <w:tcBorders>
+              <w:top w:val="nil"/>
+              <w:left w:val="nil"/>
+              <w:bottom w:val="nil"/>
+              <w:right w:val="single" w:color="auto" w:sz="2" w:space="0"/>
+            </w:tcBorders>
+            <w:shd w:val="clear" w:color="auto" w:fill="auto"/>
+            <w:tcMar>
+              <w:top w:w="120" w:type="dxa"/>
+              <w:left w:w="180" w:type="dxa"/>
+              <w:bottom w:w="120" w:type="dxa"/>
+              <w:right w:w="180" w:type="dxa"/>
+            </w:tcMar>
+            <w:vAlign w:val="center"/>
+          </w:tcPr>
+          <w:p>
+            <w:pPr>
+              <w:keepNext w:val="0"/>
+              <w:keepLines w:val="0"/>
+              <w:widowControl/>
+              <w:suppressLineNumbers w:val="0"/>
+              <w:spacing w:before="0" w:beforeAutospacing="0" w:after="0" w:afterAutospacing="0" w:line="280" w:lineRule="atLeast"/>
+              <w:ind w:left="0" w:right="0" w:firstLine="0"/>
+              <w:jc w:val="left"/>
+              <w:rPr>
+                <w:rFonts w:hint="default" w:cs="Times New Roman" w:asciiTheme="minorEastAsia" w:hAnsiTheme="minorEastAsia" w:eastAsiaTheme="minorEastAsia"/>
+                <w:b w:val="0"/>
+                <w:bCs w:val="0"/>
+                <w:kern w:val="2"/>
+                <w:sz w:val="24"/>
+                <w:szCs w:val="24"/>
+                <w:lang w:val="en-US" w:eastAsia="zh-CN" w:bidi="ar-SA"/>
+              </w:rPr>
+            </w:pPr>
+            <w:r>
+              <w:rPr>
+                <w:rFonts w:hint="default" w:cs="Times New Roman" w:asciiTheme="minorEastAsia" w:hAnsiTheme="minorEastAsia" w:eastAsiaTheme="minorEastAsia"/>
+                <w:b w:val="0"/>
+                <w:bCs w:val="0"/>
+                <w:kern w:val="2"/>
+                <w:sz w:val="24"/>
+                <w:szCs w:val="24"/>
+                <w:lang w:val="en-US" w:eastAsia="zh-CN" w:bidi="ar-SA"/>
+              </w:rPr>
+              <w:t>GB/T 8567-2006</w:t>
+            </w:r>
+          </w:p>
+        </w:tc>
+        <w:tc>
+          <w:tcPr>
+            <w:tcW w:w="0" w:type="auto"/>
+            <w:tcBorders>
+              <w:top w:val="nil"/>
+              <w:left w:val="nil"/>
+              <w:bottom w:val="nil"/>
+              <w:right w:val="single" w:color="auto" w:sz="2" w:space="0"/>
+            </w:tcBorders>
+            <w:shd w:val="clear" w:color="auto" w:fill="auto"/>
+            <w:tcMar>
+              <w:top w:w="120" w:type="dxa"/>
+              <w:left w:w="180" w:type="dxa"/>
+              <w:bottom w:w="120" w:type="dxa"/>
+              <w:right w:w="180" w:type="dxa"/>
+            </w:tcMar>
+            <w:vAlign w:val="center"/>
+          </w:tcPr>
+          <w:p>
+            <w:pPr>
+              <w:keepNext w:val="0"/>
+              <w:keepLines w:val="0"/>
+              <w:widowControl/>
+              <w:suppressLineNumbers w:val="0"/>
+              <w:spacing w:before="0" w:beforeAutospacing="0" w:after="0" w:afterAutospacing="0" w:line="280" w:lineRule="atLeast"/>
+              <w:ind w:left="0" w:right="0" w:firstLine="0"/>
+              <w:jc w:val="left"/>
+              <w:rPr>
+                <w:rFonts w:hint="default" w:cs="Times New Roman" w:asciiTheme="minorEastAsia" w:hAnsiTheme="minorEastAsia" w:eastAsiaTheme="minorEastAsia"/>
+                <w:b w:val="0"/>
+                <w:bCs w:val="0"/>
+                <w:kern w:val="2"/>
+                <w:sz w:val="24"/>
+                <w:szCs w:val="24"/>
+                <w:lang w:val="en-US" w:eastAsia="zh-CN" w:bidi="ar-SA"/>
+              </w:rPr>
+            </w:pPr>
+            <w:r>
+              <w:rPr>
+                <w:rFonts w:hint="default" w:cs="Times New Roman" w:asciiTheme="minorEastAsia" w:hAnsiTheme="minorEastAsia" w:eastAsiaTheme="minorEastAsia"/>
+                <w:b w:val="0"/>
+                <w:bCs w:val="0"/>
+                <w:kern w:val="2"/>
+                <w:sz w:val="24"/>
+                <w:szCs w:val="24"/>
+                <w:lang w:val="en-US" w:eastAsia="zh-CN" w:bidi="ar-SA"/>
+              </w:rPr>
+              <w:t>2006 年</w:t>
+            </w:r>
+          </w:p>
+        </w:tc>
+        <w:tc>
+          <w:tcPr>
+            <w:tcW w:w="2531" w:type="dxa"/>
+            <w:tcBorders>
+              <w:top w:val="nil"/>
+              <w:left w:val="nil"/>
+              <w:bottom w:val="nil"/>
+              <w:right w:val="nil"/>
+            </w:tcBorders>
+            <w:shd w:val="clear" w:color="auto" w:fill="auto"/>
+            <w:tcMar>
+              <w:top w:w="120" w:type="dxa"/>
+              <w:left w:w="180" w:type="dxa"/>
+              <w:bottom w:w="120" w:type="dxa"/>
+              <w:right w:w="180" w:type="dxa"/>
+            </w:tcMar>
+            <w:vAlign w:val="center"/>
+          </w:tcPr>
+          <w:p>
+            <w:pPr>
+              <w:keepNext w:val="0"/>
+              <w:keepLines w:val="0"/>
+              <w:widowControl/>
+              <w:suppressLineNumbers w:val="0"/>
+              <w:spacing w:before="0" w:beforeAutospacing="0" w:after="0" w:afterAutospacing="0" w:line="280" w:lineRule="atLeast"/>
+              <w:ind w:left="0" w:right="0" w:firstLine="0"/>
+              <w:jc w:val="left"/>
+              <w:rPr>
+                <w:rFonts w:hint="default" w:cs="Times New Roman" w:asciiTheme="minorEastAsia" w:hAnsiTheme="minorEastAsia" w:eastAsiaTheme="minorEastAsia"/>
+                <w:b w:val="0"/>
+                <w:bCs w:val="0"/>
+                <w:kern w:val="2"/>
+                <w:sz w:val="24"/>
+                <w:szCs w:val="24"/>
+                <w:lang w:val="en-US" w:eastAsia="zh-CN" w:bidi="ar-SA"/>
+              </w:rPr>
+            </w:pPr>
+            <w:r>
+              <w:rPr>
+                <w:rFonts w:hint="default" w:cs="Times New Roman" w:asciiTheme="minorEastAsia" w:hAnsiTheme="minorEastAsia" w:eastAsiaTheme="minorEastAsia"/>
+                <w:b w:val="0"/>
+                <w:bCs w:val="0"/>
+                <w:kern w:val="2"/>
+                <w:sz w:val="24"/>
+                <w:szCs w:val="24"/>
+                <w:lang w:val="en-US" w:eastAsia="zh-CN" w:bidi="ar-SA"/>
+              </w:rPr>
+              <w:t>文档结构、编写规范</w:t>
+            </w:r>
+          </w:p>
+        </w:tc>
+      </w:tr>
+      <w:tr>
+        <w:tblPrEx>
+          <w:tblBorders>
+            <w:top w:val="single" w:color="auto" w:sz="2" w:space="0"/>
+            <w:left w:val="single" w:color="auto" w:sz="2" w:space="0"/>
+            <w:bottom w:val="single" w:color="auto" w:sz="2" w:space="0"/>
+            <w:right w:val="single" w:color="auto" w:sz="2" w:space="0"/>
+            <w:insideH w:val="none" w:color="auto" w:sz="0" w:space="0"/>
+            <w:insideV w:val="none" w:color="auto" w:sz="0" w:space="0"/>
+          </w:tblBorders>
+          <w:tblCellMar>
+            <w:top w:w="0" w:type="dxa"/>
+            <w:left w:w="0" w:type="dxa"/>
+            <w:bottom w:w="0" w:type="dxa"/>
+            <w:right w:w="0" w:type="dxa"/>
+          </w:tblCellMar>
+        </w:tblPrEx>
+        <w:tc>
+          <w:tcPr>
+            <w:tcW w:w="0" w:type="auto"/>
+            <w:tcBorders>
+              <w:top w:val="nil"/>
+              <w:left w:val="nil"/>
+              <w:bottom w:val="nil"/>
+              <w:right w:val="single" w:color="auto" w:sz="2" w:space="0"/>
+            </w:tcBorders>
+            <w:shd w:val="clear" w:color="auto" w:fill="auto"/>
+            <w:tcMar>
+              <w:top w:w="120" w:type="dxa"/>
+              <w:left w:w="180" w:type="dxa"/>
+              <w:bottom w:w="120" w:type="dxa"/>
+              <w:right w:w="180" w:type="dxa"/>
+            </w:tcMar>
+            <w:vAlign w:val="center"/>
+          </w:tcPr>
+          <w:p>
+            <w:pPr>
+              <w:keepNext w:val="0"/>
+              <w:keepLines w:val="0"/>
+              <w:widowControl/>
+              <w:suppressLineNumbers w:val="0"/>
+              <w:spacing w:before="0" w:beforeAutospacing="0" w:after="0" w:afterAutospacing="0" w:line="280" w:lineRule="atLeast"/>
+              <w:ind w:left="0" w:right="0" w:firstLine="0"/>
+              <w:jc w:val="left"/>
+              <w:rPr>
+                <w:rFonts w:hint="default" w:cs="Times New Roman" w:asciiTheme="minorEastAsia" w:hAnsiTheme="minorEastAsia" w:eastAsiaTheme="minorEastAsia"/>
+                <w:b w:val="0"/>
+                <w:bCs w:val="0"/>
+                <w:kern w:val="2"/>
+                <w:sz w:val="24"/>
+                <w:szCs w:val="24"/>
+                <w:lang w:val="en-US" w:eastAsia="zh-CN" w:bidi="ar-SA"/>
+              </w:rPr>
+            </w:pPr>
+            <w:r>
+              <w:rPr>
+                <w:rFonts w:hint="default" w:cs="Times New Roman" w:asciiTheme="minorEastAsia" w:hAnsiTheme="minorEastAsia" w:eastAsiaTheme="minorEastAsia"/>
+                <w:b w:val="0"/>
+                <w:bCs w:val="0"/>
+                <w:kern w:val="2"/>
+                <w:sz w:val="24"/>
+                <w:szCs w:val="24"/>
+                <w:lang w:val="en-US" w:eastAsia="zh-CN" w:bidi="ar-SA"/>
+              </w:rPr>
+              <w:t>5</w:t>
+            </w:r>
+          </w:p>
+        </w:tc>
+        <w:tc>
+          <w:tcPr>
+            <w:tcW w:w="0" w:type="auto"/>
+            <w:tcBorders>
+              <w:top w:val="nil"/>
+              <w:left w:val="nil"/>
+              <w:bottom w:val="nil"/>
+              <w:right w:val="single" w:color="auto" w:sz="2" w:space="0"/>
+            </w:tcBorders>
+            <w:shd w:val="clear" w:color="auto" w:fill="auto"/>
+            <w:tcMar>
+              <w:top w:w="120" w:type="dxa"/>
+              <w:left w:w="180" w:type="dxa"/>
+              <w:bottom w:w="120" w:type="dxa"/>
+              <w:right w:w="180" w:type="dxa"/>
+            </w:tcMar>
+            <w:vAlign w:val="center"/>
+          </w:tcPr>
+          <w:p>
+            <w:pPr>
+              <w:keepNext w:val="0"/>
+              <w:keepLines w:val="0"/>
+              <w:widowControl/>
+              <w:suppressLineNumbers w:val="0"/>
+              <w:spacing w:before="0" w:beforeAutospacing="0" w:after="0" w:afterAutospacing="0" w:line="280" w:lineRule="atLeast"/>
+              <w:ind w:left="0" w:right="0" w:firstLine="0"/>
+              <w:jc w:val="left"/>
+              <w:rPr>
+                <w:rFonts w:hint="default" w:cs="Times New Roman" w:asciiTheme="minorEastAsia" w:hAnsiTheme="minorEastAsia" w:eastAsiaTheme="minorEastAsia"/>
+                <w:b w:val="0"/>
+                <w:bCs w:val="0"/>
+                <w:kern w:val="2"/>
+                <w:sz w:val="24"/>
+                <w:szCs w:val="24"/>
+                <w:lang w:val="en-US" w:eastAsia="zh-CN" w:bidi="ar-SA"/>
+              </w:rPr>
+            </w:pPr>
+            <w:r>
+              <w:rPr>
+                <w:rFonts w:hint="default" w:cs="Times New Roman" w:asciiTheme="minorEastAsia" w:hAnsiTheme="minorEastAsia" w:eastAsiaTheme="minorEastAsia"/>
+                <w:b w:val="0"/>
+                <w:bCs w:val="0"/>
+                <w:kern w:val="2"/>
+                <w:sz w:val="24"/>
+                <w:szCs w:val="24"/>
+                <w:lang w:val="en-US" w:eastAsia="zh-CN" w:bidi="ar-SA"/>
+              </w:rPr>
+              <w:t>《阿里巴巴 Java 开发手册》</w:t>
+            </w:r>
+          </w:p>
+        </w:tc>
+        <w:tc>
+          <w:tcPr>
+            <w:tcW w:w="0" w:type="auto"/>
+            <w:tcBorders>
+              <w:top w:val="nil"/>
+              <w:left w:val="nil"/>
+              <w:bottom w:val="nil"/>
+              <w:right w:val="single" w:color="auto" w:sz="2" w:space="0"/>
+            </w:tcBorders>
+            <w:shd w:val="clear" w:color="auto" w:fill="auto"/>
+            <w:tcMar>
+              <w:top w:w="120" w:type="dxa"/>
+              <w:left w:w="180" w:type="dxa"/>
+              <w:bottom w:w="120" w:type="dxa"/>
+              <w:right w:w="180" w:type="dxa"/>
+            </w:tcMar>
+            <w:vAlign w:val="center"/>
+          </w:tcPr>
+          <w:p>
+            <w:pPr>
+              <w:keepNext w:val="0"/>
+              <w:keepLines w:val="0"/>
+              <w:widowControl/>
+              <w:suppressLineNumbers w:val="0"/>
+              <w:spacing w:before="0" w:beforeAutospacing="0" w:after="0" w:afterAutospacing="0" w:line="280" w:lineRule="atLeast"/>
+              <w:ind w:left="0" w:right="0" w:firstLine="0"/>
+              <w:jc w:val="left"/>
+              <w:rPr>
+                <w:rFonts w:hint="default" w:cs="Times New Roman" w:asciiTheme="minorEastAsia" w:hAnsiTheme="minorEastAsia" w:eastAsiaTheme="minorEastAsia"/>
+                <w:b w:val="0"/>
+                <w:bCs w:val="0"/>
+                <w:kern w:val="2"/>
+                <w:sz w:val="24"/>
+                <w:szCs w:val="24"/>
+                <w:lang w:val="en-US" w:eastAsia="zh-CN" w:bidi="ar-SA"/>
+              </w:rPr>
+            </w:pPr>
+            <w:r>
+              <w:rPr>
+                <w:rFonts w:hint="default" w:cs="Times New Roman" w:asciiTheme="minorEastAsia" w:hAnsiTheme="minorEastAsia" w:eastAsiaTheme="minorEastAsia"/>
+                <w:b w:val="0"/>
+                <w:bCs w:val="0"/>
+                <w:kern w:val="2"/>
+                <w:sz w:val="24"/>
+                <w:szCs w:val="24"/>
+                <w:lang w:val="en-US" w:eastAsia="zh-CN" w:bidi="ar-SA"/>
+              </w:rPr>
+              <w:t>阿里巴巴集团</w:t>
+            </w:r>
+          </w:p>
+        </w:tc>
+        <w:tc>
+          <w:tcPr>
+            <w:tcW w:w="0" w:type="auto"/>
+            <w:tcBorders>
+              <w:top w:val="nil"/>
+              <w:left w:val="nil"/>
+              <w:bottom w:val="nil"/>
+              <w:right w:val="single" w:color="auto" w:sz="2" w:space="0"/>
+            </w:tcBorders>
+            <w:shd w:val="clear" w:color="auto" w:fill="auto"/>
+            <w:tcMar>
+              <w:top w:w="120" w:type="dxa"/>
+              <w:left w:w="180" w:type="dxa"/>
+              <w:bottom w:w="120" w:type="dxa"/>
+              <w:right w:w="180" w:type="dxa"/>
+            </w:tcMar>
+            <w:vAlign w:val="center"/>
+          </w:tcPr>
+          <w:p>
+            <w:pPr>
+              <w:keepNext w:val="0"/>
+              <w:keepLines w:val="0"/>
+              <w:widowControl/>
+              <w:suppressLineNumbers w:val="0"/>
+              <w:spacing w:before="0" w:beforeAutospacing="0" w:after="0" w:afterAutospacing="0" w:line="280" w:lineRule="atLeast"/>
+              <w:ind w:left="0" w:right="0" w:firstLine="0"/>
+              <w:jc w:val="left"/>
+              <w:rPr>
+                <w:rFonts w:hint="default" w:cs="Times New Roman" w:asciiTheme="minorEastAsia" w:hAnsiTheme="minorEastAsia" w:eastAsiaTheme="minorEastAsia"/>
+                <w:b w:val="0"/>
+                <w:bCs w:val="0"/>
+                <w:kern w:val="2"/>
+                <w:sz w:val="24"/>
+                <w:szCs w:val="24"/>
+                <w:lang w:val="en-US" w:eastAsia="zh-CN" w:bidi="ar-SA"/>
+              </w:rPr>
+            </w:pPr>
+            <w:r>
+              <w:rPr>
+                <w:rFonts w:hint="default" w:cs="Times New Roman" w:asciiTheme="minorEastAsia" w:hAnsiTheme="minorEastAsia" w:eastAsiaTheme="minorEastAsia"/>
+                <w:b w:val="0"/>
+                <w:bCs w:val="0"/>
+                <w:kern w:val="2"/>
+                <w:sz w:val="24"/>
+                <w:szCs w:val="24"/>
+                <w:lang w:val="en-US" w:eastAsia="zh-CN" w:bidi="ar-SA"/>
+              </w:rPr>
+              <w:t>泰山版</w:t>
+            </w:r>
+          </w:p>
+        </w:tc>
+        <w:tc>
+          <w:tcPr>
+            <w:tcW w:w="0" w:type="auto"/>
+            <w:tcBorders>
+              <w:top w:val="nil"/>
+              <w:left w:val="nil"/>
+              <w:bottom w:val="nil"/>
+              <w:right w:val="single" w:color="auto" w:sz="2" w:space="0"/>
+            </w:tcBorders>
+            <w:shd w:val="clear" w:color="auto" w:fill="auto"/>
+            <w:tcMar>
+              <w:top w:w="120" w:type="dxa"/>
+              <w:left w:w="180" w:type="dxa"/>
+              <w:bottom w:w="120" w:type="dxa"/>
+              <w:right w:w="180" w:type="dxa"/>
+            </w:tcMar>
+            <w:vAlign w:val="center"/>
+          </w:tcPr>
+          <w:p>
+            <w:pPr>
+              <w:keepNext w:val="0"/>
+              <w:keepLines w:val="0"/>
+              <w:widowControl/>
+              <w:suppressLineNumbers w:val="0"/>
+              <w:spacing w:before="0" w:beforeAutospacing="0" w:after="0" w:afterAutospacing="0" w:line="280" w:lineRule="atLeast"/>
+              <w:ind w:left="0" w:right="0" w:firstLine="0"/>
+              <w:jc w:val="left"/>
+              <w:rPr>
+                <w:rFonts w:hint="default" w:cs="Times New Roman" w:asciiTheme="minorEastAsia" w:hAnsiTheme="minorEastAsia" w:eastAsiaTheme="minorEastAsia"/>
+                <w:b w:val="0"/>
+                <w:bCs w:val="0"/>
+                <w:kern w:val="2"/>
+                <w:sz w:val="24"/>
+                <w:szCs w:val="24"/>
+                <w:lang w:val="en-US" w:eastAsia="zh-CN" w:bidi="ar-SA"/>
+              </w:rPr>
+            </w:pPr>
+            <w:r>
+              <w:rPr>
+                <w:rFonts w:hint="default" w:cs="Times New Roman" w:asciiTheme="minorEastAsia" w:hAnsiTheme="minorEastAsia" w:eastAsiaTheme="minorEastAsia"/>
+                <w:b w:val="0"/>
+                <w:bCs w:val="0"/>
+                <w:kern w:val="2"/>
+                <w:sz w:val="24"/>
+                <w:szCs w:val="24"/>
+                <w:lang w:val="en-US" w:eastAsia="zh-CN" w:bidi="ar-SA"/>
+              </w:rPr>
+              <w:t>2023 年</w:t>
+            </w:r>
+          </w:p>
+        </w:tc>
+        <w:tc>
+          <w:tcPr>
+            <w:tcW w:w="2531" w:type="dxa"/>
+            <w:tcBorders>
+              <w:top w:val="nil"/>
+              <w:left w:val="nil"/>
+              <w:bottom w:val="nil"/>
+              <w:right w:val="nil"/>
+            </w:tcBorders>
+            <w:shd w:val="clear" w:color="auto" w:fill="auto"/>
+            <w:tcMar>
+              <w:top w:w="120" w:type="dxa"/>
+              <w:left w:w="180" w:type="dxa"/>
+              <w:bottom w:w="120" w:type="dxa"/>
+              <w:right w:w="180" w:type="dxa"/>
+            </w:tcMar>
+            <w:vAlign w:val="center"/>
+          </w:tcPr>
+          <w:p>
+            <w:pPr>
+              <w:keepNext w:val="0"/>
+              <w:keepLines w:val="0"/>
+              <w:widowControl/>
+              <w:suppressLineNumbers w:val="0"/>
+              <w:spacing w:before="0" w:beforeAutospacing="0" w:after="0" w:afterAutospacing="0" w:line="280" w:lineRule="atLeast"/>
+              <w:ind w:left="0" w:right="0" w:firstLine="0"/>
+              <w:jc w:val="left"/>
+              <w:rPr>
+                <w:rFonts w:hint="default" w:cs="Times New Roman" w:asciiTheme="minorEastAsia" w:hAnsiTheme="minorEastAsia" w:eastAsiaTheme="minorEastAsia"/>
+                <w:b w:val="0"/>
+                <w:bCs w:val="0"/>
+                <w:kern w:val="2"/>
+                <w:sz w:val="24"/>
+                <w:szCs w:val="24"/>
+                <w:lang w:val="en-US" w:eastAsia="zh-CN" w:bidi="ar-SA"/>
+              </w:rPr>
+            </w:pPr>
+            <w:r>
+              <w:rPr>
+                <w:rFonts w:hint="default" w:cs="Times New Roman" w:asciiTheme="minorEastAsia" w:hAnsiTheme="minorEastAsia" w:eastAsiaTheme="minorEastAsia"/>
+                <w:b w:val="0"/>
+                <w:bCs w:val="0"/>
+                <w:kern w:val="2"/>
+                <w:sz w:val="24"/>
+                <w:szCs w:val="24"/>
+                <w:lang w:val="en-US" w:eastAsia="zh-CN" w:bidi="ar-SA"/>
+              </w:rPr>
               <w:t>编码规范、命名标准</w:t>
             </w:r>
           </w:p>
@@ -6021,8 +6016,8 @@
           <w:szCs w:val="24"/>
         </w:rPr>
       </w:pPr>
-      <w:bookmarkStart w:id="25" w:name="_Toc116049865"/>
-      <w:bookmarkStart w:id="26" w:name="_Toc12580"/>
+      <w:bookmarkStart w:id="25" w:name="_Toc12580"/>
+      <w:bookmarkStart w:id="26" w:name="_Toc116049865"/>
       <w:r>
         <w:rPr>
           <w:rFonts w:hint="eastAsia" w:cs="Times New Roman"/>
@@ -6193,11 +6188,9 @@
           <w:szCs w:val="24"/>
           <w:lang w:val="en-US" w:eastAsia="zh-CN" w:bidi="ar-SA"/>
         </w:rPr>
-        <w:t>服务器操作系统：Linux 发行版（CentOS 7+ 或 Ubuntu 20.04 LTS）</w:t>
-      </w:r>
-    </w:p>
-    <w:p>
-      <w:pPr>
+        <w:t>服务器操作系统：Ubuntu 2</w:t>
+      </w:r>
+      <w:r>
         <w:rPr>
           <w:rFonts w:hint="eastAsia" w:ascii="宋体" w:hAnsi="宋体" w:eastAsia="宋体" w:cs="宋体"/>
           <w:b w:val="0"/>
@@ -6207,18 +6200,19 @@
           <w:szCs w:val="24"/>
           <w:lang w:val="en-US" w:eastAsia="zh-CN" w:bidi="ar-SA"/>
         </w:rPr>
-      </w:pPr>
-      <w:r>
-        <w:rPr>
-          <w:rFonts w:hint="default" w:ascii="宋体" w:hAnsi="宋体" w:eastAsia="宋体" w:cs="宋体"/>
-          <w:b w:val="0"/>
-          <w:bCs w:val="0"/>
-          <w:kern w:val="2"/>
-          <w:sz w:val="24"/>
-          <w:szCs w:val="24"/>
-          <w:lang w:val="en-US" w:eastAsia="zh-CN" w:bidi="ar-SA"/>
-        </w:rPr>
-        <w:t>Web 应用服务器：Tomcat 9.x/10.x</w:t>
+        <w:t>2</w:t>
+      </w:r>
+      <w:r>
+        <w:rPr>
+          <w:rFonts w:hint="default" w:ascii="宋体" w:hAnsi="宋体" w:eastAsia="宋体" w:cs="宋体"/>
+          <w:b w:val="0"/>
+          <w:bCs w:val="0"/>
+          <w:kern w:val="2"/>
+          <w:sz w:val="24"/>
+          <w:szCs w:val="24"/>
+          <w:lang w:val="en-US" w:eastAsia="zh-CN" w:bidi="ar-SA"/>
+        </w:rPr>
+        <w:t>.04 LTS</w:t>
       </w:r>
     </w:p>
     <w:p>
@@ -6243,6 +6237,43 @@
           <w:szCs w:val="24"/>
           <w:lang w:val="en-US" w:eastAsia="zh-CN" w:bidi="ar-SA"/>
         </w:rPr>
+        <w:t>Web 应用服务器：</w:t>
+      </w:r>
+      <w:r>
+        <w:rPr>
+          <w:rFonts w:hint="eastAsia" w:ascii="宋体" w:hAnsi="宋体" w:eastAsia="宋体" w:cs="宋体"/>
+          <w:b w:val="0"/>
+          <w:bCs w:val="0"/>
+          <w:kern w:val="2"/>
+          <w:sz w:val="24"/>
+          <w:szCs w:val="24"/>
+          <w:lang w:val="en-US" w:eastAsia="zh-CN" w:bidi="ar-SA"/>
+        </w:rPr>
+        <w:t>Nginx</w:t>
+      </w:r>
+    </w:p>
+    <w:p>
+      <w:pPr>
+        <w:rPr>
+          <w:rFonts w:hint="eastAsia" w:ascii="宋体" w:hAnsi="宋体" w:eastAsia="宋体" w:cs="宋体"/>
+          <w:b w:val="0"/>
+          <w:bCs w:val="0"/>
+          <w:kern w:val="2"/>
+          <w:sz w:val="24"/>
+          <w:szCs w:val="24"/>
+          <w:lang w:val="en-US" w:eastAsia="zh-CN" w:bidi="ar-SA"/>
+        </w:rPr>
+      </w:pPr>
+      <w:r>
+        <w:rPr>
+          <w:rFonts w:hint="default" w:ascii="宋体" w:hAnsi="宋体" w:eastAsia="宋体" w:cs="宋体"/>
+          <w:b w:val="0"/>
+          <w:bCs w:val="0"/>
+          <w:kern w:val="2"/>
+          <w:sz w:val="24"/>
+          <w:szCs w:val="24"/>
+          <w:lang w:val="en-US" w:eastAsia="zh-CN" w:bidi="ar-SA"/>
+        </w:rPr>
         <w:t>数据库：MySQL 8.0（主从架构）</w:t>
       </w:r>
     </w:p>
@@ -6295,6 +6326,8 @@
         </w:rPr>
         <w:t>搜索引擎：Elasticsearch 8.0</w:t>
       </w:r>
+      <w:bookmarkStart w:id="72" w:name="_GoBack"/>
+      <w:bookmarkEnd w:id="72"/>
     </w:p>
     <w:p>
       <w:pPr>
@@ -6385,19 +6418,7 @@
           <w:szCs w:val="24"/>
           <w:lang w:val="en-US" w:eastAsia="zh-CN" w:bidi="ar-SA"/>
         </w:rPr>
-        <w:t>2</w:t>
-      </w:r>
-      <w:r>
-        <w:rPr>
-          <w:rFonts w:hint="default" w:ascii="宋体" w:hAnsi="宋体" w:eastAsia="宋体" w:cs="宋体"/>
-          <w:b w:val="0"/>
-          <w:bCs w:val="0"/>
-          <w:kern w:val="2"/>
-          <w:sz w:val="24"/>
-          <w:szCs w:val="24"/>
-          <w:lang w:val="en-US" w:eastAsia="zh-CN" w:bidi="ar-SA"/>
-        </w:rPr>
-        <w:t>.3.1 硬件平台</w:t>
+        <w:t>2.3.1 硬件平台</w:t>
       </w:r>
     </w:p>
     <w:p>
@@ -7049,8 +7070,8 @@
           <w:rFonts w:cs="Times New Roman"/>
         </w:rPr>
       </w:pPr>
-      <w:bookmarkStart w:id="36" w:name="_Toc30407"/>
-      <w:bookmarkStart w:id="37" w:name="_Toc116049871"/>
+      <w:bookmarkStart w:id="36" w:name="_Toc116049871"/>
+      <w:bookmarkStart w:id="37" w:name="_Toc30407"/>
       <w:r>
         <w:rPr>
           <w:rFonts w:hint="eastAsia" w:cs="Times New Roman"/>
@@ -9098,6 +9119,7 @@
     </w:p>
     <w:tbl>
       <w:tblPr>
+        <w:tblStyle w:val="10"/>
         <w:tblW w:w="0" w:type="auto"/>
         <w:tblInd w:w="0" w:type="dxa"/>
         <w:tblBorders>
@@ -9108,7 +9130,7 @@
           <w:insideH w:val="none" w:color="auto" w:sz="0" w:space="0"/>
           <w:insideV w:val="none" w:color="auto" w:sz="0" w:space="0"/>
         </w:tblBorders>
-        <w:shd w:val="clear"/>
+        <w:shd w:val="clear" w:color="auto" w:fill="auto"/>
         <w:tblLayout w:type="autofit"/>
         <w:tblCellMar>
           <w:top w:w="0" w:type="dxa"/>
@@ -9133,6 +9155,7 @@
             <w:insideH w:val="none" w:color="auto" w:sz="0" w:space="0"/>
             <w:insideV w:val="none" w:color="auto" w:sz="0" w:space="0"/>
           </w:tblBorders>
+          <w:shd w:val="clear" w:color="auto" w:fill="auto"/>
           <w:tblCellMar>
             <w:top w:w="0" w:type="dxa"/>
             <w:left w:w="0" w:type="dxa"/>
@@ -9330,7 +9353,7 @@
             <w:insideH w:val="none" w:color="auto" w:sz="0" w:space="0"/>
             <w:insideV w:val="none" w:color="auto" w:sz="0" w:space="0"/>
           </w:tblBorders>
-          <w:shd w:val="clear"/>
+          <w:shd w:val="clear" w:color="auto" w:fill="auto"/>
           <w:tblCellMar>
             <w:top w:w="0" w:type="dxa"/>
             <w:left w:w="0" w:type="dxa"/>
@@ -9347,7 +9370,7 @@
               <w:bottom w:val="nil"/>
               <w:right w:val="single" w:color="auto" w:sz="2" w:space="0"/>
             </w:tcBorders>
-            <w:shd w:val="clear"/>
+            <w:shd w:val="clear" w:color="auto" w:fill="auto"/>
             <w:tcMar>
               <w:top w:w="120" w:type="dxa"/>
               <w:left w:w="180" w:type="dxa"/>
@@ -9391,7 +9414,7 @@
               <w:bottom w:val="nil"/>
               <w:right w:val="single" w:color="auto" w:sz="2" w:space="0"/>
             </w:tcBorders>
-            <w:shd w:val="clear"/>
+            <w:shd w:val="clear" w:color="auto" w:fill="auto"/>
             <w:tcMar>
               <w:top w:w="120" w:type="dxa"/>
               <w:left w:w="180" w:type="dxa"/>
@@ -9435,7 +9458,7 @@
               <w:bottom w:val="nil"/>
               <w:right w:val="single" w:color="auto" w:sz="2" w:space="0"/>
             </w:tcBorders>
-            <w:shd w:val="clear"/>
+            <w:shd w:val="clear" w:color="auto" w:fill="auto"/>
             <w:tcMar>
               <w:top w:w="120" w:type="dxa"/>
               <w:left w:w="180" w:type="dxa"/>
@@ -9479,7 +9502,7 @@
               <w:bottom w:val="nil"/>
               <w:right w:val="nil"/>
             </w:tcBorders>
-            <w:shd w:val="clear"/>
+            <w:shd w:val="clear" w:color="auto" w:fill="auto"/>
             <w:tcMar>
               <w:top w:w="120" w:type="dxa"/>
               <w:left w:w="180" w:type="dxa"/>
@@ -9525,7 +9548,6 @@
             <w:insideH w:val="none" w:color="auto" w:sz="0" w:space="0"/>
             <w:insideV w:val="none" w:color="auto" w:sz="0" w:space="0"/>
           </w:tblBorders>
-          <w:shd w:val="clear"/>
           <w:tblCellMar>
             <w:top w:w="0" w:type="dxa"/>
             <w:left w:w="0" w:type="dxa"/>
@@ -9542,7 +9564,7 @@
               <w:bottom w:val="nil"/>
               <w:right w:val="single" w:color="auto" w:sz="2" w:space="0"/>
             </w:tcBorders>
-            <w:shd w:val="clear"/>
+            <w:shd w:val="clear" w:color="auto" w:fill="auto"/>
             <w:tcMar>
               <w:top w:w="120" w:type="dxa"/>
               <w:left w:w="180" w:type="dxa"/>
@@ -9586,7 +9608,7 @@
               <w:bottom w:val="nil"/>
               <w:right w:val="single" w:color="auto" w:sz="2" w:space="0"/>
             </w:tcBorders>
-            <w:shd w:val="clear"/>
+            <w:shd w:val="clear" w:color="auto" w:fill="auto"/>
             <w:tcMar>
               <w:top w:w="120" w:type="dxa"/>
               <w:left w:w="180" w:type="dxa"/>
@@ -9630,7 +9652,7 @@
               <w:bottom w:val="nil"/>
               <w:right w:val="single" w:color="auto" w:sz="2" w:space="0"/>
             </w:tcBorders>
-            <w:shd w:val="clear"/>
+            <w:shd w:val="clear" w:color="auto" w:fill="auto"/>
             <w:tcMar>
               <w:top w:w="120" w:type="dxa"/>
               <w:left w:w="180" w:type="dxa"/>
@@ -9674,7 +9696,7 @@
               <w:bottom w:val="nil"/>
               <w:right w:val="nil"/>
             </w:tcBorders>
-            <w:shd w:val="clear"/>
+            <w:shd w:val="clear" w:color="auto" w:fill="auto"/>
             <w:tcMar>
               <w:top w:w="120" w:type="dxa"/>
               <w:left w:w="180" w:type="dxa"/>
@@ -9720,7 +9742,6 @@
             <w:insideH w:val="none" w:color="auto" w:sz="0" w:space="0"/>
             <w:insideV w:val="none" w:color="auto" w:sz="0" w:space="0"/>
           </w:tblBorders>
-          <w:shd w:val="clear"/>
           <w:tblCellMar>
             <w:top w:w="0" w:type="dxa"/>
             <w:left w:w="0" w:type="dxa"/>
@@ -9737,7 +9758,7 @@
               <w:bottom w:val="nil"/>
               <w:right w:val="single" w:color="auto" w:sz="2" w:space="0"/>
             </w:tcBorders>
-            <w:shd w:val="clear"/>
+            <w:shd w:val="clear" w:color="auto" w:fill="auto"/>
             <w:tcMar>
               <w:top w:w="120" w:type="dxa"/>
               <w:left w:w="180" w:type="dxa"/>
@@ -9781,7 +9802,7 @@
               <w:bottom w:val="nil"/>
               <w:right w:val="single" w:color="auto" w:sz="2" w:space="0"/>
             </w:tcBorders>
-            <w:shd w:val="clear"/>
+            <w:shd w:val="clear" w:color="auto" w:fill="auto"/>
             <w:tcMar>
               <w:top w:w="120" w:type="dxa"/>
               <w:left w:w="180" w:type="dxa"/>
@@ -9825,7 +9846,7 @@
               <w:bottom w:val="nil"/>
               <w:right w:val="single" w:color="auto" w:sz="2" w:space="0"/>
             </w:tcBorders>
-            <w:shd w:val="clear"/>
+            <w:shd w:val="clear" w:color="auto" w:fill="auto"/>
             <w:tcMar>
               <w:top w:w="120" w:type="dxa"/>
               <w:left w:w="180" w:type="dxa"/>
@@ -9869,7 +9890,7 @@
               <w:bottom w:val="nil"/>
               <w:right w:val="nil"/>
             </w:tcBorders>
-            <w:shd w:val="clear"/>
+            <w:shd w:val="clear" w:color="auto" w:fill="auto"/>
             <w:tcMar>
               <w:top w:w="120" w:type="dxa"/>
               <w:left w:w="180" w:type="dxa"/>
@@ -9915,7 +9936,7 @@
             <w:insideH w:val="none" w:color="auto" w:sz="0" w:space="0"/>
             <w:insideV w:val="none" w:color="auto" w:sz="0" w:space="0"/>
           </w:tblBorders>
-          <w:shd w:val="clear"/>
+          <w:shd w:val="clear" w:color="auto" w:fill="auto"/>
           <w:tblCellMar>
             <w:top w:w="0" w:type="dxa"/>
             <w:left w:w="0" w:type="dxa"/>
@@ -9932,7 +9953,7 @@
               <w:bottom w:val="nil"/>
               <w:right w:val="single" w:color="auto" w:sz="2" w:space="0"/>
             </w:tcBorders>
-            <w:shd w:val="clear"/>
+            <w:shd w:val="clear" w:color="auto" w:fill="auto"/>
             <w:tcMar>
               <w:top w:w="120" w:type="dxa"/>
               <w:left w:w="180" w:type="dxa"/>
@@ -9976,7 +9997,7 @@
               <w:bottom w:val="nil"/>
               <w:right w:val="single" w:color="auto" w:sz="2" w:space="0"/>
             </w:tcBorders>
-            <w:shd w:val="clear"/>
+            <w:shd w:val="clear" w:color="auto" w:fill="auto"/>
             <w:tcMar>
               <w:top w:w="120" w:type="dxa"/>
               <w:left w:w="180" w:type="dxa"/>
@@ -10020,7 +10041,7 @@
               <w:bottom w:val="nil"/>
               <w:right w:val="single" w:color="auto" w:sz="2" w:space="0"/>
             </w:tcBorders>
-            <w:shd w:val="clear"/>
+            <w:shd w:val="clear" w:color="auto" w:fill="auto"/>
             <w:tcMar>
               <w:top w:w="120" w:type="dxa"/>
               <w:left w:w="180" w:type="dxa"/>
@@ -10064,7 +10085,7 @@
               <w:bottom w:val="nil"/>
               <w:right w:val="nil"/>
             </w:tcBorders>
-            <w:shd w:val="clear"/>
+            <w:shd w:val="clear" w:color="auto" w:fill="auto"/>
             <w:tcMar>
               <w:top w:w="120" w:type="dxa"/>
               <w:left w:w="180" w:type="dxa"/>
@@ -10110,7 +10131,7 @@
             <w:insideH w:val="none" w:color="auto" w:sz="0" w:space="0"/>
             <w:insideV w:val="none" w:color="auto" w:sz="0" w:space="0"/>
           </w:tblBorders>
-          <w:shd w:val="clear"/>
+          <w:shd w:val="clear" w:color="auto" w:fill="auto"/>
           <w:tblCellMar>
             <w:top w:w="0" w:type="dxa"/>
             <w:left w:w="0" w:type="dxa"/>
@@ -10127,7 +10148,7 @@
               <w:bottom w:val="nil"/>
               <w:right w:val="single" w:color="auto" w:sz="2" w:space="0"/>
             </w:tcBorders>
-            <w:shd w:val="clear"/>
+            <w:shd w:val="clear" w:color="auto" w:fill="auto"/>
             <w:tcMar>
               <w:top w:w="120" w:type="dxa"/>
               <w:left w:w="180" w:type="dxa"/>
@@ -10171,7 +10192,7 @@
               <w:bottom w:val="nil"/>
               <w:right w:val="single" w:color="auto" w:sz="2" w:space="0"/>
             </w:tcBorders>
-            <w:shd w:val="clear"/>
+            <w:shd w:val="clear" w:color="auto" w:fill="auto"/>
             <w:tcMar>
               <w:top w:w="120" w:type="dxa"/>
               <w:left w:w="180" w:type="dxa"/>
@@ -10215,7 +10236,7 @@
               <w:bottom w:val="nil"/>
               <w:right w:val="single" w:color="auto" w:sz="2" w:space="0"/>
             </w:tcBorders>
-            <w:shd w:val="clear"/>
+            <w:shd w:val="clear" w:color="auto" w:fill="auto"/>
             <w:tcMar>
               <w:top w:w="120" w:type="dxa"/>
               <w:left w:w="180" w:type="dxa"/>
@@ -10259,7 +10280,7 @@
               <w:bottom w:val="nil"/>
               <w:right w:val="nil"/>
             </w:tcBorders>
-            <w:shd w:val="clear"/>
+            <w:shd w:val="clear" w:color="auto" w:fill="auto"/>
             <w:tcMar>
               <w:top w:w="120" w:type="dxa"/>
               <w:left w:w="180" w:type="dxa"/>
@@ -10305,7 +10326,7 @@
             <w:insideH w:val="none" w:color="auto" w:sz="0" w:space="0"/>
             <w:insideV w:val="none" w:color="auto" w:sz="0" w:space="0"/>
           </w:tblBorders>
-          <w:shd w:val="clear"/>
+          <w:shd w:val="clear" w:color="auto" w:fill="auto"/>
           <w:tblCellMar>
             <w:top w:w="0" w:type="dxa"/>
             <w:left w:w="0" w:type="dxa"/>
@@ -10322,7 +10343,7 @@
               <w:bottom w:val="nil"/>
               <w:right w:val="single" w:color="auto" w:sz="2" w:space="0"/>
             </w:tcBorders>
-            <w:shd w:val="clear"/>
+            <w:shd w:val="clear" w:color="auto" w:fill="auto"/>
             <w:tcMar>
               <w:top w:w="120" w:type="dxa"/>
               <w:left w:w="180" w:type="dxa"/>
@@ -10366,7 +10387,7 @@
               <w:bottom w:val="nil"/>
               <w:right w:val="single" w:color="auto" w:sz="2" w:space="0"/>
             </w:tcBorders>
-            <w:shd w:val="clear"/>
+            <w:shd w:val="clear" w:color="auto" w:fill="auto"/>
             <w:tcMar>
               <w:top w:w="120" w:type="dxa"/>
               <w:left w:w="180" w:type="dxa"/>
@@ -10410,7 +10431,7 @@
               <w:bottom w:val="nil"/>
               <w:right w:val="single" w:color="auto" w:sz="2" w:space="0"/>
             </w:tcBorders>
-            <w:shd w:val="clear"/>
+            <w:shd w:val="clear" w:color="auto" w:fill="auto"/>
             <w:tcMar>
               <w:top w:w="120" w:type="dxa"/>
               <w:left w:w="180" w:type="dxa"/>
@@ -10454,7 +10475,7 @@
               <w:bottom w:val="nil"/>
               <w:right w:val="nil"/>
             </w:tcBorders>
-            <w:shd w:val="clear"/>
+            <w:shd w:val="clear" w:color="auto" w:fill="auto"/>
             <w:tcMar>
               <w:top w:w="120" w:type="dxa"/>
               <w:left w:w="180" w:type="dxa"/>
@@ -10500,7 +10521,6 @@
             <w:insideH w:val="none" w:color="auto" w:sz="0" w:space="0"/>
             <w:insideV w:val="none" w:color="auto" w:sz="0" w:space="0"/>
           </w:tblBorders>
-          <w:shd w:val="clear"/>
           <w:tblCellMar>
             <w:top w:w="0" w:type="dxa"/>
             <w:left w:w="0" w:type="dxa"/>
@@ -10517,7 +10537,7 @@
               <w:bottom w:val="nil"/>
               <w:right w:val="single" w:color="auto" w:sz="2" w:space="0"/>
             </w:tcBorders>
-            <w:shd w:val="clear"/>
+            <w:shd w:val="clear" w:color="auto" w:fill="auto"/>
             <w:tcMar>
               <w:top w:w="120" w:type="dxa"/>
               <w:left w:w="180" w:type="dxa"/>
@@ -10561,7 +10581,7 @@
               <w:bottom w:val="nil"/>
               <w:right w:val="single" w:color="auto" w:sz="2" w:space="0"/>
             </w:tcBorders>
-            <w:shd w:val="clear"/>
+            <w:shd w:val="clear" w:color="auto" w:fill="auto"/>
             <w:tcMar>
               <w:top w:w="120" w:type="dxa"/>
               <w:left w:w="180" w:type="dxa"/>
@@ -10605,7 +10625,7 @@
               <w:bottom w:val="nil"/>
               <w:right w:val="single" w:color="auto" w:sz="2" w:space="0"/>
             </w:tcBorders>
-            <w:shd w:val="clear"/>
+            <w:shd w:val="clear" w:color="auto" w:fill="auto"/>
             <w:tcMar>
               <w:top w:w="120" w:type="dxa"/>
               <w:left w:w="180" w:type="dxa"/>
@@ -10649,7 +10669,7 @@
               <w:bottom w:val="single" w:color="auto" w:sz="2" w:space="0"/>
               <w:right w:val="single" w:color="auto" w:sz="2" w:space="0"/>
             </w:tcBorders>
-            <w:shd w:val="clear"/>
+            <w:shd w:val="clear" w:color="auto" w:fill="auto"/>
             <w:vAlign w:val="center"/>
           </w:tcPr>
           <w:p>
@@ -10740,8 +10760,8 @@
           <w:lang w:val="en-US" w:eastAsia="zh-CN" w:bidi="ar-SA"/>
         </w:rPr>
       </w:pPr>
-      <w:bookmarkStart w:id="52" w:name="_Toc27493"/>
-      <w:bookmarkStart w:id="53" w:name="_Toc116049880"/>
+      <w:bookmarkStart w:id="52" w:name="_Toc116049880"/>
+      <w:bookmarkStart w:id="53" w:name="_Toc27493"/>
       <w:r>
         <w:rPr>
           <w:rFonts w:hint="default" w:ascii="宋体" w:hAnsi="宋体" w:eastAsia="宋体" w:cs="宋体"/>
@@ -10757,6 +10777,7 @@
     </w:p>
     <w:tbl>
       <w:tblPr>
+        <w:tblStyle w:val="10"/>
         <w:tblW w:w="0" w:type="auto"/>
         <w:tblInd w:w="0" w:type="dxa"/>
         <w:tblBorders>
@@ -10767,7 +10788,7 @@
           <w:insideH w:val="none" w:color="auto" w:sz="0" w:space="0"/>
           <w:insideV w:val="none" w:color="auto" w:sz="0" w:space="0"/>
         </w:tblBorders>
-        <w:shd w:val="clear"/>
+        <w:shd w:val="clear" w:color="auto" w:fill="auto"/>
         <w:tblLayout w:type="autofit"/>
         <w:tblCellMar>
           <w:top w:w="0" w:type="dxa"/>
@@ -10791,7 +10812,7 @@
             <w:insideH w:val="none" w:color="auto" w:sz="0" w:space="0"/>
             <w:insideV w:val="none" w:color="auto" w:sz="0" w:space="0"/>
           </w:tblBorders>
-          <w:shd w:val="clear"/>
+          <w:shd w:val="clear" w:color="auto" w:fill="auto"/>
           <w:tblCellMar>
             <w:top w:w="0" w:type="dxa"/>
             <w:left w:w="0" w:type="dxa"/>
@@ -10945,7 +10966,7 @@
             <w:insideH w:val="none" w:color="auto" w:sz="0" w:space="0"/>
             <w:insideV w:val="none" w:color="auto" w:sz="0" w:space="0"/>
           </w:tblBorders>
-          <w:shd w:val="clear"/>
+          <w:shd w:val="clear" w:color="auto" w:fill="auto"/>
           <w:tblCellMar>
             <w:top w:w="0" w:type="dxa"/>
             <w:left w:w="0" w:type="dxa"/>
@@ -10962,7 +10983,7 @@
               <w:bottom w:val="nil"/>
               <w:right w:val="single" w:color="auto" w:sz="2" w:space="0"/>
             </w:tcBorders>
-            <w:shd w:val="clear"/>
+            <w:shd w:val="clear" w:color="auto" w:fill="auto"/>
             <w:tcMar>
               <w:top w:w="120" w:type="dxa"/>
               <w:left w:w="180" w:type="dxa"/>
@@ -11006,7 +11027,7 @@
               <w:bottom w:val="nil"/>
               <w:right w:val="single" w:color="auto" w:sz="2" w:space="0"/>
             </w:tcBorders>
-            <w:shd w:val="clear"/>
+            <w:shd w:val="clear" w:color="auto" w:fill="auto"/>
             <w:tcMar>
               <w:top w:w="120" w:type="dxa"/>
               <w:left w:w="180" w:type="dxa"/>
@@ -11050,7 +11071,7 @@
               <w:bottom w:val="nil"/>
               <w:right w:val="nil"/>
             </w:tcBorders>
-            <w:shd w:val="clear"/>
+            <w:shd w:val="clear" w:color="auto" w:fill="auto"/>
             <w:tcMar>
               <w:top w:w="120" w:type="dxa"/>
               <w:left w:w="180" w:type="dxa"/>
@@ -11096,7 +11117,7 @@
             <w:insideH w:val="none" w:color="auto" w:sz="0" w:space="0"/>
             <w:insideV w:val="none" w:color="auto" w:sz="0" w:space="0"/>
           </w:tblBorders>
-          <w:shd w:val="clear"/>
+          <w:shd w:val="clear" w:color="auto" w:fill="auto"/>
           <w:tblCellMar>
             <w:top w:w="0" w:type="dxa"/>
             <w:left w:w="0" w:type="dxa"/>
@@ -11113,7 +11134,7 @@
               <w:bottom w:val="nil"/>
               <w:right w:val="single" w:color="auto" w:sz="2" w:space="0"/>
             </w:tcBorders>
-            <w:shd w:val="clear"/>
+            <w:shd w:val="clear" w:color="auto" w:fill="auto"/>
             <w:tcMar>
               <w:top w:w="120" w:type="dxa"/>
               <w:left w:w="180" w:type="dxa"/>
@@ -11157,7 +11178,7 @@
               <w:bottom w:val="nil"/>
               <w:right w:val="single" w:color="auto" w:sz="2" w:space="0"/>
             </w:tcBorders>
-            <w:shd w:val="clear"/>
+            <w:shd w:val="clear" w:color="auto" w:fill="auto"/>
             <w:tcMar>
               <w:top w:w="120" w:type="dxa"/>
               <w:left w:w="180" w:type="dxa"/>
@@ -11201,7 +11222,7 @@
               <w:bottom w:val="nil"/>
               <w:right w:val="nil"/>
             </w:tcBorders>
-            <w:shd w:val="clear"/>
+            <w:shd w:val="clear" w:color="auto" w:fill="auto"/>
             <w:tcMar>
               <w:top w:w="120" w:type="dxa"/>
               <w:left w:w="180" w:type="dxa"/>
@@ -11247,7 +11268,7 @@
             <w:insideH w:val="none" w:color="auto" w:sz="0" w:space="0"/>
             <w:insideV w:val="none" w:color="auto" w:sz="0" w:space="0"/>
           </w:tblBorders>
-          <w:shd w:val="clear"/>
+          <w:shd w:val="clear" w:color="auto" w:fill="auto"/>
           <w:tblCellMar>
             <w:top w:w="0" w:type="dxa"/>
             <w:left w:w="0" w:type="dxa"/>
@@ -11264,7 +11285,7 @@
               <w:bottom w:val="nil"/>
               <w:right w:val="single" w:color="auto" w:sz="2" w:space="0"/>
             </w:tcBorders>
-            <w:shd w:val="clear"/>
+            <w:shd w:val="clear" w:color="auto" w:fill="auto"/>
             <w:tcMar>
               <w:top w:w="120" w:type="dxa"/>
               <w:left w:w="180" w:type="dxa"/>
@@ -11308,7 +11329,7 @@
               <w:bottom w:val="nil"/>
               <w:right w:val="single" w:color="auto" w:sz="2" w:space="0"/>
             </w:tcBorders>
-            <w:shd w:val="clear"/>
+            <w:shd w:val="clear" w:color="auto" w:fill="auto"/>
             <w:tcMar>
               <w:top w:w="120" w:type="dxa"/>
               <w:left w:w="180" w:type="dxa"/>
@@ -11352,7 +11373,7 @@
               <w:bottom w:val="nil"/>
               <w:right w:val="nil"/>
             </w:tcBorders>
-            <w:shd w:val="clear"/>
+            <w:shd w:val="clear" w:color="auto" w:fill="auto"/>
             <w:tcMar>
               <w:top w:w="120" w:type="dxa"/>
               <w:left w:w="180" w:type="dxa"/>
@@ -11416,6 +11437,7 @@
     </w:p>
     <w:tbl>
       <w:tblPr>
+        <w:tblStyle w:val="10"/>
         <w:tblW w:w="0" w:type="auto"/>
         <w:tblInd w:w="0" w:type="dxa"/>
         <w:tblBorders>
@@ -11426,7 +11448,7 @@
           <w:insideH w:val="none" w:color="auto" w:sz="0" w:space="0"/>
           <w:insideV w:val="none" w:color="auto" w:sz="0" w:space="0"/>
         </w:tblBorders>
-        <w:shd w:val="clear"/>
+        <w:shd w:val="clear" w:color="auto" w:fill="auto"/>
         <w:tblLayout w:type="autofit"/>
         <w:tblCellMar>
           <w:top w:w="0" w:type="dxa"/>
@@ -11450,7 +11472,7 @@
             <w:insideH w:val="none" w:color="auto" w:sz="0" w:space="0"/>
             <w:insideV w:val="none" w:color="auto" w:sz="0" w:space="0"/>
           </w:tblBorders>
-          <w:shd w:val="clear"/>
+          <w:shd w:val="clear" w:color="auto" w:fill="auto"/>
           <w:tblCellMar>
             <w:top w:w="0" w:type="dxa"/>
             <w:left w:w="0" w:type="dxa"/>
@@ -11620,7 +11642,7 @@
               <w:bottom w:val="nil"/>
               <w:right w:val="single" w:color="auto" w:sz="2" w:space="0"/>
             </w:tcBorders>
-            <w:shd w:val="clear"/>
+            <w:shd w:val="clear" w:color="auto" w:fill="auto"/>
             <w:tcMar>
               <w:top w:w="120" w:type="dxa"/>
               <w:left w:w="180" w:type="dxa"/>
@@ -11664,7 +11686,7 @@
               <w:bottom w:val="nil"/>
               <w:right w:val="single" w:color="auto" w:sz="2" w:space="0"/>
             </w:tcBorders>
-            <w:shd w:val="clear"/>
+            <w:shd w:val="clear" w:color="auto" w:fill="auto"/>
             <w:tcMar>
               <w:top w:w="120" w:type="dxa"/>
               <w:left w:w="180" w:type="dxa"/>
@@ -11708,7 +11730,7 @@
               <w:bottom w:val="nil"/>
               <w:right w:val="nil"/>
             </w:tcBorders>
-            <w:shd w:val="clear"/>
+            <w:shd w:val="clear" w:color="auto" w:fill="auto"/>
             <w:tcMar>
               <w:top w:w="120" w:type="dxa"/>
               <w:left w:w="180" w:type="dxa"/>
@@ -11754,7 +11776,6 @@
             <w:insideH w:val="none" w:color="auto" w:sz="0" w:space="0"/>
             <w:insideV w:val="none" w:color="auto" w:sz="0" w:space="0"/>
           </w:tblBorders>
-          <w:shd w:val="clear"/>
           <w:tblCellMar>
             <w:top w:w="0" w:type="dxa"/>
             <w:left w:w="0" w:type="dxa"/>
@@ -11771,7 +11792,7 @@
               <w:bottom w:val="nil"/>
               <w:right w:val="single" w:color="auto" w:sz="2" w:space="0"/>
             </w:tcBorders>
-            <w:shd w:val="clear"/>
+            <w:shd w:val="clear" w:color="auto" w:fill="auto"/>
             <w:tcMar>
               <w:top w:w="120" w:type="dxa"/>
               <w:left w:w="180" w:type="dxa"/>
@@ -11815,7 +11836,7 @@
               <w:bottom w:val="nil"/>
               <w:right w:val="single" w:color="auto" w:sz="2" w:space="0"/>
             </w:tcBorders>
-            <w:shd w:val="clear"/>
+            <w:shd w:val="clear" w:color="auto" w:fill="auto"/>
             <w:tcMar>
               <w:top w:w="120" w:type="dxa"/>
               <w:left w:w="180" w:type="dxa"/>
@@ -11859,7 +11880,7 @@
               <w:bottom w:val="nil"/>
               <w:right w:val="nil"/>
             </w:tcBorders>
-            <w:shd w:val="clear"/>
+            <w:shd w:val="clear" w:color="auto" w:fill="auto"/>
             <w:tcMar>
               <w:top w:w="120" w:type="dxa"/>
               <w:left w:w="180" w:type="dxa"/>
@@ -11905,7 +11926,7 @@
             <w:insideH w:val="none" w:color="auto" w:sz="0" w:space="0"/>
             <w:insideV w:val="none" w:color="auto" w:sz="0" w:space="0"/>
           </w:tblBorders>
-          <w:shd w:val="clear"/>
+          <w:shd w:val="clear" w:color="auto" w:fill="auto"/>
           <w:tblCellMar>
             <w:top w:w="0" w:type="dxa"/>
             <w:left w:w="0" w:type="dxa"/>
@@ -11922,7 +11943,7 @@
               <w:bottom w:val="nil"/>
               <w:right w:val="single" w:color="auto" w:sz="2" w:space="0"/>
             </w:tcBorders>
-            <w:shd w:val="clear"/>
+            <w:shd w:val="clear" w:color="auto" w:fill="auto"/>
             <w:tcMar>
               <w:top w:w="120" w:type="dxa"/>
               <w:left w:w="180" w:type="dxa"/>
@@ -11966,7 +11987,7 @@
               <w:bottom w:val="nil"/>
               <w:right w:val="single" w:color="auto" w:sz="2" w:space="0"/>
             </w:tcBorders>
-            <w:shd w:val="clear"/>
+            <w:shd w:val="clear" w:color="auto" w:fill="auto"/>
             <w:tcMar>
               <w:top w:w="120" w:type="dxa"/>
               <w:left w:w="180" w:type="dxa"/>
@@ -12010,7 +12031,7 @@
               <w:bottom w:val="nil"/>
               <w:right w:val="nil"/>
             </w:tcBorders>
-            <w:shd w:val="clear"/>
+            <w:shd w:val="clear" w:color="auto" w:fill="auto"/>
             <w:tcMar>
               <w:top w:w="120" w:type="dxa"/>
               <w:left w:w="180" w:type="dxa"/>
@@ -12056,7 +12077,7 @@
             <w:insideH w:val="none" w:color="auto" w:sz="0" w:space="0"/>
             <w:insideV w:val="none" w:color="auto" w:sz="0" w:space="0"/>
           </w:tblBorders>
-          <w:shd w:val="clear"/>
+          <w:shd w:val="clear" w:color="auto" w:fill="auto"/>
           <w:tblCellMar>
             <w:top w:w="0" w:type="dxa"/>
             <w:left w:w="0" w:type="dxa"/>
@@ -12073,7 +12094,7 @@
               <w:bottom w:val="nil"/>
               <w:right w:val="single" w:color="auto" w:sz="2" w:space="0"/>
             </w:tcBorders>
-            <w:shd w:val="clear"/>
+            <w:shd w:val="clear" w:color="auto" w:fill="auto"/>
             <w:tcMar>
               <w:top w:w="120" w:type="dxa"/>
               <w:left w:w="180" w:type="dxa"/>
@@ -12117,7 +12138,7 @@
               <w:bottom w:val="nil"/>
               <w:right w:val="single" w:color="auto" w:sz="2" w:space="0"/>
             </w:tcBorders>
-            <w:shd w:val="clear"/>
+            <w:shd w:val="clear" w:color="auto" w:fill="auto"/>
             <w:tcMar>
               <w:top w:w="120" w:type="dxa"/>
               <w:left w:w="180" w:type="dxa"/>
@@ -12161,7 +12182,7 @@
               <w:bottom w:val="nil"/>
               <w:right w:val="nil"/>
             </w:tcBorders>
-            <w:shd w:val="clear"/>
+            <w:shd w:val="clear" w:color="auto" w:fill="auto"/>
             <w:tcMar>
               <w:top w:w="120" w:type="dxa"/>
               <w:left w:w="180" w:type="dxa"/>
@@ -12207,7 +12228,7 @@
             <w:insideH w:val="none" w:color="auto" w:sz="0" w:space="0"/>
             <w:insideV w:val="none" w:color="auto" w:sz="0" w:space="0"/>
           </w:tblBorders>
-          <w:shd w:val="clear"/>
+          <w:shd w:val="clear" w:color="auto" w:fill="auto"/>
           <w:tblCellMar>
             <w:top w:w="0" w:type="dxa"/>
             <w:left w:w="0" w:type="dxa"/>
@@ -12224,7 +12245,7 @@
               <w:bottom w:val="nil"/>
               <w:right w:val="single" w:color="auto" w:sz="2" w:space="0"/>
             </w:tcBorders>
-            <w:shd w:val="clear"/>
+            <w:shd w:val="clear" w:color="auto" w:fill="auto"/>
             <w:tcMar>
               <w:top w:w="120" w:type="dxa"/>
               <w:left w:w="180" w:type="dxa"/>
@@ -12268,7 +12289,7 @@
               <w:bottom w:val="nil"/>
               <w:right w:val="single" w:color="auto" w:sz="2" w:space="0"/>
             </w:tcBorders>
-            <w:shd w:val="clear"/>
+            <w:shd w:val="clear" w:color="auto" w:fill="auto"/>
             <w:tcMar>
               <w:top w:w="120" w:type="dxa"/>
               <w:left w:w="180" w:type="dxa"/>
@@ -12312,7 +12333,7 @@
               <w:bottom w:val="nil"/>
               <w:right w:val="nil"/>
             </w:tcBorders>
-            <w:shd w:val="clear"/>
+            <w:shd w:val="clear" w:color="auto" w:fill="auto"/>
             <w:tcMar>
               <w:top w:w="120" w:type="dxa"/>
               <w:left w:w="180" w:type="dxa"/>
@@ -12358,7 +12379,7 @@
             <w:insideH w:val="none" w:color="auto" w:sz="0" w:space="0"/>
             <w:insideV w:val="none" w:color="auto" w:sz="0" w:space="0"/>
           </w:tblBorders>
-          <w:shd w:val="clear"/>
+          <w:shd w:val="clear" w:color="auto" w:fill="auto"/>
           <w:tblCellMar>
             <w:top w:w="0" w:type="dxa"/>
             <w:left w:w="0" w:type="dxa"/>
@@ -12375,7 +12396,7 @@
               <w:bottom w:val="nil"/>
               <w:right w:val="single" w:color="auto" w:sz="2" w:space="0"/>
             </w:tcBorders>
-            <w:shd w:val="clear"/>
+            <w:shd w:val="clear" w:color="auto" w:fill="auto"/>
             <w:tcMar>
               <w:top w:w="120" w:type="dxa"/>
               <w:left w:w="180" w:type="dxa"/>
@@ -12419,7 +12440,7 @@
               <w:bottom w:val="nil"/>
               <w:right w:val="single" w:color="auto" w:sz="2" w:space="0"/>
             </w:tcBorders>
-            <w:shd w:val="clear"/>
+            <w:shd w:val="clear" w:color="auto" w:fill="auto"/>
             <w:tcMar>
               <w:top w:w="120" w:type="dxa"/>
               <w:left w:w="180" w:type="dxa"/>
@@ -12463,7 +12484,7 @@
               <w:bottom w:val="nil"/>
               <w:right w:val="nil"/>
             </w:tcBorders>
-            <w:shd w:val="clear"/>
+            <w:shd w:val="clear" w:color="auto" w:fill="auto"/>
             <w:tcMar>
               <w:top w:w="120" w:type="dxa"/>
               <w:left w:w="180" w:type="dxa"/>
@@ -12509,7 +12530,7 @@
             <w:insideH w:val="none" w:color="auto" w:sz="0" w:space="0"/>
             <w:insideV w:val="none" w:color="auto" w:sz="0" w:space="0"/>
           </w:tblBorders>
-          <w:shd w:val="clear"/>
+          <w:shd w:val="clear" w:color="auto" w:fill="auto"/>
           <w:tblCellMar>
             <w:top w:w="0" w:type="dxa"/>
             <w:left w:w="0" w:type="dxa"/>
@@ -12526,7 +12547,7 @@
               <w:bottom w:val="nil"/>
               <w:right w:val="single" w:color="auto" w:sz="2" w:space="0"/>
             </w:tcBorders>
-            <w:shd w:val="clear"/>
+            <w:shd w:val="clear" w:color="auto" w:fill="auto"/>
             <w:tcMar>
               <w:top w:w="120" w:type="dxa"/>
               <w:left w:w="180" w:type="dxa"/>
@@ -12570,7 +12591,7 @@
               <w:bottom w:val="nil"/>
               <w:right w:val="single" w:color="auto" w:sz="2" w:space="0"/>
             </w:tcBorders>
-            <w:shd w:val="clear"/>
+            <w:shd w:val="clear" w:color="auto" w:fill="auto"/>
             <w:tcMar>
               <w:top w:w="120" w:type="dxa"/>
               <w:left w:w="180" w:type="dxa"/>
@@ -12614,7 +12635,7 @@
               <w:bottom w:val="nil"/>
               <w:right w:val="nil"/>
             </w:tcBorders>
-            <w:shd w:val="clear"/>
+            <w:shd w:val="clear" w:color="auto" w:fill="auto"/>
             <w:tcMar>
               <w:top w:w="120" w:type="dxa"/>
               <w:left w:w="180" w:type="dxa"/>
@@ -12707,6 +12728,7 @@
     </w:p>
     <w:tbl>
       <w:tblPr>
+        <w:tblStyle w:val="10"/>
         <w:tblW w:w="0" w:type="auto"/>
         <w:tblInd w:w="0" w:type="dxa"/>
         <w:tblBorders>
@@ -12717,7 +12739,7 @@
           <w:insideH w:val="none" w:color="auto" w:sz="0" w:space="0"/>
           <w:insideV w:val="none" w:color="auto" w:sz="0" w:space="0"/>
         </w:tblBorders>
-        <w:shd w:val="clear"/>
+        <w:shd w:val="clear" w:color="auto" w:fill="auto"/>
         <w:tblLayout w:type="autofit"/>
         <w:tblCellMar>
           <w:top w:w="0" w:type="dxa"/>
@@ -12741,7 +12763,7 @@
             <w:insideH w:val="none" w:color="auto" w:sz="0" w:space="0"/>
             <w:insideV w:val="none" w:color="auto" w:sz="0" w:space="0"/>
           </w:tblBorders>
-          <w:shd w:val="clear"/>
+          <w:shd w:val="clear" w:color="auto" w:fill="auto"/>
           <w:tblCellMar>
             <w:top w:w="0" w:type="dxa"/>
             <w:left w:w="0" w:type="dxa"/>
@@ -12782,8 +12804,8 @@
                 <w:lang w:val="en-US" w:eastAsia="zh-CN" w:bidi="ar-SA"/>
               </w:rPr>
             </w:pPr>
-            <w:bookmarkStart w:id="54" w:name="_Toc116049881"/>
-            <w:bookmarkStart w:id="55" w:name="_Toc10207"/>
+            <w:bookmarkStart w:id="54" w:name="_Toc10207"/>
+            <w:bookmarkStart w:id="55" w:name="_Toc116049881"/>
             <w:r>
               <w:rPr>
                 <w:rFonts w:hint="default" w:ascii="宋体" w:hAnsi="宋体" w:eastAsia="宋体" w:cs="宋体"/>
@@ -12897,7 +12919,7 @@
             <w:insideH w:val="none" w:color="auto" w:sz="0" w:space="0"/>
             <w:insideV w:val="none" w:color="auto" w:sz="0" w:space="0"/>
           </w:tblBorders>
-          <w:shd w:val="clear"/>
+          <w:shd w:val="clear" w:color="auto" w:fill="auto"/>
           <w:tblCellMar>
             <w:top w:w="0" w:type="dxa"/>
             <w:left w:w="0" w:type="dxa"/>
@@ -12914,7 +12936,7 @@
               <w:bottom w:val="nil"/>
               <w:right w:val="single" w:color="auto" w:sz="2" w:space="0"/>
             </w:tcBorders>
-            <w:shd w:val="clear"/>
+            <w:shd w:val="clear" w:color="auto" w:fill="auto"/>
             <w:tcMar>
               <w:top w:w="120" w:type="dxa"/>
               <w:left w:w="180" w:type="dxa"/>
@@ -12958,7 +12980,7 @@
               <w:bottom w:val="nil"/>
               <w:right w:val="single" w:color="auto" w:sz="2" w:space="0"/>
             </w:tcBorders>
-            <w:shd w:val="clear"/>
+            <w:shd w:val="clear" w:color="auto" w:fill="auto"/>
             <w:tcMar>
               <w:top w:w="120" w:type="dxa"/>
               <w:left w:w="180" w:type="dxa"/>
@@ -13002,7 +13024,7 @@
               <w:bottom w:val="nil"/>
               <w:right w:val="nil"/>
             </w:tcBorders>
-            <w:shd w:val="clear"/>
+            <w:shd w:val="clear" w:color="auto" w:fill="auto"/>
             <w:tcMar>
               <w:top w:w="120" w:type="dxa"/>
               <w:left w:w="180" w:type="dxa"/>
@@ -13048,7 +13070,7 @@
             <w:insideH w:val="none" w:color="auto" w:sz="0" w:space="0"/>
             <w:insideV w:val="none" w:color="auto" w:sz="0" w:space="0"/>
           </w:tblBorders>
-          <w:shd w:val="clear"/>
+          <w:shd w:val="clear" w:color="auto" w:fill="auto"/>
           <w:tblCellMar>
             <w:top w:w="0" w:type="dxa"/>
             <w:left w:w="0" w:type="dxa"/>
@@ -13065,7 +13087,7 @@
               <w:bottom w:val="nil"/>
               <w:right w:val="single" w:color="auto" w:sz="2" w:space="0"/>
             </w:tcBorders>
-            <w:shd w:val="clear"/>
+            <w:shd w:val="clear" w:color="auto" w:fill="auto"/>
             <w:tcMar>
               <w:top w:w="120" w:type="dxa"/>
               <w:left w:w="180" w:type="dxa"/>
@@ -13109,7 +13131,7 @@
               <w:bottom w:val="nil"/>
               <w:right w:val="single" w:color="auto" w:sz="2" w:space="0"/>
             </w:tcBorders>
-            <w:shd w:val="clear"/>
+            <w:shd w:val="clear" w:color="auto" w:fill="auto"/>
             <w:tcMar>
               <w:top w:w="120" w:type="dxa"/>
               <w:left w:w="180" w:type="dxa"/>
@@ -13153,7 +13175,7 @@
               <w:bottom w:val="nil"/>
               <w:right w:val="nil"/>
             </w:tcBorders>
-            <w:shd w:val="clear"/>
+            <w:shd w:val="clear" w:color="auto" w:fill="auto"/>
             <w:tcMar>
               <w:top w:w="120" w:type="dxa"/>
               <w:left w:w="180" w:type="dxa"/>
@@ -13199,7 +13221,6 @@
             <w:insideH w:val="none" w:color="auto" w:sz="0" w:space="0"/>
             <w:insideV w:val="none" w:color="auto" w:sz="0" w:space="0"/>
           </w:tblBorders>
-          <w:shd w:val="clear"/>
           <w:tblCellMar>
             <w:top w:w="0" w:type="dxa"/>
             <w:left w:w="0" w:type="dxa"/>
@@ -13216,7 +13237,7 @@
               <w:bottom w:val="nil"/>
               <w:right w:val="single" w:color="auto" w:sz="2" w:space="0"/>
             </w:tcBorders>
-            <w:shd w:val="clear"/>
+            <w:shd w:val="clear" w:color="auto" w:fill="auto"/>
             <w:tcMar>
               <w:top w:w="120" w:type="dxa"/>
               <w:left w:w="180" w:type="dxa"/>
@@ -13260,7 +13281,7 @@
               <w:bottom w:val="nil"/>
               <w:right w:val="single" w:color="auto" w:sz="2" w:space="0"/>
             </w:tcBorders>
-            <w:shd w:val="clear"/>
+            <w:shd w:val="clear" w:color="auto" w:fill="auto"/>
             <w:tcMar>
               <w:top w:w="120" w:type="dxa"/>
               <w:left w:w="180" w:type="dxa"/>
@@ -13304,7 +13325,7 @@
               <w:bottom w:val="nil"/>
               <w:right w:val="nil"/>
             </w:tcBorders>
-            <w:shd w:val="clear"/>
+            <w:shd w:val="clear" w:color="auto" w:fill="auto"/>
             <w:tcMar>
               <w:top w:w="120" w:type="dxa"/>
               <w:left w:w="180" w:type="dxa"/>
@@ -13350,7 +13371,7 @@
             <w:insideH w:val="none" w:color="auto" w:sz="0" w:space="0"/>
             <w:insideV w:val="none" w:color="auto" w:sz="0" w:space="0"/>
           </w:tblBorders>
-          <w:shd w:val="clear"/>
+          <w:shd w:val="clear" w:color="auto" w:fill="auto"/>
           <w:tblCellMar>
             <w:top w:w="0" w:type="dxa"/>
             <w:left w:w="0" w:type="dxa"/>
@@ -13367,7 +13388,7 @@
               <w:bottom w:val="nil"/>
               <w:right w:val="single" w:color="auto" w:sz="2" w:space="0"/>
             </w:tcBorders>
-            <w:shd w:val="clear"/>
+            <w:shd w:val="clear" w:color="auto" w:fill="auto"/>
             <w:tcMar>
               <w:top w:w="120" w:type="dxa"/>
               <w:left w:w="180" w:type="dxa"/>
@@ -13411,7 +13432,7 @@
               <w:bottom w:val="nil"/>
               <w:right w:val="single" w:color="auto" w:sz="2" w:space="0"/>
             </w:tcBorders>
-            <w:shd w:val="clear"/>
+            <w:shd w:val="clear" w:color="auto" w:fill="auto"/>
             <w:tcMar>
               <w:top w:w="120" w:type="dxa"/>
               <w:left w:w="180" w:type="dxa"/>
@@ -13455,7 +13476,7 @@
               <w:bottom w:val="nil"/>
               <w:right w:val="nil"/>
             </w:tcBorders>
-            <w:shd w:val="clear"/>
+            <w:shd w:val="clear" w:color="auto" w:fill="auto"/>
             <w:tcMar>
               <w:top w:w="120" w:type="dxa"/>
               <w:left w:w="180" w:type="dxa"/>
@@ -13501,7 +13522,7 @@
             <w:insideH w:val="none" w:color="auto" w:sz="0" w:space="0"/>
             <w:insideV w:val="none" w:color="auto" w:sz="0" w:space="0"/>
           </w:tblBorders>
-          <w:shd w:val="clear"/>
+          <w:shd w:val="clear" w:color="auto" w:fill="auto"/>
           <w:tblCellMar>
             <w:top w:w="0" w:type="dxa"/>
             <w:left w:w="0" w:type="dxa"/>
@@ -13518,7 +13539,7 @@
               <w:bottom w:val="nil"/>
               <w:right w:val="single" w:color="auto" w:sz="2" w:space="0"/>
             </w:tcBorders>
-            <w:shd w:val="clear"/>
+            <w:shd w:val="clear" w:color="auto" w:fill="auto"/>
             <w:tcMar>
               <w:top w:w="120" w:type="dxa"/>
               <w:left w:w="180" w:type="dxa"/>
@@ -13562,7 +13583,7 @@
               <w:bottom w:val="nil"/>
               <w:right w:val="single" w:color="auto" w:sz="2" w:space="0"/>
             </w:tcBorders>
-            <w:shd w:val="clear"/>
+            <w:shd w:val="clear" w:color="auto" w:fill="auto"/>
             <w:tcMar>
               <w:top w:w="120" w:type="dxa"/>
               <w:left w:w="180" w:type="dxa"/>
@@ -13606,7 +13627,7 @@
               <w:bottom w:val="nil"/>
               <w:right w:val="nil"/>
             </w:tcBorders>
-            <w:shd w:val="clear"/>
+            <w:shd w:val="clear" w:color="auto" w:fill="auto"/>
             <w:tcMar>
               <w:top w:w="120" w:type="dxa"/>
               <w:left w:w="180" w:type="dxa"/>
@@ -13652,7 +13673,6 @@
             <w:insideH w:val="none" w:color="auto" w:sz="0" w:space="0"/>
             <w:insideV w:val="none" w:color="auto" w:sz="0" w:space="0"/>
           </w:tblBorders>
-          <w:shd w:val="clear"/>
           <w:tblCellMar>
             <w:top w:w="0" w:type="dxa"/>
             <w:left w:w="0" w:type="dxa"/>
@@ -13669,7 +13689,7 @@
               <w:bottom w:val="nil"/>
               <w:right w:val="single" w:color="auto" w:sz="2" w:space="0"/>
             </w:tcBorders>
-            <w:shd w:val="clear"/>
+            <w:shd w:val="clear" w:color="auto" w:fill="auto"/>
             <w:tcMar>
               <w:top w:w="120" w:type="dxa"/>
               <w:left w:w="180" w:type="dxa"/>
@@ -13713,7 +13733,7 @@
               <w:bottom w:val="nil"/>
               <w:right w:val="single" w:color="auto" w:sz="2" w:space="0"/>
             </w:tcBorders>
-            <w:shd w:val="clear"/>
+            <w:shd w:val="clear" w:color="auto" w:fill="auto"/>
             <w:tcMar>
               <w:top w:w="120" w:type="dxa"/>
               <w:left w:w="180" w:type="dxa"/>
@@ -13757,7 +13777,7 @@
               <w:bottom w:val="nil"/>
               <w:right w:val="nil"/>
             </w:tcBorders>
-            <w:shd w:val="clear"/>
+            <w:shd w:val="clear" w:color="auto" w:fill="auto"/>
             <w:tcMar>
               <w:top w:w="120" w:type="dxa"/>
               <w:left w:w="180" w:type="dxa"/>
@@ -13803,7 +13823,7 @@
             <w:insideH w:val="none" w:color="auto" w:sz="0" w:space="0"/>
             <w:insideV w:val="none" w:color="auto" w:sz="0" w:space="0"/>
           </w:tblBorders>
-          <w:shd w:val="clear"/>
+          <w:shd w:val="clear" w:color="auto" w:fill="auto"/>
           <w:tblCellMar>
             <w:top w:w="0" w:type="dxa"/>
             <w:left w:w="0" w:type="dxa"/>
@@ -13820,7 +13840,7 @@
               <w:bottom w:val="nil"/>
               <w:right w:val="single" w:color="auto" w:sz="2" w:space="0"/>
             </w:tcBorders>
-            <w:shd w:val="clear"/>
+            <w:shd w:val="clear" w:color="auto" w:fill="auto"/>
             <w:tcMar>
               <w:top w:w="120" w:type="dxa"/>
               <w:left w:w="180" w:type="dxa"/>
@@ -13864,7 +13884,7 @@
               <w:bottom w:val="nil"/>
               <w:right w:val="single" w:color="auto" w:sz="2" w:space="0"/>
             </w:tcBorders>
-            <w:shd w:val="clear"/>
+            <w:shd w:val="clear" w:color="auto" w:fill="auto"/>
             <w:tcMar>
               <w:top w:w="120" w:type="dxa"/>
               <w:left w:w="180" w:type="dxa"/>
@@ -13908,7 +13928,7 @@
               <w:bottom w:val="nil"/>
               <w:right w:val="nil"/>
             </w:tcBorders>
-            <w:shd w:val="clear"/>
+            <w:shd w:val="clear" w:color="auto" w:fill="auto"/>
             <w:tcMar>
               <w:top w:w="120" w:type="dxa"/>
               <w:left w:w="180" w:type="dxa"/>
@@ -14388,8 +14408,8 @@
           <w:rFonts w:cs="Times New Roman"/>
         </w:rPr>
       </w:pPr>
-      <w:bookmarkStart w:id="60" w:name="_Toc26131"/>
-      <w:bookmarkStart w:id="61" w:name="_Toc116049884"/>
+      <w:bookmarkStart w:id="60" w:name="_Toc116049884"/>
+      <w:bookmarkStart w:id="61" w:name="_Toc26131"/>
       <w:r>
         <w:rPr>
           <w:rFonts w:hint="eastAsia" w:cs="Times New Roman"/>
@@ -14532,8 +14552,8 @@
           <w:rFonts w:cs="Times New Roman"/>
         </w:rPr>
       </w:pPr>
-      <w:bookmarkStart w:id="64" w:name="_Toc29579"/>
-      <w:bookmarkStart w:id="65" w:name="_Toc116049886"/>
+      <w:bookmarkStart w:id="64" w:name="_Toc116049886"/>
+      <w:bookmarkStart w:id="65" w:name="_Toc29579"/>
       <w:r>
         <w:rPr>
           <w:rFonts w:hint="eastAsia" w:cs="Times New Roman"/>
@@ -14545,6 +14565,7 @@
     </w:p>
     <w:tbl>
       <w:tblPr>
+        <w:tblStyle w:val="10"/>
         <w:tblW w:w="0" w:type="auto"/>
         <w:tblInd w:w="0" w:type="dxa"/>
         <w:tblBorders>
@@ -14555,7 +14576,7 @@
           <w:insideH w:val="none" w:color="auto" w:sz="0" w:space="0"/>
           <w:insideV w:val="none" w:color="auto" w:sz="0" w:space="0"/>
         </w:tblBorders>
-        <w:shd w:val="clear"/>
+        <w:shd w:val="clear" w:color="auto" w:fill="auto"/>
         <w:tblLayout w:type="autofit"/>
         <w:tblCellMar>
           <w:top w:w="0" w:type="dxa"/>
@@ -14580,7 +14601,7 @@
             <w:insideH w:val="none" w:color="auto" w:sz="0" w:space="0"/>
             <w:insideV w:val="none" w:color="auto" w:sz="0" w:space="0"/>
           </w:tblBorders>
-          <w:shd w:val="clear"/>
+          <w:shd w:val="clear" w:color="auto" w:fill="auto"/>
           <w:tblCellMar>
             <w:top w:w="0" w:type="dxa"/>
             <w:left w:w="0" w:type="dxa"/>
@@ -14778,7 +14799,7 @@
             <w:insideH w:val="none" w:color="auto" w:sz="0" w:space="0"/>
             <w:insideV w:val="none" w:color="auto" w:sz="0" w:space="0"/>
           </w:tblBorders>
-          <w:shd w:val="clear"/>
+          <w:shd w:val="clear" w:color="auto" w:fill="auto"/>
           <w:tblCellMar>
             <w:top w:w="0" w:type="dxa"/>
             <w:left w:w="0" w:type="dxa"/>
@@ -14795,7 +14816,7 @@
               <w:bottom w:val="nil"/>
               <w:right w:val="single" w:color="auto" w:sz="2" w:space="0"/>
             </w:tcBorders>
-            <w:shd w:val="clear"/>
+            <w:shd w:val="clear" w:color="auto" w:fill="auto"/>
             <w:tcMar>
               <w:top w:w="120" w:type="dxa"/>
               <w:left w:w="180" w:type="dxa"/>
@@ -14839,7 +14860,7 @@
               <w:bottom w:val="nil"/>
               <w:right w:val="single" w:color="auto" w:sz="2" w:space="0"/>
             </w:tcBorders>
-            <w:shd w:val="clear"/>
+            <w:shd w:val="clear" w:color="auto" w:fill="auto"/>
             <w:tcMar>
               <w:top w:w="120" w:type="dxa"/>
               <w:left w:w="180" w:type="dxa"/>
@@ -14883,7 +14904,7 @@
               <w:bottom w:val="nil"/>
               <w:right w:val="single" w:color="auto" w:sz="2" w:space="0"/>
             </w:tcBorders>
-            <w:shd w:val="clear"/>
+            <w:shd w:val="clear" w:color="auto" w:fill="auto"/>
             <w:tcMar>
               <w:top w:w="120" w:type="dxa"/>
               <w:left w:w="180" w:type="dxa"/>
@@ -14927,7 +14948,7 @@
               <w:bottom w:val="nil"/>
               <w:right w:val="nil"/>
             </w:tcBorders>
-            <w:shd w:val="clear"/>
+            <w:shd w:val="clear" w:color="auto" w:fill="auto"/>
             <w:tcMar>
               <w:top w:w="120" w:type="dxa"/>
               <w:left w:w="180" w:type="dxa"/>
@@ -14973,7 +14994,7 @@
             <w:insideH w:val="none" w:color="auto" w:sz="0" w:space="0"/>
             <w:insideV w:val="none" w:color="auto" w:sz="0" w:space="0"/>
           </w:tblBorders>
-          <w:shd w:val="clear"/>
+          <w:shd w:val="clear" w:color="auto" w:fill="auto"/>
           <w:tblCellMar>
             <w:top w:w="0" w:type="dxa"/>
             <w:left w:w="0" w:type="dxa"/>
@@ -14990,7 +15011,7 @@
               <w:bottom w:val="nil"/>
               <w:right w:val="single" w:color="auto" w:sz="2" w:space="0"/>
             </w:tcBorders>
-            <w:shd w:val="clear"/>
+            <w:shd w:val="clear" w:color="auto" w:fill="auto"/>
             <w:tcMar>
               <w:top w:w="120" w:type="dxa"/>
               <w:left w:w="180" w:type="dxa"/>
@@ -15034,7 +15055,7 @@
               <w:bottom w:val="nil"/>
               <w:right w:val="single" w:color="auto" w:sz="2" w:space="0"/>
             </w:tcBorders>
-            <w:shd w:val="clear"/>
+            <w:shd w:val="clear" w:color="auto" w:fill="auto"/>
             <w:tcMar>
               <w:top w:w="120" w:type="dxa"/>
               <w:left w:w="180" w:type="dxa"/>
@@ -15078,7 +15099,7 @@
               <w:bottom w:val="nil"/>
               <w:right w:val="single" w:color="auto" w:sz="2" w:space="0"/>
             </w:tcBorders>
-            <w:shd w:val="clear"/>
+            <w:shd w:val="clear" w:color="auto" w:fill="auto"/>
             <w:tcMar>
               <w:top w:w="120" w:type="dxa"/>
               <w:left w:w="180" w:type="dxa"/>
@@ -15122,7 +15143,7 @@
               <w:bottom w:val="nil"/>
               <w:right w:val="nil"/>
             </w:tcBorders>
-            <w:shd w:val="clear"/>
+            <w:shd w:val="clear" w:color="auto" w:fill="auto"/>
             <w:tcMar>
               <w:top w:w="120" w:type="dxa"/>
               <w:left w:w="180" w:type="dxa"/>
@@ -15168,7 +15189,7 @@
             <w:insideH w:val="none" w:color="auto" w:sz="0" w:space="0"/>
             <w:insideV w:val="none" w:color="auto" w:sz="0" w:space="0"/>
           </w:tblBorders>
-          <w:shd w:val="clear"/>
+          <w:shd w:val="clear" w:color="auto" w:fill="auto"/>
           <w:tblCellMar>
             <w:top w:w="0" w:type="dxa"/>
             <w:left w:w="0" w:type="dxa"/>
@@ -15185,7 +15206,7 @@
               <w:bottom w:val="nil"/>
               <w:right w:val="single" w:color="auto" w:sz="2" w:space="0"/>
             </w:tcBorders>
-            <w:shd w:val="clear"/>
+            <w:shd w:val="clear" w:color="auto" w:fill="auto"/>
             <w:tcMar>
               <w:top w:w="120" w:type="dxa"/>
               <w:left w:w="180" w:type="dxa"/>
@@ -15229,7 +15250,7 @@
               <w:bottom w:val="nil"/>
               <w:right w:val="single" w:color="auto" w:sz="2" w:space="0"/>
             </w:tcBorders>
-            <w:shd w:val="clear"/>
+            <w:shd w:val="clear" w:color="auto" w:fill="auto"/>
             <w:tcMar>
               <w:top w:w="120" w:type="dxa"/>
               <w:left w:w="180" w:type="dxa"/>
@@ -15273,7 +15294,7 @@
               <w:bottom w:val="nil"/>
               <w:right w:val="single" w:color="auto" w:sz="2" w:space="0"/>
             </w:tcBorders>
-            <w:shd w:val="clear"/>
+            <w:shd w:val="clear" w:color="auto" w:fill="auto"/>
             <w:tcMar>
               <w:top w:w="120" w:type="dxa"/>
               <w:left w:w="180" w:type="dxa"/>
@@ -15317,7 +15338,7 @@
               <w:bottom w:val="nil"/>
               <w:right w:val="nil"/>
             </w:tcBorders>
-            <w:shd w:val="clear"/>
+            <w:shd w:val="clear" w:color="auto" w:fill="auto"/>
             <w:tcMar>
               <w:top w:w="120" w:type="dxa"/>
               <w:left w:w="180" w:type="dxa"/>
@@ -15363,7 +15384,7 @@
             <w:insideH w:val="none" w:color="auto" w:sz="0" w:space="0"/>
             <w:insideV w:val="none" w:color="auto" w:sz="0" w:space="0"/>
           </w:tblBorders>
-          <w:shd w:val="clear"/>
+          <w:shd w:val="clear" w:color="auto" w:fill="auto"/>
           <w:tblCellMar>
             <w:top w:w="0" w:type="dxa"/>
             <w:left w:w="0" w:type="dxa"/>
@@ -15380,7 +15401,7 @@
               <w:bottom w:val="nil"/>
               <w:right w:val="single" w:color="auto" w:sz="2" w:space="0"/>
             </w:tcBorders>
-            <w:shd w:val="clear"/>
+            <w:shd w:val="clear" w:color="auto" w:fill="auto"/>
             <w:tcMar>
               <w:top w:w="120" w:type="dxa"/>
               <w:left w:w="180" w:type="dxa"/>
@@ -15424,7 +15445,7 @@
               <w:bottom w:val="nil"/>
               <w:right w:val="single" w:color="auto" w:sz="2" w:space="0"/>
             </w:tcBorders>
-            <w:shd w:val="clear"/>
+            <w:shd w:val="clear" w:color="auto" w:fill="auto"/>
             <w:tcMar>
               <w:top w:w="120" w:type="dxa"/>
               <w:left w:w="180" w:type="dxa"/>
@@ -15468,7 +15489,7 @@
               <w:bottom w:val="nil"/>
               <w:right w:val="single" w:color="auto" w:sz="2" w:space="0"/>
             </w:tcBorders>
-            <w:shd w:val="clear"/>
+            <w:shd w:val="clear" w:color="auto" w:fill="auto"/>
             <w:tcMar>
               <w:top w:w="120" w:type="dxa"/>
               <w:left w:w="180" w:type="dxa"/>
@@ -15512,7 +15533,7 @@
               <w:bottom w:val="nil"/>
               <w:right w:val="nil"/>
             </w:tcBorders>
-            <w:shd w:val="clear"/>
+            <w:shd w:val="clear" w:color="auto" w:fill="auto"/>
             <w:tcMar>
               <w:top w:w="120" w:type="dxa"/>
               <w:left w:w="180" w:type="dxa"/>
@@ -15558,7 +15579,7 @@
             <w:insideH w:val="none" w:color="auto" w:sz="0" w:space="0"/>
             <w:insideV w:val="none" w:color="auto" w:sz="0" w:space="0"/>
           </w:tblBorders>
-          <w:shd w:val="clear"/>
+          <w:shd w:val="clear" w:color="auto" w:fill="auto"/>
           <w:tblCellMar>
             <w:top w:w="0" w:type="dxa"/>
             <w:left w:w="0" w:type="dxa"/>
@@ -15575,7 +15596,7 @@
               <w:bottom w:val="nil"/>
               <w:right w:val="single" w:color="auto" w:sz="2" w:space="0"/>
             </w:tcBorders>
-            <w:shd w:val="clear"/>
+            <w:shd w:val="clear" w:color="auto" w:fill="auto"/>
             <w:tcMar>
               <w:top w:w="120" w:type="dxa"/>
               <w:left w:w="180" w:type="dxa"/>
@@ -15619,7 +15640,7 @@
               <w:bottom w:val="nil"/>
               <w:right w:val="single" w:color="auto" w:sz="2" w:space="0"/>
             </w:tcBorders>
-            <w:shd w:val="clear"/>
+            <w:shd w:val="clear" w:color="auto" w:fill="auto"/>
             <w:tcMar>
               <w:top w:w="120" w:type="dxa"/>
               <w:left w:w="180" w:type="dxa"/>
@@ -15663,7 +15684,7 @@
               <w:bottom w:val="nil"/>
               <w:right w:val="single" w:color="auto" w:sz="2" w:space="0"/>
             </w:tcBorders>
-            <w:shd w:val="clear"/>
+            <w:shd w:val="clear" w:color="auto" w:fill="auto"/>
             <w:tcMar>
               <w:top w:w="120" w:type="dxa"/>
               <w:left w:w="180" w:type="dxa"/>
@@ -15707,7 +15728,7 @@
               <w:bottom w:val="nil"/>
               <w:right w:val="nil"/>
             </w:tcBorders>
-            <w:shd w:val="clear"/>
+            <w:shd w:val="clear" w:color="auto" w:fill="auto"/>
             <w:tcMar>
               <w:top w:w="120" w:type="dxa"/>
               <w:left w:w="180" w:type="dxa"/>
@@ -15753,7 +15774,7 @@
             <w:insideH w:val="none" w:color="auto" w:sz="0" w:space="0"/>
             <w:insideV w:val="none" w:color="auto" w:sz="0" w:space="0"/>
           </w:tblBorders>
-          <w:shd w:val="clear"/>
+          <w:shd w:val="clear" w:color="auto" w:fill="auto"/>
           <w:tblCellMar>
             <w:top w:w="0" w:type="dxa"/>
             <w:left w:w="0" w:type="dxa"/>
@@ -15770,7 +15791,7 @@
               <w:bottom w:val="nil"/>
               <w:right w:val="single" w:color="auto" w:sz="2" w:space="0"/>
             </w:tcBorders>
-            <w:shd w:val="clear"/>
+            <w:shd w:val="clear" w:color="auto" w:fill="auto"/>
             <w:tcMar>
               <w:top w:w="120" w:type="dxa"/>
               <w:left w:w="180" w:type="dxa"/>
@@ -15814,7 +15835,7 @@
               <w:bottom w:val="nil"/>
               <w:right w:val="single" w:color="auto" w:sz="2" w:space="0"/>
             </w:tcBorders>
-            <w:shd w:val="clear"/>
+            <w:shd w:val="clear" w:color="auto" w:fill="auto"/>
             <w:tcMar>
               <w:top w:w="120" w:type="dxa"/>
               <w:left w:w="180" w:type="dxa"/>
@@ -15858,7 +15879,7 @@
               <w:bottom w:val="nil"/>
               <w:right w:val="single" w:color="auto" w:sz="2" w:space="0"/>
             </w:tcBorders>
-            <w:shd w:val="clear"/>
+            <w:shd w:val="clear" w:color="auto" w:fill="auto"/>
             <w:tcMar>
               <w:top w:w="120" w:type="dxa"/>
               <w:left w:w="180" w:type="dxa"/>
@@ -15902,7 +15923,7 @@
               <w:bottom w:val="nil"/>
               <w:right w:val="nil"/>
             </w:tcBorders>
-            <w:shd w:val="clear"/>
+            <w:shd w:val="clear" w:color="auto" w:fill="auto"/>
             <w:tcMar>
               <w:top w:w="120" w:type="dxa"/>
               <w:left w:w="180" w:type="dxa"/>
@@ -16269,8 +16290,8 @@
           <w:szCs w:val="44"/>
         </w:rPr>
       </w:pPr>
-      <w:bookmarkStart w:id="68" w:name="_Toc27128"/>
-      <w:bookmarkStart w:id="69" w:name="_Toc116049888"/>
+      <w:bookmarkStart w:id="68" w:name="_Toc116049888"/>
+      <w:bookmarkStart w:id="69" w:name="_Toc27128"/>
       <w:r>
         <w:rPr>
           <w:rFonts w:hint="eastAsia" w:ascii="Times New Roman" w:hAnsi="Times New Roman" w:eastAsia="宋体" w:cs="Times New Roman"/>

--- a/doc/概要设计文档.docx
+++ b/doc/概要设计文档.docx
@@ -49,9 +49,9 @@
       <w:bookmarkEnd w:id="0"/>
       <w:bookmarkEnd w:id="1"/>
       <w:bookmarkEnd w:id="2"/>
-      <w:bookmarkStart w:id="3" w:name="_Toc246399169"/>
+      <w:bookmarkStart w:id="3" w:name="_Toc17740"/>
       <w:bookmarkStart w:id="4" w:name="_Toc246399500"/>
-      <w:bookmarkStart w:id="5" w:name="_Toc17740"/>
+      <w:bookmarkStart w:id="5" w:name="_Toc246399169"/>
     </w:p>
     <w:p>
       <w:pPr>
@@ -76,8 +76,8 @@
       <w:bookmarkEnd w:id="3"/>
       <w:bookmarkEnd w:id="4"/>
       <w:bookmarkEnd w:id="5"/>
-      <w:bookmarkStart w:id="6" w:name="_Toc246399170"/>
-      <w:bookmarkStart w:id="7" w:name="_Toc19531"/>
+      <w:bookmarkStart w:id="6" w:name="_Toc19531"/>
+      <w:bookmarkStart w:id="7" w:name="_Toc246399170"/>
       <w:bookmarkStart w:id="8" w:name="_Toc246399501"/>
     </w:p>
     <w:p>
@@ -2427,8 +2427,8 @@
           <w:rFonts w:cs="Times New Roman"/>
         </w:rPr>
       </w:pPr>
-      <w:bookmarkStart w:id="13" w:name="_Toc17958"/>
-      <w:bookmarkStart w:id="14" w:name="_Toc116049859"/>
+      <w:bookmarkStart w:id="13" w:name="_Toc116049859"/>
+      <w:bookmarkStart w:id="14" w:name="_Toc17958"/>
       <w:r>
         <w:rPr>
           <w:rFonts w:hint="eastAsia" w:ascii="Times New Roman" w:hAnsi="Times New Roman" w:eastAsia="宋体" w:cs="Times New Roman"/>
@@ -2528,8 +2528,8 @@
           <w:lang w:val="en-US" w:eastAsia="zh-CN" w:bidi="ar-SA"/>
         </w:rPr>
       </w:pPr>
-      <w:bookmarkStart w:id="19" w:name="_Toc25342"/>
-      <w:bookmarkStart w:id="20" w:name="_Toc116049862"/>
+      <w:bookmarkStart w:id="19" w:name="_Toc116049862"/>
+      <w:bookmarkStart w:id="20" w:name="_Toc25342"/>
       <w:r>
         <w:rPr>
           <w:rFonts w:hint="eastAsia" w:cs="Times New Roman" w:asciiTheme="minorEastAsia" w:hAnsiTheme="minorEastAsia" w:eastAsiaTheme="minorEastAsia"/>
@@ -2608,8 +2608,8 @@
         </w:tblCellMar>
       </w:tblPr>
       <w:tblGrid>
-        <w:gridCol w:w="1921"/>
-        <w:gridCol w:w="3395"/>
+        <w:gridCol w:w="1898"/>
+        <w:gridCol w:w="3418"/>
         <w:gridCol w:w="4273"/>
       </w:tblGrid>
       <w:tr>
@@ -2670,8 +2670,8 @@
                 <w:lang w:val="en-US" w:eastAsia="zh-CN" w:bidi="ar-SA"/>
               </w:rPr>
             </w:pPr>
-            <w:bookmarkStart w:id="21" w:name="_Toc116049863"/>
-            <w:bookmarkStart w:id="22" w:name="_Toc31347"/>
+            <w:bookmarkStart w:id="21" w:name="_Toc31347"/>
+            <w:bookmarkStart w:id="22" w:name="_Toc116049863"/>
             <w:r>
               <w:rPr>
                 <w:rFonts w:hint="default" w:cs="Times New Roman" w:asciiTheme="minorEastAsia" w:hAnsiTheme="minorEastAsia" w:eastAsiaTheme="minorEastAsia"/>
@@ -2785,348 +2785,6 @@
                 <w:lang w:val="en-US" w:eastAsia="zh-CN" w:bidi="ar-SA"/>
               </w:rPr>
               <w:t>英文原文 / 缩写</w:t>
-            </w:r>
-          </w:p>
-        </w:tc>
-      </w:tr>
-      <w:tr>
-        <w:tblPrEx>
-          <w:tblBorders>
-            <w:top w:val="single" w:color="auto" w:sz="2" w:space="0"/>
-            <w:left w:val="single" w:color="auto" w:sz="2" w:space="0"/>
-            <w:bottom w:val="single" w:color="auto" w:sz="2" w:space="0"/>
-            <w:right w:val="single" w:color="auto" w:sz="2" w:space="0"/>
-            <w:insideH w:val="none" w:color="auto" w:sz="0" w:space="0"/>
-            <w:insideV w:val="none" w:color="auto" w:sz="0" w:space="0"/>
-          </w:tblBorders>
-          <w:tblCellMar>
-            <w:top w:w="0" w:type="dxa"/>
-            <w:left w:w="0" w:type="dxa"/>
-            <w:bottom w:w="0" w:type="dxa"/>
-            <w:right w:w="0" w:type="dxa"/>
-          </w:tblCellMar>
-        </w:tblPrEx>
-        <w:tc>
-          <w:tcPr>
-            <w:tcW w:w="0" w:type="auto"/>
-            <w:tcBorders>
-              <w:top w:val="nil"/>
-              <w:left w:val="nil"/>
-              <w:bottom w:val="nil"/>
-              <w:right w:val="single" w:color="auto" w:sz="2" w:space="0"/>
-            </w:tcBorders>
-            <w:shd w:val="clear" w:color="auto" w:fill="auto"/>
-            <w:tcMar>
-              <w:top w:w="120" w:type="dxa"/>
-              <w:left w:w="180" w:type="dxa"/>
-              <w:bottom w:w="120" w:type="dxa"/>
-              <w:right w:w="180" w:type="dxa"/>
-            </w:tcMar>
-            <w:vAlign w:val="center"/>
-          </w:tcPr>
-          <w:p>
-            <w:pPr>
-              <w:keepNext w:val="0"/>
-              <w:keepLines w:val="0"/>
-              <w:widowControl/>
-              <w:suppressLineNumbers w:val="0"/>
-              <w:spacing w:before="0" w:beforeAutospacing="0" w:after="0" w:afterAutospacing="0" w:line="280" w:lineRule="atLeast"/>
-              <w:ind w:left="0" w:right="0" w:firstLine="0"/>
-              <w:jc w:val="left"/>
-              <w:rPr>
-                <w:rFonts w:hint="default" w:cs="Times New Roman" w:asciiTheme="minorEastAsia" w:hAnsiTheme="minorEastAsia" w:eastAsiaTheme="minorEastAsia"/>
-                <w:b w:val="0"/>
-                <w:bCs w:val="0"/>
-                <w:kern w:val="2"/>
-                <w:sz w:val="24"/>
-                <w:szCs w:val="24"/>
-                <w:lang w:val="en-US" w:eastAsia="zh-CN" w:bidi="ar-SA"/>
-              </w:rPr>
-            </w:pPr>
-            <w:r>
-              <w:rPr>
-                <w:rFonts w:hint="default" w:cs="Times New Roman" w:asciiTheme="minorEastAsia" w:hAnsiTheme="minorEastAsia" w:eastAsiaTheme="minorEastAsia"/>
-                <w:b w:val="0"/>
-                <w:bCs w:val="0"/>
-                <w:kern w:val="2"/>
-                <w:sz w:val="24"/>
-                <w:szCs w:val="24"/>
-                <w:lang w:val="en-US" w:eastAsia="zh-CN" w:bidi="ar-SA"/>
-              </w:rPr>
-              <w:t>企业招聘管理系统</w:t>
-            </w:r>
-          </w:p>
-        </w:tc>
-        <w:tc>
-          <w:tcPr>
-            <w:tcW w:w="0" w:type="auto"/>
-            <w:tcBorders>
-              <w:top w:val="nil"/>
-              <w:left w:val="nil"/>
-              <w:bottom w:val="nil"/>
-              <w:right w:val="single" w:color="auto" w:sz="2" w:space="0"/>
-            </w:tcBorders>
-            <w:shd w:val="clear" w:color="auto" w:fill="auto"/>
-            <w:tcMar>
-              <w:top w:w="120" w:type="dxa"/>
-              <w:left w:w="180" w:type="dxa"/>
-              <w:bottom w:w="120" w:type="dxa"/>
-              <w:right w:w="180" w:type="dxa"/>
-            </w:tcMar>
-            <w:vAlign w:val="center"/>
-          </w:tcPr>
-          <w:p>
-            <w:pPr>
-              <w:keepNext w:val="0"/>
-              <w:keepLines w:val="0"/>
-              <w:widowControl/>
-              <w:suppressLineNumbers w:val="0"/>
-              <w:spacing w:before="0" w:beforeAutospacing="0" w:after="0" w:afterAutospacing="0" w:line="280" w:lineRule="atLeast"/>
-              <w:ind w:left="0" w:right="0" w:firstLine="0"/>
-              <w:jc w:val="left"/>
-              <w:rPr>
-                <w:rFonts w:hint="default" w:cs="Times New Roman" w:asciiTheme="minorEastAsia" w:hAnsiTheme="minorEastAsia" w:eastAsiaTheme="minorEastAsia"/>
-                <w:b w:val="0"/>
-                <w:bCs w:val="0"/>
-                <w:kern w:val="2"/>
-                <w:sz w:val="24"/>
-                <w:szCs w:val="24"/>
-                <w:lang w:val="en-US" w:eastAsia="zh-CN" w:bidi="ar-SA"/>
-              </w:rPr>
-            </w:pPr>
-            <w:r>
-              <w:rPr>
-                <w:rFonts w:hint="default" w:cs="Times New Roman" w:asciiTheme="minorEastAsia" w:hAnsiTheme="minorEastAsia" w:eastAsiaTheme="minorEastAsia"/>
-                <w:b w:val="0"/>
-                <w:bCs w:val="0"/>
-                <w:kern w:val="2"/>
-                <w:sz w:val="24"/>
-                <w:szCs w:val="24"/>
-                <w:lang w:val="en-US" w:eastAsia="zh-CN" w:bidi="ar-SA"/>
-              </w:rPr>
-              <w:t>本项目开发的全流程招聘管理软件平台</w:t>
-            </w:r>
-          </w:p>
-        </w:tc>
-        <w:tc>
-          <w:tcPr>
-            <w:tcW w:w="4273" w:type="dxa"/>
-            <w:tcBorders>
-              <w:top w:val="nil"/>
-              <w:left w:val="nil"/>
-              <w:bottom w:val="nil"/>
-              <w:right w:val="nil"/>
-            </w:tcBorders>
-            <w:shd w:val="clear" w:color="auto" w:fill="auto"/>
-            <w:tcMar>
-              <w:top w:w="120" w:type="dxa"/>
-              <w:left w:w="180" w:type="dxa"/>
-              <w:bottom w:w="120" w:type="dxa"/>
-              <w:right w:w="180" w:type="dxa"/>
-            </w:tcMar>
-            <w:vAlign w:val="center"/>
-          </w:tcPr>
-          <w:p>
-            <w:pPr>
-              <w:keepNext w:val="0"/>
-              <w:keepLines w:val="0"/>
-              <w:widowControl/>
-              <w:suppressLineNumbers w:val="0"/>
-              <w:spacing w:before="0" w:beforeAutospacing="0" w:after="0" w:afterAutospacing="0" w:line="280" w:lineRule="atLeast"/>
-              <w:ind w:left="0" w:right="0" w:firstLine="0"/>
-              <w:jc w:val="left"/>
-              <w:rPr>
-                <w:rFonts w:hint="default" w:cs="Times New Roman" w:asciiTheme="minorEastAsia" w:hAnsiTheme="minorEastAsia" w:eastAsiaTheme="minorEastAsia"/>
-                <w:b w:val="0"/>
-                <w:bCs w:val="0"/>
-                <w:kern w:val="2"/>
-                <w:sz w:val="24"/>
-                <w:szCs w:val="24"/>
-                <w:lang w:val="en-US" w:eastAsia="zh-CN" w:bidi="ar-SA"/>
-              </w:rPr>
-            </w:pPr>
-            <w:r>
-              <w:rPr>
-                <w:rFonts w:hint="default" w:cs="Times New Roman" w:asciiTheme="minorEastAsia" w:hAnsiTheme="minorEastAsia" w:eastAsiaTheme="minorEastAsia"/>
-                <w:b w:val="0"/>
-                <w:bCs w:val="0"/>
-                <w:kern w:val="2"/>
-                <w:sz w:val="24"/>
-                <w:szCs w:val="24"/>
-                <w:lang w:val="en-US" w:eastAsia="zh-CN" w:bidi="ar-SA"/>
-              </w:rPr>
-              <w:t>Enterprise Recruitment Management System, ERM</w:t>
-            </w:r>
-          </w:p>
-        </w:tc>
-      </w:tr>
-      <w:tr>
-        <w:tblPrEx>
-          <w:tblBorders>
-            <w:top w:val="single" w:color="auto" w:sz="2" w:space="0"/>
-            <w:left w:val="single" w:color="auto" w:sz="2" w:space="0"/>
-            <w:bottom w:val="single" w:color="auto" w:sz="2" w:space="0"/>
-            <w:right w:val="single" w:color="auto" w:sz="2" w:space="0"/>
-            <w:insideH w:val="none" w:color="auto" w:sz="0" w:space="0"/>
-            <w:insideV w:val="none" w:color="auto" w:sz="0" w:space="0"/>
-          </w:tblBorders>
-          <w:tblCellMar>
-            <w:top w:w="0" w:type="dxa"/>
-            <w:left w:w="0" w:type="dxa"/>
-            <w:bottom w:w="0" w:type="dxa"/>
-            <w:right w:w="0" w:type="dxa"/>
-          </w:tblCellMar>
-        </w:tblPrEx>
-        <w:tc>
-          <w:tcPr>
-            <w:tcW w:w="0" w:type="auto"/>
-            <w:tcBorders>
-              <w:top w:val="nil"/>
-              <w:left w:val="nil"/>
-              <w:bottom w:val="nil"/>
-              <w:right w:val="single" w:color="auto" w:sz="2" w:space="0"/>
-            </w:tcBorders>
-            <w:shd w:val="clear" w:color="auto" w:fill="auto"/>
-            <w:tcMar>
-              <w:top w:w="120" w:type="dxa"/>
-              <w:left w:w="180" w:type="dxa"/>
-              <w:bottom w:w="120" w:type="dxa"/>
-              <w:right w:w="180" w:type="dxa"/>
-            </w:tcMar>
-            <w:vAlign w:val="center"/>
-          </w:tcPr>
-          <w:p>
-            <w:pPr>
-              <w:keepNext w:val="0"/>
-              <w:keepLines w:val="0"/>
-              <w:widowControl/>
-              <w:suppressLineNumbers w:val="0"/>
-              <w:spacing w:before="0" w:beforeAutospacing="0" w:after="0" w:afterAutospacing="0" w:line="280" w:lineRule="atLeast"/>
-              <w:ind w:left="0" w:right="0" w:firstLine="0"/>
-              <w:jc w:val="left"/>
-              <w:rPr>
-                <w:rFonts w:hint="default" w:cs="Times New Roman" w:asciiTheme="minorEastAsia" w:hAnsiTheme="minorEastAsia" w:eastAsiaTheme="minorEastAsia"/>
-                <w:b w:val="0"/>
-                <w:bCs w:val="0"/>
-                <w:kern w:val="2"/>
-                <w:sz w:val="24"/>
-                <w:szCs w:val="24"/>
-                <w:lang w:val="en-US" w:eastAsia="zh-CN" w:bidi="ar-SA"/>
-              </w:rPr>
-            </w:pPr>
-            <w:r>
-              <w:rPr>
-                <w:rFonts w:hint="default" w:cs="Times New Roman" w:asciiTheme="minorEastAsia" w:hAnsiTheme="minorEastAsia" w:eastAsiaTheme="minorEastAsia"/>
-                <w:b w:val="0"/>
-                <w:bCs w:val="0"/>
-                <w:kern w:val="2"/>
-                <w:sz w:val="24"/>
-                <w:szCs w:val="24"/>
-                <w:lang w:val="en-US" w:eastAsia="zh-CN" w:bidi="ar-SA"/>
-              </w:rPr>
-              <w:t>RBAC</w:t>
-            </w:r>
-          </w:p>
-        </w:tc>
-        <w:tc>
-          <w:tcPr>
-            <w:tcW w:w="0" w:type="auto"/>
-            <w:tcBorders>
-              <w:top w:val="nil"/>
-              <w:left w:val="nil"/>
-              <w:bottom w:val="nil"/>
-              <w:right w:val="single" w:color="auto" w:sz="2" w:space="0"/>
-            </w:tcBorders>
-            <w:shd w:val="clear" w:color="auto" w:fill="auto"/>
-            <w:tcMar>
-              <w:top w:w="120" w:type="dxa"/>
-              <w:left w:w="180" w:type="dxa"/>
-              <w:bottom w:w="120" w:type="dxa"/>
-              <w:right w:w="180" w:type="dxa"/>
-            </w:tcMar>
-            <w:vAlign w:val="center"/>
-          </w:tcPr>
-          <w:p>
-            <w:pPr>
-              <w:keepNext w:val="0"/>
-              <w:keepLines w:val="0"/>
-              <w:widowControl/>
-              <w:suppressLineNumbers w:val="0"/>
-              <w:spacing w:before="0" w:beforeAutospacing="0" w:after="0" w:afterAutospacing="0" w:line="280" w:lineRule="atLeast"/>
-              <w:ind w:left="0" w:right="0" w:firstLine="0"/>
-              <w:jc w:val="left"/>
-              <w:rPr>
-                <w:rFonts w:hint="default" w:cs="Times New Roman" w:asciiTheme="minorEastAsia" w:hAnsiTheme="minorEastAsia" w:eastAsiaTheme="minorEastAsia"/>
-                <w:b w:val="0"/>
-                <w:bCs w:val="0"/>
-                <w:kern w:val="2"/>
-                <w:sz w:val="24"/>
-                <w:szCs w:val="24"/>
-                <w:lang w:val="en-US" w:eastAsia="zh-CN" w:bidi="ar-SA"/>
-              </w:rPr>
-            </w:pPr>
-            <w:r>
-              <w:rPr>
-                <w:rFonts w:hint="default" w:cs="Times New Roman" w:asciiTheme="minorEastAsia" w:hAnsiTheme="minorEastAsia" w:eastAsiaTheme="minorEastAsia"/>
-                <w:b w:val="0"/>
-                <w:bCs w:val="0"/>
-                <w:kern w:val="2"/>
-                <w:sz w:val="24"/>
-                <w:szCs w:val="24"/>
-                <w:lang w:val="en-US" w:eastAsia="zh-CN" w:bidi="ar-SA"/>
-              </w:rPr>
-              <w:t>基于角色的访问控制，通过角色分配权限实现精细化权限管理</w:t>
-            </w:r>
-          </w:p>
-        </w:tc>
-        <w:tc>
-          <w:tcPr>
-            <w:tcW w:w="4273" w:type="dxa"/>
-            <w:tcBorders>
-              <w:top w:val="nil"/>
-              <w:left w:val="nil"/>
-              <w:bottom w:val="nil"/>
-              <w:right w:val="nil"/>
-            </w:tcBorders>
-            <w:shd w:val="clear" w:color="auto" w:fill="auto"/>
-            <w:tcMar>
-              <w:top w:w="120" w:type="dxa"/>
-              <w:left w:w="180" w:type="dxa"/>
-              <w:bottom w:w="120" w:type="dxa"/>
-              <w:right w:w="180" w:type="dxa"/>
-            </w:tcMar>
-            <w:vAlign w:val="center"/>
-          </w:tcPr>
-          <w:p>
-            <w:pPr>
-              <w:keepNext w:val="0"/>
-              <w:keepLines w:val="0"/>
-              <w:widowControl/>
-              <w:suppressLineNumbers w:val="0"/>
-              <w:spacing w:before="0" w:beforeAutospacing="0" w:after="0" w:afterAutospacing="0" w:line="280" w:lineRule="atLeast"/>
-              <w:ind w:left="0" w:right="0" w:firstLine="0"/>
-              <w:jc w:val="left"/>
-              <w:rPr>
-                <w:rFonts w:hint="default" w:cs="Times New Roman" w:asciiTheme="minorEastAsia" w:hAnsiTheme="minorEastAsia" w:eastAsiaTheme="minorEastAsia"/>
-                <w:b w:val="0"/>
-                <w:bCs w:val="0"/>
-                <w:kern w:val="2"/>
-                <w:sz w:val="24"/>
-                <w:szCs w:val="24"/>
-                <w:lang w:val="en-US" w:eastAsia="zh-CN" w:bidi="ar-SA"/>
-              </w:rPr>
-            </w:pPr>
-            <w:r>
-              <w:rPr>
-                <w:rFonts w:hint="default" w:cs="Times New Roman" w:asciiTheme="minorEastAsia" w:hAnsiTheme="minorEastAsia" w:eastAsiaTheme="minorEastAsia"/>
-                <w:b w:val="0"/>
-                <w:bCs w:val="0"/>
-                <w:kern w:val="2"/>
-                <w:sz w:val="24"/>
-                <w:szCs w:val="24"/>
-                <w:lang w:val="en-US" w:eastAsia="zh-CN" w:bidi="ar-SA"/>
-              </w:rPr>
-              <w:t>Role-Based Access Control, RBAC</w:t>
             </w:r>
           </w:p>
         </w:tc>
@@ -3196,7 +2854,7 @@
                 <w:szCs w:val="24"/>
                 <w:lang w:val="en-US" w:eastAsia="zh-CN" w:bidi="ar-SA"/>
               </w:rPr>
-              <w:t>NLP</w:t>
+              <w:t>企业招聘管理系统</w:t>
             </w:r>
           </w:p>
         </w:tc>
@@ -3247,7 +2905,7 @@
                 <w:szCs w:val="24"/>
                 <w:lang w:val="en-US" w:eastAsia="zh-CN" w:bidi="ar-SA"/>
               </w:rPr>
-              <w:t>自然语言处理技术，用于简历解析提取关键信息</w:t>
+              <w:t>本项目开发的全流程招聘管理软件平台</w:t>
             </w:r>
           </w:p>
         </w:tc>
@@ -3290,15 +2948,15 @@
             </w:pPr>
             <w:r>
               <w:rPr>
-                <w:rFonts w:hint="default" w:cs="Times New Roman" w:asciiTheme="minorEastAsia" w:hAnsiTheme="minorEastAsia" w:eastAsiaTheme="minorEastAsia"/>
-                <w:b w:val="0"/>
-                <w:bCs w:val="0"/>
-                <w:kern w:val="2"/>
-                <w:sz w:val="24"/>
-                <w:szCs w:val="24"/>
-                <w:lang w:val="en-US" w:eastAsia="zh-CN" w:bidi="ar-SA"/>
-              </w:rPr>
-              <w:t>Natural Language Processing, NLP</w:t>
+                <w:rFonts w:hint="eastAsia" w:cs="Times New Roman" w:asciiTheme="minorEastAsia" w:hAnsiTheme="minorEastAsia"/>
+                <w:b w:val="0"/>
+                <w:bCs w:val="0"/>
+                <w:kern w:val="2"/>
+                <w:sz w:val="24"/>
+                <w:szCs w:val="24"/>
+                <w:lang w:val="en-US" w:eastAsia="zh-CN" w:bidi="ar-SA"/>
+              </w:rPr>
+              <w:t>ATS</w:t>
             </w:r>
           </w:p>
         </w:tc>
@@ -3368,7 +3026,7 @@
                 <w:szCs w:val="24"/>
                 <w:lang w:val="en-US" w:eastAsia="zh-CN" w:bidi="ar-SA"/>
               </w:rPr>
-              <w:t>Elasticsearch</w:t>
+              <w:t>DTO</w:t>
             </w:r>
           </w:p>
         </w:tc>
@@ -3419,7 +3077,7 @@
                 <w:szCs w:val="24"/>
                 <w:lang w:val="en-US" w:eastAsia="zh-CN" w:bidi="ar-SA"/>
               </w:rPr>
-              <w:t>开源搜索引擎，用于实现职位与简历的智能匹配与高效检索</w:t>
+              <w:t>数据传输对象，用于接口间参数传递</w:t>
             </w:r>
           </w:p>
         </w:tc>
@@ -3470,7 +3128,7 @@
                 <w:szCs w:val="24"/>
                 <w:lang w:val="en-US" w:eastAsia="zh-CN" w:bidi="ar-SA"/>
               </w:rPr>
-              <w:t>无缩写</w:t>
+              <w:t>Data Transfer Object, DTO</w:t>
             </w:r>
           </w:p>
         </w:tc>
@@ -3540,7 +3198,7 @@
                 <w:szCs w:val="24"/>
                 <w:lang w:val="en-US" w:eastAsia="zh-CN" w:bidi="ar-SA"/>
               </w:rPr>
-              <w:t>DTO</w:t>
+              <w:t>VO</w:t>
             </w:r>
           </w:p>
         </w:tc>
@@ -3591,7 +3249,7 @@
                 <w:szCs w:val="24"/>
                 <w:lang w:val="en-US" w:eastAsia="zh-CN" w:bidi="ar-SA"/>
               </w:rPr>
-              <w:t>数据传输对象，用于接口间参数传递</w:t>
+              <w:t>视图对象，用于封装前端展示数据</w:t>
             </w:r>
           </w:p>
         </w:tc>
@@ -3642,7 +3300,7 @@
                 <w:szCs w:val="24"/>
                 <w:lang w:val="en-US" w:eastAsia="zh-CN" w:bidi="ar-SA"/>
               </w:rPr>
-              <w:t>Data Transfer Object, DTO</w:t>
+              <w:t>View Object, VO</w:t>
             </w:r>
           </w:p>
         </w:tc>
@@ -3657,178 +3315,6 @@
             <w:insideH w:val="none" w:color="auto" w:sz="0" w:space="0"/>
             <w:insideV w:val="none" w:color="auto" w:sz="0" w:space="0"/>
           </w:tblBorders>
-          <w:tblCellMar>
-            <w:top w:w="0" w:type="dxa"/>
-            <w:left w:w="0" w:type="dxa"/>
-            <w:bottom w:w="0" w:type="dxa"/>
-            <w:right w:w="0" w:type="dxa"/>
-          </w:tblCellMar>
-        </w:tblPrEx>
-        <w:tc>
-          <w:tcPr>
-            <w:tcW w:w="0" w:type="auto"/>
-            <w:tcBorders>
-              <w:top w:val="nil"/>
-              <w:left w:val="nil"/>
-              <w:bottom w:val="nil"/>
-              <w:right w:val="single" w:color="auto" w:sz="2" w:space="0"/>
-            </w:tcBorders>
-            <w:shd w:val="clear" w:color="auto" w:fill="auto"/>
-            <w:tcMar>
-              <w:top w:w="120" w:type="dxa"/>
-              <w:left w:w="180" w:type="dxa"/>
-              <w:bottom w:w="120" w:type="dxa"/>
-              <w:right w:w="180" w:type="dxa"/>
-            </w:tcMar>
-            <w:vAlign w:val="center"/>
-          </w:tcPr>
-          <w:p>
-            <w:pPr>
-              <w:keepNext w:val="0"/>
-              <w:keepLines w:val="0"/>
-              <w:widowControl/>
-              <w:suppressLineNumbers w:val="0"/>
-              <w:spacing w:before="0" w:beforeAutospacing="0" w:after="0" w:afterAutospacing="0" w:line="280" w:lineRule="atLeast"/>
-              <w:ind w:left="0" w:right="0" w:firstLine="0"/>
-              <w:jc w:val="left"/>
-              <w:rPr>
-                <w:rFonts w:hint="default" w:cs="Times New Roman" w:asciiTheme="minorEastAsia" w:hAnsiTheme="minorEastAsia" w:eastAsiaTheme="minorEastAsia"/>
-                <w:b w:val="0"/>
-                <w:bCs w:val="0"/>
-                <w:kern w:val="2"/>
-                <w:sz w:val="24"/>
-                <w:szCs w:val="24"/>
-                <w:lang w:val="en-US" w:eastAsia="zh-CN" w:bidi="ar-SA"/>
-              </w:rPr>
-            </w:pPr>
-            <w:r>
-              <w:rPr>
-                <w:rFonts w:hint="default" w:cs="Times New Roman" w:asciiTheme="minorEastAsia" w:hAnsiTheme="minorEastAsia" w:eastAsiaTheme="minorEastAsia"/>
-                <w:b w:val="0"/>
-                <w:bCs w:val="0"/>
-                <w:kern w:val="2"/>
-                <w:sz w:val="24"/>
-                <w:szCs w:val="24"/>
-                <w:lang w:val="en-US" w:eastAsia="zh-CN" w:bidi="ar-SA"/>
-              </w:rPr>
-              <w:t>VO</w:t>
-            </w:r>
-          </w:p>
-        </w:tc>
-        <w:tc>
-          <w:tcPr>
-            <w:tcW w:w="0" w:type="auto"/>
-            <w:tcBorders>
-              <w:top w:val="nil"/>
-              <w:left w:val="nil"/>
-              <w:bottom w:val="nil"/>
-              <w:right w:val="single" w:color="auto" w:sz="2" w:space="0"/>
-            </w:tcBorders>
-            <w:shd w:val="clear" w:color="auto" w:fill="auto"/>
-            <w:tcMar>
-              <w:top w:w="120" w:type="dxa"/>
-              <w:left w:w="180" w:type="dxa"/>
-              <w:bottom w:w="120" w:type="dxa"/>
-              <w:right w:w="180" w:type="dxa"/>
-            </w:tcMar>
-            <w:vAlign w:val="center"/>
-          </w:tcPr>
-          <w:p>
-            <w:pPr>
-              <w:keepNext w:val="0"/>
-              <w:keepLines w:val="0"/>
-              <w:widowControl/>
-              <w:suppressLineNumbers w:val="0"/>
-              <w:spacing w:before="0" w:beforeAutospacing="0" w:after="0" w:afterAutospacing="0" w:line="280" w:lineRule="atLeast"/>
-              <w:ind w:left="0" w:right="0" w:firstLine="0"/>
-              <w:jc w:val="left"/>
-              <w:rPr>
-                <w:rFonts w:hint="default" w:cs="Times New Roman" w:asciiTheme="minorEastAsia" w:hAnsiTheme="minorEastAsia" w:eastAsiaTheme="minorEastAsia"/>
-                <w:b w:val="0"/>
-                <w:bCs w:val="0"/>
-                <w:kern w:val="2"/>
-                <w:sz w:val="24"/>
-                <w:szCs w:val="24"/>
-                <w:lang w:val="en-US" w:eastAsia="zh-CN" w:bidi="ar-SA"/>
-              </w:rPr>
-            </w:pPr>
-            <w:r>
-              <w:rPr>
-                <w:rFonts w:hint="default" w:cs="Times New Roman" w:asciiTheme="minorEastAsia" w:hAnsiTheme="minorEastAsia" w:eastAsiaTheme="minorEastAsia"/>
-                <w:b w:val="0"/>
-                <w:bCs w:val="0"/>
-                <w:kern w:val="2"/>
-                <w:sz w:val="24"/>
-                <w:szCs w:val="24"/>
-                <w:lang w:val="en-US" w:eastAsia="zh-CN" w:bidi="ar-SA"/>
-              </w:rPr>
-              <w:t>视图对象，用于封装前端展示数据</w:t>
-            </w:r>
-          </w:p>
-        </w:tc>
-        <w:tc>
-          <w:tcPr>
-            <w:tcW w:w="4273" w:type="dxa"/>
-            <w:tcBorders>
-              <w:top w:val="nil"/>
-              <w:left w:val="nil"/>
-              <w:bottom w:val="nil"/>
-              <w:right w:val="nil"/>
-            </w:tcBorders>
-            <w:shd w:val="clear" w:color="auto" w:fill="auto"/>
-            <w:tcMar>
-              <w:top w:w="120" w:type="dxa"/>
-              <w:left w:w="180" w:type="dxa"/>
-              <w:bottom w:w="120" w:type="dxa"/>
-              <w:right w:w="180" w:type="dxa"/>
-            </w:tcMar>
-            <w:vAlign w:val="center"/>
-          </w:tcPr>
-          <w:p>
-            <w:pPr>
-              <w:keepNext w:val="0"/>
-              <w:keepLines w:val="0"/>
-              <w:widowControl/>
-              <w:suppressLineNumbers w:val="0"/>
-              <w:spacing w:before="0" w:beforeAutospacing="0" w:after="0" w:afterAutospacing="0" w:line="280" w:lineRule="atLeast"/>
-              <w:ind w:left="0" w:right="0" w:firstLine="0"/>
-              <w:jc w:val="left"/>
-              <w:rPr>
-                <w:rFonts w:hint="default" w:cs="Times New Roman" w:asciiTheme="minorEastAsia" w:hAnsiTheme="minorEastAsia" w:eastAsiaTheme="minorEastAsia"/>
-                <w:b w:val="0"/>
-                <w:bCs w:val="0"/>
-                <w:kern w:val="2"/>
-                <w:sz w:val="24"/>
-                <w:szCs w:val="24"/>
-                <w:lang w:val="en-US" w:eastAsia="zh-CN" w:bidi="ar-SA"/>
-              </w:rPr>
-            </w:pPr>
-            <w:r>
-              <w:rPr>
-                <w:rFonts w:hint="default" w:cs="Times New Roman" w:asciiTheme="minorEastAsia" w:hAnsiTheme="minorEastAsia" w:eastAsiaTheme="minorEastAsia"/>
-                <w:b w:val="0"/>
-                <w:bCs w:val="0"/>
-                <w:kern w:val="2"/>
-                <w:sz w:val="24"/>
-                <w:szCs w:val="24"/>
-                <w:lang w:val="en-US" w:eastAsia="zh-CN" w:bidi="ar-SA"/>
-              </w:rPr>
-              <w:t>View Object, VO</w:t>
-            </w:r>
-          </w:p>
-        </w:tc>
-      </w:tr>
-      <w:tr>
-        <w:tblPrEx>
-          <w:tblBorders>
-            <w:top w:val="single" w:color="auto" w:sz="2" w:space="0"/>
-            <w:left w:val="single" w:color="auto" w:sz="2" w:space="0"/>
-            <w:bottom w:val="single" w:color="auto" w:sz="2" w:space="0"/>
-            <w:right w:val="single" w:color="auto" w:sz="2" w:space="0"/>
-            <w:insideH w:val="none" w:color="auto" w:sz="0" w:space="0"/>
-            <w:insideV w:val="none" w:color="auto" w:sz="0" w:space="0"/>
-          </w:tblBorders>
-          <w:shd w:val="clear" w:color="auto" w:fill="auto"/>
           <w:tblCellMar>
             <w:top w:w="0" w:type="dxa"/>
             <w:left w:w="0" w:type="dxa"/>
@@ -5026,6 +4512,7 @@
             <w:insideH w:val="none" w:color="auto" w:sz="0" w:space="0"/>
             <w:insideV w:val="none" w:color="auto" w:sz="0" w:space="0"/>
           </w:tblBorders>
+          <w:shd w:val="clear" w:color="auto" w:fill="auto"/>
           <w:tblCellMar>
             <w:top w:w="0" w:type="dxa"/>
             <w:left w:w="0" w:type="dxa"/>
@@ -5350,6 +4837,7 @@
             <w:insideH w:val="none" w:color="auto" w:sz="0" w:space="0"/>
             <w:insideV w:val="none" w:color="auto" w:sz="0" w:space="0"/>
           </w:tblBorders>
+          <w:shd w:val="clear" w:color="auto" w:fill="auto"/>
           <w:tblCellMar>
             <w:top w:w="0" w:type="dxa"/>
             <w:left w:w="0" w:type="dxa"/>
@@ -5674,6 +5162,7 @@
             <w:insideH w:val="none" w:color="auto" w:sz="0" w:space="0"/>
             <w:insideV w:val="none" w:color="auto" w:sz="0" w:space="0"/>
           </w:tblBorders>
+          <w:shd w:val="clear" w:color="auto" w:fill="auto"/>
           <w:tblCellMar>
             <w:top w:w="0" w:type="dxa"/>
             <w:left w:w="0" w:type="dxa"/>
@@ -6016,8 +5505,8 @@
           <w:szCs w:val="24"/>
         </w:rPr>
       </w:pPr>
-      <w:bookmarkStart w:id="25" w:name="_Toc12580"/>
-      <w:bookmarkStart w:id="26" w:name="_Toc116049865"/>
+      <w:bookmarkStart w:id="25" w:name="_Toc116049865"/>
+      <w:bookmarkStart w:id="26" w:name="_Toc12580"/>
       <w:r>
         <w:rPr>
           <w:rFonts w:hint="eastAsia" w:cs="Times New Roman"/>
@@ -6031,25 +5520,33 @@
       <w:pPr>
         <w:pStyle w:val="3"/>
         <w:rPr>
-          <w:rFonts w:ascii="宋体" w:hAnsi="宋体" w:eastAsia="宋体" w:cs="宋体"/>
-          <w:sz w:val="24"/>
-          <w:szCs w:val="24"/>
+          <w:rFonts w:hint="eastAsia" w:ascii="新宋体" w:hAnsi="新宋体" w:eastAsia="新宋体" w:cs="新宋体"/>
+          <w:sz w:val="24"/>
+          <w:szCs w:val="24"/>
+          <w:lang w:val="en-US" w:eastAsia="zh-CN"/>
         </w:rPr>
       </w:pPr>
       <w:bookmarkStart w:id="27" w:name="_Toc29490"/>
       <w:bookmarkStart w:id="28" w:name="_Toc116049866"/>
       <w:r>
         <w:rPr>
-          <w:rFonts w:hint="eastAsia" w:ascii="宋体" w:hAnsi="宋体" w:eastAsia="宋体" w:cs="宋体"/>
-          <w:b w:val="0"/>
-          <w:bCs w:val="0"/>
-          <w:kern w:val="2"/>
-          <w:sz w:val="24"/>
-          <w:szCs w:val="24"/>
-          <w:lang w:val="en-US" w:eastAsia="zh-CN" w:bidi="ar-SA"/>
+          <w:rFonts w:hint="eastAsia" w:ascii="新宋体" w:hAnsi="新宋体" w:eastAsia="新宋体" w:cs="新宋体"/>
+          <w:sz w:val="24"/>
+          <w:szCs w:val="24"/>
+          <w:lang w:val="en-US" w:eastAsia="zh-CN"/>
         </w:rPr>
         <w:t>实现从职位发布、简历投递、智能匹配、面试安排到录用决策的全流程线上化管理，支持多角色协同操作，提升招聘效率与匹配精度，满足企业与求职者的双向需求。核心目标包括：流程线上化、筛选智能化、数据可视化、协作高效化。</w:t>
       </w:r>
+    </w:p>
+    <w:p>
+      <w:pPr>
+        <w:pStyle w:val="3"/>
+        <w:rPr>
+          <w:rFonts w:ascii="宋体" w:hAnsi="宋体" w:eastAsia="宋体" w:cs="宋体"/>
+          <w:sz w:val="24"/>
+          <w:szCs w:val="24"/>
+        </w:rPr>
+      </w:pPr>
       <w:r>
         <w:rPr>
           <w:rFonts w:hint="eastAsia" w:cs="Times New Roman"/>
@@ -6324,2272 +5821,2108 @@
           <w:szCs w:val="24"/>
           <w:lang w:val="en-US" w:eastAsia="zh-CN" w:bidi="ar-SA"/>
         </w:rPr>
-        <w:t>搜索引擎：Elasticsearch 8.0</w:t>
-      </w:r>
+        <w:t>客户端浏览器：Chrome 90+、Edge 90+、Firefox 88+</w:t>
+      </w:r>
+    </w:p>
+    <w:p>
+      <w:pPr>
+        <w:rPr>
+          <w:rFonts w:hint="eastAsia" w:ascii="宋体" w:hAnsi="宋体" w:eastAsia="宋体" w:cs="宋体"/>
+          <w:b w:val="0"/>
+          <w:bCs w:val="0"/>
+          <w:kern w:val="2"/>
+          <w:sz w:val="24"/>
+          <w:szCs w:val="24"/>
+          <w:lang w:val="en-US" w:eastAsia="zh-CN" w:bidi="ar-SA"/>
+        </w:rPr>
+      </w:pPr>
+      <w:r>
+        <w:rPr>
+          <w:rFonts w:hint="default" w:ascii="宋体" w:hAnsi="宋体" w:eastAsia="宋体" w:cs="宋体"/>
+          <w:b w:val="0"/>
+          <w:bCs w:val="0"/>
+          <w:kern w:val="2"/>
+          <w:sz w:val="24"/>
+          <w:szCs w:val="24"/>
+          <w:lang w:val="en-US" w:eastAsia="zh-CN" w:bidi="ar-SA"/>
+        </w:rPr>
+        <w:t>第三方服务：MinIO 文件存储服务</w:t>
+      </w:r>
+    </w:p>
+    <w:p>
+      <w:pPr>
+        <w:pStyle w:val="3"/>
+        <w:rPr>
+          <w:rFonts w:cs="Times New Roman"/>
+        </w:rPr>
+      </w:pPr>
+      <w:r>
+        <w:rPr>
+          <w:rFonts w:hint="eastAsia" w:cs="Times New Roman"/>
+        </w:rPr>
+        <w:t>2.3开发环境（必填）</w:t>
+      </w:r>
+      <w:bookmarkEnd w:id="29"/>
+    </w:p>
+    <w:p>
+      <w:pPr>
+        <w:rPr>
+          <w:rFonts w:hint="default" w:ascii="宋体" w:hAnsi="宋体" w:eastAsia="宋体" w:cs="宋体"/>
+          <w:b w:val="0"/>
+          <w:bCs w:val="0"/>
+          <w:kern w:val="2"/>
+          <w:sz w:val="24"/>
+          <w:szCs w:val="24"/>
+          <w:lang w:val="en-US" w:eastAsia="zh-CN" w:bidi="ar-SA"/>
+        </w:rPr>
+      </w:pPr>
+      <w:bookmarkStart w:id="30" w:name="_Toc116049868"/>
+      <w:bookmarkStart w:id="31" w:name="_Toc7181"/>
+      <w:r>
+        <w:rPr>
+          <w:rFonts w:hint="default" w:ascii="宋体" w:hAnsi="宋体" w:eastAsia="宋体" w:cs="宋体"/>
+          <w:b w:val="0"/>
+          <w:bCs w:val="0"/>
+          <w:kern w:val="2"/>
+          <w:sz w:val="24"/>
+          <w:szCs w:val="24"/>
+          <w:lang w:val="en-US" w:eastAsia="zh-CN" w:bidi="ar-SA"/>
+        </w:rPr>
+        <w:t>2.3.1 硬件平台</w:t>
+      </w:r>
+    </w:p>
+    <w:p>
+      <w:pPr>
+        <w:rPr>
+          <w:rFonts w:hint="default" w:ascii="宋体" w:hAnsi="宋体" w:eastAsia="宋体" w:cs="宋体"/>
+          <w:b w:val="0"/>
+          <w:bCs w:val="0"/>
+          <w:kern w:val="2"/>
+          <w:sz w:val="24"/>
+          <w:szCs w:val="24"/>
+          <w:lang w:val="en-US" w:eastAsia="zh-CN" w:bidi="ar-SA"/>
+        </w:rPr>
+      </w:pPr>
+      <w:r>
+        <w:rPr>
+          <w:rFonts w:hint="default" w:ascii="宋体" w:hAnsi="宋体" w:eastAsia="宋体" w:cs="宋体"/>
+          <w:b w:val="0"/>
+          <w:bCs w:val="0"/>
+          <w:kern w:val="2"/>
+          <w:sz w:val="24"/>
+          <w:szCs w:val="24"/>
+          <w:lang w:val="en-US" w:eastAsia="zh-CN" w:bidi="ar-SA"/>
+        </w:rPr>
+        <w:t>开发机：CPU≥4 核，内存≥8GB，硬盘容量≥256GB</w:t>
+      </w:r>
+    </w:p>
+    <w:p>
+      <w:pPr>
+        <w:rPr>
+          <w:rFonts w:hint="default" w:ascii="宋体" w:hAnsi="宋体" w:eastAsia="宋体" w:cs="宋体"/>
+          <w:b w:val="0"/>
+          <w:bCs w:val="0"/>
+          <w:kern w:val="2"/>
+          <w:sz w:val="24"/>
+          <w:szCs w:val="24"/>
+          <w:lang w:val="en-US" w:eastAsia="zh-CN" w:bidi="ar-SA"/>
+        </w:rPr>
+      </w:pPr>
+      <w:r>
+        <w:rPr>
+          <w:rFonts w:hint="default" w:ascii="宋体" w:hAnsi="宋体" w:eastAsia="宋体" w:cs="宋体"/>
+          <w:b w:val="0"/>
+          <w:bCs w:val="0"/>
+          <w:kern w:val="2"/>
+          <w:sz w:val="24"/>
+          <w:szCs w:val="24"/>
+          <w:lang w:val="en-US" w:eastAsia="zh-CN" w:bidi="ar-SA"/>
+        </w:rPr>
+        <w:t>测试服务器：配置同生产服务器（简化版），CPU≥6 核，内存≥12GB</w:t>
+      </w:r>
+    </w:p>
+    <w:p>
+      <w:pPr>
+        <w:rPr>
+          <w:rFonts w:hint="default" w:ascii="宋体" w:hAnsi="宋体" w:eastAsia="宋体" w:cs="宋体"/>
+          <w:b w:val="0"/>
+          <w:bCs w:val="0"/>
+          <w:kern w:val="2"/>
+          <w:sz w:val="24"/>
+          <w:szCs w:val="24"/>
+          <w:lang w:val="en-US" w:eastAsia="zh-CN" w:bidi="ar-SA"/>
+        </w:rPr>
+      </w:pPr>
+      <w:r>
+        <w:rPr>
+          <w:rFonts w:hint="default" w:ascii="宋体" w:hAnsi="宋体" w:eastAsia="宋体" w:cs="宋体"/>
+          <w:b w:val="0"/>
+          <w:bCs w:val="0"/>
+          <w:kern w:val="2"/>
+          <w:sz w:val="24"/>
+          <w:szCs w:val="24"/>
+          <w:lang w:val="en-US" w:eastAsia="zh-CN" w:bidi="ar-SA"/>
+        </w:rPr>
+        <w:t>2.3.2 软件环境</w:t>
+      </w:r>
+    </w:p>
+    <w:p>
+      <w:pPr>
+        <w:rPr>
+          <w:rFonts w:hint="default" w:ascii="宋体" w:hAnsi="宋体" w:eastAsia="宋体" w:cs="宋体"/>
+          <w:b w:val="0"/>
+          <w:bCs w:val="0"/>
+          <w:kern w:val="2"/>
+          <w:sz w:val="24"/>
+          <w:szCs w:val="24"/>
+          <w:lang w:val="en-US" w:eastAsia="zh-CN" w:bidi="ar-SA"/>
+        </w:rPr>
+      </w:pPr>
+      <w:r>
+        <w:rPr>
+          <w:rFonts w:hint="default" w:ascii="宋体" w:hAnsi="宋体" w:eastAsia="宋体" w:cs="宋体"/>
+          <w:b w:val="0"/>
+          <w:bCs w:val="0"/>
+          <w:kern w:val="2"/>
+          <w:sz w:val="24"/>
+          <w:szCs w:val="24"/>
+          <w:lang w:val="en-US" w:eastAsia="zh-CN" w:bidi="ar-SA"/>
+        </w:rPr>
+        <w:t>操作系统：Windows 10/11、macOS 12+</w:t>
+      </w:r>
+    </w:p>
+    <w:p>
+      <w:pPr>
+        <w:rPr>
+          <w:rFonts w:hint="default" w:ascii="宋体" w:hAnsi="宋体" w:eastAsia="宋体" w:cs="宋体"/>
+          <w:b w:val="0"/>
+          <w:bCs w:val="0"/>
+          <w:kern w:val="2"/>
+          <w:sz w:val="24"/>
+          <w:szCs w:val="24"/>
+          <w:lang w:val="en-US" w:eastAsia="zh-CN" w:bidi="ar-SA"/>
+        </w:rPr>
+      </w:pPr>
+      <w:r>
+        <w:rPr>
+          <w:rFonts w:hint="default" w:ascii="宋体" w:hAnsi="宋体" w:eastAsia="宋体" w:cs="宋体"/>
+          <w:b w:val="0"/>
+          <w:bCs w:val="0"/>
+          <w:kern w:val="2"/>
+          <w:sz w:val="24"/>
+          <w:szCs w:val="24"/>
+          <w:lang w:val="en-US" w:eastAsia="zh-CN" w:bidi="ar-SA"/>
+        </w:rPr>
+        <w:t>开发工具：IntelliJ IDEA Ultimate、Visual Studio Code</w:t>
+      </w:r>
+    </w:p>
+    <w:p>
+      <w:pPr>
+        <w:rPr>
+          <w:rFonts w:hint="default" w:ascii="宋体" w:hAnsi="宋体" w:eastAsia="宋体" w:cs="宋体"/>
+          <w:b w:val="0"/>
+          <w:bCs w:val="0"/>
+          <w:kern w:val="2"/>
+          <w:sz w:val="24"/>
+          <w:szCs w:val="24"/>
+          <w:lang w:val="en-US" w:eastAsia="zh-CN" w:bidi="ar-SA"/>
+        </w:rPr>
+      </w:pPr>
+      <w:r>
+        <w:rPr>
+          <w:rFonts w:hint="default" w:ascii="宋体" w:hAnsi="宋体" w:eastAsia="宋体" w:cs="宋体"/>
+          <w:b w:val="0"/>
+          <w:bCs w:val="0"/>
+          <w:kern w:val="2"/>
+          <w:sz w:val="24"/>
+          <w:szCs w:val="24"/>
+          <w:lang w:val="en-US" w:eastAsia="zh-CN" w:bidi="ar-SA"/>
+        </w:rPr>
+        <w:t>开发框架：Spring Boot 3.x、Vue.js 3.x</w:t>
+      </w:r>
+    </w:p>
+    <w:p>
+      <w:pPr>
+        <w:rPr>
+          <w:rFonts w:hint="default" w:ascii="宋体" w:hAnsi="宋体" w:eastAsia="宋体" w:cs="宋体"/>
+          <w:b w:val="0"/>
+          <w:bCs w:val="0"/>
+          <w:kern w:val="2"/>
+          <w:sz w:val="24"/>
+          <w:szCs w:val="24"/>
+          <w:lang w:val="en-US" w:eastAsia="zh-CN" w:bidi="ar-SA"/>
+        </w:rPr>
+      </w:pPr>
+      <w:r>
+        <w:rPr>
+          <w:rFonts w:hint="default" w:ascii="宋体" w:hAnsi="宋体" w:eastAsia="宋体" w:cs="宋体"/>
+          <w:b w:val="0"/>
+          <w:bCs w:val="0"/>
+          <w:kern w:val="2"/>
+          <w:sz w:val="24"/>
+          <w:szCs w:val="24"/>
+          <w:lang w:val="en-US" w:eastAsia="zh-CN" w:bidi="ar-SA"/>
+        </w:rPr>
+        <w:t>版本控制工具：Git</w:t>
+      </w:r>
+      <w:r>
+        <w:rPr>
+          <w:rFonts w:hint="eastAsia" w:ascii="宋体" w:hAnsi="宋体" w:eastAsia="宋体" w:cs="宋体"/>
+          <w:b w:val="0"/>
+          <w:bCs w:val="0"/>
+          <w:kern w:val="2"/>
+          <w:sz w:val="24"/>
+          <w:szCs w:val="24"/>
+          <w:lang w:val="en-US" w:eastAsia="zh-CN" w:bidi="ar-SA"/>
+        </w:rPr>
+        <w:t>hub</w:t>
+      </w:r>
+    </w:p>
+    <w:p>
+      <w:pPr>
+        <w:rPr>
+          <w:rFonts w:hint="default" w:ascii="宋体" w:hAnsi="宋体" w:eastAsia="宋体" w:cs="宋体"/>
+          <w:b w:val="0"/>
+          <w:bCs w:val="0"/>
+          <w:kern w:val="2"/>
+          <w:sz w:val="24"/>
+          <w:szCs w:val="24"/>
+          <w:lang w:val="en-US" w:eastAsia="zh-CN" w:bidi="ar-SA"/>
+        </w:rPr>
+      </w:pPr>
+      <w:r>
+        <w:rPr>
+          <w:rFonts w:hint="default" w:ascii="宋体" w:hAnsi="宋体" w:eastAsia="宋体" w:cs="宋体"/>
+          <w:b w:val="0"/>
+          <w:bCs w:val="0"/>
+          <w:kern w:val="2"/>
+          <w:sz w:val="24"/>
+          <w:szCs w:val="24"/>
+          <w:lang w:val="en-US" w:eastAsia="zh-CN" w:bidi="ar-SA"/>
+        </w:rPr>
+        <w:t>构建工具：Maven 3.8+</w:t>
+      </w:r>
+    </w:p>
+    <w:p>
+      <w:pPr>
+        <w:rPr>
+          <w:rFonts w:hint="default" w:ascii="宋体" w:hAnsi="宋体" w:eastAsia="宋体" w:cs="宋体"/>
+          <w:b w:val="0"/>
+          <w:bCs w:val="0"/>
+          <w:kern w:val="2"/>
+          <w:sz w:val="24"/>
+          <w:szCs w:val="24"/>
+          <w:lang w:val="en-US" w:eastAsia="zh-CN" w:bidi="ar-SA"/>
+        </w:rPr>
+      </w:pPr>
+      <w:r>
+        <w:rPr>
+          <w:rFonts w:hint="default" w:ascii="宋体" w:hAnsi="宋体" w:eastAsia="宋体" w:cs="宋体"/>
+          <w:b w:val="0"/>
+          <w:bCs w:val="0"/>
+          <w:kern w:val="2"/>
+          <w:sz w:val="24"/>
+          <w:szCs w:val="24"/>
+          <w:lang w:val="en-US" w:eastAsia="zh-CN" w:bidi="ar-SA"/>
+        </w:rPr>
+        <w:t>测试工具：JUnit 5、Postman、Jest</w:t>
+      </w:r>
+    </w:p>
+    <w:p>
+      <w:pPr>
+        <w:rPr>
+          <w:rFonts w:hint="default" w:ascii="宋体" w:hAnsi="宋体" w:eastAsia="宋体" w:cs="宋体"/>
+          <w:b w:val="0"/>
+          <w:bCs w:val="0"/>
+          <w:kern w:val="2"/>
+          <w:sz w:val="24"/>
+          <w:szCs w:val="24"/>
+          <w:lang w:val="en-US" w:eastAsia="zh-CN" w:bidi="ar-SA"/>
+        </w:rPr>
+      </w:pPr>
+      <w:r>
+        <w:rPr>
+          <w:rFonts w:hint="default" w:ascii="宋体" w:hAnsi="宋体" w:eastAsia="宋体" w:cs="宋体"/>
+          <w:b w:val="0"/>
+          <w:bCs w:val="0"/>
+          <w:kern w:val="2"/>
+          <w:sz w:val="24"/>
+          <w:szCs w:val="24"/>
+          <w:lang w:val="en-US" w:eastAsia="zh-CN" w:bidi="ar-SA"/>
+        </w:rPr>
+        <w:t>数据库工具：DataGrip</w:t>
+      </w:r>
+    </w:p>
+    <w:p>
+      <w:pPr>
+        <w:pStyle w:val="3"/>
+        <w:rPr>
+          <w:rFonts w:ascii="宋体" w:hAnsi="宋体" w:eastAsia="宋体" w:cs="宋体"/>
+          <w:sz w:val="24"/>
+          <w:szCs w:val="24"/>
+        </w:rPr>
+      </w:pPr>
+      <w:r>
+        <w:rPr>
+          <w:rFonts w:hint="eastAsia" w:cs="Times New Roman"/>
+        </w:rPr>
+        <w:t>2.4需求概述</w:t>
+      </w:r>
+      <w:bookmarkEnd w:id="30"/>
+      <w:bookmarkEnd w:id="31"/>
+    </w:p>
+    <w:p>
+      <w:pPr>
+        <w:rPr>
+          <w:rFonts w:hint="default" w:ascii="宋体" w:hAnsi="宋体" w:eastAsia="宋体" w:cs="宋体"/>
+          <w:b w:val="0"/>
+          <w:bCs w:val="0"/>
+          <w:kern w:val="2"/>
+          <w:sz w:val="24"/>
+          <w:szCs w:val="24"/>
+          <w:lang w:val="en-US" w:eastAsia="zh-CN" w:bidi="ar-SA"/>
+        </w:rPr>
+      </w:pPr>
+      <w:bookmarkStart w:id="32" w:name="_Toc21722"/>
+      <w:bookmarkStart w:id="33" w:name="_Toc116049869"/>
+      <w:r>
+        <w:rPr>
+          <w:rFonts w:hint="default" w:ascii="宋体" w:hAnsi="宋体" w:eastAsia="宋体" w:cs="宋体"/>
+          <w:b w:val="0"/>
+          <w:bCs w:val="0"/>
+          <w:kern w:val="2"/>
+          <w:sz w:val="24"/>
+          <w:szCs w:val="24"/>
+          <w:lang w:val="en-US" w:eastAsia="zh-CN" w:bidi="ar-SA"/>
+        </w:rPr>
+        <w:t>2.4.1 核心功能</w:t>
+      </w:r>
+    </w:p>
+    <w:p>
+      <w:pPr>
+        <w:rPr>
+          <w:rFonts w:hint="default" w:ascii="宋体" w:hAnsi="宋体" w:eastAsia="宋体" w:cs="宋体"/>
+          <w:b w:val="0"/>
+          <w:bCs w:val="0"/>
+          <w:kern w:val="2"/>
+          <w:sz w:val="24"/>
+          <w:szCs w:val="24"/>
+          <w:lang w:val="en-US" w:eastAsia="zh-CN" w:bidi="ar-SA"/>
+        </w:rPr>
+      </w:pPr>
+      <w:r>
+        <w:rPr>
+          <w:rFonts w:hint="default" w:ascii="宋体" w:hAnsi="宋体" w:eastAsia="宋体" w:cs="宋体"/>
+          <w:b w:val="0"/>
+          <w:bCs w:val="0"/>
+          <w:kern w:val="2"/>
+          <w:sz w:val="24"/>
+          <w:szCs w:val="24"/>
+          <w:lang w:val="en-US" w:eastAsia="zh-CN" w:bidi="ar-SA"/>
+        </w:rPr>
+        <w:t>用户账户及权限管理：多角色注册登录、企业认证、权限分配与审计</w:t>
+      </w:r>
+    </w:p>
+    <w:p>
+      <w:pPr>
+        <w:rPr>
+          <w:rFonts w:hint="default" w:ascii="宋体" w:hAnsi="宋体" w:eastAsia="宋体" w:cs="宋体"/>
+          <w:b w:val="0"/>
+          <w:bCs w:val="0"/>
+          <w:kern w:val="2"/>
+          <w:sz w:val="24"/>
+          <w:szCs w:val="24"/>
+          <w:lang w:val="en-US" w:eastAsia="zh-CN" w:bidi="ar-SA"/>
+        </w:rPr>
+      </w:pPr>
+      <w:r>
+        <w:rPr>
+          <w:rFonts w:hint="default" w:ascii="宋体" w:hAnsi="宋体" w:eastAsia="宋体" w:cs="宋体"/>
+          <w:b w:val="0"/>
+          <w:bCs w:val="0"/>
+          <w:kern w:val="2"/>
+          <w:sz w:val="24"/>
+          <w:szCs w:val="24"/>
+          <w:lang w:val="en-US" w:eastAsia="zh-CN" w:bidi="ar-SA"/>
+        </w:rPr>
+        <w:t>求职者服务：简历管理、职位搜索与匹配、职位申请、状态跟踪</w:t>
+      </w:r>
+    </w:p>
+    <w:p>
+      <w:pPr>
+        <w:rPr>
+          <w:rFonts w:hint="default" w:ascii="宋体" w:hAnsi="宋体" w:eastAsia="宋体" w:cs="宋体"/>
+          <w:b w:val="0"/>
+          <w:bCs w:val="0"/>
+          <w:kern w:val="2"/>
+          <w:sz w:val="24"/>
+          <w:szCs w:val="24"/>
+          <w:lang w:val="en-US" w:eastAsia="zh-CN" w:bidi="ar-SA"/>
+        </w:rPr>
+      </w:pPr>
+      <w:r>
+        <w:rPr>
+          <w:rFonts w:hint="default" w:ascii="宋体" w:hAnsi="宋体" w:eastAsia="宋体" w:cs="宋体"/>
+          <w:b w:val="0"/>
+          <w:bCs w:val="0"/>
+          <w:kern w:val="2"/>
+          <w:sz w:val="24"/>
+          <w:szCs w:val="24"/>
+          <w:lang w:val="en-US" w:eastAsia="zh-CN" w:bidi="ar-SA"/>
+        </w:rPr>
+        <w:t>企业招聘管理：职位发布与管理、候选人筛选、面试安排、数据统计</w:t>
+      </w:r>
+    </w:p>
+    <w:p>
+      <w:pPr>
+        <w:rPr>
+          <w:rFonts w:hint="default" w:ascii="宋体" w:hAnsi="宋体" w:eastAsia="宋体" w:cs="宋体"/>
+          <w:b w:val="0"/>
+          <w:bCs w:val="0"/>
+          <w:kern w:val="2"/>
+          <w:sz w:val="24"/>
+          <w:szCs w:val="24"/>
+          <w:lang w:val="en-US" w:eastAsia="zh-CN" w:bidi="ar-SA"/>
+        </w:rPr>
+      </w:pPr>
+      <w:r>
+        <w:rPr>
+          <w:rFonts w:hint="default" w:ascii="宋体" w:hAnsi="宋体" w:eastAsia="宋体" w:cs="宋体"/>
+          <w:b w:val="0"/>
+          <w:bCs w:val="0"/>
+          <w:kern w:val="2"/>
+          <w:sz w:val="24"/>
+          <w:szCs w:val="24"/>
+          <w:lang w:val="en-US" w:eastAsia="zh-CN" w:bidi="ar-SA"/>
+        </w:rPr>
+        <w:t>智能匹配与面试管理：简历解析、智能匹配、面试流程自动化、超时处理</w:t>
+      </w:r>
+    </w:p>
+    <w:p>
+      <w:pPr>
+        <w:rPr>
+          <w:rFonts w:hint="default" w:ascii="宋体" w:hAnsi="宋体" w:eastAsia="宋体" w:cs="宋体"/>
+          <w:b w:val="0"/>
+          <w:bCs w:val="0"/>
+          <w:kern w:val="2"/>
+          <w:sz w:val="24"/>
+          <w:szCs w:val="24"/>
+          <w:lang w:val="en-US" w:eastAsia="zh-CN" w:bidi="ar-SA"/>
+        </w:rPr>
+      </w:pPr>
+      <w:r>
+        <w:rPr>
+          <w:rFonts w:hint="default" w:ascii="宋体" w:hAnsi="宋体" w:eastAsia="宋体" w:cs="宋体"/>
+          <w:b w:val="0"/>
+          <w:bCs w:val="0"/>
+          <w:kern w:val="2"/>
+          <w:sz w:val="24"/>
+          <w:szCs w:val="24"/>
+          <w:lang w:val="en-US" w:eastAsia="zh-CN" w:bidi="ar-SA"/>
+        </w:rPr>
+        <w:t>2.4.2 界面要求</w:t>
+      </w:r>
+    </w:p>
+    <w:p>
+      <w:pPr>
+        <w:rPr>
+          <w:rFonts w:hint="default" w:ascii="宋体" w:hAnsi="宋体" w:eastAsia="宋体" w:cs="宋体"/>
+          <w:b w:val="0"/>
+          <w:bCs w:val="0"/>
+          <w:kern w:val="2"/>
+          <w:sz w:val="24"/>
+          <w:szCs w:val="24"/>
+          <w:lang w:val="en-US" w:eastAsia="zh-CN" w:bidi="ar-SA"/>
+        </w:rPr>
+      </w:pPr>
+      <w:r>
+        <w:rPr>
+          <w:rFonts w:hint="default" w:ascii="宋体" w:hAnsi="宋体" w:eastAsia="宋体" w:cs="宋体"/>
+          <w:b w:val="0"/>
+          <w:bCs w:val="0"/>
+          <w:kern w:val="2"/>
+          <w:sz w:val="24"/>
+          <w:szCs w:val="24"/>
+          <w:lang w:val="en-US" w:eastAsia="zh-CN" w:bidi="ar-SA"/>
+        </w:rPr>
+        <w:t>风格统一：简洁、直观，符合用户操作习惯</w:t>
+      </w:r>
+    </w:p>
+    <w:p>
+      <w:pPr>
+        <w:rPr>
+          <w:rFonts w:hint="default" w:ascii="宋体" w:hAnsi="宋体" w:eastAsia="宋体" w:cs="宋体"/>
+          <w:b w:val="0"/>
+          <w:bCs w:val="0"/>
+          <w:kern w:val="2"/>
+          <w:sz w:val="24"/>
+          <w:szCs w:val="24"/>
+          <w:lang w:val="en-US" w:eastAsia="zh-CN" w:bidi="ar-SA"/>
+        </w:rPr>
+      </w:pPr>
+      <w:r>
+        <w:rPr>
+          <w:rFonts w:hint="default" w:ascii="宋体" w:hAnsi="宋体" w:eastAsia="宋体" w:cs="宋体"/>
+          <w:b w:val="0"/>
+          <w:bCs w:val="0"/>
+          <w:kern w:val="2"/>
+          <w:sz w:val="24"/>
+          <w:szCs w:val="24"/>
+          <w:lang w:val="en-US" w:eastAsia="zh-CN" w:bidi="ar-SA"/>
+        </w:rPr>
+        <w:t>响应式设计：适配 PC 端与平板端</w:t>
+      </w:r>
+    </w:p>
+    <w:p>
+      <w:pPr>
+        <w:rPr>
+          <w:rFonts w:hint="default" w:ascii="宋体" w:hAnsi="宋体" w:eastAsia="宋体" w:cs="宋体"/>
+          <w:b w:val="0"/>
+          <w:bCs w:val="0"/>
+          <w:kern w:val="2"/>
+          <w:sz w:val="24"/>
+          <w:szCs w:val="24"/>
+          <w:lang w:val="en-US" w:eastAsia="zh-CN" w:bidi="ar-SA"/>
+        </w:rPr>
+      </w:pPr>
+      <w:r>
+        <w:rPr>
+          <w:rFonts w:hint="default" w:ascii="宋体" w:hAnsi="宋体" w:eastAsia="宋体" w:cs="宋体"/>
+          <w:b w:val="0"/>
+          <w:bCs w:val="0"/>
+          <w:kern w:val="2"/>
+          <w:sz w:val="24"/>
+          <w:szCs w:val="24"/>
+          <w:lang w:val="en-US" w:eastAsia="zh-CN" w:bidi="ar-SA"/>
+        </w:rPr>
+        <w:t>导航清晰：核心功能入口突出，操作路径简短</w:t>
+      </w:r>
+    </w:p>
+    <w:p>
+      <w:pPr>
+        <w:rPr>
+          <w:rFonts w:hint="default" w:ascii="宋体" w:hAnsi="宋体" w:eastAsia="宋体" w:cs="宋体"/>
+          <w:b w:val="0"/>
+          <w:bCs w:val="0"/>
+          <w:kern w:val="2"/>
+          <w:sz w:val="24"/>
+          <w:szCs w:val="24"/>
+          <w:lang w:val="en-US" w:eastAsia="zh-CN" w:bidi="ar-SA"/>
+        </w:rPr>
+      </w:pPr>
+    </w:p>
+    <w:p>
+      <w:pPr>
+        <w:pStyle w:val="3"/>
+        <w:rPr>
+          <w:rFonts w:cs="Times New Roman"/>
+        </w:rPr>
+      </w:pPr>
+      <w:r>
+        <w:rPr>
+          <w:rFonts w:hint="eastAsia" w:cs="Times New Roman"/>
+        </w:rPr>
+        <w:t>2.5限制描述</w:t>
+      </w:r>
+      <w:bookmarkEnd w:id="32"/>
+      <w:bookmarkEnd w:id="33"/>
+    </w:p>
+    <w:p>
+      <w:pPr>
+        <w:rPr>
+          <w:rFonts w:hint="default" w:ascii="宋体" w:hAnsi="宋体" w:eastAsia="宋体" w:cs="宋体"/>
+          <w:b w:val="0"/>
+          <w:bCs w:val="0"/>
+          <w:kern w:val="2"/>
+          <w:sz w:val="24"/>
+          <w:szCs w:val="24"/>
+          <w:lang w:val="en-US" w:eastAsia="zh-CN" w:bidi="ar-SA"/>
+        </w:rPr>
+      </w:pPr>
+      <w:bookmarkStart w:id="34" w:name="_Toc20227"/>
+      <w:bookmarkStart w:id="35" w:name="_Toc116049870"/>
+      <w:r>
+        <w:rPr>
+          <w:rFonts w:hint="default" w:ascii="宋体" w:hAnsi="宋体" w:eastAsia="宋体" w:cs="宋体"/>
+          <w:b w:val="0"/>
+          <w:bCs w:val="0"/>
+          <w:kern w:val="2"/>
+          <w:sz w:val="24"/>
+          <w:szCs w:val="24"/>
+          <w:lang w:val="en-US" w:eastAsia="zh-CN" w:bidi="ar-SA"/>
+        </w:rPr>
+        <w:t>暂未支持多语言简历解析，仅适配中文简历</w:t>
+      </w:r>
+    </w:p>
+    <w:p>
+      <w:pPr>
+        <w:rPr>
+          <w:rFonts w:hint="default" w:ascii="宋体" w:hAnsi="宋体" w:eastAsia="宋体" w:cs="宋体"/>
+          <w:b w:val="0"/>
+          <w:bCs w:val="0"/>
+          <w:kern w:val="2"/>
+          <w:sz w:val="24"/>
+          <w:szCs w:val="24"/>
+          <w:lang w:val="en-US" w:eastAsia="zh-CN" w:bidi="ar-SA"/>
+        </w:rPr>
+      </w:pPr>
+      <w:r>
+        <w:rPr>
+          <w:rFonts w:hint="default" w:ascii="宋体" w:hAnsi="宋体" w:eastAsia="宋体" w:cs="宋体"/>
+          <w:b w:val="0"/>
+          <w:bCs w:val="0"/>
+          <w:kern w:val="2"/>
+          <w:sz w:val="24"/>
+          <w:szCs w:val="24"/>
+          <w:lang w:val="en-US" w:eastAsia="zh-CN" w:bidi="ar-SA"/>
+        </w:rPr>
+        <w:t>智能匹配权重仅支持企业全局配置，未实现单职位自定义</w:t>
+      </w:r>
+    </w:p>
+    <w:p>
+      <w:pPr>
+        <w:rPr>
+          <w:rFonts w:hint="default" w:ascii="宋体" w:hAnsi="宋体" w:eastAsia="宋体" w:cs="宋体"/>
+          <w:b w:val="0"/>
+          <w:bCs w:val="0"/>
+          <w:kern w:val="2"/>
+          <w:sz w:val="24"/>
+          <w:szCs w:val="24"/>
+          <w:lang w:val="en-US" w:eastAsia="zh-CN" w:bidi="ar-SA"/>
+        </w:rPr>
+      </w:pPr>
+      <w:r>
+        <w:rPr>
+          <w:rFonts w:hint="default" w:ascii="宋体" w:hAnsi="宋体" w:eastAsia="宋体" w:cs="宋体"/>
+          <w:b w:val="0"/>
+          <w:bCs w:val="0"/>
+          <w:kern w:val="2"/>
+          <w:sz w:val="24"/>
+          <w:szCs w:val="24"/>
+          <w:lang w:val="en-US" w:eastAsia="zh-CN" w:bidi="ar-SA"/>
+        </w:rPr>
+        <w:t>未集成内置视频会议功能，依赖第三方会议平台</w:t>
+      </w:r>
+    </w:p>
+    <w:p>
+      <w:pPr>
+        <w:rPr>
+          <w:rFonts w:hint="default" w:ascii="宋体" w:hAnsi="宋体" w:eastAsia="宋体" w:cs="宋体"/>
+          <w:b w:val="0"/>
+          <w:bCs w:val="0"/>
+          <w:kern w:val="2"/>
+          <w:sz w:val="24"/>
+          <w:szCs w:val="24"/>
+          <w:lang w:val="en-US" w:eastAsia="zh-CN" w:bidi="ar-SA"/>
+        </w:rPr>
+      </w:pPr>
+      <w:r>
+        <w:rPr>
+          <w:rFonts w:hint="default" w:ascii="宋体" w:hAnsi="宋体" w:eastAsia="宋体" w:cs="宋体"/>
+          <w:b w:val="0"/>
+          <w:bCs w:val="0"/>
+          <w:kern w:val="2"/>
+          <w:sz w:val="24"/>
+          <w:szCs w:val="24"/>
+          <w:lang w:val="en-US" w:eastAsia="zh-CN" w:bidi="ar-SA"/>
+        </w:rPr>
+        <w:t>数据备份仅支持自动备份，无手动备份与跨区域备份功能</w:t>
+      </w:r>
+    </w:p>
+    <w:p>
+      <w:pPr>
+        <w:pStyle w:val="2"/>
+        <w:rPr>
+          <w:rFonts w:cs="Times New Roman"/>
+        </w:rPr>
+      </w:pPr>
+      <w:r>
+        <w:rPr>
+          <w:rFonts w:hint="eastAsia" w:ascii="Times New Roman" w:hAnsi="Times New Roman" w:eastAsia="宋体" w:cs="Times New Roman"/>
+        </w:rPr>
+        <w:t>3.总体设计</w:t>
+      </w:r>
+      <w:bookmarkEnd w:id="34"/>
+      <w:bookmarkEnd w:id="35"/>
+    </w:p>
+    <w:p>
+      <w:pPr>
+        <w:pStyle w:val="3"/>
+        <w:rPr>
+          <w:rFonts w:cs="Times New Roman"/>
+        </w:rPr>
+      </w:pPr>
+      <w:bookmarkStart w:id="36" w:name="_Toc116049871"/>
+      <w:bookmarkStart w:id="37" w:name="_Toc30407"/>
+      <w:r>
+        <w:rPr>
+          <w:rFonts w:hint="eastAsia" w:cs="Times New Roman"/>
+        </w:rPr>
+        <w:t>3.1基本设计概念和处理流程</w:t>
+      </w:r>
+      <w:bookmarkEnd w:id="36"/>
+      <w:bookmarkEnd w:id="37"/>
+    </w:p>
+    <w:p>
+      <w:pPr>
+        <w:rPr>
+          <w:rFonts w:hint="default" w:ascii="宋体" w:hAnsi="宋体" w:eastAsia="宋体" w:cs="宋体"/>
+          <w:b w:val="0"/>
+          <w:bCs w:val="0"/>
+          <w:kern w:val="2"/>
+          <w:sz w:val="24"/>
+          <w:szCs w:val="24"/>
+          <w:lang w:val="en-US" w:eastAsia="zh-CN" w:bidi="ar-SA"/>
+        </w:rPr>
+      </w:pPr>
+      <w:bookmarkStart w:id="38" w:name="_Toc28909"/>
+      <w:bookmarkStart w:id="39" w:name="_Toc116049872"/>
+      <w:r>
+        <w:rPr>
+          <w:rFonts w:hint="default" w:ascii="宋体" w:hAnsi="宋体" w:eastAsia="宋体" w:cs="宋体"/>
+          <w:b w:val="0"/>
+          <w:bCs w:val="0"/>
+          <w:kern w:val="2"/>
+          <w:sz w:val="24"/>
+          <w:szCs w:val="24"/>
+          <w:lang w:val="en-US" w:eastAsia="zh-CN" w:bidi="ar-SA"/>
+        </w:rPr>
+        <w:t>3.1.1 设计概念</w:t>
+      </w:r>
+    </w:p>
+    <w:p>
+      <w:pPr>
+        <w:rPr>
+          <w:rFonts w:hint="default" w:ascii="宋体" w:hAnsi="宋体" w:eastAsia="宋体" w:cs="宋体"/>
+          <w:b w:val="0"/>
+          <w:bCs w:val="0"/>
+          <w:kern w:val="2"/>
+          <w:sz w:val="24"/>
+          <w:szCs w:val="24"/>
+          <w:lang w:val="en-US" w:eastAsia="zh-CN" w:bidi="ar-SA"/>
+        </w:rPr>
+      </w:pPr>
+      <w:r>
+        <w:rPr>
+          <w:rFonts w:hint="default" w:ascii="宋体" w:hAnsi="宋体" w:eastAsia="宋体" w:cs="宋体"/>
+          <w:b w:val="0"/>
+          <w:bCs w:val="0"/>
+          <w:kern w:val="2"/>
+          <w:sz w:val="24"/>
+          <w:szCs w:val="24"/>
+          <w:lang w:val="en-US" w:eastAsia="zh-CN" w:bidi="ar-SA"/>
+        </w:rPr>
+        <w:t>采用 “分层架构 + 模块化设计” 理念，自上而下分为表现层、业务逻辑层、数据访问层，横向按功能划分为四大核心模块，确保模块间低耦合、高内聚。基于 RBAC 模型实现权限控制，基于 Elasticsearch 实现智能检索与匹配，基于 Spring Security 保障系统安全。</w:t>
+      </w:r>
+    </w:p>
+    <w:p>
+      <w:pPr>
+        <w:rPr>
+          <w:rFonts w:hint="default" w:ascii="宋体" w:hAnsi="宋体" w:eastAsia="宋体" w:cs="宋体"/>
+          <w:b w:val="0"/>
+          <w:bCs w:val="0"/>
+          <w:kern w:val="2"/>
+          <w:sz w:val="24"/>
+          <w:szCs w:val="24"/>
+          <w:lang w:val="en-US" w:eastAsia="zh-CN" w:bidi="ar-SA"/>
+        </w:rPr>
+      </w:pPr>
+      <w:r>
+        <w:rPr>
+          <w:rFonts w:hint="default" w:ascii="宋体" w:hAnsi="宋体" w:eastAsia="宋体" w:cs="宋体"/>
+          <w:b w:val="0"/>
+          <w:bCs w:val="0"/>
+          <w:kern w:val="2"/>
+          <w:sz w:val="24"/>
+          <w:szCs w:val="24"/>
+          <w:lang w:val="en-US" w:eastAsia="zh-CN" w:bidi="ar-SA"/>
+        </w:rPr>
+        <w:t>3.1.2 核心处理流程</w:t>
+      </w:r>
+    </w:p>
+    <w:p>
+      <w:pPr>
+        <w:rPr>
+          <w:rFonts w:hint="default" w:ascii="宋体" w:hAnsi="宋体" w:eastAsia="宋体" w:cs="宋体"/>
+          <w:b w:val="0"/>
+          <w:bCs w:val="0"/>
+          <w:kern w:val="2"/>
+          <w:sz w:val="24"/>
+          <w:szCs w:val="24"/>
+          <w:lang w:val="en-US" w:eastAsia="zh-CN" w:bidi="ar-SA"/>
+        </w:rPr>
+      </w:pPr>
+      <w:r>
+        <w:rPr>
+          <w:rFonts w:hint="default" w:ascii="宋体" w:hAnsi="宋体" w:eastAsia="宋体" w:cs="宋体"/>
+          <w:b w:val="0"/>
+          <w:bCs w:val="0"/>
+          <w:kern w:val="2"/>
+          <w:sz w:val="24"/>
+          <w:szCs w:val="24"/>
+          <w:lang w:val="en-US" w:eastAsia="zh-CN" w:bidi="ar-SA"/>
+        </w:rPr>
+        <w:t>招聘流程：企业创建职位→发布职位→系统智能推荐候选人→HR 筛选候选人→安排面试→面试反馈→录用决策</w:t>
+      </w:r>
+    </w:p>
+    <w:p>
+      <w:pPr>
+        <w:rPr>
+          <w:rFonts w:hint="default" w:ascii="宋体" w:hAnsi="宋体" w:eastAsia="宋体" w:cs="宋体"/>
+          <w:b w:val="0"/>
+          <w:bCs w:val="0"/>
+          <w:kern w:val="2"/>
+          <w:sz w:val="24"/>
+          <w:szCs w:val="24"/>
+          <w:lang w:val="en-US" w:eastAsia="zh-CN" w:bidi="ar-SA"/>
+        </w:rPr>
+      </w:pPr>
+      <w:r>
+        <w:rPr>
+          <w:rFonts w:hint="default" w:ascii="宋体" w:hAnsi="宋体" w:eastAsia="宋体" w:cs="宋体"/>
+          <w:b w:val="0"/>
+          <w:bCs w:val="0"/>
+          <w:kern w:val="2"/>
+          <w:sz w:val="24"/>
+          <w:szCs w:val="24"/>
+          <w:lang w:val="en-US" w:eastAsia="zh-CN" w:bidi="ar-SA"/>
+        </w:rPr>
+        <w:t>求职流程：求职者注册登录→完善简历→搜索 / 接收推荐职位→投递简历→查看申请状态→接收面试通知→参与面试→查看结果</w:t>
+      </w:r>
+    </w:p>
+    <w:p>
+      <w:pPr>
+        <w:pStyle w:val="3"/>
+        <w:rPr>
+          <w:rFonts w:cs="Times New Roman"/>
+        </w:rPr>
+      </w:pPr>
+      <w:r>
+        <w:rPr>
+          <w:rFonts w:hint="eastAsia" w:cs="Times New Roman"/>
+        </w:rPr>
+        <w:t>3.2系统总体功能结构</w:t>
+      </w:r>
+      <w:bookmarkEnd w:id="38"/>
+      <w:r>
+        <w:rPr>
+          <w:rFonts w:hint="eastAsia" w:cs="Times New Roman"/>
+        </w:rPr>
+        <w:t>（必填）</w:t>
+      </w:r>
+      <w:bookmarkEnd w:id="39"/>
+    </w:p>
+    <w:p>
+      <w:pPr>
+        <w:rPr>
+          <w:rFonts w:hint="eastAsia" w:ascii="宋体" w:hAnsi="宋体" w:eastAsia="宋体" w:cs="宋体"/>
+          <w:b w:val="0"/>
+          <w:bCs w:val="0"/>
+          <w:kern w:val="2"/>
+          <w:sz w:val="24"/>
+          <w:szCs w:val="24"/>
+          <w:lang w:val="en-US" w:eastAsia="zh-CN" w:bidi="ar-SA"/>
+        </w:rPr>
+      </w:pPr>
+      <w:bookmarkStart w:id="40" w:name="_Toc20886"/>
+      <w:bookmarkStart w:id="41" w:name="_Toc116049873"/>
+      <w:r>
+        <w:rPr>
+          <w:rFonts w:hint="default" w:ascii="宋体" w:hAnsi="宋体" w:eastAsia="宋体" w:cs="宋体"/>
+          <w:b w:val="0"/>
+          <w:bCs w:val="0"/>
+          <w:kern w:val="2"/>
+          <w:sz w:val="24"/>
+          <w:szCs w:val="24"/>
+          <w:lang w:val="en-US" w:eastAsia="zh-CN" w:bidi="ar-SA"/>
+        </w:rPr>
+        <w:t>总体功能结构图</w:t>
+      </w:r>
+    </w:p>
+    <w:p>
+      <w:pPr>
+        <w:rPr>
+          <w:rFonts w:hint="default" w:ascii="宋体" w:hAnsi="宋体" w:eastAsia="宋体" w:cs="宋体"/>
+          <w:b w:val="0"/>
+          <w:bCs w:val="0"/>
+          <w:kern w:val="2"/>
+          <w:sz w:val="24"/>
+          <w:szCs w:val="24"/>
+          <w:lang w:val="en-US" w:eastAsia="zh-CN" w:bidi="ar-SA"/>
+        </w:rPr>
+      </w:pPr>
+      <w:r>
+        <w:rPr>
+          <w:rFonts w:hint="default" w:ascii="宋体" w:hAnsi="宋体" w:eastAsia="宋体" w:cs="宋体"/>
+          <w:b w:val="0"/>
+          <w:bCs w:val="0"/>
+          <w:kern w:val="2"/>
+          <w:sz w:val="24"/>
+          <w:szCs w:val="24"/>
+          <w:lang w:val="en-US" w:eastAsia="zh-CN" w:bidi="ar-SA"/>
+        </w:rPr>
+        <w:t>企业招聘平台（</w:t>
+      </w:r>
+      <w:r>
+        <w:rPr>
+          <w:rFonts w:hint="eastAsia" w:ascii="宋体" w:hAnsi="宋体" w:eastAsia="宋体" w:cs="宋体"/>
+          <w:b w:val="0"/>
+          <w:bCs w:val="0"/>
+          <w:kern w:val="2"/>
+          <w:sz w:val="24"/>
+          <w:szCs w:val="24"/>
+          <w:lang w:val="en-US" w:eastAsia="zh-CN" w:bidi="ar-SA"/>
+        </w:rPr>
+        <w:t>ATS</w:t>
+      </w:r>
+      <w:r>
+        <w:rPr>
+          <w:rFonts w:hint="default" w:ascii="宋体" w:hAnsi="宋体" w:eastAsia="宋体" w:cs="宋体"/>
+          <w:b w:val="0"/>
+          <w:bCs w:val="0"/>
+          <w:kern w:val="2"/>
+          <w:sz w:val="24"/>
+          <w:szCs w:val="24"/>
+          <w:lang w:val="en-US" w:eastAsia="zh-CN" w:bidi="ar-SA"/>
+        </w:rPr>
+        <w:t xml:space="preserve"> V1.0）</w:t>
+      </w:r>
+    </w:p>
+    <w:p>
+      <w:pPr>
+        <w:rPr>
+          <w:rFonts w:hint="default" w:ascii="宋体" w:hAnsi="宋体" w:eastAsia="宋体" w:cs="宋体"/>
+          <w:b w:val="0"/>
+          <w:bCs w:val="0"/>
+          <w:kern w:val="2"/>
+          <w:sz w:val="24"/>
+          <w:szCs w:val="24"/>
+          <w:lang w:val="en-US" w:eastAsia="zh-CN" w:bidi="ar-SA"/>
+        </w:rPr>
+      </w:pPr>
+      <w:r>
+        <w:rPr>
+          <w:rFonts w:hint="default" w:ascii="宋体" w:hAnsi="宋体" w:eastAsia="宋体" w:cs="宋体"/>
+          <w:b w:val="0"/>
+          <w:bCs w:val="0"/>
+          <w:kern w:val="2"/>
+          <w:sz w:val="24"/>
+          <w:szCs w:val="24"/>
+          <w:lang w:val="en-US" w:eastAsia="zh-CN" w:bidi="ar-SA"/>
+        </w:rPr>
+        <w:t>├─ 用户账户及权限管理模块</w:t>
+      </w:r>
+    </w:p>
+    <w:p>
+      <w:pPr>
+        <w:rPr>
+          <w:rFonts w:hint="default" w:ascii="宋体" w:hAnsi="宋体" w:eastAsia="宋体" w:cs="宋体"/>
+          <w:b w:val="0"/>
+          <w:bCs w:val="0"/>
+          <w:kern w:val="2"/>
+          <w:sz w:val="24"/>
+          <w:szCs w:val="24"/>
+          <w:lang w:val="en-US" w:eastAsia="zh-CN" w:bidi="ar-SA"/>
+        </w:rPr>
+      </w:pPr>
+      <w:r>
+        <w:rPr>
+          <w:rFonts w:hint="default" w:ascii="宋体" w:hAnsi="宋体" w:eastAsia="宋体" w:cs="宋体"/>
+          <w:b w:val="0"/>
+          <w:bCs w:val="0"/>
+          <w:kern w:val="2"/>
+          <w:sz w:val="24"/>
+          <w:szCs w:val="24"/>
+          <w:lang w:val="en-US" w:eastAsia="zh-CN" w:bidi="ar-SA"/>
+        </w:rPr>
+        <w:t>│  ├─ 注册登录子模块</w:t>
+      </w:r>
+    </w:p>
+    <w:p>
+      <w:pPr>
+        <w:rPr>
+          <w:rFonts w:hint="default" w:ascii="宋体" w:hAnsi="宋体" w:eastAsia="宋体" w:cs="宋体"/>
+          <w:b w:val="0"/>
+          <w:bCs w:val="0"/>
+          <w:kern w:val="2"/>
+          <w:sz w:val="24"/>
+          <w:szCs w:val="24"/>
+          <w:lang w:val="en-US" w:eastAsia="zh-CN" w:bidi="ar-SA"/>
+        </w:rPr>
+      </w:pPr>
+      <w:r>
+        <w:rPr>
+          <w:rFonts w:hint="default" w:ascii="宋体" w:hAnsi="宋体" w:eastAsia="宋体" w:cs="宋体"/>
+          <w:b w:val="0"/>
+          <w:bCs w:val="0"/>
+          <w:kern w:val="2"/>
+          <w:sz w:val="24"/>
+          <w:szCs w:val="24"/>
+          <w:lang w:val="en-US" w:eastAsia="zh-CN" w:bidi="ar-SA"/>
+        </w:rPr>
+        <w:t>│  ├─ 企业认证子模块</w:t>
+      </w:r>
+    </w:p>
+    <w:p>
+      <w:pPr>
+        <w:rPr>
+          <w:rFonts w:hint="default" w:ascii="宋体" w:hAnsi="宋体" w:eastAsia="宋体" w:cs="宋体"/>
+          <w:b w:val="0"/>
+          <w:bCs w:val="0"/>
+          <w:kern w:val="2"/>
+          <w:sz w:val="24"/>
+          <w:szCs w:val="24"/>
+          <w:lang w:val="en-US" w:eastAsia="zh-CN" w:bidi="ar-SA"/>
+        </w:rPr>
+      </w:pPr>
+      <w:r>
+        <w:rPr>
+          <w:rFonts w:hint="default" w:ascii="宋体" w:hAnsi="宋体" w:eastAsia="宋体" w:cs="宋体"/>
+          <w:b w:val="0"/>
+          <w:bCs w:val="0"/>
+          <w:kern w:val="2"/>
+          <w:sz w:val="24"/>
+          <w:szCs w:val="24"/>
+          <w:lang w:val="en-US" w:eastAsia="zh-CN" w:bidi="ar-SA"/>
+        </w:rPr>
+        <w:t>│  ├─ 角色权限子模块</w:t>
+      </w:r>
+    </w:p>
+    <w:p>
+      <w:pPr>
+        <w:rPr>
+          <w:rFonts w:hint="default" w:ascii="宋体" w:hAnsi="宋体" w:eastAsia="宋体" w:cs="宋体"/>
+          <w:b w:val="0"/>
+          <w:bCs w:val="0"/>
+          <w:kern w:val="2"/>
+          <w:sz w:val="24"/>
+          <w:szCs w:val="24"/>
+          <w:lang w:val="en-US" w:eastAsia="zh-CN" w:bidi="ar-SA"/>
+        </w:rPr>
+      </w:pPr>
+      <w:r>
+        <w:rPr>
+          <w:rFonts w:hint="default" w:ascii="宋体" w:hAnsi="宋体" w:eastAsia="宋体" w:cs="宋体"/>
+          <w:b w:val="0"/>
+          <w:bCs w:val="0"/>
+          <w:kern w:val="2"/>
+          <w:sz w:val="24"/>
+          <w:szCs w:val="24"/>
+          <w:lang w:val="en-US" w:eastAsia="zh-CN" w:bidi="ar-SA"/>
+        </w:rPr>
+        <w:t>│  └─ 个人信息子模块</w:t>
+      </w:r>
+    </w:p>
+    <w:p>
+      <w:pPr>
+        <w:rPr>
+          <w:rFonts w:hint="default" w:ascii="宋体" w:hAnsi="宋体" w:eastAsia="宋体" w:cs="宋体"/>
+          <w:b w:val="0"/>
+          <w:bCs w:val="0"/>
+          <w:kern w:val="2"/>
+          <w:sz w:val="24"/>
+          <w:szCs w:val="24"/>
+          <w:lang w:val="en-US" w:eastAsia="zh-CN" w:bidi="ar-SA"/>
+        </w:rPr>
+      </w:pPr>
+      <w:r>
+        <w:rPr>
+          <w:rFonts w:hint="default" w:ascii="宋体" w:hAnsi="宋体" w:eastAsia="宋体" w:cs="宋体"/>
+          <w:b w:val="0"/>
+          <w:bCs w:val="0"/>
+          <w:kern w:val="2"/>
+          <w:sz w:val="24"/>
+          <w:szCs w:val="24"/>
+          <w:lang w:val="en-US" w:eastAsia="zh-CN" w:bidi="ar-SA"/>
+        </w:rPr>
+        <w:t>├─ 求职者服务模块</w:t>
+      </w:r>
+    </w:p>
+    <w:p>
+      <w:pPr>
+        <w:rPr>
+          <w:rFonts w:hint="default" w:ascii="宋体" w:hAnsi="宋体" w:eastAsia="宋体" w:cs="宋体"/>
+          <w:b w:val="0"/>
+          <w:bCs w:val="0"/>
+          <w:kern w:val="2"/>
+          <w:sz w:val="24"/>
+          <w:szCs w:val="24"/>
+          <w:lang w:val="en-US" w:eastAsia="zh-CN" w:bidi="ar-SA"/>
+        </w:rPr>
+      </w:pPr>
+      <w:r>
+        <w:rPr>
+          <w:rFonts w:hint="default" w:ascii="宋体" w:hAnsi="宋体" w:eastAsia="宋体" w:cs="宋体"/>
+          <w:b w:val="0"/>
+          <w:bCs w:val="0"/>
+          <w:kern w:val="2"/>
+          <w:sz w:val="24"/>
+          <w:szCs w:val="24"/>
+          <w:lang w:val="en-US" w:eastAsia="zh-CN" w:bidi="ar-SA"/>
+        </w:rPr>
+        <w:t>│  ├─ 简历管理子模块</w:t>
+      </w:r>
+    </w:p>
+    <w:p>
+      <w:pPr>
+        <w:rPr>
+          <w:rFonts w:hint="default" w:ascii="宋体" w:hAnsi="宋体" w:eastAsia="宋体" w:cs="宋体"/>
+          <w:b w:val="0"/>
+          <w:bCs w:val="0"/>
+          <w:kern w:val="2"/>
+          <w:sz w:val="24"/>
+          <w:szCs w:val="24"/>
+          <w:lang w:val="en-US" w:eastAsia="zh-CN" w:bidi="ar-SA"/>
+        </w:rPr>
+      </w:pPr>
+      <w:r>
+        <w:rPr>
+          <w:rFonts w:hint="default" w:ascii="宋体" w:hAnsi="宋体" w:eastAsia="宋体" w:cs="宋体"/>
+          <w:b w:val="0"/>
+          <w:bCs w:val="0"/>
+          <w:kern w:val="2"/>
+          <w:sz w:val="24"/>
+          <w:szCs w:val="24"/>
+          <w:lang w:val="en-US" w:eastAsia="zh-CN" w:bidi="ar-SA"/>
+        </w:rPr>
+        <w:t>│  ├─ 职位搜索子模块</w:t>
+      </w:r>
+    </w:p>
+    <w:p>
+      <w:pPr>
+        <w:rPr>
+          <w:rFonts w:hint="default" w:ascii="宋体" w:hAnsi="宋体" w:eastAsia="宋体" w:cs="宋体"/>
+          <w:b w:val="0"/>
+          <w:bCs w:val="0"/>
+          <w:kern w:val="2"/>
+          <w:sz w:val="24"/>
+          <w:szCs w:val="24"/>
+          <w:lang w:val="en-US" w:eastAsia="zh-CN" w:bidi="ar-SA"/>
+        </w:rPr>
+      </w:pPr>
+      <w:r>
+        <w:rPr>
+          <w:rFonts w:hint="default" w:ascii="宋体" w:hAnsi="宋体" w:eastAsia="宋体" w:cs="宋体"/>
+          <w:b w:val="0"/>
+          <w:bCs w:val="0"/>
+          <w:kern w:val="2"/>
+          <w:sz w:val="24"/>
+          <w:szCs w:val="24"/>
+          <w:lang w:val="en-US" w:eastAsia="zh-CN" w:bidi="ar-SA"/>
+        </w:rPr>
+        <w:t>│  ├─ 职位申请子模块</w:t>
+      </w:r>
+    </w:p>
+    <w:p>
+      <w:pPr>
+        <w:rPr>
+          <w:rFonts w:hint="default" w:ascii="宋体" w:hAnsi="宋体" w:eastAsia="宋体" w:cs="宋体"/>
+          <w:b w:val="0"/>
+          <w:bCs w:val="0"/>
+          <w:kern w:val="2"/>
+          <w:sz w:val="24"/>
+          <w:szCs w:val="24"/>
+          <w:lang w:val="en-US" w:eastAsia="zh-CN" w:bidi="ar-SA"/>
+        </w:rPr>
+      </w:pPr>
+      <w:r>
+        <w:rPr>
+          <w:rFonts w:hint="default" w:ascii="宋体" w:hAnsi="宋体" w:eastAsia="宋体" w:cs="宋体"/>
+          <w:b w:val="0"/>
+          <w:bCs w:val="0"/>
+          <w:kern w:val="2"/>
+          <w:sz w:val="24"/>
+          <w:szCs w:val="24"/>
+          <w:lang w:val="en-US" w:eastAsia="zh-CN" w:bidi="ar-SA"/>
+        </w:rPr>
+        <w:t>│  └─ 状态跟踪子模块</w:t>
+      </w:r>
+    </w:p>
+    <w:p>
+      <w:pPr>
+        <w:rPr>
+          <w:rFonts w:hint="default" w:ascii="宋体" w:hAnsi="宋体" w:eastAsia="宋体" w:cs="宋体"/>
+          <w:b w:val="0"/>
+          <w:bCs w:val="0"/>
+          <w:kern w:val="2"/>
+          <w:sz w:val="24"/>
+          <w:szCs w:val="24"/>
+          <w:lang w:val="en-US" w:eastAsia="zh-CN" w:bidi="ar-SA"/>
+        </w:rPr>
+      </w:pPr>
+      <w:r>
+        <w:rPr>
+          <w:rFonts w:hint="default" w:ascii="宋体" w:hAnsi="宋体" w:eastAsia="宋体" w:cs="宋体"/>
+          <w:b w:val="0"/>
+          <w:bCs w:val="0"/>
+          <w:kern w:val="2"/>
+          <w:sz w:val="24"/>
+          <w:szCs w:val="24"/>
+          <w:lang w:val="en-US" w:eastAsia="zh-CN" w:bidi="ar-SA"/>
+        </w:rPr>
+        <w:t>├─ 企业招聘管理模块</w:t>
+      </w:r>
+    </w:p>
+    <w:p>
+      <w:pPr>
+        <w:rPr>
+          <w:rFonts w:hint="default" w:ascii="宋体" w:hAnsi="宋体" w:eastAsia="宋体" w:cs="宋体"/>
+          <w:b w:val="0"/>
+          <w:bCs w:val="0"/>
+          <w:kern w:val="2"/>
+          <w:sz w:val="24"/>
+          <w:szCs w:val="24"/>
+          <w:lang w:val="en-US" w:eastAsia="zh-CN" w:bidi="ar-SA"/>
+        </w:rPr>
+      </w:pPr>
+      <w:r>
+        <w:rPr>
+          <w:rFonts w:hint="default" w:ascii="宋体" w:hAnsi="宋体" w:eastAsia="宋体" w:cs="宋体"/>
+          <w:b w:val="0"/>
+          <w:bCs w:val="0"/>
+          <w:kern w:val="2"/>
+          <w:sz w:val="24"/>
+          <w:szCs w:val="24"/>
+          <w:lang w:val="en-US" w:eastAsia="zh-CN" w:bidi="ar-SA"/>
+        </w:rPr>
+        <w:t>│  ├─ 职位管理子模块</w:t>
+      </w:r>
+    </w:p>
+    <w:p>
+      <w:pPr>
+        <w:rPr>
+          <w:rFonts w:hint="default" w:ascii="宋体" w:hAnsi="宋体" w:eastAsia="宋体" w:cs="宋体"/>
+          <w:b w:val="0"/>
+          <w:bCs w:val="0"/>
+          <w:kern w:val="2"/>
+          <w:sz w:val="24"/>
+          <w:szCs w:val="24"/>
+          <w:lang w:val="en-US" w:eastAsia="zh-CN" w:bidi="ar-SA"/>
+        </w:rPr>
+      </w:pPr>
+      <w:r>
+        <w:rPr>
+          <w:rFonts w:hint="default" w:ascii="宋体" w:hAnsi="宋体" w:eastAsia="宋体" w:cs="宋体"/>
+          <w:b w:val="0"/>
+          <w:bCs w:val="0"/>
+          <w:kern w:val="2"/>
+          <w:sz w:val="24"/>
+          <w:szCs w:val="24"/>
+          <w:lang w:val="en-US" w:eastAsia="zh-CN" w:bidi="ar-SA"/>
+        </w:rPr>
+        <w:t>│  ├─ 候选人管理子模块</w:t>
+      </w:r>
+    </w:p>
+    <w:p>
+      <w:pPr>
+        <w:rPr>
+          <w:rFonts w:hint="default" w:ascii="宋体" w:hAnsi="宋体" w:eastAsia="宋体" w:cs="宋体"/>
+          <w:b w:val="0"/>
+          <w:bCs w:val="0"/>
+          <w:kern w:val="2"/>
+          <w:sz w:val="24"/>
+          <w:szCs w:val="24"/>
+          <w:lang w:val="en-US" w:eastAsia="zh-CN" w:bidi="ar-SA"/>
+        </w:rPr>
+      </w:pPr>
+      <w:r>
+        <w:rPr>
+          <w:rFonts w:hint="default" w:ascii="宋体" w:hAnsi="宋体" w:eastAsia="宋体" w:cs="宋体"/>
+          <w:b w:val="0"/>
+          <w:bCs w:val="0"/>
+          <w:kern w:val="2"/>
+          <w:sz w:val="24"/>
+          <w:szCs w:val="24"/>
+          <w:lang w:val="en-US" w:eastAsia="zh-CN" w:bidi="ar-SA"/>
+        </w:rPr>
+        <w:t>│  └─ 面试管理子模块</w:t>
+      </w:r>
+    </w:p>
+    <w:p>
+      <w:pPr>
+        <w:rPr>
+          <w:rFonts w:hint="default" w:ascii="宋体" w:hAnsi="宋体" w:eastAsia="宋体" w:cs="宋体"/>
+          <w:b w:val="0"/>
+          <w:bCs w:val="0"/>
+          <w:kern w:val="2"/>
+          <w:sz w:val="24"/>
+          <w:szCs w:val="24"/>
+          <w:lang w:val="en-US" w:eastAsia="zh-CN" w:bidi="ar-SA"/>
+        </w:rPr>
+      </w:pPr>
+      <w:r>
+        <w:rPr>
+          <w:rFonts w:hint="default" w:ascii="宋体" w:hAnsi="宋体" w:eastAsia="宋体" w:cs="宋体"/>
+          <w:b w:val="0"/>
+          <w:bCs w:val="0"/>
+          <w:kern w:val="2"/>
+          <w:sz w:val="24"/>
+          <w:szCs w:val="24"/>
+          <w:lang w:val="en-US" w:eastAsia="zh-CN" w:bidi="ar-SA"/>
+        </w:rPr>
+        <w:t>├─ 面试管理模块</w:t>
+      </w:r>
+    </w:p>
+    <w:p>
+      <w:pPr>
+        <w:rPr>
+          <w:rFonts w:hint="default" w:ascii="宋体" w:hAnsi="宋体" w:eastAsia="宋体" w:cs="宋体"/>
+          <w:b w:val="0"/>
+          <w:bCs w:val="0"/>
+          <w:kern w:val="2"/>
+          <w:sz w:val="24"/>
+          <w:szCs w:val="24"/>
+          <w:lang w:val="en-US" w:eastAsia="zh-CN" w:bidi="ar-SA"/>
+        </w:rPr>
+      </w:pPr>
+      <w:r>
+        <w:rPr>
+          <w:rFonts w:hint="default" w:ascii="宋体" w:hAnsi="宋体" w:eastAsia="宋体" w:cs="宋体"/>
+          <w:b w:val="0"/>
+          <w:bCs w:val="0"/>
+          <w:kern w:val="2"/>
+          <w:sz w:val="24"/>
+          <w:szCs w:val="24"/>
+          <w:lang w:val="en-US" w:eastAsia="zh-CN" w:bidi="ar-SA"/>
+        </w:rPr>
+        <w:t>│  ├─ 面试安排子模块</w:t>
+      </w:r>
+    </w:p>
+    <w:p>
+      <w:pPr>
+        <w:rPr>
+          <w:rFonts w:hint="default" w:ascii="宋体" w:hAnsi="宋体" w:eastAsia="宋体" w:cs="宋体"/>
+          <w:b w:val="0"/>
+          <w:bCs w:val="0"/>
+          <w:kern w:val="2"/>
+          <w:sz w:val="24"/>
+          <w:szCs w:val="24"/>
+          <w:lang w:val="en-US" w:eastAsia="zh-CN" w:bidi="ar-SA"/>
+        </w:rPr>
+      </w:pPr>
+      <w:r>
+        <w:rPr>
+          <w:rFonts w:hint="default" w:ascii="宋体" w:hAnsi="宋体" w:eastAsia="宋体" w:cs="宋体"/>
+          <w:b w:val="0"/>
+          <w:bCs w:val="0"/>
+          <w:kern w:val="2"/>
+          <w:sz w:val="24"/>
+          <w:szCs w:val="24"/>
+          <w:lang w:val="en-US" w:eastAsia="zh-CN" w:bidi="ar-SA"/>
+        </w:rPr>
+        <w:t>│  └─ 录用管理子模块</w:t>
+      </w:r>
+    </w:p>
+    <w:p>
+      <w:pPr>
+        <w:rPr>
+          <w:rFonts w:hint="default" w:ascii="宋体" w:hAnsi="宋体" w:eastAsia="宋体" w:cs="宋体"/>
+          <w:b w:val="0"/>
+          <w:bCs w:val="0"/>
+          <w:kern w:val="2"/>
+          <w:sz w:val="24"/>
+          <w:szCs w:val="24"/>
+          <w:lang w:val="en-US" w:eastAsia="zh-CN" w:bidi="ar-SA"/>
+        </w:rPr>
+      </w:pPr>
+      <w:r>
+        <w:rPr>
+          <w:rFonts w:hint="default" w:ascii="宋体" w:hAnsi="宋体" w:eastAsia="宋体" w:cs="宋体"/>
+          <w:b w:val="0"/>
+          <w:bCs w:val="0"/>
+          <w:kern w:val="2"/>
+          <w:sz w:val="24"/>
+          <w:szCs w:val="24"/>
+          <w:lang w:val="en-US" w:eastAsia="zh-CN" w:bidi="ar-SA"/>
+        </w:rPr>
+        <w:t>└─ 公共支撑模块</w:t>
+      </w:r>
+    </w:p>
+    <w:p>
+      <w:pPr>
+        <w:rPr>
+          <w:rFonts w:hint="default" w:ascii="宋体" w:hAnsi="宋体" w:eastAsia="宋体" w:cs="宋体"/>
+          <w:b w:val="0"/>
+          <w:bCs w:val="0"/>
+          <w:kern w:val="2"/>
+          <w:sz w:val="24"/>
+          <w:szCs w:val="24"/>
+          <w:lang w:val="en-US" w:eastAsia="zh-CN" w:bidi="ar-SA"/>
+        </w:rPr>
+      </w:pPr>
+      <w:r>
+        <w:rPr>
+          <w:rFonts w:hint="default" w:ascii="宋体" w:hAnsi="宋体" w:eastAsia="宋体" w:cs="宋体"/>
+          <w:b w:val="0"/>
+          <w:bCs w:val="0"/>
+          <w:kern w:val="2"/>
+          <w:sz w:val="24"/>
+          <w:szCs w:val="24"/>
+          <w:lang w:val="en-US" w:eastAsia="zh-CN" w:bidi="ar-SA"/>
+        </w:rPr>
+        <w:t xml:space="preserve">   ├─ 通知服务子模块</w:t>
+      </w:r>
+    </w:p>
+    <w:p>
+      <w:pPr>
+        <w:rPr>
+          <w:rFonts w:hint="default" w:ascii="宋体" w:hAnsi="宋体" w:eastAsia="宋体" w:cs="宋体"/>
+          <w:b w:val="0"/>
+          <w:bCs w:val="0"/>
+          <w:kern w:val="2"/>
+          <w:sz w:val="24"/>
+          <w:szCs w:val="24"/>
+          <w:lang w:val="en-US" w:eastAsia="zh-CN" w:bidi="ar-SA"/>
+        </w:rPr>
+      </w:pPr>
+      <w:r>
+        <w:rPr>
+          <w:rFonts w:hint="default" w:ascii="宋体" w:hAnsi="宋体" w:eastAsia="宋体" w:cs="宋体"/>
+          <w:b w:val="0"/>
+          <w:bCs w:val="0"/>
+          <w:kern w:val="2"/>
+          <w:sz w:val="24"/>
+          <w:szCs w:val="24"/>
+          <w:lang w:val="en-US" w:eastAsia="zh-CN" w:bidi="ar-SA"/>
+        </w:rPr>
+        <w:t xml:space="preserve">   ├─ 文件处理子模块</w:t>
+      </w:r>
+    </w:p>
+    <w:p>
+      <w:pPr>
+        <w:rPr>
+          <w:rFonts w:hint="default" w:ascii="宋体" w:hAnsi="宋体" w:eastAsia="宋体" w:cs="宋体"/>
+          <w:b w:val="0"/>
+          <w:bCs w:val="0"/>
+          <w:kern w:val="2"/>
+          <w:sz w:val="24"/>
+          <w:szCs w:val="24"/>
+          <w:lang w:val="en-US" w:eastAsia="zh-CN" w:bidi="ar-SA"/>
+        </w:rPr>
+      </w:pPr>
+      <w:r>
+        <w:rPr>
+          <w:rFonts w:hint="default" w:ascii="宋体" w:hAnsi="宋体" w:eastAsia="宋体" w:cs="宋体"/>
+          <w:b w:val="0"/>
+          <w:bCs w:val="0"/>
+          <w:kern w:val="2"/>
+          <w:sz w:val="24"/>
+          <w:szCs w:val="24"/>
+          <w:lang w:val="en-US" w:eastAsia="zh-CN" w:bidi="ar-SA"/>
+        </w:rPr>
+        <w:t xml:space="preserve">   ├─ 安全防护子模块</w:t>
+      </w:r>
+    </w:p>
+    <w:p>
+      <w:pPr>
+        <w:rPr>
+          <w:rFonts w:hint="eastAsia" w:ascii="宋体" w:hAnsi="宋体" w:eastAsia="宋体" w:cs="宋体"/>
+          <w:b w:val="0"/>
+          <w:bCs w:val="0"/>
+          <w:kern w:val="2"/>
+          <w:sz w:val="24"/>
+          <w:szCs w:val="24"/>
+          <w:lang w:val="en-US" w:eastAsia="zh-CN" w:bidi="ar-SA"/>
+        </w:rPr>
+      </w:pPr>
+      <w:r>
+        <w:rPr>
+          <w:rFonts w:hint="default" w:ascii="宋体" w:hAnsi="宋体" w:eastAsia="宋体" w:cs="宋体"/>
+          <w:b w:val="0"/>
+          <w:bCs w:val="0"/>
+          <w:kern w:val="2"/>
+          <w:sz w:val="24"/>
+          <w:szCs w:val="24"/>
+          <w:lang w:val="en-US" w:eastAsia="zh-CN" w:bidi="ar-SA"/>
+        </w:rPr>
+        <w:t xml:space="preserve">   └─ 数据备份子模块</w:t>
+      </w:r>
+    </w:p>
+    <w:p>
+      <w:pPr>
+        <w:pStyle w:val="3"/>
+        <w:rPr>
+          <w:rFonts w:hint="eastAsia" w:cs="Times New Roman"/>
+        </w:rPr>
+      </w:pPr>
+      <w:r>
+        <w:rPr>
+          <w:rFonts w:hint="eastAsia" w:cs="Times New Roman"/>
+        </w:rPr>
+        <w:t>3.3功能</w:t>
+      </w:r>
+      <w:bookmarkEnd w:id="40"/>
+      <w:r>
+        <w:rPr>
+          <w:rFonts w:hint="eastAsia" w:cs="Times New Roman"/>
+        </w:rPr>
+        <w:t>需求描述</w:t>
+      </w:r>
+      <w:bookmarkEnd w:id="41"/>
       <w:bookmarkStart w:id="72" w:name="_GoBack"/>
       <w:bookmarkEnd w:id="72"/>
     </w:p>
     <w:p>
       <w:pPr>
         <w:rPr>
-          <w:rFonts w:hint="eastAsia" w:ascii="宋体" w:hAnsi="宋体" w:eastAsia="宋体" w:cs="宋体"/>
-          <w:b w:val="0"/>
-          <w:bCs w:val="0"/>
-          <w:kern w:val="2"/>
-          <w:sz w:val="24"/>
-          <w:szCs w:val="24"/>
-          <w:lang w:val="en-US" w:eastAsia="zh-CN" w:bidi="ar-SA"/>
-        </w:rPr>
-      </w:pPr>
-      <w:r>
-        <w:rPr>
-          <w:rFonts w:hint="default" w:ascii="宋体" w:hAnsi="宋体" w:eastAsia="宋体" w:cs="宋体"/>
-          <w:b w:val="0"/>
-          <w:bCs w:val="0"/>
-          <w:kern w:val="2"/>
-          <w:sz w:val="24"/>
-          <w:szCs w:val="24"/>
-          <w:lang w:val="en-US" w:eastAsia="zh-CN" w:bidi="ar-SA"/>
-        </w:rPr>
-        <w:t>客户端浏览器：Chrome 90+、Edge 90+、Firefox 88+</w:t>
-      </w:r>
-    </w:p>
-    <w:p>
-      <w:pPr>
-        <w:rPr>
-          <w:rFonts w:hint="eastAsia" w:ascii="宋体" w:hAnsi="宋体" w:eastAsia="宋体" w:cs="宋体"/>
-          <w:b w:val="0"/>
-          <w:bCs w:val="0"/>
-          <w:kern w:val="2"/>
-          <w:sz w:val="24"/>
-          <w:szCs w:val="24"/>
-          <w:lang w:val="en-US" w:eastAsia="zh-CN" w:bidi="ar-SA"/>
-        </w:rPr>
-      </w:pPr>
-      <w:r>
-        <w:rPr>
-          <w:rFonts w:hint="default" w:ascii="宋体" w:hAnsi="宋体" w:eastAsia="宋体" w:cs="宋体"/>
-          <w:b w:val="0"/>
-          <w:bCs w:val="0"/>
-          <w:kern w:val="2"/>
-          <w:sz w:val="24"/>
-          <w:szCs w:val="24"/>
-          <w:lang w:val="en-US" w:eastAsia="zh-CN" w:bidi="ar-SA"/>
-        </w:rPr>
-        <w:t>第三方服务：SMTP 邮件服务、短信验证码服务、MinIO 文件存储服务</w:t>
-      </w:r>
-    </w:p>
+          <w:rFonts w:hint="default" w:ascii="宋体" w:hAnsi="宋体" w:eastAsia="宋体" w:cs="宋体"/>
+          <w:b w:val="0"/>
+          <w:bCs w:val="0"/>
+          <w:kern w:val="2"/>
+          <w:sz w:val="24"/>
+          <w:szCs w:val="24"/>
+          <w:lang w:val="en-US" w:eastAsia="zh-CN" w:bidi="ar-SA"/>
+        </w:rPr>
+      </w:pPr>
+      <w:r>
+        <w:rPr>
+          <w:rFonts w:hint="default" w:ascii="宋体" w:hAnsi="宋体" w:eastAsia="宋体" w:cs="宋体"/>
+          <w:b w:val="0"/>
+          <w:bCs w:val="0"/>
+          <w:kern w:val="2"/>
+          <w:sz w:val="24"/>
+          <w:szCs w:val="24"/>
+          <w:lang w:val="en-US" w:eastAsia="zh-CN" w:bidi="ar-SA"/>
+        </w:rPr>
+        <w:t>3.3.1 用户账户及权限管理模块</w:t>
+      </w:r>
+    </w:p>
+    <w:p>
+      <w:pPr>
+        <w:rPr>
+          <w:rFonts w:hint="default" w:ascii="宋体" w:hAnsi="宋体" w:eastAsia="宋体" w:cs="宋体"/>
+          <w:b w:val="0"/>
+          <w:bCs w:val="0"/>
+          <w:kern w:val="2"/>
+          <w:sz w:val="24"/>
+          <w:szCs w:val="24"/>
+          <w:lang w:val="en-US" w:eastAsia="zh-CN" w:bidi="ar-SA"/>
+        </w:rPr>
+      </w:pPr>
+      <w:r>
+        <w:rPr>
+          <w:rFonts w:hint="default" w:ascii="宋体" w:hAnsi="宋体" w:eastAsia="宋体" w:cs="宋体"/>
+          <w:b w:val="0"/>
+          <w:bCs w:val="0"/>
+          <w:kern w:val="2"/>
+          <w:sz w:val="24"/>
+          <w:szCs w:val="24"/>
+          <w:lang w:val="en-US" w:eastAsia="zh-CN" w:bidi="ar-SA"/>
+        </w:rPr>
+        <w:t>注册登录：支持求职者 / 企业用户注册、账号密码登录</w:t>
+      </w:r>
+    </w:p>
+    <w:p>
+      <w:pPr>
+        <w:rPr>
+          <w:rFonts w:hint="default" w:ascii="宋体" w:hAnsi="宋体" w:eastAsia="宋体" w:cs="宋体"/>
+          <w:b w:val="0"/>
+          <w:bCs w:val="0"/>
+          <w:kern w:val="2"/>
+          <w:sz w:val="24"/>
+          <w:szCs w:val="24"/>
+          <w:lang w:val="en-US" w:eastAsia="zh-CN" w:bidi="ar-SA"/>
+        </w:rPr>
+      </w:pPr>
+      <w:r>
+        <w:rPr>
+          <w:rFonts w:hint="default" w:ascii="宋体" w:hAnsi="宋体" w:eastAsia="宋体" w:cs="宋体"/>
+          <w:b w:val="0"/>
+          <w:bCs w:val="0"/>
+          <w:kern w:val="2"/>
+          <w:sz w:val="24"/>
+          <w:szCs w:val="24"/>
+          <w:lang w:val="en-US" w:eastAsia="zh-CN" w:bidi="ar-SA"/>
+        </w:rPr>
+        <w:t>角色权限：预设多角色（平台管理员、企业管理员、HR、求职者），支持权限分配与审计</w:t>
+      </w:r>
+    </w:p>
+    <w:p>
+      <w:pPr>
+        <w:rPr>
+          <w:rFonts w:hint="default" w:ascii="宋体" w:hAnsi="宋体" w:eastAsia="宋体" w:cs="宋体"/>
+          <w:b w:val="0"/>
+          <w:bCs w:val="0"/>
+          <w:kern w:val="2"/>
+          <w:sz w:val="24"/>
+          <w:szCs w:val="24"/>
+          <w:lang w:val="en-US" w:eastAsia="zh-CN" w:bidi="ar-SA"/>
+        </w:rPr>
+      </w:pPr>
+      <w:r>
+        <w:rPr>
+          <w:rFonts w:hint="default" w:ascii="宋体" w:hAnsi="宋体" w:eastAsia="宋体" w:cs="宋体"/>
+          <w:b w:val="0"/>
+          <w:bCs w:val="0"/>
+          <w:kern w:val="2"/>
+          <w:sz w:val="24"/>
+          <w:szCs w:val="24"/>
+          <w:lang w:val="en-US" w:eastAsia="zh-CN" w:bidi="ar-SA"/>
+        </w:rPr>
+        <w:t>个人信息：用户信息维护、密码重置、账号状态管理（启用 / 禁用）</w:t>
+      </w:r>
+    </w:p>
+    <w:p>
+      <w:pPr>
+        <w:rPr>
+          <w:rFonts w:hint="default" w:ascii="宋体" w:hAnsi="宋体" w:eastAsia="宋体" w:cs="宋体"/>
+          <w:b w:val="0"/>
+          <w:bCs w:val="0"/>
+          <w:kern w:val="2"/>
+          <w:sz w:val="24"/>
+          <w:szCs w:val="24"/>
+          <w:lang w:val="en-US" w:eastAsia="zh-CN" w:bidi="ar-SA"/>
+        </w:rPr>
+      </w:pPr>
+      <w:r>
+        <w:rPr>
+          <w:rFonts w:hint="default" w:ascii="宋体" w:hAnsi="宋体" w:eastAsia="宋体" w:cs="宋体"/>
+          <w:b w:val="0"/>
+          <w:bCs w:val="0"/>
+          <w:kern w:val="2"/>
+          <w:sz w:val="24"/>
+          <w:szCs w:val="24"/>
+          <w:lang w:val="en-US" w:eastAsia="zh-CN" w:bidi="ar-SA"/>
+        </w:rPr>
+        <w:t>3.3.2 求职者服务模块</w:t>
+      </w:r>
+    </w:p>
+    <w:p>
+      <w:pPr>
+        <w:rPr>
+          <w:rFonts w:hint="default" w:ascii="宋体" w:hAnsi="宋体" w:eastAsia="宋体" w:cs="宋体"/>
+          <w:b w:val="0"/>
+          <w:bCs w:val="0"/>
+          <w:kern w:val="2"/>
+          <w:sz w:val="24"/>
+          <w:szCs w:val="24"/>
+          <w:lang w:val="en-US" w:eastAsia="zh-CN" w:bidi="ar-SA"/>
+        </w:rPr>
+      </w:pPr>
+      <w:r>
+        <w:rPr>
+          <w:rFonts w:hint="default" w:ascii="宋体" w:hAnsi="宋体" w:eastAsia="宋体" w:cs="宋体"/>
+          <w:b w:val="0"/>
+          <w:bCs w:val="0"/>
+          <w:kern w:val="2"/>
+          <w:sz w:val="24"/>
+          <w:szCs w:val="24"/>
+          <w:lang w:val="en-US" w:eastAsia="zh-CN" w:bidi="ar-SA"/>
+        </w:rPr>
+        <w:t>简历管理：多版本简历创建、编辑、删除，隐私设置</w:t>
+      </w:r>
+    </w:p>
+    <w:p>
+      <w:pPr>
+        <w:rPr>
+          <w:rFonts w:hint="default" w:ascii="宋体" w:hAnsi="宋体" w:eastAsia="宋体" w:cs="宋体"/>
+          <w:b w:val="0"/>
+          <w:bCs w:val="0"/>
+          <w:kern w:val="2"/>
+          <w:sz w:val="24"/>
+          <w:szCs w:val="24"/>
+          <w:lang w:val="en-US" w:eastAsia="zh-CN" w:bidi="ar-SA"/>
+        </w:rPr>
+      </w:pPr>
+      <w:r>
+        <w:rPr>
+          <w:rFonts w:hint="default" w:ascii="宋体" w:hAnsi="宋体" w:eastAsia="宋体" w:cs="宋体"/>
+          <w:b w:val="0"/>
+          <w:bCs w:val="0"/>
+          <w:kern w:val="2"/>
+          <w:sz w:val="24"/>
+          <w:szCs w:val="24"/>
+          <w:lang w:val="en-US" w:eastAsia="zh-CN" w:bidi="ar-SA"/>
+        </w:rPr>
+        <w:t>职位搜索：支持关键词、城市、薪资等多条件搜索，热门职位推荐</w:t>
+      </w:r>
+    </w:p>
+    <w:p>
+      <w:pPr>
+        <w:rPr>
+          <w:rFonts w:hint="default" w:ascii="宋体" w:hAnsi="宋体" w:eastAsia="宋体" w:cs="宋体"/>
+          <w:b w:val="0"/>
+          <w:bCs w:val="0"/>
+          <w:kern w:val="2"/>
+          <w:sz w:val="24"/>
+          <w:szCs w:val="24"/>
+          <w:lang w:val="en-US" w:eastAsia="zh-CN" w:bidi="ar-SA"/>
+        </w:rPr>
+      </w:pPr>
+      <w:r>
+        <w:rPr>
+          <w:rFonts w:hint="default" w:ascii="宋体" w:hAnsi="宋体" w:eastAsia="宋体" w:cs="宋体"/>
+          <w:b w:val="0"/>
+          <w:bCs w:val="0"/>
+          <w:kern w:val="2"/>
+          <w:sz w:val="24"/>
+          <w:szCs w:val="24"/>
+          <w:lang w:val="en-US" w:eastAsia="zh-CN" w:bidi="ar-SA"/>
+        </w:rPr>
+        <w:t>职位申请：一键投递简历，职位收藏，申请记录查询</w:t>
+      </w:r>
+    </w:p>
+    <w:p>
+      <w:pPr>
+        <w:rPr>
+          <w:rFonts w:hint="default" w:ascii="宋体" w:hAnsi="宋体" w:eastAsia="宋体" w:cs="宋体"/>
+          <w:b w:val="0"/>
+          <w:bCs w:val="0"/>
+          <w:kern w:val="2"/>
+          <w:sz w:val="24"/>
+          <w:szCs w:val="24"/>
+          <w:lang w:val="en-US" w:eastAsia="zh-CN" w:bidi="ar-SA"/>
+        </w:rPr>
+      </w:pPr>
+      <w:r>
+        <w:rPr>
+          <w:rFonts w:hint="default" w:ascii="宋体" w:hAnsi="宋体" w:eastAsia="宋体" w:cs="宋体"/>
+          <w:b w:val="0"/>
+          <w:bCs w:val="0"/>
+          <w:kern w:val="2"/>
+          <w:sz w:val="24"/>
+          <w:szCs w:val="24"/>
+          <w:lang w:val="en-US" w:eastAsia="zh-CN" w:bidi="ar-SA"/>
+        </w:rPr>
+        <w:t>状态跟踪：实时查看申请状态（已投递 / 已查看 / 面试邀请 / 录用等），接收通知提醒</w:t>
+      </w:r>
+    </w:p>
+    <w:p>
+      <w:pPr>
+        <w:rPr>
+          <w:rFonts w:hint="default" w:ascii="宋体" w:hAnsi="宋体" w:eastAsia="宋体" w:cs="宋体"/>
+          <w:b w:val="0"/>
+          <w:bCs w:val="0"/>
+          <w:kern w:val="2"/>
+          <w:sz w:val="24"/>
+          <w:szCs w:val="24"/>
+          <w:lang w:val="en-US" w:eastAsia="zh-CN" w:bidi="ar-SA"/>
+        </w:rPr>
+      </w:pPr>
+      <w:r>
+        <w:rPr>
+          <w:rFonts w:hint="default" w:ascii="宋体" w:hAnsi="宋体" w:eastAsia="宋体" w:cs="宋体"/>
+          <w:b w:val="0"/>
+          <w:bCs w:val="0"/>
+          <w:kern w:val="2"/>
+          <w:sz w:val="24"/>
+          <w:szCs w:val="24"/>
+          <w:lang w:val="en-US" w:eastAsia="zh-CN" w:bidi="ar-SA"/>
+        </w:rPr>
+        <w:t>3.3.3 企业招聘管理模块</w:t>
+      </w:r>
+    </w:p>
+    <w:p>
+      <w:pPr>
+        <w:rPr>
+          <w:rFonts w:hint="default" w:ascii="宋体" w:hAnsi="宋体" w:eastAsia="宋体" w:cs="宋体"/>
+          <w:b w:val="0"/>
+          <w:bCs w:val="0"/>
+          <w:kern w:val="2"/>
+          <w:sz w:val="24"/>
+          <w:szCs w:val="24"/>
+          <w:lang w:val="en-US" w:eastAsia="zh-CN" w:bidi="ar-SA"/>
+        </w:rPr>
+      </w:pPr>
+      <w:r>
+        <w:rPr>
+          <w:rFonts w:hint="default" w:ascii="宋体" w:hAnsi="宋体" w:eastAsia="宋体" w:cs="宋体"/>
+          <w:b w:val="0"/>
+          <w:bCs w:val="0"/>
+          <w:kern w:val="2"/>
+          <w:sz w:val="24"/>
+          <w:szCs w:val="24"/>
+          <w:lang w:val="en-US" w:eastAsia="zh-CN" w:bidi="ar-SA"/>
+        </w:rPr>
+        <w:t>职位管理：职位创建、发布、暂停、关闭、复制，职位模板自定义</w:t>
+      </w:r>
+    </w:p>
+    <w:p>
+      <w:pPr>
+        <w:rPr>
+          <w:rFonts w:hint="default" w:ascii="宋体" w:hAnsi="宋体" w:eastAsia="宋体" w:cs="宋体"/>
+          <w:b w:val="0"/>
+          <w:bCs w:val="0"/>
+          <w:kern w:val="2"/>
+          <w:sz w:val="24"/>
+          <w:szCs w:val="24"/>
+          <w:lang w:val="en-US" w:eastAsia="zh-CN" w:bidi="ar-SA"/>
+        </w:rPr>
+      </w:pPr>
+      <w:r>
+        <w:rPr>
+          <w:rFonts w:hint="default" w:ascii="宋体" w:hAnsi="宋体" w:eastAsia="宋体" w:cs="宋体"/>
+          <w:b w:val="0"/>
+          <w:bCs w:val="0"/>
+          <w:kern w:val="2"/>
+          <w:sz w:val="24"/>
+          <w:szCs w:val="24"/>
+          <w:lang w:val="en-US" w:eastAsia="zh-CN" w:bidi="ar-SA"/>
+        </w:rPr>
+        <w:t>候选人管理：简历筛选、标签分类、人才库归档，批量操作</w:t>
+      </w:r>
+    </w:p>
+    <w:p>
+      <w:pPr>
+        <w:rPr>
+          <w:rFonts w:hint="default" w:ascii="宋体" w:hAnsi="宋体" w:eastAsia="宋体" w:cs="宋体"/>
+          <w:b w:val="0"/>
+          <w:bCs w:val="0"/>
+          <w:kern w:val="2"/>
+          <w:sz w:val="24"/>
+          <w:szCs w:val="24"/>
+          <w:lang w:val="en-US" w:eastAsia="zh-CN" w:bidi="ar-SA"/>
+        </w:rPr>
+      </w:pPr>
+      <w:r>
+        <w:rPr>
+          <w:rFonts w:hint="default" w:ascii="宋体" w:hAnsi="宋体" w:eastAsia="宋体" w:cs="宋体"/>
+          <w:b w:val="0"/>
+          <w:bCs w:val="0"/>
+          <w:kern w:val="2"/>
+          <w:sz w:val="24"/>
+          <w:szCs w:val="24"/>
+          <w:lang w:val="en-US" w:eastAsia="zh-CN" w:bidi="ar-SA"/>
+        </w:rPr>
+        <w:t>面试管理：面试安排、面试官分配、面试反馈录入</w:t>
+      </w:r>
+    </w:p>
+    <w:p>
+      <w:pPr>
+        <w:rPr>
+          <w:rFonts w:hint="default" w:ascii="宋体" w:hAnsi="宋体" w:eastAsia="宋体" w:cs="宋体"/>
+          <w:b w:val="0"/>
+          <w:bCs w:val="0"/>
+          <w:kern w:val="2"/>
+          <w:sz w:val="24"/>
+          <w:szCs w:val="24"/>
+          <w:lang w:val="en-US" w:eastAsia="zh-CN" w:bidi="ar-SA"/>
+        </w:rPr>
+      </w:pPr>
+      <w:r>
+        <w:rPr>
+          <w:rFonts w:hint="default" w:ascii="宋体" w:hAnsi="宋体" w:eastAsia="宋体" w:cs="宋体"/>
+          <w:b w:val="0"/>
+          <w:bCs w:val="0"/>
+          <w:kern w:val="2"/>
+          <w:sz w:val="24"/>
+          <w:szCs w:val="24"/>
+          <w:lang w:val="en-US" w:eastAsia="zh-CN" w:bidi="ar-SA"/>
+        </w:rPr>
+        <w:t>3.3.4 面试管理模块</w:t>
+      </w:r>
+    </w:p>
+    <w:p>
+      <w:pPr>
+        <w:rPr>
+          <w:rFonts w:hint="default" w:ascii="宋体" w:hAnsi="宋体" w:eastAsia="宋体" w:cs="宋体"/>
+          <w:b w:val="0"/>
+          <w:bCs w:val="0"/>
+          <w:kern w:val="2"/>
+          <w:sz w:val="24"/>
+          <w:szCs w:val="24"/>
+          <w:lang w:val="en-US" w:eastAsia="zh-CN" w:bidi="ar-SA"/>
+        </w:rPr>
+      </w:pPr>
+      <w:r>
+        <w:rPr>
+          <w:rFonts w:hint="default" w:ascii="宋体" w:hAnsi="宋体" w:eastAsia="宋体" w:cs="宋体"/>
+          <w:b w:val="0"/>
+          <w:bCs w:val="0"/>
+          <w:kern w:val="2"/>
+          <w:sz w:val="24"/>
+          <w:szCs w:val="24"/>
+          <w:lang w:val="en-US" w:eastAsia="zh-CN" w:bidi="ar-SA"/>
+        </w:rPr>
+        <w:t>面试安排：面试时间协调、通知发送，面试提醒设置</w:t>
+      </w:r>
+    </w:p>
+    <w:p>
+      <w:pPr>
+        <w:rPr>
+          <w:rFonts w:hint="default" w:ascii="宋体" w:hAnsi="宋体" w:eastAsia="宋体" w:cs="宋体"/>
+          <w:b w:val="0"/>
+          <w:bCs w:val="0"/>
+          <w:kern w:val="2"/>
+          <w:sz w:val="24"/>
+          <w:szCs w:val="24"/>
+          <w:lang w:val="en-US" w:eastAsia="zh-CN" w:bidi="ar-SA"/>
+        </w:rPr>
+      </w:pPr>
+      <w:r>
+        <w:rPr>
+          <w:rFonts w:hint="default" w:ascii="宋体" w:hAnsi="宋体" w:eastAsia="宋体" w:cs="宋体"/>
+          <w:b w:val="0"/>
+          <w:bCs w:val="0"/>
+          <w:kern w:val="2"/>
+          <w:sz w:val="24"/>
+          <w:szCs w:val="24"/>
+          <w:lang w:val="en-US" w:eastAsia="zh-CN" w:bidi="ar-SA"/>
+        </w:rPr>
+        <w:t>超时处理：申请超时提醒、面试过期自动处理、录用通知逾期处理</w:t>
+      </w:r>
+    </w:p>
+    <w:p>
+      <w:pPr>
+        <w:rPr>
+          <w:rFonts w:hint="default" w:ascii="宋体" w:hAnsi="宋体" w:eastAsia="宋体" w:cs="宋体"/>
+          <w:b w:val="0"/>
+          <w:bCs w:val="0"/>
+          <w:kern w:val="2"/>
+          <w:sz w:val="24"/>
+          <w:szCs w:val="24"/>
+          <w:lang w:val="en-US" w:eastAsia="zh-CN" w:bidi="ar-SA"/>
+        </w:rPr>
+      </w:pPr>
+      <w:r>
+        <w:rPr>
+          <w:rFonts w:hint="default" w:ascii="宋体" w:hAnsi="宋体" w:eastAsia="宋体" w:cs="宋体"/>
+          <w:b w:val="0"/>
+          <w:bCs w:val="0"/>
+          <w:kern w:val="2"/>
+          <w:sz w:val="24"/>
+          <w:szCs w:val="24"/>
+          <w:lang w:val="en-US" w:eastAsia="zh-CN" w:bidi="ar-SA"/>
+        </w:rPr>
+        <w:t>录用管理：录用通知生成、发送，候选人响应接收与处理</w:t>
+      </w:r>
+    </w:p>
+    <w:p>
+      <w:pPr>
+        <w:rPr>
+          <w:rFonts w:hint="default" w:ascii="宋体" w:hAnsi="宋体" w:eastAsia="宋体" w:cs="宋体"/>
+          <w:b w:val="0"/>
+          <w:bCs w:val="0"/>
+          <w:kern w:val="2"/>
+          <w:sz w:val="24"/>
+          <w:szCs w:val="24"/>
+          <w:lang w:val="en-US" w:eastAsia="zh-CN" w:bidi="ar-SA"/>
+        </w:rPr>
+      </w:pPr>
+      <w:r>
+        <w:rPr>
+          <w:rFonts w:hint="default" w:ascii="宋体" w:hAnsi="宋体" w:eastAsia="宋体" w:cs="宋体"/>
+          <w:b w:val="0"/>
+          <w:bCs w:val="0"/>
+          <w:kern w:val="2"/>
+          <w:sz w:val="24"/>
+          <w:szCs w:val="24"/>
+          <w:lang w:val="en-US" w:eastAsia="zh-CN" w:bidi="ar-SA"/>
+        </w:rPr>
+        <w:t>3.3.5 公共支撑模块</w:t>
+      </w:r>
+    </w:p>
+    <w:p>
+      <w:pPr>
+        <w:rPr>
+          <w:rFonts w:hint="default" w:ascii="宋体" w:hAnsi="宋体" w:eastAsia="宋体" w:cs="宋体"/>
+          <w:b w:val="0"/>
+          <w:bCs w:val="0"/>
+          <w:kern w:val="2"/>
+          <w:sz w:val="24"/>
+          <w:szCs w:val="24"/>
+          <w:lang w:val="en-US" w:eastAsia="zh-CN" w:bidi="ar-SA"/>
+        </w:rPr>
+      </w:pPr>
+      <w:r>
+        <w:rPr>
+          <w:rFonts w:hint="default" w:ascii="宋体" w:hAnsi="宋体" w:eastAsia="宋体" w:cs="宋体"/>
+          <w:b w:val="0"/>
+          <w:bCs w:val="0"/>
+          <w:kern w:val="2"/>
+          <w:sz w:val="24"/>
+          <w:szCs w:val="24"/>
+          <w:lang w:val="en-US" w:eastAsia="zh-CN" w:bidi="ar-SA"/>
+        </w:rPr>
+        <w:t>通知服务：系统消息通知</w:t>
+      </w:r>
+    </w:p>
+    <w:p>
+      <w:pPr>
+        <w:rPr>
+          <w:rFonts w:hint="default" w:ascii="宋体" w:hAnsi="宋体" w:eastAsia="宋体" w:cs="宋体"/>
+          <w:b w:val="0"/>
+          <w:bCs w:val="0"/>
+          <w:kern w:val="2"/>
+          <w:sz w:val="24"/>
+          <w:szCs w:val="24"/>
+          <w:lang w:val="en-US" w:eastAsia="zh-CN" w:bidi="ar-SA"/>
+        </w:rPr>
+      </w:pPr>
+      <w:r>
+        <w:rPr>
+          <w:rFonts w:hint="default" w:ascii="宋体" w:hAnsi="宋体" w:eastAsia="宋体" w:cs="宋体"/>
+          <w:b w:val="0"/>
+          <w:bCs w:val="0"/>
+          <w:kern w:val="2"/>
+          <w:sz w:val="24"/>
+          <w:szCs w:val="24"/>
+          <w:lang w:val="en-US" w:eastAsia="zh-CN" w:bidi="ar-SA"/>
+        </w:rPr>
+        <w:t>文件处理：简历上传、解析、下载，企业资质文件存储</w:t>
+      </w:r>
+    </w:p>
+    <w:p>
+      <w:pPr>
+        <w:rPr>
+          <w:rFonts w:hint="default" w:ascii="宋体" w:hAnsi="宋体" w:eastAsia="宋体" w:cs="宋体"/>
+          <w:b w:val="0"/>
+          <w:bCs w:val="0"/>
+          <w:kern w:val="2"/>
+          <w:sz w:val="24"/>
+          <w:szCs w:val="24"/>
+          <w:lang w:val="en-US" w:eastAsia="zh-CN" w:bidi="ar-SA"/>
+        </w:rPr>
+      </w:pPr>
+      <w:r>
+        <w:rPr>
+          <w:rFonts w:hint="default" w:ascii="宋体" w:hAnsi="宋体" w:eastAsia="宋体" w:cs="宋体"/>
+          <w:b w:val="0"/>
+          <w:bCs w:val="0"/>
+          <w:kern w:val="2"/>
+          <w:sz w:val="24"/>
+          <w:szCs w:val="24"/>
+          <w:lang w:val="en-US" w:eastAsia="zh-CN" w:bidi="ar-SA"/>
+        </w:rPr>
+        <w:t>安全防护：数据加密、防攻击、权限校验</w:t>
+      </w:r>
+    </w:p>
+    <w:p>
+      <w:pPr>
+        <w:rPr>
+          <w:rFonts w:hint="default" w:ascii="宋体" w:hAnsi="宋体" w:eastAsia="宋体" w:cs="宋体"/>
+          <w:b w:val="0"/>
+          <w:bCs w:val="0"/>
+          <w:kern w:val="2"/>
+          <w:sz w:val="24"/>
+          <w:szCs w:val="24"/>
+          <w:lang w:val="en-US" w:eastAsia="zh-CN" w:bidi="ar-SA"/>
+        </w:rPr>
+      </w:pPr>
+      <w:r>
+        <w:rPr>
+          <w:rFonts w:hint="default" w:ascii="宋体" w:hAnsi="宋体" w:eastAsia="宋体" w:cs="宋体"/>
+          <w:b w:val="0"/>
+          <w:bCs w:val="0"/>
+          <w:kern w:val="2"/>
+          <w:sz w:val="24"/>
+          <w:szCs w:val="24"/>
+          <w:lang w:val="en-US" w:eastAsia="zh-CN" w:bidi="ar-SA"/>
+        </w:rPr>
+        <w:t>数据备份：数据库自动备份与恢复</w:t>
+      </w:r>
+    </w:p>
+    <w:p/>
     <w:p>
       <w:pPr>
         <w:pStyle w:val="3"/>
-        <w:rPr>
-          <w:rFonts w:cs="Times New Roman"/>
-        </w:rPr>
-      </w:pPr>
-      <w:r>
-        <w:rPr>
-          <w:rFonts w:hint="eastAsia" w:cs="Times New Roman"/>
-        </w:rPr>
-        <w:t>2.3开发环境（必填）</w:t>
-      </w:r>
-      <w:bookmarkEnd w:id="29"/>
-    </w:p>
-    <w:p>
-      <w:pPr>
-        <w:rPr>
-          <w:rFonts w:hint="default" w:ascii="宋体" w:hAnsi="宋体" w:eastAsia="宋体" w:cs="宋体"/>
-          <w:b w:val="0"/>
-          <w:bCs w:val="0"/>
-          <w:kern w:val="2"/>
-          <w:sz w:val="24"/>
-          <w:szCs w:val="24"/>
-          <w:lang w:val="en-US" w:eastAsia="zh-CN" w:bidi="ar-SA"/>
-        </w:rPr>
-      </w:pPr>
-      <w:bookmarkStart w:id="30" w:name="_Toc116049868"/>
-      <w:bookmarkStart w:id="31" w:name="_Toc7181"/>
-      <w:r>
-        <w:rPr>
-          <w:rFonts w:hint="default" w:ascii="宋体" w:hAnsi="宋体" w:eastAsia="宋体" w:cs="宋体"/>
-          <w:b w:val="0"/>
-          <w:bCs w:val="0"/>
-          <w:kern w:val="2"/>
-          <w:sz w:val="24"/>
-          <w:szCs w:val="24"/>
-          <w:lang w:val="en-US" w:eastAsia="zh-CN" w:bidi="ar-SA"/>
-        </w:rPr>
-        <w:t>2.3.1 硬件平台</w:t>
-      </w:r>
-    </w:p>
-    <w:p>
-      <w:pPr>
-        <w:rPr>
-          <w:rFonts w:hint="default" w:ascii="宋体" w:hAnsi="宋体" w:eastAsia="宋体" w:cs="宋体"/>
-          <w:b w:val="0"/>
-          <w:bCs w:val="0"/>
-          <w:kern w:val="2"/>
-          <w:sz w:val="24"/>
-          <w:szCs w:val="24"/>
-          <w:lang w:val="en-US" w:eastAsia="zh-CN" w:bidi="ar-SA"/>
-        </w:rPr>
-      </w:pPr>
-      <w:r>
-        <w:rPr>
-          <w:rFonts w:hint="default" w:ascii="宋体" w:hAnsi="宋体" w:eastAsia="宋体" w:cs="宋体"/>
-          <w:b w:val="0"/>
-          <w:bCs w:val="0"/>
-          <w:kern w:val="2"/>
-          <w:sz w:val="24"/>
-          <w:szCs w:val="24"/>
-          <w:lang w:val="en-US" w:eastAsia="zh-CN" w:bidi="ar-SA"/>
-        </w:rPr>
-        <w:t>开发机：CPU≥4 核，内存≥8GB，硬盘容量≥256GB</w:t>
-      </w:r>
-    </w:p>
-    <w:p>
-      <w:pPr>
-        <w:rPr>
-          <w:rFonts w:hint="default" w:ascii="宋体" w:hAnsi="宋体" w:eastAsia="宋体" w:cs="宋体"/>
-          <w:b w:val="0"/>
-          <w:bCs w:val="0"/>
-          <w:kern w:val="2"/>
-          <w:sz w:val="24"/>
-          <w:szCs w:val="24"/>
-          <w:lang w:val="en-US" w:eastAsia="zh-CN" w:bidi="ar-SA"/>
-        </w:rPr>
-      </w:pPr>
-      <w:r>
-        <w:rPr>
-          <w:rFonts w:hint="default" w:ascii="宋体" w:hAnsi="宋体" w:eastAsia="宋体" w:cs="宋体"/>
-          <w:b w:val="0"/>
-          <w:bCs w:val="0"/>
-          <w:kern w:val="2"/>
-          <w:sz w:val="24"/>
-          <w:szCs w:val="24"/>
-          <w:lang w:val="en-US" w:eastAsia="zh-CN" w:bidi="ar-SA"/>
-        </w:rPr>
-        <w:t>测试服务器：配置同生产服务器（简化版），CPU≥6 核，内存≥12GB</w:t>
-      </w:r>
-    </w:p>
-    <w:p>
-      <w:pPr>
-        <w:rPr>
-          <w:rFonts w:hint="default" w:ascii="宋体" w:hAnsi="宋体" w:eastAsia="宋体" w:cs="宋体"/>
-          <w:b w:val="0"/>
-          <w:bCs w:val="0"/>
-          <w:kern w:val="2"/>
-          <w:sz w:val="24"/>
-          <w:szCs w:val="24"/>
-          <w:lang w:val="en-US" w:eastAsia="zh-CN" w:bidi="ar-SA"/>
-        </w:rPr>
-      </w:pPr>
-      <w:r>
-        <w:rPr>
-          <w:rFonts w:hint="default" w:ascii="宋体" w:hAnsi="宋体" w:eastAsia="宋体" w:cs="宋体"/>
-          <w:b w:val="0"/>
-          <w:bCs w:val="0"/>
-          <w:kern w:val="2"/>
-          <w:sz w:val="24"/>
-          <w:szCs w:val="24"/>
-          <w:lang w:val="en-US" w:eastAsia="zh-CN" w:bidi="ar-SA"/>
-        </w:rPr>
-        <w:t>2.3.2 软件环境</w:t>
-      </w:r>
-    </w:p>
-    <w:p>
-      <w:pPr>
-        <w:rPr>
-          <w:rFonts w:hint="default" w:ascii="宋体" w:hAnsi="宋体" w:eastAsia="宋体" w:cs="宋体"/>
-          <w:b w:val="0"/>
-          <w:bCs w:val="0"/>
-          <w:kern w:val="2"/>
-          <w:sz w:val="24"/>
-          <w:szCs w:val="24"/>
-          <w:lang w:val="en-US" w:eastAsia="zh-CN" w:bidi="ar-SA"/>
-        </w:rPr>
-      </w:pPr>
-      <w:r>
-        <w:rPr>
-          <w:rFonts w:hint="default" w:ascii="宋体" w:hAnsi="宋体" w:eastAsia="宋体" w:cs="宋体"/>
-          <w:b w:val="0"/>
-          <w:bCs w:val="0"/>
-          <w:kern w:val="2"/>
-          <w:sz w:val="24"/>
-          <w:szCs w:val="24"/>
-          <w:lang w:val="en-US" w:eastAsia="zh-CN" w:bidi="ar-SA"/>
-        </w:rPr>
-        <w:t>操作系统：Windows 10/11、macOS 12+</w:t>
-      </w:r>
-    </w:p>
-    <w:p>
-      <w:pPr>
-        <w:rPr>
-          <w:rFonts w:hint="default" w:ascii="宋体" w:hAnsi="宋体" w:eastAsia="宋体" w:cs="宋体"/>
-          <w:b w:val="0"/>
-          <w:bCs w:val="0"/>
-          <w:kern w:val="2"/>
-          <w:sz w:val="24"/>
-          <w:szCs w:val="24"/>
-          <w:lang w:val="en-US" w:eastAsia="zh-CN" w:bidi="ar-SA"/>
-        </w:rPr>
-      </w:pPr>
-      <w:r>
-        <w:rPr>
-          <w:rFonts w:hint="default" w:ascii="宋体" w:hAnsi="宋体" w:eastAsia="宋体" w:cs="宋体"/>
-          <w:b w:val="0"/>
-          <w:bCs w:val="0"/>
-          <w:kern w:val="2"/>
-          <w:sz w:val="24"/>
-          <w:szCs w:val="24"/>
-          <w:lang w:val="en-US" w:eastAsia="zh-CN" w:bidi="ar-SA"/>
-        </w:rPr>
-        <w:t>开发工具：IntelliJ IDEA Ultimate、Visual Studio Code</w:t>
-      </w:r>
-    </w:p>
-    <w:p>
-      <w:pPr>
-        <w:rPr>
-          <w:rFonts w:hint="default" w:ascii="宋体" w:hAnsi="宋体" w:eastAsia="宋体" w:cs="宋体"/>
-          <w:b w:val="0"/>
-          <w:bCs w:val="0"/>
-          <w:kern w:val="2"/>
-          <w:sz w:val="24"/>
-          <w:szCs w:val="24"/>
-          <w:lang w:val="en-US" w:eastAsia="zh-CN" w:bidi="ar-SA"/>
-        </w:rPr>
-      </w:pPr>
-      <w:r>
-        <w:rPr>
-          <w:rFonts w:hint="default" w:ascii="宋体" w:hAnsi="宋体" w:eastAsia="宋体" w:cs="宋体"/>
-          <w:b w:val="0"/>
-          <w:bCs w:val="0"/>
-          <w:kern w:val="2"/>
-          <w:sz w:val="24"/>
-          <w:szCs w:val="24"/>
-          <w:lang w:val="en-US" w:eastAsia="zh-CN" w:bidi="ar-SA"/>
-        </w:rPr>
-        <w:t>开发框架：Spring Boot 3.x、Vue.js 3.x</w:t>
-      </w:r>
-    </w:p>
-    <w:p>
-      <w:pPr>
-        <w:rPr>
-          <w:rFonts w:hint="default" w:ascii="宋体" w:hAnsi="宋体" w:eastAsia="宋体" w:cs="宋体"/>
-          <w:b w:val="0"/>
-          <w:bCs w:val="0"/>
-          <w:kern w:val="2"/>
-          <w:sz w:val="24"/>
-          <w:szCs w:val="24"/>
-          <w:lang w:val="en-US" w:eastAsia="zh-CN" w:bidi="ar-SA"/>
-        </w:rPr>
-      </w:pPr>
-      <w:r>
-        <w:rPr>
-          <w:rFonts w:hint="default" w:ascii="宋体" w:hAnsi="宋体" w:eastAsia="宋体" w:cs="宋体"/>
-          <w:b w:val="0"/>
-          <w:bCs w:val="0"/>
-          <w:kern w:val="2"/>
-          <w:sz w:val="24"/>
-          <w:szCs w:val="24"/>
-          <w:lang w:val="en-US" w:eastAsia="zh-CN" w:bidi="ar-SA"/>
-        </w:rPr>
-        <w:t>版本控制工具：Git + GitLab</w:t>
-      </w:r>
-    </w:p>
-    <w:p>
-      <w:pPr>
-        <w:rPr>
-          <w:rFonts w:hint="default" w:ascii="宋体" w:hAnsi="宋体" w:eastAsia="宋体" w:cs="宋体"/>
-          <w:b w:val="0"/>
-          <w:bCs w:val="0"/>
-          <w:kern w:val="2"/>
-          <w:sz w:val="24"/>
-          <w:szCs w:val="24"/>
-          <w:lang w:val="en-US" w:eastAsia="zh-CN" w:bidi="ar-SA"/>
-        </w:rPr>
-      </w:pPr>
-      <w:r>
-        <w:rPr>
-          <w:rFonts w:hint="default" w:ascii="宋体" w:hAnsi="宋体" w:eastAsia="宋体" w:cs="宋体"/>
-          <w:b w:val="0"/>
-          <w:bCs w:val="0"/>
-          <w:kern w:val="2"/>
-          <w:sz w:val="24"/>
-          <w:szCs w:val="24"/>
-          <w:lang w:val="en-US" w:eastAsia="zh-CN" w:bidi="ar-SA"/>
-        </w:rPr>
-        <w:t>构建工具：Maven 3.8+</w:t>
-      </w:r>
-    </w:p>
-    <w:p>
-      <w:pPr>
-        <w:rPr>
-          <w:rFonts w:hint="default" w:ascii="宋体" w:hAnsi="宋体" w:eastAsia="宋体" w:cs="宋体"/>
-          <w:b w:val="0"/>
-          <w:bCs w:val="0"/>
-          <w:kern w:val="2"/>
-          <w:sz w:val="24"/>
-          <w:szCs w:val="24"/>
-          <w:lang w:val="en-US" w:eastAsia="zh-CN" w:bidi="ar-SA"/>
-        </w:rPr>
-      </w:pPr>
-      <w:r>
-        <w:rPr>
-          <w:rFonts w:hint="default" w:ascii="宋体" w:hAnsi="宋体" w:eastAsia="宋体" w:cs="宋体"/>
-          <w:b w:val="0"/>
-          <w:bCs w:val="0"/>
-          <w:kern w:val="2"/>
-          <w:sz w:val="24"/>
-          <w:szCs w:val="24"/>
-          <w:lang w:val="en-US" w:eastAsia="zh-CN" w:bidi="ar-SA"/>
-        </w:rPr>
-        <w:t>测试工具：JUnit 5、Postman、Jest</w:t>
-      </w:r>
-    </w:p>
-    <w:p>
-      <w:pPr>
-        <w:rPr>
-          <w:rFonts w:hint="default" w:ascii="宋体" w:hAnsi="宋体" w:eastAsia="宋体" w:cs="宋体"/>
-          <w:b w:val="0"/>
-          <w:bCs w:val="0"/>
-          <w:kern w:val="2"/>
-          <w:sz w:val="24"/>
-          <w:szCs w:val="24"/>
-          <w:lang w:val="en-US" w:eastAsia="zh-CN" w:bidi="ar-SA"/>
-        </w:rPr>
-      </w:pPr>
-      <w:r>
-        <w:rPr>
-          <w:rFonts w:hint="default" w:ascii="宋体" w:hAnsi="宋体" w:eastAsia="宋体" w:cs="宋体"/>
-          <w:b w:val="0"/>
-          <w:bCs w:val="0"/>
-          <w:kern w:val="2"/>
-          <w:sz w:val="24"/>
-          <w:szCs w:val="24"/>
-          <w:lang w:val="en-US" w:eastAsia="zh-CN" w:bidi="ar-SA"/>
-        </w:rPr>
-        <w:t>数据库工具：Navicat、DataGrip</w:t>
-      </w:r>
-    </w:p>
-    <w:p>
-      <w:pPr>
-        <w:pStyle w:val="3"/>
-        <w:rPr>
-          <w:rFonts w:ascii="宋体" w:hAnsi="宋体" w:eastAsia="宋体" w:cs="宋体"/>
-          <w:sz w:val="24"/>
-          <w:szCs w:val="24"/>
-        </w:rPr>
-      </w:pPr>
-      <w:r>
-        <w:rPr>
-          <w:rFonts w:hint="eastAsia" w:cs="Times New Roman"/>
-        </w:rPr>
-        <w:t>2.4需求概述</w:t>
-      </w:r>
-      <w:bookmarkEnd w:id="30"/>
-      <w:bookmarkEnd w:id="31"/>
-    </w:p>
-    <w:p>
-      <w:pPr>
-        <w:rPr>
-          <w:rFonts w:hint="default" w:ascii="宋体" w:hAnsi="宋体" w:eastAsia="宋体" w:cs="宋体"/>
-          <w:b w:val="0"/>
-          <w:bCs w:val="0"/>
-          <w:kern w:val="2"/>
-          <w:sz w:val="24"/>
-          <w:szCs w:val="24"/>
-          <w:lang w:val="en-US" w:eastAsia="zh-CN" w:bidi="ar-SA"/>
-        </w:rPr>
-      </w:pPr>
-      <w:bookmarkStart w:id="32" w:name="_Toc116049869"/>
-      <w:bookmarkStart w:id="33" w:name="_Toc21722"/>
-      <w:r>
-        <w:rPr>
-          <w:rFonts w:hint="default" w:ascii="宋体" w:hAnsi="宋体" w:eastAsia="宋体" w:cs="宋体"/>
-          <w:b w:val="0"/>
-          <w:bCs w:val="0"/>
-          <w:kern w:val="2"/>
-          <w:sz w:val="24"/>
-          <w:szCs w:val="24"/>
-          <w:lang w:val="en-US" w:eastAsia="zh-CN" w:bidi="ar-SA"/>
-        </w:rPr>
-        <w:t>2.4.1 核心功能</w:t>
-      </w:r>
-    </w:p>
-    <w:p>
-      <w:pPr>
-        <w:rPr>
-          <w:rFonts w:hint="default" w:ascii="宋体" w:hAnsi="宋体" w:eastAsia="宋体" w:cs="宋体"/>
-          <w:b w:val="0"/>
-          <w:bCs w:val="0"/>
-          <w:kern w:val="2"/>
-          <w:sz w:val="24"/>
-          <w:szCs w:val="24"/>
-          <w:lang w:val="en-US" w:eastAsia="zh-CN" w:bidi="ar-SA"/>
-        </w:rPr>
-      </w:pPr>
-      <w:r>
-        <w:rPr>
-          <w:rFonts w:hint="default" w:ascii="宋体" w:hAnsi="宋体" w:eastAsia="宋体" w:cs="宋体"/>
-          <w:b w:val="0"/>
-          <w:bCs w:val="0"/>
-          <w:kern w:val="2"/>
-          <w:sz w:val="24"/>
-          <w:szCs w:val="24"/>
-          <w:lang w:val="en-US" w:eastAsia="zh-CN" w:bidi="ar-SA"/>
-        </w:rPr>
-        <w:t>用户账户及权限管理：多角色注册登录、企业认证、权限分配与审计</w:t>
-      </w:r>
-    </w:p>
-    <w:p>
-      <w:pPr>
-        <w:rPr>
-          <w:rFonts w:hint="default" w:ascii="宋体" w:hAnsi="宋体" w:eastAsia="宋体" w:cs="宋体"/>
-          <w:b w:val="0"/>
-          <w:bCs w:val="0"/>
-          <w:kern w:val="2"/>
-          <w:sz w:val="24"/>
-          <w:szCs w:val="24"/>
-          <w:lang w:val="en-US" w:eastAsia="zh-CN" w:bidi="ar-SA"/>
-        </w:rPr>
-      </w:pPr>
-      <w:r>
-        <w:rPr>
-          <w:rFonts w:hint="default" w:ascii="宋体" w:hAnsi="宋体" w:eastAsia="宋体" w:cs="宋体"/>
-          <w:b w:val="0"/>
-          <w:bCs w:val="0"/>
-          <w:kern w:val="2"/>
-          <w:sz w:val="24"/>
-          <w:szCs w:val="24"/>
-          <w:lang w:val="en-US" w:eastAsia="zh-CN" w:bidi="ar-SA"/>
-        </w:rPr>
-        <w:t>求职者服务：简历管理、职位搜索与匹配、职位申请、状态跟踪</w:t>
-      </w:r>
-    </w:p>
-    <w:p>
-      <w:pPr>
-        <w:rPr>
-          <w:rFonts w:hint="default" w:ascii="宋体" w:hAnsi="宋体" w:eastAsia="宋体" w:cs="宋体"/>
-          <w:b w:val="0"/>
-          <w:bCs w:val="0"/>
-          <w:kern w:val="2"/>
-          <w:sz w:val="24"/>
-          <w:szCs w:val="24"/>
-          <w:lang w:val="en-US" w:eastAsia="zh-CN" w:bidi="ar-SA"/>
-        </w:rPr>
-      </w:pPr>
-      <w:r>
-        <w:rPr>
-          <w:rFonts w:hint="default" w:ascii="宋体" w:hAnsi="宋体" w:eastAsia="宋体" w:cs="宋体"/>
-          <w:b w:val="0"/>
-          <w:bCs w:val="0"/>
-          <w:kern w:val="2"/>
-          <w:sz w:val="24"/>
-          <w:szCs w:val="24"/>
-          <w:lang w:val="en-US" w:eastAsia="zh-CN" w:bidi="ar-SA"/>
-        </w:rPr>
-        <w:t>企业招聘管理：职位发布与管理、候选人筛选、面试安排、数据统计</w:t>
-      </w:r>
-    </w:p>
-    <w:p>
-      <w:pPr>
-        <w:rPr>
-          <w:rFonts w:hint="default" w:ascii="宋体" w:hAnsi="宋体" w:eastAsia="宋体" w:cs="宋体"/>
-          <w:b w:val="0"/>
-          <w:bCs w:val="0"/>
-          <w:kern w:val="2"/>
-          <w:sz w:val="24"/>
-          <w:szCs w:val="24"/>
-          <w:lang w:val="en-US" w:eastAsia="zh-CN" w:bidi="ar-SA"/>
-        </w:rPr>
-      </w:pPr>
-      <w:r>
-        <w:rPr>
-          <w:rFonts w:hint="default" w:ascii="宋体" w:hAnsi="宋体" w:eastAsia="宋体" w:cs="宋体"/>
-          <w:b w:val="0"/>
-          <w:bCs w:val="0"/>
-          <w:kern w:val="2"/>
-          <w:sz w:val="24"/>
-          <w:szCs w:val="24"/>
-          <w:lang w:val="en-US" w:eastAsia="zh-CN" w:bidi="ar-SA"/>
-        </w:rPr>
-        <w:t>智能匹配与面试管理：简历解析、智能匹配、面试流程自动化、超时处理</w:t>
-      </w:r>
-    </w:p>
-    <w:p>
-      <w:pPr>
-        <w:rPr>
-          <w:rFonts w:hint="default" w:ascii="宋体" w:hAnsi="宋体" w:eastAsia="宋体" w:cs="宋体"/>
-          <w:b w:val="0"/>
-          <w:bCs w:val="0"/>
-          <w:kern w:val="2"/>
-          <w:sz w:val="24"/>
-          <w:szCs w:val="24"/>
-          <w:lang w:val="en-US" w:eastAsia="zh-CN" w:bidi="ar-SA"/>
-        </w:rPr>
-      </w:pPr>
-      <w:r>
-        <w:rPr>
-          <w:rFonts w:hint="default" w:ascii="宋体" w:hAnsi="宋体" w:eastAsia="宋体" w:cs="宋体"/>
-          <w:b w:val="0"/>
-          <w:bCs w:val="0"/>
-          <w:kern w:val="2"/>
-          <w:sz w:val="24"/>
-          <w:szCs w:val="24"/>
-          <w:lang w:val="en-US" w:eastAsia="zh-CN" w:bidi="ar-SA"/>
-        </w:rPr>
-        <w:t>2.4.2 界面要求</w:t>
-      </w:r>
-    </w:p>
-    <w:p>
-      <w:pPr>
-        <w:rPr>
-          <w:rFonts w:hint="default" w:ascii="宋体" w:hAnsi="宋体" w:eastAsia="宋体" w:cs="宋体"/>
-          <w:b w:val="0"/>
-          <w:bCs w:val="0"/>
-          <w:kern w:val="2"/>
-          <w:sz w:val="24"/>
-          <w:szCs w:val="24"/>
-          <w:lang w:val="en-US" w:eastAsia="zh-CN" w:bidi="ar-SA"/>
-        </w:rPr>
-      </w:pPr>
-      <w:r>
-        <w:rPr>
-          <w:rFonts w:hint="default" w:ascii="宋体" w:hAnsi="宋体" w:eastAsia="宋体" w:cs="宋体"/>
-          <w:b w:val="0"/>
-          <w:bCs w:val="0"/>
-          <w:kern w:val="2"/>
-          <w:sz w:val="24"/>
-          <w:szCs w:val="24"/>
-          <w:lang w:val="en-US" w:eastAsia="zh-CN" w:bidi="ar-SA"/>
-        </w:rPr>
-        <w:t>风格统一：简洁、直观，符合用户操作习惯</w:t>
-      </w:r>
-    </w:p>
-    <w:p>
-      <w:pPr>
-        <w:rPr>
-          <w:rFonts w:hint="default" w:ascii="宋体" w:hAnsi="宋体" w:eastAsia="宋体" w:cs="宋体"/>
-          <w:b w:val="0"/>
-          <w:bCs w:val="0"/>
-          <w:kern w:val="2"/>
-          <w:sz w:val="24"/>
-          <w:szCs w:val="24"/>
-          <w:lang w:val="en-US" w:eastAsia="zh-CN" w:bidi="ar-SA"/>
-        </w:rPr>
-      </w:pPr>
-      <w:r>
-        <w:rPr>
-          <w:rFonts w:hint="default" w:ascii="宋体" w:hAnsi="宋体" w:eastAsia="宋体" w:cs="宋体"/>
-          <w:b w:val="0"/>
-          <w:bCs w:val="0"/>
-          <w:kern w:val="2"/>
-          <w:sz w:val="24"/>
-          <w:szCs w:val="24"/>
-          <w:lang w:val="en-US" w:eastAsia="zh-CN" w:bidi="ar-SA"/>
-        </w:rPr>
-        <w:t>响应式设计：适配 PC 端与平板端</w:t>
-      </w:r>
-    </w:p>
-    <w:p>
-      <w:pPr>
-        <w:rPr>
-          <w:rFonts w:hint="default" w:ascii="宋体" w:hAnsi="宋体" w:eastAsia="宋体" w:cs="宋体"/>
-          <w:b w:val="0"/>
-          <w:bCs w:val="0"/>
-          <w:kern w:val="2"/>
-          <w:sz w:val="24"/>
-          <w:szCs w:val="24"/>
-          <w:lang w:val="en-US" w:eastAsia="zh-CN" w:bidi="ar-SA"/>
-        </w:rPr>
-      </w:pPr>
-      <w:r>
-        <w:rPr>
-          <w:rFonts w:hint="default" w:ascii="宋体" w:hAnsi="宋体" w:eastAsia="宋体" w:cs="宋体"/>
-          <w:b w:val="0"/>
-          <w:bCs w:val="0"/>
-          <w:kern w:val="2"/>
-          <w:sz w:val="24"/>
-          <w:szCs w:val="24"/>
-          <w:lang w:val="en-US" w:eastAsia="zh-CN" w:bidi="ar-SA"/>
-        </w:rPr>
-        <w:t>导航清晰：核心功能入口突出，操作路径简短</w:t>
-      </w:r>
-    </w:p>
-    <w:p>
-      <w:pPr>
-        <w:rPr>
-          <w:rFonts w:hint="default" w:ascii="宋体" w:hAnsi="宋体" w:eastAsia="宋体" w:cs="宋体"/>
-          <w:b w:val="0"/>
-          <w:bCs w:val="0"/>
-          <w:kern w:val="2"/>
-          <w:sz w:val="24"/>
-          <w:szCs w:val="24"/>
-          <w:lang w:val="en-US" w:eastAsia="zh-CN" w:bidi="ar-SA"/>
-        </w:rPr>
-      </w:pPr>
-    </w:p>
-    <w:p>
-      <w:pPr>
-        <w:pStyle w:val="3"/>
-        <w:rPr>
-          <w:rFonts w:cs="Times New Roman"/>
-        </w:rPr>
-      </w:pPr>
-      <w:r>
-        <w:rPr>
-          <w:rFonts w:hint="eastAsia" w:cs="Times New Roman"/>
-        </w:rPr>
-        <w:t>2.5限制描述</w:t>
-      </w:r>
-      <w:bookmarkEnd w:id="32"/>
-      <w:bookmarkEnd w:id="33"/>
-    </w:p>
-    <w:p>
-      <w:pPr>
-        <w:rPr>
-          <w:rFonts w:hint="default" w:ascii="宋体" w:hAnsi="宋体" w:eastAsia="宋体" w:cs="宋体"/>
-          <w:b w:val="0"/>
-          <w:bCs w:val="0"/>
-          <w:kern w:val="2"/>
-          <w:sz w:val="24"/>
-          <w:szCs w:val="24"/>
-          <w:lang w:val="en-US" w:eastAsia="zh-CN" w:bidi="ar-SA"/>
-        </w:rPr>
-      </w:pPr>
-      <w:bookmarkStart w:id="34" w:name="_Toc20227"/>
-      <w:bookmarkStart w:id="35" w:name="_Toc116049870"/>
-      <w:r>
-        <w:rPr>
-          <w:rFonts w:hint="default" w:ascii="宋体" w:hAnsi="宋体" w:eastAsia="宋体" w:cs="宋体"/>
-          <w:b w:val="0"/>
-          <w:bCs w:val="0"/>
-          <w:kern w:val="2"/>
-          <w:sz w:val="24"/>
-          <w:szCs w:val="24"/>
-          <w:lang w:val="en-US" w:eastAsia="zh-CN" w:bidi="ar-SA"/>
-        </w:rPr>
-        <w:t>暂未支持多语言简历解析，仅适配中文简历</w:t>
-      </w:r>
-    </w:p>
-    <w:p>
-      <w:pPr>
-        <w:rPr>
-          <w:rFonts w:hint="default" w:ascii="宋体" w:hAnsi="宋体" w:eastAsia="宋体" w:cs="宋体"/>
-          <w:b w:val="0"/>
-          <w:bCs w:val="0"/>
-          <w:kern w:val="2"/>
-          <w:sz w:val="24"/>
-          <w:szCs w:val="24"/>
-          <w:lang w:val="en-US" w:eastAsia="zh-CN" w:bidi="ar-SA"/>
-        </w:rPr>
-      </w:pPr>
-      <w:r>
-        <w:rPr>
-          <w:rFonts w:hint="default" w:ascii="宋体" w:hAnsi="宋体" w:eastAsia="宋体" w:cs="宋体"/>
-          <w:b w:val="0"/>
-          <w:bCs w:val="0"/>
-          <w:kern w:val="2"/>
-          <w:sz w:val="24"/>
-          <w:szCs w:val="24"/>
-          <w:lang w:val="en-US" w:eastAsia="zh-CN" w:bidi="ar-SA"/>
-        </w:rPr>
-        <w:t>智能匹配权重仅支持企业全局配置，未实现单职位自定义</w:t>
-      </w:r>
-    </w:p>
-    <w:p>
-      <w:pPr>
-        <w:rPr>
-          <w:rFonts w:hint="default" w:ascii="宋体" w:hAnsi="宋体" w:eastAsia="宋体" w:cs="宋体"/>
-          <w:b w:val="0"/>
-          <w:bCs w:val="0"/>
-          <w:kern w:val="2"/>
-          <w:sz w:val="24"/>
-          <w:szCs w:val="24"/>
-          <w:lang w:val="en-US" w:eastAsia="zh-CN" w:bidi="ar-SA"/>
-        </w:rPr>
-      </w:pPr>
-      <w:r>
-        <w:rPr>
-          <w:rFonts w:hint="default" w:ascii="宋体" w:hAnsi="宋体" w:eastAsia="宋体" w:cs="宋体"/>
-          <w:b w:val="0"/>
-          <w:bCs w:val="0"/>
-          <w:kern w:val="2"/>
-          <w:sz w:val="24"/>
-          <w:szCs w:val="24"/>
-          <w:lang w:val="en-US" w:eastAsia="zh-CN" w:bidi="ar-SA"/>
-        </w:rPr>
-        <w:t>未集成内置视频会议功能，依赖第三方会议平台</w:t>
-      </w:r>
-    </w:p>
-    <w:p>
-      <w:pPr>
-        <w:rPr>
-          <w:rFonts w:hint="default" w:ascii="宋体" w:hAnsi="宋体" w:eastAsia="宋体" w:cs="宋体"/>
-          <w:b w:val="0"/>
-          <w:bCs w:val="0"/>
-          <w:kern w:val="2"/>
-          <w:sz w:val="24"/>
-          <w:szCs w:val="24"/>
-          <w:lang w:val="en-US" w:eastAsia="zh-CN" w:bidi="ar-SA"/>
-        </w:rPr>
-      </w:pPr>
-      <w:r>
-        <w:rPr>
-          <w:rFonts w:hint="default" w:ascii="宋体" w:hAnsi="宋体" w:eastAsia="宋体" w:cs="宋体"/>
-          <w:b w:val="0"/>
-          <w:bCs w:val="0"/>
-          <w:kern w:val="2"/>
-          <w:sz w:val="24"/>
-          <w:szCs w:val="24"/>
-          <w:lang w:val="en-US" w:eastAsia="zh-CN" w:bidi="ar-SA"/>
-        </w:rPr>
-        <w:t>数据备份仅支持自动备份，无手动备份与跨区域备份功能</w:t>
-      </w:r>
-    </w:p>
-    <w:p>
-      <w:pPr>
-        <w:pStyle w:val="2"/>
-        <w:rPr>
-          <w:rFonts w:cs="Times New Roman"/>
-        </w:rPr>
-      </w:pPr>
-      <w:r>
-        <w:rPr>
-          <w:rFonts w:hint="eastAsia" w:ascii="Times New Roman" w:hAnsi="Times New Roman" w:eastAsia="宋体" w:cs="Times New Roman"/>
-        </w:rPr>
-        <w:t>3.总体设计</w:t>
-      </w:r>
-      <w:bookmarkEnd w:id="34"/>
-      <w:bookmarkEnd w:id="35"/>
-    </w:p>
-    <w:p>
-      <w:pPr>
-        <w:pStyle w:val="3"/>
-        <w:rPr>
-          <w:rFonts w:cs="Times New Roman"/>
-        </w:rPr>
-      </w:pPr>
-      <w:bookmarkStart w:id="36" w:name="_Toc116049871"/>
-      <w:bookmarkStart w:id="37" w:name="_Toc30407"/>
-      <w:r>
-        <w:rPr>
-          <w:rFonts w:hint="eastAsia" w:cs="Times New Roman"/>
-        </w:rPr>
-        <w:t>3.1基本设计概念和处理流程</w:t>
-      </w:r>
-      <w:bookmarkEnd w:id="36"/>
-      <w:bookmarkEnd w:id="37"/>
-    </w:p>
-    <w:p>
-      <w:pPr>
-        <w:rPr>
-          <w:rFonts w:hint="default" w:ascii="宋体" w:hAnsi="宋体" w:eastAsia="宋体" w:cs="宋体"/>
-          <w:b w:val="0"/>
-          <w:bCs w:val="0"/>
-          <w:kern w:val="2"/>
-          <w:sz w:val="24"/>
-          <w:szCs w:val="24"/>
-          <w:lang w:val="en-US" w:eastAsia="zh-CN" w:bidi="ar-SA"/>
-        </w:rPr>
-      </w:pPr>
-      <w:bookmarkStart w:id="38" w:name="_Toc28909"/>
-      <w:bookmarkStart w:id="39" w:name="_Toc116049872"/>
-      <w:r>
-        <w:rPr>
-          <w:rFonts w:hint="default" w:ascii="宋体" w:hAnsi="宋体" w:eastAsia="宋体" w:cs="宋体"/>
-          <w:b w:val="0"/>
-          <w:bCs w:val="0"/>
-          <w:kern w:val="2"/>
-          <w:sz w:val="24"/>
-          <w:szCs w:val="24"/>
-          <w:lang w:val="en-US" w:eastAsia="zh-CN" w:bidi="ar-SA"/>
-        </w:rPr>
-        <w:t>3.1.1 设计概念</w:t>
-      </w:r>
-    </w:p>
-    <w:p>
-      <w:pPr>
-        <w:rPr>
-          <w:rFonts w:hint="default" w:ascii="宋体" w:hAnsi="宋体" w:eastAsia="宋体" w:cs="宋体"/>
-          <w:b w:val="0"/>
-          <w:bCs w:val="0"/>
-          <w:kern w:val="2"/>
-          <w:sz w:val="24"/>
-          <w:szCs w:val="24"/>
-          <w:lang w:val="en-US" w:eastAsia="zh-CN" w:bidi="ar-SA"/>
-        </w:rPr>
-      </w:pPr>
-      <w:r>
-        <w:rPr>
-          <w:rFonts w:hint="default" w:ascii="宋体" w:hAnsi="宋体" w:eastAsia="宋体" w:cs="宋体"/>
-          <w:b w:val="0"/>
-          <w:bCs w:val="0"/>
-          <w:kern w:val="2"/>
-          <w:sz w:val="24"/>
-          <w:szCs w:val="24"/>
-          <w:lang w:val="en-US" w:eastAsia="zh-CN" w:bidi="ar-SA"/>
-        </w:rPr>
-        <w:t>采用 “分层架构 + 模块化设计” 理念，自上而下分为表现层、业务逻辑层、数据访问层，横向按功能划分为四大核心模块，确保模块间低耦合、高内聚。基于 RBAC 模型实现权限控制，基于 Elasticsearch 实现智能检索与匹配，基于 Spring Security 保障系统安全。</w:t>
-      </w:r>
-    </w:p>
-    <w:p>
-      <w:pPr>
-        <w:rPr>
-          <w:rFonts w:hint="default" w:ascii="宋体" w:hAnsi="宋体" w:eastAsia="宋体" w:cs="宋体"/>
-          <w:b w:val="0"/>
-          <w:bCs w:val="0"/>
-          <w:kern w:val="2"/>
-          <w:sz w:val="24"/>
-          <w:szCs w:val="24"/>
-          <w:lang w:val="en-US" w:eastAsia="zh-CN" w:bidi="ar-SA"/>
-        </w:rPr>
-      </w:pPr>
-      <w:r>
-        <w:rPr>
-          <w:rFonts w:hint="default" w:ascii="宋体" w:hAnsi="宋体" w:eastAsia="宋体" w:cs="宋体"/>
-          <w:b w:val="0"/>
-          <w:bCs w:val="0"/>
-          <w:kern w:val="2"/>
-          <w:sz w:val="24"/>
-          <w:szCs w:val="24"/>
-          <w:lang w:val="en-US" w:eastAsia="zh-CN" w:bidi="ar-SA"/>
-        </w:rPr>
-        <w:t>3.1.2 核心处理流程</w:t>
-      </w:r>
-    </w:p>
-    <w:p>
-      <w:pPr>
-        <w:rPr>
-          <w:rFonts w:hint="default" w:ascii="宋体" w:hAnsi="宋体" w:eastAsia="宋体" w:cs="宋体"/>
-          <w:b w:val="0"/>
-          <w:bCs w:val="0"/>
-          <w:kern w:val="2"/>
-          <w:sz w:val="24"/>
-          <w:szCs w:val="24"/>
-          <w:lang w:val="en-US" w:eastAsia="zh-CN" w:bidi="ar-SA"/>
-        </w:rPr>
-      </w:pPr>
-      <w:r>
-        <w:rPr>
-          <w:rFonts w:hint="default" w:ascii="宋体" w:hAnsi="宋体" w:eastAsia="宋体" w:cs="宋体"/>
-          <w:b w:val="0"/>
-          <w:bCs w:val="0"/>
-          <w:kern w:val="2"/>
-          <w:sz w:val="24"/>
-          <w:szCs w:val="24"/>
-          <w:lang w:val="en-US" w:eastAsia="zh-CN" w:bidi="ar-SA"/>
-        </w:rPr>
-        <w:t>招聘流程：企业创建职位→发布职位→系统智能推荐候选人→HR 筛选候选人→安排面试→面试反馈→录用决策</w:t>
-      </w:r>
-    </w:p>
-    <w:p>
-      <w:pPr>
-        <w:rPr>
-          <w:rFonts w:hint="default" w:ascii="宋体" w:hAnsi="宋体" w:eastAsia="宋体" w:cs="宋体"/>
-          <w:b w:val="0"/>
-          <w:bCs w:val="0"/>
-          <w:kern w:val="2"/>
-          <w:sz w:val="24"/>
-          <w:szCs w:val="24"/>
-          <w:lang w:val="en-US" w:eastAsia="zh-CN" w:bidi="ar-SA"/>
-        </w:rPr>
-      </w:pPr>
-      <w:r>
-        <w:rPr>
-          <w:rFonts w:hint="default" w:ascii="宋体" w:hAnsi="宋体" w:eastAsia="宋体" w:cs="宋体"/>
-          <w:b w:val="0"/>
-          <w:bCs w:val="0"/>
-          <w:kern w:val="2"/>
-          <w:sz w:val="24"/>
-          <w:szCs w:val="24"/>
-          <w:lang w:val="en-US" w:eastAsia="zh-CN" w:bidi="ar-SA"/>
-        </w:rPr>
-        <w:t>求职流程：求职者注册登录→完善简历→搜索 / 接收推荐职位→投递简历→查看申请状态→接收面试通知→参与面试→查看结果</w:t>
-      </w:r>
-    </w:p>
-    <w:p>
-      <w:pPr>
-        <w:pStyle w:val="3"/>
-        <w:rPr>
-          <w:rFonts w:cs="Times New Roman"/>
-        </w:rPr>
-      </w:pPr>
-      <w:r>
-        <w:rPr>
-          <w:rFonts w:hint="eastAsia" w:cs="Times New Roman"/>
-        </w:rPr>
-        <w:t>3.2系统总体功能结构</w:t>
-      </w:r>
-      <w:bookmarkEnd w:id="38"/>
-      <w:r>
-        <w:rPr>
-          <w:rFonts w:hint="eastAsia" w:cs="Times New Roman"/>
-        </w:rPr>
-        <w:t>（必填）</w:t>
-      </w:r>
-      <w:bookmarkEnd w:id="39"/>
-    </w:p>
-    <w:p>
-      <w:pPr>
-        <w:rPr>
-          <w:rFonts w:hint="eastAsia" w:ascii="宋体" w:hAnsi="宋体" w:eastAsia="宋体" w:cs="宋体"/>
-          <w:b w:val="0"/>
-          <w:bCs w:val="0"/>
-          <w:kern w:val="2"/>
-          <w:sz w:val="24"/>
-          <w:szCs w:val="24"/>
-          <w:lang w:val="en-US" w:eastAsia="zh-CN" w:bidi="ar-SA"/>
-        </w:rPr>
-      </w:pPr>
-      <w:bookmarkStart w:id="40" w:name="_Toc20886"/>
-      <w:bookmarkStart w:id="41" w:name="_Toc116049873"/>
-      <w:r>
-        <w:rPr>
-          <w:rFonts w:hint="default" w:ascii="宋体" w:hAnsi="宋体" w:eastAsia="宋体" w:cs="宋体"/>
-          <w:b w:val="0"/>
-          <w:bCs w:val="0"/>
-          <w:kern w:val="2"/>
-          <w:sz w:val="24"/>
-          <w:szCs w:val="24"/>
-          <w:lang w:val="en-US" w:eastAsia="zh-CN" w:bidi="ar-SA"/>
-        </w:rPr>
-        <w:t>总体功能结构图</w:t>
-      </w:r>
-    </w:p>
-    <w:p>
-      <w:pPr>
-        <w:rPr>
-          <w:rFonts w:hint="eastAsia" w:ascii="宋体" w:hAnsi="宋体" w:eastAsia="宋体" w:cs="宋体"/>
-          <w:b w:val="0"/>
-          <w:bCs w:val="0"/>
-          <w:kern w:val="2"/>
-          <w:sz w:val="24"/>
-          <w:szCs w:val="24"/>
-          <w:lang w:val="en-US" w:eastAsia="zh-CN" w:bidi="ar-SA"/>
-        </w:rPr>
-      </w:pPr>
-      <w:r>
-        <w:rPr>
-          <w:rFonts w:hint="default" w:ascii="宋体" w:hAnsi="宋体" w:eastAsia="宋体" w:cs="宋体"/>
-          <w:b w:val="0"/>
-          <w:bCs w:val="0"/>
-          <w:kern w:val="2"/>
-          <w:sz w:val="24"/>
-          <w:szCs w:val="24"/>
-          <w:lang w:val="en-US" w:eastAsia="zh-CN" w:bidi="ar-SA"/>
-        </w:rPr>
-        <w:t>plaintext</w:t>
-      </w:r>
-    </w:p>
-    <w:p>
-      <w:pPr>
-        <w:rPr>
-          <w:rFonts w:hint="default" w:ascii="宋体" w:hAnsi="宋体" w:eastAsia="宋体" w:cs="宋体"/>
-          <w:b w:val="0"/>
-          <w:bCs w:val="0"/>
-          <w:kern w:val="2"/>
-          <w:sz w:val="24"/>
-          <w:szCs w:val="24"/>
-          <w:lang w:val="en-US" w:eastAsia="zh-CN" w:bidi="ar-SA"/>
-        </w:rPr>
-      </w:pPr>
-      <w:r>
-        <w:rPr>
-          <w:rFonts w:hint="default" w:ascii="宋体" w:hAnsi="宋体" w:eastAsia="宋体" w:cs="宋体"/>
-          <w:b w:val="0"/>
-          <w:bCs w:val="0"/>
-          <w:kern w:val="2"/>
-          <w:sz w:val="24"/>
-          <w:szCs w:val="24"/>
-          <w:lang w:val="en-US" w:eastAsia="zh-CN" w:bidi="ar-SA"/>
-        </w:rPr>
-        <w:t>企业招聘平台（ERM V1.0）</w:t>
-      </w:r>
-    </w:p>
-    <w:p>
-      <w:pPr>
-        <w:rPr>
-          <w:rFonts w:hint="default" w:ascii="宋体" w:hAnsi="宋体" w:eastAsia="宋体" w:cs="宋体"/>
-          <w:b w:val="0"/>
-          <w:bCs w:val="0"/>
-          <w:kern w:val="2"/>
-          <w:sz w:val="24"/>
-          <w:szCs w:val="24"/>
-          <w:lang w:val="en-US" w:eastAsia="zh-CN" w:bidi="ar-SA"/>
-        </w:rPr>
-      </w:pPr>
-      <w:r>
-        <w:rPr>
-          <w:rFonts w:hint="default" w:ascii="宋体" w:hAnsi="宋体" w:eastAsia="宋体" w:cs="宋体"/>
-          <w:b w:val="0"/>
-          <w:bCs w:val="0"/>
-          <w:kern w:val="2"/>
-          <w:sz w:val="24"/>
-          <w:szCs w:val="24"/>
-          <w:lang w:val="en-US" w:eastAsia="zh-CN" w:bidi="ar-SA"/>
-        </w:rPr>
-        <w:t>├─ 用户账户及权限管理模块</w:t>
-      </w:r>
-    </w:p>
-    <w:p>
-      <w:pPr>
-        <w:rPr>
-          <w:rFonts w:hint="default" w:ascii="宋体" w:hAnsi="宋体" w:eastAsia="宋体" w:cs="宋体"/>
-          <w:b w:val="0"/>
-          <w:bCs w:val="0"/>
-          <w:kern w:val="2"/>
-          <w:sz w:val="24"/>
-          <w:szCs w:val="24"/>
-          <w:lang w:val="en-US" w:eastAsia="zh-CN" w:bidi="ar-SA"/>
-        </w:rPr>
-      </w:pPr>
-      <w:r>
-        <w:rPr>
-          <w:rFonts w:hint="default" w:ascii="宋体" w:hAnsi="宋体" w:eastAsia="宋体" w:cs="宋体"/>
-          <w:b w:val="0"/>
-          <w:bCs w:val="0"/>
-          <w:kern w:val="2"/>
-          <w:sz w:val="24"/>
-          <w:szCs w:val="24"/>
-          <w:lang w:val="en-US" w:eastAsia="zh-CN" w:bidi="ar-SA"/>
-        </w:rPr>
-        <w:t>│  ├─ 注册登录子模块</w:t>
-      </w:r>
-    </w:p>
-    <w:p>
-      <w:pPr>
-        <w:rPr>
-          <w:rFonts w:hint="default" w:ascii="宋体" w:hAnsi="宋体" w:eastAsia="宋体" w:cs="宋体"/>
-          <w:b w:val="0"/>
-          <w:bCs w:val="0"/>
-          <w:kern w:val="2"/>
-          <w:sz w:val="24"/>
-          <w:szCs w:val="24"/>
-          <w:lang w:val="en-US" w:eastAsia="zh-CN" w:bidi="ar-SA"/>
-        </w:rPr>
-      </w:pPr>
-      <w:r>
-        <w:rPr>
-          <w:rFonts w:hint="default" w:ascii="宋体" w:hAnsi="宋体" w:eastAsia="宋体" w:cs="宋体"/>
-          <w:b w:val="0"/>
-          <w:bCs w:val="0"/>
-          <w:kern w:val="2"/>
-          <w:sz w:val="24"/>
-          <w:szCs w:val="24"/>
-          <w:lang w:val="en-US" w:eastAsia="zh-CN" w:bidi="ar-SA"/>
-        </w:rPr>
-        <w:t>│  ├─ 企业认证子模块</w:t>
-      </w:r>
-    </w:p>
-    <w:p>
-      <w:pPr>
-        <w:rPr>
-          <w:rFonts w:hint="default" w:ascii="宋体" w:hAnsi="宋体" w:eastAsia="宋体" w:cs="宋体"/>
-          <w:b w:val="0"/>
-          <w:bCs w:val="0"/>
-          <w:kern w:val="2"/>
-          <w:sz w:val="24"/>
-          <w:szCs w:val="24"/>
-          <w:lang w:val="en-US" w:eastAsia="zh-CN" w:bidi="ar-SA"/>
-        </w:rPr>
-      </w:pPr>
-      <w:r>
-        <w:rPr>
-          <w:rFonts w:hint="default" w:ascii="宋体" w:hAnsi="宋体" w:eastAsia="宋体" w:cs="宋体"/>
-          <w:b w:val="0"/>
-          <w:bCs w:val="0"/>
-          <w:kern w:val="2"/>
-          <w:sz w:val="24"/>
-          <w:szCs w:val="24"/>
-          <w:lang w:val="en-US" w:eastAsia="zh-CN" w:bidi="ar-SA"/>
-        </w:rPr>
-        <w:t>│  ├─ 角色权限子模块</w:t>
-      </w:r>
-    </w:p>
-    <w:p>
-      <w:pPr>
-        <w:rPr>
-          <w:rFonts w:hint="default" w:ascii="宋体" w:hAnsi="宋体" w:eastAsia="宋体" w:cs="宋体"/>
-          <w:b w:val="0"/>
-          <w:bCs w:val="0"/>
-          <w:kern w:val="2"/>
-          <w:sz w:val="24"/>
-          <w:szCs w:val="24"/>
-          <w:lang w:val="en-US" w:eastAsia="zh-CN" w:bidi="ar-SA"/>
-        </w:rPr>
-      </w:pPr>
-      <w:r>
-        <w:rPr>
-          <w:rFonts w:hint="default" w:ascii="宋体" w:hAnsi="宋体" w:eastAsia="宋体" w:cs="宋体"/>
-          <w:b w:val="0"/>
-          <w:bCs w:val="0"/>
-          <w:kern w:val="2"/>
-          <w:sz w:val="24"/>
-          <w:szCs w:val="24"/>
-          <w:lang w:val="en-US" w:eastAsia="zh-CN" w:bidi="ar-SA"/>
-        </w:rPr>
-        <w:t>│  └─ 个人信息子模块</w:t>
-      </w:r>
-    </w:p>
-    <w:p>
-      <w:pPr>
-        <w:rPr>
-          <w:rFonts w:hint="default" w:ascii="宋体" w:hAnsi="宋体" w:eastAsia="宋体" w:cs="宋体"/>
-          <w:b w:val="0"/>
-          <w:bCs w:val="0"/>
-          <w:kern w:val="2"/>
-          <w:sz w:val="24"/>
-          <w:szCs w:val="24"/>
-          <w:lang w:val="en-US" w:eastAsia="zh-CN" w:bidi="ar-SA"/>
-        </w:rPr>
-      </w:pPr>
-      <w:r>
-        <w:rPr>
-          <w:rFonts w:hint="default" w:ascii="宋体" w:hAnsi="宋体" w:eastAsia="宋体" w:cs="宋体"/>
-          <w:b w:val="0"/>
-          <w:bCs w:val="0"/>
-          <w:kern w:val="2"/>
-          <w:sz w:val="24"/>
-          <w:szCs w:val="24"/>
-          <w:lang w:val="en-US" w:eastAsia="zh-CN" w:bidi="ar-SA"/>
-        </w:rPr>
-        <w:t>├─ 求职者服务模块</w:t>
-      </w:r>
-    </w:p>
-    <w:p>
-      <w:pPr>
-        <w:rPr>
-          <w:rFonts w:hint="default" w:ascii="宋体" w:hAnsi="宋体" w:eastAsia="宋体" w:cs="宋体"/>
-          <w:b w:val="0"/>
-          <w:bCs w:val="0"/>
-          <w:kern w:val="2"/>
-          <w:sz w:val="24"/>
-          <w:szCs w:val="24"/>
-          <w:lang w:val="en-US" w:eastAsia="zh-CN" w:bidi="ar-SA"/>
-        </w:rPr>
-      </w:pPr>
-      <w:r>
-        <w:rPr>
-          <w:rFonts w:hint="default" w:ascii="宋体" w:hAnsi="宋体" w:eastAsia="宋体" w:cs="宋体"/>
-          <w:b w:val="0"/>
-          <w:bCs w:val="0"/>
-          <w:kern w:val="2"/>
-          <w:sz w:val="24"/>
-          <w:szCs w:val="24"/>
-          <w:lang w:val="en-US" w:eastAsia="zh-CN" w:bidi="ar-SA"/>
-        </w:rPr>
-        <w:t>│  ├─ 简历管理子模块</w:t>
-      </w:r>
-    </w:p>
-    <w:p>
-      <w:pPr>
-        <w:rPr>
-          <w:rFonts w:hint="default" w:ascii="宋体" w:hAnsi="宋体" w:eastAsia="宋体" w:cs="宋体"/>
-          <w:b w:val="0"/>
-          <w:bCs w:val="0"/>
-          <w:kern w:val="2"/>
-          <w:sz w:val="24"/>
-          <w:szCs w:val="24"/>
-          <w:lang w:val="en-US" w:eastAsia="zh-CN" w:bidi="ar-SA"/>
-        </w:rPr>
-      </w:pPr>
-      <w:r>
-        <w:rPr>
-          <w:rFonts w:hint="default" w:ascii="宋体" w:hAnsi="宋体" w:eastAsia="宋体" w:cs="宋体"/>
-          <w:b w:val="0"/>
-          <w:bCs w:val="0"/>
-          <w:kern w:val="2"/>
-          <w:sz w:val="24"/>
-          <w:szCs w:val="24"/>
-          <w:lang w:val="en-US" w:eastAsia="zh-CN" w:bidi="ar-SA"/>
-        </w:rPr>
-        <w:t>│  ├─ 职位搜索子模块</w:t>
-      </w:r>
-    </w:p>
-    <w:p>
-      <w:pPr>
-        <w:rPr>
-          <w:rFonts w:hint="default" w:ascii="宋体" w:hAnsi="宋体" w:eastAsia="宋体" w:cs="宋体"/>
-          <w:b w:val="0"/>
-          <w:bCs w:val="0"/>
-          <w:kern w:val="2"/>
-          <w:sz w:val="24"/>
-          <w:szCs w:val="24"/>
-          <w:lang w:val="en-US" w:eastAsia="zh-CN" w:bidi="ar-SA"/>
-        </w:rPr>
-      </w:pPr>
-      <w:r>
-        <w:rPr>
-          <w:rFonts w:hint="default" w:ascii="宋体" w:hAnsi="宋体" w:eastAsia="宋体" w:cs="宋体"/>
-          <w:b w:val="0"/>
-          <w:bCs w:val="0"/>
-          <w:kern w:val="2"/>
-          <w:sz w:val="24"/>
-          <w:szCs w:val="24"/>
-          <w:lang w:val="en-US" w:eastAsia="zh-CN" w:bidi="ar-SA"/>
-        </w:rPr>
-        <w:t>│  ├─ 职位申请子模块</w:t>
-      </w:r>
-    </w:p>
-    <w:p>
-      <w:pPr>
-        <w:rPr>
-          <w:rFonts w:hint="default" w:ascii="宋体" w:hAnsi="宋体" w:eastAsia="宋体" w:cs="宋体"/>
-          <w:b w:val="0"/>
-          <w:bCs w:val="0"/>
-          <w:kern w:val="2"/>
-          <w:sz w:val="24"/>
-          <w:szCs w:val="24"/>
-          <w:lang w:val="en-US" w:eastAsia="zh-CN" w:bidi="ar-SA"/>
-        </w:rPr>
-      </w:pPr>
-      <w:r>
-        <w:rPr>
-          <w:rFonts w:hint="default" w:ascii="宋体" w:hAnsi="宋体" w:eastAsia="宋体" w:cs="宋体"/>
-          <w:b w:val="0"/>
-          <w:bCs w:val="0"/>
-          <w:kern w:val="2"/>
-          <w:sz w:val="24"/>
-          <w:szCs w:val="24"/>
-          <w:lang w:val="en-US" w:eastAsia="zh-CN" w:bidi="ar-SA"/>
-        </w:rPr>
-        <w:t>│  └─ 状态跟踪子模块</w:t>
-      </w:r>
-    </w:p>
-    <w:p>
-      <w:pPr>
-        <w:rPr>
-          <w:rFonts w:hint="default" w:ascii="宋体" w:hAnsi="宋体" w:eastAsia="宋体" w:cs="宋体"/>
-          <w:b w:val="0"/>
-          <w:bCs w:val="0"/>
-          <w:kern w:val="2"/>
-          <w:sz w:val="24"/>
-          <w:szCs w:val="24"/>
-          <w:lang w:val="en-US" w:eastAsia="zh-CN" w:bidi="ar-SA"/>
-        </w:rPr>
-      </w:pPr>
-      <w:r>
-        <w:rPr>
-          <w:rFonts w:hint="default" w:ascii="宋体" w:hAnsi="宋体" w:eastAsia="宋体" w:cs="宋体"/>
-          <w:b w:val="0"/>
-          <w:bCs w:val="0"/>
-          <w:kern w:val="2"/>
-          <w:sz w:val="24"/>
-          <w:szCs w:val="24"/>
-          <w:lang w:val="en-US" w:eastAsia="zh-CN" w:bidi="ar-SA"/>
-        </w:rPr>
-        <w:t>├─ 企业招聘管理模块</w:t>
-      </w:r>
-    </w:p>
-    <w:p>
-      <w:pPr>
-        <w:rPr>
-          <w:rFonts w:hint="default" w:ascii="宋体" w:hAnsi="宋体" w:eastAsia="宋体" w:cs="宋体"/>
-          <w:b w:val="0"/>
-          <w:bCs w:val="0"/>
-          <w:kern w:val="2"/>
-          <w:sz w:val="24"/>
-          <w:szCs w:val="24"/>
-          <w:lang w:val="en-US" w:eastAsia="zh-CN" w:bidi="ar-SA"/>
-        </w:rPr>
-      </w:pPr>
-      <w:r>
-        <w:rPr>
-          <w:rFonts w:hint="default" w:ascii="宋体" w:hAnsi="宋体" w:eastAsia="宋体" w:cs="宋体"/>
-          <w:b w:val="0"/>
-          <w:bCs w:val="0"/>
-          <w:kern w:val="2"/>
-          <w:sz w:val="24"/>
-          <w:szCs w:val="24"/>
-          <w:lang w:val="en-US" w:eastAsia="zh-CN" w:bidi="ar-SA"/>
-        </w:rPr>
-        <w:t>│  ├─ 职位管理子模块</w:t>
-      </w:r>
-    </w:p>
-    <w:p>
-      <w:pPr>
-        <w:rPr>
-          <w:rFonts w:hint="default" w:ascii="宋体" w:hAnsi="宋体" w:eastAsia="宋体" w:cs="宋体"/>
-          <w:b w:val="0"/>
-          <w:bCs w:val="0"/>
-          <w:kern w:val="2"/>
-          <w:sz w:val="24"/>
-          <w:szCs w:val="24"/>
-          <w:lang w:val="en-US" w:eastAsia="zh-CN" w:bidi="ar-SA"/>
-        </w:rPr>
-      </w:pPr>
-      <w:r>
-        <w:rPr>
-          <w:rFonts w:hint="default" w:ascii="宋体" w:hAnsi="宋体" w:eastAsia="宋体" w:cs="宋体"/>
-          <w:b w:val="0"/>
-          <w:bCs w:val="0"/>
-          <w:kern w:val="2"/>
-          <w:sz w:val="24"/>
-          <w:szCs w:val="24"/>
-          <w:lang w:val="en-US" w:eastAsia="zh-CN" w:bidi="ar-SA"/>
-        </w:rPr>
-        <w:t>│  ├─ 候选人管理子模块</w:t>
-      </w:r>
-    </w:p>
-    <w:p>
-      <w:pPr>
-        <w:rPr>
-          <w:rFonts w:hint="default" w:ascii="宋体" w:hAnsi="宋体" w:eastAsia="宋体" w:cs="宋体"/>
-          <w:b w:val="0"/>
-          <w:bCs w:val="0"/>
-          <w:kern w:val="2"/>
-          <w:sz w:val="24"/>
-          <w:szCs w:val="24"/>
-          <w:lang w:val="en-US" w:eastAsia="zh-CN" w:bidi="ar-SA"/>
-        </w:rPr>
-      </w:pPr>
-      <w:r>
-        <w:rPr>
-          <w:rFonts w:hint="default" w:ascii="宋体" w:hAnsi="宋体" w:eastAsia="宋体" w:cs="宋体"/>
-          <w:b w:val="0"/>
-          <w:bCs w:val="0"/>
-          <w:kern w:val="2"/>
-          <w:sz w:val="24"/>
-          <w:szCs w:val="24"/>
-          <w:lang w:val="en-US" w:eastAsia="zh-CN" w:bidi="ar-SA"/>
-        </w:rPr>
-        <w:t>│  ├─ 面试管理子模块</w:t>
-      </w:r>
-    </w:p>
-    <w:p>
-      <w:pPr>
-        <w:rPr>
-          <w:rFonts w:hint="default" w:ascii="宋体" w:hAnsi="宋体" w:eastAsia="宋体" w:cs="宋体"/>
-          <w:b w:val="0"/>
-          <w:bCs w:val="0"/>
-          <w:kern w:val="2"/>
-          <w:sz w:val="24"/>
-          <w:szCs w:val="24"/>
-          <w:lang w:val="en-US" w:eastAsia="zh-CN" w:bidi="ar-SA"/>
-        </w:rPr>
-      </w:pPr>
-      <w:r>
-        <w:rPr>
-          <w:rFonts w:hint="default" w:ascii="宋体" w:hAnsi="宋体" w:eastAsia="宋体" w:cs="宋体"/>
-          <w:b w:val="0"/>
-          <w:bCs w:val="0"/>
-          <w:kern w:val="2"/>
-          <w:sz w:val="24"/>
-          <w:szCs w:val="24"/>
-          <w:lang w:val="en-US" w:eastAsia="zh-CN" w:bidi="ar-SA"/>
-        </w:rPr>
-        <w:t>│  └─ 数据统计子模块</w:t>
-      </w:r>
-    </w:p>
-    <w:p>
-      <w:pPr>
-        <w:rPr>
-          <w:rFonts w:hint="default" w:ascii="宋体" w:hAnsi="宋体" w:eastAsia="宋体" w:cs="宋体"/>
-          <w:b w:val="0"/>
-          <w:bCs w:val="0"/>
-          <w:kern w:val="2"/>
-          <w:sz w:val="24"/>
-          <w:szCs w:val="24"/>
-          <w:lang w:val="en-US" w:eastAsia="zh-CN" w:bidi="ar-SA"/>
-        </w:rPr>
-      </w:pPr>
-      <w:r>
-        <w:rPr>
-          <w:rFonts w:hint="default" w:ascii="宋体" w:hAnsi="宋体" w:eastAsia="宋体" w:cs="宋体"/>
-          <w:b w:val="0"/>
-          <w:bCs w:val="0"/>
-          <w:kern w:val="2"/>
-          <w:sz w:val="24"/>
-          <w:szCs w:val="24"/>
-          <w:lang w:val="en-US" w:eastAsia="zh-CN" w:bidi="ar-SA"/>
-        </w:rPr>
-        <w:t>├─ 智能匹配与面试管理模块</w:t>
-      </w:r>
-    </w:p>
-    <w:p>
-      <w:pPr>
-        <w:rPr>
-          <w:rFonts w:hint="default" w:ascii="宋体" w:hAnsi="宋体" w:eastAsia="宋体" w:cs="宋体"/>
-          <w:b w:val="0"/>
-          <w:bCs w:val="0"/>
-          <w:kern w:val="2"/>
-          <w:sz w:val="24"/>
-          <w:szCs w:val="24"/>
-          <w:lang w:val="en-US" w:eastAsia="zh-CN" w:bidi="ar-SA"/>
-        </w:rPr>
-      </w:pPr>
-      <w:r>
-        <w:rPr>
-          <w:rFonts w:hint="default" w:ascii="宋体" w:hAnsi="宋体" w:eastAsia="宋体" w:cs="宋体"/>
-          <w:b w:val="0"/>
-          <w:bCs w:val="0"/>
-          <w:kern w:val="2"/>
-          <w:sz w:val="24"/>
-          <w:szCs w:val="24"/>
-          <w:lang w:val="en-US" w:eastAsia="zh-CN" w:bidi="ar-SA"/>
-        </w:rPr>
-        <w:t>│  ├─ 智能匹配子模块</w:t>
-      </w:r>
-    </w:p>
-    <w:p>
-      <w:pPr>
-        <w:rPr>
-          <w:rFonts w:hint="default" w:ascii="宋体" w:hAnsi="宋体" w:eastAsia="宋体" w:cs="宋体"/>
-          <w:b w:val="0"/>
-          <w:bCs w:val="0"/>
-          <w:kern w:val="2"/>
-          <w:sz w:val="24"/>
-          <w:szCs w:val="24"/>
-          <w:lang w:val="en-US" w:eastAsia="zh-CN" w:bidi="ar-SA"/>
-        </w:rPr>
-      </w:pPr>
-      <w:r>
-        <w:rPr>
-          <w:rFonts w:hint="default" w:ascii="宋体" w:hAnsi="宋体" w:eastAsia="宋体" w:cs="宋体"/>
-          <w:b w:val="0"/>
-          <w:bCs w:val="0"/>
-          <w:kern w:val="2"/>
-          <w:sz w:val="24"/>
-          <w:szCs w:val="24"/>
-          <w:lang w:val="en-US" w:eastAsia="zh-CN" w:bidi="ar-SA"/>
-        </w:rPr>
-        <w:t>│  ├─ 面试安排子模块</w:t>
-      </w:r>
-    </w:p>
-    <w:p>
-      <w:pPr>
-        <w:rPr>
-          <w:rFonts w:hint="default" w:ascii="宋体" w:hAnsi="宋体" w:eastAsia="宋体" w:cs="宋体"/>
-          <w:b w:val="0"/>
-          <w:bCs w:val="0"/>
-          <w:kern w:val="2"/>
-          <w:sz w:val="24"/>
-          <w:szCs w:val="24"/>
-          <w:lang w:val="en-US" w:eastAsia="zh-CN" w:bidi="ar-SA"/>
-        </w:rPr>
-      </w:pPr>
-      <w:r>
-        <w:rPr>
-          <w:rFonts w:hint="default" w:ascii="宋体" w:hAnsi="宋体" w:eastAsia="宋体" w:cs="宋体"/>
-          <w:b w:val="0"/>
-          <w:bCs w:val="0"/>
-          <w:kern w:val="2"/>
-          <w:sz w:val="24"/>
-          <w:szCs w:val="24"/>
-          <w:lang w:val="en-US" w:eastAsia="zh-CN" w:bidi="ar-SA"/>
-        </w:rPr>
-        <w:t>│  ├─ 超时处理子模块</w:t>
-      </w:r>
-    </w:p>
-    <w:p>
-      <w:pPr>
-        <w:rPr>
-          <w:rFonts w:hint="default" w:ascii="宋体" w:hAnsi="宋体" w:eastAsia="宋体" w:cs="宋体"/>
-          <w:b w:val="0"/>
-          <w:bCs w:val="0"/>
-          <w:kern w:val="2"/>
-          <w:sz w:val="24"/>
-          <w:szCs w:val="24"/>
-          <w:lang w:val="en-US" w:eastAsia="zh-CN" w:bidi="ar-SA"/>
-        </w:rPr>
-      </w:pPr>
-      <w:r>
-        <w:rPr>
-          <w:rFonts w:hint="default" w:ascii="宋体" w:hAnsi="宋体" w:eastAsia="宋体" w:cs="宋体"/>
-          <w:b w:val="0"/>
-          <w:bCs w:val="0"/>
-          <w:kern w:val="2"/>
-          <w:sz w:val="24"/>
-          <w:szCs w:val="24"/>
-          <w:lang w:val="en-US" w:eastAsia="zh-CN" w:bidi="ar-SA"/>
-        </w:rPr>
-        <w:t>│  └─ 录用管理子模块</w:t>
-      </w:r>
-    </w:p>
-    <w:p>
-      <w:pPr>
-        <w:rPr>
-          <w:rFonts w:hint="default" w:ascii="宋体" w:hAnsi="宋体" w:eastAsia="宋体" w:cs="宋体"/>
-          <w:b w:val="0"/>
-          <w:bCs w:val="0"/>
-          <w:kern w:val="2"/>
-          <w:sz w:val="24"/>
-          <w:szCs w:val="24"/>
-          <w:lang w:val="en-US" w:eastAsia="zh-CN" w:bidi="ar-SA"/>
-        </w:rPr>
-      </w:pPr>
-      <w:r>
-        <w:rPr>
-          <w:rFonts w:hint="default" w:ascii="宋体" w:hAnsi="宋体" w:eastAsia="宋体" w:cs="宋体"/>
-          <w:b w:val="0"/>
-          <w:bCs w:val="0"/>
-          <w:kern w:val="2"/>
-          <w:sz w:val="24"/>
-          <w:szCs w:val="24"/>
-          <w:lang w:val="en-US" w:eastAsia="zh-CN" w:bidi="ar-SA"/>
-        </w:rPr>
-        <w:t>└─ 公共支撑模块</w:t>
-      </w:r>
-    </w:p>
-    <w:p>
-      <w:pPr>
-        <w:rPr>
-          <w:rFonts w:hint="default" w:ascii="宋体" w:hAnsi="宋体" w:eastAsia="宋体" w:cs="宋体"/>
-          <w:b w:val="0"/>
-          <w:bCs w:val="0"/>
-          <w:kern w:val="2"/>
-          <w:sz w:val="24"/>
-          <w:szCs w:val="24"/>
-          <w:lang w:val="en-US" w:eastAsia="zh-CN" w:bidi="ar-SA"/>
-        </w:rPr>
-      </w:pPr>
-      <w:r>
-        <w:rPr>
-          <w:rFonts w:hint="default" w:ascii="宋体" w:hAnsi="宋体" w:eastAsia="宋体" w:cs="宋体"/>
-          <w:b w:val="0"/>
-          <w:bCs w:val="0"/>
-          <w:kern w:val="2"/>
-          <w:sz w:val="24"/>
-          <w:szCs w:val="24"/>
-          <w:lang w:val="en-US" w:eastAsia="zh-CN" w:bidi="ar-SA"/>
-        </w:rPr>
-        <w:t xml:space="preserve">   ├─ 通知服务子模块</w:t>
-      </w:r>
-    </w:p>
-    <w:p>
-      <w:pPr>
-        <w:rPr>
-          <w:rFonts w:hint="default" w:ascii="宋体" w:hAnsi="宋体" w:eastAsia="宋体" w:cs="宋体"/>
-          <w:b w:val="0"/>
-          <w:bCs w:val="0"/>
-          <w:kern w:val="2"/>
-          <w:sz w:val="24"/>
-          <w:szCs w:val="24"/>
-          <w:lang w:val="en-US" w:eastAsia="zh-CN" w:bidi="ar-SA"/>
-        </w:rPr>
-      </w:pPr>
-      <w:r>
-        <w:rPr>
-          <w:rFonts w:hint="default" w:ascii="宋体" w:hAnsi="宋体" w:eastAsia="宋体" w:cs="宋体"/>
-          <w:b w:val="0"/>
-          <w:bCs w:val="0"/>
-          <w:kern w:val="2"/>
-          <w:sz w:val="24"/>
-          <w:szCs w:val="24"/>
-          <w:lang w:val="en-US" w:eastAsia="zh-CN" w:bidi="ar-SA"/>
-        </w:rPr>
-        <w:t xml:space="preserve">   ├─ 文件处理子模块</w:t>
-      </w:r>
-    </w:p>
-    <w:p>
-      <w:pPr>
-        <w:rPr>
-          <w:rFonts w:hint="default" w:ascii="宋体" w:hAnsi="宋体" w:eastAsia="宋体" w:cs="宋体"/>
-          <w:b w:val="0"/>
-          <w:bCs w:val="0"/>
-          <w:kern w:val="2"/>
-          <w:sz w:val="24"/>
-          <w:szCs w:val="24"/>
-          <w:lang w:val="en-US" w:eastAsia="zh-CN" w:bidi="ar-SA"/>
-        </w:rPr>
-      </w:pPr>
-      <w:r>
-        <w:rPr>
-          <w:rFonts w:hint="default" w:ascii="宋体" w:hAnsi="宋体" w:eastAsia="宋体" w:cs="宋体"/>
-          <w:b w:val="0"/>
-          <w:bCs w:val="0"/>
-          <w:kern w:val="2"/>
-          <w:sz w:val="24"/>
-          <w:szCs w:val="24"/>
-          <w:lang w:val="en-US" w:eastAsia="zh-CN" w:bidi="ar-SA"/>
-        </w:rPr>
-        <w:t xml:space="preserve">   ├─ 安全防护子模块</w:t>
-      </w:r>
-    </w:p>
-    <w:p>
-      <w:pPr>
-        <w:rPr>
-          <w:rFonts w:hint="eastAsia" w:ascii="宋体" w:hAnsi="宋体" w:eastAsia="宋体" w:cs="宋体"/>
-          <w:b w:val="0"/>
-          <w:bCs w:val="0"/>
-          <w:kern w:val="2"/>
-          <w:sz w:val="24"/>
-          <w:szCs w:val="24"/>
-          <w:lang w:val="en-US" w:eastAsia="zh-CN" w:bidi="ar-SA"/>
-        </w:rPr>
-      </w:pPr>
-      <w:r>
-        <w:rPr>
-          <w:rFonts w:hint="default" w:ascii="宋体" w:hAnsi="宋体" w:eastAsia="宋体" w:cs="宋体"/>
-          <w:b w:val="0"/>
-          <w:bCs w:val="0"/>
-          <w:kern w:val="2"/>
-          <w:sz w:val="24"/>
-          <w:szCs w:val="24"/>
-          <w:lang w:val="en-US" w:eastAsia="zh-CN" w:bidi="ar-SA"/>
-        </w:rPr>
-        <w:t xml:space="preserve">   └─ 数据备份子模块</w:t>
-      </w:r>
-    </w:p>
-    <w:p>
-      <w:pPr>
-        <w:pStyle w:val="3"/>
-        <w:rPr>
-          <w:rFonts w:hint="eastAsia" w:cs="Times New Roman"/>
-        </w:rPr>
-      </w:pPr>
-      <w:r>
-        <w:rPr>
-          <w:rFonts w:hint="eastAsia" w:cs="Times New Roman"/>
-        </w:rPr>
-        <w:t>3.3功能</w:t>
-      </w:r>
-      <w:bookmarkEnd w:id="40"/>
-      <w:r>
-        <w:rPr>
-          <w:rFonts w:hint="eastAsia" w:cs="Times New Roman"/>
-        </w:rPr>
-        <w:t>需求描述（必填）</w:t>
-      </w:r>
-      <w:bookmarkEnd w:id="41"/>
-    </w:p>
-    <w:p>
-      <w:pPr>
-        <w:rPr>
-          <w:rFonts w:hint="default" w:ascii="宋体" w:hAnsi="宋体" w:eastAsia="宋体" w:cs="宋体"/>
-          <w:b w:val="0"/>
-          <w:bCs w:val="0"/>
-          <w:kern w:val="2"/>
-          <w:sz w:val="24"/>
-          <w:szCs w:val="24"/>
-          <w:lang w:val="en-US" w:eastAsia="zh-CN" w:bidi="ar-SA"/>
-        </w:rPr>
-      </w:pPr>
-      <w:r>
-        <w:rPr>
-          <w:rFonts w:hint="default" w:ascii="宋体" w:hAnsi="宋体" w:eastAsia="宋体" w:cs="宋体"/>
-          <w:b w:val="0"/>
-          <w:bCs w:val="0"/>
-          <w:kern w:val="2"/>
-          <w:sz w:val="24"/>
-          <w:szCs w:val="24"/>
-          <w:lang w:val="en-US" w:eastAsia="zh-CN" w:bidi="ar-SA"/>
-        </w:rPr>
-        <w:t>3.3.1 用户账户及权限管理模块</w:t>
-      </w:r>
-    </w:p>
-    <w:p>
-      <w:pPr>
-        <w:rPr>
-          <w:rFonts w:hint="default" w:ascii="宋体" w:hAnsi="宋体" w:eastAsia="宋体" w:cs="宋体"/>
-          <w:b w:val="0"/>
-          <w:bCs w:val="0"/>
-          <w:kern w:val="2"/>
-          <w:sz w:val="24"/>
-          <w:szCs w:val="24"/>
-          <w:lang w:val="en-US" w:eastAsia="zh-CN" w:bidi="ar-SA"/>
-        </w:rPr>
-      </w:pPr>
-      <w:r>
-        <w:rPr>
-          <w:rFonts w:hint="default" w:ascii="宋体" w:hAnsi="宋体" w:eastAsia="宋体" w:cs="宋体"/>
-          <w:b w:val="0"/>
-          <w:bCs w:val="0"/>
-          <w:kern w:val="2"/>
-          <w:sz w:val="24"/>
-          <w:szCs w:val="24"/>
-          <w:lang w:val="en-US" w:eastAsia="zh-CN" w:bidi="ar-SA"/>
-        </w:rPr>
-        <w:t>注册登录：支持求职者 / 企业用户注册、账号密码登录、第三方快捷登录</w:t>
-      </w:r>
-    </w:p>
-    <w:p>
-      <w:pPr>
-        <w:rPr>
-          <w:rFonts w:hint="default" w:ascii="宋体" w:hAnsi="宋体" w:eastAsia="宋体" w:cs="宋体"/>
-          <w:b w:val="0"/>
-          <w:bCs w:val="0"/>
-          <w:kern w:val="2"/>
-          <w:sz w:val="24"/>
-          <w:szCs w:val="24"/>
-          <w:lang w:val="en-US" w:eastAsia="zh-CN" w:bidi="ar-SA"/>
-        </w:rPr>
-      </w:pPr>
-      <w:r>
-        <w:rPr>
-          <w:rFonts w:hint="default" w:ascii="宋体" w:hAnsi="宋体" w:eastAsia="宋体" w:cs="宋体"/>
-          <w:b w:val="0"/>
-          <w:bCs w:val="0"/>
-          <w:kern w:val="2"/>
-          <w:sz w:val="24"/>
-          <w:szCs w:val="24"/>
-          <w:lang w:val="en-US" w:eastAsia="zh-CN" w:bidi="ar-SA"/>
-        </w:rPr>
-        <w:t>企业认证：企业提交资质材料，平台管理员审核，认证状态管理</w:t>
-      </w:r>
-    </w:p>
-    <w:p>
-      <w:pPr>
-        <w:rPr>
-          <w:rFonts w:hint="default" w:ascii="宋体" w:hAnsi="宋体" w:eastAsia="宋体" w:cs="宋体"/>
-          <w:b w:val="0"/>
-          <w:bCs w:val="0"/>
-          <w:kern w:val="2"/>
-          <w:sz w:val="24"/>
-          <w:szCs w:val="24"/>
-          <w:lang w:val="en-US" w:eastAsia="zh-CN" w:bidi="ar-SA"/>
-        </w:rPr>
-      </w:pPr>
-      <w:r>
-        <w:rPr>
-          <w:rFonts w:hint="default" w:ascii="宋体" w:hAnsi="宋体" w:eastAsia="宋体" w:cs="宋体"/>
-          <w:b w:val="0"/>
-          <w:bCs w:val="0"/>
-          <w:kern w:val="2"/>
-          <w:sz w:val="24"/>
-          <w:szCs w:val="24"/>
-          <w:lang w:val="en-US" w:eastAsia="zh-CN" w:bidi="ar-SA"/>
-        </w:rPr>
-        <w:t>角色权限：预设多角色（平台管理员、企业管理员、HR、求职者），支持权限分配与审计</w:t>
-      </w:r>
-    </w:p>
-    <w:p>
-      <w:pPr>
-        <w:rPr>
-          <w:rFonts w:hint="default" w:ascii="宋体" w:hAnsi="宋体" w:eastAsia="宋体" w:cs="宋体"/>
-          <w:b w:val="0"/>
-          <w:bCs w:val="0"/>
-          <w:kern w:val="2"/>
-          <w:sz w:val="24"/>
-          <w:szCs w:val="24"/>
-          <w:lang w:val="en-US" w:eastAsia="zh-CN" w:bidi="ar-SA"/>
-        </w:rPr>
-      </w:pPr>
-      <w:r>
-        <w:rPr>
-          <w:rFonts w:hint="default" w:ascii="宋体" w:hAnsi="宋体" w:eastAsia="宋体" w:cs="宋体"/>
-          <w:b w:val="0"/>
-          <w:bCs w:val="0"/>
-          <w:kern w:val="2"/>
-          <w:sz w:val="24"/>
-          <w:szCs w:val="24"/>
-          <w:lang w:val="en-US" w:eastAsia="zh-CN" w:bidi="ar-SA"/>
-        </w:rPr>
-        <w:t>个人信息：用户信息维护、密码重置、账号状态管理（启用 / 禁用）</w:t>
-      </w:r>
-    </w:p>
-    <w:p>
-      <w:pPr>
-        <w:rPr>
-          <w:rFonts w:hint="default" w:ascii="宋体" w:hAnsi="宋体" w:eastAsia="宋体" w:cs="宋体"/>
-          <w:b w:val="0"/>
-          <w:bCs w:val="0"/>
-          <w:kern w:val="2"/>
-          <w:sz w:val="24"/>
-          <w:szCs w:val="24"/>
-          <w:lang w:val="en-US" w:eastAsia="zh-CN" w:bidi="ar-SA"/>
-        </w:rPr>
-      </w:pPr>
-      <w:r>
-        <w:rPr>
-          <w:rFonts w:hint="default" w:ascii="宋体" w:hAnsi="宋体" w:eastAsia="宋体" w:cs="宋体"/>
-          <w:b w:val="0"/>
-          <w:bCs w:val="0"/>
-          <w:kern w:val="2"/>
-          <w:sz w:val="24"/>
-          <w:szCs w:val="24"/>
-          <w:lang w:val="en-US" w:eastAsia="zh-CN" w:bidi="ar-SA"/>
-        </w:rPr>
-        <w:t>3.3.2 求职者服务模块</w:t>
-      </w:r>
-    </w:p>
-    <w:p>
-      <w:pPr>
-        <w:rPr>
-          <w:rFonts w:hint="default" w:ascii="宋体" w:hAnsi="宋体" w:eastAsia="宋体" w:cs="宋体"/>
-          <w:b w:val="0"/>
-          <w:bCs w:val="0"/>
-          <w:kern w:val="2"/>
-          <w:sz w:val="24"/>
-          <w:szCs w:val="24"/>
-          <w:lang w:val="en-US" w:eastAsia="zh-CN" w:bidi="ar-SA"/>
-        </w:rPr>
-      </w:pPr>
-      <w:r>
-        <w:rPr>
-          <w:rFonts w:hint="default" w:ascii="宋体" w:hAnsi="宋体" w:eastAsia="宋体" w:cs="宋体"/>
-          <w:b w:val="0"/>
-          <w:bCs w:val="0"/>
-          <w:kern w:val="2"/>
-          <w:sz w:val="24"/>
-          <w:szCs w:val="24"/>
-          <w:lang w:val="en-US" w:eastAsia="zh-CN" w:bidi="ar-SA"/>
-        </w:rPr>
-        <w:t>简历管理：多版本简历创建、编辑、删除，隐私设置（公开 / 定向公开 / 保密）</w:t>
-      </w:r>
-    </w:p>
-    <w:p>
-      <w:pPr>
-        <w:rPr>
-          <w:rFonts w:hint="default" w:ascii="宋体" w:hAnsi="宋体" w:eastAsia="宋体" w:cs="宋体"/>
-          <w:b w:val="0"/>
-          <w:bCs w:val="0"/>
-          <w:kern w:val="2"/>
-          <w:sz w:val="24"/>
-          <w:szCs w:val="24"/>
-          <w:lang w:val="en-US" w:eastAsia="zh-CN" w:bidi="ar-SA"/>
-        </w:rPr>
-      </w:pPr>
-      <w:r>
-        <w:rPr>
-          <w:rFonts w:hint="default" w:ascii="宋体" w:hAnsi="宋体" w:eastAsia="宋体" w:cs="宋体"/>
-          <w:b w:val="0"/>
-          <w:bCs w:val="0"/>
-          <w:kern w:val="2"/>
-          <w:sz w:val="24"/>
-          <w:szCs w:val="24"/>
-          <w:lang w:val="en-US" w:eastAsia="zh-CN" w:bidi="ar-SA"/>
-        </w:rPr>
-        <w:t>职位搜索：支持关键词、城市、薪资等多条件搜索，热门职位推荐</w:t>
-      </w:r>
-    </w:p>
-    <w:p>
-      <w:pPr>
-        <w:rPr>
-          <w:rFonts w:hint="default" w:ascii="宋体" w:hAnsi="宋体" w:eastAsia="宋体" w:cs="宋体"/>
-          <w:b w:val="0"/>
-          <w:bCs w:val="0"/>
-          <w:kern w:val="2"/>
-          <w:sz w:val="24"/>
-          <w:szCs w:val="24"/>
-          <w:lang w:val="en-US" w:eastAsia="zh-CN" w:bidi="ar-SA"/>
-        </w:rPr>
-      </w:pPr>
-      <w:r>
-        <w:rPr>
-          <w:rFonts w:hint="default" w:ascii="宋体" w:hAnsi="宋体" w:eastAsia="宋体" w:cs="宋体"/>
-          <w:b w:val="0"/>
-          <w:bCs w:val="0"/>
-          <w:kern w:val="2"/>
-          <w:sz w:val="24"/>
-          <w:szCs w:val="24"/>
-          <w:lang w:val="en-US" w:eastAsia="zh-CN" w:bidi="ar-SA"/>
-        </w:rPr>
-        <w:t>职位申请：一键投递简历，职位收藏，申请记录查询</w:t>
-      </w:r>
-    </w:p>
-    <w:p>
-      <w:pPr>
-        <w:rPr>
-          <w:rFonts w:hint="default" w:ascii="宋体" w:hAnsi="宋体" w:eastAsia="宋体" w:cs="宋体"/>
-          <w:b w:val="0"/>
-          <w:bCs w:val="0"/>
-          <w:kern w:val="2"/>
-          <w:sz w:val="24"/>
-          <w:szCs w:val="24"/>
-          <w:lang w:val="en-US" w:eastAsia="zh-CN" w:bidi="ar-SA"/>
-        </w:rPr>
-      </w:pPr>
-      <w:r>
-        <w:rPr>
-          <w:rFonts w:hint="default" w:ascii="宋体" w:hAnsi="宋体" w:eastAsia="宋体" w:cs="宋体"/>
-          <w:b w:val="0"/>
-          <w:bCs w:val="0"/>
-          <w:kern w:val="2"/>
-          <w:sz w:val="24"/>
-          <w:szCs w:val="24"/>
-          <w:lang w:val="en-US" w:eastAsia="zh-CN" w:bidi="ar-SA"/>
-        </w:rPr>
-        <w:t>状态跟踪：实时查看申请状态（已投递 / 已查看 / 面试邀请 / 录用等），接收通知提醒</w:t>
-      </w:r>
-    </w:p>
-    <w:p>
-      <w:pPr>
-        <w:rPr>
-          <w:rFonts w:hint="default" w:ascii="宋体" w:hAnsi="宋体" w:eastAsia="宋体" w:cs="宋体"/>
-          <w:b w:val="0"/>
-          <w:bCs w:val="0"/>
-          <w:kern w:val="2"/>
-          <w:sz w:val="24"/>
-          <w:szCs w:val="24"/>
-          <w:lang w:val="en-US" w:eastAsia="zh-CN" w:bidi="ar-SA"/>
-        </w:rPr>
-      </w:pPr>
-      <w:r>
-        <w:rPr>
-          <w:rFonts w:hint="default" w:ascii="宋体" w:hAnsi="宋体" w:eastAsia="宋体" w:cs="宋体"/>
-          <w:b w:val="0"/>
-          <w:bCs w:val="0"/>
-          <w:kern w:val="2"/>
-          <w:sz w:val="24"/>
-          <w:szCs w:val="24"/>
-          <w:lang w:val="en-US" w:eastAsia="zh-CN" w:bidi="ar-SA"/>
-        </w:rPr>
-        <w:t>3.3.3 企业招聘管理模块</w:t>
-      </w:r>
-    </w:p>
-    <w:p>
-      <w:pPr>
-        <w:rPr>
-          <w:rFonts w:hint="default" w:ascii="宋体" w:hAnsi="宋体" w:eastAsia="宋体" w:cs="宋体"/>
-          <w:b w:val="0"/>
-          <w:bCs w:val="0"/>
-          <w:kern w:val="2"/>
-          <w:sz w:val="24"/>
-          <w:szCs w:val="24"/>
-          <w:lang w:val="en-US" w:eastAsia="zh-CN" w:bidi="ar-SA"/>
-        </w:rPr>
-      </w:pPr>
-      <w:r>
-        <w:rPr>
-          <w:rFonts w:hint="default" w:ascii="宋体" w:hAnsi="宋体" w:eastAsia="宋体" w:cs="宋体"/>
-          <w:b w:val="0"/>
-          <w:bCs w:val="0"/>
-          <w:kern w:val="2"/>
-          <w:sz w:val="24"/>
-          <w:szCs w:val="24"/>
-          <w:lang w:val="en-US" w:eastAsia="zh-CN" w:bidi="ar-SA"/>
-        </w:rPr>
-        <w:t>职位管理：职位创建、发布、暂停、关闭、复制，职位模板自定义</w:t>
-      </w:r>
-    </w:p>
-    <w:p>
-      <w:pPr>
-        <w:rPr>
-          <w:rFonts w:hint="default" w:ascii="宋体" w:hAnsi="宋体" w:eastAsia="宋体" w:cs="宋体"/>
-          <w:b w:val="0"/>
-          <w:bCs w:val="0"/>
-          <w:kern w:val="2"/>
-          <w:sz w:val="24"/>
-          <w:szCs w:val="24"/>
-          <w:lang w:val="en-US" w:eastAsia="zh-CN" w:bidi="ar-SA"/>
-        </w:rPr>
-      </w:pPr>
-      <w:r>
-        <w:rPr>
-          <w:rFonts w:hint="default" w:ascii="宋体" w:hAnsi="宋体" w:eastAsia="宋体" w:cs="宋体"/>
-          <w:b w:val="0"/>
-          <w:bCs w:val="0"/>
-          <w:kern w:val="2"/>
-          <w:sz w:val="24"/>
-          <w:szCs w:val="24"/>
-          <w:lang w:val="en-US" w:eastAsia="zh-CN" w:bidi="ar-SA"/>
-        </w:rPr>
-        <w:t>候选人管理：简历筛选、标签分类、人才库归档，批量操作</w:t>
-      </w:r>
-    </w:p>
-    <w:p>
-      <w:pPr>
-        <w:rPr>
-          <w:rFonts w:hint="default" w:ascii="宋体" w:hAnsi="宋体" w:eastAsia="宋体" w:cs="宋体"/>
-          <w:b w:val="0"/>
-          <w:bCs w:val="0"/>
-          <w:kern w:val="2"/>
-          <w:sz w:val="24"/>
-          <w:szCs w:val="24"/>
-          <w:lang w:val="en-US" w:eastAsia="zh-CN" w:bidi="ar-SA"/>
-        </w:rPr>
-      </w:pPr>
-      <w:r>
-        <w:rPr>
-          <w:rFonts w:hint="default" w:ascii="宋体" w:hAnsi="宋体" w:eastAsia="宋体" w:cs="宋体"/>
-          <w:b w:val="0"/>
-          <w:bCs w:val="0"/>
-          <w:kern w:val="2"/>
-          <w:sz w:val="24"/>
-          <w:szCs w:val="24"/>
-          <w:lang w:val="en-US" w:eastAsia="zh-CN" w:bidi="ar-SA"/>
-        </w:rPr>
-        <w:t>面试管理：面试安排（线上 / 线下）、面试官分配、面试反馈录入</w:t>
-      </w:r>
-    </w:p>
-    <w:p>
-      <w:pPr>
-        <w:rPr>
-          <w:rFonts w:hint="default" w:ascii="宋体" w:hAnsi="宋体" w:eastAsia="宋体" w:cs="宋体"/>
-          <w:b w:val="0"/>
-          <w:bCs w:val="0"/>
-          <w:kern w:val="2"/>
-          <w:sz w:val="24"/>
-          <w:szCs w:val="24"/>
-          <w:lang w:val="en-US" w:eastAsia="zh-CN" w:bidi="ar-SA"/>
-        </w:rPr>
-      </w:pPr>
-      <w:r>
-        <w:rPr>
-          <w:rFonts w:hint="default" w:ascii="宋体" w:hAnsi="宋体" w:eastAsia="宋体" w:cs="宋体"/>
-          <w:b w:val="0"/>
-          <w:bCs w:val="0"/>
-          <w:kern w:val="2"/>
-          <w:sz w:val="24"/>
-          <w:szCs w:val="24"/>
-          <w:lang w:val="en-US" w:eastAsia="zh-CN" w:bidi="ar-SA"/>
-        </w:rPr>
-        <w:t>数据统计：招聘数据报表生成，渠道效果、转化率等指标分析</w:t>
-      </w:r>
-    </w:p>
-    <w:p>
-      <w:pPr>
-        <w:rPr>
-          <w:rFonts w:hint="default" w:ascii="宋体" w:hAnsi="宋体" w:eastAsia="宋体" w:cs="宋体"/>
-          <w:b w:val="0"/>
-          <w:bCs w:val="0"/>
-          <w:kern w:val="2"/>
-          <w:sz w:val="24"/>
-          <w:szCs w:val="24"/>
-          <w:lang w:val="en-US" w:eastAsia="zh-CN" w:bidi="ar-SA"/>
-        </w:rPr>
-      </w:pPr>
-      <w:r>
-        <w:rPr>
-          <w:rFonts w:hint="default" w:ascii="宋体" w:hAnsi="宋体" w:eastAsia="宋体" w:cs="宋体"/>
-          <w:b w:val="0"/>
-          <w:bCs w:val="0"/>
-          <w:kern w:val="2"/>
-          <w:sz w:val="24"/>
-          <w:szCs w:val="24"/>
-          <w:lang w:val="en-US" w:eastAsia="zh-CN" w:bidi="ar-SA"/>
-        </w:rPr>
-        <w:t>3.3.4 智能匹配与面试管理模块</w:t>
-      </w:r>
-    </w:p>
-    <w:p>
-      <w:pPr>
-        <w:rPr>
-          <w:rFonts w:hint="default" w:ascii="宋体" w:hAnsi="宋体" w:eastAsia="宋体" w:cs="宋体"/>
-          <w:b w:val="0"/>
-          <w:bCs w:val="0"/>
-          <w:kern w:val="2"/>
-          <w:sz w:val="24"/>
-          <w:szCs w:val="24"/>
-          <w:lang w:val="en-US" w:eastAsia="zh-CN" w:bidi="ar-SA"/>
-        </w:rPr>
-      </w:pPr>
-      <w:r>
-        <w:rPr>
-          <w:rFonts w:hint="default" w:ascii="宋体" w:hAnsi="宋体" w:eastAsia="宋体" w:cs="宋体"/>
-          <w:b w:val="0"/>
-          <w:bCs w:val="0"/>
-          <w:kern w:val="2"/>
-          <w:sz w:val="24"/>
-          <w:szCs w:val="24"/>
-          <w:lang w:val="en-US" w:eastAsia="zh-CN" w:bidi="ar-SA"/>
-        </w:rPr>
-        <w:t>智能匹配：简历解析、关键词提取，按权重计算匹配度，推荐高匹配候选人 / 职位</w:t>
-      </w:r>
-    </w:p>
-    <w:p>
-      <w:pPr>
-        <w:rPr>
-          <w:rFonts w:hint="default" w:ascii="宋体" w:hAnsi="宋体" w:eastAsia="宋体" w:cs="宋体"/>
-          <w:b w:val="0"/>
-          <w:bCs w:val="0"/>
-          <w:kern w:val="2"/>
-          <w:sz w:val="24"/>
-          <w:szCs w:val="24"/>
-          <w:lang w:val="en-US" w:eastAsia="zh-CN" w:bidi="ar-SA"/>
-        </w:rPr>
-      </w:pPr>
-      <w:r>
-        <w:rPr>
-          <w:rFonts w:hint="default" w:ascii="宋体" w:hAnsi="宋体" w:eastAsia="宋体" w:cs="宋体"/>
-          <w:b w:val="0"/>
-          <w:bCs w:val="0"/>
-          <w:kern w:val="2"/>
-          <w:sz w:val="24"/>
-          <w:szCs w:val="24"/>
-          <w:lang w:val="en-US" w:eastAsia="zh-CN" w:bidi="ar-SA"/>
-        </w:rPr>
-        <w:t>面试安排：面试时间协调、通知发送，面试提醒设置</w:t>
-      </w:r>
-    </w:p>
-    <w:p>
-      <w:pPr>
-        <w:rPr>
-          <w:rFonts w:hint="default" w:ascii="宋体" w:hAnsi="宋体" w:eastAsia="宋体" w:cs="宋体"/>
-          <w:b w:val="0"/>
-          <w:bCs w:val="0"/>
-          <w:kern w:val="2"/>
-          <w:sz w:val="24"/>
-          <w:szCs w:val="24"/>
-          <w:lang w:val="en-US" w:eastAsia="zh-CN" w:bidi="ar-SA"/>
-        </w:rPr>
-      </w:pPr>
-      <w:r>
-        <w:rPr>
-          <w:rFonts w:hint="default" w:ascii="宋体" w:hAnsi="宋体" w:eastAsia="宋体" w:cs="宋体"/>
-          <w:b w:val="0"/>
-          <w:bCs w:val="0"/>
-          <w:kern w:val="2"/>
-          <w:sz w:val="24"/>
-          <w:szCs w:val="24"/>
-          <w:lang w:val="en-US" w:eastAsia="zh-CN" w:bidi="ar-SA"/>
-        </w:rPr>
-        <w:t>超时处理：申请超时提醒、面试过期自动处理、录用通知逾期处理</w:t>
-      </w:r>
-    </w:p>
-    <w:p>
-      <w:pPr>
-        <w:rPr>
-          <w:rFonts w:hint="default" w:ascii="宋体" w:hAnsi="宋体" w:eastAsia="宋体" w:cs="宋体"/>
-          <w:b w:val="0"/>
-          <w:bCs w:val="0"/>
-          <w:kern w:val="2"/>
-          <w:sz w:val="24"/>
-          <w:szCs w:val="24"/>
-          <w:lang w:val="en-US" w:eastAsia="zh-CN" w:bidi="ar-SA"/>
-        </w:rPr>
-      </w:pPr>
-      <w:r>
-        <w:rPr>
-          <w:rFonts w:hint="default" w:ascii="宋体" w:hAnsi="宋体" w:eastAsia="宋体" w:cs="宋体"/>
-          <w:b w:val="0"/>
-          <w:bCs w:val="0"/>
-          <w:kern w:val="2"/>
-          <w:sz w:val="24"/>
-          <w:szCs w:val="24"/>
-          <w:lang w:val="en-US" w:eastAsia="zh-CN" w:bidi="ar-SA"/>
-        </w:rPr>
-        <w:t>录用管理：录用通知生成、发送，候选人响应接收与处理</w:t>
-      </w:r>
-    </w:p>
-    <w:p>
-      <w:pPr>
-        <w:rPr>
-          <w:rFonts w:hint="default" w:ascii="宋体" w:hAnsi="宋体" w:eastAsia="宋体" w:cs="宋体"/>
-          <w:b w:val="0"/>
-          <w:bCs w:val="0"/>
-          <w:kern w:val="2"/>
-          <w:sz w:val="24"/>
-          <w:szCs w:val="24"/>
-          <w:lang w:val="en-US" w:eastAsia="zh-CN" w:bidi="ar-SA"/>
-        </w:rPr>
-      </w:pPr>
-      <w:r>
-        <w:rPr>
-          <w:rFonts w:hint="default" w:ascii="宋体" w:hAnsi="宋体" w:eastAsia="宋体" w:cs="宋体"/>
-          <w:b w:val="0"/>
-          <w:bCs w:val="0"/>
-          <w:kern w:val="2"/>
-          <w:sz w:val="24"/>
-          <w:szCs w:val="24"/>
-          <w:lang w:val="en-US" w:eastAsia="zh-CN" w:bidi="ar-SA"/>
-        </w:rPr>
-        <w:t>3.3.5 公共支撑模块</w:t>
-      </w:r>
-    </w:p>
-    <w:p>
-      <w:pPr>
-        <w:rPr>
-          <w:rFonts w:hint="default" w:ascii="宋体" w:hAnsi="宋体" w:eastAsia="宋体" w:cs="宋体"/>
-          <w:b w:val="0"/>
-          <w:bCs w:val="0"/>
-          <w:kern w:val="2"/>
-          <w:sz w:val="24"/>
-          <w:szCs w:val="24"/>
-          <w:lang w:val="en-US" w:eastAsia="zh-CN" w:bidi="ar-SA"/>
-        </w:rPr>
-      </w:pPr>
-      <w:r>
-        <w:rPr>
-          <w:rFonts w:hint="default" w:ascii="宋体" w:hAnsi="宋体" w:eastAsia="宋体" w:cs="宋体"/>
-          <w:b w:val="0"/>
-          <w:bCs w:val="0"/>
-          <w:kern w:val="2"/>
-          <w:sz w:val="24"/>
-          <w:szCs w:val="24"/>
-          <w:lang w:val="en-US" w:eastAsia="zh-CN" w:bidi="ar-SA"/>
-        </w:rPr>
-        <w:t>通知服务：系统消息、邮件、短信多渠道通知</w:t>
-      </w:r>
-    </w:p>
-    <w:p>
-      <w:pPr>
-        <w:rPr>
-          <w:rFonts w:hint="default" w:ascii="宋体" w:hAnsi="宋体" w:eastAsia="宋体" w:cs="宋体"/>
-          <w:b w:val="0"/>
-          <w:bCs w:val="0"/>
-          <w:kern w:val="2"/>
-          <w:sz w:val="24"/>
-          <w:szCs w:val="24"/>
-          <w:lang w:val="en-US" w:eastAsia="zh-CN" w:bidi="ar-SA"/>
-        </w:rPr>
-      </w:pPr>
-      <w:r>
-        <w:rPr>
-          <w:rFonts w:hint="default" w:ascii="宋体" w:hAnsi="宋体" w:eastAsia="宋体" w:cs="宋体"/>
-          <w:b w:val="0"/>
-          <w:bCs w:val="0"/>
-          <w:kern w:val="2"/>
-          <w:sz w:val="24"/>
-          <w:szCs w:val="24"/>
-          <w:lang w:val="en-US" w:eastAsia="zh-CN" w:bidi="ar-SA"/>
-        </w:rPr>
-        <w:t>文件处理：简历上传、解析、下载，企业资质文件存储</w:t>
-      </w:r>
-    </w:p>
-    <w:p>
-      <w:pPr>
-        <w:rPr>
-          <w:rFonts w:hint="default" w:ascii="宋体" w:hAnsi="宋体" w:eastAsia="宋体" w:cs="宋体"/>
-          <w:b w:val="0"/>
-          <w:bCs w:val="0"/>
-          <w:kern w:val="2"/>
-          <w:sz w:val="24"/>
-          <w:szCs w:val="24"/>
-          <w:lang w:val="en-US" w:eastAsia="zh-CN" w:bidi="ar-SA"/>
-        </w:rPr>
-      </w:pPr>
-      <w:r>
-        <w:rPr>
-          <w:rFonts w:hint="default" w:ascii="宋体" w:hAnsi="宋体" w:eastAsia="宋体" w:cs="宋体"/>
-          <w:b w:val="0"/>
-          <w:bCs w:val="0"/>
-          <w:kern w:val="2"/>
-          <w:sz w:val="24"/>
-          <w:szCs w:val="24"/>
-          <w:lang w:val="en-US" w:eastAsia="zh-CN" w:bidi="ar-SA"/>
-        </w:rPr>
-        <w:t>安全防护：数据加密、防攻击、权限校验</w:t>
-      </w:r>
-    </w:p>
-    <w:p>
-      <w:pPr>
-        <w:rPr>
-          <w:rFonts w:hint="default" w:ascii="宋体" w:hAnsi="宋体" w:eastAsia="宋体" w:cs="宋体"/>
-          <w:b w:val="0"/>
-          <w:bCs w:val="0"/>
-          <w:kern w:val="2"/>
-          <w:sz w:val="24"/>
-          <w:szCs w:val="24"/>
-          <w:lang w:val="en-US" w:eastAsia="zh-CN" w:bidi="ar-SA"/>
-        </w:rPr>
-      </w:pPr>
-      <w:r>
-        <w:rPr>
-          <w:rFonts w:hint="default" w:ascii="宋体" w:hAnsi="宋体" w:eastAsia="宋体" w:cs="宋体"/>
-          <w:b w:val="0"/>
-          <w:bCs w:val="0"/>
-          <w:kern w:val="2"/>
-          <w:sz w:val="24"/>
-          <w:szCs w:val="24"/>
-          <w:lang w:val="en-US" w:eastAsia="zh-CN" w:bidi="ar-SA"/>
-        </w:rPr>
-        <w:t>数据备份：数据库自动备份与恢复</w:t>
-      </w:r>
-    </w:p>
-    <w:p/>
-    <w:p>
-      <w:pPr>
-        <w:pStyle w:val="3"/>
       </w:pPr>
       <w:bookmarkStart w:id="42" w:name="_Toc116049874"/>
       <w:r>
         <w:rPr>
           <w:rFonts w:hint="eastAsia"/>
         </w:rPr>
-        <w:t>3.4界面设计（必填）</w:t>
+        <w:t>3.4界面设计</w:t>
       </w:r>
       <w:bookmarkEnd w:id="42"/>
     </w:p>
@@ -9548,6 +8881,7 @@
             <w:insideH w:val="none" w:color="auto" w:sz="0" w:space="0"/>
             <w:insideV w:val="none" w:color="auto" w:sz="0" w:space="0"/>
           </w:tblBorders>
+          <w:shd w:val="clear" w:color="auto" w:fill="auto"/>
           <w:tblCellMar>
             <w:top w:w="0" w:type="dxa"/>
             <w:left w:w="0" w:type="dxa"/>
@@ -9728,200 +9062,6 @@
                 <w:lang w:val="en-US" w:eastAsia="zh-CN" w:bidi="ar-SA"/>
               </w:rPr>
               <w:t>职位核心关键词、匹配规则</w:t>
-            </w:r>
-          </w:p>
-        </w:tc>
-      </w:tr>
-      <w:tr>
-        <w:tblPrEx>
-          <w:tblBorders>
-            <w:top w:val="single" w:color="auto" w:sz="2" w:space="0"/>
-            <w:left w:val="single" w:color="auto" w:sz="2" w:space="0"/>
-            <w:bottom w:val="single" w:color="auto" w:sz="2" w:space="0"/>
-            <w:right w:val="single" w:color="auto" w:sz="2" w:space="0"/>
-            <w:insideH w:val="none" w:color="auto" w:sz="0" w:space="0"/>
-            <w:insideV w:val="none" w:color="auto" w:sz="0" w:space="0"/>
-          </w:tblBorders>
-          <w:tblCellMar>
-            <w:top w:w="0" w:type="dxa"/>
-            <w:left w:w="0" w:type="dxa"/>
-            <w:bottom w:w="0" w:type="dxa"/>
-            <w:right w:w="0" w:type="dxa"/>
-          </w:tblCellMar>
-        </w:tblPrEx>
-        <w:tc>
-          <w:tcPr>
-            <w:tcW w:w="0" w:type="auto"/>
-            <w:tcBorders>
-              <w:top w:val="nil"/>
-              <w:left w:val="nil"/>
-              <w:bottom w:val="nil"/>
-              <w:right w:val="single" w:color="auto" w:sz="2" w:space="0"/>
-            </w:tcBorders>
-            <w:shd w:val="clear" w:color="auto" w:fill="auto"/>
-            <w:tcMar>
-              <w:top w:w="120" w:type="dxa"/>
-              <w:left w:w="180" w:type="dxa"/>
-              <w:bottom w:w="120" w:type="dxa"/>
-              <w:right w:w="180" w:type="dxa"/>
-            </w:tcMar>
-            <w:vAlign w:val="center"/>
-          </w:tcPr>
-          <w:p>
-            <w:pPr>
-              <w:rPr>
-                <w:rFonts w:hint="default" w:ascii="宋体" w:hAnsi="宋体" w:eastAsia="宋体" w:cs="宋体"/>
-                <w:b w:val="0"/>
-                <w:bCs w:val="0"/>
-                <w:kern w:val="2"/>
-                <w:sz w:val="24"/>
-                <w:szCs w:val="24"/>
-                <w:lang w:val="en-US" w:eastAsia="zh-CN" w:bidi="ar-SA"/>
-              </w:rPr>
-            </w:pPr>
-            <w:r>
-              <w:rPr>
-                <w:rFonts w:hint="default" w:ascii="宋体" w:hAnsi="宋体" w:eastAsia="宋体" w:cs="宋体"/>
-                <w:b w:val="0"/>
-                <w:bCs w:val="0"/>
-                <w:kern w:val="2"/>
-                <w:sz w:val="24"/>
-                <w:szCs w:val="24"/>
-                <w:lang w:val="en-US" w:eastAsia="zh-CN" w:bidi="ar-SA"/>
-              </w:rPr>
-              <w:t>智能匹配模块→求职者服务</w:t>
-            </w:r>
-          </w:p>
-        </w:tc>
-        <w:tc>
-          <w:tcPr>
-            <w:tcW w:w="0" w:type="auto"/>
-            <w:tcBorders>
-              <w:top w:val="nil"/>
-              <w:left w:val="nil"/>
-              <w:bottom w:val="nil"/>
-              <w:right w:val="single" w:color="auto" w:sz="2" w:space="0"/>
-            </w:tcBorders>
-            <w:shd w:val="clear" w:color="auto" w:fill="auto"/>
-            <w:tcMar>
-              <w:top w:w="120" w:type="dxa"/>
-              <w:left w:w="180" w:type="dxa"/>
-              <w:bottom w:w="120" w:type="dxa"/>
-              <w:right w:w="180" w:type="dxa"/>
-            </w:tcMar>
-            <w:vAlign w:val="center"/>
-          </w:tcPr>
-          <w:p>
-            <w:pPr>
-              <w:rPr>
-                <w:rFonts w:hint="default" w:ascii="宋体" w:hAnsi="宋体" w:eastAsia="宋体" w:cs="宋体"/>
-                <w:b w:val="0"/>
-                <w:bCs w:val="0"/>
-                <w:kern w:val="2"/>
-                <w:sz w:val="24"/>
-                <w:szCs w:val="24"/>
-                <w:lang w:val="en-US" w:eastAsia="zh-CN" w:bidi="ar-SA"/>
-              </w:rPr>
-            </w:pPr>
-            <w:r>
-              <w:rPr>
-                <w:rFonts w:hint="default" w:ascii="宋体" w:hAnsi="宋体" w:eastAsia="宋体" w:cs="宋体"/>
-                <w:b w:val="0"/>
-                <w:bCs w:val="0"/>
-                <w:kern w:val="2"/>
-                <w:sz w:val="24"/>
-                <w:szCs w:val="24"/>
-                <w:lang w:val="en-US" w:eastAsia="zh-CN" w:bidi="ar-SA"/>
-              </w:rPr>
-              <w:t>职位推荐接口</w:t>
-            </w:r>
-          </w:p>
-        </w:tc>
-        <w:tc>
-          <w:tcPr>
-            <w:tcW w:w="0" w:type="auto"/>
-            <w:tcBorders>
-              <w:top w:val="nil"/>
-              <w:left w:val="nil"/>
-              <w:bottom w:val="nil"/>
-              <w:right w:val="single" w:color="auto" w:sz="2" w:space="0"/>
-            </w:tcBorders>
-            <w:shd w:val="clear" w:color="auto" w:fill="auto"/>
-            <w:tcMar>
-              <w:top w:w="120" w:type="dxa"/>
-              <w:left w:w="180" w:type="dxa"/>
-              <w:bottom w:w="120" w:type="dxa"/>
-              <w:right w:w="180" w:type="dxa"/>
-            </w:tcMar>
-            <w:vAlign w:val="center"/>
-          </w:tcPr>
-          <w:p>
-            <w:pPr>
-              <w:rPr>
-                <w:rFonts w:hint="default" w:ascii="宋体" w:hAnsi="宋体" w:eastAsia="宋体" w:cs="宋体"/>
-                <w:b w:val="0"/>
-                <w:bCs w:val="0"/>
-                <w:kern w:val="2"/>
-                <w:sz w:val="24"/>
-                <w:szCs w:val="24"/>
-                <w:lang w:val="en-US" w:eastAsia="zh-CN" w:bidi="ar-SA"/>
-              </w:rPr>
-            </w:pPr>
-            <w:r>
-              <w:rPr>
-                <w:rFonts w:hint="default" w:ascii="宋体" w:hAnsi="宋体" w:eastAsia="宋体" w:cs="宋体"/>
-                <w:b w:val="0"/>
-                <w:bCs w:val="0"/>
-                <w:kern w:val="2"/>
-                <w:sz w:val="24"/>
-                <w:szCs w:val="24"/>
-                <w:lang w:val="en-US" w:eastAsia="zh-CN" w:bidi="ar-SA"/>
-              </w:rPr>
-              <w:t>求职者 ID、简历 ID</w:t>
-            </w:r>
-          </w:p>
-        </w:tc>
-        <w:tc>
-          <w:tcPr>
-            <w:tcW w:w="0" w:type="auto"/>
-            <w:tcBorders>
-              <w:top w:val="nil"/>
-              <w:left w:val="nil"/>
-              <w:bottom w:val="nil"/>
-              <w:right w:val="nil"/>
-            </w:tcBorders>
-            <w:shd w:val="clear" w:color="auto" w:fill="auto"/>
-            <w:tcMar>
-              <w:top w:w="120" w:type="dxa"/>
-              <w:left w:w="180" w:type="dxa"/>
-              <w:bottom w:w="120" w:type="dxa"/>
-              <w:right w:w="180" w:type="dxa"/>
-            </w:tcMar>
-            <w:vAlign w:val="center"/>
-          </w:tcPr>
-          <w:p>
-            <w:pPr>
-              <w:rPr>
-                <w:rFonts w:hint="default" w:ascii="宋体" w:hAnsi="宋体" w:eastAsia="宋体" w:cs="宋体"/>
-                <w:b w:val="0"/>
-                <w:bCs w:val="0"/>
-                <w:kern w:val="2"/>
-                <w:sz w:val="24"/>
-                <w:szCs w:val="24"/>
-                <w:lang w:val="en-US" w:eastAsia="zh-CN" w:bidi="ar-SA"/>
-              </w:rPr>
-            </w:pPr>
-            <w:r>
-              <w:rPr>
-                <w:rFonts w:hint="default" w:ascii="宋体" w:hAnsi="宋体" w:eastAsia="宋体" w:cs="宋体"/>
-                <w:b w:val="0"/>
-                <w:bCs w:val="0"/>
-                <w:kern w:val="2"/>
-                <w:sz w:val="24"/>
-                <w:szCs w:val="24"/>
-                <w:lang w:val="en-US" w:eastAsia="zh-CN" w:bidi="ar-SA"/>
-              </w:rPr>
-              <w:t>匹配职位列表（含匹配度）</w:t>
             </w:r>
           </w:p>
         </w:tc>
@@ -9984,7 +9124,7 @@
                 <w:szCs w:val="24"/>
                 <w:lang w:val="en-US" w:eastAsia="zh-CN" w:bidi="ar-SA"/>
               </w:rPr>
-              <w:t>智能匹配模块→企业招聘模块</w:t>
+              <w:t>智能匹配模块→求职者服务</w:t>
             </w:r>
           </w:p>
         </w:tc>
@@ -10028,7 +9168,7 @@
                 <w:szCs w:val="24"/>
                 <w:lang w:val="en-US" w:eastAsia="zh-CN" w:bidi="ar-SA"/>
               </w:rPr>
-              <w:t>候选人推荐接口</w:t>
+              <w:t>职位推荐接口</w:t>
             </w:r>
           </w:p>
         </w:tc>
@@ -10072,7 +9212,7 @@
                 <w:szCs w:val="24"/>
                 <w:lang w:val="en-US" w:eastAsia="zh-CN" w:bidi="ar-SA"/>
               </w:rPr>
-              <w:t>职位 ID</w:t>
+              <w:t>求职者 ID、简历 ID</w:t>
             </w:r>
           </w:p>
         </w:tc>
@@ -10116,7 +9256,7 @@
                 <w:szCs w:val="24"/>
                 <w:lang w:val="en-US" w:eastAsia="zh-CN" w:bidi="ar-SA"/>
               </w:rPr>
-              <w:t>匹配候选人列表（含匹配度）</w:t>
+              <w:t>匹配职位列表（含匹配度）</w:t>
             </w:r>
           </w:p>
         </w:tc>
@@ -10179,7 +9319,7 @@
                 <w:szCs w:val="24"/>
                 <w:lang w:val="en-US" w:eastAsia="zh-CN" w:bidi="ar-SA"/>
               </w:rPr>
-              <w:t>企业招聘模块→面试管理模块</w:t>
+              <w:t>智能匹配模块→企业招聘模块</w:t>
             </w:r>
           </w:p>
         </w:tc>
@@ -10223,7 +9363,7 @@
                 <w:szCs w:val="24"/>
                 <w:lang w:val="en-US" w:eastAsia="zh-CN" w:bidi="ar-SA"/>
               </w:rPr>
-              <w:t>面试安排接口</w:t>
+              <w:t>候选人推荐接口</w:t>
             </w:r>
           </w:p>
         </w:tc>
@@ -10267,7 +9407,7 @@
                 <w:szCs w:val="24"/>
                 <w:lang w:val="en-US" w:eastAsia="zh-CN" w:bidi="ar-SA"/>
               </w:rPr>
-              <w:t>候选人 ID、职位 ID、面试信息</w:t>
+              <w:t>职位 ID</w:t>
             </w:r>
           </w:p>
         </w:tc>
@@ -10311,7 +9451,7 @@
                 <w:szCs w:val="24"/>
                 <w:lang w:val="en-US" w:eastAsia="zh-CN" w:bidi="ar-SA"/>
               </w:rPr>
-              <w:t>面试 ID、安排结果</w:t>
+              <w:t>匹配候选人列表（含匹配度）</w:t>
             </w:r>
           </w:p>
         </w:tc>
@@ -10374,7 +9514,7 @@
                 <w:szCs w:val="24"/>
                 <w:lang w:val="en-US" w:eastAsia="zh-CN" w:bidi="ar-SA"/>
               </w:rPr>
-              <w:t>面试管理模块→公共支撑模块</w:t>
+              <w:t>企业招聘模块→面试管理模块</w:t>
             </w:r>
           </w:p>
         </w:tc>
@@ -10418,7 +9558,7 @@
                 <w:szCs w:val="24"/>
                 <w:lang w:val="en-US" w:eastAsia="zh-CN" w:bidi="ar-SA"/>
               </w:rPr>
-              <w:t>通知发送接口</w:t>
+              <w:t>面试安排接口</w:t>
             </w:r>
           </w:p>
         </w:tc>
@@ -10462,7 +9602,7 @@
                 <w:szCs w:val="24"/>
                 <w:lang w:val="en-US" w:eastAsia="zh-CN" w:bidi="ar-SA"/>
               </w:rPr>
-              <w:t>接收人 ID、通知类型、内容</w:t>
+              <w:t>候选人 ID、职位 ID、面试信息</w:t>
             </w:r>
           </w:p>
         </w:tc>
@@ -10506,7 +9646,7 @@
                 <w:szCs w:val="24"/>
                 <w:lang w:val="en-US" w:eastAsia="zh-CN" w:bidi="ar-SA"/>
               </w:rPr>
-              <w:t>发送结果</w:t>
+              <w:t>面试 ID、安排结果</w:t>
             </w:r>
           </w:p>
         </w:tc>
@@ -10521,6 +9661,7 @@
             <w:insideH w:val="none" w:color="auto" w:sz="0" w:space="0"/>
             <w:insideV w:val="none" w:color="auto" w:sz="0" w:space="0"/>
           </w:tblBorders>
+          <w:shd w:val="clear" w:color="auto" w:fill="auto"/>
           <w:tblCellMar>
             <w:top w:w="0" w:type="dxa"/>
             <w:left w:w="0" w:type="dxa"/>
@@ -10568,6 +9709,201 @@
                 <w:szCs w:val="24"/>
                 <w:lang w:val="en-US" w:eastAsia="zh-CN" w:bidi="ar-SA"/>
               </w:rPr>
+              <w:t>面试管理模块→公共支撑模块</w:t>
+            </w:r>
+          </w:p>
+        </w:tc>
+        <w:tc>
+          <w:tcPr>
+            <w:tcW w:w="0" w:type="auto"/>
+            <w:tcBorders>
+              <w:top w:val="nil"/>
+              <w:left w:val="nil"/>
+              <w:bottom w:val="nil"/>
+              <w:right w:val="single" w:color="auto" w:sz="2" w:space="0"/>
+            </w:tcBorders>
+            <w:shd w:val="clear" w:color="auto" w:fill="auto"/>
+            <w:tcMar>
+              <w:top w:w="120" w:type="dxa"/>
+              <w:left w:w="180" w:type="dxa"/>
+              <w:bottom w:w="120" w:type="dxa"/>
+              <w:right w:w="180" w:type="dxa"/>
+            </w:tcMar>
+            <w:vAlign w:val="center"/>
+          </w:tcPr>
+          <w:p>
+            <w:pPr>
+              <w:rPr>
+                <w:rFonts w:hint="default" w:ascii="宋体" w:hAnsi="宋体" w:eastAsia="宋体" w:cs="宋体"/>
+                <w:b w:val="0"/>
+                <w:bCs w:val="0"/>
+                <w:kern w:val="2"/>
+                <w:sz w:val="24"/>
+                <w:szCs w:val="24"/>
+                <w:lang w:val="en-US" w:eastAsia="zh-CN" w:bidi="ar-SA"/>
+              </w:rPr>
+            </w:pPr>
+            <w:r>
+              <w:rPr>
+                <w:rFonts w:hint="default" w:ascii="宋体" w:hAnsi="宋体" w:eastAsia="宋体" w:cs="宋体"/>
+                <w:b w:val="0"/>
+                <w:bCs w:val="0"/>
+                <w:kern w:val="2"/>
+                <w:sz w:val="24"/>
+                <w:szCs w:val="24"/>
+                <w:lang w:val="en-US" w:eastAsia="zh-CN" w:bidi="ar-SA"/>
+              </w:rPr>
+              <w:t>通知发送接口</w:t>
+            </w:r>
+          </w:p>
+        </w:tc>
+        <w:tc>
+          <w:tcPr>
+            <w:tcW w:w="0" w:type="auto"/>
+            <w:tcBorders>
+              <w:top w:val="nil"/>
+              <w:left w:val="nil"/>
+              <w:bottom w:val="nil"/>
+              <w:right w:val="single" w:color="auto" w:sz="2" w:space="0"/>
+            </w:tcBorders>
+            <w:shd w:val="clear" w:color="auto" w:fill="auto"/>
+            <w:tcMar>
+              <w:top w:w="120" w:type="dxa"/>
+              <w:left w:w="180" w:type="dxa"/>
+              <w:bottom w:w="120" w:type="dxa"/>
+              <w:right w:w="180" w:type="dxa"/>
+            </w:tcMar>
+            <w:vAlign w:val="center"/>
+          </w:tcPr>
+          <w:p>
+            <w:pPr>
+              <w:rPr>
+                <w:rFonts w:hint="default" w:ascii="宋体" w:hAnsi="宋体" w:eastAsia="宋体" w:cs="宋体"/>
+                <w:b w:val="0"/>
+                <w:bCs w:val="0"/>
+                <w:kern w:val="2"/>
+                <w:sz w:val="24"/>
+                <w:szCs w:val="24"/>
+                <w:lang w:val="en-US" w:eastAsia="zh-CN" w:bidi="ar-SA"/>
+              </w:rPr>
+            </w:pPr>
+            <w:r>
+              <w:rPr>
+                <w:rFonts w:hint="default" w:ascii="宋体" w:hAnsi="宋体" w:eastAsia="宋体" w:cs="宋体"/>
+                <w:b w:val="0"/>
+                <w:bCs w:val="0"/>
+                <w:kern w:val="2"/>
+                <w:sz w:val="24"/>
+                <w:szCs w:val="24"/>
+                <w:lang w:val="en-US" w:eastAsia="zh-CN" w:bidi="ar-SA"/>
+              </w:rPr>
+              <w:t>接收人 ID、通知类型、内容</w:t>
+            </w:r>
+          </w:p>
+        </w:tc>
+        <w:tc>
+          <w:tcPr>
+            <w:tcW w:w="0" w:type="auto"/>
+            <w:tcBorders>
+              <w:top w:val="nil"/>
+              <w:left w:val="nil"/>
+              <w:bottom w:val="nil"/>
+              <w:right w:val="nil"/>
+            </w:tcBorders>
+            <w:shd w:val="clear" w:color="auto" w:fill="auto"/>
+            <w:tcMar>
+              <w:top w:w="120" w:type="dxa"/>
+              <w:left w:w="180" w:type="dxa"/>
+              <w:bottom w:w="120" w:type="dxa"/>
+              <w:right w:w="180" w:type="dxa"/>
+            </w:tcMar>
+            <w:vAlign w:val="center"/>
+          </w:tcPr>
+          <w:p>
+            <w:pPr>
+              <w:rPr>
+                <w:rFonts w:hint="default" w:ascii="宋体" w:hAnsi="宋体" w:eastAsia="宋体" w:cs="宋体"/>
+                <w:b w:val="0"/>
+                <w:bCs w:val="0"/>
+                <w:kern w:val="2"/>
+                <w:sz w:val="24"/>
+                <w:szCs w:val="24"/>
+                <w:lang w:val="en-US" w:eastAsia="zh-CN" w:bidi="ar-SA"/>
+              </w:rPr>
+            </w:pPr>
+            <w:r>
+              <w:rPr>
+                <w:rFonts w:hint="default" w:ascii="宋体" w:hAnsi="宋体" w:eastAsia="宋体" w:cs="宋体"/>
+                <w:b w:val="0"/>
+                <w:bCs w:val="0"/>
+                <w:kern w:val="2"/>
+                <w:sz w:val="24"/>
+                <w:szCs w:val="24"/>
+                <w:lang w:val="en-US" w:eastAsia="zh-CN" w:bidi="ar-SA"/>
+              </w:rPr>
+              <w:t>发送结果</w:t>
+            </w:r>
+          </w:p>
+        </w:tc>
+      </w:tr>
+      <w:tr>
+        <w:tblPrEx>
+          <w:tblBorders>
+            <w:top w:val="single" w:color="auto" w:sz="2" w:space="0"/>
+            <w:left w:val="single" w:color="auto" w:sz="2" w:space="0"/>
+            <w:bottom w:val="single" w:color="auto" w:sz="2" w:space="0"/>
+            <w:right w:val="single" w:color="auto" w:sz="2" w:space="0"/>
+            <w:insideH w:val="none" w:color="auto" w:sz="0" w:space="0"/>
+            <w:insideV w:val="none" w:color="auto" w:sz="0" w:space="0"/>
+          </w:tblBorders>
+          <w:shd w:val="clear" w:color="auto" w:fill="auto"/>
+          <w:tblCellMar>
+            <w:top w:w="0" w:type="dxa"/>
+            <w:left w:w="0" w:type="dxa"/>
+            <w:bottom w:w="0" w:type="dxa"/>
+            <w:right w:w="0" w:type="dxa"/>
+          </w:tblCellMar>
+        </w:tblPrEx>
+        <w:tc>
+          <w:tcPr>
+            <w:tcW w:w="0" w:type="auto"/>
+            <w:tcBorders>
+              <w:top w:val="nil"/>
+              <w:left w:val="nil"/>
+              <w:bottom w:val="nil"/>
+              <w:right w:val="single" w:color="auto" w:sz="2" w:space="0"/>
+            </w:tcBorders>
+            <w:shd w:val="clear" w:color="auto" w:fill="auto"/>
+            <w:tcMar>
+              <w:top w:w="120" w:type="dxa"/>
+              <w:left w:w="180" w:type="dxa"/>
+              <w:bottom w:w="120" w:type="dxa"/>
+              <w:right w:w="180" w:type="dxa"/>
+            </w:tcMar>
+            <w:vAlign w:val="center"/>
+          </w:tcPr>
+          <w:p>
+            <w:pPr>
+              <w:rPr>
+                <w:rFonts w:hint="default" w:ascii="宋体" w:hAnsi="宋体" w:eastAsia="宋体" w:cs="宋体"/>
+                <w:b w:val="0"/>
+                <w:bCs w:val="0"/>
+                <w:kern w:val="2"/>
+                <w:sz w:val="24"/>
+                <w:szCs w:val="24"/>
+                <w:lang w:val="en-US" w:eastAsia="zh-CN" w:bidi="ar-SA"/>
+              </w:rPr>
+            </w:pPr>
+            <w:r>
+              <w:rPr>
+                <w:rFonts w:hint="default" w:ascii="宋体" w:hAnsi="宋体" w:eastAsia="宋体" w:cs="宋体"/>
+                <w:b w:val="0"/>
+                <w:bCs w:val="0"/>
+                <w:kern w:val="2"/>
+                <w:sz w:val="24"/>
+                <w:szCs w:val="24"/>
+                <w:lang w:val="en-US" w:eastAsia="zh-CN" w:bidi="ar-SA"/>
+              </w:rPr>
               <w:t>求职者服务→公共支撑模块</w:t>
             </w:r>
           </w:p>
@@ -10760,8 +10096,8 @@
           <w:lang w:val="en-US" w:eastAsia="zh-CN" w:bidi="ar-SA"/>
         </w:rPr>
       </w:pPr>
-      <w:bookmarkStart w:id="52" w:name="_Toc116049880"/>
-      <w:bookmarkStart w:id="53" w:name="_Toc27493"/>
+      <w:bookmarkStart w:id="52" w:name="_Toc27493"/>
+      <w:bookmarkStart w:id="53" w:name="_Toc116049880"/>
       <w:r>
         <w:rPr>
           <w:rFonts w:hint="default" w:ascii="宋体" w:hAnsi="宋体" w:eastAsia="宋体" w:cs="宋体"/>
@@ -11117,7 +10453,6 @@
             <w:insideH w:val="none" w:color="auto" w:sz="0" w:space="0"/>
             <w:insideV w:val="none" w:color="auto" w:sz="0" w:space="0"/>
           </w:tblBorders>
-          <w:shd w:val="clear" w:color="auto" w:fill="auto"/>
           <w:tblCellMar>
             <w:top w:w="0" w:type="dxa"/>
             <w:left w:w="0" w:type="dxa"/>
@@ -11626,6 +10961,7 @@
             <w:insideH w:val="none" w:color="auto" w:sz="0" w:space="0"/>
             <w:insideV w:val="none" w:color="auto" w:sz="0" w:space="0"/>
           </w:tblBorders>
+          <w:shd w:val="clear" w:color="auto" w:fill="auto"/>
           <w:tblCellMar>
             <w:top w:w="0" w:type="dxa"/>
             <w:left w:w="0" w:type="dxa"/>
@@ -12077,7 +11413,6 @@
             <w:insideH w:val="none" w:color="auto" w:sz="0" w:space="0"/>
             <w:insideV w:val="none" w:color="auto" w:sz="0" w:space="0"/>
           </w:tblBorders>
-          <w:shd w:val="clear" w:color="auto" w:fill="auto"/>
           <w:tblCellMar>
             <w:top w:w="0" w:type="dxa"/>
             <w:left w:w="0" w:type="dxa"/>
@@ -12919,7 +12254,6 @@
             <w:insideH w:val="none" w:color="auto" w:sz="0" w:space="0"/>
             <w:insideV w:val="none" w:color="auto" w:sz="0" w:space="0"/>
           </w:tblBorders>
-          <w:shd w:val="clear" w:color="auto" w:fill="auto"/>
           <w:tblCellMar>
             <w:top w:w="0" w:type="dxa"/>
             <w:left w:w="0" w:type="dxa"/>
@@ -13056,6 +12390,156 @@
                 <w:lang w:val="en-US" w:eastAsia="zh-CN" w:bidi="ar-SA"/>
               </w:rPr>
               <w:t>身份认证、权限控制、信息展示</w:t>
+            </w:r>
+          </w:p>
+        </w:tc>
+      </w:tr>
+      <w:tr>
+        <w:tblPrEx>
+          <w:tblBorders>
+            <w:top w:val="single" w:color="auto" w:sz="2" w:space="0"/>
+            <w:left w:val="single" w:color="auto" w:sz="2" w:space="0"/>
+            <w:bottom w:val="single" w:color="auto" w:sz="2" w:space="0"/>
+            <w:right w:val="single" w:color="auto" w:sz="2" w:space="0"/>
+            <w:insideH w:val="none" w:color="auto" w:sz="0" w:space="0"/>
+            <w:insideV w:val="none" w:color="auto" w:sz="0" w:space="0"/>
+          </w:tblBorders>
+          <w:tblCellMar>
+            <w:top w:w="0" w:type="dxa"/>
+            <w:left w:w="0" w:type="dxa"/>
+            <w:bottom w:w="0" w:type="dxa"/>
+            <w:right w:w="0" w:type="dxa"/>
+          </w:tblCellMar>
+        </w:tblPrEx>
+        <w:tc>
+          <w:tcPr>
+            <w:tcW w:w="0" w:type="auto"/>
+            <w:tcBorders>
+              <w:top w:val="nil"/>
+              <w:left w:val="nil"/>
+              <w:bottom w:val="nil"/>
+              <w:right w:val="single" w:color="auto" w:sz="2" w:space="0"/>
+            </w:tcBorders>
+            <w:shd w:val="clear" w:color="auto" w:fill="auto"/>
+            <w:tcMar>
+              <w:top w:w="120" w:type="dxa"/>
+              <w:left w:w="180" w:type="dxa"/>
+              <w:bottom w:w="120" w:type="dxa"/>
+              <w:right w:w="180" w:type="dxa"/>
+            </w:tcMar>
+            <w:vAlign w:val="center"/>
+          </w:tcPr>
+          <w:p>
+            <w:pPr>
+              <w:rPr>
+                <w:rFonts w:hint="default" w:ascii="宋体" w:hAnsi="宋体" w:eastAsia="宋体" w:cs="宋体"/>
+                <w:b w:val="0"/>
+                <w:bCs w:val="0"/>
+                <w:kern w:val="2"/>
+                <w:sz w:val="24"/>
+                <w:szCs w:val="24"/>
+                <w:lang w:val="en-US" w:eastAsia="zh-CN" w:bidi="ar-SA"/>
+              </w:rPr>
+            </w:pPr>
+            <w:r>
+              <w:rPr>
+                <w:rFonts w:hint="default" w:ascii="宋体" w:hAnsi="宋体" w:eastAsia="宋体" w:cs="宋体"/>
+                <w:b w:val="0"/>
+                <w:bCs w:val="0"/>
+                <w:kern w:val="2"/>
+                <w:sz w:val="24"/>
+                <w:szCs w:val="24"/>
+                <w:lang w:val="en-US" w:eastAsia="zh-CN" w:bidi="ar-SA"/>
+              </w:rPr>
+              <w:t>企业数据</w:t>
+            </w:r>
+          </w:p>
+        </w:tc>
+        <w:tc>
+          <w:tcPr>
+            <w:tcW w:w="0" w:type="auto"/>
+            <w:tcBorders>
+              <w:top w:val="nil"/>
+              <w:left w:val="nil"/>
+              <w:bottom w:val="nil"/>
+              <w:right w:val="single" w:color="auto" w:sz="2" w:space="0"/>
+            </w:tcBorders>
+            <w:shd w:val="clear" w:color="auto" w:fill="auto"/>
+            <w:tcMar>
+              <w:top w:w="120" w:type="dxa"/>
+              <w:left w:w="180" w:type="dxa"/>
+              <w:bottom w:w="120" w:type="dxa"/>
+              <w:right w:w="180" w:type="dxa"/>
+            </w:tcMar>
+            <w:vAlign w:val="center"/>
+          </w:tcPr>
+          <w:p>
+            <w:pPr>
+              <w:rPr>
+                <w:rFonts w:hint="default" w:ascii="宋体" w:hAnsi="宋体" w:eastAsia="宋体" w:cs="宋体"/>
+                <w:b w:val="0"/>
+                <w:bCs w:val="0"/>
+                <w:kern w:val="2"/>
+                <w:sz w:val="24"/>
+                <w:szCs w:val="24"/>
+                <w:lang w:val="en-US" w:eastAsia="zh-CN" w:bidi="ar-SA"/>
+              </w:rPr>
+            </w:pPr>
+            <w:r>
+              <w:rPr>
+                <w:rFonts w:hint="default" w:ascii="宋体" w:hAnsi="宋体" w:eastAsia="宋体" w:cs="宋体"/>
+                <w:b w:val="0"/>
+                <w:bCs w:val="0"/>
+                <w:kern w:val="2"/>
+                <w:sz w:val="24"/>
+                <w:szCs w:val="24"/>
+                <w:lang w:val="en-US" w:eastAsia="zh-CN" w:bidi="ar-SA"/>
+              </w:rPr>
+              <w:t>企业招聘管理模块、用户账户及权限管理模块</w:t>
+            </w:r>
+          </w:p>
+        </w:tc>
+        <w:tc>
+          <w:tcPr>
+            <w:tcW w:w="0" w:type="auto"/>
+            <w:tcBorders>
+              <w:top w:val="nil"/>
+              <w:left w:val="nil"/>
+              <w:bottom w:val="nil"/>
+              <w:right w:val="nil"/>
+            </w:tcBorders>
+            <w:shd w:val="clear" w:color="auto" w:fill="auto"/>
+            <w:tcMar>
+              <w:top w:w="120" w:type="dxa"/>
+              <w:left w:w="180" w:type="dxa"/>
+              <w:bottom w:w="120" w:type="dxa"/>
+              <w:right w:w="180" w:type="dxa"/>
+            </w:tcMar>
+            <w:vAlign w:val="center"/>
+          </w:tcPr>
+          <w:p>
+            <w:pPr>
+              <w:rPr>
+                <w:rFonts w:hint="default" w:ascii="宋体" w:hAnsi="宋体" w:eastAsia="宋体" w:cs="宋体"/>
+                <w:b w:val="0"/>
+                <w:bCs w:val="0"/>
+                <w:kern w:val="2"/>
+                <w:sz w:val="24"/>
+                <w:szCs w:val="24"/>
+                <w:lang w:val="en-US" w:eastAsia="zh-CN" w:bidi="ar-SA"/>
+              </w:rPr>
+            </w:pPr>
+            <w:r>
+              <w:rPr>
+                <w:rFonts w:hint="default" w:ascii="宋体" w:hAnsi="宋体" w:eastAsia="宋体" w:cs="宋体"/>
+                <w:b w:val="0"/>
+                <w:bCs w:val="0"/>
+                <w:kern w:val="2"/>
+                <w:sz w:val="24"/>
+                <w:szCs w:val="24"/>
+                <w:lang w:val="en-US" w:eastAsia="zh-CN" w:bidi="ar-SA"/>
+              </w:rPr>
+              <w:t>企业认证、职位发布、招聘管理</w:t>
             </w:r>
           </w:p>
         </w:tc>
@@ -13118,156 +12602,6 @@
                 <w:szCs w:val="24"/>
                 <w:lang w:val="en-US" w:eastAsia="zh-CN" w:bidi="ar-SA"/>
               </w:rPr>
-              <w:t>企业数据</w:t>
-            </w:r>
-          </w:p>
-        </w:tc>
-        <w:tc>
-          <w:tcPr>
-            <w:tcW w:w="0" w:type="auto"/>
-            <w:tcBorders>
-              <w:top w:val="nil"/>
-              <w:left w:val="nil"/>
-              <w:bottom w:val="nil"/>
-              <w:right w:val="single" w:color="auto" w:sz="2" w:space="0"/>
-            </w:tcBorders>
-            <w:shd w:val="clear" w:color="auto" w:fill="auto"/>
-            <w:tcMar>
-              <w:top w:w="120" w:type="dxa"/>
-              <w:left w:w="180" w:type="dxa"/>
-              <w:bottom w:w="120" w:type="dxa"/>
-              <w:right w:w="180" w:type="dxa"/>
-            </w:tcMar>
-            <w:vAlign w:val="center"/>
-          </w:tcPr>
-          <w:p>
-            <w:pPr>
-              <w:rPr>
-                <w:rFonts w:hint="default" w:ascii="宋体" w:hAnsi="宋体" w:eastAsia="宋体" w:cs="宋体"/>
-                <w:b w:val="0"/>
-                <w:bCs w:val="0"/>
-                <w:kern w:val="2"/>
-                <w:sz w:val="24"/>
-                <w:szCs w:val="24"/>
-                <w:lang w:val="en-US" w:eastAsia="zh-CN" w:bidi="ar-SA"/>
-              </w:rPr>
-            </w:pPr>
-            <w:r>
-              <w:rPr>
-                <w:rFonts w:hint="default" w:ascii="宋体" w:hAnsi="宋体" w:eastAsia="宋体" w:cs="宋体"/>
-                <w:b w:val="0"/>
-                <w:bCs w:val="0"/>
-                <w:kern w:val="2"/>
-                <w:sz w:val="24"/>
-                <w:szCs w:val="24"/>
-                <w:lang w:val="en-US" w:eastAsia="zh-CN" w:bidi="ar-SA"/>
-              </w:rPr>
-              <w:t>企业招聘管理模块、用户账户及权限管理模块</w:t>
-            </w:r>
-          </w:p>
-        </w:tc>
-        <w:tc>
-          <w:tcPr>
-            <w:tcW w:w="0" w:type="auto"/>
-            <w:tcBorders>
-              <w:top w:val="nil"/>
-              <w:left w:val="nil"/>
-              <w:bottom w:val="nil"/>
-              <w:right w:val="nil"/>
-            </w:tcBorders>
-            <w:shd w:val="clear" w:color="auto" w:fill="auto"/>
-            <w:tcMar>
-              <w:top w:w="120" w:type="dxa"/>
-              <w:left w:w="180" w:type="dxa"/>
-              <w:bottom w:w="120" w:type="dxa"/>
-              <w:right w:w="180" w:type="dxa"/>
-            </w:tcMar>
-            <w:vAlign w:val="center"/>
-          </w:tcPr>
-          <w:p>
-            <w:pPr>
-              <w:rPr>
-                <w:rFonts w:hint="default" w:ascii="宋体" w:hAnsi="宋体" w:eastAsia="宋体" w:cs="宋体"/>
-                <w:b w:val="0"/>
-                <w:bCs w:val="0"/>
-                <w:kern w:val="2"/>
-                <w:sz w:val="24"/>
-                <w:szCs w:val="24"/>
-                <w:lang w:val="en-US" w:eastAsia="zh-CN" w:bidi="ar-SA"/>
-              </w:rPr>
-            </w:pPr>
-            <w:r>
-              <w:rPr>
-                <w:rFonts w:hint="default" w:ascii="宋体" w:hAnsi="宋体" w:eastAsia="宋体" w:cs="宋体"/>
-                <w:b w:val="0"/>
-                <w:bCs w:val="0"/>
-                <w:kern w:val="2"/>
-                <w:sz w:val="24"/>
-                <w:szCs w:val="24"/>
-                <w:lang w:val="en-US" w:eastAsia="zh-CN" w:bidi="ar-SA"/>
-              </w:rPr>
-              <w:t>企业认证、职位发布、招聘管理</w:t>
-            </w:r>
-          </w:p>
-        </w:tc>
-      </w:tr>
-      <w:tr>
-        <w:tblPrEx>
-          <w:tblBorders>
-            <w:top w:val="single" w:color="auto" w:sz="2" w:space="0"/>
-            <w:left w:val="single" w:color="auto" w:sz="2" w:space="0"/>
-            <w:bottom w:val="single" w:color="auto" w:sz="2" w:space="0"/>
-            <w:right w:val="single" w:color="auto" w:sz="2" w:space="0"/>
-            <w:insideH w:val="none" w:color="auto" w:sz="0" w:space="0"/>
-            <w:insideV w:val="none" w:color="auto" w:sz="0" w:space="0"/>
-          </w:tblBorders>
-          <w:tblCellMar>
-            <w:top w:w="0" w:type="dxa"/>
-            <w:left w:w="0" w:type="dxa"/>
-            <w:bottom w:w="0" w:type="dxa"/>
-            <w:right w:w="0" w:type="dxa"/>
-          </w:tblCellMar>
-        </w:tblPrEx>
-        <w:tc>
-          <w:tcPr>
-            <w:tcW w:w="0" w:type="auto"/>
-            <w:tcBorders>
-              <w:top w:val="nil"/>
-              <w:left w:val="nil"/>
-              <w:bottom w:val="nil"/>
-              <w:right w:val="single" w:color="auto" w:sz="2" w:space="0"/>
-            </w:tcBorders>
-            <w:shd w:val="clear" w:color="auto" w:fill="auto"/>
-            <w:tcMar>
-              <w:top w:w="120" w:type="dxa"/>
-              <w:left w:w="180" w:type="dxa"/>
-              <w:bottom w:w="120" w:type="dxa"/>
-              <w:right w:w="180" w:type="dxa"/>
-            </w:tcMar>
-            <w:vAlign w:val="center"/>
-          </w:tcPr>
-          <w:p>
-            <w:pPr>
-              <w:rPr>
-                <w:rFonts w:hint="default" w:ascii="宋体" w:hAnsi="宋体" w:eastAsia="宋体" w:cs="宋体"/>
-                <w:b w:val="0"/>
-                <w:bCs w:val="0"/>
-                <w:kern w:val="2"/>
-                <w:sz w:val="24"/>
-                <w:szCs w:val="24"/>
-                <w:lang w:val="en-US" w:eastAsia="zh-CN" w:bidi="ar-SA"/>
-              </w:rPr>
-            </w:pPr>
-            <w:r>
-              <w:rPr>
-                <w:rFonts w:hint="default" w:ascii="宋体" w:hAnsi="宋体" w:eastAsia="宋体" w:cs="宋体"/>
-                <w:b w:val="0"/>
-                <w:bCs w:val="0"/>
-                <w:kern w:val="2"/>
-                <w:sz w:val="24"/>
-                <w:szCs w:val="24"/>
-                <w:lang w:val="en-US" w:eastAsia="zh-CN" w:bidi="ar-SA"/>
-              </w:rPr>
               <w:t>简历数据</w:t>
             </w:r>
           </w:p>
@@ -13522,7 +12856,6 @@
             <w:insideH w:val="none" w:color="auto" w:sz="0" w:space="0"/>
             <w:insideV w:val="none" w:color="auto" w:sz="0" w:space="0"/>
           </w:tblBorders>
-          <w:shd w:val="clear" w:color="auto" w:fill="auto"/>
           <w:tblCellMar>
             <w:top w:w="0" w:type="dxa"/>
             <w:left w:w="0" w:type="dxa"/>
@@ -14180,8 +13513,8 @@
           <w:rFonts w:cs="Times New Roman"/>
         </w:rPr>
       </w:pPr>
-      <w:bookmarkStart w:id="58" w:name="_Toc116049883"/>
-      <w:bookmarkStart w:id="59" w:name="_Toc26678"/>
+      <w:bookmarkStart w:id="58" w:name="_Toc26678"/>
+      <w:bookmarkStart w:id="59" w:name="_Toc116049883"/>
       <w:r>
         <w:rPr>
           <w:rFonts w:hint="eastAsia" w:cs="Times New Roman"/>
@@ -14552,8 +13885,8 @@
           <w:rFonts w:cs="Times New Roman"/>
         </w:rPr>
       </w:pPr>
-      <w:bookmarkStart w:id="64" w:name="_Toc116049886"/>
-      <w:bookmarkStart w:id="65" w:name="_Toc29579"/>
+      <w:bookmarkStart w:id="64" w:name="_Toc29579"/>
+      <w:bookmarkStart w:id="65" w:name="_Toc116049886"/>
       <w:r>
         <w:rPr>
           <w:rFonts w:hint="eastAsia" w:cs="Times New Roman"/>
@@ -15189,7 +14522,6 @@
             <w:insideH w:val="none" w:color="auto" w:sz="0" w:space="0"/>
             <w:insideV w:val="none" w:color="auto" w:sz="0" w:space="0"/>
           </w:tblBorders>
-          <w:shd w:val="clear" w:color="auto" w:fill="auto"/>
           <w:tblCellMar>
             <w:top w:w="0" w:type="dxa"/>
             <w:left w:w="0" w:type="dxa"/>
@@ -15774,7 +15106,6 @@
             <w:insideH w:val="none" w:color="auto" w:sz="0" w:space="0"/>
             <w:insideV w:val="none" w:color="auto" w:sz="0" w:space="0"/>
           </w:tblBorders>
-          <w:shd w:val="clear" w:color="auto" w:fill="auto"/>
           <w:tblCellMar>
             <w:top w:w="0" w:type="dxa"/>
             <w:left w:w="0" w:type="dxa"/>
@@ -16290,8 +15621,8 @@
           <w:szCs w:val="44"/>
         </w:rPr>
       </w:pPr>
-      <w:bookmarkStart w:id="68" w:name="_Toc116049888"/>
-      <w:bookmarkStart w:id="69" w:name="_Toc27128"/>
+      <w:bookmarkStart w:id="68" w:name="_Toc27128"/>
+      <w:bookmarkStart w:id="69" w:name="_Toc116049888"/>
       <w:r>
         <w:rPr>
           <w:rFonts w:hint="eastAsia" w:ascii="Times New Roman" w:hAnsi="Times New Roman" w:eastAsia="宋体" w:cs="Times New Roman"/>
@@ -16328,8 +15659,8 @@
           <w:lang w:val="en-US" w:eastAsia="zh-CN" w:bidi="ar-SA"/>
         </w:rPr>
       </w:pPr>
-      <w:bookmarkStart w:id="70" w:name="_Toc20581"/>
-      <w:bookmarkStart w:id="71" w:name="_Toc116049889"/>
+      <w:bookmarkStart w:id="70" w:name="_Toc116049889"/>
+      <w:bookmarkStart w:id="71" w:name="_Toc20581"/>
       <w:r>
         <w:rPr>
           <w:rFonts w:hint="default" w:ascii="宋体" w:hAnsi="宋体" w:eastAsia="宋体" w:cs="宋体"/>

--- a/doc/概要设计文档.docx
+++ b/doc/概要设计文档.docx
@@ -49,9 +49,9 @@
       <w:bookmarkEnd w:id="0"/>
       <w:bookmarkEnd w:id="1"/>
       <w:bookmarkEnd w:id="2"/>
-      <w:bookmarkStart w:id="3" w:name="_Toc17740"/>
-      <w:bookmarkStart w:id="4" w:name="_Toc246399500"/>
-      <w:bookmarkStart w:id="5" w:name="_Toc246399169"/>
+      <w:bookmarkStart w:id="3" w:name="_Toc246399169"/>
+      <w:bookmarkStart w:id="4" w:name="_Toc17740"/>
+      <w:bookmarkStart w:id="5" w:name="_Toc246399500"/>
     </w:p>
     <w:p>
       <w:pPr>
@@ -76,9 +76,9 @@
       <w:bookmarkEnd w:id="3"/>
       <w:bookmarkEnd w:id="4"/>
       <w:bookmarkEnd w:id="5"/>
-      <w:bookmarkStart w:id="6" w:name="_Toc19531"/>
-      <w:bookmarkStart w:id="7" w:name="_Toc246399170"/>
-      <w:bookmarkStart w:id="8" w:name="_Toc246399501"/>
+      <w:bookmarkStart w:id="6" w:name="_Toc246399170"/>
+      <w:bookmarkStart w:id="7" w:name="_Toc246399501"/>
+      <w:bookmarkStart w:id="8" w:name="_Toc19531"/>
     </w:p>
     <w:p>
       <w:pPr>
@@ -2437,6 +2437,8 @@
       </w:r>
       <w:bookmarkEnd w:id="13"/>
       <w:bookmarkEnd w:id="14"/>
+      <w:bookmarkStart w:id="72" w:name="_GoBack"/>
+      <w:bookmarkEnd w:id="72"/>
     </w:p>
     <w:p>
       <w:pPr>
@@ -2456,43 +2458,35 @@
         <w:t>1.1编写目的</w:t>
       </w:r>
       <w:bookmarkEnd w:id="15"/>
-      <w:r>
-        <w:rPr>
-          <w:rFonts w:hint="eastAsia" w:cs="Times New Roman"/>
-        </w:rPr>
-        <w:t>（必填）</w:t>
-      </w:r>
       <w:bookmarkEnd w:id="16"/>
     </w:p>
     <w:p>
       <w:pPr>
-        <w:rPr>
-          <w:rFonts w:hint="default" w:cs="Times New Roman" w:asciiTheme="minorEastAsia" w:hAnsiTheme="minorEastAsia" w:eastAsiaTheme="minorEastAsia"/>
-          <w:kern w:val="2"/>
-          <w:sz w:val="24"/>
-          <w:szCs w:val="24"/>
-          <w:lang w:val="en-US" w:eastAsia="zh-CN" w:bidi="ar-SA"/>
-        </w:rPr>
-      </w:pPr>
-      <w:bookmarkStart w:id="17" w:name="_Toc116049861"/>
-      <w:bookmarkStart w:id="18" w:name="_Toc23945"/>
-      <w:r>
-        <w:rPr>
-          <w:rFonts w:hint="eastAsia" w:cs="Times New Roman" w:asciiTheme="minorEastAsia" w:hAnsiTheme="minorEastAsia" w:eastAsiaTheme="minorEastAsia"/>
-          <w:kern w:val="2"/>
-          <w:sz w:val="24"/>
-          <w:szCs w:val="24"/>
-          <w:lang w:val="en-US" w:eastAsia="zh-CN" w:bidi="ar-SA"/>
+        <w:bidi w:val="0"/>
+        <w:rPr>
+          <w:rFonts w:hint="default"/>
+          <w:sz w:val="24"/>
+          <w:szCs w:val="24"/>
+          <w:lang w:val="en-US" w:eastAsia="zh-CN"/>
+        </w:rPr>
+      </w:pPr>
+      <w:bookmarkStart w:id="17" w:name="_Toc23945"/>
+      <w:bookmarkStart w:id="18" w:name="_Toc116049861"/>
+      <w:r>
+        <w:rPr>
+          <w:rFonts w:hint="eastAsia"/>
+          <w:sz w:val="24"/>
+          <w:szCs w:val="24"/>
+          <w:lang w:val="en-US" w:eastAsia="zh-CN"/>
         </w:rPr>
         <w:t>本文档旨在明确企业招聘平台的总体架构、模块划分、接口设计、数据结构等核心设计内容，为后续详细设计提供框架指导，为开发团队明确模块协作关系，为测试团队制定测试策略提供依据。</w:t>
       </w:r>
       <w:r>
         <w:rPr>
-          <w:rFonts w:hint="default" w:cs="Times New Roman" w:asciiTheme="minorEastAsia" w:hAnsiTheme="minorEastAsia" w:eastAsiaTheme="minorEastAsia"/>
-          <w:kern w:val="2"/>
-          <w:sz w:val="24"/>
-          <w:szCs w:val="24"/>
-          <w:lang w:val="en-US" w:eastAsia="zh-CN" w:bidi="ar-SA"/>
+          <w:rFonts w:hint="default"/>
+          <w:sz w:val="24"/>
+          <w:szCs w:val="24"/>
+          <w:lang w:val="en-US" w:eastAsia="zh-CN"/>
         </w:rPr>
         <w:t>本文档的读者对象包括项目管理者、系统设计人员、软件开发人员、软件测试人员及用户代表。</w:t>
       </w:r>
@@ -2670,8 +2664,8 @@
                 <w:lang w:val="en-US" w:eastAsia="zh-CN" w:bidi="ar-SA"/>
               </w:rPr>
             </w:pPr>
-            <w:bookmarkStart w:id="21" w:name="_Toc31347"/>
-            <w:bookmarkStart w:id="22" w:name="_Toc116049863"/>
+            <w:bookmarkStart w:id="21" w:name="_Toc116049863"/>
+            <w:bookmarkStart w:id="22" w:name="_Toc31347"/>
             <w:r>
               <w:rPr>
                 <w:rFonts w:hint="default" w:cs="Times New Roman" w:asciiTheme="minorEastAsia" w:hAnsiTheme="minorEastAsia" w:eastAsiaTheme="minorEastAsia"/>
@@ -2785,6 +2779,177 @@
                 <w:lang w:val="en-US" w:eastAsia="zh-CN" w:bidi="ar-SA"/>
               </w:rPr>
               <w:t>英文原文 / 缩写</w:t>
+            </w:r>
+          </w:p>
+        </w:tc>
+      </w:tr>
+      <w:tr>
+        <w:tblPrEx>
+          <w:tblBorders>
+            <w:top w:val="single" w:color="auto" w:sz="2" w:space="0"/>
+            <w:left w:val="single" w:color="auto" w:sz="2" w:space="0"/>
+            <w:bottom w:val="single" w:color="auto" w:sz="2" w:space="0"/>
+            <w:right w:val="single" w:color="auto" w:sz="2" w:space="0"/>
+            <w:insideH w:val="none" w:color="auto" w:sz="0" w:space="0"/>
+            <w:insideV w:val="none" w:color="auto" w:sz="0" w:space="0"/>
+          </w:tblBorders>
+          <w:tblCellMar>
+            <w:top w:w="0" w:type="dxa"/>
+            <w:left w:w="0" w:type="dxa"/>
+            <w:bottom w:w="0" w:type="dxa"/>
+            <w:right w:w="0" w:type="dxa"/>
+          </w:tblCellMar>
+        </w:tblPrEx>
+        <w:tc>
+          <w:tcPr>
+            <w:tcW w:w="0" w:type="auto"/>
+            <w:tcBorders>
+              <w:top w:val="nil"/>
+              <w:left w:val="nil"/>
+              <w:bottom w:val="nil"/>
+              <w:right w:val="single" w:color="auto" w:sz="2" w:space="0"/>
+            </w:tcBorders>
+            <w:shd w:val="clear" w:color="auto" w:fill="auto"/>
+            <w:tcMar>
+              <w:top w:w="120" w:type="dxa"/>
+              <w:left w:w="180" w:type="dxa"/>
+              <w:bottom w:w="120" w:type="dxa"/>
+              <w:right w:w="180" w:type="dxa"/>
+            </w:tcMar>
+            <w:vAlign w:val="center"/>
+          </w:tcPr>
+          <w:p>
+            <w:pPr>
+              <w:keepNext w:val="0"/>
+              <w:keepLines w:val="0"/>
+              <w:widowControl/>
+              <w:suppressLineNumbers w:val="0"/>
+              <w:spacing w:before="0" w:beforeAutospacing="0" w:after="0" w:afterAutospacing="0" w:line="280" w:lineRule="atLeast"/>
+              <w:ind w:left="0" w:right="0" w:firstLine="0"/>
+              <w:jc w:val="left"/>
+              <w:rPr>
+                <w:rFonts w:hint="default" w:cs="Times New Roman" w:asciiTheme="minorEastAsia" w:hAnsiTheme="minorEastAsia" w:eastAsiaTheme="minorEastAsia"/>
+                <w:b w:val="0"/>
+                <w:bCs w:val="0"/>
+                <w:kern w:val="2"/>
+                <w:sz w:val="24"/>
+                <w:szCs w:val="24"/>
+                <w:lang w:val="en-US" w:eastAsia="zh-CN" w:bidi="ar-SA"/>
+              </w:rPr>
+            </w:pPr>
+            <w:r>
+              <w:rPr>
+                <w:rFonts w:hint="default" w:cs="Times New Roman" w:asciiTheme="minorEastAsia" w:hAnsiTheme="minorEastAsia" w:eastAsiaTheme="minorEastAsia"/>
+                <w:b w:val="0"/>
+                <w:bCs w:val="0"/>
+                <w:kern w:val="2"/>
+                <w:sz w:val="24"/>
+                <w:szCs w:val="24"/>
+                <w:lang w:val="en-US" w:eastAsia="zh-CN" w:bidi="ar-SA"/>
+              </w:rPr>
+              <w:t>企业招聘管理系统</w:t>
+            </w:r>
+          </w:p>
+        </w:tc>
+        <w:tc>
+          <w:tcPr>
+            <w:tcW w:w="0" w:type="auto"/>
+            <w:tcBorders>
+              <w:top w:val="nil"/>
+              <w:left w:val="nil"/>
+              <w:bottom w:val="nil"/>
+              <w:right w:val="single" w:color="auto" w:sz="2" w:space="0"/>
+            </w:tcBorders>
+            <w:shd w:val="clear" w:color="auto" w:fill="auto"/>
+            <w:tcMar>
+              <w:top w:w="120" w:type="dxa"/>
+              <w:left w:w="180" w:type="dxa"/>
+              <w:bottom w:w="120" w:type="dxa"/>
+              <w:right w:w="180" w:type="dxa"/>
+            </w:tcMar>
+            <w:vAlign w:val="center"/>
+          </w:tcPr>
+          <w:p>
+            <w:pPr>
+              <w:keepNext w:val="0"/>
+              <w:keepLines w:val="0"/>
+              <w:widowControl/>
+              <w:suppressLineNumbers w:val="0"/>
+              <w:spacing w:before="0" w:beforeAutospacing="0" w:after="0" w:afterAutospacing="0" w:line="280" w:lineRule="atLeast"/>
+              <w:ind w:left="0" w:right="0" w:firstLine="0"/>
+              <w:jc w:val="left"/>
+              <w:rPr>
+                <w:rFonts w:hint="default" w:cs="Times New Roman" w:asciiTheme="minorEastAsia" w:hAnsiTheme="minorEastAsia" w:eastAsiaTheme="minorEastAsia"/>
+                <w:b w:val="0"/>
+                <w:bCs w:val="0"/>
+                <w:kern w:val="2"/>
+                <w:sz w:val="24"/>
+                <w:szCs w:val="24"/>
+                <w:lang w:val="en-US" w:eastAsia="zh-CN" w:bidi="ar-SA"/>
+              </w:rPr>
+            </w:pPr>
+            <w:r>
+              <w:rPr>
+                <w:rFonts w:hint="default" w:cs="Times New Roman" w:asciiTheme="minorEastAsia" w:hAnsiTheme="minorEastAsia" w:eastAsiaTheme="minorEastAsia"/>
+                <w:b w:val="0"/>
+                <w:bCs w:val="0"/>
+                <w:kern w:val="2"/>
+                <w:sz w:val="24"/>
+                <w:szCs w:val="24"/>
+                <w:lang w:val="en-US" w:eastAsia="zh-CN" w:bidi="ar-SA"/>
+              </w:rPr>
+              <w:t>本项目开发的全流程招聘管理软件平台</w:t>
+            </w:r>
+          </w:p>
+        </w:tc>
+        <w:tc>
+          <w:tcPr>
+            <w:tcW w:w="4273" w:type="dxa"/>
+            <w:tcBorders>
+              <w:top w:val="nil"/>
+              <w:left w:val="nil"/>
+              <w:bottom w:val="nil"/>
+              <w:right w:val="nil"/>
+            </w:tcBorders>
+            <w:shd w:val="clear" w:color="auto" w:fill="auto"/>
+            <w:tcMar>
+              <w:top w:w="120" w:type="dxa"/>
+              <w:left w:w="180" w:type="dxa"/>
+              <w:bottom w:w="120" w:type="dxa"/>
+              <w:right w:w="180" w:type="dxa"/>
+            </w:tcMar>
+            <w:vAlign w:val="center"/>
+          </w:tcPr>
+          <w:p>
+            <w:pPr>
+              <w:keepNext w:val="0"/>
+              <w:keepLines w:val="0"/>
+              <w:widowControl/>
+              <w:suppressLineNumbers w:val="0"/>
+              <w:spacing w:before="0" w:beforeAutospacing="0" w:after="0" w:afterAutospacing="0" w:line="280" w:lineRule="atLeast"/>
+              <w:ind w:left="0" w:right="0" w:firstLine="0"/>
+              <w:jc w:val="left"/>
+              <w:rPr>
+                <w:rFonts w:hint="default" w:cs="Times New Roman" w:asciiTheme="minorEastAsia" w:hAnsiTheme="minorEastAsia" w:eastAsiaTheme="minorEastAsia"/>
+                <w:b w:val="0"/>
+                <w:bCs w:val="0"/>
+                <w:kern w:val="2"/>
+                <w:sz w:val="24"/>
+                <w:szCs w:val="24"/>
+                <w:lang w:val="en-US" w:eastAsia="zh-CN" w:bidi="ar-SA"/>
+              </w:rPr>
+            </w:pPr>
+            <w:r>
+              <w:rPr>
+                <w:rFonts w:hint="eastAsia" w:cs="Times New Roman" w:asciiTheme="minorEastAsia" w:hAnsiTheme="minorEastAsia"/>
+                <w:b w:val="0"/>
+                <w:bCs w:val="0"/>
+                <w:kern w:val="2"/>
+                <w:sz w:val="24"/>
+                <w:szCs w:val="24"/>
+                <w:lang w:val="en-US" w:eastAsia="zh-CN" w:bidi="ar-SA"/>
+              </w:rPr>
+              <w:t>ATS</w:t>
             </w:r>
           </w:p>
         </w:tc>
@@ -2854,7 +3019,7 @@
                 <w:szCs w:val="24"/>
                 <w:lang w:val="en-US" w:eastAsia="zh-CN" w:bidi="ar-SA"/>
               </w:rPr>
-              <w:t>企业招聘管理系统</w:t>
+              <w:t>DTO</w:t>
             </w:r>
           </w:p>
         </w:tc>
@@ -2905,7 +3070,7 @@
                 <w:szCs w:val="24"/>
                 <w:lang w:val="en-US" w:eastAsia="zh-CN" w:bidi="ar-SA"/>
               </w:rPr>
-              <w:t>本项目开发的全流程招聘管理软件平台</w:t>
+              <w:t>数据传输对象，用于接口间参数传递</w:t>
             </w:r>
           </w:p>
         </w:tc>
@@ -2948,15 +3113,15 @@
             </w:pPr>
             <w:r>
               <w:rPr>
-                <w:rFonts w:hint="eastAsia" w:cs="Times New Roman" w:asciiTheme="minorEastAsia" w:hAnsiTheme="minorEastAsia"/>
-                <w:b w:val="0"/>
-                <w:bCs w:val="0"/>
-                <w:kern w:val="2"/>
-                <w:sz w:val="24"/>
-                <w:szCs w:val="24"/>
-                <w:lang w:val="en-US" w:eastAsia="zh-CN" w:bidi="ar-SA"/>
-              </w:rPr>
-              <w:t>ATS</w:t>
+                <w:rFonts w:hint="default" w:cs="Times New Roman" w:asciiTheme="minorEastAsia" w:hAnsiTheme="minorEastAsia" w:eastAsiaTheme="minorEastAsia"/>
+                <w:b w:val="0"/>
+                <w:bCs w:val="0"/>
+                <w:kern w:val="2"/>
+                <w:sz w:val="24"/>
+                <w:szCs w:val="24"/>
+                <w:lang w:val="en-US" w:eastAsia="zh-CN" w:bidi="ar-SA"/>
+              </w:rPr>
+              <w:t>Data Transfer Object, DTO</w:t>
             </w:r>
           </w:p>
         </w:tc>
@@ -3026,7 +3191,7 @@
                 <w:szCs w:val="24"/>
                 <w:lang w:val="en-US" w:eastAsia="zh-CN" w:bidi="ar-SA"/>
               </w:rPr>
-              <w:t>DTO</w:t>
+              <w:t>VO</w:t>
             </w:r>
           </w:p>
         </w:tc>
@@ -3077,7 +3242,7 @@
                 <w:szCs w:val="24"/>
                 <w:lang w:val="en-US" w:eastAsia="zh-CN" w:bidi="ar-SA"/>
               </w:rPr>
-              <w:t>数据传输对象，用于接口间参数传递</w:t>
+              <w:t>视图对象，用于封装前端展示数据</w:t>
             </w:r>
           </w:p>
         </w:tc>
@@ -3128,7 +3293,7 @@
                 <w:szCs w:val="24"/>
                 <w:lang w:val="en-US" w:eastAsia="zh-CN" w:bidi="ar-SA"/>
               </w:rPr>
-              <w:t>Data Transfer Object, DTO</w:t>
+              <w:t>View Object, VO</w:t>
             </w:r>
           </w:p>
         </w:tc>
@@ -3144,177 +3309,6 @@
             <w:insideV w:val="none" w:color="auto" w:sz="0" w:space="0"/>
           </w:tblBorders>
           <w:shd w:val="clear" w:color="auto" w:fill="auto"/>
-          <w:tblCellMar>
-            <w:top w:w="0" w:type="dxa"/>
-            <w:left w:w="0" w:type="dxa"/>
-            <w:bottom w:w="0" w:type="dxa"/>
-            <w:right w:w="0" w:type="dxa"/>
-          </w:tblCellMar>
-        </w:tblPrEx>
-        <w:tc>
-          <w:tcPr>
-            <w:tcW w:w="0" w:type="auto"/>
-            <w:tcBorders>
-              <w:top w:val="nil"/>
-              <w:left w:val="nil"/>
-              <w:bottom w:val="nil"/>
-              <w:right w:val="single" w:color="auto" w:sz="2" w:space="0"/>
-            </w:tcBorders>
-            <w:shd w:val="clear" w:color="auto" w:fill="auto"/>
-            <w:tcMar>
-              <w:top w:w="120" w:type="dxa"/>
-              <w:left w:w="180" w:type="dxa"/>
-              <w:bottom w:w="120" w:type="dxa"/>
-              <w:right w:w="180" w:type="dxa"/>
-            </w:tcMar>
-            <w:vAlign w:val="center"/>
-          </w:tcPr>
-          <w:p>
-            <w:pPr>
-              <w:keepNext w:val="0"/>
-              <w:keepLines w:val="0"/>
-              <w:widowControl/>
-              <w:suppressLineNumbers w:val="0"/>
-              <w:spacing w:before="0" w:beforeAutospacing="0" w:after="0" w:afterAutospacing="0" w:line="280" w:lineRule="atLeast"/>
-              <w:ind w:left="0" w:right="0" w:firstLine="0"/>
-              <w:jc w:val="left"/>
-              <w:rPr>
-                <w:rFonts w:hint="default" w:cs="Times New Roman" w:asciiTheme="minorEastAsia" w:hAnsiTheme="minorEastAsia" w:eastAsiaTheme="minorEastAsia"/>
-                <w:b w:val="0"/>
-                <w:bCs w:val="0"/>
-                <w:kern w:val="2"/>
-                <w:sz w:val="24"/>
-                <w:szCs w:val="24"/>
-                <w:lang w:val="en-US" w:eastAsia="zh-CN" w:bidi="ar-SA"/>
-              </w:rPr>
-            </w:pPr>
-            <w:r>
-              <w:rPr>
-                <w:rFonts w:hint="default" w:cs="Times New Roman" w:asciiTheme="minorEastAsia" w:hAnsiTheme="minorEastAsia" w:eastAsiaTheme="minorEastAsia"/>
-                <w:b w:val="0"/>
-                <w:bCs w:val="0"/>
-                <w:kern w:val="2"/>
-                <w:sz w:val="24"/>
-                <w:szCs w:val="24"/>
-                <w:lang w:val="en-US" w:eastAsia="zh-CN" w:bidi="ar-SA"/>
-              </w:rPr>
-              <w:t>VO</w:t>
-            </w:r>
-          </w:p>
-        </w:tc>
-        <w:tc>
-          <w:tcPr>
-            <w:tcW w:w="0" w:type="auto"/>
-            <w:tcBorders>
-              <w:top w:val="nil"/>
-              <w:left w:val="nil"/>
-              <w:bottom w:val="nil"/>
-              <w:right w:val="single" w:color="auto" w:sz="2" w:space="0"/>
-            </w:tcBorders>
-            <w:shd w:val="clear" w:color="auto" w:fill="auto"/>
-            <w:tcMar>
-              <w:top w:w="120" w:type="dxa"/>
-              <w:left w:w="180" w:type="dxa"/>
-              <w:bottom w:w="120" w:type="dxa"/>
-              <w:right w:w="180" w:type="dxa"/>
-            </w:tcMar>
-            <w:vAlign w:val="center"/>
-          </w:tcPr>
-          <w:p>
-            <w:pPr>
-              <w:keepNext w:val="0"/>
-              <w:keepLines w:val="0"/>
-              <w:widowControl/>
-              <w:suppressLineNumbers w:val="0"/>
-              <w:spacing w:before="0" w:beforeAutospacing="0" w:after="0" w:afterAutospacing="0" w:line="280" w:lineRule="atLeast"/>
-              <w:ind w:left="0" w:right="0" w:firstLine="0"/>
-              <w:jc w:val="left"/>
-              <w:rPr>
-                <w:rFonts w:hint="default" w:cs="Times New Roman" w:asciiTheme="minorEastAsia" w:hAnsiTheme="minorEastAsia" w:eastAsiaTheme="minorEastAsia"/>
-                <w:b w:val="0"/>
-                <w:bCs w:val="0"/>
-                <w:kern w:val="2"/>
-                <w:sz w:val="24"/>
-                <w:szCs w:val="24"/>
-                <w:lang w:val="en-US" w:eastAsia="zh-CN" w:bidi="ar-SA"/>
-              </w:rPr>
-            </w:pPr>
-            <w:r>
-              <w:rPr>
-                <w:rFonts w:hint="default" w:cs="Times New Roman" w:asciiTheme="minorEastAsia" w:hAnsiTheme="minorEastAsia" w:eastAsiaTheme="minorEastAsia"/>
-                <w:b w:val="0"/>
-                <w:bCs w:val="0"/>
-                <w:kern w:val="2"/>
-                <w:sz w:val="24"/>
-                <w:szCs w:val="24"/>
-                <w:lang w:val="en-US" w:eastAsia="zh-CN" w:bidi="ar-SA"/>
-              </w:rPr>
-              <w:t>视图对象，用于封装前端展示数据</w:t>
-            </w:r>
-          </w:p>
-        </w:tc>
-        <w:tc>
-          <w:tcPr>
-            <w:tcW w:w="4273" w:type="dxa"/>
-            <w:tcBorders>
-              <w:top w:val="nil"/>
-              <w:left w:val="nil"/>
-              <w:bottom w:val="nil"/>
-              <w:right w:val="nil"/>
-            </w:tcBorders>
-            <w:shd w:val="clear" w:color="auto" w:fill="auto"/>
-            <w:tcMar>
-              <w:top w:w="120" w:type="dxa"/>
-              <w:left w:w="180" w:type="dxa"/>
-              <w:bottom w:w="120" w:type="dxa"/>
-              <w:right w:w="180" w:type="dxa"/>
-            </w:tcMar>
-            <w:vAlign w:val="center"/>
-          </w:tcPr>
-          <w:p>
-            <w:pPr>
-              <w:keepNext w:val="0"/>
-              <w:keepLines w:val="0"/>
-              <w:widowControl/>
-              <w:suppressLineNumbers w:val="0"/>
-              <w:spacing w:before="0" w:beforeAutospacing="0" w:after="0" w:afterAutospacing="0" w:line="280" w:lineRule="atLeast"/>
-              <w:ind w:left="0" w:right="0" w:firstLine="0"/>
-              <w:jc w:val="left"/>
-              <w:rPr>
-                <w:rFonts w:hint="default" w:cs="Times New Roman" w:asciiTheme="minorEastAsia" w:hAnsiTheme="minorEastAsia" w:eastAsiaTheme="minorEastAsia"/>
-                <w:b w:val="0"/>
-                <w:bCs w:val="0"/>
-                <w:kern w:val="2"/>
-                <w:sz w:val="24"/>
-                <w:szCs w:val="24"/>
-                <w:lang w:val="en-US" w:eastAsia="zh-CN" w:bidi="ar-SA"/>
-              </w:rPr>
-            </w:pPr>
-            <w:r>
-              <w:rPr>
-                <w:rFonts w:hint="default" w:cs="Times New Roman" w:asciiTheme="minorEastAsia" w:hAnsiTheme="minorEastAsia" w:eastAsiaTheme="minorEastAsia"/>
-                <w:b w:val="0"/>
-                <w:bCs w:val="0"/>
-                <w:kern w:val="2"/>
-                <w:sz w:val="24"/>
-                <w:szCs w:val="24"/>
-                <w:lang w:val="en-US" w:eastAsia="zh-CN" w:bidi="ar-SA"/>
-              </w:rPr>
-              <w:t>View Object, VO</w:t>
-            </w:r>
-          </w:p>
-        </w:tc>
-      </w:tr>
-      <w:tr>
-        <w:tblPrEx>
-          <w:tblBorders>
-            <w:top w:val="single" w:color="auto" w:sz="2" w:space="0"/>
-            <w:left w:val="single" w:color="auto" w:sz="2" w:space="0"/>
-            <w:bottom w:val="single" w:color="auto" w:sz="2" w:space="0"/>
-            <w:right w:val="single" w:color="auto" w:sz="2" w:space="0"/>
-            <w:insideH w:val="none" w:color="auto" w:sz="0" w:space="0"/>
-            <w:insideV w:val="none" w:color="auto" w:sz="0" w:space="0"/>
-          </w:tblBorders>
           <w:tblCellMar>
             <w:top w:w="0" w:type="dxa"/>
             <w:left w:w="0" w:type="dxa"/>
@@ -3863,6 +3857,7 @@
             <w:insideH w:val="none" w:color="auto" w:sz="0" w:space="0"/>
             <w:insideV w:val="none" w:color="auto" w:sz="0" w:space="0"/>
           </w:tblBorders>
+          <w:shd w:val="clear" w:color="auto" w:fill="auto"/>
           <w:tblCellMar>
             <w:top w:w="0" w:type="dxa"/>
             <w:left w:w="0" w:type="dxa"/>
@@ -4173,6 +4168,330 @@
                 <w:lang w:val="en-US" w:eastAsia="zh-CN" w:bidi="ar-SA"/>
               </w:rPr>
               <w:t>项目范围、进度、人员分工</w:t>
+            </w:r>
+          </w:p>
+        </w:tc>
+      </w:tr>
+      <w:tr>
+        <w:tblPrEx>
+          <w:tblBorders>
+            <w:top w:val="single" w:color="auto" w:sz="2" w:space="0"/>
+            <w:left w:val="single" w:color="auto" w:sz="2" w:space="0"/>
+            <w:bottom w:val="single" w:color="auto" w:sz="2" w:space="0"/>
+            <w:right w:val="single" w:color="auto" w:sz="2" w:space="0"/>
+            <w:insideH w:val="none" w:color="auto" w:sz="0" w:space="0"/>
+            <w:insideV w:val="none" w:color="auto" w:sz="0" w:space="0"/>
+          </w:tblBorders>
+          <w:tblCellMar>
+            <w:top w:w="0" w:type="dxa"/>
+            <w:left w:w="0" w:type="dxa"/>
+            <w:bottom w:w="0" w:type="dxa"/>
+            <w:right w:w="0" w:type="dxa"/>
+          </w:tblCellMar>
+        </w:tblPrEx>
+        <w:tc>
+          <w:tcPr>
+            <w:tcW w:w="0" w:type="auto"/>
+            <w:tcBorders>
+              <w:top w:val="nil"/>
+              <w:left w:val="nil"/>
+              <w:bottom w:val="nil"/>
+              <w:right w:val="single" w:color="auto" w:sz="2" w:space="0"/>
+            </w:tcBorders>
+            <w:shd w:val="clear" w:color="auto" w:fill="auto"/>
+            <w:tcMar>
+              <w:top w:w="120" w:type="dxa"/>
+              <w:left w:w="180" w:type="dxa"/>
+              <w:bottom w:w="120" w:type="dxa"/>
+              <w:right w:w="180" w:type="dxa"/>
+            </w:tcMar>
+            <w:vAlign w:val="center"/>
+          </w:tcPr>
+          <w:p>
+            <w:pPr>
+              <w:keepNext w:val="0"/>
+              <w:keepLines w:val="0"/>
+              <w:widowControl/>
+              <w:suppressLineNumbers w:val="0"/>
+              <w:spacing w:before="0" w:beforeAutospacing="0" w:after="0" w:afterAutospacing="0" w:line="280" w:lineRule="atLeast"/>
+              <w:ind w:left="0" w:right="0" w:firstLine="0"/>
+              <w:jc w:val="left"/>
+              <w:rPr>
+                <w:rFonts w:hint="default" w:cs="Times New Roman" w:asciiTheme="minorEastAsia" w:hAnsiTheme="minorEastAsia" w:eastAsiaTheme="minorEastAsia"/>
+                <w:b w:val="0"/>
+                <w:bCs w:val="0"/>
+                <w:kern w:val="2"/>
+                <w:sz w:val="24"/>
+                <w:szCs w:val="24"/>
+                <w:lang w:val="en-US" w:eastAsia="zh-CN" w:bidi="ar-SA"/>
+              </w:rPr>
+            </w:pPr>
+            <w:r>
+              <w:rPr>
+                <w:rFonts w:hint="default" w:cs="Times New Roman" w:asciiTheme="minorEastAsia" w:hAnsiTheme="minorEastAsia" w:eastAsiaTheme="minorEastAsia"/>
+                <w:b w:val="0"/>
+                <w:bCs w:val="0"/>
+                <w:kern w:val="2"/>
+                <w:sz w:val="24"/>
+                <w:szCs w:val="24"/>
+                <w:lang w:val="en-US" w:eastAsia="zh-CN" w:bidi="ar-SA"/>
+              </w:rPr>
+              <w:t>2</w:t>
+            </w:r>
+          </w:p>
+        </w:tc>
+        <w:tc>
+          <w:tcPr>
+            <w:tcW w:w="0" w:type="auto"/>
+            <w:tcBorders>
+              <w:top w:val="nil"/>
+              <w:left w:val="nil"/>
+              <w:bottom w:val="nil"/>
+              <w:right w:val="single" w:color="auto" w:sz="2" w:space="0"/>
+            </w:tcBorders>
+            <w:shd w:val="clear" w:color="auto" w:fill="auto"/>
+            <w:tcMar>
+              <w:top w:w="120" w:type="dxa"/>
+              <w:left w:w="180" w:type="dxa"/>
+              <w:bottom w:w="120" w:type="dxa"/>
+              <w:right w:w="180" w:type="dxa"/>
+            </w:tcMar>
+            <w:vAlign w:val="center"/>
+          </w:tcPr>
+          <w:p>
+            <w:pPr>
+              <w:keepNext w:val="0"/>
+              <w:keepLines w:val="0"/>
+              <w:widowControl/>
+              <w:suppressLineNumbers w:val="0"/>
+              <w:spacing w:before="0" w:beforeAutospacing="0" w:after="0" w:afterAutospacing="0" w:line="280" w:lineRule="atLeast"/>
+              <w:ind w:left="0" w:right="0" w:firstLine="0"/>
+              <w:jc w:val="left"/>
+              <w:rPr>
+                <w:rFonts w:hint="default" w:cs="Times New Roman" w:asciiTheme="minorEastAsia" w:hAnsiTheme="minorEastAsia" w:eastAsiaTheme="minorEastAsia"/>
+                <w:b w:val="0"/>
+                <w:bCs w:val="0"/>
+                <w:kern w:val="2"/>
+                <w:sz w:val="24"/>
+                <w:szCs w:val="24"/>
+                <w:lang w:val="en-US" w:eastAsia="zh-CN" w:bidi="ar-SA"/>
+              </w:rPr>
+            </w:pPr>
+            <w:r>
+              <w:rPr>
+                <w:rFonts w:hint="default" w:cs="Times New Roman" w:asciiTheme="minorEastAsia" w:hAnsiTheme="minorEastAsia" w:eastAsiaTheme="minorEastAsia"/>
+                <w:b w:val="0"/>
+                <w:bCs w:val="0"/>
+                <w:kern w:val="2"/>
+                <w:sz w:val="24"/>
+                <w:szCs w:val="24"/>
+                <w:lang w:val="en-US" w:eastAsia="zh-CN" w:bidi="ar-SA"/>
+              </w:rPr>
+              <w:t>企业招聘平台需求规格文档</w:t>
+            </w:r>
+          </w:p>
+        </w:tc>
+        <w:tc>
+          <w:tcPr>
+            <w:tcW w:w="0" w:type="auto"/>
+            <w:tcBorders>
+              <w:top w:val="nil"/>
+              <w:left w:val="nil"/>
+              <w:bottom w:val="nil"/>
+              <w:right w:val="single" w:color="auto" w:sz="2" w:space="0"/>
+            </w:tcBorders>
+            <w:shd w:val="clear" w:color="auto" w:fill="auto"/>
+            <w:tcMar>
+              <w:top w:w="120" w:type="dxa"/>
+              <w:left w:w="180" w:type="dxa"/>
+              <w:bottom w:w="120" w:type="dxa"/>
+              <w:right w:w="180" w:type="dxa"/>
+            </w:tcMar>
+            <w:vAlign w:val="center"/>
+          </w:tcPr>
+          <w:p>
+            <w:pPr>
+              <w:keepNext w:val="0"/>
+              <w:keepLines w:val="0"/>
+              <w:widowControl/>
+              <w:suppressLineNumbers w:val="0"/>
+              <w:spacing w:before="0" w:beforeAutospacing="0" w:after="0" w:afterAutospacing="0" w:line="280" w:lineRule="atLeast"/>
+              <w:ind w:left="0" w:right="0" w:firstLine="0"/>
+              <w:jc w:val="left"/>
+              <w:rPr>
+                <w:rFonts w:hint="default" w:cs="Times New Roman" w:asciiTheme="minorEastAsia" w:hAnsiTheme="minorEastAsia" w:eastAsiaTheme="minorEastAsia"/>
+                <w:b w:val="0"/>
+                <w:bCs w:val="0"/>
+                <w:kern w:val="2"/>
+                <w:sz w:val="24"/>
+                <w:szCs w:val="24"/>
+                <w:lang w:val="en-US" w:eastAsia="zh-CN" w:bidi="ar-SA"/>
+              </w:rPr>
+            </w:pPr>
+            <w:r>
+              <w:rPr>
+                <w:rFonts w:hint="default" w:cs="Times New Roman" w:asciiTheme="minorEastAsia" w:hAnsiTheme="minorEastAsia" w:eastAsiaTheme="minorEastAsia"/>
+                <w:b w:val="0"/>
+                <w:bCs w:val="0"/>
+                <w:kern w:val="2"/>
+                <w:sz w:val="24"/>
+                <w:szCs w:val="24"/>
+                <w:lang w:val="en-US" w:eastAsia="zh-CN" w:bidi="ar-SA"/>
+              </w:rPr>
+              <w:t>项目开发小组</w:t>
+            </w:r>
+          </w:p>
+        </w:tc>
+        <w:tc>
+          <w:tcPr>
+            <w:tcW w:w="0" w:type="auto"/>
+            <w:tcBorders>
+              <w:top w:val="nil"/>
+              <w:left w:val="nil"/>
+              <w:bottom w:val="nil"/>
+              <w:right w:val="single" w:color="auto" w:sz="2" w:space="0"/>
+            </w:tcBorders>
+            <w:shd w:val="clear" w:color="auto" w:fill="auto"/>
+            <w:tcMar>
+              <w:top w:w="120" w:type="dxa"/>
+              <w:left w:w="180" w:type="dxa"/>
+              <w:bottom w:w="120" w:type="dxa"/>
+              <w:right w:w="180" w:type="dxa"/>
+            </w:tcMar>
+            <w:vAlign w:val="center"/>
+          </w:tcPr>
+          <w:p>
+            <w:pPr>
+              <w:keepNext w:val="0"/>
+              <w:keepLines w:val="0"/>
+              <w:widowControl/>
+              <w:suppressLineNumbers w:val="0"/>
+              <w:spacing w:before="0" w:beforeAutospacing="0" w:after="0" w:afterAutospacing="0" w:line="280" w:lineRule="atLeast"/>
+              <w:ind w:left="0" w:right="0" w:firstLine="0"/>
+              <w:jc w:val="left"/>
+              <w:rPr>
+                <w:rFonts w:hint="default" w:cs="Times New Roman" w:asciiTheme="minorEastAsia" w:hAnsiTheme="minorEastAsia" w:eastAsiaTheme="minorEastAsia"/>
+                <w:b w:val="0"/>
+                <w:bCs w:val="0"/>
+                <w:kern w:val="2"/>
+                <w:sz w:val="24"/>
+                <w:szCs w:val="24"/>
+                <w:lang w:val="en-US" w:eastAsia="zh-CN" w:bidi="ar-SA"/>
+              </w:rPr>
+            </w:pPr>
+            <w:r>
+              <w:rPr>
+                <w:rFonts w:hint="default" w:cs="Times New Roman" w:asciiTheme="minorEastAsia" w:hAnsiTheme="minorEastAsia" w:eastAsiaTheme="minorEastAsia"/>
+                <w:b w:val="0"/>
+                <w:bCs w:val="0"/>
+                <w:kern w:val="2"/>
+                <w:sz w:val="24"/>
+                <w:szCs w:val="24"/>
+                <w:lang w:val="en-US" w:eastAsia="zh-CN" w:bidi="ar-SA"/>
+              </w:rPr>
+              <w:t>V1.0</w:t>
+            </w:r>
+          </w:p>
+        </w:tc>
+        <w:tc>
+          <w:tcPr>
+            <w:tcW w:w="0" w:type="auto"/>
+            <w:tcBorders>
+              <w:top w:val="nil"/>
+              <w:left w:val="nil"/>
+              <w:bottom w:val="nil"/>
+              <w:right w:val="single" w:color="auto" w:sz="2" w:space="0"/>
+            </w:tcBorders>
+            <w:shd w:val="clear" w:color="auto" w:fill="auto"/>
+            <w:tcMar>
+              <w:top w:w="120" w:type="dxa"/>
+              <w:left w:w="180" w:type="dxa"/>
+              <w:bottom w:w="120" w:type="dxa"/>
+              <w:right w:w="180" w:type="dxa"/>
+            </w:tcMar>
+            <w:vAlign w:val="center"/>
+          </w:tcPr>
+          <w:p>
+            <w:pPr>
+              <w:keepNext w:val="0"/>
+              <w:keepLines w:val="0"/>
+              <w:widowControl/>
+              <w:suppressLineNumbers w:val="0"/>
+              <w:spacing w:before="0" w:beforeAutospacing="0" w:after="0" w:afterAutospacing="0" w:line="280" w:lineRule="atLeast"/>
+              <w:ind w:left="0" w:right="0" w:firstLine="0"/>
+              <w:jc w:val="left"/>
+              <w:rPr>
+                <w:rFonts w:hint="default" w:cs="Times New Roman" w:asciiTheme="minorEastAsia" w:hAnsiTheme="minorEastAsia" w:eastAsiaTheme="minorEastAsia"/>
+                <w:b w:val="0"/>
+                <w:bCs w:val="0"/>
+                <w:kern w:val="2"/>
+                <w:sz w:val="24"/>
+                <w:szCs w:val="24"/>
+                <w:lang w:val="en-US" w:eastAsia="zh-CN" w:bidi="ar-SA"/>
+              </w:rPr>
+            </w:pPr>
+            <w:r>
+              <w:rPr>
+                <w:rFonts w:hint="default" w:cs="Times New Roman" w:asciiTheme="minorEastAsia" w:hAnsiTheme="minorEastAsia" w:eastAsiaTheme="minorEastAsia"/>
+                <w:b w:val="0"/>
+                <w:bCs w:val="0"/>
+                <w:kern w:val="2"/>
+                <w:sz w:val="24"/>
+                <w:szCs w:val="24"/>
+                <w:lang w:val="en-US" w:eastAsia="zh-CN" w:bidi="ar-SA"/>
+              </w:rPr>
+              <w:t>2025 年 11 月 27 日</w:t>
+            </w:r>
+          </w:p>
+        </w:tc>
+        <w:tc>
+          <w:tcPr>
+            <w:tcW w:w="2531" w:type="dxa"/>
+            <w:tcBorders>
+              <w:top w:val="nil"/>
+              <w:left w:val="nil"/>
+              <w:bottom w:val="nil"/>
+              <w:right w:val="nil"/>
+            </w:tcBorders>
+            <w:shd w:val="clear" w:color="auto" w:fill="auto"/>
+            <w:tcMar>
+              <w:top w:w="120" w:type="dxa"/>
+              <w:left w:w="180" w:type="dxa"/>
+              <w:bottom w:w="120" w:type="dxa"/>
+              <w:right w:w="180" w:type="dxa"/>
+            </w:tcMar>
+            <w:vAlign w:val="center"/>
+          </w:tcPr>
+          <w:p>
+            <w:pPr>
+              <w:keepNext w:val="0"/>
+              <w:keepLines w:val="0"/>
+              <w:widowControl/>
+              <w:suppressLineNumbers w:val="0"/>
+              <w:spacing w:before="0" w:beforeAutospacing="0" w:after="0" w:afterAutospacing="0" w:line="280" w:lineRule="atLeast"/>
+              <w:ind w:left="0" w:right="0" w:firstLine="0"/>
+              <w:jc w:val="left"/>
+              <w:rPr>
+                <w:rFonts w:hint="default" w:cs="Times New Roman" w:asciiTheme="minorEastAsia" w:hAnsiTheme="minorEastAsia" w:eastAsiaTheme="minorEastAsia"/>
+                <w:b w:val="0"/>
+                <w:bCs w:val="0"/>
+                <w:kern w:val="2"/>
+                <w:sz w:val="24"/>
+                <w:szCs w:val="24"/>
+                <w:lang w:val="en-US" w:eastAsia="zh-CN" w:bidi="ar-SA"/>
+              </w:rPr>
+            </w:pPr>
+            <w:r>
+              <w:rPr>
+                <w:rFonts w:hint="default" w:cs="Times New Roman" w:asciiTheme="minorEastAsia" w:hAnsiTheme="minorEastAsia" w:eastAsiaTheme="minorEastAsia"/>
+                <w:b w:val="0"/>
+                <w:bCs w:val="0"/>
+                <w:kern w:val="2"/>
+                <w:sz w:val="24"/>
+                <w:szCs w:val="24"/>
+                <w:lang w:val="en-US" w:eastAsia="zh-CN" w:bidi="ar-SA"/>
+              </w:rPr>
+              <w:t>功能需求、性能需求、数据需求</w:t>
             </w:r>
           </w:p>
         </w:tc>
@@ -4242,7 +4561,7 @@
                 <w:szCs w:val="24"/>
                 <w:lang w:val="en-US" w:eastAsia="zh-CN" w:bidi="ar-SA"/>
               </w:rPr>
-              <w:t>2</w:t>
+              <w:t>3</w:t>
             </w:r>
           </w:p>
         </w:tc>
@@ -4293,7 +4612,7 @@
                 <w:szCs w:val="24"/>
                 <w:lang w:val="en-US" w:eastAsia="zh-CN" w:bidi="ar-SA"/>
               </w:rPr>
-              <w:t>企业招聘平台需求规格文档</w:t>
+              <w:t>企业招聘平台详细设计文档</w:t>
             </w:r>
           </w:p>
         </w:tc>
@@ -4446,7 +4765,7 @@
                 <w:szCs w:val="24"/>
                 <w:lang w:val="en-US" w:eastAsia="zh-CN" w:bidi="ar-SA"/>
               </w:rPr>
-              <w:t>2025 年 11 月 27 日</w:t>
+              <w:t>2025 年 12 月 05 日</w:t>
             </w:r>
           </w:p>
         </w:tc>
@@ -4497,7 +4816,7 @@
                 <w:szCs w:val="24"/>
                 <w:lang w:val="en-US" w:eastAsia="zh-CN" w:bidi="ar-SA"/>
               </w:rPr>
-              <w:t>功能需求、性能需求、数据需求</w:t>
+              <w:t>模块细节、接口定义、数据库设计</w:t>
             </w:r>
           </w:p>
         </w:tc>
@@ -4567,7 +4886,7 @@
                 <w:szCs w:val="24"/>
                 <w:lang w:val="en-US" w:eastAsia="zh-CN" w:bidi="ar-SA"/>
               </w:rPr>
-              <w:t>3</w:t>
+              <w:t>4</w:t>
             </w:r>
           </w:p>
         </w:tc>
@@ -4618,7 +4937,7 @@
                 <w:szCs w:val="24"/>
                 <w:lang w:val="en-US" w:eastAsia="zh-CN" w:bidi="ar-SA"/>
               </w:rPr>
-              <w:t>企业招聘平台详细设计文档</w:t>
+              <w:t>GB/T 8567-2006《计算机软件文档编制规范》</w:t>
             </w:r>
           </w:p>
         </w:tc>
@@ -4669,7 +4988,7 @@
                 <w:szCs w:val="24"/>
                 <w:lang w:val="en-US" w:eastAsia="zh-CN" w:bidi="ar-SA"/>
               </w:rPr>
-              <w:t>项目开发小组</w:t>
+              <w:t>国家标准化管理委员会</w:t>
             </w:r>
           </w:p>
         </w:tc>
@@ -4720,7 +5039,7 @@
                 <w:szCs w:val="24"/>
                 <w:lang w:val="en-US" w:eastAsia="zh-CN" w:bidi="ar-SA"/>
               </w:rPr>
-              <w:t>V1.0</w:t>
+              <w:t>GB/T 8567-2006</w:t>
             </w:r>
           </w:p>
         </w:tc>
@@ -4771,7 +5090,7 @@
                 <w:szCs w:val="24"/>
                 <w:lang w:val="en-US" w:eastAsia="zh-CN" w:bidi="ar-SA"/>
               </w:rPr>
-              <w:t>2025 年 12 月 05 日</w:t>
+              <w:t>2006 年</w:t>
             </w:r>
           </w:p>
         </w:tc>
@@ -4822,7 +5141,7 @@
                 <w:szCs w:val="24"/>
                 <w:lang w:val="en-US" w:eastAsia="zh-CN" w:bidi="ar-SA"/>
               </w:rPr>
-              <w:t>模块细节、接口定义、数据库设计</w:t>
+              <w:t>文档结构、编写规范</w:t>
             </w:r>
           </w:p>
         </w:tc>
@@ -4892,7 +5211,7 @@
                 <w:szCs w:val="24"/>
                 <w:lang w:val="en-US" w:eastAsia="zh-CN" w:bidi="ar-SA"/>
               </w:rPr>
-              <w:t>4</w:t>
+              <w:t>5</w:t>
             </w:r>
           </w:p>
         </w:tc>
@@ -4943,7 +5262,7 @@
                 <w:szCs w:val="24"/>
                 <w:lang w:val="en-US" w:eastAsia="zh-CN" w:bidi="ar-SA"/>
               </w:rPr>
-              <w:t>GB/T 8567-2006《计算机软件文档编制规范》</w:t>
+              <w:t>《阿里巴巴 Java 开发手册》</w:t>
             </w:r>
           </w:p>
         </w:tc>
@@ -4994,7 +5313,7 @@
                 <w:szCs w:val="24"/>
                 <w:lang w:val="en-US" w:eastAsia="zh-CN" w:bidi="ar-SA"/>
               </w:rPr>
-              <w:t>国家标准化管理委员会</w:t>
+              <w:t>阿里巴巴集团</w:t>
             </w:r>
           </w:p>
         </w:tc>
@@ -5045,7 +5364,7 @@
                 <w:szCs w:val="24"/>
                 <w:lang w:val="en-US" w:eastAsia="zh-CN" w:bidi="ar-SA"/>
               </w:rPr>
-              <w:t>GB/T 8567-2006</w:t>
+              <w:t>泰山版</w:t>
             </w:r>
           </w:p>
         </w:tc>
@@ -5096,7 +5415,7 @@
                 <w:szCs w:val="24"/>
                 <w:lang w:val="en-US" w:eastAsia="zh-CN" w:bidi="ar-SA"/>
               </w:rPr>
-              <w:t>2006 年</w:t>
+              <w:t>2023 年</w:t>
             </w:r>
           </w:p>
         </w:tc>
@@ -5147,331 +5466,6 @@
                 <w:szCs w:val="24"/>
                 <w:lang w:val="en-US" w:eastAsia="zh-CN" w:bidi="ar-SA"/>
               </w:rPr>
-              <w:t>文档结构、编写规范</w:t>
-            </w:r>
-          </w:p>
-        </w:tc>
-      </w:tr>
-      <w:tr>
-        <w:tblPrEx>
-          <w:tblBorders>
-            <w:top w:val="single" w:color="auto" w:sz="2" w:space="0"/>
-            <w:left w:val="single" w:color="auto" w:sz="2" w:space="0"/>
-            <w:bottom w:val="single" w:color="auto" w:sz="2" w:space="0"/>
-            <w:right w:val="single" w:color="auto" w:sz="2" w:space="0"/>
-            <w:insideH w:val="none" w:color="auto" w:sz="0" w:space="0"/>
-            <w:insideV w:val="none" w:color="auto" w:sz="0" w:space="0"/>
-          </w:tblBorders>
-          <w:shd w:val="clear" w:color="auto" w:fill="auto"/>
-          <w:tblCellMar>
-            <w:top w:w="0" w:type="dxa"/>
-            <w:left w:w="0" w:type="dxa"/>
-            <w:bottom w:w="0" w:type="dxa"/>
-            <w:right w:w="0" w:type="dxa"/>
-          </w:tblCellMar>
-        </w:tblPrEx>
-        <w:tc>
-          <w:tcPr>
-            <w:tcW w:w="0" w:type="auto"/>
-            <w:tcBorders>
-              <w:top w:val="nil"/>
-              <w:left w:val="nil"/>
-              <w:bottom w:val="nil"/>
-              <w:right w:val="single" w:color="auto" w:sz="2" w:space="0"/>
-            </w:tcBorders>
-            <w:shd w:val="clear" w:color="auto" w:fill="auto"/>
-            <w:tcMar>
-              <w:top w:w="120" w:type="dxa"/>
-              <w:left w:w="180" w:type="dxa"/>
-              <w:bottom w:w="120" w:type="dxa"/>
-              <w:right w:w="180" w:type="dxa"/>
-            </w:tcMar>
-            <w:vAlign w:val="center"/>
-          </w:tcPr>
-          <w:p>
-            <w:pPr>
-              <w:keepNext w:val="0"/>
-              <w:keepLines w:val="0"/>
-              <w:widowControl/>
-              <w:suppressLineNumbers w:val="0"/>
-              <w:spacing w:before="0" w:beforeAutospacing="0" w:after="0" w:afterAutospacing="0" w:line="280" w:lineRule="atLeast"/>
-              <w:ind w:left="0" w:right="0" w:firstLine="0"/>
-              <w:jc w:val="left"/>
-              <w:rPr>
-                <w:rFonts w:hint="default" w:cs="Times New Roman" w:asciiTheme="minorEastAsia" w:hAnsiTheme="minorEastAsia" w:eastAsiaTheme="minorEastAsia"/>
-                <w:b w:val="0"/>
-                <w:bCs w:val="0"/>
-                <w:kern w:val="2"/>
-                <w:sz w:val="24"/>
-                <w:szCs w:val="24"/>
-                <w:lang w:val="en-US" w:eastAsia="zh-CN" w:bidi="ar-SA"/>
-              </w:rPr>
-            </w:pPr>
-            <w:r>
-              <w:rPr>
-                <w:rFonts w:hint="default" w:cs="Times New Roman" w:asciiTheme="minorEastAsia" w:hAnsiTheme="minorEastAsia" w:eastAsiaTheme="minorEastAsia"/>
-                <w:b w:val="0"/>
-                <w:bCs w:val="0"/>
-                <w:kern w:val="2"/>
-                <w:sz w:val="24"/>
-                <w:szCs w:val="24"/>
-                <w:lang w:val="en-US" w:eastAsia="zh-CN" w:bidi="ar-SA"/>
-              </w:rPr>
-              <w:t>5</w:t>
-            </w:r>
-          </w:p>
-        </w:tc>
-        <w:tc>
-          <w:tcPr>
-            <w:tcW w:w="0" w:type="auto"/>
-            <w:tcBorders>
-              <w:top w:val="nil"/>
-              <w:left w:val="nil"/>
-              <w:bottom w:val="nil"/>
-              <w:right w:val="single" w:color="auto" w:sz="2" w:space="0"/>
-            </w:tcBorders>
-            <w:shd w:val="clear" w:color="auto" w:fill="auto"/>
-            <w:tcMar>
-              <w:top w:w="120" w:type="dxa"/>
-              <w:left w:w="180" w:type="dxa"/>
-              <w:bottom w:w="120" w:type="dxa"/>
-              <w:right w:w="180" w:type="dxa"/>
-            </w:tcMar>
-            <w:vAlign w:val="center"/>
-          </w:tcPr>
-          <w:p>
-            <w:pPr>
-              <w:keepNext w:val="0"/>
-              <w:keepLines w:val="0"/>
-              <w:widowControl/>
-              <w:suppressLineNumbers w:val="0"/>
-              <w:spacing w:before="0" w:beforeAutospacing="0" w:after="0" w:afterAutospacing="0" w:line="280" w:lineRule="atLeast"/>
-              <w:ind w:left="0" w:right="0" w:firstLine="0"/>
-              <w:jc w:val="left"/>
-              <w:rPr>
-                <w:rFonts w:hint="default" w:cs="Times New Roman" w:asciiTheme="minorEastAsia" w:hAnsiTheme="minorEastAsia" w:eastAsiaTheme="minorEastAsia"/>
-                <w:b w:val="0"/>
-                <w:bCs w:val="0"/>
-                <w:kern w:val="2"/>
-                <w:sz w:val="24"/>
-                <w:szCs w:val="24"/>
-                <w:lang w:val="en-US" w:eastAsia="zh-CN" w:bidi="ar-SA"/>
-              </w:rPr>
-            </w:pPr>
-            <w:r>
-              <w:rPr>
-                <w:rFonts w:hint="default" w:cs="Times New Roman" w:asciiTheme="minorEastAsia" w:hAnsiTheme="minorEastAsia" w:eastAsiaTheme="minorEastAsia"/>
-                <w:b w:val="0"/>
-                <w:bCs w:val="0"/>
-                <w:kern w:val="2"/>
-                <w:sz w:val="24"/>
-                <w:szCs w:val="24"/>
-                <w:lang w:val="en-US" w:eastAsia="zh-CN" w:bidi="ar-SA"/>
-              </w:rPr>
-              <w:t>《阿里巴巴 Java 开发手册》</w:t>
-            </w:r>
-          </w:p>
-        </w:tc>
-        <w:tc>
-          <w:tcPr>
-            <w:tcW w:w="0" w:type="auto"/>
-            <w:tcBorders>
-              <w:top w:val="nil"/>
-              <w:left w:val="nil"/>
-              <w:bottom w:val="nil"/>
-              <w:right w:val="single" w:color="auto" w:sz="2" w:space="0"/>
-            </w:tcBorders>
-            <w:shd w:val="clear" w:color="auto" w:fill="auto"/>
-            <w:tcMar>
-              <w:top w:w="120" w:type="dxa"/>
-              <w:left w:w="180" w:type="dxa"/>
-              <w:bottom w:w="120" w:type="dxa"/>
-              <w:right w:w="180" w:type="dxa"/>
-            </w:tcMar>
-            <w:vAlign w:val="center"/>
-          </w:tcPr>
-          <w:p>
-            <w:pPr>
-              <w:keepNext w:val="0"/>
-              <w:keepLines w:val="0"/>
-              <w:widowControl/>
-              <w:suppressLineNumbers w:val="0"/>
-              <w:spacing w:before="0" w:beforeAutospacing="0" w:after="0" w:afterAutospacing="0" w:line="280" w:lineRule="atLeast"/>
-              <w:ind w:left="0" w:right="0" w:firstLine="0"/>
-              <w:jc w:val="left"/>
-              <w:rPr>
-                <w:rFonts w:hint="default" w:cs="Times New Roman" w:asciiTheme="minorEastAsia" w:hAnsiTheme="minorEastAsia" w:eastAsiaTheme="minorEastAsia"/>
-                <w:b w:val="0"/>
-                <w:bCs w:val="0"/>
-                <w:kern w:val="2"/>
-                <w:sz w:val="24"/>
-                <w:szCs w:val="24"/>
-                <w:lang w:val="en-US" w:eastAsia="zh-CN" w:bidi="ar-SA"/>
-              </w:rPr>
-            </w:pPr>
-            <w:r>
-              <w:rPr>
-                <w:rFonts w:hint="default" w:cs="Times New Roman" w:asciiTheme="minorEastAsia" w:hAnsiTheme="minorEastAsia" w:eastAsiaTheme="minorEastAsia"/>
-                <w:b w:val="0"/>
-                <w:bCs w:val="0"/>
-                <w:kern w:val="2"/>
-                <w:sz w:val="24"/>
-                <w:szCs w:val="24"/>
-                <w:lang w:val="en-US" w:eastAsia="zh-CN" w:bidi="ar-SA"/>
-              </w:rPr>
-              <w:t>阿里巴巴集团</w:t>
-            </w:r>
-          </w:p>
-        </w:tc>
-        <w:tc>
-          <w:tcPr>
-            <w:tcW w:w="0" w:type="auto"/>
-            <w:tcBorders>
-              <w:top w:val="nil"/>
-              <w:left w:val="nil"/>
-              <w:bottom w:val="nil"/>
-              <w:right w:val="single" w:color="auto" w:sz="2" w:space="0"/>
-            </w:tcBorders>
-            <w:shd w:val="clear" w:color="auto" w:fill="auto"/>
-            <w:tcMar>
-              <w:top w:w="120" w:type="dxa"/>
-              <w:left w:w="180" w:type="dxa"/>
-              <w:bottom w:w="120" w:type="dxa"/>
-              <w:right w:w="180" w:type="dxa"/>
-            </w:tcMar>
-            <w:vAlign w:val="center"/>
-          </w:tcPr>
-          <w:p>
-            <w:pPr>
-              <w:keepNext w:val="0"/>
-              <w:keepLines w:val="0"/>
-              <w:widowControl/>
-              <w:suppressLineNumbers w:val="0"/>
-              <w:spacing w:before="0" w:beforeAutospacing="0" w:after="0" w:afterAutospacing="0" w:line="280" w:lineRule="atLeast"/>
-              <w:ind w:left="0" w:right="0" w:firstLine="0"/>
-              <w:jc w:val="left"/>
-              <w:rPr>
-                <w:rFonts w:hint="default" w:cs="Times New Roman" w:asciiTheme="minorEastAsia" w:hAnsiTheme="minorEastAsia" w:eastAsiaTheme="minorEastAsia"/>
-                <w:b w:val="0"/>
-                <w:bCs w:val="0"/>
-                <w:kern w:val="2"/>
-                <w:sz w:val="24"/>
-                <w:szCs w:val="24"/>
-                <w:lang w:val="en-US" w:eastAsia="zh-CN" w:bidi="ar-SA"/>
-              </w:rPr>
-            </w:pPr>
-            <w:r>
-              <w:rPr>
-                <w:rFonts w:hint="default" w:cs="Times New Roman" w:asciiTheme="minorEastAsia" w:hAnsiTheme="minorEastAsia" w:eastAsiaTheme="minorEastAsia"/>
-                <w:b w:val="0"/>
-                <w:bCs w:val="0"/>
-                <w:kern w:val="2"/>
-                <w:sz w:val="24"/>
-                <w:szCs w:val="24"/>
-                <w:lang w:val="en-US" w:eastAsia="zh-CN" w:bidi="ar-SA"/>
-              </w:rPr>
-              <w:t>泰山版</w:t>
-            </w:r>
-          </w:p>
-        </w:tc>
-        <w:tc>
-          <w:tcPr>
-            <w:tcW w:w="0" w:type="auto"/>
-            <w:tcBorders>
-              <w:top w:val="nil"/>
-              <w:left w:val="nil"/>
-              <w:bottom w:val="nil"/>
-              <w:right w:val="single" w:color="auto" w:sz="2" w:space="0"/>
-            </w:tcBorders>
-            <w:shd w:val="clear" w:color="auto" w:fill="auto"/>
-            <w:tcMar>
-              <w:top w:w="120" w:type="dxa"/>
-              <w:left w:w="180" w:type="dxa"/>
-              <w:bottom w:w="120" w:type="dxa"/>
-              <w:right w:w="180" w:type="dxa"/>
-            </w:tcMar>
-            <w:vAlign w:val="center"/>
-          </w:tcPr>
-          <w:p>
-            <w:pPr>
-              <w:keepNext w:val="0"/>
-              <w:keepLines w:val="0"/>
-              <w:widowControl/>
-              <w:suppressLineNumbers w:val="0"/>
-              <w:spacing w:before="0" w:beforeAutospacing="0" w:after="0" w:afterAutospacing="0" w:line="280" w:lineRule="atLeast"/>
-              <w:ind w:left="0" w:right="0" w:firstLine="0"/>
-              <w:jc w:val="left"/>
-              <w:rPr>
-                <w:rFonts w:hint="default" w:cs="Times New Roman" w:asciiTheme="minorEastAsia" w:hAnsiTheme="minorEastAsia" w:eastAsiaTheme="minorEastAsia"/>
-                <w:b w:val="0"/>
-                <w:bCs w:val="0"/>
-                <w:kern w:val="2"/>
-                <w:sz w:val="24"/>
-                <w:szCs w:val="24"/>
-                <w:lang w:val="en-US" w:eastAsia="zh-CN" w:bidi="ar-SA"/>
-              </w:rPr>
-            </w:pPr>
-            <w:r>
-              <w:rPr>
-                <w:rFonts w:hint="default" w:cs="Times New Roman" w:asciiTheme="minorEastAsia" w:hAnsiTheme="minorEastAsia" w:eastAsiaTheme="minorEastAsia"/>
-                <w:b w:val="0"/>
-                <w:bCs w:val="0"/>
-                <w:kern w:val="2"/>
-                <w:sz w:val="24"/>
-                <w:szCs w:val="24"/>
-                <w:lang w:val="en-US" w:eastAsia="zh-CN" w:bidi="ar-SA"/>
-              </w:rPr>
-              <w:t>2023 年</w:t>
-            </w:r>
-          </w:p>
-        </w:tc>
-        <w:tc>
-          <w:tcPr>
-            <w:tcW w:w="2531" w:type="dxa"/>
-            <w:tcBorders>
-              <w:top w:val="nil"/>
-              <w:left w:val="nil"/>
-              <w:bottom w:val="nil"/>
-              <w:right w:val="nil"/>
-            </w:tcBorders>
-            <w:shd w:val="clear" w:color="auto" w:fill="auto"/>
-            <w:tcMar>
-              <w:top w:w="120" w:type="dxa"/>
-              <w:left w:w="180" w:type="dxa"/>
-              <w:bottom w:w="120" w:type="dxa"/>
-              <w:right w:w="180" w:type="dxa"/>
-            </w:tcMar>
-            <w:vAlign w:val="center"/>
-          </w:tcPr>
-          <w:p>
-            <w:pPr>
-              <w:keepNext w:val="0"/>
-              <w:keepLines w:val="0"/>
-              <w:widowControl/>
-              <w:suppressLineNumbers w:val="0"/>
-              <w:spacing w:before="0" w:beforeAutospacing="0" w:after="0" w:afterAutospacing="0" w:line="280" w:lineRule="atLeast"/>
-              <w:ind w:left="0" w:right="0" w:firstLine="0"/>
-              <w:jc w:val="left"/>
-              <w:rPr>
-                <w:rFonts w:hint="default" w:cs="Times New Roman" w:asciiTheme="minorEastAsia" w:hAnsiTheme="minorEastAsia" w:eastAsiaTheme="minorEastAsia"/>
-                <w:b w:val="0"/>
-                <w:bCs w:val="0"/>
-                <w:kern w:val="2"/>
-                <w:sz w:val="24"/>
-                <w:szCs w:val="24"/>
-                <w:lang w:val="en-US" w:eastAsia="zh-CN" w:bidi="ar-SA"/>
-              </w:rPr>
-            </w:pPr>
-            <w:r>
-              <w:rPr>
-                <w:rFonts w:hint="default" w:cs="Times New Roman" w:asciiTheme="minorEastAsia" w:hAnsiTheme="minorEastAsia" w:eastAsiaTheme="minorEastAsia"/>
-                <w:b w:val="0"/>
-                <w:bCs w:val="0"/>
-                <w:kern w:val="2"/>
-                <w:sz w:val="24"/>
-                <w:szCs w:val="24"/>
-                <w:lang w:val="en-US" w:eastAsia="zh-CN" w:bidi="ar-SA"/>
-              </w:rPr>
               <w:t>编码规范、命名标准</w:t>
             </w:r>
           </w:p>
@@ -5505,8 +5499,8 @@
           <w:szCs w:val="24"/>
         </w:rPr>
       </w:pPr>
-      <w:bookmarkStart w:id="25" w:name="_Toc116049865"/>
-      <w:bookmarkStart w:id="26" w:name="_Toc12580"/>
+      <w:bookmarkStart w:id="25" w:name="_Toc12580"/>
+      <w:bookmarkStart w:id="26" w:name="_Toc116049865"/>
       <w:r>
         <w:rPr>
           <w:rFonts w:hint="eastAsia" w:cs="Times New Roman"/>
@@ -5535,7 +5529,7 @@
           <w:szCs w:val="24"/>
           <w:lang w:val="en-US" w:eastAsia="zh-CN"/>
         </w:rPr>
-        <w:t>实现从职位发布、简历投递、智能匹配、面试安排到录用决策的全流程线上化管理，支持多角色协同操作，提升招聘效率与匹配精度，满足企业与求职者的双向需求。核心目标包括：流程线上化、筛选智能化、数据可视化、协作高效化。</w:t>
+        <w:t>实现从职位发布、简历投递、面试安排到录用决策的全流程线上化管理，支持多角色协同操作，提升招聘效率与匹配精度，满足企业与求职者的双向需求。核心目标包括：流程线上化、筛选智能化、数据可视化、协作高效化。</w:t>
       </w:r>
     </w:p>
     <w:p>
@@ -5554,12 +5548,6 @@
         <w:t>2.2运行环境</w:t>
       </w:r>
       <w:bookmarkEnd w:id="27"/>
-      <w:r>
-        <w:rPr>
-          <w:rFonts w:hint="eastAsia" w:cs="Times New Roman"/>
-        </w:rPr>
-        <w:t>（必填）</w:t>
-      </w:r>
       <w:bookmarkEnd w:id="28"/>
     </w:p>
     <w:p>
@@ -5771,7 +5759,7 @@
           <w:szCs w:val="24"/>
           <w:lang w:val="en-US" w:eastAsia="zh-CN" w:bidi="ar-SA"/>
         </w:rPr>
-        <w:t>数据库：MySQL 8.0（主从架构）</w:t>
+        <w:t>数据库：MySQL 8.0</w:t>
       </w:r>
     </w:p>
     <w:p>
@@ -5796,11 +5784,226 @@
           <w:szCs w:val="24"/>
           <w:lang w:val="en-US" w:eastAsia="zh-CN" w:bidi="ar-SA"/>
         </w:rPr>
-        <w:t>缓存服务器：Redis 6.x</w:t>
-      </w:r>
-    </w:p>
-    <w:p>
-      <w:pPr>
+        <w:t>客户端浏览器：Chrome 90+、Edge 90+、Firefox 88+</w:t>
+      </w:r>
+    </w:p>
+    <w:p>
+      <w:pPr>
+        <w:pStyle w:val="3"/>
+        <w:rPr>
+          <w:rFonts w:cs="Times New Roman"/>
+        </w:rPr>
+      </w:pPr>
+      <w:r>
+        <w:rPr>
+          <w:rFonts w:hint="eastAsia" w:cs="Times New Roman"/>
+        </w:rPr>
+        <w:t>2.3开发环境</w:t>
+      </w:r>
+      <w:bookmarkEnd w:id="29"/>
+    </w:p>
+    <w:p>
+      <w:pPr>
+        <w:rPr>
+          <w:rFonts w:hint="default" w:ascii="宋体" w:hAnsi="宋体" w:eastAsia="宋体" w:cs="宋体"/>
+          <w:b w:val="0"/>
+          <w:bCs w:val="0"/>
+          <w:kern w:val="2"/>
+          <w:sz w:val="24"/>
+          <w:szCs w:val="24"/>
+          <w:lang w:val="en-US" w:eastAsia="zh-CN" w:bidi="ar-SA"/>
+        </w:rPr>
+      </w:pPr>
+      <w:bookmarkStart w:id="30" w:name="_Toc7181"/>
+      <w:bookmarkStart w:id="31" w:name="_Toc116049868"/>
+      <w:r>
+        <w:rPr>
+          <w:rFonts w:hint="default" w:ascii="宋体" w:hAnsi="宋体" w:eastAsia="宋体" w:cs="宋体"/>
+          <w:b w:val="0"/>
+          <w:bCs w:val="0"/>
+          <w:kern w:val="2"/>
+          <w:sz w:val="24"/>
+          <w:szCs w:val="24"/>
+          <w:lang w:val="en-US" w:eastAsia="zh-CN" w:bidi="ar-SA"/>
+        </w:rPr>
+        <w:t>2.3.1 硬件平台</w:t>
+      </w:r>
+    </w:p>
+    <w:p>
+      <w:pPr>
+        <w:rPr>
+          <w:rFonts w:hint="default" w:ascii="宋体" w:hAnsi="宋体" w:eastAsia="宋体" w:cs="宋体"/>
+          <w:b w:val="0"/>
+          <w:bCs w:val="0"/>
+          <w:kern w:val="2"/>
+          <w:sz w:val="24"/>
+          <w:szCs w:val="24"/>
+          <w:lang w:val="en-US" w:eastAsia="zh-CN" w:bidi="ar-SA"/>
+        </w:rPr>
+      </w:pPr>
+      <w:r>
+        <w:rPr>
+          <w:rFonts w:hint="default" w:ascii="宋体" w:hAnsi="宋体" w:eastAsia="宋体" w:cs="宋体"/>
+          <w:b w:val="0"/>
+          <w:bCs w:val="0"/>
+          <w:kern w:val="2"/>
+          <w:sz w:val="24"/>
+          <w:szCs w:val="24"/>
+          <w:lang w:val="en-US" w:eastAsia="zh-CN" w:bidi="ar-SA"/>
+        </w:rPr>
+        <w:t>开发机：CPU≥4 核，内存≥8GB，硬盘容量≥256GB</w:t>
+      </w:r>
+    </w:p>
+    <w:p>
+      <w:pPr>
+        <w:rPr>
+          <w:rFonts w:hint="default" w:ascii="宋体" w:hAnsi="宋体" w:eastAsia="宋体" w:cs="宋体"/>
+          <w:b w:val="0"/>
+          <w:bCs w:val="0"/>
+          <w:kern w:val="2"/>
+          <w:sz w:val="24"/>
+          <w:szCs w:val="24"/>
+          <w:lang w:val="en-US" w:eastAsia="zh-CN" w:bidi="ar-SA"/>
+        </w:rPr>
+      </w:pPr>
+      <w:r>
+        <w:rPr>
+          <w:rFonts w:hint="default" w:ascii="宋体" w:hAnsi="宋体" w:eastAsia="宋体" w:cs="宋体"/>
+          <w:b w:val="0"/>
+          <w:bCs w:val="0"/>
+          <w:kern w:val="2"/>
+          <w:sz w:val="24"/>
+          <w:szCs w:val="24"/>
+          <w:lang w:val="en-US" w:eastAsia="zh-CN" w:bidi="ar-SA"/>
+        </w:rPr>
+        <w:t>测试服务器：配置同生产服务器（简化版），CPU≥6 核，内存≥12GB</w:t>
+      </w:r>
+    </w:p>
+    <w:p>
+      <w:pPr>
+        <w:rPr>
+          <w:rFonts w:hint="default" w:ascii="宋体" w:hAnsi="宋体" w:eastAsia="宋体" w:cs="宋体"/>
+          <w:b w:val="0"/>
+          <w:bCs w:val="0"/>
+          <w:kern w:val="2"/>
+          <w:sz w:val="24"/>
+          <w:szCs w:val="24"/>
+          <w:lang w:val="en-US" w:eastAsia="zh-CN" w:bidi="ar-SA"/>
+        </w:rPr>
+      </w:pPr>
+      <w:r>
+        <w:rPr>
+          <w:rFonts w:hint="default" w:ascii="宋体" w:hAnsi="宋体" w:eastAsia="宋体" w:cs="宋体"/>
+          <w:b w:val="0"/>
+          <w:bCs w:val="0"/>
+          <w:kern w:val="2"/>
+          <w:sz w:val="24"/>
+          <w:szCs w:val="24"/>
+          <w:lang w:val="en-US" w:eastAsia="zh-CN" w:bidi="ar-SA"/>
+        </w:rPr>
+        <w:t>2.3.2 软件环境</w:t>
+      </w:r>
+    </w:p>
+    <w:p>
+      <w:pPr>
+        <w:rPr>
+          <w:rFonts w:hint="default" w:ascii="宋体" w:hAnsi="宋体" w:eastAsia="宋体" w:cs="宋体"/>
+          <w:b w:val="0"/>
+          <w:bCs w:val="0"/>
+          <w:kern w:val="2"/>
+          <w:sz w:val="24"/>
+          <w:szCs w:val="24"/>
+          <w:lang w:val="en-US" w:eastAsia="zh-CN" w:bidi="ar-SA"/>
+        </w:rPr>
+      </w:pPr>
+      <w:r>
+        <w:rPr>
+          <w:rFonts w:hint="default" w:ascii="宋体" w:hAnsi="宋体" w:eastAsia="宋体" w:cs="宋体"/>
+          <w:b w:val="0"/>
+          <w:bCs w:val="0"/>
+          <w:kern w:val="2"/>
+          <w:sz w:val="24"/>
+          <w:szCs w:val="24"/>
+          <w:lang w:val="en-US" w:eastAsia="zh-CN" w:bidi="ar-SA"/>
+        </w:rPr>
+        <w:t>操作系统：Windows 10/11、macOS 12+</w:t>
+      </w:r>
+    </w:p>
+    <w:p>
+      <w:pPr>
+        <w:rPr>
+          <w:rFonts w:hint="default" w:ascii="宋体" w:hAnsi="宋体" w:eastAsia="宋体" w:cs="宋体"/>
+          <w:b w:val="0"/>
+          <w:bCs w:val="0"/>
+          <w:kern w:val="2"/>
+          <w:sz w:val="24"/>
+          <w:szCs w:val="24"/>
+          <w:lang w:val="en-US" w:eastAsia="zh-CN" w:bidi="ar-SA"/>
+        </w:rPr>
+      </w:pPr>
+      <w:r>
+        <w:rPr>
+          <w:rFonts w:hint="default" w:ascii="宋体" w:hAnsi="宋体" w:eastAsia="宋体" w:cs="宋体"/>
+          <w:b w:val="0"/>
+          <w:bCs w:val="0"/>
+          <w:kern w:val="2"/>
+          <w:sz w:val="24"/>
+          <w:szCs w:val="24"/>
+          <w:lang w:val="en-US" w:eastAsia="zh-CN" w:bidi="ar-SA"/>
+        </w:rPr>
+        <w:t>开发工具：IntelliJ IDEA Ultimate、Visual Studio Code</w:t>
+      </w:r>
+    </w:p>
+    <w:p>
+      <w:pPr>
+        <w:rPr>
+          <w:rFonts w:hint="default" w:ascii="宋体" w:hAnsi="宋体" w:eastAsia="宋体" w:cs="宋体"/>
+          <w:b w:val="0"/>
+          <w:bCs w:val="0"/>
+          <w:kern w:val="2"/>
+          <w:sz w:val="24"/>
+          <w:szCs w:val="24"/>
+          <w:lang w:val="en-US" w:eastAsia="zh-CN" w:bidi="ar-SA"/>
+        </w:rPr>
+      </w:pPr>
+      <w:r>
+        <w:rPr>
+          <w:rFonts w:hint="default" w:ascii="宋体" w:hAnsi="宋体" w:eastAsia="宋体" w:cs="宋体"/>
+          <w:b w:val="0"/>
+          <w:bCs w:val="0"/>
+          <w:kern w:val="2"/>
+          <w:sz w:val="24"/>
+          <w:szCs w:val="24"/>
+          <w:lang w:val="en-US" w:eastAsia="zh-CN" w:bidi="ar-SA"/>
+        </w:rPr>
+        <w:t>开发框架：Spring Boot 3.x、Vue.js 3.x</w:t>
+      </w:r>
+    </w:p>
+    <w:p>
+      <w:pPr>
+        <w:rPr>
+          <w:rFonts w:hint="default" w:ascii="宋体" w:hAnsi="宋体" w:eastAsia="宋体" w:cs="宋体"/>
+          <w:b w:val="0"/>
+          <w:bCs w:val="0"/>
+          <w:kern w:val="2"/>
+          <w:sz w:val="24"/>
+          <w:szCs w:val="24"/>
+          <w:lang w:val="en-US" w:eastAsia="zh-CN" w:bidi="ar-SA"/>
+        </w:rPr>
+      </w:pPr>
+      <w:r>
+        <w:rPr>
+          <w:rFonts w:hint="default" w:ascii="宋体" w:hAnsi="宋体" w:eastAsia="宋体" w:cs="宋体"/>
+          <w:b w:val="0"/>
+          <w:bCs w:val="0"/>
+          <w:kern w:val="2"/>
+          <w:sz w:val="24"/>
+          <w:szCs w:val="24"/>
+          <w:lang w:val="en-US" w:eastAsia="zh-CN" w:bidi="ar-SA"/>
+        </w:rPr>
+        <w:t>版本控制工具：Git</w:t>
+      </w:r>
+      <w:r>
         <w:rPr>
           <w:rFonts w:hint="eastAsia" w:ascii="宋体" w:hAnsi="宋体" w:eastAsia="宋体" w:cs="宋体"/>
           <w:b w:val="0"/>
@@ -5810,272 +6013,7 @@
           <w:szCs w:val="24"/>
           <w:lang w:val="en-US" w:eastAsia="zh-CN" w:bidi="ar-SA"/>
         </w:rPr>
-      </w:pPr>
-      <w:r>
-        <w:rPr>
-          <w:rFonts w:hint="default" w:ascii="宋体" w:hAnsi="宋体" w:eastAsia="宋体" w:cs="宋体"/>
-          <w:b w:val="0"/>
-          <w:bCs w:val="0"/>
-          <w:kern w:val="2"/>
-          <w:sz w:val="24"/>
-          <w:szCs w:val="24"/>
-          <w:lang w:val="en-US" w:eastAsia="zh-CN" w:bidi="ar-SA"/>
-        </w:rPr>
-        <w:t>客户端浏览器：Chrome 90+、Edge 90+、Firefox 88+</w:t>
-      </w:r>
-    </w:p>
-    <w:p>
-      <w:pPr>
-        <w:rPr>
-          <w:rFonts w:hint="eastAsia" w:ascii="宋体" w:hAnsi="宋体" w:eastAsia="宋体" w:cs="宋体"/>
-          <w:b w:val="0"/>
-          <w:bCs w:val="0"/>
-          <w:kern w:val="2"/>
-          <w:sz w:val="24"/>
-          <w:szCs w:val="24"/>
-          <w:lang w:val="en-US" w:eastAsia="zh-CN" w:bidi="ar-SA"/>
-        </w:rPr>
-      </w:pPr>
-      <w:r>
-        <w:rPr>
-          <w:rFonts w:hint="default" w:ascii="宋体" w:hAnsi="宋体" w:eastAsia="宋体" w:cs="宋体"/>
-          <w:b w:val="0"/>
-          <w:bCs w:val="0"/>
-          <w:kern w:val="2"/>
-          <w:sz w:val="24"/>
-          <w:szCs w:val="24"/>
-          <w:lang w:val="en-US" w:eastAsia="zh-CN" w:bidi="ar-SA"/>
-        </w:rPr>
-        <w:t>第三方服务：MinIO 文件存储服务</w:t>
-      </w:r>
-    </w:p>
-    <w:p>
-      <w:pPr>
-        <w:pStyle w:val="3"/>
-        <w:rPr>
-          <w:rFonts w:cs="Times New Roman"/>
-        </w:rPr>
-      </w:pPr>
-      <w:r>
-        <w:rPr>
-          <w:rFonts w:hint="eastAsia" w:cs="Times New Roman"/>
-        </w:rPr>
-        <w:t>2.3开发环境（必填）</w:t>
-      </w:r>
-      <w:bookmarkEnd w:id="29"/>
-    </w:p>
-    <w:p>
-      <w:pPr>
-        <w:rPr>
-          <w:rFonts w:hint="default" w:ascii="宋体" w:hAnsi="宋体" w:eastAsia="宋体" w:cs="宋体"/>
-          <w:b w:val="0"/>
-          <w:bCs w:val="0"/>
-          <w:kern w:val="2"/>
-          <w:sz w:val="24"/>
-          <w:szCs w:val="24"/>
-          <w:lang w:val="en-US" w:eastAsia="zh-CN" w:bidi="ar-SA"/>
-        </w:rPr>
-      </w:pPr>
-      <w:bookmarkStart w:id="30" w:name="_Toc116049868"/>
-      <w:bookmarkStart w:id="31" w:name="_Toc7181"/>
-      <w:r>
-        <w:rPr>
-          <w:rFonts w:hint="default" w:ascii="宋体" w:hAnsi="宋体" w:eastAsia="宋体" w:cs="宋体"/>
-          <w:b w:val="0"/>
-          <w:bCs w:val="0"/>
-          <w:kern w:val="2"/>
-          <w:sz w:val="24"/>
-          <w:szCs w:val="24"/>
-          <w:lang w:val="en-US" w:eastAsia="zh-CN" w:bidi="ar-SA"/>
-        </w:rPr>
-        <w:t>2.3.1 硬件平台</w:t>
-      </w:r>
-    </w:p>
-    <w:p>
-      <w:pPr>
-        <w:rPr>
-          <w:rFonts w:hint="default" w:ascii="宋体" w:hAnsi="宋体" w:eastAsia="宋体" w:cs="宋体"/>
-          <w:b w:val="0"/>
-          <w:bCs w:val="0"/>
-          <w:kern w:val="2"/>
-          <w:sz w:val="24"/>
-          <w:szCs w:val="24"/>
-          <w:lang w:val="en-US" w:eastAsia="zh-CN" w:bidi="ar-SA"/>
-        </w:rPr>
-      </w:pPr>
-      <w:r>
-        <w:rPr>
-          <w:rFonts w:hint="default" w:ascii="宋体" w:hAnsi="宋体" w:eastAsia="宋体" w:cs="宋体"/>
-          <w:b w:val="0"/>
-          <w:bCs w:val="0"/>
-          <w:kern w:val="2"/>
-          <w:sz w:val="24"/>
-          <w:szCs w:val="24"/>
-          <w:lang w:val="en-US" w:eastAsia="zh-CN" w:bidi="ar-SA"/>
-        </w:rPr>
-        <w:t>开发机：CPU≥4 核，内存≥8GB，硬盘容量≥256GB</w:t>
-      </w:r>
-    </w:p>
-    <w:p>
-      <w:pPr>
-        <w:rPr>
-          <w:rFonts w:hint="default" w:ascii="宋体" w:hAnsi="宋体" w:eastAsia="宋体" w:cs="宋体"/>
-          <w:b w:val="0"/>
-          <w:bCs w:val="0"/>
-          <w:kern w:val="2"/>
-          <w:sz w:val="24"/>
-          <w:szCs w:val="24"/>
-          <w:lang w:val="en-US" w:eastAsia="zh-CN" w:bidi="ar-SA"/>
-        </w:rPr>
-      </w:pPr>
-      <w:r>
-        <w:rPr>
-          <w:rFonts w:hint="default" w:ascii="宋体" w:hAnsi="宋体" w:eastAsia="宋体" w:cs="宋体"/>
-          <w:b w:val="0"/>
-          <w:bCs w:val="0"/>
-          <w:kern w:val="2"/>
-          <w:sz w:val="24"/>
-          <w:szCs w:val="24"/>
-          <w:lang w:val="en-US" w:eastAsia="zh-CN" w:bidi="ar-SA"/>
-        </w:rPr>
-        <w:t>测试服务器：配置同生产服务器（简化版），CPU≥6 核，内存≥12GB</w:t>
-      </w:r>
-    </w:p>
-    <w:p>
-      <w:pPr>
-        <w:rPr>
-          <w:rFonts w:hint="default" w:ascii="宋体" w:hAnsi="宋体" w:eastAsia="宋体" w:cs="宋体"/>
-          <w:b w:val="0"/>
-          <w:bCs w:val="0"/>
-          <w:kern w:val="2"/>
-          <w:sz w:val="24"/>
-          <w:szCs w:val="24"/>
-          <w:lang w:val="en-US" w:eastAsia="zh-CN" w:bidi="ar-SA"/>
-        </w:rPr>
-      </w:pPr>
-      <w:r>
-        <w:rPr>
-          <w:rFonts w:hint="default" w:ascii="宋体" w:hAnsi="宋体" w:eastAsia="宋体" w:cs="宋体"/>
-          <w:b w:val="0"/>
-          <w:bCs w:val="0"/>
-          <w:kern w:val="2"/>
-          <w:sz w:val="24"/>
-          <w:szCs w:val="24"/>
-          <w:lang w:val="en-US" w:eastAsia="zh-CN" w:bidi="ar-SA"/>
-        </w:rPr>
-        <w:t>2.3.2 软件环境</w:t>
-      </w:r>
-    </w:p>
-    <w:p>
-      <w:pPr>
-        <w:rPr>
-          <w:rFonts w:hint="default" w:ascii="宋体" w:hAnsi="宋体" w:eastAsia="宋体" w:cs="宋体"/>
-          <w:b w:val="0"/>
-          <w:bCs w:val="0"/>
-          <w:kern w:val="2"/>
-          <w:sz w:val="24"/>
-          <w:szCs w:val="24"/>
-          <w:lang w:val="en-US" w:eastAsia="zh-CN" w:bidi="ar-SA"/>
-        </w:rPr>
-      </w:pPr>
-      <w:r>
-        <w:rPr>
-          <w:rFonts w:hint="default" w:ascii="宋体" w:hAnsi="宋体" w:eastAsia="宋体" w:cs="宋体"/>
-          <w:b w:val="0"/>
-          <w:bCs w:val="0"/>
-          <w:kern w:val="2"/>
-          <w:sz w:val="24"/>
-          <w:szCs w:val="24"/>
-          <w:lang w:val="en-US" w:eastAsia="zh-CN" w:bidi="ar-SA"/>
-        </w:rPr>
-        <w:t>操作系统：Windows 10/11、macOS 12+</w:t>
-      </w:r>
-    </w:p>
-    <w:p>
-      <w:pPr>
-        <w:rPr>
-          <w:rFonts w:hint="default" w:ascii="宋体" w:hAnsi="宋体" w:eastAsia="宋体" w:cs="宋体"/>
-          <w:b w:val="0"/>
-          <w:bCs w:val="0"/>
-          <w:kern w:val="2"/>
-          <w:sz w:val="24"/>
-          <w:szCs w:val="24"/>
-          <w:lang w:val="en-US" w:eastAsia="zh-CN" w:bidi="ar-SA"/>
-        </w:rPr>
-      </w:pPr>
-      <w:r>
-        <w:rPr>
-          <w:rFonts w:hint="default" w:ascii="宋体" w:hAnsi="宋体" w:eastAsia="宋体" w:cs="宋体"/>
-          <w:b w:val="0"/>
-          <w:bCs w:val="0"/>
-          <w:kern w:val="2"/>
-          <w:sz w:val="24"/>
-          <w:szCs w:val="24"/>
-          <w:lang w:val="en-US" w:eastAsia="zh-CN" w:bidi="ar-SA"/>
-        </w:rPr>
-        <w:t>开发工具：IntelliJ IDEA Ultimate、Visual Studio Code</w:t>
-      </w:r>
-    </w:p>
-    <w:p>
-      <w:pPr>
-        <w:rPr>
-          <w:rFonts w:hint="default" w:ascii="宋体" w:hAnsi="宋体" w:eastAsia="宋体" w:cs="宋体"/>
-          <w:b w:val="0"/>
-          <w:bCs w:val="0"/>
-          <w:kern w:val="2"/>
-          <w:sz w:val="24"/>
-          <w:szCs w:val="24"/>
-          <w:lang w:val="en-US" w:eastAsia="zh-CN" w:bidi="ar-SA"/>
-        </w:rPr>
-      </w:pPr>
-      <w:r>
-        <w:rPr>
-          <w:rFonts w:hint="default" w:ascii="宋体" w:hAnsi="宋体" w:eastAsia="宋体" w:cs="宋体"/>
-          <w:b w:val="0"/>
-          <w:bCs w:val="0"/>
-          <w:kern w:val="2"/>
-          <w:sz w:val="24"/>
-          <w:szCs w:val="24"/>
-          <w:lang w:val="en-US" w:eastAsia="zh-CN" w:bidi="ar-SA"/>
-        </w:rPr>
-        <w:t>开发框架：Spring Boot 3.x、Vue.js 3.x</w:t>
-      </w:r>
-    </w:p>
-    <w:p>
-      <w:pPr>
-        <w:rPr>
-          <w:rFonts w:hint="default" w:ascii="宋体" w:hAnsi="宋体" w:eastAsia="宋体" w:cs="宋体"/>
-          <w:b w:val="0"/>
-          <w:bCs w:val="0"/>
-          <w:kern w:val="2"/>
-          <w:sz w:val="24"/>
-          <w:szCs w:val="24"/>
-          <w:lang w:val="en-US" w:eastAsia="zh-CN" w:bidi="ar-SA"/>
-        </w:rPr>
-      </w:pPr>
-      <w:r>
-        <w:rPr>
-          <w:rFonts w:hint="default" w:ascii="宋体" w:hAnsi="宋体" w:eastAsia="宋体" w:cs="宋体"/>
-          <w:b w:val="0"/>
-          <w:bCs w:val="0"/>
-          <w:kern w:val="2"/>
-          <w:sz w:val="24"/>
-          <w:szCs w:val="24"/>
-          <w:lang w:val="en-US" w:eastAsia="zh-CN" w:bidi="ar-SA"/>
-        </w:rPr>
-        <w:t>版本控制工具：Git</w:t>
-      </w:r>
-      <w:r>
-        <w:rPr>
-          <w:rFonts w:hint="eastAsia" w:ascii="宋体" w:hAnsi="宋体" w:eastAsia="宋体" w:cs="宋体"/>
-          <w:b w:val="0"/>
-          <w:bCs w:val="0"/>
-          <w:kern w:val="2"/>
-          <w:sz w:val="24"/>
-          <w:szCs w:val="24"/>
-          <w:lang w:val="en-US" w:eastAsia="zh-CN" w:bidi="ar-SA"/>
-        </w:rPr>
-        <w:t>hub</w:t>
+        <w:t>Hub</w:t>
       </w:r>
     </w:p>
     <w:p>
@@ -6245,7 +6183,7 @@
           <w:szCs w:val="24"/>
           <w:lang w:val="en-US" w:eastAsia="zh-CN" w:bidi="ar-SA"/>
         </w:rPr>
-        <w:t>求职者服务：简历管理、职位搜索与匹配、职位申请、状态跟踪</w:t>
+        <w:t>求职者服务：简历管理、职位搜索、职位申请、状态跟踪</w:t>
       </w:r>
     </w:p>
     <w:p>
@@ -6439,8 +6377,8 @@
           <w:lang w:val="en-US" w:eastAsia="zh-CN" w:bidi="ar-SA"/>
         </w:rPr>
       </w:pPr>
-      <w:bookmarkStart w:id="34" w:name="_Toc20227"/>
-      <w:bookmarkStart w:id="35" w:name="_Toc116049870"/>
+      <w:bookmarkStart w:id="34" w:name="_Toc116049870"/>
+      <w:bookmarkStart w:id="35" w:name="_Toc20227"/>
       <w:r>
         <w:rPr>
           <w:rFonts w:hint="default" w:ascii="宋体" w:hAnsi="宋体" w:eastAsia="宋体" w:cs="宋体"/>
@@ -6552,8 +6490,8 @@
           <w:rFonts w:cs="Times New Roman"/>
         </w:rPr>
       </w:pPr>
-      <w:bookmarkStart w:id="36" w:name="_Toc116049871"/>
-      <w:bookmarkStart w:id="37" w:name="_Toc30407"/>
+      <w:bookmarkStart w:id="36" w:name="_Toc30407"/>
+      <w:bookmarkStart w:id="37" w:name="_Toc116049871"/>
       <w:r>
         <w:rPr>
           <w:rFonts w:hint="eastAsia" w:cs="Times New Roman"/>
@@ -6704,12 +6642,6 @@
         <w:t>3.2系统总体功能结构</w:t>
       </w:r>
       <w:bookmarkEnd w:id="38"/>
-      <w:r>
-        <w:rPr>
-          <w:rFonts w:hint="eastAsia" w:cs="Times New Roman"/>
-        </w:rPr>
-        <w:t>（必填）</w:t>
-      </w:r>
       <w:bookmarkEnd w:id="39"/>
     </w:p>
     <w:p>
@@ -7359,8 +7291,6 @@
         <w:t>需求描述</w:t>
       </w:r>
       <w:bookmarkEnd w:id="41"/>
-      <w:bookmarkStart w:id="72" w:name="_GoBack"/>
-      <w:bookmarkEnd w:id="72"/>
     </w:p>
     <w:p>
       <w:pPr>
@@ -7938,8 +7868,8 @@
           <w:lang w:val="en-US" w:eastAsia="zh-CN" w:bidi="ar-SA"/>
         </w:rPr>
       </w:pPr>
-      <w:bookmarkStart w:id="43" w:name="_Toc116049875"/>
-      <w:bookmarkStart w:id="44" w:name="_Toc6143"/>
+      <w:bookmarkStart w:id="43" w:name="_Toc6143"/>
+      <w:bookmarkStart w:id="44" w:name="_Toc116049875"/>
       <w:r>
         <w:rPr>
           <w:rFonts w:hint="default" w:ascii="宋体" w:hAnsi="宋体" w:eastAsia="宋体" w:cs="宋体"/>
@@ -8285,31 +8215,6 @@
           <w:szCs w:val="24"/>
           <w:lang w:val="en-US" w:eastAsia="zh-CN" w:bidi="ar-SA"/>
         </w:rPr>
-        <w:t>通知接口：与 SMTP 邮件服务器、短信服务提供商对接，实现消息推送</w:t>
-      </w:r>
-    </w:p>
-    <w:p>
-      <w:pPr>
-        <w:rPr>
-          <w:rFonts w:hint="default" w:ascii="宋体" w:hAnsi="宋体" w:eastAsia="宋体" w:cs="宋体"/>
-          <w:b w:val="0"/>
-          <w:bCs w:val="0"/>
-          <w:kern w:val="2"/>
-          <w:sz w:val="24"/>
-          <w:szCs w:val="24"/>
-          <w:lang w:val="en-US" w:eastAsia="zh-CN" w:bidi="ar-SA"/>
-        </w:rPr>
-      </w:pPr>
-      <w:r>
-        <w:rPr>
-          <w:rFonts w:hint="default" w:ascii="宋体" w:hAnsi="宋体" w:eastAsia="宋体" w:cs="宋体"/>
-          <w:b w:val="0"/>
-          <w:bCs w:val="0"/>
-          <w:kern w:val="2"/>
-          <w:sz w:val="24"/>
-          <w:szCs w:val="24"/>
-          <w:lang w:val="en-US" w:eastAsia="zh-CN" w:bidi="ar-SA"/>
-        </w:rPr>
         <w:t>4.1.2 软件接口</w:t>
       </w:r>
     </w:p>
@@ -8340,88 +8245,13 @@
     </w:p>
     <w:p>
       <w:pPr>
-        <w:rPr>
-          <w:rFonts w:hint="default" w:ascii="宋体" w:hAnsi="宋体" w:eastAsia="宋体" w:cs="宋体"/>
-          <w:b w:val="0"/>
-          <w:bCs w:val="0"/>
-          <w:kern w:val="2"/>
-          <w:sz w:val="24"/>
-          <w:szCs w:val="24"/>
-          <w:lang w:val="en-US" w:eastAsia="zh-CN" w:bidi="ar-SA"/>
-        </w:rPr>
-      </w:pPr>
-      <w:r>
-        <w:rPr>
-          <w:rFonts w:hint="default" w:ascii="宋体" w:hAnsi="宋体" w:eastAsia="宋体" w:cs="宋体"/>
-          <w:b w:val="0"/>
-          <w:bCs w:val="0"/>
-          <w:kern w:val="2"/>
-          <w:sz w:val="24"/>
-          <w:szCs w:val="24"/>
-          <w:lang w:val="en-US" w:eastAsia="zh-CN" w:bidi="ar-SA"/>
-        </w:rPr>
-        <w:t>缓存接口：通过 Redis 客户端与 Redis 缓存交互</w:t>
-      </w:r>
-    </w:p>
-    <w:p>
-      <w:pPr>
-        <w:rPr>
-          <w:rFonts w:hint="default" w:ascii="宋体" w:hAnsi="宋体" w:eastAsia="宋体" w:cs="宋体"/>
-          <w:b w:val="0"/>
-          <w:bCs w:val="0"/>
-          <w:kern w:val="2"/>
-          <w:sz w:val="24"/>
-          <w:szCs w:val="24"/>
-          <w:lang w:val="en-US" w:eastAsia="zh-CN" w:bidi="ar-SA"/>
-        </w:rPr>
-      </w:pPr>
-      <w:r>
-        <w:rPr>
-          <w:rFonts w:hint="default" w:ascii="宋体" w:hAnsi="宋体" w:eastAsia="宋体" w:cs="宋体"/>
-          <w:b w:val="0"/>
-          <w:bCs w:val="0"/>
-          <w:kern w:val="2"/>
-          <w:sz w:val="24"/>
-          <w:szCs w:val="24"/>
-          <w:lang w:val="en-US" w:eastAsia="zh-CN" w:bidi="ar-SA"/>
-        </w:rPr>
-        <w:t>搜索引擎接口：通过 Elasticsearch 客户端实现检索与匹配</w:t>
-      </w:r>
-    </w:p>
-    <w:p>
-      <w:pPr>
-        <w:rPr>
-          <w:rFonts w:hint="default" w:ascii="宋体" w:hAnsi="宋体" w:eastAsia="宋体" w:cs="宋体"/>
-          <w:b w:val="0"/>
-          <w:bCs w:val="0"/>
-          <w:kern w:val="2"/>
-          <w:sz w:val="24"/>
-          <w:szCs w:val="24"/>
-          <w:lang w:val="en-US" w:eastAsia="zh-CN" w:bidi="ar-SA"/>
-        </w:rPr>
-      </w:pPr>
-      <w:r>
-        <w:rPr>
-          <w:rFonts w:hint="default" w:ascii="宋体" w:hAnsi="宋体" w:eastAsia="宋体" w:cs="宋体"/>
-          <w:b w:val="0"/>
-          <w:bCs w:val="0"/>
-          <w:kern w:val="2"/>
-          <w:sz w:val="24"/>
-          <w:szCs w:val="24"/>
-          <w:lang w:val="en-US" w:eastAsia="zh-CN" w:bidi="ar-SA"/>
-        </w:rPr>
-        <w:t>文件存储接口：与 MinIO 对接，实现文件上传下载</w:t>
-      </w:r>
-    </w:p>
-    <w:p>
-      <w:pPr>
         <w:pStyle w:val="3"/>
       </w:pPr>
       <w:r>
         <w:rPr>
           <w:rFonts w:hint="eastAsia"/>
         </w:rPr>
-        <w:t>4.2内部接口（必填）</w:t>
+        <w:t>4.2内部接口</w:t>
       </w:r>
       <w:bookmarkEnd w:id="47"/>
     </w:p>
@@ -8473,10 +8303,10 @@
         </w:tblCellMar>
       </w:tblPr>
       <w:tblGrid>
-        <w:gridCol w:w="2215"/>
-        <w:gridCol w:w="1676"/>
-        <w:gridCol w:w="2455"/>
-        <w:gridCol w:w="2320"/>
+        <w:gridCol w:w="2314"/>
+        <w:gridCol w:w="1743"/>
+        <w:gridCol w:w="2340"/>
+        <w:gridCol w:w="2269"/>
       </w:tblGrid>
       <w:tr>
         <w:tblPrEx>
@@ -8734,7 +8564,31 @@
                 <w:szCs w:val="24"/>
                 <w:lang w:val="en-US" w:eastAsia="zh-CN" w:bidi="ar-SA"/>
               </w:rPr>
-              <w:t>求职者服务→智能匹配模块</w:t>
+              <w:t>求职者服务→</w:t>
+            </w:r>
+            <w:r>
+              <w:rPr>
+                <w:rFonts w:hint="eastAsia" w:ascii="宋体" w:hAnsi="宋体" w:eastAsia="宋体" w:cs="宋体"/>
+                <w:b w:val="0"/>
+                <w:bCs w:val="0"/>
+                <w:kern w:val="2"/>
+                <w:sz w:val="24"/>
+                <w:szCs w:val="24"/>
+                <w:lang w:val="en-US" w:eastAsia="zh-CN" w:bidi="ar-SA"/>
+              </w:rPr>
+              <w:t>面试管理</w:t>
+            </w:r>
+            <w:r>
+              <w:rPr>
+                <w:rFonts w:hint="default" w:ascii="宋体" w:hAnsi="宋体" w:eastAsia="宋体" w:cs="宋体"/>
+                <w:b w:val="0"/>
+                <w:bCs w:val="0"/>
+                <w:kern w:val="2"/>
+                <w:sz w:val="24"/>
+                <w:szCs w:val="24"/>
+                <w:lang w:val="en-US" w:eastAsia="zh-CN" w:bidi="ar-SA"/>
+              </w:rPr>
+              <w:t>模块</w:t>
             </w:r>
           </w:p>
         </w:tc>
@@ -8778,7 +8632,31 @@
                 <w:szCs w:val="24"/>
                 <w:lang w:val="en-US" w:eastAsia="zh-CN" w:bidi="ar-SA"/>
               </w:rPr>
-              <w:t>简历解析接口</w:t>
+              <w:t>简历</w:t>
+            </w:r>
+            <w:r>
+              <w:rPr>
+                <w:rFonts w:hint="eastAsia" w:ascii="宋体" w:hAnsi="宋体" w:eastAsia="宋体" w:cs="宋体"/>
+                <w:b w:val="0"/>
+                <w:bCs w:val="0"/>
+                <w:kern w:val="2"/>
+                <w:sz w:val="24"/>
+                <w:szCs w:val="24"/>
+                <w:lang w:val="en-US" w:eastAsia="zh-CN" w:bidi="ar-SA"/>
+              </w:rPr>
+              <w:t>上传</w:t>
+            </w:r>
+            <w:r>
+              <w:rPr>
+                <w:rFonts w:hint="default" w:ascii="宋体" w:hAnsi="宋体" w:eastAsia="宋体" w:cs="宋体"/>
+                <w:b w:val="0"/>
+                <w:bCs w:val="0"/>
+                <w:kern w:val="2"/>
+                <w:sz w:val="24"/>
+                <w:szCs w:val="24"/>
+                <w:lang w:val="en-US" w:eastAsia="zh-CN" w:bidi="ar-SA"/>
+              </w:rPr>
+              <w:t>接口</w:t>
             </w:r>
           </w:p>
         </w:tc>
@@ -8814,15 +8692,15 @@
             </w:pPr>
             <w:r>
               <w:rPr>
-                <w:rFonts w:hint="default" w:ascii="宋体" w:hAnsi="宋体" w:eastAsia="宋体" w:cs="宋体"/>
-                <w:b w:val="0"/>
-                <w:bCs w:val="0"/>
-                <w:kern w:val="2"/>
-                <w:sz w:val="24"/>
-                <w:szCs w:val="24"/>
-                <w:lang w:val="en-US" w:eastAsia="zh-CN" w:bidi="ar-SA"/>
-              </w:rPr>
-              <w:t>简历 ID、简历文件</w:t>
+                <w:rFonts w:hint="eastAsia" w:ascii="宋体" w:hAnsi="宋体" w:eastAsia="宋体" w:cs="宋体"/>
+                <w:b w:val="0"/>
+                <w:bCs w:val="0"/>
+                <w:kern w:val="2"/>
+                <w:sz w:val="24"/>
+                <w:szCs w:val="24"/>
+                <w:lang w:val="en-US" w:eastAsia="zh-CN" w:bidi="ar-SA"/>
+              </w:rPr>
+              <w:t>简历信息</w:t>
             </w:r>
           </w:p>
         </w:tc>
@@ -8867,6 +8745,430 @@
                 <w:lang w:val="en-US" w:eastAsia="zh-CN" w:bidi="ar-SA"/>
               </w:rPr>
               <w:t>结构化简历数据、解析结果</w:t>
+            </w:r>
+          </w:p>
+        </w:tc>
+      </w:tr>
+      <w:tr>
+        <w:tblPrEx>
+          <w:tblBorders>
+            <w:top w:val="single" w:color="auto" w:sz="2" w:space="0"/>
+            <w:left w:val="single" w:color="auto" w:sz="2" w:space="0"/>
+            <w:bottom w:val="single" w:color="auto" w:sz="2" w:space="0"/>
+            <w:right w:val="single" w:color="auto" w:sz="2" w:space="0"/>
+            <w:insideH w:val="none" w:color="auto" w:sz="0" w:space="0"/>
+            <w:insideV w:val="none" w:color="auto" w:sz="0" w:space="0"/>
+          </w:tblBorders>
+          <w:tblCellMar>
+            <w:top w:w="0" w:type="dxa"/>
+            <w:left w:w="0" w:type="dxa"/>
+            <w:bottom w:w="0" w:type="dxa"/>
+            <w:right w:w="0" w:type="dxa"/>
+          </w:tblCellMar>
+        </w:tblPrEx>
+        <w:tc>
+          <w:tcPr>
+            <w:tcW w:w="0" w:type="auto"/>
+            <w:tcBorders>
+              <w:top w:val="nil"/>
+              <w:left w:val="nil"/>
+              <w:bottom w:val="nil"/>
+              <w:right w:val="single" w:color="auto" w:sz="2" w:space="0"/>
+            </w:tcBorders>
+            <w:shd w:val="clear" w:color="auto" w:fill="auto"/>
+            <w:tcMar>
+              <w:top w:w="120" w:type="dxa"/>
+              <w:left w:w="180" w:type="dxa"/>
+              <w:bottom w:w="120" w:type="dxa"/>
+              <w:right w:w="180" w:type="dxa"/>
+            </w:tcMar>
+            <w:vAlign w:val="center"/>
+          </w:tcPr>
+          <w:p>
+            <w:pPr>
+              <w:rPr>
+                <w:rFonts w:hint="default" w:ascii="宋体" w:hAnsi="宋体" w:eastAsia="宋体" w:cs="宋体"/>
+                <w:b w:val="0"/>
+                <w:bCs w:val="0"/>
+                <w:kern w:val="2"/>
+                <w:sz w:val="24"/>
+                <w:szCs w:val="24"/>
+                <w:lang w:val="en-US" w:eastAsia="zh-CN" w:bidi="ar-SA"/>
+              </w:rPr>
+            </w:pPr>
+            <w:r>
+              <w:rPr>
+                <w:rFonts w:hint="default" w:ascii="宋体" w:hAnsi="宋体" w:eastAsia="宋体" w:cs="宋体"/>
+                <w:b w:val="0"/>
+                <w:bCs w:val="0"/>
+                <w:kern w:val="2"/>
+                <w:sz w:val="24"/>
+                <w:szCs w:val="24"/>
+                <w:lang w:val="en-US" w:eastAsia="zh-CN" w:bidi="ar-SA"/>
+              </w:rPr>
+              <w:t>企业招聘模块→</w:t>
+            </w:r>
+            <w:r>
+              <w:rPr>
+                <w:rFonts w:hint="eastAsia" w:ascii="宋体" w:hAnsi="宋体" w:eastAsia="宋体" w:cs="宋体"/>
+                <w:b w:val="0"/>
+                <w:bCs w:val="0"/>
+                <w:kern w:val="2"/>
+                <w:sz w:val="24"/>
+                <w:szCs w:val="24"/>
+                <w:lang w:val="en-US" w:eastAsia="zh-CN" w:bidi="ar-SA"/>
+              </w:rPr>
+              <w:t>面试管理</w:t>
+            </w:r>
+            <w:r>
+              <w:rPr>
+                <w:rFonts w:hint="default" w:ascii="宋体" w:hAnsi="宋体" w:eastAsia="宋体" w:cs="宋体"/>
+                <w:b w:val="0"/>
+                <w:bCs w:val="0"/>
+                <w:kern w:val="2"/>
+                <w:sz w:val="24"/>
+                <w:szCs w:val="24"/>
+                <w:lang w:val="en-US" w:eastAsia="zh-CN" w:bidi="ar-SA"/>
+              </w:rPr>
+              <w:t>模块</w:t>
+            </w:r>
+          </w:p>
+        </w:tc>
+        <w:tc>
+          <w:tcPr>
+            <w:tcW w:w="0" w:type="auto"/>
+            <w:tcBorders>
+              <w:top w:val="nil"/>
+              <w:left w:val="nil"/>
+              <w:bottom w:val="nil"/>
+              <w:right w:val="single" w:color="auto" w:sz="2" w:space="0"/>
+            </w:tcBorders>
+            <w:shd w:val="clear" w:color="auto" w:fill="auto"/>
+            <w:tcMar>
+              <w:top w:w="120" w:type="dxa"/>
+              <w:left w:w="180" w:type="dxa"/>
+              <w:bottom w:w="120" w:type="dxa"/>
+              <w:right w:w="180" w:type="dxa"/>
+            </w:tcMar>
+            <w:vAlign w:val="center"/>
+          </w:tcPr>
+          <w:p>
+            <w:pPr>
+              <w:rPr>
+                <w:rFonts w:hint="default" w:ascii="宋体" w:hAnsi="宋体" w:eastAsia="宋体" w:cs="宋体"/>
+                <w:b w:val="0"/>
+                <w:bCs w:val="0"/>
+                <w:kern w:val="2"/>
+                <w:sz w:val="24"/>
+                <w:szCs w:val="24"/>
+                <w:lang w:val="en-US" w:eastAsia="zh-CN" w:bidi="ar-SA"/>
+              </w:rPr>
+            </w:pPr>
+            <w:r>
+              <w:rPr>
+                <w:rFonts w:hint="default" w:ascii="宋体" w:hAnsi="宋体" w:eastAsia="宋体" w:cs="宋体"/>
+                <w:b w:val="0"/>
+                <w:bCs w:val="0"/>
+                <w:kern w:val="2"/>
+                <w:sz w:val="24"/>
+                <w:szCs w:val="24"/>
+                <w:lang w:val="en-US" w:eastAsia="zh-CN" w:bidi="ar-SA"/>
+              </w:rPr>
+              <w:t>职位关键词提取接口</w:t>
+            </w:r>
+          </w:p>
+        </w:tc>
+        <w:tc>
+          <w:tcPr>
+            <w:tcW w:w="0" w:type="auto"/>
+            <w:tcBorders>
+              <w:top w:val="nil"/>
+              <w:left w:val="nil"/>
+              <w:bottom w:val="nil"/>
+              <w:right w:val="single" w:color="auto" w:sz="2" w:space="0"/>
+            </w:tcBorders>
+            <w:shd w:val="clear" w:color="auto" w:fill="auto"/>
+            <w:tcMar>
+              <w:top w:w="120" w:type="dxa"/>
+              <w:left w:w="180" w:type="dxa"/>
+              <w:bottom w:w="120" w:type="dxa"/>
+              <w:right w:w="180" w:type="dxa"/>
+            </w:tcMar>
+            <w:vAlign w:val="center"/>
+          </w:tcPr>
+          <w:p>
+            <w:pPr>
+              <w:rPr>
+                <w:rFonts w:hint="default" w:ascii="宋体" w:hAnsi="宋体" w:eastAsia="宋体" w:cs="宋体"/>
+                <w:b w:val="0"/>
+                <w:bCs w:val="0"/>
+                <w:kern w:val="2"/>
+                <w:sz w:val="24"/>
+                <w:szCs w:val="24"/>
+                <w:lang w:val="en-US" w:eastAsia="zh-CN" w:bidi="ar-SA"/>
+              </w:rPr>
+            </w:pPr>
+            <w:r>
+              <w:rPr>
+                <w:rFonts w:hint="default" w:ascii="宋体" w:hAnsi="宋体" w:eastAsia="宋体" w:cs="宋体"/>
+                <w:b w:val="0"/>
+                <w:bCs w:val="0"/>
+                <w:kern w:val="2"/>
+                <w:sz w:val="24"/>
+                <w:szCs w:val="24"/>
+                <w:lang w:val="en-US" w:eastAsia="zh-CN" w:bidi="ar-SA"/>
+              </w:rPr>
+              <w:t>职位信息</w:t>
+            </w:r>
+          </w:p>
+        </w:tc>
+        <w:tc>
+          <w:tcPr>
+            <w:tcW w:w="0" w:type="auto"/>
+            <w:tcBorders>
+              <w:top w:val="nil"/>
+              <w:left w:val="nil"/>
+              <w:bottom w:val="nil"/>
+              <w:right w:val="nil"/>
+            </w:tcBorders>
+            <w:shd w:val="clear" w:color="auto" w:fill="auto"/>
+            <w:tcMar>
+              <w:top w:w="120" w:type="dxa"/>
+              <w:left w:w="180" w:type="dxa"/>
+              <w:bottom w:w="120" w:type="dxa"/>
+              <w:right w:w="180" w:type="dxa"/>
+            </w:tcMar>
+            <w:vAlign w:val="center"/>
+          </w:tcPr>
+          <w:p>
+            <w:pPr>
+              <w:rPr>
+                <w:rFonts w:hint="default" w:ascii="宋体" w:hAnsi="宋体" w:eastAsia="宋体" w:cs="宋体"/>
+                <w:b w:val="0"/>
+                <w:bCs w:val="0"/>
+                <w:kern w:val="2"/>
+                <w:sz w:val="24"/>
+                <w:szCs w:val="24"/>
+                <w:lang w:val="en-US" w:eastAsia="zh-CN" w:bidi="ar-SA"/>
+              </w:rPr>
+            </w:pPr>
+            <w:r>
+              <w:rPr>
+                <w:rFonts w:hint="default" w:ascii="宋体" w:hAnsi="宋体" w:eastAsia="宋体" w:cs="宋体"/>
+                <w:b w:val="0"/>
+                <w:bCs w:val="0"/>
+                <w:kern w:val="2"/>
+                <w:sz w:val="24"/>
+                <w:szCs w:val="24"/>
+                <w:lang w:val="en-US" w:eastAsia="zh-CN" w:bidi="ar-SA"/>
+              </w:rPr>
+              <w:t>职位核心关键词、匹配规则</w:t>
+            </w:r>
+          </w:p>
+        </w:tc>
+      </w:tr>
+      <w:tr>
+        <w:tblPrEx>
+          <w:tblBorders>
+            <w:top w:val="single" w:color="auto" w:sz="2" w:space="0"/>
+            <w:left w:val="single" w:color="auto" w:sz="2" w:space="0"/>
+            <w:bottom w:val="single" w:color="auto" w:sz="2" w:space="0"/>
+            <w:right w:val="single" w:color="auto" w:sz="2" w:space="0"/>
+            <w:insideH w:val="none" w:color="auto" w:sz="0" w:space="0"/>
+            <w:insideV w:val="none" w:color="auto" w:sz="0" w:space="0"/>
+          </w:tblBorders>
+          <w:tblCellMar>
+            <w:top w:w="0" w:type="dxa"/>
+            <w:left w:w="0" w:type="dxa"/>
+            <w:bottom w:w="0" w:type="dxa"/>
+            <w:right w:w="0" w:type="dxa"/>
+          </w:tblCellMar>
+        </w:tblPrEx>
+        <w:tc>
+          <w:tcPr>
+            <w:tcW w:w="0" w:type="auto"/>
+            <w:tcBorders>
+              <w:top w:val="nil"/>
+              <w:left w:val="nil"/>
+              <w:bottom w:val="nil"/>
+              <w:right w:val="single" w:color="auto" w:sz="2" w:space="0"/>
+            </w:tcBorders>
+            <w:shd w:val="clear" w:color="auto" w:fill="auto"/>
+            <w:tcMar>
+              <w:top w:w="120" w:type="dxa"/>
+              <w:left w:w="180" w:type="dxa"/>
+              <w:bottom w:w="120" w:type="dxa"/>
+              <w:right w:w="180" w:type="dxa"/>
+            </w:tcMar>
+            <w:vAlign w:val="center"/>
+          </w:tcPr>
+          <w:p>
+            <w:pPr>
+              <w:rPr>
+                <w:rFonts w:hint="default" w:ascii="宋体" w:hAnsi="宋体" w:eastAsia="宋体" w:cs="宋体"/>
+                <w:b w:val="0"/>
+                <w:bCs w:val="0"/>
+                <w:kern w:val="2"/>
+                <w:sz w:val="24"/>
+                <w:szCs w:val="24"/>
+                <w:lang w:val="en-US" w:eastAsia="zh-CN" w:bidi="ar-SA"/>
+              </w:rPr>
+            </w:pPr>
+            <w:r>
+              <w:rPr>
+                <w:rFonts w:hint="eastAsia" w:ascii="宋体" w:hAnsi="宋体" w:eastAsia="宋体" w:cs="宋体"/>
+                <w:b w:val="0"/>
+                <w:bCs w:val="0"/>
+                <w:kern w:val="2"/>
+                <w:sz w:val="24"/>
+                <w:szCs w:val="24"/>
+                <w:lang w:val="en-US" w:eastAsia="zh-CN" w:bidi="ar-SA"/>
+              </w:rPr>
+              <w:t>职位搜索</w:t>
+            </w:r>
+            <w:r>
+              <w:rPr>
+                <w:rFonts w:hint="default" w:ascii="宋体" w:hAnsi="宋体" w:eastAsia="宋体" w:cs="宋体"/>
+                <w:b w:val="0"/>
+                <w:bCs w:val="0"/>
+                <w:kern w:val="2"/>
+                <w:sz w:val="24"/>
+                <w:szCs w:val="24"/>
+                <w:lang w:val="en-US" w:eastAsia="zh-CN" w:bidi="ar-SA"/>
+              </w:rPr>
+              <w:t>模块→求职者服务</w:t>
+            </w:r>
+          </w:p>
+        </w:tc>
+        <w:tc>
+          <w:tcPr>
+            <w:tcW w:w="0" w:type="auto"/>
+            <w:tcBorders>
+              <w:top w:val="nil"/>
+              <w:left w:val="nil"/>
+              <w:bottom w:val="nil"/>
+              <w:right w:val="single" w:color="auto" w:sz="2" w:space="0"/>
+            </w:tcBorders>
+            <w:shd w:val="clear" w:color="auto" w:fill="auto"/>
+            <w:tcMar>
+              <w:top w:w="120" w:type="dxa"/>
+              <w:left w:w="180" w:type="dxa"/>
+              <w:bottom w:w="120" w:type="dxa"/>
+              <w:right w:w="180" w:type="dxa"/>
+            </w:tcMar>
+            <w:vAlign w:val="center"/>
+          </w:tcPr>
+          <w:p>
+            <w:pPr>
+              <w:rPr>
+                <w:rFonts w:hint="default" w:ascii="宋体" w:hAnsi="宋体" w:eastAsia="宋体" w:cs="宋体"/>
+                <w:b w:val="0"/>
+                <w:bCs w:val="0"/>
+                <w:kern w:val="2"/>
+                <w:sz w:val="24"/>
+                <w:szCs w:val="24"/>
+                <w:lang w:val="en-US" w:eastAsia="zh-CN" w:bidi="ar-SA"/>
+              </w:rPr>
+            </w:pPr>
+            <w:r>
+              <w:rPr>
+                <w:rFonts w:hint="default" w:ascii="宋体" w:hAnsi="宋体" w:eastAsia="宋体" w:cs="宋体"/>
+                <w:b w:val="0"/>
+                <w:bCs w:val="0"/>
+                <w:kern w:val="2"/>
+                <w:sz w:val="24"/>
+                <w:szCs w:val="24"/>
+                <w:lang w:val="en-US" w:eastAsia="zh-CN" w:bidi="ar-SA"/>
+              </w:rPr>
+              <w:t>职位推荐接口</w:t>
+            </w:r>
+          </w:p>
+        </w:tc>
+        <w:tc>
+          <w:tcPr>
+            <w:tcW w:w="0" w:type="auto"/>
+            <w:tcBorders>
+              <w:top w:val="nil"/>
+              <w:left w:val="nil"/>
+              <w:bottom w:val="nil"/>
+              <w:right w:val="single" w:color="auto" w:sz="2" w:space="0"/>
+            </w:tcBorders>
+            <w:shd w:val="clear" w:color="auto" w:fill="auto"/>
+            <w:tcMar>
+              <w:top w:w="120" w:type="dxa"/>
+              <w:left w:w="180" w:type="dxa"/>
+              <w:bottom w:w="120" w:type="dxa"/>
+              <w:right w:w="180" w:type="dxa"/>
+            </w:tcMar>
+            <w:vAlign w:val="center"/>
+          </w:tcPr>
+          <w:p>
+            <w:pPr>
+              <w:rPr>
+                <w:rFonts w:hint="default" w:ascii="宋体" w:hAnsi="宋体" w:eastAsia="宋体" w:cs="宋体"/>
+                <w:b w:val="0"/>
+                <w:bCs w:val="0"/>
+                <w:kern w:val="2"/>
+                <w:sz w:val="24"/>
+                <w:szCs w:val="24"/>
+                <w:lang w:val="en-US" w:eastAsia="zh-CN" w:bidi="ar-SA"/>
+              </w:rPr>
+            </w:pPr>
+            <w:r>
+              <w:rPr>
+                <w:rFonts w:hint="eastAsia" w:ascii="宋体" w:hAnsi="宋体" w:eastAsia="宋体" w:cs="宋体"/>
+                <w:b w:val="0"/>
+                <w:bCs w:val="0"/>
+                <w:kern w:val="2"/>
+                <w:sz w:val="24"/>
+                <w:szCs w:val="24"/>
+                <w:lang w:val="en-US" w:eastAsia="zh-CN" w:bidi="ar-SA"/>
+              </w:rPr>
+              <w:t>搜索信息</w:t>
+            </w:r>
+          </w:p>
+        </w:tc>
+        <w:tc>
+          <w:tcPr>
+            <w:tcW w:w="0" w:type="auto"/>
+            <w:tcBorders>
+              <w:top w:val="nil"/>
+              <w:left w:val="nil"/>
+              <w:bottom w:val="nil"/>
+              <w:right w:val="nil"/>
+            </w:tcBorders>
+            <w:shd w:val="clear" w:color="auto" w:fill="auto"/>
+            <w:tcMar>
+              <w:top w:w="120" w:type="dxa"/>
+              <w:left w:w="180" w:type="dxa"/>
+              <w:bottom w:w="120" w:type="dxa"/>
+              <w:right w:w="180" w:type="dxa"/>
+            </w:tcMar>
+            <w:vAlign w:val="center"/>
+          </w:tcPr>
+          <w:p>
+            <w:pPr>
+              <w:rPr>
+                <w:rFonts w:hint="default" w:ascii="宋体" w:hAnsi="宋体" w:eastAsia="宋体" w:cs="宋体"/>
+                <w:b w:val="0"/>
+                <w:bCs w:val="0"/>
+                <w:kern w:val="2"/>
+                <w:sz w:val="24"/>
+                <w:szCs w:val="24"/>
+                <w:lang w:val="en-US" w:eastAsia="zh-CN" w:bidi="ar-SA"/>
+              </w:rPr>
+            </w:pPr>
+            <w:r>
+              <w:rPr>
+                <w:rFonts w:hint="default" w:ascii="宋体" w:hAnsi="宋体" w:eastAsia="宋体" w:cs="宋体"/>
+                <w:b w:val="0"/>
+                <w:bCs w:val="0"/>
+                <w:kern w:val="2"/>
+                <w:sz w:val="24"/>
+                <w:szCs w:val="24"/>
+                <w:lang w:val="en-US" w:eastAsia="zh-CN" w:bidi="ar-SA"/>
+              </w:rPr>
+              <w:t>匹配职位列表</w:t>
             </w:r>
           </w:p>
         </w:tc>
@@ -8929,7 +9231,7 @@
                 <w:szCs w:val="24"/>
                 <w:lang w:val="en-US" w:eastAsia="zh-CN" w:bidi="ar-SA"/>
               </w:rPr>
-              <w:t>企业招聘模块→智能匹配模块</w:t>
+              <w:t>企业招聘模块→面试管理模块</w:t>
             </w:r>
           </w:p>
         </w:tc>
@@ -8973,7 +9275,7 @@
                 <w:szCs w:val="24"/>
                 <w:lang w:val="en-US" w:eastAsia="zh-CN" w:bidi="ar-SA"/>
               </w:rPr>
-              <w:t>职位关键词提取接口</w:t>
+              <w:t>面试安排接口</w:t>
             </w:r>
           </w:p>
         </w:tc>
@@ -9017,7 +9319,7 @@
                 <w:szCs w:val="24"/>
                 <w:lang w:val="en-US" w:eastAsia="zh-CN" w:bidi="ar-SA"/>
               </w:rPr>
-              <w:t>职位 ID、职位信息</w:t>
+              <w:t>面试信息</w:t>
             </w:r>
           </w:p>
         </w:tc>
@@ -9061,7 +9363,7 @@
                 <w:szCs w:val="24"/>
                 <w:lang w:val="en-US" w:eastAsia="zh-CN" w:bidi="ar-SA"/>
               </w:rPr>
-              <w:t>职位核心关键词、匹配规则</w:t>
+              <w:t>安排结果</w:t>
             </w:r>
           </w:p>
         </w:tc>
@@ -9124,7 +9426,7 @@
                 <w:szCs w:val="24"/>
                 <w:lang w:val="en-US" w:eastAsia="zh-CN" w:bidi="ar-SA"/>
               </w:rPr>
-              <w:t>智能匹配模块→求职者服务</w:t>
+              <w:t>面试管理模块→公共支撑模块</w:t>
             </w:r>
           </w:p>
         </w:tc>
@@ -9168,7 +9470,7 @@
                 <w:szCs w:val="24"/>
                 <w:lang w:val="en-US" w:eastAsia="zh-CN" w:bidi="ar-SA"/>
               </w:rPr>
-              <w:t>职位推荐接口</w:t>
+              <w:t>通知发送接口</w:t>
             </w:r>
           </w:p>
         </w:tc>
@@ -9212,7 +9514,7 @@
                 <w:szCs w:val="24"/>
                 <w:lang w:val="en-US" w:eastAsia="zh-CN" w:bidi="ar-SA"/>
               </w:rPr>
-              <w:t>求职者 ID、简历 ID</w:t>
+              <w:t>接收人 ID、通知类型、内容</w:t>
             </w:r>
           </w:p>
         </w:tc>
@@ -9256,7 +9558,7 @@
                 <w:szCs w:val="24"/>
                 <w:lang w:val="en-US" w:eastAsia="zh-CN" w:bidi="ar-SA"/>
               </w:rPr>
-              <w:t>匹配职位列表（含匹配度）</w:t>
+              <w:t>发送结果</w:t>
             </w:r>
           </w:p>
         </w:tc>
@@ -9319,7 +9621,7 @@
                 <w:szCs w:val="24"/>
                 <w:lang w:val="en-US" w:eastAsia="zh-CN" w:bidi="ar-SA"/>
               </w:rPr>
-              <w:t>智能匹配模块→企业招聘模块</w:t>
+              <w:t>求职者服务→公共支撑模块</w:t>
             </w:r>
           </w:p>
         </w:tc>
@@ -9363,7 +9665,7 @@
                 <w:szCs w:val="24"/>
                 <w:lang w:val="en-US" w:eastAsia="zh-CN" w:bidi="ar-SA"/>
               </w:rPr>
-              <w:t>候选人推荐接口</w:t>
+              <w:t>文件上传接口</w:t>
             </w:r>
           </w:p>
         </w:tc>
@@ -9407,591 +9709,6 @@
                 <w:szCs w:val="24"/>
                 <w:lang w:val="en-US" w:eastAsia="zh-CN" w:bidi="ar-SA"/>
               </w:rPr>
-              <w:t>职位 ID</w:t>
-            </w:r>
-          </w:p>
-        </w:tc>
-        <w:tc>
-          <w:tcPr>
-            <w:tcW w:w="0" w:type="auto"/>
-            <w:tcBorders>
-              <w:top w:val="nil"/>
-              <w:left w:val="nil"/>
-              <w:bottom w:val="nil"/>
-              <w:right w:val="nil"/>
-            </w:tcBorders>
-            <w:shd w:val="clear" w:color="auto" w:fill="auto"/>
-            <w:tcMar>
-              <w:top w:w="120" w:type="dxa"/>
-              <w:left w:w="180" w:type="dxa"/>
-              <w:bottom w:w="120" w:type="dxa"/>
-              <w:right w:w="180" w:type="dxa"/>
-            </w:tcMar>
-            <w:vAlign w:val="center"/>
-          </w:tcPr>
-          <w:p>
-            <w:pPr>
-              <w:rPr>
-                <w:rFonts w:hint="default" w:ascii="宋体" w:hAnsi="宋体" w:eastAsia="宋体" w:cs="宋体"/>
-                <w:b w:val="0"/>
-                <w:bCs w:val="0"/>
-                <w:kern w:val="2"/>
-                <w:sz w:val="24"/>
-                <w:szCs w:val="24"/>
-                <w:lang w:val="en-US" w:eastAsia="zh-CN" w:bidi="ar-SA"/>
-              </w:rPr>
-            </w:pPr>
-            <w:r>
-              <w:rPr>
-                <w:rFonts w:hint="default" w:ascii="宋体" w:hAnsi="宋体" w:eastAsia="宋体" w:cs="宋体"/>
-                <w:b w:val="0"/>
-                <w:bCs w:val="0"/>
-                <w:kern w:val="2"/>
-                <w:sz w:val="24"/>
-                <w:szCs w:val="24"/>
-                <w:lang w:val="en-US" w:eastAsia="zh-CN" w:bidi="ar-SA"/>
-              </w:rPr>
-              <w:t>匹配候选人列表（含匹配度）</w:t>
-            </w:r>
-          </w:p>
-        </w:tc>
-      </w:tr>
-      <w:tr>
-        <w:tblPrEx>
-          <w:tblBorders>
-            <w:top w:val="single" w:color="auto" w:sz="2" w:space="0"/>
-            <w:left w:val="single" w:color="auto" w:sz="2" w:space="0"/>
-            <w:bottom w:val="single" w:color="auto" w:sz="2" w:space="0"/>
-            <w:right w:val="single" w:color="auto" w:sz="2" w:space="0"/>
-            <w:insideH w:val="none" w:color="auto" w:sz="0" w:space="0"/>
-            <w:insideV w:val="none" w:color="auto" w:sz="0" w:space="0"/>
-          </w:tblBorders>
-          <w:shd w:val="clear" w:color="auto" w:fill="auto"/>
-          <w:tblCellMar>
-            <w:top w:w="0" w:type="dxa"/>
-            <w:left w:w="0" w:type="dxa"/>
-            <w:bottom w:w="0" w:type="dxa"/>
-            <w:right w:w="0" w:type="dxa"/>
-          </w:tblCellMar>
-        </w:tblPrEx>
-        <w:tc>
-          <w:tcPr>
-            <w:tcW w:w="0" w:type="auto"/>
-            <w:tcBorders>
-              <w:top w:val="nil"/>
-              <w:left w:val="nil"/>
-              <w:bottom w:val="nil"/>
-              <w:right w:val="single" w:color="auto" w:sz="2" w:space="0"/>
-            </w:tcBorders>
-            <w:shd w:val="clear" w:color="auto" w:fill="auto"/>
-            <w:tcMar>
-              <w:top w:w="120" w:type="dxa"/>
-              <w:left w:w="180" w:type="dxa"/>
-              <w:bottom w:w="120" w:type="dxa"/>
-              <w:right w:w="180" w:type="dxa"/>
-            </w:tcMar>
-            <w:vAlign w:val="center"/>
-          </w:tcPr>
-          <w:p>
-            <w:pPr>
-              <w:rPr>
-                <w:rFonts w:hint="default" w:ascii="宋体" w:hAnsi="宋体" w:eastAsia="宋体" w:cs="宋体"/>
-                <w:b w:val="0"/>
-                <w:bCs w:val="0"/>
-                <w:kern w:val="2"/>
-                <w:sz w:val="24"/>
-                <w:szCs w:val="24"/>
-                <w:lang w:val="en-US" w:eastAsia="zh-CN" w:bidi="ar-SA"/>
-              </w:rPr>
-            </w:pPr>
-            <w:r>
-              <w:rPr>
-                <w:rFonts w:hint="default" w:ascii="宋体" w:hAnsi="宋体" w:eastAsia="宋体" w:cs="宋体"/>
-                <w:b w:val="0"/>
-                <w:bCs w:val="0"/>
-                <w:kern w:val="2"/>
-                <w:sz w:val="24"/>
-                <w:szCs w:val="24"/>
-                <w:lang w:val="en-US" w:eastAsia="zh-CN" w:bidi="ar-SA"/>
-              </w:rPr>
-              <w:t>企业招聘模块→面试管理模块</w:t>
-            </w:r>
-          </w:p>
-        </w:tc>
-        <w:tc>
-          <w:tcPr>
-            <w:tcW w:w="0" w:type="auto"/>
-            <w:tcBorders>
-              <w:top w:val="nil"/>
-              <w:left w:val="nil"/>
-              <w:bottom w:val="nil"/>
-              <w:right w:val="single" w:color="auto" w:sz="2" w:space="0"/>
-            </w:tcBorders>
-            <w:shd w:val="clear" w:color="auto" w:fill="auto"/>
-            <w:tcMar>
-              <w:top w:w="120" w:type="dxa"/>
-              <w:left w:w="180" w:type="dxa"/>
-              <w:bottom w:w="120" w:type="dxa"/>
-              <w:right w:w="180" w:type="dxa"/>
-            </w:tcMar>
-            <w:vAlign w:val="center"/>
-          </w:tcPr>
-          <w:p>
-            <w:pPr>
-              <w:rPr>
-                <w:rFonts w:hint="default" w:ascii="宋体" w:hAnsi="宋体" w:eastAsia="宋体" w:cs="宋体"/>
-                <w:b w:val="0"/>
-                <w:bCs w:val="0"/>
-                <w:kern w:val="2"/>
-                <w:sz w:val="24"/>
-                <w:szCs w:val="24"/>
-                <w:lang w:val="en-US" w:eastAsia="zh-CN" w:bidi="ar-SA"/>
-              </w:rPr>
-            </w:pPr>
-            <w:r>
-              <w:rPr>
-                <w:rFonts w:hint="default" w:ascii="宋体" w:hAnsi="宋体" w:eastAsia="宋体" w:cs="宋体"/>
-                <w:b w:val="0"/>
-                <w:bCs w:val="0"/>
-                <w:kern w:val="2"/>
-                <w:sz w:val="24"/>
-                <w:szCs w:val="24"/>
-                <w:lang w:val="en-US" w:eastAsia="zh-CN" w:bidi="ar-SA"/>
-              </w:rPr>
-              <w:t>面试安排接口</w:t>
-            </w:r>
-          </w:p>
-        </w:tc>
-        <w:tc>
-          <w:tcPr>
-            <w:tcW w:w="0" w:type="auto"/>
-            <w:tcBorders>
-              <w:top w:val="nil"/>
-              <w:left w:val="nil"/>
-              <w:bottom w:val="nil"/>
-              <w:right w:val="single" w:color="auto" w:sz="2" w:space="0"/>
-            </w:tcBorders>
-            <w:shd w:val="clear" w:color="auto" w:fill="auto"/>
-            <w:tcMar>
-              <w:top w:w="120" w:type="dxa"/>
-              <w:left w:w="180" w:type="dxa"/>
-              <w:bottom w:w="120" w:type="dxa"/>
-              <w:right w:w="180" w:type="dxa"/>
-            </w:tcMar>
-            <w:vAlign w:val="center"/>
-          </w:tcPr>
-          <w:p>
-            <w:pPr>
-              <w:rPr>
-                <w:rFonts w:hint="default" w:ascii="宋体" w:hAnsi="宋体" w:eastAsia="宋体" w:cs="宋体"/>
-                <w:b w:val="0"/>
-                <w:bCs w:val="0"/>
-                <w:kern w:val="2"/>
-                <w:sz w:val="24"/>
-                <w:szCs w:val="24"/>
-                <w:lang w:val="en-US" w:eastAsia="zh-CN" w:bidi="ar-SA"/>
-              </w:rPr>
-            </w:pPr>
-            <w:r>
-              <w:rPr>
-                <w:rFonts w:hint="default" w:ascii="宋体" w:hAnsi="宋体" w:eastAsia="宋体" w:cs="宋体"/>
-                <w:b w:val="0"/>
-                <w:bCs w:val="0"/>
-                <w:kern w:val="2"/>
-                <w:sz w:val="24"/>
-                <w:szCs w:val="24"/>
-                <w:lang w:val="en-US" w:eastAsia="zh-CN" w:bidi="ar-SA"/>
-              </w:rPr>
-              <w:t>候选人 ID、职位 ID、面试信息</w:t>
-            </w:r>
-          </w:p>
-        </w:tc>
-        <w:tc>
-          <w:tcPr>
-            <w:tcW w:w="0" w:type="auto"/>
-            <w:tcBorders>
-              <w:top w:val="nil"/>
-              <w:left w:val="nil"/>
-              <w:bottom w:val="nil"/>
-              <w:right w:val="nil"/>
-            </w:tcBorders>
-            <w:shd w:val="clear" w:color="auto" w:fill="auto"/>
-            <w:tcMar>
-              <w:top w:w="120" w:type="dxa"/>
-              <w:left w:w="180" w:type="dxa"/>
-              <w:bottom w:w="120" w:type="dxa"/>
-              <w:right w:w="180" w:type="dxa"/>
-            </w:tcMar>
-            <w:vAlign w:val="center"/>
-          </w:tcPr>
-          <w:p>
-            <w:pPr>
-              <w:rPr>
-                <w:rFonts w:hint="default" w:ascii="宋体" w:hAnsi="宋体" w:eastAsia="宋体" w:cs="宋体"/>
-                <w:b w:val="0"/>
-                <w:bCs w:val="0"/>
-                <w:kern w:val="2"/>
-                <w:sz w:val="24"/>
-                <w:szCs w:val="24"/>
-                <w:lang w:val="en-US" w:eastAsia="zh-CN" w:bidi="ar-SA"/>
-              </w:rPr>
-            </w:pPr>
-            <w:r>
-              <w:rPr>
-                <w:rFonts w:hint="default" w:ascii="宋体" w:hAnsi="宋体" w:eastAsia="宋体" w:cs="宋体"/>
-                <w:b w:val="0"/>
-                <w:bCs w:val="0"/>
-                <w:kern w:val="2"/>
-                <w:sz w:val="24"/>
-                <w:szCs w:val="24"/>
-                <w:lang w:val="en-US" w:eastAsia="zh-CN" w:bidi="ar-SA"/>
-              </w:rPr>
-              <w:t>面试 ID、安排结果</w:t>
-            </w:r>
-          </w:p>
-        </w:tc>
-      </w:tr>
-      <w:tr>
-        <w:tblPrEx>
-          <w:tblBorders>
-            <w:top w:val="single" w:color="auto" w:sz="2" w:space="0"/>
-            <w:left w:val="single" w:color="auto" w:sz="2" w:space="0"/>
-            <w:bottom w:val="single" w:color="auto" w:sz="2" w:space="0"/>
-            <w:right w:val="single" w:color="auto" w:sz="2" w:space="0"/>
-            <w:insideH w:val="none" w:color="auto" w:sz="0" w:space="0"/>
-            <w:insideV w:val="none" w:color="auto" w:sz="0" w:space="0"/>
-          </w:tblBorders>
-          <w:shd w:val="clear" w:color="auto" w:fill="auto"/>
-          <w:tblCellMar>
-            <w:top w:w="0" w:type="dxa"/>
-            <w:left w:w="0" w:type="dxa"/>
-            <w:bottom w:w="0" w:type="dxa"/>
-            <w:right w:w="0" w:type="dxa"/>
-          </w:tblCellMar>
-        </w:tblPrEx>
-        <w:tc>
-          <w:tcPr>
-            <w:tcW w:w="0" w:type="auto"/>
-            <w:tcBorders>
-              <w:top w:val="nil"/>
-              <w:left w:val="nil"/>
-              <w:bottom w:val="nil"/>
-              <w:right w:val="single" w:color="auto" w:sz="2" w:space="0"/>
-            </w:tcBorders>
-            <w:shd w:val="clear" w:color="auto" w:fill="auto"/>
-            <w:tcMar>
-              <w:top w:w="120" w:type="dxa"/>
-              <w:left w:w="180" w:type="dxa"/>
-              <w:bottom w:w="120" w:type="dxa"/>
-              <w:right w:w="180" w:type="dxa"/>
-            </w:tcMar>
-            <w:vAlign w:val="center"/>
-          </w:tcPr>
-          <w:p>
-            <w:pPr>
-              <w:rPr>
-                <w:rFonts w:hint="default" w:ascii="宋体" w:hAnsi="宋体" w:eastAsia="宋体" w:cs="宋体"/>
-                <w:b w:val="0"/>
-                <w:bCs w:val="0"/>
-                <w:kern w:val="2"/>
-                <w:sz w:val="24"/>
-                <w:szCs w:val="24"/>
-                <w:lang w:val="en-US" w:eastAsia="zh-CN" w:bidi="ar-SA"/>
-              </w:rPr>
-            </w:pPr>
-            <w:r>
-              <w:rPr>
-                <w:rFonts w:hint="default" w:ascii="宋体" w:hAnsi="宋体" w:eastAsia="宋体" w:cs="宋体"/>
-                <w:b w:val="0"/>
-                <w:bCs w:val="0"/>
-                <w:kern w:val="2"/>
-                <w:sz w:val="24"/>
-                <w:szCs w:val="24"/>
-                <w:lang w:val="en-US" w:eastAsia="zh-CN" w:bidi="ar-SA"/>
-              </w:rPr>
-              <w:t>面试管理模块→公共支撑模块</w:t>
-            </w:r>
-          </w:p>
-        </w:tc>
-        <w:tc>
-          <w:tcPr>
-            <w:tcW w:w="0" w:type="auto"/>
-            <w:tcBorders>
-              <w:top w:val="nil"/>
-              <w:left w:val="nil"/>
-              <w:bottom w:val="nil"/>
-              <w:right w:val="single" w:color="auto" w:sz="2" w:space="0"/>
-            </w:tcBorders>
-            <w:shd w:val="clear" w:color="auto" w:fill="auto"/>
-            <w:tcMar>
-              <w:top w:w="120" w:type="dxa"/>
-              <w:left w:w="180" w:type="dxa"/>
-              <w:bottom w:w="120" w:type="dxa"/>
-              <w:right w:w="180" w:type="dxa"/>
-            </w:tcMar>
-            <w:vAlign w:val="center"/>
-          </w:tcPr>
-          <w:p>
-            <w:pPr>
-              <w:rPr>
-                <w:rFonts w:hint="default" w:ascii="宋体" w:hAnsi="宋体" w:eastAsia="宋体" w:cs="宋体"/>
-                <w:b w:val="0"/>
-                <w:bCs w:val="0"/>
-                <w:kern w:val="2"/>
-                <w:sz w:val="24"/>
-                <w:szCs w:val="24"/>
-                <w:lang w:val="en-US" w:eastAsia="zh-CN" w:bidi="ar-SA"/>
-              </w:rPr>
-            </w:pPr>
-            <w:r>
-              <w:rPr>
-                <w:rFonts w:hint="default" w:ascii="宋体" w:hAnsi="宋体" w:eastAsia="宋体" w:cs="宋体"/>
-                <w:b w:val="0"/>
-                <w:bCs w:val="0"/>
-                <w:kern w:val="2"/>
-                <w:sz w:val="24"/>
-                <w:szCs w:val="24"/>
-                <w:lang w:val="en-US" w:eastAsia="zh-CN" w:bidi="ar-SA"/>
-              </w:rPr>
-              <w:t>通知发送接口</w:t>
-            </w:r>
-          </w:p>
-        </w:tc>
-        <w:tc>
-          <w:tcPr>
-            <w:tcW w:w="0" w:type="auto"/>
-            <w:tcBorders>
-              <w:top w:val="nil"/>
-              <w:left w:val="nil"/>
-              <w:bottom w:val="nil"/>
-              <w:right w:val="single" w:color="auto" w:sz="2" w:space="0"/>
-            </w:tcBorders>
-            <w:shd w:val="clear" w:color="auto" w:fill="auto"/>
-            <w:tcMar>
-              <w:top w:w="120" w:type="dxa"/>
-              <w:left w:w="180" w:type="dxa"/>
-              <w:bottom w:w="120" w:type="dxa"/>
-              <w:right w:w="180" w:type="dxa"/>
-            </w:tcMar>
-            <w:vAlign w:val="center"/>
-          </w:tcPr>
-          <w:p>
-            <w:pPr>
-              <w:rPr>
-                <w:rFonts w:hint="default" w:ascii="宋体" w:hAnsi="宋体" w:eastAsia="宋体" w:cs="宋体"/>
-                <w:b w:val="0"/>
-                <w:bCs w:val="0"/>
-                <w:kern w:val="2"/>
-                <w:sz w:val="24"/>
-                <w:szCs w:val="24"/>
-                <w:lang w:val="en-US" w:eastAsia="zh-CN" w:bidi="ar-SA"/>
-              </w:rPr>
-            </w:pPr>
-            <w:r>
-              <w:rPr>
-                <w:rFonts w:hint="default" w:ascii="宋体" w:hAnsi="宋体" w:eastAsia="宋体" w:cs="宋体"/>
-                <w:b w:val="0"/>
-                <w:bCs w:val="0"/>
-                <w:kern w:val="2"/>
-                <w:sz w:val="24"/>
-                <w:szCs w:val="24"/>
-                <w:lang w:val="en-US" w:eastAsia="zh-CN" w:bidi="ar-SA"/>
-              </w:rPr>
-              <w:t>接收人 ID、通知类型、内容</w:t>
-            </w:r>
-          </w:p>
-        </w:tc>
-        <w:tc>
-          <w:tcPr>
-            <w:tcW w:w="0" w:type="auto"/>
-            <w:tcBorders>
-              <w:top w:val="nil"/>
-              <w:left w:val="nil"/>
-              <w:bottom w:val="nil"/>
-              <w:right w:val="nil"/>
-            </w:tcBorders>
-            <w:shd w:val="clear" w:color="auto" w:fill="auto"/>
-            <w:tcMar>
-              <w:top w:w="120" w:type="dxa"/>
-              <w:left w:w="180" w:type="dxa"/>
-              <w:bottom w:w="120" w:type="dxa"/>
-              <w:right w:w="180" w:type="dxa"/>
-            </w:tcMar>
-            <w:vAlign w:val="center"/>
-          </w:tcPr>
-          <w:p>
-            <w:pPr>
-              <w:rPr>
-                <w:rFonts w:hint="default" w:ascii="宋体" w:hAnsi="宋体" w:eastAsia="宋体" w:cs="宋体"/>
-                <w:b w:val="0"/>
-                <w:bCs w:val="0"/>
-                <w:kern w:val="2"/>
-                <w:sz w:val="24"/>
-                <w:szCs w:val="24"/>
-                <w:lang w:val="en-US" w:eastAsia="zh-CN" w:bidi="ar-SA"/>
-              </w:rPr>
-            </w:pPr>
-            <w:r>
-              <w:rPr>
-                <w:rFonts w:hint="default" w:ascii="宋体" w:hAnsi="宋体" w:eastAsia="宋体" w:cs="宋体"/>
-                <w:b w:val="0"/>
-                <w:bCs w:val="0"/>
-                <w:kern w:val="2"/>
-                <w:sz w:val="24"/>
-                <w:szCs w:val="24"/>
-                <w:lang w:val="en-US" w:eastAsia="zh-CN" w:bidi="ar-SA"/>
-              </w:rPr>
-              <w:t>发送结果</w:t>
-            </w:r>
-          </w:p>
-        </w:tc>
-      </w:tr>
-      <w:tr>
-        <w:tblPrEx>
-          <w:tblBorders>
-            <w:top w:val="single" w:color="auto" w:sz="2" w:space="0"/>
-            <w:left w:val="single" w:color="auto" w:sz="2" w:space="0"/>
-            <w:bottom w:val="single" w:color="auto" w:sz="2" w:space="0"/>
-            <w:right w:val="single" w:color="auto" w:sz="2" w:space="0"/>
-            <w:insideH w:val="none" w:color="auto" w:sz="0" w:space="0"/>
-            <w:insideV w:val="none" w:color="auto" w:sz="0" w:space="0"/>
-          </w:tblBorders>
-          <w:shd w:val="clear" w:color="auto" w:fill="auto"/>
-          <w:tblCellMar>
-            <w:top w:w="0" w:type="dxa"/>
-            <w:left w:w="0" w:type="dxa"/>
-            <w:bottom w:w="0" w:type="dxa"/>
-            <w:right w:w="0" w:type="dxa"/>
-          </w:tblCellMar>
-        </w:tblPrEx>
-        <w:tc>
-          <w:tcPr>
-            <w:tcW w:w="0" w:type="auto"/>
-            <w:tcBorders>
-              <w:top w:val="nil"/>
-              <w:left w:val="nil"/>
-              <w:bottom w:val="nil"/>
-              <w:right w:val="single" w:color="auto" w:sz="2" w:space="0"/>
-            </w:tcBorders>
-            <w:shd w:val="clear" w:color="auto" w:fill="auto"/>
-            <w:tcMar>
-              <w:top w:w="120" w:type="dxa"/>
-              <w:left w:w="180" w:type="dxa"/>
-              <w:bottom w:w="120" w:type="dxa"/>
-              <w:right w:w="180" w:type="dxa"/>
-            </w:tcMar>
-            <w:vAlign w:val="center"/>
-          </w:tcPr>
-          <w:p>
-            <w:pPr>
-              <w:rPr>
-                <w:rFonts w:hint="default" w:ascii="宋体" w:hAnsi="宋体" w:eastAsia="宋体" w:cs="宋体"/>
-                <w:b w:val="0"/>
-                <w:bCs w:val="0"/>
-                <w:kern w:val="2"/>
-                <w:sz w:val="24"/>
-                <w:szCs w:val="24"/>
-                <w:lang w:val="en-US" w:eastAsia="zh-CN" w:bidi="ar-SA"/>
-              </w:rPr>
-            </w:pPr>
-            <w:r>
-              <w:rPr>
-                <w:rFonts w:hint="default" w:ascii="宋体" w:hAnsi="宋体" w:eastAsia="宋体" w:cs="宋体"/>
-                <w:b w:val="0"/>
-                <w:bCs w:val="0"/>
-                <w:kern w:val="2"/>
-                <w:sz w:val="24"/>
-                <w:szCs w:val="24"/>
-                <w:lang w:val="en-US" w:eastAsia="zh-CN" w:bidi="ar-SA"/>
-              </w:rPr>
-              <w:t>求职者服务→公共支撑模块</w:t>
-            </w:r>
-          </w:p>
-        </w:tc>
-        <w:tc>
-          <w:tcPr>
-            <w:tcW w:w="0" w:type="auto"/>
-            <w:tcBorders>
-              <w:top w:val="nil"/>
-              <w:left w:val="nil"/>
-              <w:bottom w:val="nil"/>
-              <w:right w:val="single" w:color="auto" w:sz="2" w:space="0"/>
-            </w:tcBorders>
-            <w:shd w:val="clear" w:color="auto" w:fill="auto"/>
-            <w:tcMar>
-              <w:top w:w="120" w:type="dxa"/>
-              <w:left w:w="180" w:type="dxa"/>
-              <w:bottom w:w="120" w:type="dxa"/>
-              <w:right w:w="180" w:type="dxa"/>
-            </w:tcMar>
-            <w:vAlign w:val="center"/>
-          </w:tcPr>
-          <w:p>
-            <w:pPr>
-              <w:rPr>
-                <w:rFonts w:hint="default" w:ascii="宋体" w:hAnsi="宋体" w:eastAsia="宋体" w:cs="宋体"/>
-                <w:b w:val="0"/>
-                <w:bCs w:val="0"/>
-                <w:kern w:val="2"/>
-                <w:sz w:val="24"/>
-                <w:szCs w:val="24"/>
-                <w:lang w:val="en-US" w:eastAsia="zh-CN" w:bidi="ar-SA"/>
-              </w:rPr>
-            </w:pPr>
-            <w:r>
-              <w:rPr>
-                <w:rFonts w:hint="default" w:ascii="宋体" w:hAnsi="宋体" w:eastAsia="宋体" w:cs="宋体"/>
-                <w:b w:val="0"/>
-                <w:bCs w:val="0"/>
-                <w:kern w:val="2"/>
-                <w:sz w:val="24"/>
-                <w:szCs w:val="24"/>
-                <w:lang w:val="en-US" w:eastAsia="zh-CN" w:bidi="ar-SA"/>
-              </w:rPr>
-              <w:t>文件上传接口</w:t>
-            </w:r>
-          </w:p>
-        </w:tc>
-        <w:tc>
-          <w:tcPr>
-            <w:tcW w:w="0" w:type="auto"/>
-            <w:tcBorders>
-              <w:top w:val="nil"/>
-              <w:left w:val="nil"/>
-              <w:bottom w:val="nil"/>
-              <w:right w:val="single" w:color="auto" w:sz="2" w:space="0"/>
-            </w:tcBorders>
-            <w:shd w:val="clear" w:color="auto" w:fill="auto"/>
-            <w:tcMar>
-              <w:top w:w="120" w:type="dxa"/>
-              <w:left w:w="180" w:type="dxa"/>
-              <w:bottom w:w="120" w:type="dxa"/>
-              <w:right w:w="180" w:type="dxa"/>
-            </w:tcMar>
-            <w:vAlign w:val="center"/>
-          </w:tcPr>
-          <w:p>
-            <w:pPr>
-              <w:rPr>
-                <w:rFonts w:hint="default" w:ascii="宋体" w:hAnsi="宋体" w:eastAsia="宋体" w:cs="宋体"/>
-                <w:b w:val="0"/>
-                <w:bCs w:val="0"/>
-                <w:kern w:val="2"/>
-                <w:sz w:val="24"/>
-                <w:szCs w:val="24"/>
-                <w:lang w:val="en-US" w:eastAsia="zh-CN" w:bidi="ar-SA"/>
-              </w:rPr>
-            </w:pPr>
-            <w:r>
-              <w:rPr>
-                <w:rFonts w:hint="default" w:ascii="宋体" w:hAnsi="宋体" w:eastAsia="宋体" w:cs="宋体"/>
-                <w:b w:val="0"/>
-                <w:bCs w:val="0"/>
-                <w:kern w:val="2"/>
-                <w:sz w:val="24"/>
-                <w:szCs w:val="24"/>
-                <w:lang w:val="en-US" w:eastAsia="zh-CN" w:bidi="ar-SA"/>
-              </w:rPr>
               <w:t>文件类型、文件数据</w:t>
             </w:r>
           </w:p>
@@ -10055,8 +9772,8 @@
           <w:szCs w:val="24"/>
         </w:rPr>
       </w:pPr>
-      <w:bookmarkStart w:id="48" w:name="_Toc9415"/>
-      <w:bookmarkStart w:id="49" w:name="_Toc116049878"/>
+      <w:bookmarkStart w:id="48" w:name="_Toc116049878"/>
+      <w:bookmarkStart w:id="49" w:name="_Toc9415"/>
       <w:r>
         <w:rPr>
           <w:rFonts w:hint="eastAsia" w:ascii="Times New Roman" w:hAnsi="Times New Roman" w:eastAsia="宋体" w:cs="Times New Roman"/>
@@ -10096,8 +9813,8 @@
           <w:lang w:val="en-US" w:eastAsia="zh-CN" w:bidi="ar-SA"/>
         </w:rPr>
       </w:pPr>
-      <w:bookmarkStart w:id="52" w:name="_Toc27493"/>
-      <w:bookmarkStart w:id="53" w:name="_Toc116049880"/>
+      <w:bookmarkStart w:id="52" w:name="_Toc116049880"/>
+      <w:bookmarkStart w:id="53" w:name="_Toc27493"/>
       <w:r>
         <w:rPr>
           <w:rFonts w:hint="default" w:ascii="宋体" w:hAnsi="宋体" w:eastAsia="宋体" w:cs="宋体"/>
@@ -10453,6 +10170,7 @@
             <w:insideH w:val="none" w:color="auto" w:sz="0" w:space="0"/>
             <w:insideV w:val="none" w:color="auto" w:sz="0" w:space="0"/>
           </w:tblBorders>
+          <w:shd w:val="clear" w:color="auto" w:fill="auto"/>
           <w:tblCellMar>
             <w:top w:w="0" w:type="dxa"/>
             <w:left w:w="0" w:type="dxa"/>
@@ -11112,6 +10830,7 @@
             <w:insideH w:val="none" w:color="auto" w:sz="0" w:space="0"/>
             <w:insideV w:val="none" w:color="auto" w:sz="0" w:space="0"/>
           </w:tblBorders>
+          <w:shd w:val="clear" w:color="auto" w:fill="auto"/>
           <w:tblCellMar>
             <w:top w:w="0" w:type="dxa"/>
             <w:left w:w="0" w:type="dxa"/>
@@ -11413,6 +11132,7 @@
             <w:insideH w:val="none" w:color="auto" w:sz="0" w:space="0"/>
             <w:insideV w:val="none" w:color="auto" w:sz="0" w:space="0"/>
           </w:tblBorders>
+          <w:shd w:val="clear" w:color="auto" w:fill="auto"/>
           <w:tblCellMar>
             <w:top w:w="0" w:type="dxa"/>
             <w:left w:w="0" w:type="dxa"/>
@@ -12084,9 +11804,9 @@
         </w:tblCellMar>
       </w:tblPr>
       <w:tblGrid>
-        <w:gridCol w:w="1118"/>
-        <w:gridCol w:w="4464"/>
-        <w:gridCol w:w="3084"/>
+        <w:gridCol w:w="1163"/>
+        <w:gridCol w:w="4409"/>
+        <w:gridCol w:w="3094"/>
       </w:tblGrid>
       <w:tr>
         <w:tblPrEx>
@@ -12139,8 +11859,8 @@
                 <w:lang w:val="en-US" w:eastAsia="zh-CN" w:bidi="ar-SA"/>
               </w:rPr>
             </w:pPr>
-            <w:bookmarkStart w:id="54" w:name="_Toc10207"/>
-            <w:bookmarkStart w:id="55" w:name="_Toc116049881"/>
+            <w:bookmarkStart w:id="54" w:name="_Toc116049881"/>
+            <w:bookmarkStart w:id="55" w:name="_Toc10207"/>
             <w:r>
               <w:rPr>
                 <w:rFonts w:hint="default" w:ascii="宋体" w:hAnsi="宋体" w:eastAsia="宋体" w:cs="宋体"/>
@@ -12390,156 +12110,6 @@
                 <w:lang w:val="en-US" w:eastAsia="zh-CN" w:bidi="ar-SA"/>
               </w:rPr>
               <w:t>身份认证、权限控制、信息展示</w:t>
-            </w:r>
-          </w:p>
-        </w:tc>
-      </w:tr>
-      <w:tr>
-        <w:tblPrEx>
-          <w:tblBorders>
-            <w:top w:val="single" w:color="auto" w:sz="2" w:space="0"/>
-            <w:left w:val="single" w:color="auto" w:sz="2" w:space="0"/>
-            <w:bottom w:val="single" w:color="auto" w:sz="2" w:space="0"/>
-            <w:right w:val="single" w:color="auto" w:sz="2" w:space="0"/>
-            <w:insideH w:val="none" w:color="auto" w:sz="0" w:space="0"/>
-            <w:insideV w:val="none" w:color="auto" w:sz="0" w:space="0"/>
-          </w:tblBorders>
-          <w:tblCellMar>
-            <w:top w:w="0" w:type="dxa"/>
-            <w:left w:w="0" w:type="dxa"/>
-            <w:bottom w:w="0" w:type="dxa"/>
-            <w:right w:w="0" w:type="dxa"/>
-          </w:tblCellMar>
-        </w:tblPrEx>
-        <w:tc>
-          <w:tcPr>
-            <w:tcW w:w="0" w:type="auto"/>
-            <w:tcBorders>
-              <w:top w:val="nil"/>
-              <w:left w:val="nil"/>
-              <w:bottom w:val="nil"/>
-              <w:right w:val="single" w:color="auto" w:sz="2" w:space="0"/>
-            </w:tcBorders>
-            <w:shd w:val="clear" w:color="auto" w:fill="auto"/>
-            <w:tcMar>
-              <w:top w:w="120" w:type="dxa"/>
-              <w:left w:w="180" w:type="dxa"/>
-              <w:bottom w:w="120" w:type="dxa"/>
-              <w:right w:w="180" w:type="dxa"/>
-            </w:tcMar>
-            <w:vAlign w:val="center"/>
-          </w:tcPr>
-          <w:p>
-            <w:pPr>
-              <w:rPr>
-                <w:rFonts w:hint="default" w:ascii="宋体" w:hAnsi="宋体" w:eastAsia="宋体" w:cs="宋体"/>
-                <w:b w:val="0"/>
-                <w:bCs w:val="0"/>
-                <w:kern w:val="2"/>
-                <w:sz w:val="24"/>
-                <w:szCs w:val="24"/>
-                <w:lang w:val="en-US" w:eastAsia="zh-CN" w:bidi="ar-SA"/>
-              </w:rPr>
-            </w:pPr>
-            <w:r>
-              <w:rPr>
-                <w:rFonts w:hint="default" w:ascii="宋体" w:hAnsi="宋体" w:eastAsia="宋体" w:cs="宋体"/>
-                <w:b w:val="0"/>
-                <w:bCs w:val="0"/>
-                <w:kern w:val="2"/>
-                <w:sz w:val="24"/>
-                <w:szCs w:val="24"/>
-                <w:lang w:val="en-US" w:eastAsia="zh-CN" w:bidi="ar-SA"/>
-              </w:rPr>
-              <w:t>企业数据</w:t>
-            </w:r>
-          </w:p>
-        </w:tc>
-        <w:tc>
-          <w:tcPr>
-            <w:tcW w:w="0" w:type="auto"/>
-            <w:tcBorders>
-              <w:top w:val="nil"/>
-              <w:left w:val="nil"/>
-              <w:bottom w:val="nil"/>
-              <w:right w:val="single" w:color="auto" w:sz="2" w:space="0"/>
-            </w:tcBorders>
-            <w:shd w:val="clear" w:color="auto" w:fill="auto"/>
-            <w:tcMar>
-              <w:top w:w="120" w:type="dxa"/>
-              <w:left w:w="180" w:type="dxa"/>
-              <w:bottom w:w="120" w:type="dxa"/>
-              <w:right w:w="180" w:type="dxa"/>
-            </w:tcMar>
-            <w:vAlign w:val="center"/>
-          </w:tcPr>
-          <w:p>
-            <w:pPr>
-              <w:rPr>
-                <w:rFonts w:hint="default" w:ascii="宋体" w:hAnsi="宋体" w:eastAsia="宋体" w:cs="宋体"/>
-                <w:b w:val="0"/>
-                <w:bCs w:val="0"/>
-                <w:kern w:val="2"/>
-                <w:sz w:val="24"/>
-                <w:szCs w:val="24"/>
-                <w:lang w:val="en-US" w:eastAsia="zh-CN" w:bidi="ar-SA"/>
-              </w:rPr>
-            </w:pPr>
-            <w:r>
-              <w:rPr>
-                <w:rFonts w:hint="default" w:ascii="宋体" w:hAnsi="宋体" w:eastAsia="宋体" w:cs="宋体"/>
-                <w:b w:val="0"/>
-                <w:bCs w:val="0"/>
-                <w:kern w:val="2"/>
-                <w:sz w:val="24"/>
-                <w:szCs w:val="24"/>
-                <w:lang w:val="en-US" w:eastAsia="zh-CN" w:bidi="ar-SA"/>
-              </w:rPr>
-              <w:t>企业招聘管理模块、用户账户及权限管理模块</w:t>
-            </w:r>
-          </w:p>
-        </w:tc>
-        <w:tc>
-          <w:tcPr>
-            <w:tcW w:w="0" w:type="auto"/>
-            <w:tcBorders>
-              <w:top w:val="nil"/>
-              <w:left w:val="nil"/>
-              <w:bottom w:val="nil"/>
-              <w:right w:val="nil"/>
-            </w:tcBorders>
-            <w:shd w:val="clear" w:color="auto" w:fill="auto"/>
-            <w:tcMar>
-              <w:top w:w="120" w:type="dxa"/>
-              <w:left w:w="180" w:type="dxa"/>
-              <w:bottom w:w="120" w:type="dxa"/>
-              <w:right w:w="180" w:type="dxa"/>
-            </w:tcMar>
-            <w:vAlign w:val="center"/>
-          </w:tcPr>
-          <w:p>
-            <w:pPr>
-              <w:rPr>
-                <w:rFonts w:hint="default" w:ascii="宋体" w:hAnsi="宋体" w:eastAsia="宋体" w:cs="宋体"/>
-                <w:b w:val="0"/>
-                <w:bCs w:val="0"/>
-                <w:kern w:val="2"/>
-                <w:sz w:val="24"/>
-                <w:szCs w:val="24"/>
-                <w:lang w:val="en-US" w:eastAsia="zh-CN" w:bidi="ar-SA"/>
-              </w:rPr>
-            </w:pPr>
-            <w:r>
-              <w:rPr>
-                <w:rFonts w:hint="default" w:ascii="宋体" w:hAnsi="宋体" w:eastAsia="宋体" w:cs="宋体"/>
-                <w:b w:val="0"/>
-                <w:bCs w:val="0"/>
-                <w:kern w:val="2"/>
-                <w:sz w:val="24"/>
-                <w:szCs w:val="24"/>
-                <w:lang w:val="en-US" w:eastAsia="zh-CN" w:bidi="ar-SA"/>
-              </w:rPr>
-              <w:t>企业认证、职位发布、招聘管理</w:t>
             </w:r>
           </w:p>
         </w:tc>
@@ -12602,7 +12172,7 @@
                 <w:szCs w:val="24"/>
                 <w:lang w:val="en-US" w:eastAsia="zh-CN" w:bidi="ar-SA"/>
               </w:rPr>
-              <w:t>简历数据</w:t>
+              <w:t>企业数据</w:t>
             </w:r>
           </w:p>
         </w:tc>
@@ -12646,7 +12216,7 @@
                 <w:szCs w:val="24"/>
                 <w:lang w:val="en-US" w:eastAsia="zh-CN" w:bidi="ar-SA"/>
               </w:rPr>
-              <w:t>求职者服务模块、智能匹配模块、企业招聘模块</w:t>
+              <w:t>企业招聘管理模块、用户账户及权限管理模块</w:t>
             </w:r>
           </w:p>
         </w:tc>
@@ -12690,7 +12260,157 @@
                 <w:szCs w:val="24"/>
                 <w:lang w:val="en-US" w:eastAsia="zh-CN" w:bidi="ar-SA"/>
               </w:rPr>
-              <w:t>简历管理、智能匹配、候选人筛选</w:t>
+              <w:t>企业认证、职位发布、招聘管理</w:t>
+            </w:r>
+          </w:p>
+        </w:tc>
+      </w:tr>
+      <w:tr>
+        <w:tblPrEx>
+          <w:tblBorders>
+            <w:top w:val="single" w:color="auto" w:sz="2" w:space="0"/>
+            <w:left w:val="single" w:color="auto" w:sz="2" w:space="0"/>
+            <w:bottom w:val="single" w:color="auto" w:sz="2" w:space="0"/>
+            <w:right w:val="single" w:color="auto" w:sz="2" w:space="0"/>
+            <w:insideH w:val="none" w:color="auto" w:sz="0" w:space="0"/>
+            <w:insideV w:val="none" w:color="auto" w:sz="0" w:space="0"/>
+          </w:tblBorders>
+          <w:tblCellMar>
+            <w:top w:w="0" w:type="dxa"/>
+            <w:left w:w="0" w:type="dxa"/>
+            <w:bottom w:w="0" w:type="dxa"/>
+            <w:right w:w="0" w:type="dxa"/>
+          </w:tblCellMar>
+        </w:tblPrEx>
+        <w:tc>
+          <w:tcPr>
+            <w:tcW w:w="0" w:type="auto"/>
+            <w:tcBorders>
+              <w:top w:val="nil"/>
+              <w:left w:val="nil"/>
+              <w:bottom w:val="nil"/>
+              <w:right w:val="single" w:color="auto" w:sz="2" w:space="0"/>
+            </w:tcBorders>
+            <w:shd w:val="clear" w:color="auto" w:fill="auto"/>
+            <w:tcMar>
+              <w:top w:w="120" w:type="dxa"/>
+              <w:left w:w="180" w:type="dxa"/>
+              <w:bottom w:w="120" w:type="dxa"/>
+              <w:right w:w="180" w:type="dxa"/>
+            </w:tcMar>
+            <w:vAlign w:val="center"/>
+          </w:tcPr>
+          <w:p>
+            <w:pPr>
+              <w:rPr>
+                <w:rFonts w:hint="default" w:ascii="宋体" w:hAnsi="宋体" w:eastAsia="宋体" w:cs="宋体"/>
+                <w:b w:val="0"/>
+                <w:bCs w:val="0"/>
+                <w:kern w:val="2"/>
+                <w:sz w:val="24"/>
+                <w:szCs w:val="24"/>
+                <w:lang w:val="en-US" w:eastAsia="zh-CN" w:bidi="ar-SA"/>
+              </w:rPr>
+            </w:pPr>
+            <w:r>
+              <w:rPr>
+                <w:rFonts w:hint="default" w:ascii="宋体" w:hAnsi="宋体" w:eastAsia="宋体" w:cs="宋体"/>
+                <w:b w:val="0"/>
+                <w:bCs w:val="0"/>
+                <w:kern w:val="2"/>
+                <w:sz w:val="24"/>
+                <w:szCs w:val="24"/>
+                <w:lang w:val="en-US" w:eastAsia="zh-CN" w:bidi="ar-SA"/>
+              </w:rPr>
+              <w:t>简历数据</w:t>
+            </w:r>
+          </w:p>
+        </w:tc>
+        <w:tc>
+          <w:tcPr>
+            <w:tcW w:w="0" w:type="auto"/>
+            <w:tcBorders>
+              <w:top w:val="nil"/>
+              <w:left w:val="nil"/>
+              <w:bottom w:val="nil"/>
+              <w:right w:val="single" w:color="auto" w:sz="2" w:space="0"/>
+            </w:tcBorders>
+            <w:shd w:val="clear" w:color="auto" w:fill="auto"/>
+            <w:tcMar>
+              <w:top w:w="120" w:type="dxa"/>
+              <w:left w:w="180" w:type="dxa"/>
+              <w:bottom w:w="120" w:type="dxa"/>
+              <w:right w:w="180" w:type="dxa"/>
+            </w:tcMar>
+            <w:vAlign w:val="center"/>
+          </w:tcPr>
+          <w:p>
+            <w:pPr>
+              <w:rPr>
+                <w:rFonts w:hint="default" w:ascii="宋体" w:hAnsi="宋体" w:eastAsia="宋体" w:cs="宋体"/>
+                <w:b w:val="0"/>
+                <w:bCs w:val="0"/>
+                <w:kern w:val="2"/>
+                <w:sz w:val="24"/>
+                <w:szCs w:val="24"/>
+                <w:lang w:val="en-US" w:eastAsia="zh-CN" w:bidi="ar-SA"/>
+              </w:rPr>
+            </w:pPr>
+            <w:r>
+              <w:rPr>
+                <w:rFonts w:hint="default" w:ascii="宋体" w:hAnsi="宋体" w:eastAsia="宋体" w:cs="宋体"/>
+                <w:b w:val="0"/>
+                <w:bCs w:val="0"/>
+                <w:kern w:val="2"/>
+                <w:sz w:val="24"/>
+                <w:szCs w:val="24"/>
+                <w:lang w:val="en-US" w:eastAsia="zh-CN" w:bidi="ar-SA"/>
+              </w:rPr>
+              <w:t>求职者服务模块、企业招聘模块</w:t>
+            </w:r>
+          </w:p>
+        </w:tc>
+        <w:tc>
+          <w:tcPr>
+            <w:tcW w:w="0" w:type="auto"/>
+            <w:tcBorders>
+              <w:top w:val="nil"/>
+              <w:left w:val="nil"/>
+              <w:bottom w:val="nil"/>
+              <w:right w:val="nil"/>
+            </w:tcBorders>
+            <w:shd w:val="clear" w:color="auto" w:fill="auto"/>
+            <w:tcMar>
+              <w:top w:w="120" w:type="dxa"/>
+              <w:left w:w="180" w:type="dxa"/>
+              <w:bottom w:w="120" w:type="dxa"/>
+              <w:right w:w="180" w:type="dxa"/>
+            </w:tcMar>
+            <w:vAlign w:val="center"/>
+          </w:tcPr>
+          <w:p>
+            <w:pPr>
+              <w:rPr>
+                <w:rFonts w:hint="default" w:ascii="宋体" w:hAnsi="宋体" w:eastAsia="宋体" w:cs="宋体"/>
+                <w:b w:val="0"/>
+                <w:bCs w:val="0"/>
+                <w:kern w:val="2"/>
+                <w:sz w:val="24"/>
+                <w:szCs w:val="24"/>
+                <w:lang w:val="en-US" w:eastAsia="zh-CN" w:bidi="ar-SA"/>
+              </w:rPr>
+            </w:pPr>
+            <w:r>
+              <w:rPr>
+                <w:rFonts w:hint="default" w:ascii="宋体" w:hAnsi="宋体" w:eastAsia="宋体" w:cs="宋体"/>
+                <w:b w:val="0"/>
+                <w:bCs w:val="0"/>
+                <w:kern w:val="2"/>
+                <w:sz w:val="24"/>
+                <w:szCs w:val="24"/>
+                <w:lang w:val="en-US" w:eastAsia="zh-CN" w:bidi="ar-SA"/>
+              </w:rPr>
+              <w:t>简历管理、候选人筛选</w:t>
             </w:r>
           </w:p>
         </w:tc>
@@ -12797,7 +12517,7 @@
                 <w:szCs w:val="24"/>
                 <w:lang w:val="en-US" w:eastAsia="zh-CN" w:bidi="ar-SA"/>
               </w:rPr>
-              <w:t>企业招聘管理模块、求职者服务模块、智能匹配模块</w:t>
+              <w:t>企业招聘管理模块、求职者服务模块、</w:t>
             </w:r>
           </w:p>
         </w:tc>
@@ -12841,307 +12561,7 @@
                 <w:szCs w:val="24"/>
                 <w:lang w:val="en-US" w:eastAsia="zh-CN" w:bidi="ar-SA"/>
               </w:rPr>
-              <w:t>职位发布、搜索、匹配推荐</w:t>
-            </w:r>
-          </w:p>
-        </w:tc>
-      </w:tr>
-      <w:tr>
-        <w:tblPrEx>
-          <w:tblBorders>
-            <w:top w:val="single" w:color="auto" w:sz="2" w:space="0"/>
-            <w:left w:val="single" w:color="auto" w:sz="2" w:space="0"/>
-            <w:bottom w:val="single" w:color="auto" w:sz="2" w:space="0"/>
-            <w:right w:val="single" w:color="auto" w:sz="2" w:space="0"/>
-            <w:insideH w:val="none" w:color="auto" w:sz="0" w:space="0"/>
-            <w:insideV w:val="none" w:color="auto" w:sz="0" w:space="0"/>
-          </w:tblBorders>
-          <w:tblCellMar>
-            <w:top w:w="0" w:type="dxa"/>
-            <w:left w:w="0" w:type="dxa"/>
-            <w:bottom w:w="0" w:type="dxa"/>
-            <w:right w:w="0" w:type="dxa"/>
-          </w:tblCellMar>
-        </w:tblPrEx>
-        <w:tc>
-          <w:tcPr>
-            <w:tcW w:w="0" w:type="auto"/>
-            <w:tcBorders>
-              <w:top w:val="nil"/>
-              <w:left w:val="nil"/>
-              <w:bottom w:val="nil"/>
-              <w:right w:val="single" w:color="auto" w:sz="2" w:space="0"/>
-            </w:tcBorders>
-            <w:shd w:val="clear" w:color="auto" w:fill="auto"/>
-            <w:tcMar>
-              <w:top w:w="120" w:type="dxa"/>
-              <w:left w:w="180" w:type="dxa"/>
-              <w:bottom w:w="120" w:type="dxa"/>
-              <w:right w:w="180" w:type="dxa"/>
-            </w:tcMar>
-            <w:vAlign w:val="center"/>
-          </w:tcPr>
-          <w:p>
-            <w:pPr>
-              <w:rPr>
-                <w:rFonts w:hint="default" w:ascii="宋体" w:hAnsi="宋体" w:eastAsia="宋体" w:cs="宋体"/>
-                <w:b w:val="0"/>
-                <w:bCs w:val="0"/>
-                <w:kern w:val="2"/>
-                <w:sz w:val="24"/>
-                <w:szCs w:val="24"/>
-                <w:lang w:val="en-US" w:eastAsia="zh-CN" w:bidi="ar-SA"/>
-              </w:rPr>
-            </w:pPr>
-            <w:r>
-              <w:rPr>
-                <w:rFonts w:hint="default" w:ascii="宋体" w:hAnsi="宋体" w:eastAsia="宋体" w:cs="宋体"/>
-                <w:b w:val="0"/>
-                <w:bCs w:val="0"/>
-                <w:kern w:val="2"/>
-                <w:sz w:val="24"/>
-                <w:szCs w:val="24"/>
-                <w:lang w:val="en-US" w:eastAsia="zh-CN" w:bidi="ar-SA"/>
-              </w:rPr>
-              <w:t>申请数据</w:t>
-            </w:r>
-          </w:p>
-        </w:tc>
-        <w:tc>
-          <w:tcPr>
-            <w:tcW w:w="0" w:type="auto"/>
-            <w:tcBorders>
-              <w:top w:val="nil"/>
-              <w:left w:val="nil"/>
-              <w:bottom w:val="nil"/>
-              <w:right w:val="single" w:color="auto" w:sz="2" w:space="0"/>
-            </w:tcBorders>
-            <w:shd w:val="clear" w:color="auto" w:fill="auto"/>
-            <w:tcMar>
-              <w:top w:w="120" w:type="dxa"/>
-              <w:left w:w="180" w:type="dxa"/>
-              <w:bottom w:w="120" w:type="dxa"/>
-              <w:right w:w="180" w:type="dxa"/>
-            </w:tcMar>
-            <w:vAlign w:val="center"/>
-          </w:tcPr>
-          <w:p>
-            <w:pPr>
-              <w:rPr>
-                <w:rFonts w:hint="default" w:ascii="宋体" w:hAnsi="宋体" w:eastAsia="宋体" w:cs="宋体"/>
-                <w:b w:val="0"/>
-                <w:bCs w:val="0"/>
-                <w:kern w:val="2"/>
-                <w:sz w:val="24"/>
-                <w:szCs w:val="24"/>
-                <w:lang w:val="en-US" w:eastAsia="zh-CN" w:bidi="ar-SA"/>
-              </w:rPr>
-            </w:pPr>
-            <w:r>
-              <w:rPr>
-                <w:rFonts w:hint="default" w:ascii="宋体" w:hAnsi="宋体" w:eastAsia="宋体" w:cs="宋体"/>
-                <w:b w:val="0"/>
-                <w:bCs w:val="0"/>
-                <w:kern w:val="2"/>
-                <w:sz w:val="24"/>
-                <w:szCs w:val="24"/>
-                <w:lang w:val="en-US" w:eastAsia="zh-CN" w:bidi="ar-SA"/>
-              </w:rPr>
-              <w:t>求职者服务模块、企业招聘模块、面试管理模块</w:t>
-            </w:r>
-          </w:p>
-        </w:tc>
-        <w:tc>
-          <w:tcPr>
-            <w:tcW w:w="0" w:type="auto"/>
-            <w:tcBorders>
-              <w:top w:val="nil"/>
-              <w:left w:val="nil"/>
-              <w:bottom w:val="nil"/>
-              <w:right w:val="nil"/>
-            </w:tcBorders>
-            <w:shd w:val="clear" w:color="auto" w:fill="auto"/>
-            <w:tcMar>
-              <w:top w:w="120" w:type="dxa"/>
-              <w:left w:w="180" w:type="dxa"/>
-              <w:bottom w:w="120" w:type="dxa"/>
-              <w:right w:w="180" w:type="dxa"/>
-            </w:tcMar>
-            <w:vAlign w:val="center"/>
-          </w:tcPr>
-          <w:p>
-            <w:pPr>
-              <w:rPr>
-                <w:rFonts w:hint="default" w:ascii="宋体" w:hAnsi="宋体" w:eastAsia="宋体" w:cs="宋体"/>
-                <w:b w:val="0"/>
-                <w:bCs w:val="0"/>
-                <w:kern w:val="2"/>
-                <w:sz w:val="24"/>
-                <w:szCs w:val="24"/>
-                <w:lang w:val="en-US" w:eastAsia="zh-CN" w:bidi="ar-SA"/>
-              </w:rPr>
-            </w:pPr>
-            <w:r>
-              <w:rPr>
-                <w:rFonts w:hint="default" w:ascii="宋体" w:hAnsi="宋体" w:eastAsia="宋体" w:cs="宋体"/>
-                <w:b w:val="0"/>
-                <w:bCs w:val="0"/>
-                <w:kern w:val="2"/>
-                <w:sz w:val="24"/>
-                <w:szCs w:val="24"/>
-                <w:lang w:val="en-US" w:eastAsia="zh-CN" w:bidi="ar-SA"/>
-              </w:rPr>
-              <w:t>申请跟踪、简历筛选、面试安排</w:t>
-            </w:r>
-          </w:p>
-        </w:tc>
-      </w:tr>
-      <w:tr>
-        <w:tblPrEx>
-          <w:tblBorders>
-            <w:top w:val="single" w:color="auto" w:sz="2" w:space="0"/>
-            <w:left w:val="single" w:color="auto" w:sz="2" w:space="0"/>
-            <w:bottom w:val="single" w:color="auto" w:sz="2" w:space="0"/>
-            <w:right w:val="single" w:color="auto" w:sz="2" w:space="0"/>
-            <w:insideH w:val="none" w:color="auto" w:sz="0" w:space="0"/>
-            <w:insideV w:val="none" w:color="auto" w:sz="0" w:space="0"/>
-          </w:tblBorders>
-          <w:tblCellMar>
-            <w:top w:w="0" w:type="dxa"/>
-            <w:left w:w="0" w:type="dxa"/>
-            <w:bottom w:w="0" w:type="dxa"/>
-            <w:right w:w="0" w:type="dxa"/>
-          </w:tblCellMar>
-        </w:tblPrEx>
-        <w:tc>
-          <w:tcPr>
-            <w:tcW w:w="0" w:type="auto"/>
-            <w:tcBorders>
-              <w:top w:val="nil"/>
-              <w:left w:val="nil"/>
-              <w:bottom w:val="nil"/>
-              <w:right w:val="single" w:color="auto" w:sz="2" w:space="0"/>
-            </w:tcBorders>
-            <w:shd w:val="clear" w:color="auto" w:fill="auto"/>
-            <w:tcMar>
-              <w:top w:w="120" w:type="dxa"/>
-              <w:left w:w="180" w:type="dxa"/>
-              <w:bottom w:w="120" w:type="dxa"/>
-              <w:right w:w="180" w:type="dxa"/>
-            </w:tcMar>
-            <w:vAlign w:val="center"/>
-          </w:tcPr>
-          <w:p>
-            <w:pPr>
-              <w:rPr>
-                <w:rFonts w:hint="default" w:ascii="宋体" w:hAnsi="宋体" w:eastAsia="宋体" w:cs="宋体"/>
-                <w:b w:val="0"/>
-                <w:bCs w:val="0"/>
-                <w:kern w:val="2"/>
-                <w:sz w:val="24"/>
-                <w:szCs w:val="24"/>
-                <w:lang w:val="en-US" w:eastAsia="zh-CN" w:bidi="ar-SA"/>
-              </w:rPr>
-            </w:pPr>
-            <w:r>
-              <w:rPr>
-                <w:rFonts w:hint="default" w:ascii="宋体" w:hAnsi="宋体" w:eastAsia="宋体" w:cs="宋体"/>
-                <w:b w:val="0"/>
-                <w:bCs w:val="0"/>
-                <w:kern w:val="2"/>
-                <w:sz w:val="24"/>
-                <w:szCs w:val="24"/>
-                <w:lang w:val="en-US" w:eastAsia="zh-CN" w:bidi="ar-SA"/>
-              </w:rPr>
-              <w:t>面试数据</w:t>
-            </w:r>
-          </w:p>
-        </w:tc>
-        <w:tc>
-          <w:tcPr>
-            <w:tcW w:w="0" w:type="auto"/>
-            <w:tcBorders>
-              <w:top w:val="nil"/>
-              <w:left w:val="nil"/>
-              <w:bottom w:val="nil"/>
-              <w:right w:val="single" w:color="auto" w:sz="2" w:space="0"/>
-            </w:tcBorders>
-            <w:shd w:val="clear" w:color="auto" w:fill="auto"/>
-            <w:tcMar>
-              <w:top w:w="120" w:type="dxa"/>
-              <w:left w:w="180" w:type="dxa"/>
-              <w:bottom w:w="120" w:type="dxa"/>
-              <w:right w:w="180" w:type="dxa"/>
-            </w:tcMar>
-            <w:vAlign w:val="center"/>
-          </w:tcPr>
-          <w:p>
-            <w:pPr>
-              <w:rPr>
-                <w:rFonts w:hint="default" w:ascii="宋体" w:hAnsi="宋体" w:eastAsia="宋体" w:cs="宋体"/>
-                <w:b w:val="0"/>
-                <w:bCs w:val="0"/>
-                <w:kern w:val="2"/>
-                <w:sz w:val="24"/>
-                <w:szCs w:val="24"/>
-                <w:lang w:val="en-US" w:eastAsia="zh-CN" w:bidi="ar-SA"/>
-              </w:rPr>
-            </w:pPr>
-            <w:r>
-              <w:rPr>
-                <w:rFonts w:hint="default" w:ascii="宋体" w:hAnsi="宋体" w:eastAsia="宋体" w:cs="宋体"/>
-                <w:b w:val="0"/>
-                <w:bCs w:val="0"/>
-                <w:kern w:val="2"/>
-                <w:sz w:val="24"/>
-                <w:szCs w:val="24"/>
-                <w:lang w:val="en-US" w:eastAsia="zh-CN" w:bidi="ar-SA"/>
-              </w:rPr>
-              <w:t>面试管理模块、企业招聘模块、求职者服务模块</w:t>
-            </w:r>
-          </w:p>
-        </w:tc>
-        <w:tc>
-          <w:tcPr>
-            <w:tcW w:w="0" w:type="auto"/>
-            <w:tcBorders>
-              <w:top w:val="nil"/>
-              <w:left w:val="nil"/>
-              <w:bottom w:val="nil"/>
-              <w:right w:val="nil"/>
-            </w:tcBorders>
-            <w:shd w:val="clear" w:color="auto" w:fill="auto"/>
-            <w:tcMar>
-              <w:top w:w="120" w:type="dxa"/>
-              <w:left w:w="180" w:type="dxa"/>
-              <w:bottom w:w="120" w:type="dxa"/>
-              <w:right w:w="180" w:type="dxa"/>
-            </w:tcMar>
-            <w:vAlign w:val="center"/>
-          </w:tcPr>
-          <w:p>
-            <w:pPr>
-              <w:rPr>
-                <w:rFonts w:hint="default" w:ascii="宋体" w:hAnsi="宋体" w:eastAsia="宋体" w:cs="宋体"/>
-                <w:b w:val="0"/>
-                <w:bCs w:val="0"/>
-                <w:kern w:val="2"/>
-                <w:sz w:val="24"/>
-                <w:szCs w:val="24"/>
-                <w:lang w:val="en-US" w:eastAsia="zh-CN" w:bidi="ar-SA"/>
-              </w:rPr>
-            </w:pPr>
-            <w:r>
-              <w:rPr>
-                <w:rFonts w:hint="default" w:ascii="宋体" w:hAnsi="宋体" w:eastAsia="宋体" w:cs="宋体"/>
-                <w:b w:val="0"/>
-                <w:bCs w:val="0"/>
-                <w:kern w:val="2"/>
-                <w:sz w:val="24"/>
-                <w:szCs w:val="24"/>
-                <w:lang w:val="en-US" w:eastAsia="zh-CN" w:bidi="ar-SA"/>
-              </w:rPr>
-              <w:t>面试安排、反馈录入、状态跟踪</w:t>
+              <w:t>职位发布、搜索</w:t>
             </w:r>
           </w:p>
         </w:tc>
@@ -13204,7 +12624,7 @@
                 <w:szCs w:val="24"/>
                 <w:lang w:val="en-US" w:eastAsia="zh-CN" w:bidi="ar-SA"/>
               </w:rPr>
-              <w:t>录用数据</w:t>
+              <w:t>申请数据</w:t>
             </w:r>
           </w:p>
         </w:tc>
@@ -13248,7 +12668,7 @@
                 <w:szCs w:val="24"/>
                 <w:lang w:val="en-US" w:eastAsia="zh-CN" w:bidi="ar-SA"/>
               </w:rPr>
-              <w:t>录用管理模块、企业招聘模块、求职者服务模块</w:t>
+              <w:t>求职者服务模块、企业招聘模块、面试管理模块</w:t>
             </w:r>
           </w:p>
         </w:tc>
@@ -13292,6 +12712,308 @@
                 <w:szCs w:val="24"/>
                 <w:lang w:val="en-US" w:eastAsia="zh-CN" w:bidi="ar-SA"/>
               </w:rPr>
+              <w:t>申请跟踪、简历筛选、面试安排</w:t>
+            </w:r>
+          </w:p>
+        </w:tc>
+      </w:tr>
+      <w:tr>
+        <w:tblPrEx>
+          <w:tblBorders>
+            <w:top w:val="single" w:color="auto" w:sz="2" w:space="0"/>
+            <w:left w:val="single" w:color="auto" w:sz="2" w:space="0"/>
+            <w:bottom w:val="single" w:color="auto" w:sz="2" w:space="0"/>
+            <w:right w:val="single" w:color="auto" w:sz="2" w:space="0"/>
+            <w:insideH w:val="none" w:color="auto" w:sz="0" w:space="0"/>
+            <w:insideV w:val="none" w:color="auto" w:sz="0" w:space="0"/>
+          </w:tblBorders>
+          <w:shd w:val="clear" w:color="auto" w:fill="auto"/>
+          <w:tblCellMar>
+            <w:top w:w="0" w:type="dxa"/>
+            <w:left w:w="0" w:type="dxa"/>
+            <w:bottom w:w="0" w:type="dxa"/>
+            <w:right w:w="0" w:type="dxa"/>
+          </w:tblCellMar>
+        </w:tblPrEx>
+        <w:tc>
+          <w:tcPr>
+            <w:tcW w:w="0" w:type="auto"/>
+            <w:tcBorders>
+              <w:top w:val="nil"/>
+              <w:left w:val="nil"/>
+              <w:bottom w:val="nil"/>
+              <w:right w:val="single" w:color="auto" w:sz="2" w:space="0"/>
+            </w:tcBorders>
+            <w:shd w:val="clear" w:color="auto" w:fill="auto"/>
+            <w:tcMar>
+              <w:top w:w="120" w:type="dxa"/>
+              <w:left w:w="180" w:type="dxa"/>
+              <w:bottom w:w="120" w:type="dxa"/>
+              <w:right w:w="180" w:type="dxa"/>
+            </w:tcMar>
+            <w:vAlign w:val="center"/>
+          </w:tcPr>
+          <w:p>
+            <w:pPr>
+              <w:rPr>
+                <w:rFonts w:hint="default" w:ascii="宋体" w:hAnsi="宋体" w:eastAsia="宋体" w:cs="宋体"/>
+                <w:b w:val="0"/>
+                <w:bCs w:val="0"/>
+                <w:kern w:val="2"/>
+                <w:sz w:val="24"/>
+                <w:szCs w:val="24"/>
+                <w:lang w:val="en-US" w:eastAsia="zh-CN" w:bidi="ar-SA"/>
+              </w:rPr>
+            </w:pPr>
+            <w:r>
+              <w:rPr>
+                <w:rFonts w:hint="default" w:ascii="宋体" w:hAnsi="宋体" w:eastAsia="宋体" w:cs="宋体"/>
+                <w:b w:val="0"/>
+                <w:bCs w:val="0"/>
+                <w:kern w:val="2"/>
+                <w:sz w:val="24"/>
+                <w:szCs w:val="24"/>
+                <w:lang w:val="en-US" w:eastAsia="zh-CN" w:bidi="ar-SA"/>
+              </w:rPr>
+              <w:t>面试数据</w:t>
+            </w:r>
+          </w:p>
+        </w:tc>
+        <w:tc>
+          <w:tcPr>
+            <w:tcW w:w="0" w:type="auto"/>
+            <w:tcBorders>
+              <w:top w:val="nil"/>
+              <w:left w:val="nil"/>
+              <w:bottom w:val="nil"/>
+              <w:right w:val="single" w:color="auto" w:sz="2" w:space="0"/>
+            </w:tcBorders>
+            <w:shd w:val="clear" w:color="auto" w:fill="auto"/>
+            <w:tcMar>
+              <w:top w:w="120" w:type="dxa"/>
+              <w:left w:w="180" w:type="dxa"/>
+              <w:bottom w:w="120" w:type="dxa"/>
+              <w:right w:w="180" w:type="dxa"/>
+            </w:tcMar>
+            <w:vAlign w:val="center"/>
+          </w:tcPr>
+          <w:p>
+            <w:pPr>
+              <w:rPr>
+                <w:rFonts w:hint="default" w:ascii="宋体" w:hAnsi="宋体" w:eastAsia="宋体" w:cs="宋体"/>
+                <w:b w:val="0"/>
+                <w:bCs w:val="0"/>
+                <w:kern w:val="2"/>
+                <w:sz w:val="24"/>
+                <w:szCs w:val="24"/>
+                <w:lang w:val="en-US" w:eastAsia="zh-CN" w:bidi="ar-SA"/>
+              </w:rPr>
+            </w:pPr>
+            <w:r>
+              <w:rPr>
+                <w:rFonts w:hint="default" w:ascii="宋体" w:hAnsi="宋体" w:eastAsia="宋体" w:cs="宋体"/>
+                <w:b w:val="0"/>
+                <w:bCs w:val="0"/>
+                <w:kern w:val="2"/>
+                <w:sz w:val="24"/>
+                <w:szCs w:val="24"/>
+                <w:lang w:val="en-US" w:eastAsia="zh-CN" w:bidi="ar-SA"/>
+              </w:rPr>
+              <w:t>面试管理模块、企业招聘模块、求职者服务模块</w:t>
+            </w:r>
+          </w:p>
+        </w:tc>
+        <w:tc>
+          <w:tcPr>
+            <w:tcW w:w="0" w:type="auto"/>
+            <w:tcBorders>
+              <w:top w:val="nil"/>
+              <w:left w:val="nil"/>
+              <w:bottom w:val="nil"/>
+              <w:right w:val="nil"/>
+            </w:tcBorders>
+            <w:shd w:val="clear" w:color="auto" w:fill="auto"/>
+            <w:tcMar>
+              <w:top w:w="120" w:type="dxa"/>
+              <w:left w:w="180" w:type="dxa"/>
+              <w:bottom w:w="120" w:type="dxa"/>
+              <w:right w:w="180" w:type="dxa"/>
+            </w:tcMar>
+            <w:vAlign w:val="center"/>
+          </w:tcPr>
+          <w:p>
+            <w:pPr>
+              <w:rPr>
+                <w:rFonts w:hint="default" w:ascii="宋体" w:hAnsi="宋体" w:eastAsia="宋体" w:cs="宋体"/>
+                <w:b w:val="0"/>
+                <w:bCs w:val="0"/>
+                <w:kern w:val="2"/>
+                <w:sz w:val="24"/>
+                <w:szCs w:val="24"/>
+                <w:lang w:val="en-US" w:eastAsia="zh-CN" w:bidi="ar-SA"/>
+              </w:rPr>
+            </w:pPr>
+            <w:r>
+              <w:rPr>
+                <w:rFonts w:hint="default" w:ascii="宋体" w:hAnsi="宋体" w:eastAsia="宋体" w:cs="宋体"/>
+                <w:b w:val="0"/>
+                <w:bCs w:val="0"/>
+                <w:kern w:val="2"/>
+                <w:sz w:val="24"/>
+                <w:szCs w:val="24"/>
+                <w:lang w:val="en-US" w:eastAsia="zh-CN" w:bidi="ar-SA"/>
+              </w:rPr>
+              <w:t>面试安排、反馈录入、状态跟踪</w:t>
+            </w:r>
+          </w:p>
+        </w:tc>
+      </w:tr>
+      <w:tr>
+        <w:tblPrEx>
+          <w:tblBorders>
+            <w:top w:val="single" w:color="auto" w:sz="2" w:space="0"/>
+            <w:left w:val="single" w:color="auto" w:sz="2" w:space="0"/>
+            <w:bottom w:val="single" w:color="auto" w:sz="2" w:space="0"/>
+            <w:right w:val="single" w:color="auto" w:sz="2" w:space="0"/>
+            <w:insideH w:val="none" w:color="auto" w:sz="0" w:space="0"/>
+            <w:insideV w:val="none" w:color="auto" w:sz="0" w:space="0"/>
+          </w:tblBorders>
+          <w:shd w:val="clear" w:color="auto" w:fill="auto"/>
+          <w:tblCellMar>
+            <w:top w:w="0" w:type="dxa"/>
+            <w:left w:w="0" w:type="dxa"/>
+            <w:bottom w:w="0" w:type="dxa"/>
+            <w:right w:w="0" w:type="dxa"/>
+          </w:tblCellMar>
+        </w:tblPrEx>
+        <w:tc>
+          <w:tcPr>
+            <w:tcW w:w="0" w:type="auto"/>
+            <w:tcBorders>
+              <w:top w:val="nil"/>
+              <w:left w:val="nil"/>
+              <w:bottom w:val="nil"/>
+              <w:right w:val="single" w:color="auto" w:sz="2" w:space="0"/>
+            </w:tcBorders>
+            <w:shd w:val="clear" w:color="auto" w:fill="auto"/>
+            <w:tcMar>
+              <w:top w:w="120" w:type="dxa"/>
+              <w:left w:w="180" w:type="dxa"/>
+              <w:bottom w:w="120" w:type="dxa"/>
+              <w:right w:w="180" w:type="dxa"/>
+            </w:tcMar>
+            <w:vAlign w:val="center"/>
+          </w:tcPr>
+          <w:p>
+            <w:pPr>
+              <w:rPr>
+                <w:rFonts w:hint="default" w:ascii="宋体" w:hAnsi="宋体" w:eastAsia="宋体" w:cs="宋体"/>
+                <w:b w:val="0"/>
+                <w:bCs w:val="0"/>
+                <w:kern w:val="2"/>
+                <w:sz w:val="24"/>
+                <w:szCs w:val="24"/>
+                <w:lang w:val="en-US" w:eastAsia="zh-CN" w:bidi="ar-SA"/>
+              </w:rPr>
+            </w:pPr>
+            <w:r>
+              <w:rPr>
+                <w:rFonts w:hint="default" w:ascii="宋体" w:hAnsi="宋体" w:eastAsia="宋体" w:cs="宋体"/>
+                <w:b w:val="0"/>
+                <w:bCs w:val="0"/>
+                <w:kern w:val="2"/>
+                <w:sz w:val="24"/>
+                <w:szCs w:val="24"/>
+                <w:lang w:val="en-US" w:eastAsia="zh-CN" w:bidi="ar-SA"/>
+              </w:rPr>
+              <w:t>录用数据</w:t>
+            </w:r>
+          </w:p>
+        </w:tc>
+        <w:tc>
+          <w:tcPr>
+            <w:tcW w:w="0" w:type="auto"/>
+            <w:tcBorders>
+              <w:top w:val="nil"/>
+              <w:left w:val="nil"/>
+              <w:bottom w:val="nil"/>
+              <w:right w:val="single" w:color="auto" w:sz="2" w:space="0"/>
+            </w:tcBorders>
+            <w:shd w:val="clear" w:color="auto" w:fill="auto"/>
+            <w:tcMar>
+              <w:top w:w="120" w:type="dxa"/>
+              <w:left w:w="180" w:type="dxa"/>
+              <w:bottom w:w="120" w:type="dxa"/>
+              <w:right w:w="180" w:type="dxa"/>
+            </w:tcMar>
+            <w:vAlign w:val="center"/>
+          </w:tcPr>
+          <w:p>
+            <w:pPr>
+              <w:rPr>
+                <w:rFonts w:hint="default" w:ascii="宋体" w:hAnsi="宋体" w:eastAsia="宋体" w:cs="宋体"/>
+                <w:b w:val="0"/>
+                <w:bCs w:val="0"/>
+                <w:kern w:val="2"/>
+                <w:sz w:val="24"/>
+                <w:szCs w:val="24"/>
+                <w:lang w:val="en-US" w:eastAsia="zh-CN" w:bidi="ar-SA"/>
+              </w:rPr>
+            </w:pPr>
+            <w:r>
+              <w:rPr>
+                <w:rFonts w:hint="default" w:ascii="宋体" w:hAnsi="宋体" w:eastAsia="宋体" w:cs="宋体"/>
+                <w:b w:val="0"/>
+                <w:bCs w:val="0"/>
+                <w:kern w:val="2"/>
+                <w:sz w:val="24"/>
+                <w:szCs w:val="24"/>
+                <w:lang w:val="en-US" w:eastAsia="zh-CN" w:bidi="ar-SA"/>
+              </w:rPr>
+              <w:t>录用管理模块、企业招聘模块、求职者服务模块</w:t>
+            </w:r>
+          </w:p>
+        </w:tc>
+        <w:tc>
+          <w:tcPr>
+            <w:tcW w:w="0" w:type="auto"/>
+            <w:tcBorders>
+              <w:top w:val="nil"/>
+              <w:left w:val="nil"/>
+              <w:bottom w:val="nil"/>
+              <w:right w:val="nil"/>
+            </w:tcBorders>
+            <w:shd w:val="clear" w:color="auto" w:fill="auto"/>
+            <w:tcMar>
+              <w:top w:w="120" w:type="dxa"/>
+              <w:left w:w="180" w:type="dxa"/>
+              <w:bottom w:w="120" w:type="dxa"/>
+              <w:right w:w="180" w:type="dxa"/>
+            </w:tcMar>
+            <w:vAlign w:val="center"/>
+          </w:tcPr>
+          <w:p>
+            <w:pPr>
+              <w:rPr>
+                <w:rFonts w:hint="default" w:ascii="宋体" w:hAnsi="宋体" w:eastAsia="宋体" w:cs="宋体"/>
+                <w:b w:val="0"/>
+                <w:bCs w:val="0"/>
+                <w:kern w:val="2"/>
+                <w:sz w:val="24"/>
+                <w:szCs w:val="24"/>
+                <w:lang w:val="en-US" w:eastAsia="zh-CN" w:bidi="ar-SA"/>
+              </w:rPr>
+            </w:pPr>
+            <w:r>
+              <w:rPr>
+                <w:rFonts w:hint="default" w:ascii="宋体" w:hAnsi="宋体" w:eastAsia="宋体" w:cs="宋体"/>
+                <w:b w:val="0"/>
+                <w:bCs w:val="0"/>
+                <w:kern w:val="2"/>
+                <w:sz w:val="24"/>
+                <w:szCs w:val="24"/>
+                <w:lang w:val="en-US" w:eastAsia="zh-CN" w:bidi="ar-SA"/>
+              </w:rPr>
               <w:t>录用通知、响应处理、入职确认</w:t>
             </w:r>
           </w:p>
@@ -13335,8 +13057,8 @@
           <w:rFonts w:cs="Times New Roman"/>
         </w:rPr>
       </w:pPr>
-      <w:bookmarkStart w:id="56" w:name="_Toc116049882"/>
-      <w:bookmarkStart w:id="57" w:name="_Toc32482"/>
+      <w:bookmarkStart w:id="56" w:name="_Toc32482"/>
+      <w:bookmarkStart w:id="57" w:name="_Toc116049882"/>
       <w:r>
         <w:rPr>
           <w:rFonts w:hint="eastAsia" w:cs="Times New Roman"/>
@@ -13443,7 +13165,7 @@
           <w:szCs w:val="24"/>
           <w:lang w:val="en-US" w:eastAsia="zh-CN" w:bidi="ar-SA"/>
         </w:rPr>
-        <w:t>企业注册认证→职位管理模块（创建发布职位）→智能匹配模块（获取候选人推荐）→候选人管理模块（筛选简历）→面试管理模块（安排面试）→面试管理模块（录入反馈）→录用管理模块（发送录用通知）</w:t>
+        <w:t>企业注册认证→职位管理模块（创建发布职位）→候选人管理模块（筛选简历）→面试管理模块（安排面试）→面试管理模块（录入反馈）→录用管理模块（发送录用通知）</w:t>
       </w:r>
     </w:p>
     <w:p>
@@ -13493,7 +13215,7 @@
           <w:szCs w:val="24"/>
           <w:lang w:val="en-US" w:eastAsia="zh-CN" w:bidi="ar-SA"/>
         </w:rPr>
-        <w:t>平台管理员登录→角色权限模块（配置权限）→用户管理模块（审核企业 / 管理用户）→系统配置模块（调整参数）→数据备份模块（备份数据）→安全防护模块（监控安全）</w:t>
+        <w:t>平台管理员登录→角色权限模块（配置权限）→用户管理模块（管理用户）→数据备份模块（备份数据）→安全防护模块（监控安全）</w:t>
       </w:r>
     </w:p>
     <w:p>
@@ -13513,8 +13235,8 @@
           <w:rFonts w:cs="Times New Roman"/>
         </w:rPr>
       </w:pPr>
-      <w:bookmarkStart w:id="58" w:name="_Toc26678"/>
-      <w:bookmarkStart w:id="59" w:name="_Toc116049883"/>
+      <w:bookmarkStart w:id="58" w:name="_Toc116049883"/>
+      <w:bookmarkStart w:id="59" w:name="_Toc26678"/>
       <w:r>
         <w:rPr>
           <w:rFonts w:hint="eastAsia" w:cs="Times New Roman"/>
@@ -13741,8 +13463,8 @@
           <w:rFonts w:cs="Times New Roman"/>
         </w:rPr>
       </w:pPr>
-      <w:bookmarkStart w:id="60" w:name="_Toc116049884"/>
-      <w:bookmarkStart w:id="61" w:name="_Toc26131"/>
+      <w:bookmarkStart w:id="60" w:name="_Toc26131"/>
+      <w:bookmarkStart w:id="61" w:name="_Toc116049884"/>
       <w:r>
         <w:rPr>
           <w:rFonts w:hint="eastAsia" w:cs="Times New Roman"/>
@@ -13882,11 +13604,12 @@
       <w:pPr>
         <w:pStyle w:val="3"/>
         <w:rPr>
-          <w:rFonts w:cs="Times New Roman"/>
-        </w:rPr>
-      </w:pPr>
-      <w:bookmarkStart w:id="64" w:name="_Toc29579"/>
-      <w:bookmarkStart w:id="65" w:name="_Toc116049886"/>
+          <w:rFonts w:hint="eastAsia" w:eastAsia="黑体" w:cs="Times New Roman"/>
+          <w:lang w:eastAsia="zh-CN"/>
+        </w:rPr>
+      </w:pPr>
+      <w:bookmarkStart w:id="64" w:name="_Toc116049886"/>
+      <w:bookmarkStart w:id="65" w:name="_Toc29579"/>
       <w:r>
         <w:rPr>
           <w:rFonts w:hint="eastAsia" w:cs="Times New Roman"/>
@@ -13895,6 +13618,27 @@
       </w:r>
       <w:bookmarkEnd w:id="64"/>
       <w:bookmarkEnd w:id="65"/>
+      <w:r>
+        <w:rPr>
+          <w:rFonts w:hint="eastAsia" w:cs="Times New Roman"/>
+          <w:lang w:eastAsia="zh-CN"/>
+        </w:rPr>
+        <w:t>（</w:t>
+      </w:r>
+      <w:r>
+        <w:rPr>
+          <w:rFonts w:hint="eastAsia" w:cs="Times New Roman"/>
+          <w:lang w:val="en-US" w:eastAsia="zh-CN"/>
+        </w:rPr>
+        <w:t>仅展示部分</w:t>
+      </w:r>
+      <w:r>
+        <w:rPr>
+          <w:rFonts w:hint="eastAsia" w:cs="Times New Roman"/>
+          <w:lang w:eastAsia="zh-CN"/>
+        </w:rPr>
+        <w:t>）</w:t>
+      </w:r>
     </w:p>
     <w:tbl>
       <w:tblPr>
@@ -13919,10 +13663,10 @@
         </w:tblCellMar>
       </w:tblPr>
       <w:tblGrid>
-        <w:gridCol w:w="959"/>
-        <w:gridCol w:w="2710"/>
-        <w:gridCol w:w="2364"/>
-        <w:gridCol w:w="2633"/>
+        <w:gridCol w:w="963"/>
+        <w:gridCol w:w="2656"/>
+        <w:gridCol w:w="2387"/>
+        <w:gridCol w:w="2660"/>
       </w:tblGrid>
       <w:tr>
         <w:tblPrEx>
@@ -14522,6 +14266,7 @@
             <w:insideH w:val="none" w:color="auto" w:sz="0" w:space="0"/>
             <w:insideV w:val="none" w:color="auto" w:sz="0" w:space="0"/>
           </w:tblBorders>
+          <w:shd w:val="clear" w:color="auto" w:fill="auto"/>
           <w:tblCellMar>
             <w:top w:w="0" w:type="dxa"/>
             <w:left w:w="0" w:type="dxa"/>
@@ -15096,200 +14841,6 @@
           </w:p>
         </w:tc>
       </w:tr>
-      <w:tr>
-        <w:tblPrEx>
-          <w:tblBorders>
-            <w:top w:val="single" w:color="auto" w:sz="2" w:space="0"/>
-            <w:left w:val="single" w:color="auto" w:sz="2" w:space="0"/>
-            <w:bottom w:val="single" w:color="auto" w:sz="2" w:space="0"/>
-            <w:right w:val="single" w:color="auto" w:sz="2" w:space="0"/>
-            <w:insideH w:val="none" w:color="auto" w:sz="0" w:space="0"/>
-            <w:insideV w:val="none" w:color="auto" w:sz="0" w:space="0"/>
-          </w:tblBorders>
-          <w:tblCellMar>
-            <w:top w:w="0" w:type="dxa"/>
-            <w:left w:w="0" w:type="dxa"/>
-            <w:bottom w:w="0" w:type="dxa"/>
-            <w:right w:w="0" w:type="dxa"/>
-          </w:tblCellMar>
-        </w:tblPrEx>
-        <w:tc>
-          <w:tcPr>
-            <w:tcW w:w="0" w:type="auto"/>
-            <w:tcBorders>
-              <w:top w:val="nil"/>
-              <w:left w:val="nil"/>
-              <w:bottom w:val="nil"/>
-              <w:right w:val="single" w:color="auto" w:sz="2" w:space="0"/>
-            </w:tcBorders>
-            <w:shd w:val="clear" w:color="auto" w:fill="auto"/>
-            <w:tcMar>
-              <w:top w:w="120" w:type="dxa"/>
-              <w:left w:w="180" w:type="dxa"/>
-              <w:bottom w:w="120" w:type="dxa"/>
-              <w:right w:w="180" w:type="dxa"/>
-            </w:tcMar>
-            <w:vAlign w:val="center"/>
-          </w:tcPr>
-          <w:p>
-            <w:pPr>
-              <w:rPr>
-                <w:rFonts w:hint="default" w:ascii="宋体" w:hAnsi="宋体" w:eastAsia="宋体" w:cs="宋体"/>
-                <w:b w:val="0"/>
-                <w:bCs w:val="0"/>
-                <w:kern w:val="2"/>
-                <w:sz w:val="24"/>
-                <w:szCs w:val="24"/>
-                <w:lang w:val="en-US" w:eastAsia="zh-CN" w:bidi="ar-SA"/>
-              </w:rPr>
-            </w:pPr>
-            <w:r>
-              <w:rPr>
-                <w:rFonts w:hint="default" w:ascii="宋体" w:hAnsi="宋体" w:eastAsia="宋体" w:cs="宋体"/>
-                <w:b w:val="0"/>
-                <w:bCs w:val="0"/>
-                <w:kern w:val="2"/>
-                <w:sz w:val="24"/>
-                <w:szCs w:val="24"/>
-                <w:lang w:val="en-US" w:eastAsia="zh-CN" w:bidi="ar-SA"/>
-              </w:rPr>
-              <w:t>文件错误</w:t>
-            </w:r>
-          </w:p>
-        </w:tc>
-        <w:tc>
-          <w:tcPr>
-            <w:tcW w:w="0" w:type="auto"/>
-            <w:tcBorders>
-              <w:top w:val="nil"/>
-              <w:left w:val="nil"/>
-              <w:bottom w:val="nil"/>
-              <w:right w:val="single" w:color="auto" w:sz="2" w:space="0"/>
-            </w:tcBorders>
-            <w:shd w:val="clear" w:color="auto" w:fill="auto"/>
-            <w:tcMar>
-              <w:top w:w="120" w:type="dxa"/>
-              <w:left w:w="180" w:type="dxa"/>
-              <w:bottom w:w="120" w:type="dxa"/>
-              <w:right w:w="180" w:type="dxa"/>
-            </w:tcMar>
-            <w:vAlign w:val="center"/>
-          </w:tcPr>
-          <w:p>
-            <w:pPr>
-              <w:rPr>
-                <w:rFonts w:hint="default" w:ascii="宋体" w:hAnsi="宋体" w:eastAsia="宋体" w:cs="宋体"/>
-                <w:b w:val="0"/>
-                <w:bCs w:val="0"/>
-                <w:kern w:val="2"/>
-                <w:sz w:val="24"/>
-                <w:szCs w:val="24"/>
-                <w:lang w:val="en-US" w:eastAsia="zh-CN" w:bidi="ar-SA"/>
-              </w:rPr>
-            </w:pPr>
-            <w:r>
-              <w:rPr>
-                <w:rFonts w:hint="default" w:ascii="宋体" w:hAnsi="宋体" w:eastAsia="宋体" w:cs="宋体"/>
-                <w:b w:val="0"/>
-                <w:bCs w:val="0"/>
-                <w:kern w:val="2"/>
-                <w:sz w:val="24"/>
-                <w:szCs w:val="24"/>
-                <w:lang w:val="en-US" w:eastAsia="zh-CN" w:bidi="ar-SA"/>
-              </w:rPr>
-              <w:t>“文件大小超过限制（最大 20MB）”</w:t>
-            </w:r>
-          </w:p>
-        </w:tc>
-        <w:tc>
-          <w:tcPr>
-            <w:tcW w:w="0" w:type="auto"/>
-            <w:tcBorders>
-              <w:top w:val="nil"/>
-              <w:left w:val="nil"/>
-              <w:bottom w:val="nil"/>
-              <w:right w:val="single" w:color="auto" w:sz="2" w:space="0"/>
-            </w:tcBorders>
-            <w:shd w:val="clear" w:color="auto" w:fill="auto"/>
-            <w:tcMar>
-              <w:top w:w="120" w:type="dxa"/>
-              <w:left w:w="180" w:type="dxa"/>
-              <w:bottom w:w="120" w:type="dxa"/>
-              <w:right w:w="180" w:type="dxa"/>
-            </w:tcMar>
-            <w:vAlign w:val="center"/>
-          </w:tcPr>
-          <w:p>
-            <w:pPr>
-              <w:rPr>
-                <w:rFonts w:hint="default" w:ascii="宋体" w:hAnsi="宋体" w:eastAsia="宋体" w:cs="宋体"/>
-                <w:b w:val="0"/>
-                <w:bCs w:val="0"/>
-                <w:kern w:val="2"/>
-                <w:sz w:val="24"/>
-                <w:szCs w:val="24"/>
-                <w:lang w:val="en-US" w:eastAsia="zh-CN" w:bidi="ar-SA"/>
-              </w:rPr>
-            </w:pPr>
-            <w:r>
-              <w:rPr>
-                <w:rFonts w:hint="default" w:ascii="宋体" w:hAnsi="宋体" w:eastAsia="宋体" w:cs="宋体"/>
-                <w:b w:val="0"/>
-                <w:bCs w:val="0"/>
-                <w:kern w:val="2"/>
-                <w:sz w:val="24"/>
-                <w:szCs w:val="24"/>
-                <w:lang w:val="en-US" w:eastAsia="zh-CN" w:bidi="ar-SA"/>
-              </w:rPr>
-              <w:t>上传文件不符合大小 / 格式要求</w:t>
-            </w:r>
-          </w:p>
-        </w:tc>
-        <w:tc>
-          <w:tcPr>
-            <w:tcW w:w="0" w:type="auto"/>
-            <w:tcBorders>
-              <w:top w:val="nil"/>
-              <w:left w:val="nil"/>
-              <w:bottom w:val="nil"/>
-              <w:right w:val="nil"/>
-            </w:tcBorders>
-            <w:shd w:val="clear" w:color="auto" w:fill="auto"/>
-            <w:tcMar>
-              <w:top w:w="120" w:type="dxa"/>
-              <w:left w:w="180" w:type="dxa"/>
-              <w:bottom w:w="120" w:type="dxa"/>
-              <w:right w:w="180" w:type="dxa"/>
-            </w:tcMar>
-            <w:vAlign w:val="center"/>
-          </w:tcPr>
-          <w:p>
-            <w:pPr>
-              <w:rPr>
-                <w:rFonts w:hint="default" w:ascii="宋体" w:hAnsi="宋体" w:eastAsia="宋体" w:cs="宋体"/>
-                <w:b w:val="0"/>
-                <w:bCs w:val="0"/>
-                <w:kern w:val="2"/>
-                <w:sz w:val="24"/>
-                <w:szCs w:val="24"/>
-                <w:lang w:val="en-US" w:eastAsia="zh-CN" w:bidi="ar-SA"/>
-              </w:rPr>
-            </w:pPr>
-            <w:r>
-              <w:rPr>
-                <w:rFonts w:hint="default" w:ascii="宋体" w:hAnsi="宋体" w:eastAsia="宋体" w:cs="宋体"/>
-                <w:b w:val="0"/>
-                <w:bCs w:val="0"/>
-                <w:kern w:val="2"/>
-                <w:sz w:val="24"/>
-                <w:szCs w:val="24"/>
-                <w:lang w:val="en-US" w:eastAsia="zh-CN" w:bidi="ar-SA"/>
-              </w:rPr>
-              <w:t>提示用户调整文件大小，选择支持的格式</w:t>
-            </w:r>
-          </w:p>
-        </w:tc>
-      </w:tr>
     </w:tbl>
     <w:p>
       <w:pPr>
@@ -15305,11 +14856,12 @@
       <w:pPr>
         <w:pStyle w:val="3"/>
         <w:rPr>
-          <w:rFonts w:cs="Times New Roman"/>
-        </w:rPr>
-      </w:pPr>
-      <w:bookmarkStart w:id="66" w:name="_Toc16200"/>
-      <w:bookmarkStart w:id="67" w:name="_Toc116049887"/>
+          <w:rFonts w:hint="eastAsia" w:eastAsia="黑体" w:cs="Times New Roman"/>
+          <w:lang w:eastAsia="zh-CN"/>
+        </w:rPr>
+      </w:pPr>
+      <w:bookmarkStart w:id="66" w:name="_Toc116049887"/>
+      <w:bookmarkStart w:id="67" w:name="_Toc16200"/>
       <w:r>
         <w:rPr>
           <w:rFonts w:hint="eastAsia" w:cs="Times New Roman"/>
@@ -15318,6 +14870,27 @@
       </w:r>
       <w:bookmarkEnd w:id="66"/>
       <w:bookmarkEnd w:id="67"/>
+      <w:r>
+        <w:rPr>
+          <w:rFonts w:hint="eastAsia" w:cs="Times New Roman"/>
+          <w:lang w:eastAsia="zh-CN"/>
+        </w:rPr>
+        <w:t>（</w:t>
+      </w:r>
+      <w:r>
+        <w:rPr>
+          <w:rFonts w:hint="eastAsia" w:cs="Times New Roman"/>
+          <w:lang w:val="en-US" w:eastAsia="zh-CN"/>
+        </w:rPr>
+        <w:t>仅展示部分</w:t>
+      </w:r>
+      <w:r>
+        <w:rPr>
+          <w:rFonts w:hint="eastAsia" w:cs="Times New Roman"/>
+          <w:lang w:eastAsia="zh-CN"/>
+        </w:rPr>
+        <w:t>）</w:t>
+      </w:r>
     </w:p>
     <w:p>
       <w:pPr>
@@ -15456,18 +15029,6 @@
           <w:lang w:val="en-US" w:eastAsia="zh-CN" w:bidi="ar-SA"/>
         </w:rPr>
       </w:pPr>
-      <w:r>
-        <w:rPr>
-          <w:rFonts w:hint="default" w:ascii="宋体" w:hAnsi="宋体" w:eastAsia="宋体" w:cs="宋体"/>
-          <w:b w:val="0"/>
-          <w:bCs w:val="0"/>
-          <w:kern w:val="2"/>
-          <w:sz w:val="24"/>
-          <w:szCs w:val="24"/>
-          <w:lang w:val="en-US" w:eastAsia="zh-CN" w:bidi="ar-SA"/>
-        </w:rPr>
-        <w:t>文件错误：保留上传表单数据，允许用户重新选择文件</w:t>
-      </w:r>
     </w:p>
     <w:p>
       <w:pPr>
@@ -15672,31 +15233,6 @@
           <w:lang w:val="en-US" w:eastAsia="zh-CN" w:bidi="ar-SA"/>
         </w:rPr>
         <w:t>身份认证：采用 “账号 + 密码” 认证，密码通过 BCrypt 加密存储，防止泄露</w:t>
-      </w:r>
-    </w:p>
-    <w:p>
-      <w:pPr>
-        <w:rPr>
-          <w:rFonts w:hint="default" w:ascii="宋体" w:hAnsi="宋体" w:eastAsia="宋体" w:cs="宋体"/>
-          <w:b w:val="0"/>
-          <w:bCs w:val="0"/>
-          <w:kern w:val="2"/>
-          <w:sz w:val="24"/>
-          <w:szCs w:val="24"/>
-          <w:lang w:val="en-US" w:eastAsia="zh-CN" w:bidi="ar-SA"/>
-        </w:rPr>
-      </w:pPr>
-      <w:r>
-        <w:rPr>
-          <w:rFonts w:hint="default" w:ascii="宋体" w:hAnsi="宋体" w:eastAsia="宋体" w:cs="宋体"/>
-          <w:b w:val="0"/>
-          <w:bCs w:val="0"/>
-          <w:kern w:val="2"/>
-          <w:sz w:val="24"/>
-          <w:szCs w:val="24"/>
-          <w:lang w:val="en-US" w:eastAsia="zh-CN" w:bidi="ar-SA"/>
-        </w:rPr>
-        <w:t>权限控制：基于 RBAC 模型，细粒度控制功能访问与数据查看权限，防止越权操作</w:t>
       </w:r>
     </w:p>
     <w:p>
@@ -16162,7 +15698,7 @@
     <w:lsdException w:qFormat="1" w:unhideWhenUsed="0" w:uiPriority="10" w:semiHidden="0" w:name="Title"/>
     <w:lsdException w:uiPriority="99" w:name="Closing"/>
     <w:lsdException w:uiPriority="99" w:name="Signature"/>
-    <w:lsdException w:uiPriority="1" w:name="Default Paragraph Font"/>
+    <w:lsdException w:qFormat="1" w:uiPriority="1" w:name="Default Paragraph Font"/>
     <w:lsdException w:uiPriority="99" w:name="Body Text"/>
     <w:lsdException w:uiPriority="99" w:name="Body Text Indent"/>
     <w:lsdException w:uiPriority="99" w:name="List Continue"/>
@@ -16193,7 +15729,7 @@
     <w:lsdException w:uiPriority="99" w:name="HTML Acronym"/>
     <w:lsdException w:uiPriority="99" w:name="HTML Address"/>
     <w:lsdException w:uiPriority="99" w:name="HTML Cite"/>
-    <w:lsdException w:uiPriority="99" w:name="HTML Code"/>
+    <w:lsdException w:qFormat="1" w:uiPriority="99" w:name="HTML Code"/>
     <w:lsdException w:uiPriority="99" w:name="HTML Definition"/>
     <w:lsdException w:uiPriority="99" w:name="HTML Keyboard"/>
     <w:lsdException w:qFormat="1" w:unhideWhenUsed="0" w:uiPriority="0" w:semiHidden="0" w:name="HTML Preformatted"/>
@@ -16429,6 +15965,7 @@
     <w:name w:val="Default Paragraph Font"/>
     <w:semiHidden/>
     <w:unhideWhenUsed/>
+    <w:qFormat/>
     <w:uiPriority w:val="1"/>
   </w:style>
   <w:style w:type="table" w:default="1" w:styleId="10">
@@ -16557,6 +16094,7 @@
     <w:basedOn w:val="11"/>
     <w:semiHidden/>
     <w:unhideWhenUsed/>
+    <w:qFormat/>
     <w:uiPriority w:val="99"/>
     <w:rPr>
       <w:rFonts w:ascii="Courier New" w:hAnsi="Courier New"/>

--- a/doc/概要设计文档.docx
+++ b/doc/概要设计文档.docx
@@ -4,9 +4,24 @@
   <w:body>
     <w:p>
       <w:pPr>
-        <w:spacing w:before="240" w:line="1440" w:lineRule="auto"/>
+        <w:keepNext w:val="0"/>
+        <w:keepLines w:val="0"/>
+        <w:pageBreakBefore w:val="0"/>
+        <w:widowControl w:val="0"/>
+        <w:kinsoku/>
+        <w:wordWrap/>
+        <w:overflowPunct/>
+        <w:topLinePunct w:val="0"/>
+        <w:autoSpaceDE/>
+        <w:autoSpaceDN/>
+        <w:bidi w:val="0"/>
+        <w:adjustRightInd/>
+        <w:snapToGrid/>
+        <w:spacing w:before="240" w:line="480" w:lineRule="auto"/>
         <w:jc w:val="center"/>
-        <w:rPr>
+        <w:textAlignment w:val="auto"/>
+        <w:rPr>
+          <w:rFonts w:ascii="Times New Roman" w:hAnsi="Times New Roman" w:eastAsia="宋体" w:cs="Times New Roman"/>
           <w:b/>
           <w:spacing w:val="20"/>
           <w:sz w:val="52"/>
@@ -18,7 +33,7 @@
       <w:bookmarkStart w:id="2" w:name="_Toc24950"/>
       <w:r>
         <w:rPr>
-          <w:rFonts w:hint="eastAsia" w:ascii="黑体" w:eastAsia="黑体"/>
+          <w:rFonts w:hint="eastAsia" w:ascii="黑体" w:hAnsi="Times New Roman" w:eastAsia="黑体" w:cs="Times New Roman"/>
           <w:spacing w:val="20"/>
           <w:sz w:val="72"/>
           <w:szCs w:val="72"/>
@@ -28,10 +43,24 @@
     </w:p>
     <w:p>
       <w:pPr>
-        <w:spacing w:before="100" w:beforeAutospacing="1" w:after="100" w:afterAutospacing="1" w:line="720" w:lineRule="auto"/>
+        <w:keepNext w:val="0"/>
+        <w:keepLines w:val="0"/>
+        <w:pageBreakBefore w:val="0"/>
+        <w:widowControl w:val="0"/>
+        <w:kinsoku/>
+        <w:wordWrap/>
+        <w:overflowPunct/>
+        <w:topLinePunct w:val="0"/>
+        <w:autoSpaceDE/>
+        <w:autoSpaceDN/>
+        <w:bidi w:val="0"/>
+        <w:adjustRightInd/>
+        <w:snapToGrid/>
+        <w:spacing w:before="100" w:beforeAutospacing="1" w:after="100" w:afterAutospacing="1" w:line="480" w:lineRule="auto"/>
         <w:jc w:val="center"/>
-        <w:rPr>
-          <w:rFonts w:ascii="黑体" w:eastAsia="黑体"/>
+        <w:textAlignment w:val="auto"/>
+        <w:rPr>
+          <w:rFonts w:ascii="黑体" w:hAnsi="Times New Roman" w:eastAsia="黑体" w:cs="Times New Roman"/>
           <w:b/>
           <w:sz w:val="52"/>
           <w:szCs w:val="52"/>
@@ -39,7 +68,7 @@
       </w:pPr>
       <w:r>
         <w:rPr>
-          <w:rFonts w:hint="eastAsia" w:ascii="黑体" w:eastAsia="黑体"/>
+          <w:rFonts w:hint="eastAsia" w:ascii="黑体" w:hAnsi="Times New Roman" w:eastAsia="黑体" w:cs="Times New Roman"/>
           <w:b/>
           <w:sz w:val="52"/>
           <w:szCs w:val="52"/>
@@ -49,16 +78,30 @@
       <w:bookmarkEnd w:id="0"/>
       <w:bookmarkEnd w:id="1"/>
       <w:bookmarkEnd w:id="2"/>
-      <w:bookmarkStart w:id="3" w:name="_Toc246399169"/>
-      <w:bookmarkStart w:id="4" w:name="_Toc17740"/>
-      <w:bookmarkStart w:id="5" w:name="_Toc246399500"/>
-    </w:p>
-    <w:p>
-      <w:pPr>
-        <w:spacing w:before="100" w:beforeAutospacing="1" w:after="100" w:afterAutospacing="1" w:line="720" w:lineRule="auto"/>
+      <w:bookmarkStart w:id="3" w:name="_Toc246399500"/>
+      <w:bookmarkStart w:id="4" w:name="_Toc246399169"/>
+      <w:bookmarkStart w:id="5" w:name="_Toc17740"/>
+    </w:p>
+    <w:p>
+      <w:pPr>
+        <w:keepNext w:val="0"/>
+        <w:keepLines w:val="0"/>
+        <w:pageBreakBefore w:val="0"/>
+        <w:widowControl w:val="0"/>
+        <w:kinsoku/>
+        <w:wordWrap/>
+        <w:overflowPunct/>
+        <w:topLinePunct w:val="0"/>
+        <w:autoSpaceDE/>
+        <w:autoSpaceDN/>
+        <w:bidi w:val="0"/>
+        <w:adjustRightInd/>
+        <w:snapToGrid/>
+        <w:spacing w:before="100" w:beforeAutospacing="1" w:after="100" w:afterAutospacing="1" w:line="480" w:lineRule="auto"/>
         <w:jc w:val="center"/>
-        <w:rPr>
-          <w:rFonts w:ascii="黑体" w:eastAsia="黑体"/>
+        <w:textAlignment w:val="auto"/>
+        <w:rPr>
+          <w:rFonts w:ascii="黑体" w:hAnsi="Times New Roman" w:eastAsia="黑体" w:cs="Times New Roman"/>
           <w:b/>
           <w:sz w:val="52"/>
           <w:szCs w:val="52"/>
@@ -66,7 +109,7 @@
       </w:pPr>
       <w:r>
         <w:rPr>
-          <w:rFonts w:hint="eastAsia" w:ascii="黑体" w:eastAsia="黑体"/>
+          <w:rFonts w:hint="eastAsia" w:ascii="黑体" w:hAnsi="Times New Roman" w:eastAsia="黑体" w:cs="Times New Roman"/>
           <w:b/>
           <w:sz w:val="52"/>
           <w:szCs w:val="52"/>
@@ -76,16 +119,30 @@
       <w:bookmarkEnd w:id="3"/>
       <w:bookmarkEnd w:id="4"/>
       <w:bookmarkEnd w:id="5"/>
-      <w:bookmarkStart w:id="6" w:name="_Toc246399170"/>
-      <w:bookmarkStart w:id="7" w:name="_Toc246399501"/>
-      <w:bookmarkStart w:id="8" w:name="_Toc19531"/>
-    </w:p>
-    <w:p>
-      <w:pPr>
-        <w:spacing w:before="100" w:beforeAutospacing="1" w:after="100" w:afterAutospacing="1" w:line="720" w:lineRule="auto"/>
+      <w:bookmarkStart w:id="6" w:name="_Toc19531"/>
+      <w:bookmarkStart w:id="7" w:name="_Toc246399170"/>
+      <w:bookmarkStart w:id="8" w:name="_Toc246399501"/>
+    </w:p>
+    <w:p>
+      <w:pPr>
+        <w:keepNext w:val="0"/>
+        <w:keepLines w:val="0"/>
+        <w:pageBreakBefore w:val="0"/>
+        <w:widowControl w:val="0"/>
+        <w:kinsoku/>
+        <w:wordWrap/>
+        <w:overflowPunct/>
+        <w:topLinePunct w:val="0"/>
+        <w:autoSpaceDE/>
+        <w:autoSpaceDN/>
+        <w:bidi w:val="0"/>
+        <w:adjustRightInd/>
+        <w:snapToGrid/>
+        <w:spacing w:before="100" w:beforeAutospacing="1" w:after="100" w:afterAutospacing="1" w:line="480" w:lineRule="auto"/>
         <w:jc w:val="center"/>
-        <w:rPr>
-          <w:rFonts w:ascii="黑体" w:eastAsia="黑体"/>
+        <w:textAlignment w:val="auto"/>
+        <w:rPr>
+          <w:rFonts w:ascii="黑体" w:hAnsi="Times New Roman" w:eastAsia="黑体" w:cs="Times New Roman"/>
           <w:b/>
           <w:sz w:val="52"/>
           <w:szCs w:val="52"/>
@@ -93,7 +150,7 @@
       </w:pPr>
       <w:r>
         <w:rPr>
-          <w:rFonts w:hint="eastAsia" w:ascii="黑体" w:eastAsia="黑体"/>
+          <w:rFonts w:hint="eastAsia" w:ascii="黑体" w:hAnsi="Times New Roman" w:eastAsia="黑体" w:cs="Times New Roman"/>
           <w:b/>
           <w:sz w:val="52"/>
           <w:szCs w:val="52"/>
@@ -104,15 +161,29 @@
       <w:bookmarkEnd w:id="7"/>
       <w:bookmarkEnd w:id="8"/>
       <w:bookmarkStart w:id="9" w:name="_Toc24889"/>
-      <w:bookmarkStart w:id="10" w:name="_Toc246399171"/>
-      <w:bookmarkStart w:id="11" w:name="_Toc246399502"/>
-    </w:p>
-    <w:p>
-      <w:pPr>
-        <w:spacing w:before="100" w:beforeAutospacing="1" w:after="100" w:afterAutospacing="1" w:line="720" w:lineRule="auto"/>
+      <w:bookmarkStart w:id="10" w:name="_Toc246399502"/>
+      <w:bookmarkStart w:id="11" w:name="_Toc246399171"/>
+    </w:p>
+    <w:p>
+      <w:pPr>
+        <w:keepNext w:val="0"/>
+        <w:keepLines w:val="0"/>
+        <w:pageBreakBefore w:val="0"/>
+        <w:widowControl w:val="0"/>
+        <w:kinsoku/>
+        <w:wordWrap/>
+        <w:overflowPunct/>
+        <w:topLinePunct w:val="0"/>
+        <w:autoSpaceDE/>
+        <w:autoSpaceDN/>
+        <w:bidi w:val="0"/>
+        <w:adjustRightInd/>
+        <w:snapToGrid/>
+        <w:spacing w:before="100" w:beforeAutospacing="1" w:after="100" w:afterAutospacing="1" w:line="480" w:lineRule="auto"/>
         <w:jc w:val="center"/>
-        <w:rPr>
-          <w:rFonts w:ascii="黑体" w:hAnsi="黑体" w:eastAsia="黑体"/>
+        <w:textAlignment w:val="auto"/>
+        <w:rPr>
+          <w:rFonts w:ascii="黑体" w:hAnsi="黑体" w:eastAsia="黑体" w:cs="Times New Roman"/>
           <w:b/>
           <w:sz w:val="52"/>
           <w:szCs w:val="52"/>
@@ -120,7 +191,7 @@
       </w:pPr>
       <w:r>
         <w:rPr>
-          <w:rFonts w:hint="eastAsia" w:ascii="黑体" w:eastAsia="黑体"/>
+          <w:rFonts w:hint="eastAsia" w:ascii="黑体" w:hAnsi="Times New Roman" w:eastAsia="黑体" w:cs="Times New Roman"/>
           <w:b/>
           <w:sz w:val="52"/>
           <w:szCs w:val="52"/>
@@ -131,14 +202,25 @@
       <w:bookmarkEnd w:id="10"/>
       <w:bookmarkEnd w:id="11"/>
     </w:p>
-    <w:p/>
+    <w:p>
+      <w:pPr>
+        <w:rPr>
+          <w:rFonts w:ascii="Times New Roman" w:hAnsi="Times New Roman" w:eastAsia="宋体" w:cs="Times New Roman"/>
+          <w:szCs w:val="24"/>
+        </w:rPr>
+      </w:pPr>
+    </w:p>
     <w:p>
       <w:pPr>
         <w:jc w:val="center"/>
-      </w:pPr>
-      <w:r>
-        <w:rPr>
-          <w:rFonts w:hint="eastAsia" w:hAnsi="宋体"/>
+        <w:rPr>
+          <w:rFonts w:ascii="Times New Roman" w:hAnsi="Times New Roman" w:eastAsia="宋体" w:cs="Times New Roman"/>
+          <w:szCs w:val="24"/>
+        </w:rPr>
+      </w:pPr>
+      <w:r>
+        <w:rPr>
+          <w:rFonts w:hint="eastAsia" w:ascii="等线" w:hAnsi="等线" w:eastAsia="等线" w:cs="等线"/>
           <w:b/>
           <w:sz w:val="36"/>
           <w:szCs w:val="36"/>
@@ -156,9 +238,14 @@
         <w:t>企业招聘平台</w:t>
       </w:r>
       <w:r>
+        <w:rPr>
+          <w:rFonts w:ascii="Times New Roman" w:hAnsi="Times New Roman" w:eastAsia="宋体" w:cs="Times New Roman"/>
+          <w:szCs w:val="24"/>
+        </w:rPr>
         <w:t xml:space="preserve"> </w:t>
       </w:r>
     </w:p>
+    <w:p/>
     <w:p/>
     <w:p>
       <w:pPr>
@@ -1107,7 +1194,7 @@
         <w:fldChar w:fldCharType="separate"/>
       </w:r>
       <w:r>
-        <w:t>3</w:t>
+        <w:t>2</w:t>
       </w:r>
       <w:r>
         <w:fldChar w:fldCharType="end"/>
@@ -1152,7 +1239,7 @@
         <w:fldChar w:fldCharType="separate"/>
       </w:r>
       <w:r>
-        <w:t>4</w:t>
+        <w:t>3</w:t>
       </w:r>
       <w:r>
         <w:fldChar w:fldCharType="end"/>
@@ -1197,7 +1284,7 @@
         <w:fldChar w:fldCharType="separate"/>
       </w:r>
       <w:r>
-        <w:t>4</w:t>
+        <w:t>3</w:t>
       </w:r>
       <w:r>
         <w:fldChar w:fldCharType="end"/>
@@ -1242,7 +1329,7 @@
         <w:fldChar w:fldCharType="separate"/>
       </w:r>
       <w:r>
-        <w:t>4</w:t>
+        <w:t>3</w:t>
       </w:r>
       <w:r>
         <w:fldChar w:fldCharType="end"/>
@@ -1378,7 +1465,7 @@
         <w:fldChar w:fldCharType="separate"/>
       </w:r>
       <w:r>
-        <w:t>5</w:t>
+        <w:t>4</w:t>
       </w:r>
       <w:r>
         <w:fldChar w:fldCharType="end"/>
@@ -1423,7 +1510,7 @@
         <w:fldChar w:fldCharType="separate"/>
       </w:r>
       <w:r>
-        <w:t>5</w:t>
+        <w:t>4</w:t>
       </w:r>
       <w:r>
         <w:fldChar w:fldCharType="end"/>
@@ -1468,7 +1555,7 @@
         <w:fldChar w:fldCharType="separate"/>
       </w:r>
       <w:r>
-        <w:t>5</w:t>
+        <w:t>4</w:t>
       </w:r>
       <w:r>
         <w:fldChar w:fldCharType="end"/>
@@ -1557,7 +1644,7 @@
         <w:fldChar w:fldCharType="separate"/>
       </w:r>
       <w:r>
-        <w:t>7</w:t>
+        <w:t>6</w:t>
       </w:r>
       <w:r>
         <w:fldChar w:fldCharType="end"/>
@@ -1603,7 +1690,7 @@
         <w:fldChar w:fldCharType="separate"/>
       </w:r>
       <w:r>
-        <w:t>7</w:t>
+        <w:t>6</w:t>
       </w:r>
       <w:r>
         <w:fldChar w:fldCharType="end"/>
@@ -1738,7 +1825,7 @@
         <w:fldChar w:fldCharType="separate"/>
       </w:r>
       <w:r>
-        <w:t>8</w:t>
+        <w:t>7</w:t>
       </w:r>
       <w:r>
         <w:fldChar w:fldCharType="end"/>
@@ -1783,7 +1870,7 @@
         <w:fldChar w:fldCharType="separate"/>
       </w:r>
       <w:r>
-        <w:t>8</w:t>
+        <w:t>7</w:t>
       </w:r>
       <w:r>
         <w:fldChar w:fldCharType="end"/>
@@ -1828,7 +1915,7 @@
         <w:fldChar w:fldCharType="separate"/>
       </w:r>
       <w:r>
-        <w:t>8</w:t>
+        <w:t>7</w:t>
       </w:r>
       <w:r>
         <w:fldChar w:fldCharType="end"/>
@@ -1874,7 +1961,7 @@
         <w:fldChar w:fldCharType="separate"/>
       </w:r>
       <w:r>
-        <w:t>9</w:t>
+        <w:t>8</w:t>
       </w:r>
       <w:r>
         <w:fldChar w:fldCharType="end"/>
@@ -1919,7 +2006,7 @@
         <w:fldChar w:fldCharType="separate"/>
       </w:r>
       <w:r>
-        <w:t>10</w:t>
+        <w:t>9</w:t>
       </w:r>
       <w:r>
         <w:fldChar w:fldCharType="end"/>
@@ -1964,7 +2051,7 @@
         <w:fldChar w:fldCharType="separate"/>
       </w:r>
       <w:r>
-        <w:t>10</w:t>
+        <w:t>9</w:t>
       </w:r>
       <w:r>
         <w:fldChar w:fldCharType="end"/>
@@ -2009,7 +2096,7 @@
         <w:fldChar w:fldCharType="separate"/>
       </w:r>
       <w:r>
-        <w:t>11</w:t>
+        <w:t>10</w:t>
       </w:r>
       <w:r>
         <w:fldChar w:fldCharType="end"/>
@@ -2056,7 +2143,7 @@
         <w:fldChar w:fldCharType="separate"/>
       </w:r>
       <w:r>
-        <w:t>11</w:t>
+        <w:t>10</w:t>
       </w:r>
       <w:r>
         <w:fldChar w:fldCharType="end"/>
@@ -2101,7 +2188,7 @@
         <w:fldChar w:fldCharType="separate"/>
       </w:r>
       <w:r>
-        <w:t>11</w:t>
+        <w:t>10</w:t>
       </w:r>
       <w:r>
         <w:fldChar w:fldCharType="end"/>
@@ -2193,7 +2280,7 @@
         <w:fldChar w:fldCharType="separate"/>
       </w:r>
       <w:r>
-        <w:t>12</w:t>
+        <w:t>11</w:t>
       </w:r>
       <w:r>
         <w:fldChar w:fldCharType="end"/>
@@ -2240,7 +2327,7 @@
         <w:fldChar w:fldCharType="separate"/>
       </w:r>
       <w:r>
-        <w:t>12</w:t>
+        <w:t>11</w:t>
       </w:r>
       <w:r>
         <w:fldChar w:fldCharType="end"/>
@@ -2437,8 +2524,6 @@
       </w:r>
       <w:bookmarkEnd w:id="13"/>
       <w:bookmarkEnd w:id="14"/>
-      <w:bookmarkStart w:id="72" w:name="_GoBack"/>
-      <w:bookmarkEnd w:id="72"/>
     </w:p>
     <w:p>
       <w:pPr>
@@ -2449,8 +2534,8 @@
           <w:szCs w:val="24"/>
         </w:rPr>
       </w:pPr>
-      <w:bookmarkStart w:id="15" w:name="_Toc2612"/>
-      <w:bookmarkStart w:id="16" w:name="_Toc116049860"/>
+      <w:bookmarkStart w:id="15" w:name="_Toc116049860"/>
+      <w:bookmarkStart w:id="16" w:name="_Toc2612"/>
       <w:r>
         <w:rPr>
           <w:rFonts w:hint="eastAsia" w:cs="Times New Roman"/>
@@ -2522,8 +2607,8 @@
           <w:lang w:val="en-US" w:eastAsia="zh-CN" w:bidi="ar-SA"/>
         </w:rPr>
       </w:pPr>
-      <w:bookmarkStart w:id="19" w:name="_Toc116049862"/>
-      <w:bookmarkStart w:id="20" w:name="_Toc25342"/>
+      <w:bookmarkStart w:id="19" w:name="_Toc25342"/>
+      <w:bookmarkStart w:id="20" w:name="_Toc116049862"/>
       <w:r>
         <w:rPr>
           <w:rFonts w:hint="eastAsia" w:cs="Times New Roman" w:asciiTheme="minorEastAsia" w:hAnsiTheme="minorEastAsia" w:eastAsiaTheme="minorEastAsia"/>
@@ -2582,8 +2667,8 @@
     <w:tbl>
       <w:tblPr>
         <w:tblStyle w:val="10"/>
-        <w:tblW w:w="9589" w:type="dxa"/>
-        <w:tblInd w:w="0" w:type="dxa"/>
+        <w:tblW w:w="10514" w:type="dxa"/>
+        <w:tblInd w:w="-925" w:type="dxa"/>
         <w:tblBorders>
           <w:top w:val="none" w:color="auto" w:sz="0" w:space="0"/>
           <w:left w:val="single" w:color="auto" w:sz="2" w:space="0"/>
@@ -2602,9 +2687,9 @@
         </w:tblCellMar>
       </w:tblPr>
       <w:tblGrid>
-        <w:gridCol w:w="1898"/>
-        <w:gridCol w:w="3418"/>
-        <w:gridCol w:w="4273"/>
+        <w:gridCol w:w="2330"/>
+        <w:gridCol w:w="4494"/>
+        <w:gridCol w:w="3690"/>
       </w:tblGrid>
       <w:tr>
         <w:tblPrEx>
@@ -2629,7 +2714,7 @@
         </w:trPr>
         <w:tc>
           <w:tcPr>
-            <w:tcW w:w="0" w:type="auto"/>
+            <w:tcW w:w="2330" w:type="dxa"/>
             <w:tcBorders>
               <w:top w:val="nil"/>
               <w:left w:val="nil"/>
@@ -2682,7 +2767,7 @@
         </w:tc>
         <w:tc>
           <w:tcPr>
-            <w:tcW w:w="0" w:type="auto"/>
+            <w:tcW w:w="4494" w:type="dxa"/>
             <w:tcBorders>
               <w:top w:val="nil"/>
               <w:left w:val="nil"/>
@@ -2733,7 +2818,7 @@
         </w:tc>
         <w:tc>
           <w:tcPr>
-            <w:tcW w:w="4273" w:type="dxa"/>
+            <w:tcW w:w="3690" w:type="dxa"/>
             <w:tcBorders>
               <w:top w:val="nil"/>
               <w:left w:val="nil"/>
@@ -2793,6 +2878,7 @@
             <w:insideH w:val="none" w:color="auto" w:sz="0" w:space="0"/>
             <w:insideV w:val="none" w:color="auto" w:sz="0" w:space="0"/>
           </w:tblBorders>
+          <w:shd w:val="clear" w:color="auto" w:fill="auto"/>
           <w:tblCellMar>
             <w:top w:w="0" w:type="dxa"/>
             <w:left w:w="0" w:type="dxa"/>
@@ -2802,7 +2888,7 @@
         </w:tblPrEx>
         <w:tc>
           <w:tcPr>
-            <w:tcW w:w="0" w:type="auto"/>
+            <w:tcW w:w="2330" w:type="dxa"/>
             <w:tcBorders>
               <w:top w:val="nil"/>
               <w:left w:val="nil"/>
@@ -2853,7 +2939,7 @@
         </w:tc>
         <w:tc>
           <w:tcPr>
-            <w:tcW w:w="0" w:type="auto"/>
+            <w:tcW w:w="4494" w:type="dxa"/>
             <w:tcBorders>
               <w:top w:val="nil"/>
               <w:left w:val="nil"/>
@@ -2904,7 +2990,178 @@
         </w:tc>
         <w:tc>
           <w:tcPr>
-            <w:tcW w:w="4273" w:type="dxa"/>
+            <w:tcW w:w="3690" w:type="dxa"/>
+            <w:tcBorders>
+              <w:top w:val="nil"/>
+              <w:left w:val="nil"/>
+              <w:bottom w:val="nil"/>
+              <w:right w:val="nil"/>
+            </w:tcBorders>
+            <w:shd w:val="clear" w:color="auto" w:fill="auto"/>
+            <w:tcMar>
+              <w:top w:w="120" w:type="dxa"/>
+              <w:left w:w="180" w:type="dxa"/>
+              <w:bottom w:w="120" w:type="dxa"/>
+              <w:right w:w="180" w:type="dxa"/>
+            </w:tcMar>
+            <w:vAlign w:val="center"/>
+          </w:tcPr>
+          <w:p>
+            <w:pPr>
+              <w:keepNext w:val="0"/>
+              <w:keepLines w:val="0"/>
+              <w:widowControl/>
+              <w:suppressLineNumbers w:val="0"/>
+              <w:spacing w:before="0" w:beforeAutospacing="0" w:after="0" w:afterAutospacing="0" w:line="280" w:lineRule="atLeast"/>
+              <w:ind w:left="0" w:right="0" w:firstLine="240" w:firstLineChars="100"/>
+              <w:jc w:val="left"/>
+              <w:rPr>
+                <w:rFonts w:hint="default" w:cs="Times New Roman" w:asciiTheme="minorEastAsia" w:hAnsiTheme="minorEastAsia" w:eastAsiaTheme="minorEastAsia"/>
+                <w:b w:val="0"/>
+                <w:bCs w:val="0"/>
+                <w:kern w:val="2"/>
+                <w:sz w:val="24"/>
+                <w:szCs w:val="24"/>
+                <w:lang w:val="en-US" w:eastAsia="zh-CN" w:bidi="ar-SA"/>
+              </w:rPr>
+            </w:pPr>
+            <w:r>
+              <w:rPr>
+                <w:rFonts w:hint="eastAsia" w:cs="Times New Roman" w:asciiTheme="minorEastAsia" w:hAnsiTheme="minorEastAsia"/>
+                <w:b w:val="0"/>
+                <w:bCs w:val="0"/>
+                <w:kern w:val="2"/>
+                <w:sz w:val="24"/>
+                <w:szCs w:val="24"/>
+                <w:lang w:val="en-US" w:eastAsia="zh-CN" w:bidi="ar-SA"/>
+              </w:rPr>
+              <w:t>ATS</w:t>
+            </w:r>
+          </w:p>
+        </w:tc>
+      </w:tr>
+      <w:tr>
+        <w:tblPrEx>
+          <w:tblBorders>
+            <w:top w:val="single" w:color="auto" w:sz="2" w:space="0"/>
+            <w:left w:val="single" w:color="auto" w:sz="2" w:space="0"/>
+            <w:bottom w:val="single" w:color="auto" w:sz="2" w:space="0"/>
+            <w:right w:val="single" w:color="auto" w:sz="2" w:space="0"/>
+            <w:insideH w:val="none" w:color="auto" w:sz="0" w:space="0"/>
+            <w:insideV w:val="none" w:color="auto" w:sz="0" w:space="0"/>
+          </w:tblBorders>
+          <w:tblCellMar>
+            <w:top w:w="0" w:type="dxa"/>
+            <w:left w:w="0" w:type="dxa"/>
+            <w:bottom w:w="0" w:type="dxa"/>
+            <w:right w:w="0" w:type="dxa"/>
+          </w:tblCellMar>
+        </w:tblPrEx>
+        <w:tc>
+          <w:tcPr>
+            <w:tcW w:w="2330" w:type="dxa"/>
+            <w:tcBorders>
+              <w:top w:val="nil"/>
+              <w:left w:val="nil"/>
+              <w:bottom w:val="nil"/>
+              <w:right w:val="single" w:color="auto" w:sz="2" w:space="0"/>
+            </w:tcBorders>
+            <w:shd w:val="clear" w:color="auto" w:fill="auto"/>
+            <w:tcMar>
+              <w:top w:w="120" w:type="dxa"/>
+              <w:left w:w="180" w:type="dxa"/>
+              <w:bottom w:w="120" w:type="dxa"/>
+              <w:right w:w="180" w:type="dxa"/>
+            </w:tcMar>
+            <w:vAlign w:val="center"/>
+          </w:tcPr>
+          <w:p>
+            <w:pPr>
+              <w:keepNext w:val="0"/>
+              <w:keepLines w:val="0"/>
+              <w:widowControl/>
+              <w:suppressLineNumbers w:val="0"/>
+              <w:spacing w:before="0" w:beforeAutospacing="0" w:after="0" w:afterAutospacing="0" w:line="280" w:lineRule="atLeast"/>
+              <w:ind w:left="0" w:right="0" w:firstLine="0"/>
+              <w:jc w:val="left"/>
+              <w:rPr>
+                <w:rFonts w:hint="default" w:cs="Times New Roman" w:asciiTheme="minorEastAsia" w:hAnsiTheme="minorEastAsia" w:eastAsiaTheme="minorEastAsia"/>
+                <w:b w:val="0"/>
+                <w:bCs w:val="0"/>
+                <w:kern w:val="2"/>
+                <w:sz w:val="24"/>
+                <w:szCs w:val="24"/>
+                <w:lang w:val="en-US" w:eastAsia="zh-CN" w:bidi="ar-SA"/>
+              </w:rPr>
+            </w:pPr>
+            <w:r>
+              <w:rPr>
+                <w:rFonts w:hint="default" w:cs="Times New Roman" w:asciiTheme="minorEastAsia" w:hAnsiTheme="minorEastAsia" w:eastAsiaTheme="minorEastAsia"/>
+                <w:b w:val="0"/>
+                <w:bCs w:val="0"/>
+                <w:kern w:val="2"/>
+                <w:sz w:val="24"/>
+                <w:szCs w:val="24"/>
+                <w:lang w:val="en-US" w:eastAsia="zh-CN" w:bidi="ar-SA"/>
+              </w:rPr>
+              <w:t>DTO</w:t>
+            </w:r>
+          </w:p>
+        </w:tc>
+        <w:tc>
+          <w:tcPr>
+            <w:tcW w:w="4494" w:type="dxa"/>
+            <w:tcBorders>
+              <w:top w:val="nil"/>
+              <w:left w:val="nil"/>
+              <w:bottom w:val="nil"/>
+              <w:right w:val="single" w:color="auto" w:sz="2" w:space="0"/>
+            </w:tcBorders>
+            <w:shd w:val="clear" w:color="auto" w:fill="auto"/>
+            <w:tcMar>
+              <w:top w:w="120" w:type="dxa"/>
+              <w:left w:w="180" w:type="dxa"/>
+              <w:bottom w:w="120" w:type="dxa"/>
+              <w:right w:w="180" w:type="dxa"/>
+            </w:tcMar>
+            <w:vAlign w:val="center"/>
+          </w:tcPr>
+          <w:p>
+            <w:pPr>
+              <w:keepNext w:val="0"/>
+              <w:keepLines w:val="0"/>
+              <w:widowControl/>
+              <w:suppressLineNumbers w:val="0"/>
+              <w:spacing w:before="0" w:beforeAutospacing="0" w:after="0" w:afterAutospacing="0" w:line="280" w:lineRule="atLeast"/>
+              <w:ind w:left="0" w:right="0" w:firstLine="0"/>
+              <w:jc w:val="left"/>
+              <w:rPr>
+                <w:rFonts w:hint="default" w:cs="Times New Roman" w:asciiTheme="minorEastAsia" w:hAnsiTheme="minorEastAsia" w:eastAsiaTheme="minorEastAsia"/>
+                <w:b w:val="0"/>
+                <w:bCs w:val="0"/>
+                <w:kern w:val="2"/>
+                <w:sz w:val="24"/>
+                <w:szCs w:val="24"/>
+                <w:lang w:val="en-US" w:eastAsia="zh-CN" w:bidi="ar-SA"/>
+              </w:rPr>
+            </w:pPr>
+            <w:r>
+              <w:rPr>
+                <w:rFonts w:hint="default" w:cs="Times New Roman" w:asciiTheme="minorEastAsia" w:hAnsiTheme="minorEastAsia" w:eastAsiaTheme="minorEastAsia"/>
+                <w:b w:val="0"/>
+                <w:bCs w:val="0"/>
+                <w:kern w:val="2"/>
+                <w:sz w:val="24"/>
+                <w:szCs w:val="24"/>
+                <w:lang w:val="en-US" w:eastAsia="zh-CN" w:bidi="ar-SA"/>
+              </w:rPr>
+              <w:t>数据传输对象，用于接口间参数传递</w:t>
+            </w:r>
+          </w:p>
+        </w:tc>
+        <w:tc>
+          <w:tcPr>
+            <w:tcW w:w="3690" w:type="dxa"/>
             <w:tcBorders>
               <w:top w:val="nil"/>
               <w:left w:val="nil"/>
@@ -2941,15 +3198,15 @@
             </w:pPr>
             <w:r>
               <w:rPr>
-                <w:rFonts w:hint="eastAsia" w:cs="Times New Roman" w:asciiTheme="minorEastAsia" w:hAnsiTheme="minorEastAsia"/>
-                <w:b w:val="0"/>
-                <w:bCs w:val="0"/>
-                <w:kern w:val="2"/>
-                <w:sz w:val="24"/>
-                <w:szCs w:val="24"/>
-                <w:lang w:val="en-US" w:eastAsia="zh-CN" w:bidi="ar-SA"/>
-              </w:rPr>
-              <w:t>ATS</w:t>
+                <w:rFonts w:hint="default" w:cs="Times New Roman" w:asciiTheme="minorEastAsia" w:hAnsiTheme="minorEastAsia" w:eastAsiaTheme="minorEastAsia"/>
+                <w:b w:val="0"/>
+                <w:bCs w:val="0"/>
+                <w:kern w:val="2"/>
+                <w:sz w:val="24"/>
+                <w:szCs w:val="24"/>
+                <w:lang w:val="en-US" w:eastAsia="zh-CN" w:bidi="ar-SA"/>
+              </w:rPr>
+              <w:t>Data Transfer Object, DTO</w:t>
             </w:r>
           </w:p>
         </w:tc>
@@ -2964,7 +3221,6 @@
             <w:insideH w:val="none" w:color="auto" w:sz="0" w:space="0"/>
             <w:insideV w:val="none" w:color="auto" w:sz="0" w:space="0"/>
           </w:tblBorders>
-          <w:shd w:val="clear" w:color="auto" w:fill="auto"/>
           <w:tblCellMar>
             <w:top w:w="0" w:type="dxa"/>
             <w:left w:w="0" w:type="dxa"/>
@@ -2974,7 +3230,7 @@
         </w:tblPrEx>
         <w:tc>
           <w:tcPr>
-            <w:tcW w:w="0" w:type="auto"/>
+            <w:tcW w:w="2330" w:type="dxa"/>
             <w:tcBorders>
               <w:top w:val="nil"/>
               <w:left w:val="nil"/>
@@ -3019,13 +3275,13 @@
                 <w:szCs w:val="24"/>
                 <w:lang w:val="en-US" w:eastAsia="zh-CN" w:bidi="ar-SA"/>
               </w:rPr>
-              <w:t>DTO</w:t>
+              <w:t>VO</w:t>
             </w:r>
           </w:p>
         </w:tc>
         <w:tc>
           <w:tcPr>
-            <w:tcW w:w="0" w:type="auto"/>
+            <w:tcW w:w="4494" w:type="dxa"/>
             <w:tcBorders>
               <w:top w:val="nil"/>
               <w:left w:val="nil"/>
@@ -3070,13 +3326,13 @@
                 <w:szCs w:val="24"/>
                 <w:lang w:val="en-US" w:eastAsia="zh-CN" w:bidi="ar-SA"/>
               </w:rPr>
-              <w:t>数据传输对象，用于接口间参数传递</w:t>
+              <w:t>视图对象，用于封装前端展示数据</w:t>
             </w:r>
           </w:p>
         </w:tc>
         <w:tc>
           <w:tcPr>
-            <w:tcW w:w="4273" w:type="dxa"/>
+            <w:tcW w:w="3690" w:type="dxa"/>
             <w:tcBorders>
               <w:top w:val="nil"/>
               <w:left w:val="nil"/>
@@ -3121,7 +3377,7 @@
                 <w:szCs w:val="24"/>
                 <w:lang w:val="en-US" w:eastAsia="zh-CN" w:bidi="ar-SA"/>
               </w:rPr>
-              <w:t>Data Transfer Object, DTO</w:t>
+              <w:t>View Object, VO</w:t>
             </w:r>
           </w:p>
         </w:tc>
@@ -3146,7 +3402,7 @@
         </w:tblPrEx>
         <w:tc>
           <w:tcPr>
-            <w:tcW w:w="0" w:type="auto"/>
+            <w:tcW w:w="2330" w:type="dxa"/>
             <w:tcBorders>
               <w:top w:val="nil"/>
               <w:left w:val="nil"/>
@@ -3191,13 +3447,13 @@
                 <w:szCs w:val="24"/>
                 <w:lang w:val="en-US" w:eastAsia="zh-CN" w:bidi="ar-SA"/>
               </w:rPr>
-              <w:t>VO</w:t>
+              <w:t>Entity</w:t>
             </w:r>
           </w:p>
         </w:tc>
         <w:tc>
           <w:tcPr>
-            <w:tcW w:w="0" w:type="auto"/>
+            <w:tcW w:w="4494" w:type="dxa"/>
             <w:tcBorders>
               <w:top w:val="nil"/>
               <w:left w:val="nil"/>
@@ -3242,185 +3498,13 @@
                 <w:szCs w:val="24"/>
                 <w:lang w:val="en-US" w:eastAsia="zh-CN" w:bidi="ar-SA"/>
               </w:rPr>
-              <w:t>视图对象，用于封装前端展示数据</w:t>
+              <w:t>实体类，与数据库表直接映射</w:t>
             </w:r>
           </w:p>
         </w:tc>
         <w:tc>
           <w:tcPr>
-            <w:tcW w:w="4273" w:type="dxa"/>
-            <w:tcBorders>
-              <w:top w:val="nil"/>
-              <w:left w:val="nil"/>
-              <w:bottom w:val="nil"/>
-              <w:right w:val="nil"/>
-            </w:tcBorders>
-            <w:shd w:val="clear" w:color="auto" w:fill="auto"/>
-            <w:tcMar>
-              <w:top w:w="120" w:type="dxa"/>
-              <w:left w:w="180" w:type="dxa"/>
-              <w:bottom w:w="120" w:type="dxa"/>
-              <w:right w:w="180" w:type="dxa"/>
-            </w:tcMar>
-            <w:vAlign w:val="center"/>
-          </w:tcPr>
-          <w:p>
-            <w:pPr>
-              <w:keepNext w:val="0"/>
-              <w:keepLines w:val="0"/>
-              <w:widowControl/>
-              <w:suppressLineNumbers w:val="0"/>
-              <w:spacing w:before="0" w:beforeAutospacing="0" w:after="0" w:afterAutospacing="0" w:line="280" w:lineRule="atLeast"/>
-              <w:ind w:left="0" w:right="0" w:firstLine="0"/>
-              <w:jc w:val="left"/>
-              <w:rPr>
-                <w:rFonts w:hint="default" w:cs="Times New Roman" w:asciiTheme="minorEastAsia" w:hAnsiTheme="minorEastAsia" w:eastAsiaTheme="minorEastAsia"/>
-                <w:b w:val="0"/>
-                <w:bCs w:val="0"/>
-                <w:kern w:val="2"/>
-                <w:sz w:val="24"/>
-                <w:szCs w:val="24"/>
-                <w:lang w:val="en-US" w:eastAsia="zh-CN" w:bidi="ar-SA"/>
-              </w:rPr>
-            </w:pPr>
-            <w:r>
-              <w:rPr>
-                <w:rFonts w:hint="default" w:cs="Times New Roman" w:asciiTheme="minorEastAsia" w:hAnsiTheme="minorEastAsia" w:eastAsiaTheme="minorEastAsia"/>
-                <w:b w:val="0"/>
-                <w:bCs w:val="0"/>
-                <w:kern w:val="2"/>
-                <w:sz w:val="24"/>
-                <w:szCs w:val="24"/>
-                <w:lang w:val="en-US" w:eastAsia="zh-CN" w:bidi="ar-SA"/>
-              </w:rPr>
-              <w:t>View Object, VO</w:t>
-            </w:r>
-          </w:p>
-        </w:tc>
-      </w:tr>
-      <w:tr>
-        <w:tblPrEx>
-          <w:tblBorders>
-            <w:top w:val="single" w:color="auto" w:sz="2" w:space="0"/>
-            <w:left w:val="single" w:color="auto" w:sz="2" w:space="0"/>
-            <w:bottom w:val="single" w:color="auto" w:sz="2" w:space="0"/>
-            <w:right w:val="single" w:color="auto" w:sz="2" w:space="0"/>
-            <w:insideH w:val="none" w:color="auto" w:sz="0" w:space="0"/>
-            <w:insideV w:val="none" w:color="auto" w:sz="0" w:space="0"/>
-          </w:tblBorders>
-          <w:shd w:val="clear" w:color="auto" w:fill="auto"/>
-          <w:tblCellMar>
-            <w:top w:w="0" w:type="dxa"/>
-            <w:left w:w="0" w:type="dxa"/>
-            <w:bottom w:w="0" w:type="dxa"/>
-            <w:right w:w="0" w:type="dxa"/>
-          </w:tblCellMar>
-        </w:tblPrEx>
-        <w:tc>
-          <w:tcPr>
-            <w:tcW w:w="0" w:type="auto"/>
-            <w:tcBorders>
-              <w:top w:val="nil"/>
-              <w:left w:val="nil"/>
-              <w:bottom w:val="nil"/>
-              <w:right w:val="single" w:color="auto" w:sz="2" w:space="0"/>
-            </w:tcBorders>
-            <w:shd w:val="clear" w:color="auto" w:fill="auto"/>
-            <w:tcMar>
-              <w:top w:w="120" w:type="dxa"/>
-              <w:left w:w="180" w:type="dxa"/>
-              <w:bottom w:w="120" w:type="dxa"/>
-              <w:right w:w="180" w:type="dxa"/>
-            </w:tcMar>
-            <w:vAlign w:val="center"/>
-          </w:tcPr>
-          <w:p>
-            <w:pPr>
-              <w:keepNext w:val="0"/>
-              <w:keepLines w:val="0"/>
-              <w:widowControl/>
-              <w:suppressLineNumbers w:val="0"/>
-              <w:spacing w:before="0" w:beforeAutospacing="0" w:after="0" w:afterAutospacing="0" w:line="280" w:lineRule="atLeast"/>
-              <w:ind w:left="0" w:right="0" w:firstLine="0"/>
-              <w:jc w:val="left"/>
-              <w:rPr>
-                <w:rFonts w:hint="default" w:cs="Times New Roman" w:asciiTheme="minorEastAsia" w:hAnsiTheme="minorEastAsia" w:eastAsiaTheme="minorEastAsia"/>
-                <w:b w:val="0"/>
-                <w:bCs w:val="0"/>
-                <w:kern w:val="2"/>
-                <w:sz w:val="24"/>
-                <w:szCs w:val="24"/>
-                <w:lang w:val="en-US" w:eastAsia="zh-CN" w:bidi="ar-SA"/>
-              </w:rPr>
-            </w:pPr>
-            <w:r>
-              <w:rPr>
-                <w:rFonts w:hint="default" w:cs="Times New Roman" w:asciiTheme="minorEastAsia" w:hAnsiTheme="minorEastAsia" w:eastAsiaTheme="minorEastAsia"/>
-                <w:b w:val="0"/>
-                <w:bCs w:val="0"/>
-                <w:kern w:val="2"/>
-                <w:sz w:val="24"/>
-                <w:szCs w:val="24"/>
-                <w:lang w:val="en-US" w:eastAsia="zh-CN" w:bidi="ar-SA"/>
-              </w:rPr>
-              <w:t>Entity</w:t>
-            </w:r>
-          </w:p>
-        </w:tc>
-        <w:tc>
-          <w:tcPr>
-            <w:tcW w:w="0" w:type="auto"/>
-            <w:tcBorders>
-              <w:top w:val="nil"/>
-              <w:left w:val="nil"/>
-              <w:bottom w:val="nil"/>
-              <w:right w:val="single" w:color="auto" w:sz="2" w:space="0"/>
-            </w:tcBorders>
-            <w:shd w:val="clear" w:color="auto" w:fill="auto"/>
-            <w:tcMar>
-              <w:top w:w="120" w:type="dxa"/>
-              <w:left w:w="180" w:type="dxa"/>
-              <w:bottom w:w="120" w:type="dxa"/>
-              <w:right w:w="180" w:type="dxa"/>
-            </w:tcMar>
-            <w:vAlign w:val="center"/>
-          </w:tcPr>
-          <w:p>
-            <w:pPr>
-              <w:keepNext w:val="0"/>
-              <w:keepLines w:val="0"/>
-              <w:widowControl/>
-              <w:suppressLineNumbers w:val="0"/>
-              <w:spacing w:before="0" w:beforeAutospacing="0" w:after="0" w:afterAutospacing="0" w:line="280" w:lineRule="atLeast"/>
-              <w:ind w:left="0" w:right="0" w:firstLine="0"/>
-              <w:jc w:val="left"/>
-              <w:rPr>
-                <w:rFonts w:hint="default" w:cs="Times New Roman" w:asciiTheme="minorEastAsia" w:hAnsiTheme="minorEastAsia" w:eastAsiaTheme="minorEastAsia"/>
-                <w:b w:val="0"/>
-                <w:bCs w:val="0"/>
-                <w:kern w:val="2"/>
-                <w:sz w:val="24"/>
-                <w:szCs w:val="24"/>
-                <w:lang w:val="en-US" w:eastAsia="zh-CN" w:bidi="ar-SA"/>
-              </w:rPr>
-            </w:pPr>
-            <w:r>
-              <w:rPr>
-                <w:rFonts w:hint="default" w:cs="Times New Roman" w:asciiTheme="minorEastAsia" w:hAnsiTheme="minorEastAsia" w:eastAsiaTheme="minorEastAsia"/>
-                <w:b w:val="0"/>
-                <w:bCs w:val="0"/>
-                <w:kern w:val="2"/>
-                <w:sz w:val="24"/>
-                <w:szCs w:val="24"/>
-                <w:lang w:val="en-US" w:eastAsia="zh-CN" w:bidi="ar-SA"/>
-              </w:rPr>
-              <w:t>实体类，与数据库表直接映射</w:t>
-            </w:r>
-          </w:p>
-        </w:tc>
-        <w:tc>
-          <w:tcPr>
-            <w:tcW w:w="4273" w:type="dxa"/>
+            <w:tcW w:w="3690" w:type="dxa"/>
             <w:tcBorders>
               <w:top w:val="nil"/>
               <w:left w:val="nil"/>
@@ -3857,7 +3941,6 @@
             <w:insideH w:val="none" w:color="auto" w:sz="0" w:space="0"/>
             <w:insideV w:val="none" w:color="auto" w:sz="0" w:space="0"/>
           </w:tblBorders>
-          <w:shd w:val="clear" w:color="auto" w:fill="auto"/>
           <w:tblCellMar>
             <w:top w:w="0" w:type="dxa"/>
             <w:left w:w="0" w:type="dxa"/>
@@ -4168,330 +4251,6 @@
                 <w:lang w:val="en-US" w:eastAsia="zh-CN" w:bidi="ar-SA"/>
               </w:rPr>
               <w:t>项目范围、进度、人员分工</w:t>
-            </w:r>
-          </w:p>
-        </w:tc>
-      </w:tr>
-      <w:tr>
-        <w:tblPrEx>
-          <w:tblBorders>
-            <w:top w:val="single" w:color="auto" w:sz="2" w:space="0"/>
-            <w:left w:val="single" w:color="auto" w:sz="2" w:space="0"/>
-            <w:bottom w:val="single" w:color="auto" w:sz="2" w:space="0"/>
-            <w:right w:val="single" w:color="auto" w:sz="2" w:space="0"/>
-            <w:insideH w:val="none" w:color="auto" w:sz="0" w:space="0"/>
-            <w:insideV w:val="none" w:color="auto" w:sz="0" w:space="0"/>
-          </w:tblBorders>
-          <w:tblCellMar>
-            <w:top w:w="0" w:type="dxa"/>
-            <w:left w:w="0" w:type="dxa"/>
-            <w:bottom w:w="0" w:type="dxa"/>
-            <w:right w:w="0" w:type="dxa"/>
-          </w:tblCellMar>
-        </w:tblPrEx>
-        <w:tc>
-          <w:tcPr>
-            <w:tcW w:w="0" w:type="auto"/>
-            <w:tcBorders>
-              <w:top w:val="nil"/>
-              <w:left w:val="nil"/>
-              <w:bottom w:val="nil"/>
-              <w:right w:val="single" w:color="auto" w:sz="2" w:space="0"/>
-            </w:tcBorders>
-            <w:shd w:val="clear" w:color="auto" w:fill="auto"/>
-            <w:tcMar>
-              <w:top w:w="120" w:type="dxa"/>
-              <w:left w:w="180" w:type="dxa"/>
-              <w:bottom w:w="120" w:type="dxa"/>
-              <w:right w:w="180" w:type="dxa"/>
-            </w:tcMar>
-            <w:vAlign w:val="center"/>
-          </w:tcPr>
-          <w:p>
-            <w:pPr>
-              <w:keepNext w:val="0"/>
-              <w:keepLines w:val="0"/>
-              <w:widowControl/>
-              <w:suppressLineNumbers w:val="0"/>
-              <w:spacing w:before="0" w:beforeAutospacing="0" w:after="0" w:afterAutospacing="0" w:line="280" w:lineRule="atLeast"/>
-              <w:ind w:left="0" w:right="0" w:firstLine="0"/>
-              <w:jc w:val="left"/>
-              <w:rPr>
-                <w:rFonts w:hint="default" w:cs="Times New Roman" w:asciiTheme="minorEastAsia" w:hAnsiTheme="minorEastAsia" w:eastAsiaTheme="minorEastAsia"/>
-                <w:b w:val="0"/>
-                <w:bCs w:val="0"/>
-                <w:kern w:val="2"/>
-                <w:sz w:val="24"/>
-                <w:szCs w:val="24"/>
-                <w:lang w:val="en-US" w:eastAsia="zh-CN" w:bidi="ar-SA"/>
-              </w:rPr>
-            </w:pPr>
-            <w:r>
-              <w:rPr>
-                <w:rFonts w:hint="default" w:cs="Times New Roman" w:asciiTheme="minorEastAsia" w:hAnsiTheme="minorEastAsia" w:eastAsiaTheme="minorEastAsia"/>
-                <w:b w:val="0"/>
-                <w:bCs w:val="0"/>
-                <w:kern w:val="2"/>
-                <w:sz w:val="24"/>
-                <w:szCs w:val="24"/>
-                <w:lang w:val="en-US" w:eastAsia="zh-CN" w:bidi="ar-SA"/>
-              </w:rPr>
-              <w:t>2</w:t>
-            </w:r>
-          </w:p>
-        </w:tc>
-        <w:tc>
-          <w:tcPr>
-            <w:tcW w:w="0" w:type="auto"/>
-            <w:tcBorders>
-              <w:top w:val="nil"/>
-              <w:left w:val="nil"/>
-              <w:bottom w:val="nil"/>
-              <w:right w:val="single" w:color="auto" w:sz="2" w:space="0"/>
-            </w:tcBorders>
-            <w:shd w:val="clear" w:color="auto" w:fill="auto"/>
-            <w:tcMar>
-              <w:top w:w="120" w:type="dxa"/>
-              <w:left w:w="180" w:type="dxa"/>
-              <w:bottom w:w="120" w:type="dxa"/>
-              <w:right w:w="180" w:type="dxa"/>
-            </w:tcMar>
-            <w:vAlign w:val="center"/>
-          </w:tcPr>
-          <w:p>
-            <w:pPr>
-              <w:keepNext w:val="0"/>
-              <w:keepLines w:val="0"/>
-              <w:widowControl/>
-              <w:suppressLineNumbers w:val="0"/>
-              <w:spacing w:before="0" w:beforeAutospacing="0" w:after="0" w:afterAutospacing="0" w:line="280" w:lineRule="atLeast"/>
-              <w:ind w:left="0" w:right="0" w:firstLine="0"/>
-              <w:jc w:val="left"/>
-              <w:rPr>
-                <w:rFonts w:hint="default" w:cs="Times New Roman" w:asciiTheme="minorEastAsia" w:hAnsiTheme="minorEastAsia" w:eastAsiaTheme="minorEastAsia"/>
-                <w:b w:val="0"/>
-                <w:bCs w:val="0"/>
-                <w:kern w:val="2"/>
-                <w:sz w:val="24"/>
-                <w:szCs w:val="24"/>
-                <w:lang w:val="en-US" w:eastAsia="zh-CN" w:bidi="ar-SA"/>
-              </w:rPr>
-            </w:pPr>
-            <w:r>
-              <w:rPr>
-                <w:rFonts w:hint="default" w:cs="Times New Roman" w:asciiTheme="minorEastAsia" w:hAnsiTheme="minorEastAsia" w:eastAsiaTheme="minorEastAsia"/>
-                <w:b w:val="0"/>
-                <w:bCs w:val="0"/>
-                <w:kern w:val="2"/>
-                <w:sz w:val="24"/>
-                <w:szCs w:val="24"/>
-                <w:lang w:val="en-US" w:eastAsia="zh-CN" w:bidi="ar-SA"/>
-              </w:rPr>
-              <w:t>企业招聘平台需求规格文档</w:t>
-            </w:r>
-          </w:p>
-        </w:tc>
-        <w:tc>
-          <w:tcPr>
-            <w:tcW w:w="0" w:type="auto"/>
-            <w:tcBorders>
-              <w:top w:val="nil"/>
-              <w:left w:val="nil"/>
-              <w:bottom w:val="nil"/>
-              <w:right w:val="single" w:color="auto" w:sz="2" w:space="0"/>
-            </w:tcBorders>
-            <w:shd w:val="clear" w:color="auto" w:fill="auto"/>
-            <w:tcMar>
-              <w:top w:w="120" w:type="dxa"/>
-              <w:left w:w="180" w:type="dxa"/>
-              <w:bottom w:w="120" w:type="dxa"/>
-              <w:right w:w="180" w:type="dxa"/>
-            </w:tcMar>
-            <w:vAlign w:val="center"/>
-          </w:tcPr>
-          <w:p>
-            <w:pPr>
-              <w:keepNext w:val="0"/>
-              <w:keepLines w:val="0"/>
-              <w:widowControl/>
-              <w:suppressLineNumbers w:val="0"/>
-              <w:spacing w:before="0" w:beforeAutospacing="0" w:after="0" w:afterAutospacing="0" w:line="280" w:lineRule="atLeast"/>
-              <w:ind w:left="0" w:right="0" w:firstLine="0"/>
-              <w:jc w:val="left"/>
-              <w:rPr>
-                <w:rFonts w:hint="default" w:cs="Times New Roman" w:asciiTheme="minorEastAsia" w:hAnsiTheme="minorEastAsia" w:eastAsiaTheme="minorEastAsia"/>
-                <w:b w:val="0"/>
-                <w:bCs w:val="0"/>
-                <w:kern w:val="2"/>
-                <w:sz w:val="24"/>
-                <w:szCs w:val="24"/>
-                <w:lang w:val="en-US" w:eastAsia="zh-CN" w:bidi="ar-SA"/>
-              </w:rPr>
-            </w:pPr>
-            <w:r>
-              <w:rPr>
-                <w:rFonts w:hint="default" w:cs="Times New Roman" w:asciiTheme="minorEastAsia" w:hAnsiTheme="minorEastAsia" w:eastAsiaTheme="minorEastAsia"/>
-                <w:b w:val="0"/>
-                <w:bCs w:val="0"/>
-                <w:kern w:val="2"/>
-                <w:sz w:val="24"/>
-                <w:szCs w:val="24"/>
-                <w:lang w:val="en-US" w:eastAsia="zh-CN" w:bidi="ar-SA"/>
-              </w:rPr>
-              <w:t>项目开发小组</w:t>
-            </w:r>
-          </w:p>
-        </w:tc>
-        <w:tc>
-          <w:tcPr>
-            <w:tcW w:w="0" w:type="auto"/>
-            <w:tcBorders>
-              <w:top w:val="nil"/>
-              <w:left w:val="nil"/>
-              <w:bottom w:val="nil"/>
-              <w:right w:val="single" w:color="auto" w:sz="2" w:space="0"/>
-            </w:tcBorders>
-            <w:shd w:val="clear" w:color="auto" w:fill="auto"/>
-            <w:tcMar>
-              <w:top w:w="120" w:type="dxa"/>
-              <w:left w:w="180" w:type="dxa"/>
-              <w:bottom w:w="120" w:type="dxa"/>
-              <w:right w:w="180" w:type="dxa"/>
-            </w:tcMar>
-            <w:vAlign w:val="center"/>
-          </w:tcPr>
-          <w:p>
-            <w:pPr>
-              <w:keepNext w:val="0"/>
-              <w:keepLines w:val="0"/>
-              <w:widowControl/>
-              <w:suppressLineNumbers w:val="0"/>
-              <w:spacing w:before="0" w:beforeAutospacing="0" w:after="0" w:afterAutospacing="0" w:line="280" w:lineRule="atLeast"/>
-              <w:ind w:left="0" w:right="0" w:firstLine="0"/>
-              <w:jc w:val="left"/>
-              <w:rPr>
-                <w:rFonts w:hint="default" w:cs="Times New Roman" w:asciiTheme="minorEastAsia" w:hAnsiTheme="minorEastAsia" w:eastAsiaTheme="minorEastAsia"/>
-                <w:b w:val="0"/>
-                <w:bCs w:val="0"/>
-                <w:kern w:val="2"/>
-                <w:sz w:val="24"/>
-                <w:szCs w:val="24"/>
-                <w:lang w:val="en-US" w:eastAsia="zh-CN" w:bidi="ar-SA"/>
-              </w:rPr>
-            </w:pPr>
-            <w:r>
-              <w:rPr>
-                <w:rFonts w:hint="default" w:cs="Times New Roman" w:asciiTheme="minorEastAsia" w:hAnsiTheme="minorEastAsia" w:eastAsiaTheme="minorEastAsia"/>
-                <w:b w:val="0"/>
-                <w:bCs w:val="0"/>
-                <w:kern w:val="2"/>
-                <w:sz w:val="24"/>
-                <w:szCs w:val="24"/>
-                <w:lang w:val="en-US" w:eastAsia="zh-CN" w:bidi="ar-SA"/>
-              </w:rPr>
-              <w:t>V1.0</w:t>
-            </w:r>
-          </w:p>
-        </w:tc>
-        <w:tc>
-          <w:tcPr>
-            <w:tcW w:w="0" w:type="auto"/>
-            <w:tcBorders>
-              <w:top w:val="nil"/>
-              <w:left w:val="nil"/>
-              <w:bottom w:val="nil"/>
-              <w:right w:val="single" w:color="auto" w:sz="2" w:space="0"/>
-            </w:tcBorders>
-            <w:shd w:val="clear" w:color="auto" w:fill="auto"/>
-            <w:tcMar>
-              <w:top w:w="120" w:type="dxa"/>
-              <w:left w:w="180" w:type="dxa"/>
-              <w:bottom w:w="120" w:type="dxa"/>
-              <w:right w:w="180" w:type="dxa"/>
-            </w:tcMar>
-            <w:vAlign w:val="center"/>
-          </w:tcPr>
-          <w:p>
-            <w:pPr>
-              <w:keepNext w:val="0"/>
-              <w:keepLines w:val="0"/>
-              <w:widowControl/>
-              <w:suppressLineNumbers w:val="0"/>
-              <w:spacing w:before="0" w:beforeAutospacing="0" w:after="0" w:afterAutospacing="0" w:line="280" w:lineRule="atLeast"/>
-              <w:ind w:left="0" w:right="0" w:firstLine="0"/>
-              <w:jc w:val="left"/>
-              <w:rPr>
-                <w:rFonts w:hint="default" w:cs="Times New Roman" w:asciiTheme="minorEastAsia" w:hAnsiTheme="minorEastAsia" w:eastAsiaTheme="minorEastAsia"/>
-                <w:b w:val="0"/>
-                <w:bCs w:val="0"/>
-                <w:kern w:val="2"/>
-                <w:sz w:val="24"/>
-                <w:szCs w:val="24"/>
-                <w:lang w:val="en-US" w:eastAsia="zh-CN" w:bidi="ar-SA"/>
-              </w:rPr>
-            </w:pPr>
-            <w:r>
-              <w:rPr>
-                <w:rFonts w:hint="default" w:cs="Times New Roman" w:asciiTheme="minorEastAsia" w:hAnsiTheme="minorEastAsia" w:eastAsiaTheme="minorEastAsia"/>
-                <w:b w:val="0"/>
-                <w:bCs w:val="0"/>
-                <w:kern w:val="2"/>
-                <w:sz w:val="24"/>
-                <w:szCs w:val="24"/>
-                <w:lang w:val="en-US" w:eastAsia="zh-CN" w:bidi="ar-SA"/>
-              </w:rPr>
-              <w:t>2025 年 11 月 27 日</w:t>
-            </w:r>
-          </w:p>
-        </w:tc>
-        <w:tc>
-          <w:tcPr>
-            <w:tcW w:w="2531" w:type="dxa"/>
-            <w:tcBorders>
-              <w:top w:val="nil"/>
-              <w:left w:val="nil"/>
-              <w:bottom w:val="nil"/>
-              <w:right w:val="nil"/>
-            </w:tcBorders>
-            <w:shd w:val="clear" w:color="auto" w:fill="auto"/>
-            <w:tcMar>
-              <w:top w:w="120" w:type="dxa"/>
-              <w:left w:w="180" w:type="dxa"/>
-              <w:bottom w:w="120" w:type="dxa"/>
-              <w:right w:w="180" w:type="dxa"/>
-            </w:tcMar>
-            <w:vAlign w:val="center"/>
-          </w:tcPr>
-          <w:p>
-            <w:pPr>
-              <w:keepNext w:val="0"/>
-              <w:keepLines w:val="0"/>
-              <w:widowControl/>
-              <w:suppressLineNumbers w:val="0"/>
-              <w:spacing w:before="0" w:beforeAutospacing="0" w:after="0" w:afterAutospacing="0" w:line="280" w:lineRule="atLeast"/>
-              <w:ind w:left="0" w:right="0" w:firstLine="0"/>
-              <w:jc w:val="left"/>
-              <w:rPr>
-                <w:rFonts w:hint="default" w:cs="Times New Roman" w:asciiTheme="minorEastAsia" w:hAnsiTheme="minorEastAsia" w:eastAsiaTheme="minorEastAsia"/>
-                <w:b w:val="0"/>
-                <w:bCs w:val="0"/>
-                <w:kern w:val="2"/>
-                <w:sz w:val="24"/>
-                <w:szCs w:val="24"/>
-                <w:lang w:val="en-US" w:eastAsia="zh-CN" w:bidi="ar-SA"/>
-              </w:rPr>
-            </w:pPr>
-            <w:r>
-              <w:rPr>
-                <w:rFonts w:hint="default" w:cs="Times New Roman" w:asciiTheme="minorEastAsia" w:hAnsiTheme="minorEastAsia" w:eastAsiaTheme="minorEastAsia"/>
-                <w:b w:val="0"/>
-                <w:bCs w:val="0"/>
-                <w:kern w:val="2"/>
-                <w:sz w:val="24"/>
-                <w:szCs w:val="24"/>
-                <w:lang w:val="en-US" w:eastAsia="zh-CN" w:bidi="ar-SA"/>
-              </w:rPr>
-              <w:t>功能需求、性能需求、数据需求</w:t>
             </w:r>
           </w:p>
         </w:tc>
@@ -4561,6 +4320,330 @@
                 <w:szCs w:val="24"/>
                 <w:lang w:val="en-US" w:eastAsia="zh-CN" w:bidi="ar-SA"/>
               </w:rPr>
+              <w:t>2</w:t>
+            </w:r>
+          </w:p>
+        </w:tc>
+        <w:tc>
+          <w:tcPr>
+            <w:tcW w:w="0" w:type="auto"/>
+            <w:tcBorders>
+              <w:top w:val="nil"/>
+              <w:left w:val="nil"/>
+              <w:bottom w:val="nil"/>
+              <w:right w:val="single" w:color="auto" w:sz="2" w:space="0"/>
+            </w:tcBorders>
+            <w:shd w:val="clear" w:color="auto" w:fill="auto"/>
+            <w:tcMar>
+              <w:top w:w="120" w:type="dxa"/>
+              <w:left w:w="180" w:type="dxa"/>
+              <w:bottom w:w="120" w:type="dxa"/>
+              <w:right w:w="180" w:type="dxa"/>
+            </w:tcMar>
+            <w:vAlign w:val="center"/>
+          </w:tcPr>
+          <w:p>
+            <w:pPr>
+              <w:keepNext w:val="0"/>
+              <w:keepLines w:val="0"/>
+              <w:widowControl/>
+              <w:suppressLineNumbers w:val="0"/>
+              <w:spacing w:before="0" w:beforeAutospacing="0" w:after="0" w:afterAutospacing="0" w:line="280" w:lineRule="atLeast"/>
+              <w:ind w:left="0" w:right="0" w:firstLine="0"/>
+              <w:jc w:val="left"/>
+              <w:rPr>
+                <w:rFonts w:hint="default" w:cs="Times New Roman" w:asciiTheme="minorEastAsia" w:hAnsiTheme="minorEastAsia" w:eastAsiaTheme="minorEastAsia"/>
+                <w:b w:val="0"/>
+                <w:bCs w:val="0"/>
+                <w:kern w:val="2"/>
+                <w:sz w:val="24"/>
+                <w:szCs w:val="24"/>
+                <w:lang w:val="en-US" w:eastAsia="zh-CN" w:bidi="ar-SA"/>
+              </w:rPr>
+            </w:pPr>
+            <w:r>
+              <w:rPr>
+                <w:rFonts w:hint="default" w:cs="Times New Roman" w:asciiTheme="minorEastAsia" w:hAnsiTheme="minorEastAsia" w:eastAsiaTheme="minorEastAsia"/>
+                <w:b w:val="0"/>
+                <w:bCs w:val="0"/>
+                <w:kern w:val="2"/>
+                <w:sz w:val="24"/>
+                <w:szCs w:val="24"/>
+                <w:lang w:val="en-US" w:eastAsia="zh-CN" w:bidi="ar-SA"/>
+              </w:rPr>
+              <w:t>企业招聘平台需求规格文档</w:t>
+            </w:r>
+          </w:p>
+        </w:tc>
+        <w:tc>
+          <w:tcPr>
+            <w:tcW w:w="0" w:type="auto"/>
+            <w:tcBorders>
+              <w:top w:val="nil"/>
+              <w:left w:val="nil"/>
+              <w:bottom w:val="nil"/>
+              <w:right w:val="single" w:color="auto" w:sz="2" w:space="0"/>
+            </w:tcBorders>
+            <w:shd w:val="clear" w:color="auto" w:fill="auto"/>
+            <w:tcMar>
+              <w:top w:w="120" w:type="dxa"/>
+              <w:left w:w="180" w:type="dxa"/>
+              <w:bottom w:w="120" w:type="dxa"/>
+              <w:right w:w="180" w:type="dxa"/>
+            </w:tcMar>
+            <w:vAlign w:val="center"/>
+          </w:tcPr>
+          <w:p>
+            <w:pPr>
+              <w:keepNext w:val="0"/>
+              <w:keepLines w:val="0"/>
+              <w:widowControl/>
+              <w:suppressLineNumbers w:val="0"/>
+              <w:spacing w:before="0" w:beforeAutospacing="0" w:after="0" w:afterAutospacing="0" w:line="280" w:lineRule="atLeast"/>
+              <w:ind w:left="0" w:right="0" w:firstLine="0"/>
+              <w:jc w:val="left"/>
+              <w:rPr>
+                <w:rFonts w:hint="default" w:cs="Times New Roman" w:asciiTheme="minorEastAsia" w:hAnsiTheme="minorEastAsia" w:eastAsiaTheme="minorEastAsia"/>
+                <w:b w:val="0"/>
+                <w:bCs w:val="0"/>
+                <w:kern w:val="2"/>
+                <w:sz w:val="24"/>
+                <w:szCs w:val="24"/>
+                <w:lang w:val="en-US" w:eastAsia="zh-CN" w:bidi="ar-SA"/>
+              </w:rPr>
+            </w:pPr>
+            <w:r>
+              <w:rPr>
+                <w:rFonts w:hint="default" w:cs="Times New Roman" w:asciiTheme="minorEastAsia" w:hAnsiTheme="minorEastAsia" w:eastAsiaTheme="minorEastAsia"/>
+                <w:b w:val="0"/>
+                <w:bCs w:val="0"/>
+                <w:kern w:val="2"/>
+                <w:sz w:val="24"/>
+                <w:szCs w:val="24"/>
+                <w:lang w:val="en-US" w:eastAsia="zh-CN" w:bidi="ar-SA"/>
+              </w:rPr>
+              <w:t>项目开发小组</w:t>
+            </w:r>
+          </w:p>
+        </w:tc>
+        <w:tc>
+          <w:tcPr>
+            <w:tcW w:w="0" w:type="auto"/>
+            <w:tcBorders>
+              <w:top w:val="nil"/>
+              <w:left w:val="nil"/>
+              <w:bottom w:val="nil"/>
+              <w:right w:val="single" w:color="auto" w:sz="2" w:space="0"/>
+            </w:tcBorders>
+            <w:shd w:val="clear" w:color="auto" w:fill="auto"/>
+            <w:tcMar>
+              <w:top w:w="120" w:type="dxa"/>
+              <w:left w:w="180" w:type="dxa"/>
+              <w:bottom w:w="120" w:type="dxa"/>
+              <w:right w:w="180" w:type="dxa"/>
+            </w:tcMar>
+            <w:vAlign w:val="center"/>
+          </w:tcPr>
+          <w:p>
+            <w:pPr>
+              <w:keepNext w:val="0"/>
+              <w:keepLines w:val="0"/>
+              <w:widowControl/>
+              <w:suppressLineNumbers w:val="0"/>
+              <w:spacing w:before="0" w:beforeAutospacing="0" w:after="0" w:afterAutospacing="0" w:line="280" w:lineRule="atLeast"/>
+              <w:ind w:left="0" w:right="0" w:firstLine="0"/>
+              <w:jc w:val="left"/>
+              <w:rPr>
+                <w:rFonts w:hint="default" w:cs="Times New Roman" w:asciiTheme="minorEastAsia" w:hAnsiTheme="minorEastAsia" w:eastAsiaTheme="minorEastAsia"/>
+                <w:b w:val="0"/>
+                <w:bCs w:val="0"/>
+                <w:kern w:val="2"/>
+                <w:sz w:val="24"/>
+                <w:szCs w:val="24"/>
+                <w:lang w:val="en-US" w:eastAsia="zh-CN" w:bidi="ar-SA"/>
+              </w:rPr>
+            </w:pPr>
+            <w:r>
+              <w:rPr>
+                <w:rFonts w:hint="default" w:cs="Times New Roman" w:asciiTheme="minorEastAsia" w:hAnsiTheme="minorEastAsia" w:eastAsiaTheme="minorEastAsia"/>
+                <w:b w:val="0"/>
+                <w:bCs w:val="0"/>
+                <w:kern w:val="2"/>
+                <w:sz w:val="24"/>
+                <w:szCs w:val="24"/>
+                <w:lang w:val="en-US" w:eastAsia="zh-CN" w:bidi="ar-SA"/>
+              </w:rPr>
+              <w:t>V1.0</w:t>
+            </w:r>
+          </w:p>
+        </w:tc>
+        <w:tc>
+          <w:tcPr>
+            <w:tcW w:w="0" w:type="auto"/>
+            <w:tcBorders>
+              <w:top w:val="nil"/>
+              <w:left w:val="nil"/>
+              <w:bottom w:val="nil"/>
+              <w:right w:val="single" w:color="auto" w:sz="2" w:space="0"/>
+            </w:tcBorders>
+            <w:shd w:val="clear" w:color="auto" w:fill="auto"/>
+            <w:tcMar>
+              <w:top w:w="120" w:type="dxa"/>
+              <w:left w:w="180" w:type="dxa"/>
+              <w:bottom w:w="120" w:type="dxa"/>
+              <w:right w:w="180" w:type="dxa"/>
+            </w:tcMar>
+            <w:vAlign w:val="center"/>
+          </w:tcPr>
+          <w:p>
+            <w:pPr>
+              <w:keepNext w:val="0"/>
+              <w:keepLines w:val="0"/>
+              <w:widowControl/>
+              <w:suppressLineNumbers w:val="0"/>
+              <w:spacing w:before="0" w:beforeAutospacing="0" w:after="0" w:afterAutospacing="0" w:line="280" w:lineRule="atLeast"/>
+              <w:ind w:left="0" w:right="0" w:firstLine="0"/>
+              <w:jc w:val="left"/>
+              <w:rPr>
+                <w:rFonts w:hint="default" w:cs="Times New Roman" w:asciiTheme="minorEastAsia" w:hAnsiTheme="minorEastAsia" w:eastAsiaTheme="minorEastAsia"/>
+                <w:b w:val="0"/>
+                <w:bCs w:val="0"/>
+                <w:kern w:val="2"/>
+                <w:sz w:val="24"/>
+                <w:szCs w:val="24"/>
+                <w:lang w:val="en-US" w:eastAsia="zh-CN" w:bidi="ar-SA"/>
+              </w:rPr>
+            </w:pPr>
+            <w:r>
+              <w:rPr>
+                <w:rFonts w:hint="default" w:cs="Times New Roman" w:asciiTheme="minorEastAsia" w:hAnsiTheme="minorEastAsia" w:eastAsiaTheme="minorEastAsia"/>
+                <w:b w:val="0"/>
+                <w:bCs w:val="0"/>
+                <w:kern w:val="2"/>
+                <w:sz w:val="24"/>
+                <w:szCs w:val="24"/>
+                <w:lang w:val="en-US" w:eastAsia="zh-CN" w:bidi="ar-SA"/>
+              </w:rPr>
+              <w:t>2025 年 11 月 27 日</w:t>
+            </w:r>
+          </w:p>
+        </w:tc>
+        <w:tc>
+          <w:tcPr>
+            <w:tcW w:w="2531" w:type="dxa"/>
+            <w:tcBorders>
+              <w:top w:val="nil"/>
+              <w:left w:val="nil"/>
+              <w:bottom w:val="nil"/>
+              <w:right w:val="nil"/>
+            </w:tcBorders>
+            <w:shd w:val="clear" w:color="auto" w:fill="auto"/>
+            <w:tcMar>
+              <w:top w:w="120" w:type="dxa"/>
+              <w:left w:w="180" w:type="dxa"/>
+              <w:bottom w:w="120" w:type="dxa"/>
+              <w:right w:w="180" w:type="dxa"/>
+            </w:tcMar>
+            <w:vAlign w:val="center"/>
+          </w:tcPr>
+          <w:p>
+            <w:pPr>
+              <w:keepNext w:val="0"/>
+              <w:keepLines w:val="0"/>
+              <w:widowControl/>
+              <w:suppressLineNumbers w:val="0"/>
+              <w:spacing w:before="0" w:beforeAutospacing="0" w:after="0" w:afterAutospacing="0" w:line="280" w:lineRule="atLeast"/>
+              <w:ind w:left="0" w:right="0" w:firstLine="0"/>
+              <w:jc w:val="left"/>
+              <w:rPr>
+                <w:rFonts w:hint="default" w:cs="Times New Roman" w:asciiTheme="minorEastAsia" w:hAnsiTheme="minorEastAsia" w:eastAsiaTheme="minorEastAsia"/>
+                <w:b w:val="0"/>
+                <w:bCs w:val="0"/>
+                <w:kern w:val="2"/>
+                <w:sz w:val="24"/>
+                <w:szCs w:val="24"/>
+                <w:lang w:val="en-US" w:eastAsia="zh-CN" w:bidi="ar-SA"/>
+              </w:rPr>
+            </w:pPr>
+            <w:r>
+              <w:rPr>
+                <w:rFonts w:hint="default" w:cs="Times New Roman" w:asciiTheme="minorEastAsia" w:hAnsiTheme="minorEastAsia" w:eastAsiaTheme="minorEastAsia"/>
+                <w:b w:val="0"/>
+                <w:bCs w:val="0"/>
+                <w:kern w:val="2"/>
+                <w:sz w:val="24"/>
+                <w:szCs w:val="24"/>
+                <w:lang w:val="en-US" w:eastAsia="zh-CN" w:bidi="ar-SA"/>
+              </w:rPr>
+              <w:t>功能需求、性能需求、数据需求</w:t>
+            </w:r>
+          </w:p>
+        </w:tc>
+      </w:tr>
+      <w:tr>
+        <w:tblPrEx>
+          <w:tblBorders>
+            <w:top w:val="single" w:color="auto" w:sz="2" w:space="0"/>
+            <w:left w:val="single" w:color="auto" w:sz="2" w:space="0"/>
+            <w:bottom w:val="single" w:color="auto" w:sz="2" w:space="0"/>
+            <w:right w:val="single" w:color="auto" w:sz="2" w:space="0"/>
+            <w:insideH w:val="none" w:color="auto" w:sz="0" w:space="0"/>
+            <w:insideV w:val="none" w:color="auto" w:sz="0" w:space="0"/>
+          </w:tblBorders>
+          <w:tblCellMar>
+            <w:top w:w="0" w:type="dxa"/>
+            <w:left w:w="0" w:type="dxa"/>
+            <w:bottom w:w="0" w:type="dxa"/>
+            <w:right w:w="0" w:type="dxa"/>
+          </w:tblCellMar>
+        </w:tblPrEx>
+        <w:tc>
+          <w:tcPr>
+            <w:tcW w:w="0" w:type="auto"/>
+            <w:tcBorders>
+              <w:top w:val="nil"/>
+              <w:left w:val="nil"/>
+              <w:bottom w:val="nil"/>
+              <w:right w:val="single" w:color="auto" w:sz="2" w:space="0"/>
+            </w:tcBorders>
+            <w:shd w:val="clear" w:color="auto" w:fill="auto"/>
+            <w:tcMar>
+              <w:top w:w="120" w:type="dxa"/>
+              <w:left w:w="180" w:type="dxa"/>
+              <w:bottom w:w="120" w:type="dxa"/>
+              <w:right w:w="180" w:type="dxa"/>
+            </w:tcMar>
+            <w:vAlign w:val="center"/>
+          </w:tcPr>
+          <w:p>
+            <w:pPr>
+              <w:keepNext w:val="0"/>
+              <w:keepLines w:val="0"/>
+              <w:widowControl/>
+              <w:suppressLineNumbers w:val="0"/>
+              <w:spacing w:before="0" w:beforeAutospacing="0" w:after="0" w:afterAutospacing="0" w:line="280" w:lineRule="atLeast"/>
+              <w:ind w:left="0" w:right="0" w:firstLine="0"/>
+              <w:jc w:val="left"/>
+              <w:rPr>
+                <w:rFonts w:hint="default" w:cs="Times New Roman" w:asciiTheme="minorEastAsia" w:hAnsiTheme="minorEastAsia" w:eastAsiaTheme="minorEastAsia"/>
+                <w:b w:val="0"/>
+                <w:bCs w:val="0"/>
+                <w:kern w:val="2"/>
+                <w:sz w:val="24"/>
+                <w:szCs w:val="24"/>
+                <w:lang w:val="en-US" w:eastAsia="zh-CN" w:bidi="ar-SA"/>
+              </w:rPr>
+            </w:pPr>
+            <w:r>
+              <w:rPr>
+                <w:rFonts w:hint="default" w:cs="Times New Roman" w:asciiTheme="minorEastAsia" w:hAnsiTheme="minorEastAsia" w:eastAsiaTheme="minorEastAsia"/>
+                <w:b w:val="0"/>
+                <w:bCs w:val="0"/>
+                <w:kern w:val="2"/>
+                <w:sz w:val="24"/>
+                <w:szCs w:val="24"/>
+                <w:lang w:val="en-US" w:eastAsia="zh-CN" w:bidi="ar-SA"/>
+              </w:rPr>
               <w:t>3</w:t>
             </w:r>
           </w:p>
@@ -5520,8 +5603,8 @@
           <w:lang w:val="en-US" w:eastAsia="zh-CN"/>
         </w:rPr>
       </w:pPr>
-      <w:bookmarkStart w:id="27" w:name="_Toc29490"/>
-      <w:bookmarkStart w:id="28" w:name="_Toc116049866"/>
+      <w:bookmarkStart w:id="27" w:name="_Toc116049866"/>
+      <w:bookmarkStart w:id="28" w:name="_Toc29490"/>
       <w:r>
         <w:rPr>
           <w:rFonts w:hint="eastAsia" w:ascii="新宋体" w:hAnsi="新宋体" w:eastAsia="新宋体" w:cs="新宋体"/>
@@ -7868,8 +7951,8 @@
           <w:lang w:val="en-US" w:eastAsia="zh-CN" w:bidi="ar-SA"/>
         </w:rPr>
       </w:pPr>
-      <w:bookmarkStart w:id="43" w:name="_Toc6143"/>
-      <w:bookmarkStart w:id="44" w:name="_Toc116049875"/>
+      <w:bookmarkStart w:id="43" w:name="_Toc116049875"/>
+      <w:bookmarkStart w:id="44" w:name="_Toc6143"/>
       <w:r>
         <w:rPr>
           <w:rFonts w:hint="default" w:ascii="宋体" w:hAnsi="宋体" w:eastAsia="宋体" w:cs="宋体"/>
@@ -8759,6 +8842,7 @@
             <w:insideH w:val="none" w:color="auto" w:sz="0" w:space="0"/>
             <w:insideV w:val="none" w:color="auto" w:sz="0" w:space="0"/>
           </w:tblBorders>
+          <w:shd w:val="clear" w:color="auto" w:fill="auto"/>
           <w:tblCellMar>
             <w:top w:w="0" w:type="dxa"/>
             <w:left w:w="0" w:type="dxa"/>
@@ -8963,212 +9047,6 @@
                 <w:lang w:val="en-US" w:eastAsia="zh-CN" w:bidi="ar-SA"/>
               </w:rPr>
               <w:t>职位核心关键词、匹配规则</w:t>
-            </w:r>
-          </w:p>
-        </w:tc>
-      </w:tr>
-      <w:tr>
-        <w:tblPrEx>
-          <w:tblBorders>
-            <w:top w:val="single" w:color="auto" w:sz="2" w:space="0"/>
-            <w:left w:val="single" w:color="auto" w:sz="2" w:space="0"/>
-            <w:bottom w:val="single" w:color="auto" w:sz="2" w:space="0"/>
-            <w:right w:val="single" w:color="auto" w:sz="2" w:space="0"/>
-            <w:insideH w:val="none" w:color="auto" w:sz="0" w:space="0"/>
-            <w:insideV w:val="none" w:color="auto" w:sz="0" w:space="0"/>
-          </w:tblBorders>
-          <w:tblCellMar>
-            <w:top w:w="0" w:type="dxa"/>
-            <w:left w:w="0" w:type="dxa"/>
-            <w:bottom w:w="0" w:type="dxa"/>
-            <w:right w:w="0" w:type="dxa"/>
-          </w:tblCellMar>
-        </w:tblPrEx>
-        <w:tc>
-          <w:tcPr>
-            <w:tcW w:w="0" w:type="auto"/>
-            <w:tcBorders>
-              <w:top w:val="nil"/>
-              <w:left w:val="nil"/>
-              <w:bottom w:val="nil"/>
-              <w:right w:val="single" w:color="auto" w:sz="2" w:space="0"/>
-            </w:tcBorders>
-            <w:shd w:val="clear" w:color="auto" w:fill="auto"/>
-            <w:tcMar>
-              <w:top w:w="120" w:type="dxa"/>
-              <w:left w:w="180" w:type="dxa"/>
-              <w:bottom w:w="120" w:type="dxa"/>
-              <w:right w:w="180" w:type="dxa"/>
-            </w:tcMar>
-            <w:vAlign w:val="center"/>
-          </w:tcPr>
-          <w:p>
-            <w:pPr>
-              <w:rPr>
-                <w:rFonts w:hint="default" w:ascii="宋体" w:hAnsi="宋体" w:eastAsia="宋体" w:cs="宋体"/>
-                <w:b w:val="0"/>
-                <w:bCs w:val="0"/>
-                <w:kern w:val="2"/>
-                <w:sz w:val="24"/>
-                <w:szCs w:val="24"/>
-                <w:lang w:val="en-US" w:eastAsia="zh-CN" w:bidi="ar-SA"/>
-              </w:rPr>
-            </w:pPr>
-            <w:r>
-              <w:rPr>
-                <w:rFonts w:hint="eastAsia" w:ascii="宋体" w:hAnsi="宋体" w:eastAsia="宋体" w:cs="宋体"/>
-                <w:b w:val="0"/>
-                <w:bCs w:val="0"/>
-                <w:kern w:val="2"/>
-                <w:sz w:val="24"/>
-                <w:szCs w:val="24"/>
-                <w:lang w:val="en-US" w:eastAsia="zh-CN" w:bidi="ar-SA"/>
-              </w:rPr>
-              <w:t>职位搜索</w:t>
-            </w:r>
-            <w:r>
-              <w:rPr>
-                <w:rFonts w:hint="default" w:ascii="宋体" w:hAnsi="宋体" w:eastAsia="宋体" w:cs="宋体"/>
-                <w:b w:val="0"/>
-                <w:bCs w:val="0"/>
-                <w:kern w:val="2"/>
-                <w:sz w:val="24"/>
-                <w:szCs w:val="24"/>
-                <w:lang w:val="en-US" w:eastAsia="zh-CN" w:bidi="ar-SA"/>
-              </w:rPr>
-              <w:t>模块→求职者服务</w:t>
-            </w:r>
-          </w:p>
-        </w:tc>
-        <w:tc>
-          <w:tcPr>
-            <w:tcW w:w="0" w:type="auto"/>
-            <w:tcBorders>
-              <w:top w:val="nil"/>
-              <w:left w:val="nil"/>
-              <w:bottom w:val="nil"/>
-              <w:right w:val="single" w:color="auto" w:sz="2" w:space="0"/>
-            </w:tcBorders>
-            <w:shd w:val="clear" w:color="auto" w:fill="auto"/>
-            <w:tcMar>
-              <w:top w:w="120" w:type="dxa"/>
-              <w:left w:w="180" w:type="dxa"/>
-              <w:bottom w:w="120" w:type="dxa"/>
-              <w:right w:w="180" w:type="dxa"/>
-            </w:tcMar>
-            <w:vAlign w:val="center"/>
-          </w:tcPr>
-          <w:p>
-            <w:pPr>
-              <w:rPr>
-                <w:rFonts w:hint="default" w:ascii="宋体" w:hAnsi="宋体" w:eastAsia="宋体" w:cs="宋体"/>
-                <w:b w:val="0"/>
-                <w:bCs w:val="0"/>
-                <w:kern w:val="2"/>
-                <w:sz w:val="24"/>
-                <w:szCs w:val="24"/>
-                <w:lang w:val="en-US" w:eastAsia="zh-CN" w:bidi="ar-SA"/>
-              </w:rPr>
-            </w:pPr>
-            <w:r>
-              <w:rPr>
-                <w:rFonts w:hint="default" w:ascii="宋体" w:hAnsi="宋体" w:eastAsia="宋体" w:cs="宋体"/>
-                <w:b w:val="0"/>
-                <w:bCs w:val="0"/>
-                <w:kern w:val="2"/>
-                <w:sz w:val="24"/>
-                <w:szCs w:val="24"/>
-                <w:lang w:val="en-US" w:eastAsia="zh-CN" w:bidi="ar-SA"/>
-              </w:rPr>
-              <w:t>职位推荐接口</w:t>
-            </w:r>
-          </w:p>
-        </w:tc>
-        <w:tc>
-          <w:tcPr>
-            <w:tcW w:w="0" w:type="auto"/>
-            <w:tcBorders>
-              <w:top w:val="nil"/>
-              <w:left w:val="nil"/>
-              <w:bottom w:val="nil"/>
-              <w:right w:val="single" w:color="auto" w:sz="2" w:space="0"/>
-            </w:tcBorders>
-            <w:shd w:val="clear" w:color="auto" w:fill="auto"/>
-            <w:tcMar>
-              <w:top w:w="120" w:type="dxa"/>
-              <w:left w:w="180" w:type="dxa"/>
-              <w:bottom w:w="120" w:type="dxa"/>
-              <w:right w:w="180" w:type="dxa"/>
-            </w:tcMar>
-            <w:vAlign w:val="center"/>
-          </w:tcPr>
-          <w:p>
-            <w:pPr>
-              <w:rPr>
-                <w:rFonts w:hint="default" w:ascii="宋体" w:hAnsi="宋体" w:eastAsia="宋体" w:cs="宋体"/>
-                <w:b w:val="0"/>
-                <w:bCs w:val="0"/>
-                <w:kern w:val="2"/>
-                <w:sz w:val="24"/>
-                <w:szCs w:val="24"/>
-                <w:lang w:val="en-US" w:eastAsia="zh-CN" w:bidi="ar-SA"/>
-              </w:rPr>
-            </w:pPr>
-            <w:r>
-              <w:rPr>
-                <w:rFonts w:hint="eastAsia" w:ascii="宋体" w:hAnsi="宋体" w:eastAsia="宋体" w:cs="宋体"/>
-                <w:b w:val="0"/>
-                <w:bCs w:val="0"/>
-                <w:kern w:val="2"/>
-                <w:sz w:val="24"/>
-                <w:szCs w:val="24"/>
-                <w:lang w:val="en-US" w:eastAsia="zh-CN" w:bidi="ar-SA"/>
-              </w:rPr>
-              <w:t>搜索信息</w:t>
-            </w:r>
-          </w:p>
-        </w:tc>
-        <w:tc>
-          <w:tcPr>
-            <w:tcW w:w="0" w:type="auto"/>
-            <w:tcBorders>
-              <w:top w:val="nil"/>
-              <w:left w:val="nil"/>
-              <w:bottom w:val="nil"/>
-              <w:right w:val="nil"/>
-            </w:tcBorders>
-            <w:shd w:val="clear" w:color="auto" w:fill="auto"/>
-            <w:tcMar>
-              <w:top w:w="120" w:type="dxa"/>
-              <w:left w:w="180" w:type="dxa"/>
-              <w:bottom w:w="120" w:type="dxa"/>
-              <w:right w:w="180" w:type="dxa"/>
-            </w:tcMar>
-            <w:vAlign w:val="center"/>
-          </w:tcPr>
-          <w:p>
-            <w:pPr>
-              <w:rPr>
-                <w:rFonts w:hint="default" w:ascii="宋体" w:hAnsi="宋体" w:eastAsia="宋体" w:cs="宋体"/>
-                <w:b w:val="0"/>
-                <w:bCs w:val="0"/>
-                <w:kern w:val="2"/>
-                <w:sz w:val="24"/>
-                <w:szCs w:val="24"/>
-                <w:lang w:val="en-US" w:eastAsia="zh-CN" w:bidi="ar-SA"/>
-              </w:rPr>
-            </w:pPr>
-            <w:r>
-              <w:rPr>
-                <w:rFonts w:hint="default" w:ascii="宋体" w:hAnsi="宋体" w:eastAsia="宋体" w:cs="宋体"/>
-                <w:b w:val="0"/>
-                <w:bCs w:val="0"/>
-                <w:kern w:val="2"/>
-                <w:sz w:val="24"/>
-                <w:szCs w:val="24"/>
-                <w:lang w:val="en-US" w:eastAsia="zh-CN" w:bidi="ar-SA"/>
-              </w:rPr>
-              <w:t>匹配职位列表</w:t>
             </w:r>
           </w:p>
         </w:tc>
@@ -9223,15 +9101,27 @@
             </w:pPr>
             <w:r>
               <w:rPr>
-                <w:rFonts w:hint="default" w:ascii="宋体" w:hAnsi="宋体" w:eastAsia="宋体" w:cs="宋体"/>
-                <w:b w:val="0"/>
-                <w:bCs w:val="0"/>
-                <w:kern w:val="2"/>
-                <w:sz w:val="24"/>
-                <w:szCs w:val="24"/>
-                <w:lang w:val="en-US" w:eastAsia="zh-CN" w:bidi="ar-SA"/>
-              </w:rPr>
-              <w:t>企业招聘模块→面试管理模块</w:t>
+                <w:rFonts w:hint="eastAsia" w:ascii="宋体" w:hAnsi="宋体" w:eastAsia="宋体" w:cs="宋体"/>
+                <w:b w:val="0"/>
+                <w:bCs w:val="0"/>
+                <w:kern w:val="2"/>
+                <w:sz w:val="24"/>
+                <w:szCs w:val="24"/>
+                <w:lang w:val="en-US" w:eastAsia="zh-CN" w:bidi="ar-SA"/>
+              </w:rPr>
+              <w:t>职位搜索</w:t>
+            </w:r>
+            <w:r>
+              <w:rPr>
+                <w:rFonts w:hint="default" w:ascii="宋体" w:hAnsi="宋体" w:eastAsia="宋体" w:cs="宋体"/>
+                <w:b w:val="0"/>
+                <w:bCs w:val="0"/>
+                <w:kern w:val="2"/>
+                <w:sz w:val="24"/>
+                <w:szCs w:val="24"/>
+                <w:lang w:val="en-US" w:eastAsia="zh-CN" w:bidi="ar-SA"/>
+              </w:rPr>
+              <w:t>模块→求职者服务</w:t>
             </w:r>
           </w:p>
         </w:tc>
@@ -9275,7 +9165,7 @@
                 <w:szCs w:val="24"/>
                 <w:lang w:val="en-US" w:eastAsia="zh-CN" w:bidi="ar-SA"/>
               </w:rPr>
-              <w:t>面试安排接口</w:t>
+              <w:t>职位推荐接口</w:t>
             </w:r>
           </w:p>
         </w:tc>
@@ -9311,15 +9201,15 @@
             </w:pPr>
             <w:r>
               <w:rPr>
-                <w:rFonts w:hint="default" w:ascii="宋体" w:hAnsi="宋体" w:eastAsia="宋体" w:cs="宋体"/>
-                <w:b w:val="0"/>
-                <w:bCs w:val="0"/>
-                <w:kern w:val="2"/>
-                <w:sz w:val="24"/>
-                <w:szCs w:val="24"/>
-                <w:lang w:val="en-US" w:eastAsia="zh-CN" w:bidi="ar-SA"/>
-              </w:rPr>
-              <w:t>面试信息</w:t>
+                <w:rFonts w:hint="eastAsia" w:ascii="宋体" w:hAnsi="宋体" w:eastAsia="宋体" w:cs="宋体"/>
+                <w:b w:val="0"/>
+                <w:bCs w:val="0"/>
+                <w:kern w:val="2"/>
+                <w:sz w:val="24"/>
+                <w:szCs w:val="24"/>
+                <w:lang w:val="en-US" w:eastAsia="zh-CN" w:bidi="ar-SA"/>
+              </w:rPr>
+              <w:t>搜索信息</w:t>
             </w:r>
           </w:p>
         </w:tc>
@@ -9363,7 +9253,7 @@
                 <w:szCs w:val="24"/>
                 <w:lang w:val="en-US" w:eastAsia="zh-CN" w:bidi="ar-SA"/>
               </w:rPr>
-              <w:t>安排结果</w:t>
+              <w:t>匹配职位列表</w:t>
             </w:r>
           </w:p>
         </w:tc>
@@ -9426,7 +9316,7 @@
                 <w:szCs w:val="24"/>
                 <w:lang w:val="en-US" w:eastAsia="zh-CN" w:bidi="ar-SA"/>
               </w:rPr>
-              <w:t>面试管理模块→公共支撑模块</w:t>
+              <w:t>企业招聘模块→面试管理模块</w:t>
             </w:r>
           </w:p>
         </w:tc>
@@ -9470,7 +9360,7 @@
                 <w:szCs w:val="24"/>
                 <w:lang w:val="en-US" w:eastAsia="zh-CN" w:bidi="ar-SA"/>
               </w:rPr>
-              <w:t>通知发送接口</w:t>
+              <w:t>面试安排接口</w:t>
             </w:r>
           </w:p>
         </w:tc>
@@ -9514,7 +9404,7 @@
                 <w:szCs w:val="24"/>
                 <w:lang w:val="en-US" w:eastAsia="zh-CN" w:bidi="ar-SA"/>
               </w:rPr>
-              <w:t>接收人 ID、通知类型、内容</w:t>
+              <w:t>面试信息</w:t>
             </w:r>
           </w:p>
         </w:tc>
@@ -9558,7 +9448,7 @@
                 <w:szCs w:val="24"/>
                 <w:lang w:val="en-US" w:eastAsia="zh-CN" w:bidi="ar-SA"/>
               </w:rPr>
-              <w:t>发送结果</w:t>
+              <w:t>安排结果</w:t>
             </w:r>
           </w:p>
         </w:tc>
@@ -9621,7 +9511,7 @@
                 <w:szCs w:val="24"/>
                 <w:lang w:val="en-US" w:eastAsia="zh-CN" w:bidi="ar-SA"/>
               </w:rPr>
-              <w:t>求职者服务→公共支撑模块</w:t>
+              <w:t>面试管理模块→公共支撑模块</w:t>
             </w:r>
           </w:p>
         </w:tc>
@@ -9665,7 +9555,7 @@
                 <w:szCs w:val="24"/>
                 <w:lang w:val="en-US" w:eastAsia="zh-CN" w:bidi="ar-SA"/>
               </w:rPr>
-              <w:t>文件上传接口</w:t>
+              <w:t>通知发送接口</w:t>
             </w:r>
           </w:p>
         </w:tc>
@@ -9709,6 +9599,201 @@
                 <w:szCs w:val="24"/>
                 <w:lang w:val="en-US" w:eastAsia="zh-CN" w:bidi="ar-SA"/>
               </w:rPr>
+              <w:t>接收人 ID、通知类型、内容</w:t>
+            </w:r>
+          </w:p>
+        </w:tc>
+        <w:tc>
+          <w:tcPr>
+            <w:tcW w:w="0" w:type="auto"/>
+            <w:tcBorders>
+              <w:top w:val="nil"/>
+              <w:left w:val="nil"/>
+              <w:bottom w:val="nil"/>
+              <w:right w:val="nil"/>
+            </w:tcBorders>
+            <w:shd w:val="clear" w:color="auto" w:fill="auto"/>
+            <w:tcMar>
+              <w:top w:w="120" w:type="dxa"/>
+              <w:left w:w="180" w:type="dxa"/>
+              <w:bottom w:w="120" w:type="dxa"/>
+              <w:right w:w="180" w:type="dxa"/>
+            </w:tcMar>
+            <w:vAlign w:val="center"/>
+          </w:tcPr>
+          <w:p>
+            <w:pPr>
+              <w:rPr>
+                <w:rFonts w:hint="default" w:ascii="宋体" w:hAnsi="宋体" w:eastAsia="宋体" w:cs="宋体"/>
+                <w:b w:val="0"/>
+                <w:bCs w:val="0"/>
+                <w:kern w:val="2"/>
+                <w:sz w:val="24"/>
+                <w:szCs w:val="24"/>
+                <w:lang w:val="en-US" w:eastAsia="zh-CN" w:bidi="ar-SA"/>
+              </w:rPr>
+            </w:pPr>
+            <w:r>
+              <w:rPr>
+                <w:rFonts w:hint="default" w:ascii="宋体" w:hAnsi="宋体" w:eastAsia="宋体" w:cs="宋体"/>
+                <w:b w:val="0"/>
+                <w:bCs w:val="0"/>
+                <w:kern w:val="2"/>
+                <w:sz w:val="24"/>
+                <w:szCs w:val="24"/>
+                <w:lang w:val="en-US" w:eastAsia="zh-CN" w:bidi="ar-SA"/>
+              </w:rPr>
+              <w:t>发送结果</w:t>
+            </w:r>
+          </w:p>
+        </w:tc>
+      </w:tr>
+      <w:tr>
+        <w:tblPrEx>
+          <w:tblBorders>
+            <w:top w:val="single" w:color="auto" w:sz="2" w:space="0"/>
+            <w:left w:val="single" w:color="auto" w:sz="2" w:space="0"/>
+            <w:bottom w:val="single" w:color="auto" w:sz="2" w:space="0"/>
+            <w:right w:val="single" w:color="auto" w:sz="2" w:space="0"/>
+            <w:insideH w:val="none" w:color="auto" w:sz="0" w:space="0"/>
+            <w:insideV w:val="none" w:color="auto" w:sz="0" w:space="0"/>
+          </w:tblBorders>
+          <w:shd w:val="clear" w:color="auto" w:fill="auto"/>
+          <w:tblCellMar>
+            <w:top w:w="0" w:type="dxa"/>
+            <w:left w:w="0" w:type="dxa"/>
+            <w:bottom w:w="0" w:type="dxa"/>
+            <w:right w:w="0" w:type="dxa"/>
+          </w:tblCellMar>
+        </w:tblPrEx>
+        <w:tc>
+          <w:tcPr>
+            <w:tcW w:w="0" w:type="auto"/>
+            <w:tcBorders>
+              <w:top w:val="nil"/>
+              <w:left w:val="nil"/>
+              <w:bottom w:val="nil"/>
+              <w:right w:val="single" w:color="auto" w:sz="2" w:space="0"/>
+            </w:tcBorders>
+            <w:shd w:val="clear" w:color="auto" w:fill="auto"/>
+            <w:tcMar>
+              <w:top w:w="120" w:type="dxa"/>
+              <w:left w:w="180" w:type="dxa"/>
+              <w:bottom w:w="120" w:type="dxa"/>
+              <w:right w:w="180" w:type="dxa"/>
+            </w:tcMar>
+            <w:vAlign w:val="center"/>
+          </w:tcPr>
+          <w:p>
+            <w:pPr>
+              <w:rPr>
+                <w:rFonts w:hint="default" w:ascii="宋体" w:hAnsi="宋体" w:eastAsia="宋体" w:cs="宋体"/>
+                <w:b w:val="0"/>
+                <w:bCs w:val="0"/>
+                <w:kern w:val="2"/>
+                <w:sz w:val="24"/>
+                <w:szCs w:val="24"/>
+                <w:lang w:val="en-US" w:eastAsia="zh-CN" w:bidi="ar-SA"/>
+              </w:rPr>
+            </w:pPr>
+            <w:r>
+              <w:rPr>
+                <w:rFonts w:hint="default" w:ascii="宋体" w:hAnsi="宋体" w:eastAsia="宋体" w:cs="宋体"/>
+                <w:b w:val="0"/>
+                <w:bCs w:val="0"/>
+                <w:kern w:val="2"/>
+                <w:sz w:val="24"/>
+                <w:szCs w:val="24"/>
+                <w:lang w:val="en-US" w:eastAsia="zh-CN" w:bidi="ar-SA"/>
+              </w:rPr>
+              <w:t>求职者服务→公共支撑模块</w:t>
+            </w:r>
+          </w:p>
+        </w:tc>
+        <w:tc>
+          <w:tcPr>
+            <w:tcW w:w="0" w:type="auto"/>
+            <w:tcBorders>
+              <w:top w:val="nil"/>
+              <w:left w:val="nil"/>
+              <w:bottom w:val="nil"/>
+              <w:right w:val="single" w:color="auto" w:sz="2" w:space="0"/>
+            </w:tcBorders>
+            <w:shd w:val="clear" w:color="auto" w:fill="auto"/>
+            <w:tcMar>
+              <w:top w:w="120" w:type="dxa"/>
+              <w:left w:w="180" w:type="dxa"/>
+              <w:bottom w:w="120" w:type="dxa"/>
+              <w:right w:w="180" w:type="dxa"/>
+            </w:tcMar>
+            <w:vAlign w:val="center"/>
+          </w:tcPr>
+          <w:p>
+            <w:pPr>
+              <w:rPr>
+                <w:rFonts w:hint="default" w:ascii="宋体" w:hAnsi="宋体" w:eastAsia="宋体" w:cs="宋体"/>
+                <w:b w:val="0"/>
+                <w:bCs w:val="0"/>
+                <w:kern w:val="2"/>
+                <w:sz w:val="24"/>
+                <w:szCs w:val="24"/>
+                <w:lang w:val="en-US" w:eastAsia="zh-CN" w:bidi="ar-SA"/>
+              </w:rPr>
+            </w:pPr>
+            <w:r>
+              <w:rPr>
+                <w:rFonts w:hint="default" w:ascii="宋体" w:hAnsi="宋体" w:eastAsia="宋体" w:cs="宋体"/>
+                <w:b w:val="0"/>
+                <w:bCs w:val="0"/>
+                <w:kern w:val="2"/>
+                <w:sz w:val="24"/>
+                <w:szCs w:val="24"/>
+                <w:lang w:val="en-US" w:eastAsia="zh-CN" w:bidi="ar-SA"/>
+              </w:rPr>
+              <w:t>文件上传接口</w:t>
+            </w:r>
+          </w:p>
+        </w:tc>
+        <w:tc>
+          <w:tcPr>
+            <w:tcW w:w="0" w:type="auto"/>
+            <w:tcBorders>
+              <w:top w:val="nil"/>
+              <w:left w:val="nil"/>
+              <w:bottom w:val="nil"/>
+              <w:right w:val="single" w:color="auto" w:sz="2" w:space="0"/>
+            </w:tcBorders>
+            <w:shd w:val="clear" w:color="auto" w:fill="auto"/>
+            <w:tcMar>
+              <w:top w:w="120" w:type="dxa"/>
+              <w:left w:w="180" w:type="dxa"/>
+              <w:bottom w:w="120" w:type="dxa"/>
+              <w:right w:w="180" w:type="dxa"/>
+            </w:tcMar>
+            <w:vAlign w:val="center"/>
+          </w:tcPr>
+          <w:p>
+            <w:pPr>
+              <w:rPr>
+                <w:rFonts w:hint="default" w:ascii="宋体" w:hAnsi="宋体" w:eastAsia="宋体" w:cs="宋体"/>
+                <w:b w:val="0"/>
+                <w:bCs w:val="0"/>
+                <w:kern w:val="2"/>
+                <w:sz w:val="24"/>
+                <w:szCs w:val="24"/>
+                <w:lang w:val="en-US" w:eastAsia="zh-CN" w:bidi="ar-SA"/>
+              </w:rPr>
+            </w:pPr>
+            <w:r>
+              <w:rPr>
+                <w:rFonts w:hint="default" w:ascii="宋体" w:hAnsi="宋体" w:eastAsia="宋体" w:cs="宋体"/>
+                <w:b w:val="0"/>
+                <w:bCs w:val="0"/>
+                <w:kern w:val="2"/>
+                <w:sz w:val="24"/>
+                <w:szCs w:val="24"/>
+                <w:lang w:val="en-US" w:eastAsia="zh-CN" w:bidi="ar-SA"/>
+              </w:rPr>
               <w:t>文件类型、文件数据</w:t>
             </w:r>
           </w:p>
@@ -9772,8 +9857,8 @@
           <w:szCs w:val="24"/>
         </w:rPr>
       </w:pPr>
-      <w:bookmarkStart w:id="48" w:name="_Toc116049878"/>
-      <w:bookmarkStart w:id="49" w:name="_Toc9415"/>
+      <w:bookmarkStart w:id="48" w:name="_Toc9415"/>
+      <w:bookmarkStart w:id="49" w:name="_Toc116049878"/>
       <w:r>
         <w:rPr>
           <w:rFonts w:hint="eastAsia" w:ascii="Times New Roman" w:hAnsi="Times New Roman" w:eastAsia="宋体" w:cs="Times New Roman"/>
@@ -9790,8 +9875,8 @@
           <w:rFonts w:cs="Times New Roman"/>
         </w:rPr>
       </w:pPr>
-      <w:bookmarkStart w:id="50" w:name="_Toc30444"/>
-      <w:bookmarkStart w:id="51" w:name="_Toc116049879"/>
+      <w:bookmarkStart w:id="50" w:name="_Toc116049879"/>
+      <w:bookmarkStart w:id="51" w:name="_Toc30444"/>
       <w:r>
         <w:rPr>
           <w:rFonts w:hint="eastAsia" w:cs="Times New Roman"/>
@@ -9813,8 +9898,8 @@
           <w:lang w:val="en-US" w:eastAsia="zh-CN" w:bidi="ar-SA"/>
         </w:rPr>
       </w:pPr>
-      <w:bookmarkStart w:id="52" w:name="_Toc116049880"/>
-      <w:bookmarkStart w:id="53" w:name="_Toc27493"/>
+      <w:bookmarkStart w:id="52" w:name="_Toc27493"/>
+      <w:bookmarkStart w:id="53" w:name="_Toc116049880"/>
       <w:r>
         <w:rPr>
           <w:rFonts w:hint="default" w:ascii="宋体" w:hAnsi="宋体" w:eastAsia="宋体" w:cs="宋体"/>
@@ -11974,6 +12059,7 @@
             <w:insideH w:val="none" w:color="auto" w:sz="0" w:space="0"/>
             <w:insideV w:val="none" w:color="auto" w:sz="0" w:space="0"/>
           </w:tblBorders>
+          <w:shd w:val="clear" w:color="auto" w:fill="auto"/>
           <w:tblCellMar>
             <w:top w:w="0" w:type="dxa"/>
             <w:left w:w="0" w:type="dxa"/>
@@ -12275,6 +12361,7 @@
             <w:insideH w:val="none" w:color="auto" w:sz="0" w:space="0"/>
             <w:insideV w:val="none" w:color="auto" w:sz="0" w:space="0"/>
           </w:tblBorders>
+          <w:shd w:val="clear" w:color="auto" w:fill="auto"/>
           <w:tblCellMar>
             <w:top w:w="0" w:type="dxa"/>
             <w:left w:w="0" w:type="dxa"/>
@@ -13057,8 +13144,8 @@
           <w:rFonts w:cs="Times New Roman"/>
         </w:rPr>
       </w:pPr>
-      <w:bookmarkStart w:id="56" w:name="_Toc32482"/>
-      <w:bookmarkStart w:id="57" w:name="_Toc116049882"/>
+      <w:bookmarkStart w:id="56" w:name="_Toc116049882"/>
+      <w:bookmarkStart w:id="57" w:name="_Toc32482"/>
       <w:r>
         <w:rPr>
           <w:rFonts w:hint="eastAsia" w:cs="Times New Roman"/>
@@ -13235,8 +13322,8 @@
           <w:rFonts w:cs="Times New Roman"/>
         </w:rPr>
       </w:pPr>
-      <w:bookmarkStart w:id="58" w:name="_Toc116049883"/>
-      <w:bookmarkStart w:id="59" w:name="_Toc26678"/>
+      <w:bookmarkStart w:id="58" w:name="_Toc26678"/>
+      <w:bookmarkStart w:id="59" w:name="_Toc116049883"/>
       <w:r>
         <w:rPr>
           <w:rFonts w:hint="eastAsia" w:cs="Times New Roman"/>
@@ -14461,7 +14548,6 @@
             <w:insideH w:val="none" w:color="auto" w:sz="0" w:space="0"/>
             <w:insideV w:val="none" w:color="auto" w:sz="0" w:space="0"/>
           </w:tblBorders>
-          <w:shd w:val="clear" w:color="auto" w:fill="auto"/>
           <w:tblCellMar>
             <w:top w:w="0" w:type="dxa"/>
             <w:left w:w="0" w:type="dxa"/>

--- a/doc/概要设计文档.docx
+++ b/doc/概要设计文档.docx
@@ -29,8 +29,8 @@
         </w:rPr>
       </w:pPr>
       <w:bookmarkStart w:id="0" w:name="_Toc246399499"/>
-      <w:bookmarkStart w:id="1" w:name="_Toc246399168"/>
-      <w:bookmarkStart w:id="2" w:name="_Toc24950"/>
+      <w:bookmarkStart w:id="1" w:name="_Toc24950"/>
+      <w:bookmarkStart w:id="2" w:name="_Toc246399168"/>
       <w:r>
         <w:rPr>
           <w:rFonts w:hint="eastAsia" w:ascii="黑体" w:hAnsi="Times New Roman" w:eastAsia="黑体" w:cs="Times New Roman"/>
@@ -78,9 +78,9 @@
       <w:bookmarkEnd w:id="0"/>
       <w:bookmarkEnd w:id="1"/>
       <w:bookmarkEnd w:id="2"/>
-      <w:bookmarkStart w:id="3" w:name="_Toc246399500"/>
-      <w:bookmarkStart w:id="4" w:name="_Toc246399169"/>
-      <w:bookmarkStart w:id="5" w:name="_Toc17740"/>
+      <w:bookmarkStart w:id="3" w:name="_Toc17740"/>
+      <w:bookmarkStart w:id="4" w:name="_Toc246399500"/>
+      <w:bookmarkStart w:id="5" w:name="_Toc246399169"/>
     </w:p>
     <w:p>
       <w:pPr>
@@ -119,9 +119,9 @@
       <w:bookmarkEnd w:id="3"/>
       <w:bookmarkEnd w:id="4"/>
       <w:bookmarkEnd w:id="5"/>
-      <w:bookmarkStart w:id="6" w:name="_Toc19531"/>
+      <w:bookmarkStart w:id="6" w:name="_Toc246399501"/>
       <w:bookmarkStart w:id="7" w:name="_Toc246399170"/>
-      <w:bookmarkStart w:id="8" w:name="_Toc246399501"/>
+      <w:bookmarkStart w:id="8" w:name="_Toc19531"/>
     </w:p>
     <w:p>
       <w:pPr>
@@ -2514,8 +2514,8 @@
           <w:rFonts w:cs="Times New Roman"/>
         </w:rPr>
       </w:pPr>
-      <w:bookmarkStart w:id="13" w:name="_Toc116049859"/>
-      <w:bookmarkStart w:id="14" w:name="_Toc17958"/>
+      <w:bookmarkStart w:id="13" w:name="_Toc17958"/>
+      <w:bookmarkStart w:id="14" w:name="_Toc116049859"/>
       <w:r>
         <w:rPr>
           <w:rFonts w:hint="eastAsia" w:ascii="Times New Roman" w:hAnsi="Times New Roman" w:eastAsia="宋体" w:cs="Times New Roman"/>
@@ -2534,8 +2534,8 @@
           <w:szCs w:val="24"/>
         </w:rPr>
       </w:pPr>
-      <w:bookmarkStart w:id="15" w:name="_Toc116049860"/>
-      <w:bookmarkStart w:id="16" w:name="_Toc2612"/>
+      <w:bookmarkStart w:id="15" w:name="_Toc2612"/>
+      <w:bookmarkStart w:id="16" w:name="_Toc116049860"/>
       <w:r>
         <w:rPr>
           <w:rFonts w:hint="eastAsia" w:cs="Times New Roman"/>
@@ -2607,8 +2607,8 @@
           <w:lang w:val="en-US" w:eastAsia="zh-CN" w:bidi="ar-SA"/>
         </w:rPr>
       </w:pPr>
-      <w:bookmarkStart w:id="19" w:name="_Toc25342"/>
-      <w:bookmarkStart w:id="20" w:name="_Toc116049862"/>
+      <w:bookmarkStart w:id="19" w:name="_Toc116049862"/>
+      <w:bookmarkStart w:id="20" w:name="_Toc25342"/>
       <w:r>
         <w:rPr>
           <w:rFonts w:hint="eastAsia" w:cs="Times New Roman" w:asciiTheme="minorEastAsia" w:hAnsiTheme="minorEastAsia" w:eastAsiaTheme="minorEastAsia"/>
@@ -2631,8 +2631,22 @@
           <w:szCs w:val="24"/>
           <w:lang w:val="en-US" w:eastAsia="zh-CN" w:bidi="ar-SA"/>
         </w:rPr>
-        <w:t>系统定位为面向中小型企业的全流程招聘管理解决方案，旨在通过信息化、智能化手段解决传统招聘流程碎片化、筛选繁重、协同低效等痛点。该系统独立运行，无直接关联的外部系统，仅通过邮件、短信等第三方服务实现通知功能。</w:t>
-      </w:r>
+        <w:t>系统定位为面向中小型企业的全流程招聘管理解决方案，旨在通过信息化、智能化手段解决传统招聘流程碎片化、筛选繁重、协同低效等痛点。该系统独立运行，无直接关联的外部系统，仅通过邮件、短信等第三方服务实现通知功能</w:t>
+      </w:r>
+      <w:r>
+        <w:rPr>
+          <w:rFonts w:hint="eastAsia" w:cs="Times New Roman" w:asciiTheme="minorEastAsia" w:hAnsiTheme="minorEastAsia" w:eastAsiaTheme="minorEastAsia"/>
+          <w:b w:val="0"/>
+          <w:bCs w:val="0"/>
+          <w:kern w:val="2"/>
+          <w:sz w:val="24"/>
+          <w:szCs w:val="24"/>
+          <w:lang w:val="en-US" w:eastAsia="zh-CN" w:bidi="ar-SA"/>
+        </w:rPr>
+        <w:t>。</w:t>
+      </w:r>
+      <w:bookmarkStart w:id="72" w:name="_GoBack"/>
+      <w:bookmarkEnd w:id="72"/>
     </w:p>
     <w:p>
       <w:pPr>
@@ -2749,8 +2763,8 @@
                 <w:lang w:val="en-US" w:eastAsia="zh-CN" w:bidi="ar-SA"/>
               </w:rPr>
             </w:pPr>
-            <w:bookmarkStart w:id="21" w:name="_Toc116049863"/>
-            <w:bookmarkStart w:id="22" w:name="_Toc31347"/>
+            <w:bookmarkStart w:id="21" w:name="_Toc31347"/>
+            <w:bookmarkStart w:id="22" w:name="_Toc116049863"/>
             <w:r>
               <w:rPr>
                 <w:rFonts w:hint="default" w:cs="Times New Roman" w:asciiTheme="minorEastAsia" w:hAnsiTheme="minorEastAsia" w:eastAsiaTheme="minorEastAsia"/>
@@ -3659,8 +3673,8 @@
                 <w:lang w:val="en-US" w:eastAsia="zh-CN" w:bidi="ar-SA"/>
               </w:rPr>
             </w:pPr>
-            <w:bookmarkStart w:id="23" w:name="_Toc116049864"/>
-            <w:bookmarkStart w:id="24" w:name="_Toc2567"/>
+            <w:bookmarkStart w:id="23" w:name="_Toc2567"/>
+            <w:bookmarkStart w:id="24" w:name="_Toc116049864"/>
             <w:r>
               <w:rPr>
                 <w:rFonts w:hint="default" w:cs="Times New Roman" w:asciiTheme="minorEastAsia" w:hAnsiTheme="minorEastAsia" w:eastAsiaTheme="minorEastAsia"/>
@@ -3927,330 +3941,6 @@
                 <w:lang w:val="en-US" w:eastAsia="zh-CN" w:bidi="ar-SA"/>
               </w:rPr>
               <w:t>参考范围</w:t>
-            </w:r>
-          </w:p>
-        </w:tc>
-      </w:tr>
-      <w:tr>
-        <w:tblPrEx>
-          <w:tblBorders>
-            <w:top w:val="single" w:color="auto" w:sz="2" w:space="0"/>
-            <w:left w:val="single" w:color="auto" w:sz="2" w:space="0"/>
-            <w:bottom w:val="single" w:color="auto" w:sz="2" w:space="0"/>
-            <w:right w:val="single" w:color="auto" w:sz="2" w:space="0"/>
-            <w:insideH w:val="none" w:color="auto" w:sz="0" w:space="0"/>
-            <w:insideV w:val="none" w:color="auto" w:sz="0" w:space="0"/>
-          </w:tblBorders>
-          <w:tblCellMar>
-            <w:top w:w="0" w:type="dxa"/>
-            <w:left w:w="0" w:type="dxa"/>
-            <w:bottom w:w="0" w:type="dxa"/>
-            <w:right w:w="0" w:type="dxa"/>
-          </w:tblCellMar>
-        </w:tblPrEx>
-        <w:tc>
-          <w:tcPr>
-            <w:tcW w:w="0" w:type="auto"/>
-            <w:tcBorders>
-              <w:top w:val="nil"/>
-              <w:left w:val="nil"/>
-              <w:bottom w:val="nil"/>
-              <w:right w:val="single" w:color="auto" w:sz="2" w:space="0"/>
-            </w:tcBorders>
-            <w:shd w:val="clear" w:color="auto" w:fill="auto"/>
-            <w:tcMar>
-              <w:top w:w="120" w:type="dxa"/>
-              <w:left w:w="180" w:type="dxa"/>
-              <w:bottom w:w="120" w:type="dxa"/>
-              <w:right w:w="180" w:type="dxa"/>
-            </w:tcMar>
-            <w:vAlign w:val="center"/>
-          </w:tcPr>
-          <w:p>
-            <w:pPr>
-              <w:keepNext w:val="0"/>
-              <w:keepLines w:val="0"/>
-              <w:widowControl/>
-              <w:suppressLineNumbers w:val="0"/>
-              <w:spacing w:before="0" w:beforeAutospacing="0" w:after="0" w:afterAutospacing="0" w:line="280" w:lineRule="atLeast"/>
-              <w:ind w:left="0" w:right="0" w:firstLine="0"/>
-              <w:jc w:val="left"/>
-              <w:rPr>
-                <w:rFonts w:hint="default" w:cs="Times New Roman" w:asciiTheme="minorEastAsia" w:hAnsiTheme="minorEastAsia" w:eastAsiaTheme="minorEastAsia"/>
-                <w:b w:val="0"/>
-                <w:bCs w:val="0"/>
-                <w:kern w:val="2"/>
-                <w:sz w:val="24"/>
-                <w:szCs w:val="24"/>
-                <w:lang w:val="en-US" w:eastAsia="zh-CN" w:bidi="ar-SA"/>
-              </w:rPr>
-            </w:pPr>
-            <w:r>
-              <w:rPr>
-                <w:rFonts w:hint="default" w:cs="Times New Roman" w:asciiTheme="minorEastAsia" w:hAnsiTheme="minorEastAsia" w:eastAsiaTheme="minorEastAsia"/>
-                <w:b w:val="0"/>
-                <w:bCs w:val="0"/>
-                <w:kern w:val="2"/>
-                <w:sz w:val="24"/>
-                <w:szCs w:val="24"/>
-                <w:lang w:val="en-US" w:eastAsia="zh-CN" w:bidi="ar-SA"/>
-              </w:rPr>
-              <w:t>1</w:t>
-            </w:r>
-          </w:p>
-        </w:tc>
-        <w:tc>
-          <w:tcPr>
-            <w:tcW w:w="0" w:type="auto"/>
-            <w:tcBorders>
-              <w:top w:val="nil"/>
-              <w:left w:val="nil"/>
-              <w:bottom w:val="nil"/>
-              <w:right w:val="single" w:color="auto" w:sz="2" w:space="0"/>
-            </w:tcBorders>
-            <w:shd w:val="clear" w:color="auto" w:fill="auto"/>
-            <w:tcMar>
-              <w:top w:w="120" w:type="dxa"/>
-              <w:left w:w="180" w:type="dxa"/>
-              <w:bottom w:w="120" w:type="dxa"/>
-              <w:right w:w="180" w:type="dxa"/>
-            </w:tcMar>
-            <w:vAlign w:val="center"/>
-          </w:tcPr>
-          <w:p>
-            <w:pPr>
-              <w:keepNext w:val="0"/>
-              <w:keepLines w:val="0"/>
-              <w:widowControl/>
-              <w:suppressLineNumbers w:val="0"/>
-              <w:spacing w:before="0" w:beforeAutospacing="0" w:after="0" w:afterAutospacing="0" w:line="280" w:lineRule="atLeast"/>
-              <w:ind w:left="0" w:right="0" w:firstLine="0"/>
-              <w:jc w:val="left"/>
-              <w:rPr>
-                <w:rFonts w:hint="default" w:cs="Times New Roman" w:asciiTheme="minorEastAsia" w:hAnsiTheme="minorEastAsia" w:eastAsiaTheme="minorEastAsia"/>
-                <w:b w:val="0"/>
-                <w:bCs w:val="0"/>
-                <w:kern w:val="2"/>
-                <w:sz w:val="24"/>
-                <w:szCs w:val="24"/>
-                <w:lang w:val="en-US" w:eastAsia="zh-CN" w:bidi="ar-SA"/>
-              </w:rPr>
-            </w:pPr>
-            <w:r>
-              <w:rPr>
-                <w:rFonts w:hint="default" w:cs="Times New Roman" w:asciiTheme="minorEastAsia" w:hAnsiTheme="minorEastAsia" w:eastAsiaTheme="minorEastAsia"/>
-                <w:b w:val="0"/>
-                <w:bCs w:val="0"/>
-                <w:kern w:val="2"/>
-                <w:sz w:val="24"/>
-                <w:szCs w:val="24"/>
-                <w:lang w:val="en-US" w:eastAsia="zh-CN" w:bidi="ar-SA"/>
-              </w:rPr>
-              <w:t>企业招聘平台项目开发计划</w:t>
-            </w:r>
-          </w:p>
-        </w:tc>
-        <w:tc>
-          <w:tcPr>
-            <w:tcW w:w="0" w:type="auto"/>
-            <w:tcBorders>
-              <w:top w:val="nil"/>
-              <w:left w:val="nil"/>
-              <w:bottom w:val="nil"/>
-              <w:right w:val="single" w:color="auto" w:sz="2" w:space="0"/>
-            </w:tcBorders>
-            <w:shd w:val="clear" w:color="auto" w:fill="auto"/>
-            <w:tcMar>
-              <w:top w:w="120" w:type="dxa"/>
-              <w:left w:w="180" w:type="dxa"/>
-              <w:bottom w:w="120" w:type="dxa"/>
-              <w:right w:w="180" w:type="dxa"/>
-            </w:tcMar>
-            <w:vAlign w:val="center"/>
-          </w:tcPr>
-          <w:p>
-            <w:pPr>
-              <w:keepNext w:val="0"/>
-              <w:keepLines w:val="0"/>
-              <w:widowControl/>
-              <w:suppressLineNumbers w:val="0"/>
-              <w:spacing w:before="0" w:beforeAutospacing="0" w:after="0" w:afterAutospacing="0" w:line="280" w:lineRule="atLeast"/>
-              <w:ind w:left="0" w:right="0" w:firstLine="0"/>
-              <w:jc w:val="left"/>
-              <w:rPr>
-                <w:rFonts w:hint="default" w:cs="Times New Roman" w:asciiTheme="minorEastAsia" w:hAnsiTheme="minorEastAsia" w:eastAsiaTheme="minorEastAsia"/>
-                <w:b w:val="0"/>
-                <w:bCs w:val="0"/>
-                <w:kern w:val="2"/>
-                <w:sz w:val="24"/>
-                <w:szCs w:val="24"/>
-                <w:lang w:val="en-US" w:eastAsia="zh-CN" w:bidi="ar-SA"/>
-              </w:rPr>
-            </w:pPr>
-            <w:r>
-              <w:rPr>
-                <w:rFonts w:hint="default" w:cs="Times New Roman" w:asciiTheme="minorEastAsia" w:hAnsiTheme="minorEastAsia" w:eastAsiaTheme="minorEastAsia"/>
-                <w:b w:val="0"/>
-                <w:bCs w:val="0"/>
-                <w:kern w:val="2"/>
-                <w:sz w:val="24"/>
-                <w:szCs w:val="24"/>
-                <w:lang w:val="en-US" w:eastAsia="zh-CN" w:bidi="ar-SA"/>
-              </w:rPr>
-              <w:t>项目开发小组</w:t>
-            </w:r>
-          </w:p>
-        </w:tc>
-        <w:tc>
-          <w:tcPr>
-            <w:tcW w:w="0" w:type="auto"/>
-            <w:tcBorders>
-              <w:top w:val="nil"/>
-              <w:left w:val="nil"/>
-              <w:bottom w:val="nil"/>
-              <w:right w:val="single" w:color="auto" w:sz="2" w:space="0"/>
-            </w:tcBorders>
-            <w:shd w:val="clear" w:color="auto" w:fill="auto"/>
-            <w:tcMar>
-              <w:top w:w="120" w:type="dxa"/>
-              <w:left w:w="180" w:type="dxa"/>
-              <w:bottom w:w="120" w:type="dxa"/>
-              <w:right w:w="180" w:type="dxa"/>
-            </w:tcMar>
-            <w:vAlign w:val="center"/>
-          </w:tcPr>
-          <w:p>
-            <w:pPr>
-              <w:keepNext w:val="0"/>
-              <w:keepLines w:val="0"/>
-              <w:widowControl/>
-              <w:suppressLineNumbers w:val="0"/>
-              <w:spacing w:before="0" w:beforeAutospacing="0" w:after="0" w:afterAutospacing="0" w:line="280" w:lineRule="atLeast"/>
-              <w:ind w:left="0" w:right="0" w:firstLine="0"/>
-              <w:jc w:val="left"/>
-              <w:rPr>
-                <w:rFonts w:hint="default" w:cs="Times New Roman" w:asciiTheme="minorEastAsia" w:hAnsiTheme="minorEastAsia" w:eastAsiaTheme="minorEastAsia"/>
-                <w:b w:val="0"/>
-                <w:bCs w:val="0"/>
-                <w:kern w:val="2"/>
-                <w:sz w:val="24"/>
-                <w:szCs w:val="24"/>
-                <w:lang w:val="en-US" w:eastAsia="zh-CN" w:bidi="ar-SA"/>
-              </w:rPr>
-            </w:pPr>
-            <w:r>
-              <w:rPr>
-                <w:rFonts w:hint="default" w:cs="Times New Roman" w:asciiTheme="minorEastAsia" w:hAnsiTheme="minorEastAsia" w:eastAsiaTheme="minorEastAsia"/>
-                <w:b w:val="0"/>
-                <w:bCs w:val="0"/>
-                <w:kern w:val="2"/>
-                <w:sz w:val="24"/>
-                <w:szCs w:val="24"/>
-                <w:lang w:val="en-US" w:eastAsia="zh-CN" w:bidi="ar-SA"/>
-              </w:rPr>
-              <w:t>V1.0</w:t>
-            </w:r>
-          </w:p>
-        </w:tc>
-        <w:tc>
-          <w:tcPr>
-            <w:tcW w:w="0" w:type="auto"/>
-            <w:tcBorders>
-              <w:top w:val="nil"/>
-              <w:left w:val="nil"/>
-              <w:bottom w:val="nil"/>
-              <w:right w:val="single" w:color="auto" w:sz="2" w:space="0"/>
-            </w:tcBorders>
-            <w:shd w:val="clear" w:color="auto" w:fill="auto"/>
-            <w:tcMar>
-              <w:top w:w="120" w:type="dxa"/>
-              <w:left w:w="180" w:type="dxa"/>
-              <w:bottom w:w="120" w:type="dxa"/>
-              <w:right w:w="180" w:type="dxa"/>
-            </w:tcMar>
-            <w:vAlign w:val="center"/>
-          </w:tcPr>
-          <w:p>
-            <w:pPr>
-              <w:keepNext w:val="0"/>
-              <w:keepLines w:val="0"/>
-              <w:widowControl/>
-              <w:suppressLineNumbers w:val="0"/>
-              <w:spacing w:before="0" w:beforeAutospacing="0" w:after="0" w:afterAutospacing="0" w:line="280" w:lineRule="atLeast"/>
-              <w:ind w:left="0" w:right="0" w:firstLine="0"/>
-              <w:jc w:val="left"/>
-              <w:rPr>
-                <w:rFonts w:hint="default" w:cs="Times New Roman" w:asciiTheme="minorEastAsia" w:hAnsiTheme="minorEastAsia" w:eastAsiaTheme="minorEastAsia"/>
-                <w:b w:val="0"/>
-                <w:bCs w:val="0"/>
-                <w:kern w:val="2"/>
-                <w:sz w:val="24"/>
-                <w:szCs w:val="24"/>
-                <w:lang w:val="en-US" w:eastAsia="zh-CN" w:bidi="ar-SA"/>
-              </w:rPr>
-            </w:pPr>
-            <w:r>
-              <w:rPr>
-                <w:rFonts w:hint="default" w:cs="Times New Roman" w:asciiTheme="minorEastAsia" w:hAnsiTheme="minorEastAsia" w:eastAsiaTheme="minorEastAsia"/>
-                <w:b w:val="0"/>
-                <w:bCs w:val="0"/>
-                <w:kern w:val="2"/>
-                <w:sz w:val="24"/>
-                <w:szCs w:val="24"/>
-                <w:lang w:val="en-US" w:eastAsia="zh-CN" w:bidi="ar-SA"/>
-              </w:rPr>
-              <w:t>2025 年 11 月 14 日</w:t>
-            </w:r>
-          </w:p>
-        </w:tc>
-        <w:tc>
-          <w:tcPr>
-            <w:tcW w:w="2531" w:type="dxa"/>
-            <w:tcBorders>
-              <w:top w:val="nil"/>
-              <w:left w:val="nil"/>
-              <w:bottom w:val="nil"/>
-              <w:right w:val="nil"/>
-            </w:tcBorders>
-            <w:shd w:val="clear" w:color="auto" w:fill="auto"/>
-            <w:tcMar>
-              <w:top w:w="120" w:type="dxa"/>
-              <w:left w:w="180" w:type="dxa"/>
-              <w:bottom w:w="120" w:type="dxa"/>
-              <w:right w:w="180" w:type="dxa"/>
-            </w:tcMar>
-            <w:vAlign w:val="center"/>
-          </w:tcPr>
-          <w:p>
-            <w:pPr>
-              <w:keepNext w:val="0"/>
-              <w:keepLines w:val="0"/>
-              <w:widowControl/>
-              <w:suppressLineNumbers w:val="0"/>
-              <w:spacing w:before="0" w:beforeAutospacing="0" w:after="0" w:afterAutospacing="0" w:line="280" w:lineRule="atLeast"/>
-              <w:ind w:left="0" w:right="0" w:firstLine="0"/>
-              <w:jc w:val="left"/>
-              <w:rPr>
-                <w:rFonts w:hint="default" w:cs="Times New Roman" w:asciiTheme="minorEastAsia" w:hAnsiTheme="minorEastAsia" w:eastAsiaTheme="minorEastAsia"/>
-                <w:b w:val="0"/>
-                <w:bCs w:val="0"/>
-                <w:kern w:val="2"/>
-                <w:sz w:val="24"/>
-                <w:szCs w:val="24"/>
-                <w:lang w:val="en-US" w:eastAsia="zh-CN" w:bidi="ar-SA"/>
-              </w:rPr>
-            </w:pPr>
-            <w:r>
-              <w:rPr>
-                <w:rFonts w:hint="default" w:cs="Times New Roman" w:asciiTheme="minorEastAsia" w:hAnsiTheme="minorEastAsia" w:eastAsiaTheme="minorEastAsia"/>
-                <w:b w:val="0"/>
-                <w:bCs w:val="0"/>
-                <w:kern w:val="2"/>
-                <w:sz w:val="24"/>
-                <w:szCs w:val="24"/>
-                <w:lang w:val="en-US" w:eastAsia="zh-CN" w:bidi="ar-SA"/>
-              </w:rPr>
-              <w:t>项目范围、进度、人员分工</w:t>
             </w:r>
           </w:p>
         </w:tc>
@@ -4320,7 +4010,7 @@
                 <w:szCs w:val="24"/>
                 <w:lang w:val="en-US" w:eastAsia="zh-CN" w:bidi="ar-SA"/>
               </w:rPr>
-              <w:t>2</w:t>
+              <w:t>1</w:t>
             </w:r>
           </w:p>
         </w:tc>
@@ -4371,7 +4061,7 @@
                 <w:szCs w:val="24"/>
                 <w:lang w:val="en-US" w:eastAsia="zh-CN" w:bidi="ar-SA"/>
               </w:rPr>
-              <w:t>企业招聘平台需求规格文档</w:t>
+              <w:t>企业招聘平台项目开发计划</w:t>
             </w:r>
           </w:p>
         </w:tc>
@@ -4524,7 +4214,7 @@
                 <w:szCs w:val="24"/>
                 <w:lang w:val="en-US" w:eastAsia="zh-CN" w:bidi="ar-SA"/>
               </w:rPr>
-              <w:t>2025 年 11 月 27 日</w:t>
+              <w:t>2025 年 11 月 14 日</w:t>
             </w:r>
           </w:p>
         </w:tc>
@@ -4575,331 +4265,7 @@
                 <w:szCs w:val="24"/>
                 <w:lang w:val="en-US" w:eastAsia="zh-CN" w:bidi="ar-SA"/>
               </w:rPr>
-              <w:t>功能需求、性能需求、数据需求</w:t>
-            </w:r>
-          </w:p>
-        </w:tc>
-      </w:tr>
-      <w:tr>
-        <w:tblPrEx>
-          <w:tblBorders>
-            <w:top w:val="single" w:color="auto" w:sz="2" w:space="0"/>
-            <w:left w:val="single" w:color="auto" w:sz="2" w:space="0"/>
-            <w:bottom w:val="single" w:color="auto" w:sz="2" w:space="0"/>
-            <w:right w:val="single" w:color="auto" w:sz="2" w:space="0"/>
-            <w:insideH w:val="none" w:color="auto" w:sz="0" w:space="0"/>
-            <w:insideV w:val="none" w:color="auto" w:sz="0" w:space="0"/>
-          </w:tblBorders>
-          <w:tblCellMar>
-            <w:top w:w="0" w:type="dxa"/>
-            <w:left w:w="0" w:type="dxa"/>
-            <w:bottom w:w="0" w:type="dxa"/>
-            <w:right w:w="0" w:type="dxa"/>
-          </w:tblCellMar>
-        </w:tblPrEx>
-        <w:tc>
-          <w:tcPr>
-            <w:tcW w:w="0" w:type="auto"/>
-            <w:tcBorders>
-              <w:top w:val="nil"/>
-              <w:left w:val="nil"/>
-              <w:bottom w:val="nil"/>
-              <w:right w:val="single" w:color="auto" w:sz="2" w:space="0"/>
-            </w:tcBorders>
-            <w:shd w:val="clear" w:color="auto" w:fill="auto"/>
-            <w:tcMar>
-              <w:top w:w="120" w:type="dxa"/>
-              <w:left w:w="180" w:type="dxa"/>
-              <w:bottom w:w="120" w:type="dxa"/>
-              <w:right w:w="180" w:type="dxa"/>
-            </w:tcMar>
-            <w:vAlign w:val="center"/>
-          </w:tcPr>
-          <w:p>
-            <w:pPr>
-              <w:keepNext w:val="0"/>
-              <w:keepLines w:val="0"/>
-              <w:widowControl/>
-              <w:suppressLineNumbers w:val="0"/>
-              <w:spacing w:before="0" w:beforeAutospacing="0" w:after="0" w:afterAutospacing="0" w:line="280" w:lineRule="atLeast"/>
-              <w:ind w:left="0" w:right="0" w:firstLine="0"/>
-              <w:jc w:val="left"/>
-              <w:rPr>
-                <w:rFonts w:hint="default" w:cs="Times New Roman" w:asciiTheme="minorEastAsia" w:hAnsiTheme="minorEastAsia" w:eastAsiaTheme="minorEastAsia"/>
-                <w:b w:val="0"/>
-                <w:bCs w:val="0"/>
-                <w:kern w:val="2"/>
-                <w:sz w:val="24"/>
-                <w:szCs w:val="24"/>
-                <w:lang w:val="en-US" w:eastAsia="zh-CN" w:bidi="ar-SA"/>
-              </w:rPr>
-            </w:pPr>
-            <w:r>
-              <w:rPr>
-                <w:rFonts w:hint="default" w:cs="Times New Roman" w:asciiTheme="minorEastAsia" w:hAnsiTheme="minorEastAsia" w:eastAsiaTheme="minorEastAsia"/>
-                <w:b w:val="0"/>
-                <w:bCs w:val="0"/>
-                <w:kern w:val="2"/>
-                <w:sz w:val="24"/>
-                <w:szCs w:val="24"/>
-                <w:lang w:val="en-US" w:eastAsia="zh-CN" w:bidi="ar-SA"/>
-              </w:rPr>
-              <w:t>3</w:t>
-            </w:r>
-          </w:p>
-        </w:tc>
-        <w:tc>
-          <w:tcPr>
-            <w:tcW w:w="0" w:type="auto"/>
-            <w:tcBorders>
-              <w:top w:val="nil"/>
-              <w:left w:val="nil"/>
-              <w:bottom w:val="nil"/>
-              <w:right w:val="single" w:color="auto" w:sz="2" w:space="0"/>
-            </w:tcBorders>
-            <w:shd w:val="clear" w:color="auto" w:fill="auto"/>
-            <w:tcMar>
-              <w:top w:w="120" w:type="dxa"/>
-              <w:left w:w="180" w:type="dxa"/>
-              <w:bottom w:w="120" w:type="dxa"/>
-              <w:right w:w="180" w:type="dxa"/>
-            </w:tcMar>
-            <w:vAlign w:val="center"/>
-          </w:tcPr>
-          <w:p>
-            <w:pPr>
-              <w:keepNext w:val="0"/>
-              <w:keepLines w:val="0"/>
-              <w:widowControl/>
-              <w:suppressLineNumbers w:val="0"/>
-              <w:spacing w:before="0" w:beforeAutospacing="0" w:after="0" w:afterAutospacing="0" w:line="280" w:lineRule="atLeast"/>
-              <w:ind w:left="0" w:right="0" w:firstLine="0"/>
-              <w:jc w:val="left"/>
-              <w:rPr>
-                <w:rFonts w:hint="default" w:cs="Times New Roman" w:asciiTheme="minorEastAsia" w:hAnsiTheme="minorEastAsia" w:eastAsiaTheme="minorEastAsia"/>
-                <w:b w:val="0"/>
-                <w:bCs w:val="0"/>
-                <w:kern w:val="2"/>
-                <w:sz w:val="24"/>
-                <w:szCs w:val="24"/>
-                <w:lang w:val="en-US" w:eastAsia="zh-CN" w:bidi="ar-SA"/>
-              </w:rPr>
-            </w:pPr>
-            <w:r>
-              <w:rPr>
-                <w:rFonts w:hint="default" w:cs="Times New Roman" w:asciiTheme="minorEastAsia" w:hAnsiTheme="minorEastAsia" w:eastAsiaTheme="minorEastAsia"/>
-                <w:b w:val="0"/>
-                <w:bCs w:val="0"/>
-                <w:kern w:val="2"/>
-                <w:sz w:val="24"/>
-                <w:szCs w:val="24"/>
-                <w:lang w:val="en-US" w:eastAsia="zh-CN" w:bidi="ar-SA"/>
-              </w:rPr>
-              <w:t>企业招聘平台详细设计文档</w:t>
-            </w:r>
-          </w:p>
-        </w:tc>
-        <w:tc>
-          <w:tcPr>
-            <w:tcW w:w="0" w:type="auto"/>
-            <w:tcBorders>
-              <w:top w:val="nil"/>
-              <w:left w:val="nil"/>
-              <w:bottom w:val="nil"/>
-              <w:right w:val="single" w:color="auto" w:sz="2" w:space="0"/>
-            </w:tcBorders>
-            <w:shd w:val="clear" w:color="auto" w:fill="auto"/>
-            <w:tcMar>
-              <w:top w:w="120" w:type="dxa"/>
-              <w:left w:w="180" w:type="dxa"/>
-              <w:bottom w:w="120" w:type="dxa"/>
-              <w:right w:w="180" w:type="dxa"/>
-            </w:tcMar>
-            <w:vAlign w:val="center"/>
-          </w:tcPr>
-          <w:p>
-            <w:pPr>
-              <w:keepNext w:val="0"/>
-              <w:keepLines w:val="0"/>
-              <w:widowControl/>
-              <w:suppressLineNumbers w:val="0"/>
-              <w:spacing w:before="0" w:beforeAutospacing="0" w:after="0" w:afterAutospacing="0" w:line="280" w:lineRule="atLeast"/>
-              <w:ind w:left="0" w:right="0" w:firstLine="0"/>
-              <w:jc w:val="left"/>
-              <w:rPr>
-                <w:rFonts w:hint="default" w:cs="Times New Roman" w:asciiTheme="minorEastAsia" w:hAnsiTheme="minorEastAsia" w:eastAsiaTheme="minorEastAsia"/>
-                <w:b w:val="0"/>
-                <w:bCs w:val="0"/>
-                <w:kern w:val="2"/>
-                <w:sz w:val="24"/>
-                <w:szCs w:val="24"/>
-                <w:lang w:val="en-US" w:eastAsia="zh-CN" w:bidi="ar-SA"/>
-              </w:rPr>
-            </w:pPr>
-            <w:r>
-              <w:rPr>
-                <w:rFonts w:hint="default" w:cs="Times New Roman" w:asciiTheme="minorEastAsia" w:hAnsiTheme="minorEastAsia" w:eastAsiaTheme="minorEastAsia"/>
-                <w:b w:val="0"/>
-                <w:bCs w:val="0"/>
-                <w:kern w:val="2"/>
-                <w:sz w:val="24"/>
-                <w:szCs w:val="24"/>
-                <w:lang w:val="en-US" w:eastAsia="zh-CN" w:bidi="ar-SA"/>
-              </w:rPr>
-              <w:t>项目开发小组</w:t>
-            </w:r>
-          </w:p>
-        </w:tc>
-        <w:tc>
-          <w:tcPr>
-            <w:tcW w:w="0" w:type="auto"/>
-            <w:tcBorders>
-              <w:top w:val="nil"/>
-              <w:left w:val="nil"/>
-              <w:bottom w:val="nil"/>
-              <w:right w:val="single" w:color="auto" w:sz="2" w:space="0"/>
-            </w:tcBorders>
-            <w:shd w:val="clear" w:color="auto" w:fill="auto"/>
-            <w:tcMar>
-              <w:top w:w="120" w:type="dxa"/>
-              <w:left w:w="180" w:type="dxa"/>
-              <w:bottom w:w="120" w:type="dxa"/>
-              <w:right w:w="180" w:type="dxa"/>
-            </w:tcMar>
-            <w:vAlign w:val="center"/>
-          </w:tcPr>
-          <w:p>
-            <w:pPr>
-              <w:keepNext w:val="0"/>
-              <w:keepLines w:val="0"/>
-              <w:widowControl/>
-              <w:suppressLineNumbers w:val="0"/>
-              <w:spacing w:before="0" w:beforeAutospacing="0" w:after="0" w:afterAutospacing="0" w:line="280" w:lineRule="atLeast"/>
-              <w:ind w:left="0" w:right="0" w:firstLine="0"/>
-              <w:jc w:val="left"/>
-              <w:rPr>
-                <w:rFonts w:hint="default" w:cs="Times New Roman" w:asciiTheme="minorEastAsia" w:hAnsiTheme="minorEastAsia" w:eastAsiaTheme="minorEastAsia"/>
-                <w:b w:val="0"/>
-                <w:bCs w:val="0"/>
-                <w:kern w:val="2"/>
-                <w:sz w:val="24"/>
-                <w:szCs w:val="24"/>
-                <w:lang w:val="en-US" w:eastAsia="zh-CN" w:bidi="ar-SA"/>
-              </w:rPr>
-            </w:pPr>
-            <w:r>
-              <w:rPr>
-                <w:rFonts w:hint="default" w:cs="Times New Roman" w:asciiTheme="minorEastAsia" w:hAnsiTheme="minorEastAsia" w:eastAsiaTheme="minorEastAsia"/>
-                <w:b w:val="0"/>
-                <w:bCs w:val="0"/>
-                <w:kern w:val="2"/>
-                <w:sz w:val="24"/>
-                <w:szCs w:val="24"/>
-                <w:lang w:val="en-US" w:eastAsia="zh-CN" w:bidi="ar-SA"/>
-              </w:rPr>
-              <w:t>V1.0</w:t>
-            </w:r>
-          </w:p>
-        </w:tc>
-        <w:tc>
-          <w:tcPr>
-            <w:tcW w:w="0" w:type="auto"/>
-            <w:tcBorders>
-              <w:top w:val="nil"/>
-              <w:left w:val="nil"/>
-              <w:bottom w:val="nil"/>
-              <w:right w:val="single" w:color="auto" w:sz="2" w:space="0"/>
-            </w:tcBorders>
-            <w:shd w:val="clear" w:color="auto" w:fill="auto"/>
-            <w:tcMar>
-              <w:top w:w="120" w:type="dxa"/>
-              <w:left w:w="180" w:type="dxa"/>
-              <w:bottom w:w="120" w:type="dxa"/>
-              <w:right w:w="180" w:type="dxa"/>
-            </w:tcMar>
-            <w:vAlign w:val="center"/>
-          </w:tcPr>
-          <w:p>
-            <w:pPr>
-              <w:keepNext w:val="0"/>
-              <w:keepLines w:val="0"/>
-              <w:widowControl/>
-              <w:suppressLineNumbers w:val="0"/>
-              <w:spacing w:before="0" w:beforeAutospacing="0" w:after="0" w:afterAutospacing="0" w:line="280" w:lineRule="atLeast"/>
-              <w:ind w:left="0" w:right="0" w:firstLine="0"/>
-              <w:jc w:val="left"/>
-              <w:rPr>
-                <w:rFonts w:hint="default" w:cs="Times New Roman" w:asciiTheme="minorEastAsia" w:hAnsiTheme="minorEastAsia" w:eastAsiaTheme="minorEastAsia"/>
-                <w:b w:val="0"/>
-                <w:bCs w:val="0"/>
-                <w:kern w:val="2"/>
-                <w:sz w:val="24"/>
-                <w:szCs w:val="24"/>
-                <w:lang w:val="en-US" w:eastAsia="zh-CN" w:bidi="ar-SA"/>
-              </w:rPr>
-            </w:pPr>
-            <w:r>
-              <w:rPr>
-                <w:rFonts w:hint="default" w:cs="Times New Roman" w:asciiTheme="minorEastAsia" w:hAnsiTheme="minorEastAsia" w:eastAsiaTheme="minorEastAsia"/>
-                <w:b w:val="0"/>
-                <w:bCs w:val="0"/>
-                <w:kern w:val="2"/>
-                <w:sz w:val="24"/>
-                <w:szCs w:val="24"/>
-                <w:lang w:val="en-US" w:eastAsia="zh-CN" w:bidi="ar-SA"/>
-              </w:rPr>
-              <w:t>2025 年 12 月 05 日</w:t>
-            </w:r>
-          </w:p>
-        </w:tc>
-        <w:tc>
-          <w:tcPr>
-            <w:tcW w:w="2531" w:type="dxa"/>
-            <w:tcBorders>
-              <w:top w:val="nil"/>
-              <w:left w:val="nil"/>
-              <w:bottom w:val="nil"/>
-              <w:right w:val="nil"/>
-            </w:tcBorders>
-            <w:shd w:val="clear" w:color="auto" w:fill="auto"/>
-            <w:tcMar>
-              <w:top w:w="120" w:type="dxa"/>
-              <w:left w:w="180" w:type="dxa"/>
-              <w:bottom w:w="120" w:type="dxa"/>
-              <w:right w:w="180" w:type="dxa"/>
-            </w:tcMar>
-            <w:vAlign w:val="center"/>
-          </w:tcPr>
-          <w:p>
-            <w:pPr>
-              <w:keepNext w:val="0"/>
-              <w:keepLines w:val="0"/>
-              <w:widowControl/>
-              <w:suppressLineNumbers w:val="0"/>
-              <w:spacing w:before="0" w:beforeAutospacing="0" w:after="0" w:afterAutospacing="0" w:line="280" w:lineRule="atLeast"/>
-              <w:ind w:left="0" w:right="0" w:firstLine="0"/>
-              <w:jc w:val="left"/>
-              <w:rPr>
-                <w:rFonts w:hint="default" w:cs="Times New Roman" w:asciiTheme="minorEastAsia" w:hAnsiTheme="minorEastAsia" w:eastAsiaTheme="minorEastAsia"/>
-                <w:b w:val="0"/>
-                <w:bCs w:val="0"/>
-                <w:kern w:val="2"/>
-                <w:sz w:val="24"/>
-                <w:szCs w:val="24"/>
-                <w:lang w:val="en-US" w:eastAsia="zh-CN" w:bidi="ar-SA"/>
-              </w:rPr>
-            </w:pPr>
-            <w:r>
-              <w:rPr>
-                <w:rFonts w:hint="default" w:cs="Times New Roman" w:asciiTheme="minorEastAsia" w:hAnsiTheme="minorEastAsia" w:eastAsiaTheme="minorEastAsia"/>
-                <w:b w:val="0"/>
-                <w:bCs w:val="0"/>
-                <w:kern w:val="2"/>
-                <w:sz w:val="24"/>
-                <w:szCs w:val="24"/>
-                <w:lang w:val="en-US" w:eastAsia="zh-CN" w:bidi="ar-SA"/>
-              </w:rPr>
-              <w:t>模块细节、接口定义、数据库设计</w:t>
+              <w:t>项目范围、进度、人员分工</w:t>
             </w:r>
           </w:p>
         </w:tc>
@@ -4969,7 +4335,7 @@
                 <w:szCs w:val="24"/>
                 <w:lang w:val="en-US" w:eastAsia="zh-CN" w:bidi="ar-SA"/>
               </w:rPr>
-              <w:t>4</w:t>
+              <w:t>2</w:t>
             </w:r>
           </w:p>
         </w:tc>
@@ -5020,7 +4386,7 @@
                 <w:szCs w:val="24"/>
                 <w:lang w:val="en-US" w:eastAsia="zh-CN" w:bidi="ar-SA"/>
               </w:rPr>
-              <w:t>GB/T 8567-2006《计算机软件文档编制规范》</w:t>
+              <w:t>企业招聘平台需求规格文档</w:t>
             </w:r>
           </w:p>
         </w:tc>
@@ -5071,7 +4437,7 @@
                 <w:szCs w:val="24"/>
                 <w:lang w:val="en-US" w:eastAsia="zh-CN" w:bidi="ar-SA"/>
               </w:rPr>
-              <w:t>国家标准化管理委员会</w:t>
+              <w:t>项目开发小组</w:t>
             </w:r>
           </w:p>
         </w:tc>
@@ -5122,7 +4488,7 @@
                 <w:szCs w:val="24"/>
                 <w:lang w:val="en-US" w:eastAsia="zh-CN" w:bidi="ar-SA"/>
               </w:rPr>
-              <w:t>GB/T 8567-2006</w:t>
+              <w:t>V1.0</w:t>
             </w:r>
           </w:p>
         </w:tc>
@@ -5173,7 +4539,7 @@
                 <w:szCs w:val="24"/>
                 <w:lang w:val="en-US" w:eastAsia="zh-CN" w:bidi="ar-SA"/>
               </w:rPr>
-              <w:t>2006 年</w:t>
+              <w:t>2025 年 11 月 27 日</w:t>
             </w:r>
           </w:p>
         </w:tc>
@@ -5224,7 +4590,7 @@
                 <w:szCs w:val="24"/>
                 <w:lang w:val="en-US" w:eastAsia="zh-CN" w:bidi="ar-SA"/>
               </w:rPr>
-              <w:t>文档结构、编写规范</w:t>
+              <w:t>功能需求、性能需求、数据需求</w:t>
             </w:r>
           </w:p>
         </w:tc>
@@ -5294,7 +4660,7 @@
                 <w:szCs w:val="24"/>
                 <w:lang w:val="en-US" w:eastAsia="zh-CN" w:bidi="ar-SA"/>
               </w:rPr>
-              <w:t>5</w:t>
+              <w:t>3</w:t>
             </w:r>
           </w:p>
         </w:tc>
@@ -5345,7 +4711,7 @@
                 <w:szCs w:val="24"/>
                 <w:lang w:val="en-US" w:eastAsia="zh-CN" w:bidi="ar-SA"/>
               </w:rPr>
-              <w:t>《阿里巴巴 Java 开发手册》</w:t>
+              <w:t>企业招聘平台详细设计文档</w:t>
             </w:r>
           </w:p>
         </w:tc>
@@ -5396,7 +4762,7 @@
                 <w:szCs w:val="24"/>
                 <w:lang w:val="en-US" w:eastAsia="zh-CN" w:bidi="ar-SA"/>
               </w:rPr>
-              <w:t>阿里巴巴集团</w:t>
+              <w:t>项目开发小组</w:t>
             </w:r>
           </w:p>
         </w:tc>
@@ -5447,7 +4813,7 @@
                 <w:szCs w:val="24"/>
                 <w:lang w:val="en-US" w:eastAsia="zh-CN" w:bidi="ar-SA"/>
               </w:rPr>
-              <w:t>泰山版</w:t>
+              <w:t>V1.0</w:t>
             </w:r>
           </w:p>
         </w:tc>
@@ -5498,7 +4864,7 @@
                 <w:szCs w:val="24"/>
                 <w:lang w:val="en-US" w:eastAsia="zh-CN" w:bidi="ar-SA"/>
               </w:rPr>
-              <w:t>2023 年</w:t>
+              <w:t>2025 年 12 月 05 日</w:t>
             </w:r>
           </w:p>
         </w:tc>
@@ -5549,6 +4915,656 @@
                 <w:szCs w:val="24"/>
                 <w:lang w:val="en-US" w:eastAsia="zh-CN" w:bidi="ar-SA"/>
               </w:rPr>
+              <w:t>模块细节、接口定义、数据库设计</w:t>
+            </w:r>
+          </w:p>
+        </w:tc>
+      </w:tr>
+      <w:tr>
+        <w:tblPrEx>
+          <w:tblBorders>
+            <w:top w:val="single" w:color="auto" w:sz="2" w:space="0"/>
+            <w:left w:val="single" w:color="auto" w:sz="2" w:space="0"/>
+            <w:bottom w:val="single" w:color="auto" w:sz="2" w:space="0"/>
+            <w:right w:val="single" w:color="auto" w:sz="2" w:space="0"/>
+            <w:insideH w:val="none" w:color="auto" w:sz="0" w:space="0"/>
+            <w:insideV w:val="none" w:color="auto" w:sz="0" w:space="0"/>
+          </w:tblBorders>
+          <w:shd w:val="clear" w:color="auto" w:fill="auto"/>
+          <w:tblCellMar>
+            <w:top w:w="0" w:type="dxa"/>
+            <w:left w:w="0" w:type="dxa"/>
+            <w:bottom w:w="0" w:type="dxa"/>
+            <w:right w:w="0" w:type="dxa"/>
+          </w:tblCellMar>
+        </w:tblPrEx>
+        <w:tc>
+          <w:tcPr>
+            <w:tcW w:w="0" w:type="auto"/>
+            <w:tcBorders>
+              <w:top w:val="nil"/>
+              <w:left w:val="nil"/>
+              <w:bottom w:val="nil"/>
+              <w:right w:val="single" w:color="auto" w:sz="2" w:space="0"/>
+            </w:tcBorders>
+            <w:shd w:val="clear" w:color="auto" w:fill="auto"/>
+            <w:tcMar>
+              <w:top w:w="120" w:type="dxa"/>
+              <w:left w:w="180" w:type="dxa"/>
+              <w:bottom w:w="120" w:type="dxa"/>
+              <w:right w:w="180" w:type="dxa"/>
+            </w:tcMar>
+            <w:vAlign w:val="center"/>
+          </w:tcPr>
+          <w:p>
+            <w:pPr>
+              <w:keepNext w:val="0"/>
+              <w:keepLines w:val="0"/>
+              <w:widowControl/>
+              <w:suppressLineNumbers w:val="0"/>
+              <w:spacing w:before="0" w:beforeAutospacing="0" w:after="0" w:afterAutospacing="0" w:line="280" w:lineRule="atLeast"/>
+              <w:ind w:left="0" w:right="0" w:firstLine="0"/>
+              <w:jc w:val="left"/>
+              <w:rPr>
+                <w:rFonts w:hint="default" w:cs="Times New Roman" w:asciiTheme="minorEastAsia" w:hAnsiTheme="minorEastAsia" w:eastAsiaTheme="minorEastAsia"/>
+                <w:b w:val="0"/>
+                <w:bCs w:val="0"/>
+                <w:kern w:val="2"/>
+                <w:sz w:val="24"/>
+                <w:szCs w:val="24"/>
+                <w:lang w:val="en-US" w:eastAsia="zh-CN" w:bidi="ar-SA"/>
+              </w:rPr>
+            </w:pPr>
+            <w:r>
+              <w:rPr>
+                <w:rFonts w:hint="default" w:cs="Times New Roman" w:asciiTheme="minorEastAsia" w:hAnsiTheme="minorEastAsia" w:eastAsiaTheme="minorEastAsia"/>
+                <w:b w:val="0"/>
+                <w:bCs w:val="0"/>
+                <w:kern w:val="2"/>
+                <w:sz w:val="24"/>
+                <w:szCs w:val="24"/>
+                <w:lang w:val="en-US" w:eastAsia="zh-CN" w:bidi="ar-SA"/>
+              </w:rPr>
+              <w:t>4</w:t>
+            </w:r>
+          </w:p>
+        </w:tc>
+        <w:tc>
+          <w:tcPr>
+            <w:tcW w:w="0" w:type="auto"/>
+            <w:tcBorders>
+              <w:top w:val="nil"/>
+              <w:left w:val="nil"/>
+              <w:bottom w:val="nil"/>
+              <w:right w:val="single" w:color="auto" w:sz="2" w:space="0"/>
+            </w:tcBorders>
+            <w:shd w:val="clear" w:color="auto" w:fill="auto"/>
+            <w:tcMar>
+              <w:top w:w="120" w:type="dxa"/>
+              <w:left w:w="180" w:type="dxa"/>
+              <w:bottom w:w="120" w:type="dxa"/>
+              <w:right w:w="180" w:type="dxa"/>
+            </w:tcMar>
+            <w:vAlign w:val="center"/>
+          </w:tcPr>
+          <w:p>
+            <w:pPr>
+              <w:keepNext w:val="0"/>
+              <w:keepLines w:val="0"/>
+              <w:widowControl/>
+              <w:suppressLineNumbers w:val="0"/>
+              <w:spacing w:before="0" w:beforeAutospacing="0" w:after="0" w:afterAutospacing="0" w:line="280" w:lineRule="atLeast"/>
+              <w:ind w:left="0" w:right="0" w:firstLine="0"/>
+              <w:jc w:val="left"/>
+              <w:rPr>
+                <w:rFonts w:hint="default" w:cs="Times New Roman" w:asciiTheme="minorEastAsia" w:hAnsiTheme="minorEastAsia" w:eastAsiaTheme="minorEastAsia"/>
+                <w:b w:val="0"/>
+                <w:bCs w:val="0"/>
+                <w:kern w:val="2"/>
+                <w:sz w:val="24"/>
+                <w:szCs w:val="24"/>
+                <w:lang w:val="en-US" w:eastAsia="zh-CN" w:bidi="ar-SA"/>
+              </w:rPr>
+            </w:pPr>
+            <w:r>
+              <w:rPr>
+                <w:rFonts w:hint="default" w:cs="Times New Roman" w:asciiTheme="minorEastAsia" w:hAnsiTheme="minorEastAsia" w:eastAsiaTheme="minorEastAsia"/>
+                <w:b w:val="0"/>
+                <w:bCs w:val="0"/>
+                <w:kern w:val="2"/>
+                <w:sz w:val="24"/>
+                <w:szCs w:val="24"/>
+                <w:lang w:val="en-US" w:eastAsia="zh-CN" w:bidi="ar-SA"/>
+              </w:rPr>
+              <w:t>GB/T 8567-2006《计算机软件文档编制规范》</w:t>
+            </w:r>
+          </w:p>
+        </w:tc>
+        <w:tc>
+          <w:tcPr>
+            <w:tcW w:w="0" w:type="auto"/>
+            <w:tcBorders>
+              <w:top w:val="nil"/>
+              <w:left w:val="nil"/>
+              <w:bottom w:val="nil"/>
+              <w:right w:val="single" w:color="auto" w:sz="2" w:space="0"/>
+            </w:tcBorders>
+            <w:shd w:val="clear" w:color="auto" w:fill="auto"/>
+            <w:tcMar>
+              <w:top w:w="120" w:type="dxa"/>
+              <w:left w:w="180" w:type="dxa"/>
+              <w:bottom w:w="120" w:type="dxa"/>
+              <w:right w:w="180" w:type="dxa"/>
+            </w:tcMar>
+            <w:vAlign w:val="center"/>
+          </w:tcPr>
+          <w:p>
+            <w:pPr>
+              <w:keepNext w:val="0"/>
+              <w:keepLines w:val="0"/>
+              <w:widowControl/>
+              <w:suppressLineNumbers w:val="0"/>
+              <w:spacing w:before="0" w:beforeAutospacing="0" w:after="0" w:afterAutospacing="0" w:line="280" w:lineRule="atLeast"/>
+              <w:ind w:left="0" w:right="0" w:firstLine="0"/>
+              <w:jc w:val="left"/>
+              <w:rPr>
+                <w:rFonts w:hint="default" w:cs="Times New Roman" w:asciiTheme="minorEastAsia" w:hAnsiTheme="minorEastAsia" w:eastAsiaTheme="minorEastAsia"/>
+                <w:b w:val="0"/>
+                <w:bCs w:val="0"/>
+                <w:kern w:val="2"/>
+                <w:sz w:val="24"/>
+                <w:szCs w:val="24"/>
+                <w:lang w:val="en-US" w:eastAsia="zh-CN" w:bidi="ar-SA"/>
+              </w:rPr>
+            </w:pPr>
+            <w:r>
+              <w:rPr>
+                <w:rFonts w:hint="default" w:cs="Times New Roman" w:asciiTheme="minorEastAsia" w:hAnsiTheme="minorEastAsia" w:eastAsiaTheme="minorEastAsia"/>
+                <w:b w:val="0"/>
+                <w:bCs w:val="0"/>
+                <w:kern w:val="2"/>
+                <w:sz w:val="24"/>
+                <w:szCs w:val="24"/>
+                <w:lang w:val="en-US" w:eastAsia="zh-CN" w:bidi="ar-SA"/>
+              </w:rPr>
+              <w:t>国家标准化管理委员会</w:t>
+            </w:r>
+          </w:p>
+        </w:tc>
+        <w:tc>
+          <w:tcPr>
+            <w:tcW w:w="0" w:type="auto"/>
+            <w:tcBorders>
+              <w:top w:val="nil"/>
+              <w:left w:val="nil"/>
+              <w:bottom w:val="nil"/>
+              <w:right w:val="single" w:color="auto" w:sz="2" w:space="0"/>
+            </w:tcBorders>
+            <w:shd w:val="clear" w:color="auto" w:fill="auto"/>
+            <w:tcMar>
+              <w:top w:w="120" w:type="dxa"/>
+              <w:left w:w="180" w:type="dxa"/>
+              <w:bottom w:w="120" w:type="dxa"/>
+              <w:right w:w="180" w:type="dxa"/>
+            </w:tcMar>
+            <w:vAlign w:val="center"/>
+          </w:tcPr>
+          <w:p>
+            <w:pPr>
+              <w:keepNext w:val="0"/>
+              <w:keepLines w:val="0"/>
+              <w:widowControl/>
+              <w:suppressLineNumbers w:val="0"/>
+              <w:spacing w:before="0" w:beforeAutospacing="0" w:after="0" w:afterAutospacing="0" w:line="280" w:lineRule="atLeast"/>
+              <w:ind w:left="0" w:right="0" w:firstLine="0"/>
+              <w:jc w:val="left"/>
+              <w:rPr>
+                <w:rFonts w:hint="default" w:cs="Times New Roman" w:asciiTheme="minorEastAsia" w:hAnsiTheme="minorEastAsia" w:eastAsiaTheme="minorEastAsia"/>
+                <w:b w:val="0"/>
+                <w:bCs w:val="0"/>
+                <w:kern w:val="2"/>
+                <w:sz w:val="24"/>
+                <w:szCs w:val="24"/>
+                <w:lang w:val="en-US" w:eastAsia="zh-CN" w:bidi="ar-SA"/>
+              </w:rPr>
+            </w:pPr>
+            <w:r>
+              <w:rPr>
+                <w:rFonts w:hint="default" w:cs="Times New Roman" w:asciiTheme="minorEastAsia" w:hAnsiTheme="minorEastAsia" w:eastAsiaTheme="minorEastAsia"/>
+                <w:b w:val="0"/>
+                <w:bCs w:val="0"/>
+                <w:kern w:val="2"/>
+                <w:sz w:val="24"/>
+                <w:szCs w:val="24"/>
+                <w:lang w:val="en-US" w:eastAsia="zh-CN" w:bidi="ar-SA"/>
+              </w:rPr>
+              <w:t>GB/T 8567-2006</w:t>
+            </w:r>
+          </w:p>
+        </w:tc>
+        <w:tc>
+          <w:tcPr>
+            <w:tcW w:w="0" w:type="auto"/>
+            <w:tcBorders>
+              <w:top w:val="nil"/>
+              <w:left w:val="nil"/>
+              <w:bottom w:val="nil"/>
+              <w:right w:val="single" w:color="auto" w:sz="2" w:space="0"/>
+            </w:tcBorders>
+            <w:shd w:val="clear" w:color="auto" w:fill="auto"/>
+            <w:tcMar>
+              <w:top w:w="120" w:type="dxa"/>
+              <w:left w:w="180" w:type="dxa"/>
+              <w:bottom w:w="120" w:type="dxa"/>
+              <w:right w:w="180" w:type="dxa"/>
+            </w:tcMar>
+            <w:vAlign w:val="center"/>
+          </w:tcPr>
+          <w:p>
+            <w:pPr>
+              <w:keepNext w:val="0"/>
+              <w:keepLines w:val="0"/>
+              <w:widowControl/>
+              <w:suppressLineNumbers w:val="0"/>
+              <w:spacing w:before="0" w:beforeAutospacing="0" w:after="0" w:afterAutospacing="0" w:line="280" w:lineRule="atLeast"/>
+              <w:ind w:left="0" w:right="0" w:firstLine="0"/>
+              <w:jc w:val="left"/>
+              <w:rPr>
+                <w:rFonts w:hint="default" w:cs="Times New Roman" w:asciiTheme="minorEastAsia" w:hAnsiTheme="minorEastAsia" w:eastAsiaTheme="minorEastAsia"/>
+                <w:b w:val="0"/>
+                <w:bCs w:val="0"/>
+                <w:kern w:val="2"/>
+                <w:sz w:val="24"/>
+                <w:szCs w:val="24"/>
+                <w:lang w:val="en-US" w:eastAsia="zh-CN" w:bidi="ar-SA"/>
+              </w:rPr>
+            </w:pPr>
+            <w:r>
+              <w:rPr>
+                <w:rFonts w:hint="default" w:cs="Times New Roman" w:asciiTheme="minorEastAsia" w:hAnsiTheme="minorEastAsia" w:eastAsiaTheme="minorEastAsia"/>
+                <w:b w:val="0"/>
+                <w:bCs w:val="0"/>
+                <w:kern w:val="2"/>
+                <w:sz w:val="24"/>
+                <w:szCs w:val="24"/>
+                <w:lang w:val="en-US" w:eastAsia="zh-CN" w:bidi="ar-SA"/>
+              </w:rPr>
+              <w:t>2006 年</w:t>
+            </w:r>
+          </w:p>
+        </w:tc>
+        <w:tc>
+          <w:tcPr>
+            <w:tcW w:w="2531" w:type="dxa"/>
+            <w:tcBorders>
+              <w:top w:val="nil"/>
+              <w:left w:val="nil"/>
+              <w:bottom w:val="nil"/>
+              <w:right w:val="nil"/>
+            </w:tcBorders>
+            <w:shd w:val="clear" w:color="auto" w:fill="auto"/>
+            <w:tcMar>
+              <w:top w:w="120" w:type="dxa"/>
+              <w:left w:w="180" w:type="dxa"/>
+              <w:bottom w:w="120" w:type="dxa"/>
+              <w:right w:w="180" w:type="dxa"/>
+            </w:tcMar>
+            <w:vAlign w:val="center"/>
+          </w:tcPr>
+          <w:p>
+            <w:pPr>
+              <w:keepNext w:val="0"/>
+              <w:keepLines w:val="0"/>
+              <w:widowControl/>
+              <w:suppressLineNumbers w:val="0"/>
+              <w:spacing w:before="0" w:beforeAutospacing="0" w:after="0" w:afterAutospacing="0" w:line="280" w:lineRule="atLeast"/>
+              <w:ind w:left="0" w:right="0" w:firstLine="0"/>
+              <w:jc w:val="left"/>
+              <w:rPr>
+                <w:rFonts w:hint="default" w:cs="Times New Roman" w:asciiTheme="minorEastAsia" w:hAnsiTheme="minorEastAsia" w:eastAsiaTheme="minorEastAsia"/>
+                <w:b w:val="0"/>
+                <w:bCs w:val="0"/>
+                <w:kern w:val="2"/>
+                <w:sz w:val="24"/>
+                <w:szCs w:val="24"/>
+                <w:lang w:val="en-US" w:eastAsia="zh-CN" w:bidi="ar-SA"/>
+              </w:rPr>
+            </w:pPr>
+            <w:r>
+              <w:rPr>
+                <w:rFonts w:hint="default" w:cs="Times New Roman" w:asciiTheme="minorEastAsia" w:hAnsiTheme="minorEastAsia" w:eastAsiaTheme="minorEastAsia"/>
+                <w:b w:val="0"/>
+                <w:bCs w:val="0"/>
+                <w:kern w:val="2"/>
+                <w:sz w:val="24"/>
+                <w:szCs w:val="24"/>
+                <w:lang w:val="en-US" w:eastAsia="zh-CN" w:bidi="ar-SA"/>
+              </w:rPr>
+              <w:t>文档结构、编写规范</w:t>
+            </w:r>
+          </w:p>
+        </w:tc>
+      </w:tr>
+      <w:tr>
+        <w:tblPrEx>
+          <w:tblBorders>
+            <w:top w:val="single" w:color="auto" w:sz="2" w:space="0"/>
+            <w:left w:val="single" w:color="auto" w:sz="2" w:space="0"/>
+            <w:bottom w:val="single" w:color="auto" w:sz="2" w:space="0"/>
+            <w:right w:val="single" w:color="auto" w:sz="2" w:space="0"/>
+            <w:insideH w:val="none" w:color="auto" w:sz="0" w:space="0"/>
+            <w:insideV w:val="none" w:color="auto" w:sz="0" w:space="0"/>
+          </w:tblBorders>
+          <w:shd w:val="clear" w:color="auto" w:fill="auto"/>
+          <w:tblCellMar>
+            <w:top w:w="0" w:type="dxa"/>
+            <w:left w:w="0" w:type="dxa"/>
+            <w:bottom w:w="0" w:type="dxa"/>
+            <w:right w:w="0" w:type="dxa"/>
+          </w:tblCellMar>
+        </w:tblPrEx>
+        <w:tc>
+          <w:tcPr>
+            <w:tcW w:w="0" w:type="auto"/>
+            <w:tcBorders>
+              <w:top w:val="nil"/>
+              <w:left w:val="nil"/>
+              <w:bottom w:val="nil"/>
+              <w:right w:val="single" w:color="auto" w:sz="2" w:space="0"/>
+            </w:tcBorders>
+            <w:shd w:val="clear" w:color="auto" w:fill="auto"/>
+            <w:tcMar>
+              <w:top w:w="120" w:type="dxa"/>
+              <w:left w:w="180" w:type="dxa"/>
+              <w:bottom w:w="120" w:type="dxa"/>
+              <w:right w:w="180" w:type="dxa"/>
+            </w:tcMar>
+            <w:vAlign w:val="center"/>
+          </w:tcPr>
+          <w:p>
+            <w:pPr>
+              <w:keepNext w:val="0"/>
+              <w:keepLines w:val="0"/>
+              <w:widowControl/>
+              <w:suppressLineNumbers w:val="0"/>
+              <w:spacing w:before="0" w:beforeAutospacing="0" w:after="0" w:afterAutospacing="0" w:line="280" w:lineRule="atLeast"/>
+              <w:ind w:left="0" w:right="0" w:firstLine="0"/>
+              <w:jc w:val="left"/>
+              <w:rPr>
+                <w:rFonts w:hint="default" w:cs="Times New Roman" w:asciiTheme="minorEastAsia" w:hAnsiTheme="minorEastAsia" w:eastAsiaTheme="minorEastAsia"/>
+                <w:b w:val="0"/>
+                <w:bCs w:val="0"/>
+                <w:kern w:val="2"/>
+                <w:sz w:val="24"/>
+                <w:szCs w:val="24"/>
+                <w:lang w:val="en-US" w:eastAsia="zh-CN" w:bidi="ar-SA"/>
+              </w:rPr>
+            </w:pPr>
+            <w:r>
+              <w:rPr>
+                <w:rFonts w:hint="default" w:cs="Times New Roman" w:asciiTheme="minorEastAsia" w:hAnsiTheme="minorEastAsia" w:eastAsiaTheme="minorEastAsia"/>
+                <w:b w:val="0"/>
+                <w:bCs w:val="0"/>
+                <w:kern w:val="2"/>
+                <w:sz w:val="24"/>
+                <w:szCs w:val="24"/>
+                <w:lang w:val="en-US" w:eastAsia="zh-CN" w:bidi="ar-SA"/>
+              </w:rPr>
+              <w:t>5</w:t>
+            </w:r>
+          </w:p>
+        </w:tc>
+        <w:tc>
+          <w:tcPr>
+            <w:tcW w:w="0" w:type="auto"/>
+            <w:tcBorders>
+              <w:top w:val="nil"/>
+              <w:left w:val="nil"/>
+              <w:bottom w:val="nil"/>
+              <w:right w:val="single" w:color="auto" w:sz="2" w:space="0"/>
+            </w:tcBorders>
+            <w:shd w:val="clear" w:color="auto" w:fill="auto"/>
+            <w:tcMar>
+              <w:top w:w="120" w:type="dxa"/>
+              <w:left w:w="180" w:type="dxa"/>
+              <w:bottom w:w="120" w:type="dxa"/>
+              <w:right w:w="180" w:type="dxa"/>
+            </w:tcMar>
+            <w:vAlign w:val="center"/>
+          </w:tcPr>
+          <w:p>
+            <w:pPr>
+              <w:keepNext w:val="0"/>
+              <w:keepLines w:val="0"/>
+              <w:widowControl/>
+              <w:suppressLineNumbers w:val="0"/>
+              <w:spacing w:before="0" w:beforeAutospacing="0" w:after="0" w:afterAutospacing="0" w:line="280" w:lineRule="atLeast"/>
+              <w:ind w:left="0" w:right="0" w:firstLine="0"/>
+              <w:jc w:val="left"/>
+              <w:rPr>
+                <w:rFonts w:hint="default" w:cs="Times New Roman" w:asciiTheme="minorEastAsia" w:hAnsiTheme="minorEastAsia" w:eastAsiaTheme="minorEastAsia"/>
+                <w:b w:val="0"/>
+                <w:bCs w:val="0"/>
+                <w:kern w:val="2"/>
+                <w:sz w:val="24"/>
+                <w:szCs w:val="24"/>
+                <w:lang w:val="en-US" w:eastAsia="zh-CN" w:bidi="ar-SA"/>
+              </w:rPr>
+            </w:pPr>
+            <w:r>
+              <w:rPr>
+                <w:rFonts w:hint="default" w:cs="Times New Roman" w:asciiTheme="minorEastAsia" w:hAnsiTheme="minorEastAsia" w:eastAsiaTheme="minorEastAsia"/>
+                <w:b w:val="0"/>
+                <w:bCs w:val="0"/>
+                <w:kern w:val="2"/>
+                <w:sz w:val="24"/>
+                <w:szCs w:val="24"/>
+                <w:lang w:val="en-US" w:eastAsia="zh-CN" w:bidi="ar-SA"/>
+              </w:rPr>
+              <w:t>《阿里巴巴 Java 开发手册》</w:t>
+            </w:r>
+          </w:p>
+        </w:tc>
+        <w:tc>
+          <w:tcPr>
+            <w:tcW w:w="0" w:type="auto"/>
+            <w:tcBorders>
+              <w:top w:val="nil"/>
+              <w:left w:val="nil"/>
+              <w:bottom w:val="nil"/>
+              <w:right w:val="single" w:color="auto" w:sz="2" w:space="0"/>
+            </w:tcBorders>
+            <w:shd w:val="clear" w:color="auto" w:fill="auto"/>
+            <w:tcMar>
+              <w:top w:w="120" w:type="dxa"/>
+              <w:left w:w="180" w:type="dxa"/>
+              <w:bottom w:w="120" w:type="dxa"/>
+              <w:right w:w="180" w:type="dxa"/>
+            </w:tcMar>
+            <w:vAlign w:val="center"/>
+          </w:tcPr>
+          <w:p>
+            <w:pPr>
+              <w:keepNext w:val="0"/>
+              <w:keepLines w:val="0"/>
+              <w:widowControl/>
+              <w:suppressLineNumbers w:val="0"/>
+              <w:spacing w:before="0" w:beforeAutospacing="0" w:after="0" w:afterAutospacing="0" w:line="280" w:lineRule="atLeast"/>
+              <w:ind w:left="0" w:right="0" w:firstLine="0"/>
+              <w:jc w:val="left"/>
+              <w:rPr>
+                <w:rFonts w:hint="default" w:cs="Times New Roman" w:asciiTheme="minorEastAsia" w:hAnsiTheme="minorEastAsia" w:eastAsiaTheme="minorEastAsia"/>
+                <w:b w:val="0"/>
+                <w:bCs w:val="0"/>
+                <w:kern w:val="2"/>
+                <w:sz w:val="24"/>
+                <w:szCs w:val="24"/>
+                <w:lang w:val="en-US" w:eastAsia="zh-CN" w:bidi="ar-SA"/>
+              </w:rPr>
+            </w:pPr>
+            <w:r>
+              <w:rPr>
+                <w:rFonts w:hint="default" w:cs="Times New Roman" w:asciiTheme="minorEastAsia" w:hAnsiTheme="minorEastAsia" w:eastAsiaTheme="minorEastAsia"/>
+                <w:b w:val="0"/>
+                <w:bCs w:val="0"/>
+                <w:kern w:val="2"/>
+                <w:sz w:val="24"/>
+                <w:szCs w:val="24"/>
+                <w:lang w:val="en-US" w:eastAsia="zh-CN" w:bidi="ar-SA"/>
+              </w:rPr>
+              <w:t>阿里巴巴集团</w:t>
+            </w:r>
+          </w:p>
+        </w:tc>
+        <w:tc>
+          <w:tcPr>
+            <w:tcW w:w="0" w:type="auto"/>
+            <w:tcBorders>
+              <w:top w:val="nil"/>
+              <w:left w:val="nil"/>
+              <w:bottom w:val="nil"/>
+              <w:right w:val="single" w:color="auto" w:sz="2" w:space="0"/>
+            </w:tcBorders>
+            <w:shd w:val="clear" w:color="auto" w:fill="auto"/>
+            <w:tcMar>
+              <w:top w:w="120" w:type="dxa"/>
+              <w:left w:w="180" w:type="dxa"/>
+              <w:bottom w:w="120" w:type="dxa"/>
+              <w:right w:w="180" w:type="dxa"/>
+            </w:tcMar>
+            <w:vAlign w:val="center"/>
+          </w:tcPr>
+          <w:p>
+            <w:pPr>
+              <w:keepNext w:val="0"/>
+              <w:keepLines w:val="0"/>
+              <w:widowControl/>
+              <w:suppressLineNumbers w:val="0"/>
+              <w:spacing w:before="0" w:beforeAutospacing="0" w:after="0" w:afterAutospacing="0" w:line="280" w:lineRule="atLeast"/>
+              <w:ind w:left="0" w:right="0" w:firstLine="0"/>
+              <w:jc w:val="left"/>
+              <w:rPr>
+                <w:rFonts w:hint="default" w:cs="Times New Roman" w:asciiTheme="minorEastAsia" w:hAnsiTheme="minorEastAsia" w:eastAsiaTheme="minorEastAsia"/>
+                <w:b w:val="0"/>
+                <w:bCs w:val="0"/>
+                <w:kern w:val="2"/>
+                <w:sz w:val="24"/>
+                <w:szCs w:val="24"/>
+                <w:lang w:val="en-US" w:eastAsia="zh-CN" w:bidi="ar-SA"/>
+              </w:rPr>
+            </w:pPr>
+            <w:r>
+              <w:rPr>
+                <w:rFonts w:hint="default" w:cs="Times New Roman" w:asciiTheme="minorEastAsia" w:hAnsiTheme="minorEastAsia" w:eastAsiaTheme="minorEastAsia"/>
+                <w:b w:val="0"/>
+                <w:bCs w:val="0"/>
+                <w:kern w:val="2"/>
+                <w:sz w:val="24"/>
+                <w:szCs w:val="24"/>
+                <w:lang w:val="en-US" w:eastAsia="zh-CN" w:bidi="ar-SA"/>
+              </w:rPr>
+              <w:t>泰山版</w:t>
+            </w:r>
+          </w:p>
+        </w:tc>
+        <w:tc>
+          <w:tcPr>
+            <w:tcW w:w="0" w:type="auto"/>
+            <w:tcBorders>
+              <w:top w:val="nil"/>
+              <w:left w:val="nil"/>
+              <w:bottom w:val="nil"/>
+              <w:right w:val="single" w:color="auto" w:sz="2" w:space="0"/>
+            </w:tcBorders>
+            <w:shd w:val="clear" w:color="auto" w:fill="auto"/>
+            <w:tcMar>
+              <w:top w:w="120" w:type="dxa"/>
+              <w:left w:w="180" w:type="dxa"/>
+              <w:bottom w:w="120" w:type="dxa"/>
+              <w:right w:w="180" w:type="dxa"/>
+            </w:tcMar>
+            <w:vAlign w:val="center"/>
+          </w:tcPr>
+          <w:p>
+            <w:pPr>
+              <w:keepNext w:val="0"/>
+              <w:keepLines w:val="0"/>
+              <w:widowControl/>
+              <w:suppressLineNumbers w:val="0"/>
+              <w:spacing w:before="0" w:beforeAutospacing="0" w:after="0" w:afterAutospacing="0" w:line="280" w:lineRule="atLeast"/>
+              <w:ind w:left="0" w:right="0" w:firstLine="0"/>
+              <w:jc w:val="left"/>
+              <w:rPr>
+                <w:rFonts w:hint="default" w:cs="Times New Roman" w:asciiTheme="minorEastAsia" w:hAnsiTheme="minorEastAsia" w:eastAsiaTheme="minorEastAsia"/>
+                <w:b w:val="0"/>
+                <w:bCs w:val="0"/>
+                <w:kern w:val="2"/>
+                <w:sz w:val="24"/>
+                <w:szCs w:val="24"/>
+                <w:lang w:val="en-US" w:eastAsia="zh-CN" w:bidi="ar-SA"/>
+              </w:rPr>
+            </w:pPr>
+            <w:r>
+              <w:rPr>
+                <w:rFonts w:hint="default" w:cs="Times New Roman" w:asciiTheme="minorEastAsia" w:hAnsiTheme="minorEastAsia" w:eastAsiaTheme="minorEastAsia"/>
+                <w:b w:val="0"/>
+                <w:bCs w:val="0"/>
+                <w:kern w:val="2"/>
+                <w:sz w:val="24"/>
+                <w:szCs w:val="24"/>
+                <w:lang w:val="en-US" w:eastAsia="zh-CN" w:bidi="ar-SA"/>
+              </w:rPr>
+              <w:t>2023 年</w:t>
+            </w:r>
+          </w:p>
+        </w:tc>
+        <w:tc>
+          <w:tcPr>
+            <w:tcW w:w="2531" w:type="dxa"/>
+            <w:tcBorders>
+              <w:top w:val="nil"/>
+              <w:left w:val="nil"/>
+              <w:bottom w:val="nil"/>
+              <w:right w:val="nil"/>
+            </w:tcBorders>
+            <w:shd w:val="clear" w:color="auto" w:fill="auto"/>
+            <w:tcMar>
+              <w:top w:w="120" w:type="dxa"/>
+              <w:left w:w="180" w:type="dxa"/>
+              <w:bottom w:w="120" w:type="dxa"/>
+              <w:right w:w="180" w:type="dxa"/>
+            </w:tcMar>
+            <w:vAlign w:val="center"/>
+          </w:tcPr>
+          <w:p>
+            <w:pPr>
+              <w:keepNext w:val="0"/>
+              <w:keepLines w:val="0"/>
+              <w:widowControl/>
+              <w:suppressLineNumbers w:val="0"/>
+              <w:spacing w:before="0" w:beforeAutospacing="0" w:after="0" w:afterAutospacing="0" w:line="280" w:lineRule="atLeast"/>
+              <w:ind w:left="0" w:right="0" w:firstLine="0"/>
+              <w:jc w:val="left"/>
+              <w:rPr>
+                <w:rFonts w:hint="default" w:cs="Times New Roman" w:asciiTheme="minorEastAsia" w:hAnsiTheme="minorEastAsia" w:eastAsiaTheme="minorEastAsia"/>
+                <w:b w:val="0"/>
+                <w:bCs w:val="0"/>
+                <w:kern w:val="2"/>
+                <w:sz w:val="24"/>
+                <w:szCs w:val="24"/>
+                <w:lang w:val="en-US" w:eastAsia="zh-CN" w:bidi="ar-SA"/>
+              </w:rPr>
+            </w:pPr>
+            <w:r>
+              <w:rPr>
+                <w:rFonts w:hint="default" w:cs="Times New Roman" w:asciiTheme="minorEastAsia" w:hAnsiTheme="minorEastAsia" w:eastAsiaTheme="minorEastAsia"/>
+                <w:b w:val="0"/>
+                <w:bCs w:val="0"/>
+                <w:kern w:val="2"/>
+                <w:sz w:val="24"/>
+                <w:szCs w:val="24"/>
+                <w:lang w:val="en-US" w:eastAsia="zh-CN" w:bidi="ar-SA"/>
+              </w:rPr>
               <w:t>编码规范、命名标准</w:t>
             </w:r>
           </w:p>
@@ -6460,8 +6476,8 @@
           <w:lang w:val="en-US" w:eastAsia="zh-CN" w:bidi="ar-SA"/>
         </w:rPr>
       </w:pPr>
-      <w:bookmarkStart w:id="34" w:name="_Toc116049870"/>
-      <w:bookmarkStart w:id="35" w:name="_Toc20227"/>
+      <w:bookmarkStart w:id="34" w:name="_Toc20227"/>
+      <w:bookmarkStart w:id="35" w:name="_Toc116049870"/>
       <w:r>
         <w:rPr>
           <w:rFonts w:hint="default" w:ascii="宋体" w:hAnsi="宋体" w:eastAsia="宋体" w:cs="宋体"/>
@@ -8599,7 +8615,6 @@
             <w:insideH w:val="none" w:color="auto" w:sz="0" w:space="0"/>
             <w:insideV w:val="none" w:color="auto" w:sz="0" w:space="0"/>
           </w:tblBorders>
-          <w:shd w:val="clear" w:color="auto" w:fill="auto"/>
           <w:tblCellMar>
             <w:top w:w="0" w:type="dxa"/>
             <w:left w:w="0" w:type="dxa"/>
@@ -9268,7 +9283,6 @@
             <w:insideH w:val="none" w:color="auto" w:sz="0" w:space="0"/>
             <w:insideV w:val="none" w:color="auto" w:sz="0" w:space="0"/>
           </w:tblBorders>
-          <w:shd w:val="clear" w:color="auto" w:fill="auto"/>
           <w:tblCellMar>
             <w:top w:w="0" w:type="dxa"/>
             <w:left w:w="0" w:type="dxa"/>
@@ -9658,7 +9672,6 @@
             <w:insideH w:val="none" w:color="auto" w:sz="0" w:space="0"/>
             <w:insideV w:val="none" w:color="auto" w:sz="0" w:space="0"/>
           </w:tblBorders>
-          <w:shd w:val="clear" w:color="auto" w:fill="auto"/>
           <w:tblCellMar>
             <w:top w:w="0" w:type="dxa"/>
             <w:left w:w="0" w:type="dxa"/>
@@ -9857,8 +9870,8 @@
           <w:szCs w:val="24"/>
         </w:rPr>
       </w:pPr>
-      <w:bookmarkStart w:id="48" w:name="_Toc9415"/>
-      <w:bookmarkStart w:id="49" w:name="_Toc116049878"/>
+      <w:bookmarkStart w:id="48" w:name="_Toc116049878"/>
+      <w:bookmarkStart w:id="49" w:name="_Toc9415"/>
       <w:r>
         <w:rPr>
           <w:rFonts w:hint="eastAsia" w:ascii="Times New Roman" w:hAnsi="Times New Roman" w:eastAsia="宋体" w:cs="Times New Roman"/>
@@ -9898,8 +9911,8 @@
           <w:lang w:val="en-US" w:eastAsia="zh-CN" w:bidi="ar-SA"/>
         </w:rPr>
       </w:pPr>
-      <w:bookmarkStart w:id="52" w:name="_Toc27493"/>
-      <w:bookmarkStart w:id="53" w:name="_Toc116049880"/>
+      <w:bookmarkStart w:id="52" w:name="_Toc116049880"/>
+      <w:bookmarkStart w:id="53" w:name="_Toc27493"/>
       <w:r>
         <w:rPr>
           <w:rFonts w:hint="default" w:ascii="宋体" w:hAnsi="宋体" w:eastAsia="宋体" w:cs="宋体"/>
@@ -11066,7 +11079,6 @@
             <w:insideH w:val="none" w:color="auto" w:sz="0" w:space="0"/>
             <w:insideV w:val="none" w:color="auto" w:sz="0" w:space="0"/>
           </w:tblBorders>
-          <w:shd w:val="clear" w:color="auto" w:fill="auto"/>
           <w:tblCellMar>
             <w:top w:w="0" w:type="dxa"/>
             <w:left w:w="0" w:type="dxa"/>
@@ -11217,7 +11229,6 @@
             <w:insideH w:val="none" w:color="auto" w:sz="0" w:space="0"/>
             <w:insideV w:val="none" w:color="auto" w:sz="0" w:space="0"/>
           </w:tblBorders>
-          <w:shd w:val="clear" w:color="auto" w:fill="auto"/>
           <w:tblCellMar>
             <w:top w:w="0" w:type="dxa"/>
             <w:left w:w="0" w:type="dxa"/>
@@ -11368,7 +11379,6 @@
             <w:insideH w:val="none" w:color="auto" w:sz="0" w:space="0"/>
             <w:insideV w:val="none" w:color="auto" w:sz="0" w:space="0"/>
           </w:tblBorders>
-          <w:shd w:val="clear" w:color="auto" w:fill="auto"/>
           <w:tblCellMar>
             <w:top w:w="0" w:type="dxa"/>
             <w:left w:w="0" w:type="dxa"/>
@@ -13695,8 +13705,8 @@
           <w:lang w:eastAsia="zh-CN"/>
         </w:rPr>
       </w:pPr>
-      <w:bookmarkStart w:id="64" w:name="_Toc116049886"/>
-      <w:bookmarkStart w:id="65" w:name="_Toc29579"/>
+      <w:bookmarkStart w:id="64" w:name="_Toc29579"/>
+      <w:bookmarkStart w:id="65" w:name="_Toc116049886"/>
       <w:r>
         <w:rPr>
           <w:rFonts w:hint="eastAsia" w:cs="Times New Roman"/>
@@ -14548,6 +14558,7 @@
             <w:insideH w:val="none" w:color="auto" w:sz="0" w:space="0"/>
             <w:insideV w:val="none" w:color="auto" w:sz="0" w:space="0"/>
           </w:tblBorders>
+          <w:shd w:val="clear" w:color="auto" w:fill="auto"/>
           <w:tblCellMar>
             <w:top w:w="0" w:type="dxa"/>
             <w:left w:w="0" w:type="dxa"/>
